--- a/IPL-TeSP-PSI-MDS-2526-Template_Projeto.docx
+++ b/IPL-TeSP-PSI-MDS-2526-Template_Projeto.docx
@@ -7316,7 +7316,21 @@
                 <w:b w:val="0"/>
                 <w:bCs w:val="0"/>
               </w:rPr>
-              <w:t>Como membro do agregado familiar, quero autenticar-me com as minhas credenciais para que apenas utilizadores registados possam aceder à aplicação.</w:t>
+              <w:t xml:space="preserve">Como </w:t>
+            </w:r>
+            <w:r>
+              <w:rPr>
+                <w:b w:val="0"/>
+                <w:bCs w:val="0"/>
+              </w:rPr>
+              <w:t>utilizador</w:t>
+            </w:r>
+            <w:r>
+              <w:rPr>
+                <w:b w:val="0"/>
+                <w:bCs w:val="0"/>
+              </w:rPr>
+              <w:t>, quero autenticar-me com as minhas credenciais para que apenas utilizadores registados possam aceder à aplicação.</w:t>
             </w:r>
           </w:p>
           <w:p>
@@ -7472,7 +7486,21 @@
                 <w:b w:val="0"/>
                 <w:bCs w:val="0"/>
               </w:rPr>
-              <w:t>Como membro do agregado familiar, quero gerir os utilizadores da aplicação para que todos os membros possam ter acesso ao sistema.</w:t>
+              <w:t>Como</w:t>
+            </w:r>
+            <w:r>
+              <w:rPr>
+                <w:b w:val="0"/>
+                <w:bCs w:val="0"/>
+              </w:rPr>
+              <w:t xml:space="preserve"> utilizador</w:t>
+            </w:r>
+            <w:r>
+              <w:rPr>
+                <w:b w:val="0"/>
+                <w:bCs w:val="0"/>
+              </w:rPr>
+              <w:t>, quero gerir os utilizadores da aplicação para que todos os membros possam ter acesso ao sistema.</w:t>
             </w:r>
           </w:p>
           <w:p>
@@ -7639,7 +7667,21 @@
                 <w:b w:val="0"/>
                 <w:bCs w:val="0"/>
               </w:rPr>
-              <w:t>Como membro do agregado familiar, quero gerir os tipos de artigo para que os artigos possam estar organizados por categorias.</w:t>
+              <w:t xml:space="preserve">Como </w:t>
+            </w:r>
+            <w:r>
+              <w:rPr>
+                <w:b w:val="0"/>
+                <w:bCs w:val="0"/>
+              </w:rPr>
+              <w:t>utilizador</w:t>
+            </w:r>
+            <w:r>
+              <w:rPr>
+                <w:b w:val="0"/>
+                <w:bCs w:val="0"/>
+              </w:rPr>
+              <w:t>, quero gerir os tipos de artigo para que os artigos possam estar organizados por categorias.</w:t>
             </w:r>
           </w:p>
           <w:p>
@@ -7805,7 +7847,21 @@
                 <w:b w:val="0"/>
                 <w:bCs w:val="0"/>
               </w:rPr>
-              <w:t>Como membro do agregado familiar, quero gerir os artigos disponíveis para que possam ser utilizados no planeamento e execução de compras.</w:t>
+              <w:t xml:space="preserve">Como </w:t>
+            </w:r>
+            <w:r>
+              <w:rPr>
+                <w:b w:val="0"/>
+                <w:bCs w:val="0"/>
+              </w:rPr>
+              <w:t>utilizador</w:t>
+            </w:r>
+            <w:r>
+              <w:rPr>
+                <w:b w:val="0"/>
+                <w:bCs w:val="0"/>
+              </w:rPr>
+              <w:t>, quero gerir os artigos disponíveis para que possam ser utilizados no planeamento e execução de compras.</w:t>
             </w:r>
           </w:p>
           <w:p>
@@ -7985,7 +8041,21 @@
                 <w:b w:val="0"/>
                 <w:bCs w:val="0"/>
               </w:rPr>
-              <w:t>Como membro do agregado familiar, quero definir e gerir o orçamento mensal para que exista um limite de despesa controlado para as compras do mês.</w:t>
+              <w:t>Como</w:t>
+            </w:r>
+            <w:r>
+              <w:rPr>
+                <w:b w:val="0"/>
+                <w:bCs w:val="0"/>
+              </w:rPr>
+              <w:t xml:space="preserve"> utilizador</w:t>
+            </w:r>
+            <w:r>
+              <w:rPr>
+                <w:b w:val="0"/>
+                <w:bCs w:val="0"/>
+              </w:rPr>
+              <w:t>, quero definir e gerir o orçamento mensal para que exista um limite de despesa controlado para as compras do mês.</w:t>
             </w:r>
           </w:p>
           <w:p>
@@ -8168,7 +8238,21 @@
                 <w:b w:val="0"/>
                 <w:bCs w:val="0"/>
               </w:rPr>
-              <w:t>Como membro do agregado familiar, quero criar uma lista de compras com artigos e quantidades previstas para que a compra possa ser organizada antecipadamente.</w:t>
+              <w:t xml:space="preserve">Como </w:t>
+            </w:r>
+            <w:r>
+              <w:rPr>
+                <w:b w:val="0"/>
+                <w:bCs w:val="0"/>
+              </w:rPr>
+              <w:t>utilizador</w:t>
+            </w:r>
+            <w:r>
+              <w:rPr>
+                <w:b w:val="0"/>
+                <w:bCs w:val="0"/>
+              </w:rPr>
+              <w:t>, quero criar uma lista de compras com artigos e quantidades previstas para que a compra possa ser organizada antecipadamente.</w:t>
             </w:r>
           </w:p>
           <w:p>
@@ -8349,7 +8433,21 @@
                 <w:b w:val="0"/>
                 <w:bCs w:val="0"/>
               </w:rPr>
-              <w:t>Como membro do agregado familiar, quero visualizar todas as minhas compras e filtrá-las por estado para que possa gerir facilmente as compras em aberto e as fechadas.</w:t>
+              <w:t xml:space="preserve">Como </w:t>
+            </w:r>
+            <w:r>
+              <w:rPr>
+                <w:b w:val="0"/>
+                <w:bCs w:val="0"/>
+              </w:rPr>
+              <w:t>utilizador</w:t>
+            </w:r>
+            <w:r>
+              <w:rPr>
+                <w:b w:val="0"/>
+                <w:bCs w:val="0"/>
+              </w:rPr>
+              <w:t>, quero visualizar todas as minhas compras e filtrá-las por estado para que possa gerir facilmente as compras em aberto e as fechadas.</w:t>
             </w:r>
           </w:p>
           <w:p>
@@ -8523,7 +8621,21 @@
                 <w:b w:val="0"/>
                 <w:bCs w:val="0"/>
               </w:rPr>
-              <w:t>Como membro do agregado familiar, quero editar uma compra que ainda não foi fechada para que possa ajustar os itens planeados antes de ir às compras.</w:t>
+              <w:t>Co</w:t>
+            </w:r>
+            <w:r>
+              <w:rPr>
+                <w:b w:val="0"/>
+                <w:bCs w:val="0"/>
+              </w:rPr>
+              <w:t>mo utilizador</w:t>
+            </w:r>
+            <w:r>
+              <w:rPr>
+                <w:b w:val="0"/>
+                <w:bCs w:val="0"/>
+              </w:rPr>
+              <w:t>, quero editar uma compra que ainda não foi fechada para que possa ajustar os itens planeados antes de ir às compras.</w:t>
             </w:r>
           </w:p>
           <w:p>
@@ -8721,7 +8833,21 @@
                 <w:b w:val="0"/>
                 <w:bCs w:val="0"/>
               </w:rPr>
-              <w:t>Como membro do agregado familiar, quero registar os artigos que estou a adquirir com quantidade e preço unitário para que a compra fique devidamente documentada.</w:t>
+              <w:t xml:space="preserve">Como </w:t>
+            </w:r>
+            <w:r>
+              <w:rPr>
+                <w:b w:val="0"/>
+                <w:bCs w:val="0"/>
+              </w:rPr>
+              <w:t>utilizador</w:t>
+            </w:r>
+            <w:r>
+              <w:rPr>
+                <w:b w:val="0"/>
+                <w:bCs w:val="0"/>
+              </w:rPr>
+              <w:t>, quero registar os artigos que estou a adquirir com quantidade e preço unitário para que a compra fique devidamente documentada.</w:t>
             </w:r>
           </w:p>
           <w:p>
@@ -8915,7 +9041,21 @@
                 <w:b w:val="0"/>
                 <w:bCs w:val="0"/>
               </w:rPr>
-              <w:t>Como membro do agregado familiar, quero adicionar artigos não planeados durante a compra para que despesas imprevistas também fiquem registadas.</w:t>
+              <w:t xml:space="preserve">Como </w:t>
+            </w:r>
+            <w:r>
+              <w:rPr>
+                <w:b w:val="0"/>
+                <w:bCs w:val="0"/>
+              </w:rPr>
+              <w:t>utilizador</w:t>
+            </w:r>
+            <w:r>
+              <w:rPr>
+                <w:b w:val="0"/>
+                <w:bCs w:val="0"/>
+              </w:rPr>
+              <w:t>, quero adicionar artigos não planeados durante a compra para que despesas imprevistas também fiquem registadas.</w:t>
             </w:r>
           </w:p>
           <w:p>
@@ -9042,14 +9182,7 @@
                 <w:b w:val="0"/>
                 <w:bCs w:val="0"/>
               </w:rPr>
-              <w:t>1</w:t>
-            </w:r>
-            <w:r>
-              <w:rPr>
-                <w:b w:val="0"/>
-                <w:bCs w:val="0"/>
-              </w:rPr>
-              <w:t>1</w:t>
+              <w:t>11</w:t>
             </w:r>
             <w:r>
               <w:rPr>
@@ -9063,14 +9196,7 @@
                 <w:b w:val="0"/>
                 <w:bCs w:val="0"/>
               </w:rPr>
-              <w:t xml:space="preserve"> </w:t>
-            </w:r>
-            <w:r>
-              <w:rPr>
-                <w:b w:val="0"/>
-                <w:bCs w:val="0"/>
-              </w:rPr>
-              <w:t>Fechar uma compra</w:t>
+              <w:t xml:space="preserve"> Fechar uma compra</w:t>
             </w:r>
           </w:p>
         </w:tc>
@@ -9120,7 +9246,21 @@
                 <w:b w:val="0"/>
                 <w:bCs w:val="0"/>
               </w:rPr>
-              <w:t>Como membro do agregado familiar, quero fechar uma compra concluída para que fique registada como finalizada e não possa ser alterada.</w:t>
+              <w:t xml:space="preserve">Como </w:t>
+            </w:r>
+            <w:r>
+              <w:rPr>
+                <w:b w:val="0"/>
+                <w:bCs w:val="0"/>
+              </w:rPr>
+              <w:t>utilizador</w:t>
+            </w:r>
+            <w:r>
+              <w:rPr>
+                <w:b w:val="0"/>
+                <w:bCs w:val="0"/>
+              </w:rPr>
+              <w:t>, quero fechar uma compra concluída para que fique registada como finalizada e não possa ser alterada.</w:t>
             </w:r>
           </w:p>
           <w:p>
@@ -9227,14 +9367,7 @@
                 <w:b w:val="0"/>
                 <w:bCs w:val="0"/>
               </w:rPr>
-              <w:t>1</w:t>
-            </w:r>
-            <w:r>
-              <w:rPr>
-                <w:b w:val="0"/>
-                <w:bCs w:val="0"/>
-              </w:rPr>
-              <w:t>2</w:t>
+              <w:t>12</w:t>
             </w:r>
             <w:r>
               <w:rPr>
@@ -9305,7 +9438,21 @@
                 <w:b w:val="0"/>
                 <w:bCs w:val="0"/>
               </w:rPr>
-              <w:t>Como membro do agregado familiar, quero exportar as minhas compras fechadas para um ficheiro CSV para que possa analisar os dados externamente.</w:t>
+              <w:t xml:space="preserve">Como </w:t>
+            </w:r>
+            <w:r>
+              <w:rPr>
+                <w:b w:val="0"/>
+                <w:bCs w:val="0"/>
+              </w:rPr>
+              <w:t>utilizador</w:t>
+            </w:r>
+            <w:r>
+              <w:rPr>
+                <w:b w:val="0"/>
+                <w:bCs w:val="0"/>
+              </w:rPr>
+              <w:t>, quero exportar as minhas compras fechadas para um ficheiro CSV para que possa analisar os dados externamente.</w:t>
             </w:r>
           </w:p>
           <w:p>
@@ -9410,14 +9557,7 @@
                 <w:b w:val="0"/>
                 <w:bCs w:val="0"/>
               </w:rPr>
-              <w:t>1</w:t>
-            </w:r>
-            <w:r>
-              <w:rPr>
-                <w:b w:val="0"/>
-                <w:bCs w:val="0"/>
-              </w:rPr>
-              <w:t>3</w:t>
+              <w:t>13</w:t>
             </w:r>
             <w:r>
               <w:rPr>
@@ -9431,14 +9571,7 @@
                 <w:b w:val="0"/>
                 <w:bCs w:val="0"/>
               </w:rPr>
-              <w:t xml:space="preserve"> </w:t>
-            </w:r>
-            <w:r>
-              <w:rPr>
-                <w:b w:val="0"/>
-                <w:bCs w:val="0"/>
-              </w:rPr>
-              <w:t>Consultar estatísticas de orçamento</w:t>
+              <w:t xml:space="preserve"> Consultar estatísticas de orçamento</w:t>
             </w:r>
           </w:p>
         </w:tc>
@@ -9488,7 +9621,21 @@
                 <w:b w:val="0"/>
                 <w:bCs w:val="0"/>
               </w:rPr>
-              <w:t>Como membro do agregado familiar, quero consultar os valores de orçamento e total gasto por mês para que possa acompanhar a evolução das despesas ao longo do tempo.</w:t>
+              <w:t>Como</w:t>
+            </w:r>
+            <w:r>
+              <w:rPr>
+                <w:b w:val="0"/>
+                <w:bCs w:val="0"/>
+              </w:rPr>
+              <w:t xml:space="preserve"> utilizador</w:t>
+            </w:r>
+            <w:r>
+              <w:rPr>
+                <w:b w:val="0"/>
+                <w:bCs w:val="0"/>
+              </w:rPr>
+              <w:t>, quero consultar os valores de orçamento e total gasto por mês para que possa acompanhar a evolução das despesas ao longo do tempo.</w:t>
             </w:r>
           </w:p>
           <w:p>
@@ -9575,14 +9722,7 @@
                 <w:b w:val="0"/>
                 <w:bCs w:val="0"/>
               </w:rPr>
-              <w:t>1</w:t>
-            </w:r>
-            <w:r>
-              <w:rPr>
-                <w:b w:val="0"/>
-                <w:bCs w:val="0"/>
-              </w:rPr>
-              <w:t>4</w:t>
+              <w:t>14</w:t>
             </w:r>
             <w:r>
               <w:rPr>
@@ -9653,7 +9793,21 @@
                 <w:b w:val="0"/>
                 <w:bCs w:val="0"/>
               </w:rPr>
-              <w:t>Como membro do agregado familiar, quero ver a percentagem de artigos previstos e não previstos por compra fechada para que possa avaliar a qualidade do meu planeamento.</w:t>
+              <w:t xml:space="preserve">Como </w:t>
+            </w:r>
+            <w:r>
+              <w:rPr>
+                <w:b w:val="0"/>
+                <w:bCs w:val="0"/>
+              </w:rPr>
+              <w:t>utilizador</w:t>
+            </w:r>
+            <w:r>
+              <w:rPr>
+                <w:b w:val="0"/>
+                <w:bCs w:val="0"/>
+              </w:rPr>
+              <w:t>, quero ver a percentagem de artigos previstos e não previstos por compra fechada para que possa avaliar a qualidade do meu planeamento.</w:t>
             </w:r>
           </w:p>
           <w:p>
@@ -9807,7 +9961,21 @@
                 <w:b w:val="0"/>
                 <w:bCs w:val="0"/>
               </w:rPr>
-              <w:t>Como membro do agregado familiar, quero receber uma sugestão de orçamento baseada nos meses anteriores para que possa definir um valor mais informado.</w:t>
+              <w:t xml:space="preserve">Como </w:t>
+            </w:r>
+            <w:r>
+              <w:rPr>
+                <w:b w:val="0"/>
+                <w:bCs w:val="0"/>
+              </w:rPr>
+              <w:t>utilizador</w:t>
+            </w:r>
+            <w:r>
+              <w:rPr>
+                <w:b w:val="0"/>
+                <w:bCs w:val="0"/>
+              </w:rPr>
+              <w:t>, quero receber uma sugestão de orçamento baseada nos meses anteriores para que possa definir um valor mais informado.</w:t>
             </w:r>
           </w:p>
           <w:p>
@@ -9894,14 +10062,7 @@
                 <w:b w:val="0"/>
                 <w:bCs w:val="0"/>
               </w:rPr>
-              <w:t>1</w:t>
-            </w:r>
-            <w:r>
-              <w:rPr>
-                <w:b w:val="0"/>
-                <w:bCs w:val="0"/>
-              </w:rPr>
-              <w:t>6</w:t>
+              <w:t>16</w:t>
             </w:r>
             <w:r>
               <w:rPr>
@@ -9972,7 +10133,21 @@
                 <w:b w:val="0"/>
                 <w:bCs w:val="0"/>
               </w:rPr>
-              <w:t>Como membro do agregado familiar, quero receber uma sugestão de lista de compras baseada na semana atual do mês para que possa planear as compras de forma mais eficiente.</w:t>
+              <w:t xml:space="preserve">Como </w:t>
+            </w:r>
+            <w:r>
+              <w:rPr>
+                <w:b w:val="0"/>
+                <w:bCs w:val="0"/>
+              </w:rPr>
+              <w:t>utilizador</w:t>
+            </w:r>
+            <w:r>
+              <w:rPr>
+                <w:b w:val="0"/>
+                <w:bCs w:val="0"/>
+              </w:rPr>
+              <w:t>, quero receber uma sugestão de lista de compras baseada na semana atual do mês para que possa planear as compras de forma mais eficiente.</w:t>
             </w:r>
           </w:p>
           <w:p>
@@ -10332,22 +10507,13 @@
               <w:cnfStyle w:val="000000100000" w:firstRow="0" w:lastRow="0" w:firstColumn="0" w:lastColumn="0" w:oddVBand="0" w:evenVBand="0" w:oddHBand="1" w:evenHBand="0" w:firstRowFirstColumn="0" w:firstRowLastColumn="0" w:lastRowFirstColumn="0" w:lastRowLastColumn="0"/>
             </w:pPr>
             <w:r>
-              <w:rPr>
-                <w:highlight w:val="yellow"/>
-              </w:rPr>
-              <w:t>&lt;</w:t>
-            </w:r>
-            <w:r>
-              <w:rPr>
-                <w:highlight w:val="yellow"/>
-              </w:rPr>
-              <w:t>1 de Maio de 20xx</w:t>
-            </w:r>
-            <w:r>
-              <w:rPr>
-                <w:highlight w:val="yellow"/>
-              </w:rPr>
-              <w:t>&gt;</w:t>
+              <w:t>6</w:t>
+            </w:r>
+            <w:r>
+              <w:t xml:space="preserve"> de Maio de 20</w:t>
+            </w:r>
+            <w:r>
+              <w:t>26</w:t>
             </w:r>
           </w:p>
         </w:tc>
@@ -10368,27 +10534,16 @@
               <w:t>Sprint Backlog</w:t>
             </w:r>
             <w:r>
-              <w:t xml:space="preserve">: </w:t>
-            </w:r>
-            <w:r>
-              <w:rPr>
-                <w:b w:val="0"/>
-                <w:bCs w:val="0"/>
-                <w:highlight w:val="yellow"/>
-              </w:rPr>
-              <w:t>&lt;retirar do jira tal como na imagem:&gt;</w:t>
-            </w:r>
-          </w:p>
-          <w:p>
-            <w:r>
-              <w:rPr>
-                <w:noProof/>
-              </w:rPr>
+              <w:t>:</w:t>
+            </w:r>
+          </w:p>
+          <w:p>
+            <w:r>
               <w:drawing>
-                <wp:inline distT="0" distB="0" distL="0" distR="0" wp14:anchorId="08DD57DF" wp14:editId="2E80B405">
-                  <wp:extent cx="6120130" cy="1844040"/>
-                  <wp:effectExtent l="0" t="0" r="1270" b="0"/>
-                  <wp:docPr id="15" name="Picture 15" descr="Graphical user interface, application&#10;&#10;Description automatically generated"/>
+                <wp:inline distT="0" distB="0" distL="0" distR="0" wp14:anchorId="39371D5E" wp14:editId="126E843B">
+                  <wp:extent cx="6120130" cy="1384300"/>
+                  <wp:effectExtent l="0" t="0" r="0" b="6350"/>
+                  <wp:docPr id="1503144944" name="Picture 1"/>
                   <wp:cNvGraphicFramePr>
                     <a:graphicFrameLocks xmlns:a="http://schemas.openxmlformats.org/drawingml/2006/main" noChangeAspect="1"/>
                   </wp:cNvGraphicFramePr>
@@ -10396,7 +10551,7 @@
                     <a:graphicData uri="http://schemas.openxmlformats.org/drawingml/2006/picture">
                       <pic:pic xmlns:pic="http://schemas.openxmlformats.org/drawingml/2006/picture">
                         <pic:nvPicPr>
-                          <pic:cNvPr id="15" name="Picture 15" descr="Graphical user interface, application&#10;&#10;Description automatically generated"/>
+                          <pic:cNvPr id="1503144944" name=""/>
                           <pic:cNvPicPr/>
                         </pic:nvPicPr>
                         <pic:blipFill>
@@ -10408,7 +10563,7 @@
                         <pic:spPr>
                           <a:xfrm>
                             <a:off x="0" y="0"/>
-                            <a:ext cx="6120130" cy="1844040"/>
+                            <a:ext cx="6120130" cy="1384300"/>
                           </a:xfrm>
                           <a:prstGeom prst="rect">
                             <a:avLst/>
@@ -10512,21 +10667,18 @@
               <w:cnfStyle w:val="000000100000" w:firstRow="0" w:lastRow="0" w:firstColumn="0" w:lastColumn="0" w:oddVBand="0" w:evenVBand="0" w:oddHBand="1" w:evenHBand="0" w:firstRowFirstColumn="0" w:firstRowLastColumn="0" w:lastRowFirstColumn="0" w:lastRowLastColumn="0"/>
             </w:pPr>
             <w:r>
-              <w:rPr>
-                <w:highlight w:val="yellow"/>
-              </w:rPr>
               <w:t>&lt;</w:t>
             </w:r>
             <w:r>
-              <w:rPr>
-                <w:highlight w:val="yellow"/>
-              </w:rPr>
-              <w:t>1 de Maio de 20xx</w:t>
-            </w:r>
-            <w:r>
-              <w:rPr>
-                <w:highlight w:val="yellow"/>
-              </w:rPr>
+              <w:t>6</w:t>
+            </w:r>
+            <w:r>
+              <w:t xml:space="preserve"> de Maio de 20</w:t>
+            </w:r>
+            <w:r>
+              <w:t>26</w:t>
+            </w:r>
+            <w:r>
               <w:t>&gt;</w:t>
             </w:r>
           </w:p>
@@ -10548,10 +10700,7 @@
               </w:rPr>
             </w:pPr>
             <w:r>
-              <w:rPr>
-                <w:highlight w:val="yellow"/>
-              </w:rPr>
-              <w:t>&lt;nome do membro 1 da equipa&gt;</w:t>
+              <w:t>Thomaz</w:t>
             </w:r>
           </w:p>
           <w:p>
@@ -10574,7 +10723,7 @@
                 <w:bCs w:val="0"/>
                 <w:u w:val="single"/>
               </w:rPr>
-              <w:t>O que fez na semana anterior</w:t>
+              <w:t>O que vai fazer esta semana</w:t>
             </w:r>
             <w:r>
               <w:rPr>
@@ -10582,6 +10731,72 @@
                 <w:bCs w:val="0"/>
               </w:rPr>
               <w:t xml:space="preserve">: </w:t>
+            </w:r>
+          </w:p>
+          <w:p>
+            <w:pPr>
+              <w:pStyle w:val="ListParagraph"/>
+              <w:numPr>
+                <w:ilvl w:val="2"/>
+                <w:numId w:val="33"/>
+              </w:numPr>
+              <w:contextualSpacing w:val="0"/>
+              <w:jc w:val="left"/>
+              <w:rPr>
+                <w:b w:val="0"/>
+                <w:bCs w:val="0"/>
+              </w:rPr>
+            </w:pPr>
+            <w:r>
+              <w:rPr>
+                <w:b w:val="0"/>
+                <w:bCs w:val="0"/>
+              </w:rPr>
+              <w:t>Criação do GitHub para o projeto</w:t>
+            </w:r>
+          </w:p>
+          <w:p>
+            <w:pPr>
+              <w:pStyle w:val="ListParagraph"/>
+              <w:numPr>
+                <w:ilvl w:val="2"/>
+                <w:numId w:val="33"/>
+              </w:numPr>
+              <w:contextualSpacing w:val="0"/>
+              <w:jc w:val="left"/>
+              <w:rPr>
+                <w:b w:val="0"/>
+                <w:bCs w:val="0"/>
+              </w:rPr>
+            </w:pPr>
+            <w:r>
+              <w:rPr>
+                <w:b w:val="0"/>
+                <w:bCs w:val="0"/>
+              </w:rPr>
+              <w:t xml:space="preserve">Criação das User Stories e dos respetivos critérios de aceitação </w:t>
+            </w:r>
+          </w:p>
+          <w:p>
+            <w:pPr>
+              <w:pStyle w:val="ListParagraph"/>
+              <w:numPr>
+                <w:ilvl w:val="2"/>
+                <w:numId w:val="33"/>
+              </w:numPr>
+              <w:contextualSpacing w:val="0"/>
+              <w:jc w:val="left"/>
+              <w:rPr>
+                <w:b w:val="0"/>
+                <w:bCs w:val="0"/>
+              </w:rPr>
+            </w:pPr>
+            <w:r>
+              <w:rPr>
+                <w:b w:val="0"/>
+                <w:bCs w:val="0"/>
+              </w:rPr>
+              <w:t>Desenvolvimento da estrutura base do projeto</w:t>
             </w:r>
           </w:p>
           <w:p>
@@ -10604,22 +10819,29 @@
                 <w:bCs w:val="0"/>
                 <w:u w:val="single"/>
               </w:rPr>
-              <w:t>O que vai fazer esta semana</w:t>
-            </w:r>
-            <w:r>
-              <w:rPr>
-                <w:b w:val="0"/>
-                <w:bCs w:val="0"/>
-              </w:rPr>
-              <w:t xml:space="preserve">: </w:t>
+              <w:t>Dificuldades que prevê</w:t>
+            </w:r>
+            <w:r>
+              <w:rPr>
+                <w:b w:val="0"/>
+                <w:bCs w:val="0"/>
+              </w:rPr>
+              <w:t>:</w:t>
+            </w:r>
+            <w:r>
+              <w:rPr>
+                <w:b w:val="0"/>
+                <w:bCs w:val="0"/>
+              </w:rPr>
+              <w:t xml:space="preserve"> </w:t>
             </w:r>
           </w:p>
           <w:p>
             <w:pPr>
               <w:pStyle w:val="ListParagraph"/>
               <w:numPr>
-                <w:ilvl w:val="0"/>
-                <w:numId w:val="12"/>
+                <w:ilvl w:val="2"/>
+                <w:numId w:val="34"/>
               </w:numPr>
               <w:contextualSpacing w:val="0"/>
               <w:jc w:val="left"/>
@@ -10632,16 +10854,8 @@
               <w:rPr>
                 <w:b w:val="0"/>
                 <w:bCs w:val="0"/>
-                <w:u w:val="single"/>
-              </w:rPr>
-              <w:t>Dificuldades que prevê</w:t>
-            </w:r>
-            <w:r>
-              <w:rPr>
-                <w:b w:val="0"/>
-                <w:bCs w:val="0"/>
-              </w:rPr>
-              <w:t>:</w:t>
+              </w:rPr>
+              <w:t>(nada)</w:t>
             </w:r>
           </w:p>
           <w:p>
@@ -10652,11 +10866,22 @@
                 <w:bCs w:val="0"/>
               </w:rPr>
             </w:pPr>
-            <w:r>
-              <w:rPr>
-                <w:highlight w:val="yellow"/>
-              </w:rPr>
-              <w:t>&lt;nome do membro 2 da equipa&gt;</w:t>
+          </w:p>
+          <w:p>
+            <w:pPr>
+              <w:jc w:val="left"/>
+            </w:pPr>
+          </w:p>
+          <w:p>
+            <w:pPr>
+              <w:jc w:val="left"/>
+              <w:rPr>
+                <w:b w:val="0"/>
+                <w:bCs w:val="0"/>
+              </w:rPr>
+            </w:pPr>
+            <w:r>
+              <w:t>Paulo</w:t>
             </w:r>
           </w:p>
           <w:p>
@@ -10679,14 +10904,80 @@
                 <w:bCs w:val="0"/>
                 <w:u w:val="single"/>
               </w:rPr>
-              <w:t>O que fez na semana anterior</w:t>
-            </w:r>
-            <w:r>
-              <w:rPr>
-                <w:b w:val="0"/>
-                <w:bCs w:val="0"/>
-              </w:rPr>
-              <w:t xml:space="preserve">: </w:t>
+              <w:t>O que vai fazer esta semana</w:t>
+            </w:r>
+            <w:r>
+              <w:rPr>
+                <w:b w:val="0"/>
+                <w:bCs w:val="0"/>
+              </w:rPr>
+              <w:t>:</w:t>
+            </w:r>
+          </w:p>
+          <w:p>
+            <w:pPr>
+              <w:pStyle w:val="ListParagraph"/>
+              <w:numPr>
+                <w:ilvl w:val="2"/>
+                <w:numId w:val="34"/>
+              </w:numPr>
+              <w:contextualSpacing w:val="0"/>
+              <w:jc w:val="left"/>
+              <w:rPr>
+                <w:b w:val="0"/>
+                <w:bCs w:val="0"/>
+              </w:rPr>
+            </w:pPr>
+            <w:r>
+              <w:rPr>
+                <w:b w:val="0"/>
+                <w:bCs w:val="0"/>
+              </w:rPr>
+              <w:t>Criação do Diagrama de Classes</w:t>
+            </w:r>
+          </w:p>
+          <w:p>
+            <w:pPr>
+              <w:pStyle w:val="ListParagraph"/>
+              <w:numPr>
+                <w:ilvl w:val="2"/>
+                <w:numId w:val="34"/>
+              </w:numPr>
+              <w:contextualSpacing w:val="0"/>
+              <w:jc w:val="left"/>
+              <w:rPr>
+                <w:b w:val="0"/>
+                <w:bCs w:val="0"/>
+              </w:rPr>
+            </w:pPr>
+            <w:r>
+              <w:rPr>
+                <w:b w:val="0"/>
+                <w:bCs w:val="0"/>
+              </w:rPr>
+              <w:t>Implementação da Base de Dados</w:t>
+            </w:r>
+          </w:p>
+          <w:p>
+            <w:pPr>
+              <w:pStyle w:val="ListParagraph"/>
+              <w:numPr>
+                <w:ilvl w:val="2"/>
+                <w:numId w:val="34"/>
+              </w:numPr>
+              <w:contextualSpacing w:val="0"/>
+              <w:jc w:val="left"/>
+              <w:rPr>
+                <w:b w:val="0"/>
+                <w:bCs w:val="0"/>
+              </w:rPr>
+            </w:pPr>
+            <w:r>
+              <w:rPr>
+                <w:b w:val="0"/>
+                <w:bCs w:val="0"/>
+              </w:rPr>
+              <w:t>Desenvolvimento da estrutura base do projeto</w:t>
             </w:r>
           </w:p>
           <w:p>
@@ -10709,8 +11000,7 @@
                 <w:bCs w:val="0"/>
                 <w:u w:val="single"/>
               </w:rPr>
-              <w:lastRenderedPageBreak/>
-              <w:t>O que vai fazer esta semana</w:t>
+              <w:t>Dificuldades que prevê</w:t>
             </w:r>
             <w:r>
               <w:rPr>
@@ -10724,8 +11014,8 @@
             <w:pPr>
               <w:pStyle w:val="ListParagraph"/>
               <w:numPr>
-                <w:ilvl w:val="0"/>
-                <w:numId w:val="13"/>
+                <w:ilvl w:val="2"/>
+                <w:numId w:val="35"/>
               </w:numPr>
               <w:contextualSpacing w:val="0"/>
               <w:jc w:val="left"/>
@@ -10738,16 +11028,8 @@
               <w:rPr>
                 <w:b w:val="0"/>
                 <w:bCs w:val="0"/>
-                <w:u w:val="single"/>
-              </w:rPr>
-              <w:t>Dificuldades que prevê</w:t>
-            </w:r>
-            <w:r>
-              <w:rPr>
-                <w:b w:val="0"/>
-                <w:bCs w:val="0"/>
-              </w:rPr>
-              <w:t>:</w:t>
+              </w:rPr>
+              <w:t>(nada)</w:t>
             </w:r>
           </w:p>
           <w:p>
@@ -10759,10 +11041,7 @@
               </w:rPr>
             </w:pPr>
             <w:r>
-              <w:rPr>
-                <w:highlight w:val="yellow"/>
-              </w:rPr>
-              <w:t>&lt;nome do membro 3 da equipa&gt;</w:t>
+              <w:t>Artur</w:t>
             </w:r>
           </w:p>
           <w:p>
@@ -11522,6 +11801,7 @@
                 <w:bCs w:val="0"/>
                 <w:highlight w:val="yellow"/>
               </w:rPr>
+              <w:lastRenderedPageBreak/>
               <w:t>&lt;</w:t>
             </w:r>
             <w:r>
@@ -11554,7 +11834,6 @@
               <w:rPr>
                 <w:noProof/>
               </w:rPr>
-              <w:lastRenderedPageBreak/>
               <w:drawing>
                 <wp:inline distT="0" distB="0" distL="0" distR="0" wp14:anchorId="16694A60" wp14:editId="605708C2">
                   <wp:extent cx="6120130" cy="6272530"/>
@@ -11769,6 +12048,7 @@
                 <w:i/>
                 <w:iCs/>
               </w:rPr>
+              <w:lastRenderedPageBreak/>
               <w:t>Sprint Backlog</w:t>
             </w:r>
             <w:r>
@@ -12663,6 +12943,7 @@
         <w:pStyle w:val="Heading4"/>
       </w:pPr>
       <w:r>
+        <w:lastRenderedPageBreak/>
         <w:t>Sprint Retrospective</w:t>
       </w:r>
     </w:p>
@@ -12729,7 +13010,6 @@
               </w:rPr>
             </w:pPr>
             <w:r>
-              <w:lastRenderedPageBreak/>
               <w:t>Data:</w:t>
             </w:r>
           </w:p>
@@ -13569,6 +13849,7 @@
                 <w:bCs w:val="0"/>
                 <w:u w:val="single"/>
               </w:rPr>
+              <w:lastRenderedPageBreak/>
               <w:t>Dificuldades que prevê</w:t>
             </w:r>
             <w:r>
@@ -13645,7 +13926,6 @@
               </w:rPr>
             </w:pPr>
             <w:r>
-              <w:lastRenderedPageBreak/>
               <w:t>Data:</w:t>
             </w:r>
           </w:p>
@@ -14437,6 +14717,7 @@
                 <w:b w:val="0"/>
                 <w:bCs w:val="0"/>
               </w:rPr>
+              <w:lastRenderedPageBreak/>
               <w:t>...</w:t>
             </w:r>
           </w:p>
@@ -14504,7 +14785,6 @@
                 <w:iCs/>
                 <w:lang w:val="en-US"/>
               </w:rPr>
-              <w:lastRenderedPageBreak/>
               <w:t>Things that could have gone better</w:t>
             </w:r>
           </w:p>
@@ -15459,10 +15739,7 @@
               <w:t xml:space="preserve">                                                            </w:t>
             </w:r>
             <w:r>
-              <w:t xml:space="preserve">              </w:t>
-            </w:r>
-            <w:r>
-              <w:t xml:space="preserve">Página </w:t>
+              <w:t xml:space="preserve">              Página </w:t>
             </w:r>
             <w:r>
               <w:rPr>
@@ -15793,6 +16070,119 @@
     </w:lvl>
   </w:abstractNum>
   <w:abstractNum w:abstractNumId="2" w15:restartNumberingAfterBreak="0">
+    <w:nsid w:val="08F0154E"/>
+    <w:multiLevelType w:val="multilevel"/>
+    <w:tmpl w:val="08090021"/>
+    <w:lvl w:ilvl="0">
+      <w:start w:val="1"/>
+      <w:numFmt w:val="bullet"/>
+      <w:lvlText w:val=""/>
+      <w:lvlJc w:val="left"/>
+      <w:pPr>
+        <w:ind w:left="360" w:hanging="360"/>
+      </w:pPr>
+      <w:rPr>
+        <w:rFonts w:ascii="Wingdings" w:hAnsi="Wingdings" w:hint="default"/>
+      </w:rPr>
+    </w:lvl>
+    <w:lvl w:ilvl="1">
+      <w:start w:val="1"/>
+      <w:numFmt w:val="bullet"/>
+      <w:lvlText w:val=""/>
+      <w:lvlJc w:val="left"/>
+      <w:pPr>
+        <w:ind w:left="720" w:hanging="360"/>
+      </w:pPr>
+      <w:rPr>
+        <w:rFonts w:ascii="Wingdings" w:hAnsi="Wingdings" w:hint="default"/>
+      </w:rPr>
+    </w:lvl>
+    <w:lvl w:ilvl="2">
+      <w:start w:val="1"/>
+      <w:numFmt w:val="bullet"/>
+      <w:lvlText w:val=""/>
+      <w:lvlJc w:val="left"/>
+      <w:pPr>
+        <w:ind w:left="1080" w:hanging="360"/>
+      </w:pPr>
+      <w:rPr>
+        <w:rFonts w:ascii="Wingdings" w:hAnsi="Wingdings" w:hint="default"/>
+      </w:rPr>
+    </w:lvl>
+    <w:lvl w:ilvl="3">
+      <w:start w:val="1"/>
+      <w:numFmt w:val="bullet"/>
+      <w:lvlText w:val=""/>
+      <w:lvlJc w:val="left"/>
+      <w:pPr>
+        <w:ind w:left="1440" w:hanging="360"/>
+      </w:pPr>
+      <w:rPr>
+        <w:rFonts w:ascii="Symbol" w:hAnsi="Symbol" w:hint="default"/>
+      </w:rPr>
+    </w:lvl>
+    <w:lvl w:ilvl="4">
+      <w:start w:val="1"/>
+      <w:numFmt w:val="bullet"/>
+      <w:lvlText w:val=""/>
+      <w:lvlJc w:val="left"/>
+      <w:pPr>
+        <w:ind w:left="1800" w:hanging="360"/>
+      </w:pPr>
+      <w:rPr>
+        <w:rFonts w:ascii="Symbol" w:hAnsi="Symbol" w:hint="default"/>
+      </w:rPr>
+    </w:lvl>
+    <w:lvl w:ilvl="5">
+      <w:start w:val="1"/>
+      <w:numFmt w:val="bullet"/>
+      <w:lvlText w:val=""/>
+      <w:lvlJc w:val="left"/>
+      <w:pPr>
+        <w:ind w:left="2160" w:hanging="360"/>
+      </w:pPr>
+      <w:rPr>
+        <w:rFonts w:ascii="Wingdings" w:hAnsi="Wingdings" w:hint="default"/>
+      </w:rPr>
+    </w:lvl>
+    <w:lvl w:ilvl="6">
+      <w:start w:val="1"/>
+      <w:numFmt w:val="bullet"/>
+      <w:lvlText w:val=""/>
+      <w:lvlJc w:val="left"/>
+      <w:pPr>
+        <w:ind w:left="2520" w:hanging="360"/>
+      </w:pPr>
+      <w:rPr>
+        <w:rFonts w:ascii="Wingdings" w:hAnsi="Wingdings" w:hint="default"/>
+      </w:rPr>
+    </w:lvl>
+    <w:lvl w:ilvl="7">
+      <w:start w:val="1"/>
+      <w:numFmt w:val="bullet"/>
+      <w:lvlText w:val=""/>
+      <w:lvlJc w:val="left"/>
+      <w:pPr>
+        <w:ind w:left="2880" w:hanging="360"/>
+      </w:pPr>
+      <w:rPr>
+        <w:rFonts w:ascii="Symbol" w:hAnsi="Symbol" w:hint="default"/>
+      </w:rPr>
+    </w:lvl>
+    <w:lvl w:ilvl="8">
+      <w:start w:val="1"/>
+      <w:numFmt w:val="bullet"/>
+      <w:lvlText w:val=""/>
+      <w:lvlJc w:val="left"/>
+      <w:pPr>
+        <w:ind w:left="3240" w:hanging="360"/>
+      </w:pPr>
+      <w:rPr>
+        <w:rFonts w:ascii="Symbol" w:hAnsi="Symbol" w:hint="default"/>
+      </w:rPr>
+    </w:lvl>
+  </w:abstractNum>
+  <w:abstractNum w:abstractNumId="3" w15:restartNumberingAfterBreak="0">
     <w:nsid w:val="0EB27552"/>
     <w:multiLevelType w:val="hybridMultilevel"/>
     <w:tmpl w:val="37483E94"/>
@@ -15881,7 +16271,7 @@
       </w:pPr>
     </w:lvl>
   </w:abstractNum>
-  <w:abstractNum w:abstractNumId="3" w15:restartNumberingAfterBreak="0">
+  <w:abstractNum w:abstractNumId="4" w15:restartNumberingAfterBreak="0">
     <w:nsid w:val="19F57BF9"/>
     <w:multiLevelType w:val="hybridMultilevel"/>
     <w:tmpl w:val="C01A2A7E"/>
@@ -15970,7 +16360,7 @@
       </w:pPr>
     </w:lvl>
   </w:abstractNum>
-  <w:abstractNum w:abstractNumId="4" w15:restartNumberingAfterBreak="0">
+  <w:abstractNum w:abstractNumId="5" w15:restartNumberingAfterBreak="0">
     <w:nsid w:val="1A4E5D5E"/>
     <w:multiLevelType w:val="hybridMultilevel"/>
     <w:tmpl w:val="58900FF8"/>
@@ -16083,7 +16473,7 @@
       </w:rPr>
     </w:lvl>
   </w:abstractNum>
-  <w:abstractNum w:abstractNumId="5" w15:restartNumberingAfterBreak="0">
+  <w:abstractNum w:abstractNumId="6" w15:restartNumberingAfterBreak="0">
     <w:nsid w:val="1AF142CE"/>
     <w:multiLevelType w:val="hybridMultilevel"/>
     <w:tmpl w:val="77486102"/>
@@ -16196,7 +16586,7 @@
       </w:rPr>
     </w:lvl>
   </w:abstractNum>
-  <w:abstractNum w:abstractNumId="6" w15:restartNumberingAfterBreak="0">
+  <w:abstractNum w:abstractNumId="7" w15:restartNumberingAfterBreak="0">
     <w:nsid w:val="206323D3"/>
     <w:multiLevelType w:val="hybridMultilevel"/>
     <w:tmpl w:val="2B3858E4"/>
@@ -16309,7 +16699,7 @@
       </w:rPr>
     </w:lvl>
   </w:abstractNum>
-  <w:abstractNum w:abstractNumId="7" w15:restartNumberingAfterBreak="0">
+  <w:abstractNum w:abstractNumId="8" w15:restartNumberingAfterBreak="0">
     <w:nsid w:val="26926937"/>
     <w:multiLevelType w:val="hybridMultilevel"/>
     <w:tmpl w:val="73AAB580"/>
@@ -16422,7 +16812,120 @@
       </w:rPr>
     </w:lvl>
   </w:abstractNum>
-  <w:abstractNum w:abstractNumId="8" w15:restartNumberingAfterBreak="0">
+  <w:abstractNum w:abstractNumId="9" w15:restartNumberingAfterBreak="0">
+    <w:nsid w:val="29892485"/>
+    <w:multiLevelType w:val="multilevel"/>
+    <w:tmpl w:val="08090021"/>
+    <w:lvl w:ilvl="0">
+      <w:start w:val="1"/>
+      <w:numFmt w:val="bullet"/>
+      <w:lvlText w:val=""/>
+      <w:lvlJc w:val="left"/>
+      <w:pPr>
+        <w:ind w:left="360" w:hanging="360"/>
+      </w:pPr>
+      <w:rPr>
+        <w:rFonts w:ascii="Wingdings" w:hAnsi="Wingdings" w:hint="default"/>
+      </w:rPr>
+    </w:lvl>
+    <w:lvl w:ilvl="1">
+      <w:start w:val="1"/>
+      <w:numFmt w:val="bullet"/>
+      <w:lvlText w:val=""/>
+      <w:lvlJc w:val="left"/>
+      <w:pPr>
+        <w:ind w:left="720" w:hanging="360"/>
+      </w:pPr>
+      <w:rPr>
+        <w:rFonts w:ascii="Wingdings" w:hAnsi="Wingdings" w:hint="default"/>
+      </w:rPr>
+    </w:lvl>
+    <w:lvl w:ilvl="2">
+      <w:start w:val="1"/>
+      <w:numFmt w:val="bullet"/>
+      <w:lvlText w:val=""/>
+      <w:lvlJc w:val="left"/>
+      <w:pPr>
+        <w:ind w:left="1080" w:hanging="360"/>
+      </w:pPr>
+      <w:rPr>
+        <w:rFonts w:ascii="Wingdings" w:hAnsi="Wingdings" w:hint="default"/>
+      </w:rPr>
+    </w:lvl>
+    <w:lvl w:ilvl="3">
+      <w:start w:val="1"/>
+      <w:numFmt w:val="bullet"/>
+      <w:lvlText w:val=""/>
+      <w:lvlJc w:val="left"/>
+      <w:pPr>
+        <w:ind w:left="1440" w:hanging="360"/>
+      </w:pPr>
+      <w:rPr>
+        <w:rFonts w:ascii="Symbol" w:hAnsi="Symbol" w:hint="default"/>
+      </w:rPr>
+    </w:lvl>
+    <w:lvl w:ilvl="4">
+      <w:start w:val="1"/>
+      <w:numFmt w:val="bullet"/>
+      <w:lvlText w:val=""/>
+      <w:lvlJc w:val="left"/>
+      <w:pPr>
+        <w:ind w:left="1800" w:hanging="360"/>
+      </w:pPr>
+      <w:rPr>
+        <w:rFonts w:ascii="Symbol" w:hAnsi="Symbol" w:hint="default"/>
+      </w:rPr>
+    </w:lvl>
+    <w:lvl w:ilvl="5">
+      <w:start w:val="1"/>
+      <w:numFmt w:val="bullet"/>
+      <w:lvlText w:val=""/>
+      <w:lvlJc w:val="left"/>
+      <w:pPr>
+        <w:ind w:left="2160" w:hanging="360"/>
+      </w:pPr>
+      <w:rPr>
+        <w:rFonts w:ascii="Wingdings" w:hAnsi="Wingdings" w:hint="default"/>
+      </w:rPr>
+    </w:lvl>
+    <w:lvl w:ilvl="6">
+      <w:start w:val="1"/>
+      <w:numFmt w:val="bullet"/>
+      <w:lvlText w:val=""/>
+      <w:lvlJc w:val="left"/>
+      <w:pPr>
+        <w:ind w:left="2520" w:hanging="360"/>
+      </w:pPr>
+      <w:rPr>
+        <w:rFonts w:ascii="Wingdings" w:hAnsi="Wingdings" w:hint="default"/>
+      </w:rPr>
+    </w:lvl>
+    <w:lvl w:ilvl="7">
+      <w:start w:val="1"/>
+      <w:numFmt w:val="bullet"/>
+      <w:lvlText w:val=""/>
+      <w:lvlJc w:val="left"/>
+      <w:pPr>
+        <w:ind w:left="2880" w:hanging="360"/>
+      </w:pPr>
+      <w:rPr>
+        <w:rFonts w:ascii="Symbol" w:hAnsi="Symbol" w:hint="default"/>
+      </w:rPr>
+    </w:lvl>
+    <w:lvl w:ilvl="8">
+      <w:start w:val="1"/>
+      <w:numFmt w:val="bullet"/>
+      <w:lvlText w:val=""/>
+      <w:lvlJc w:val="left"/>
+      <w:pPr>
+        <w:ind w:left="3240" w:hanging="360"/>
+      </w:pPr>
+      <w:rPr>
+        <w:rFonts w:ascii="Symbol" w:hAnsi="Symbol" w:hint="default"/>
+      </w:rPr>
+    </w:lvl>
+  </w:abstractNum>
+  <w:abstractNum w:abstractNumId="10" w15:restartNumberingAfterBreak="0">
     <w:nsid w:val="2CA167CF"/>
     <w:multiLevelType w:val="hybridMultilevel"/>
     <w:tmpl w:val="95C2C98A"/>
@@ -16511,7 +17014,7 @@
       </w:pPr>
     </w:lvl>
   </w:abstractNum>
-  <w:abstractNum w:abstractNumId="9" w15:restartNumberingAfterBreak="0">
+  <w:abstractNum w:abstractNumId="11" w15:restartNumberingAfterBreak="0">
     <w:nsid w:val="2CDD5DDE"/>
     <w:multiLevelType w:val="hybridMultilevel"/>
     <w:tmpl w:val="D27C5AB2"/>
@@ -16600,7 +17103,7 @@
       </w:pPr>
     </w:lvl>
   </w:abstractNum>
-  <w:abstractNum w:abstractNumId="10" w15:restartNumberingAfterBreak="0">
+  <w:abstractNum w:abstractNumId="12" w15:restartNumberingAfterBreak="0">
     <w:nsid w:val="2DB951C3"/>
     <w:multiLevelType w:val="hybridMultilevel"/>
     <w:tmpl w:val="F2006FAA"/>
@@ -16689,7 +17192,7 @@
       </w:pPr>
     </w:lvl>
   </w:abstractNum>
-  <w:abstractNum w:abstractNumId="11" w15:restartNumberingAfterBreak="0">
+  <w:abstractNum w:abstractNumId="13" w15:restartNumberingAfterBreak="0">
     <w:nsid w:val="2FC009C9"/>
     <w:multiLevelType w:val="hybridMultilevel"/>
     <w:tmpl w:val="4A70404A"/>
@@ -16802,7 +17305,7 @@
       </w:rPr>
     </w:lvl>
   </w:abstractNum>
-  <w:abstractNum w:abstractNumId="12" w15:restartNumberingAfterBreak="0">
+  <w:abstractNum w:abstractNumId="14" w15:restartNumberingAfterBreak="0">
     <w:nsid w:val="343474E4"/>
     <w:multiLevelType w:val="hybridMultilevel"/>
     <w:tmpl w:val="4EB4A474"/>
@@ -16915,7 +17418,7 @@
       </w:rPr>
     </w:lvl>
   </w:abstractNum>
-  <w:abstractNum w:abstractNumId="13" w15:restartNumberingAfterBreak="0">
+  <w:abstractNum w:abstractNumId="15" w15:restartNumberingAfterBreak="0">
     <w:nsid w:val="35250DC6"/>
     <w:multiLevelType w:val="hybridMultilevel"/>
     <w:tmpl w:val="1B2E197C"/>
@@ -17028,7 +17531,7 @@
       </w:rPr>
     </w:lvl>
   </w:abstractNum>
-  <w:abstractNum w:abstractNumId="14" w15:restartNumberingAfterBreak="0">
+  <w:abstractNum w:abstractNumId="16" w15:restartNumberingAfterBreak="0">
     <w:nsid w:val="3D7F006E"/>
     <w:multiLevelType w:val="hybridMultilevel"/>
     <w:tmpl w:val="32DC94D4"/>
@@ -17117,7 +17620,7 @@
       </w:pPr>
     </w:lvl>
   </w:abstractNum>
-  <w:abstractNum w:abstractNumId="15" w15:restartNumberingAfterBreak="0">
+  <w:abstractNum w:abstractNumId="17" w15:restartNumberingAfterBreak="0">
     <w:nsid w:val="40AA07A1"/>
     <w:multiLevelType w:val="multilevel"/>
     <w:tmpl w:val="7E68E422"/>
@@ -17231,7 +17734,7 @@
       </w:rPr>
     </w:lvl>
   </w:abstractNum>
-  <w:abstractNum w:abstractNumId="16" w15:restartNumberingAfterBreak="0">
+  <w:abstractNum w:abstractNumId="18" w15:restartNumberingAfterBreak="0">
     <w:nsid w:val="42724513"/>
     <w:multiLevelType w:val="hybridMultilevel"/>
     <w:tmpl w:val="3932B1AC"/>
@@ -17344,7 +17847,7 @@
       </w:rPr>
     </w:lvl>
   </w:abstractNum>
-  <w:abstractNum w:abstractNumId="17" w15:restartNumberingAfterBreak="0">
+  <w:abstractNum w:abstractNumId="19" w15:restartNumberingAfterBreak="0">
     <w:nsid w:val="4C494EAF"/>
     <w:multiLevelType w:val="hybridMultilevel"/>
     <w:tmpl w:val="BE0204BC"/>
@@ -17433,7 +17936,7 @@
       </w:pPr>
     </w:lvl>
   </w:abstractNum>
-  <w:abstractNum w:abstractNumId="18" w15:restartNumberingAfterBreak="0">
+  <w:abstractNum w:abstractNumId="20" w15:restartNumberingAfterBreak="0">
     <w:nsid w:val="4E085877"/>
     <w:multiLevelType w:val="hybridMultilevel"/>
     <w:tmpl w:val="4E8E2FB6"/>
@@ -17546,7 +18049,7 @@
       </w:rPr>
     </w:lvl>
   </w:abstractNum>
-  <w:abstractNum w:abstractNumId="19" w15:restartNumberingAfterBreak="0">
+  <w:abstractNum w:abstractNumId="21" w15:restartNumberingAfterBreak="0">
     <w:nsid w:val="56A245CA"/>
     <w:multiLevelType w:val="hybridMultilevel"/>
     <w:tmpl w:val="266ECFCC"/>
@@ -17659,7 +18162,7 @@
       </w:rPr>
     </w:lvl>
   </w:abstractNum>
-  <w:abstractNum w:abstractNumId="20" w15:restartNumberingAfterBreak="0">
+  <w:abstractNum w:abstractNumId="22" w15:restartNumberingAfterBreak="0">
     <w:nsid w:val="56F8252E"/>
     <w:multiLevelType w:val="multilevel"/>
     <w:tmpl w:val="5FFCA586"/>
@@ -17754,7 +18257,7 @@
       </w:pPr>
     </w:lvl>
   </w:abstractNum>
-  <w:abstractNum w:abstractNumId="21" w15:restartNumberingAfterBreak="0">
+  <w:abstractNum w:abstractNumId="23" w15:restartNumberingAfterBreak="0">
     <w:nsid w:val="57727338"/>
     <w:multiLevelType w:val="hybridMultilevel"/>
     <w:tmpl w:val="F72850BA"/>
@@ -17867,7 +18370,7 @@
       </w:rPr>
     </w:lvl>
   </w:abstractNum>
-  <w:abstractNum w:abstractNumId="22" w15:restartNumberingAfterBreak="0">
+  <w:abstractNum w:abstractNumId="24" w15:restartNumberingAfterBreak="0">
     <w:nsid w:val="5B0F18B6"/>
     <w:multiLevelType w:val="hybridMultilevel"/>
     <w:tmpl w:val="4D181508"/>
@@ -17980,7 +18483,7 @@
       </w:rPr>
     </w:lvl>
   </w:abstractNum>
-  <w:abstractNum w:abstractNumId="23" w15:restartNumberingAfterBreak="0">
+  <w:abstractNum w:abstractNumId="25" w15:restartNumberingAfterBreak="0">
     <w:nsid w:val="5B7F5424"/>
     <w:multiLevelType w:val="hybridMultilevel"/>
     <w:tmpl w:val="2F08BE48"/>
@@ -18068,7 +18571,7 @@
       </w:pPr>
     </w:lvl>
   </w:abstractNum>
-  <w:abstractNum w:abstractNumId="24" w15:restartNumberingAfterBreak="0">
+  <w:abstractNum w:abstractNumId="26" w15:restartNumberingAfterBreak="0">
     <w:nsid w:val="5C7F40B6"/>
     <w:multiLevelType w:val="hybridMultilevel"/>
     <w:tmpl w:val="7E642F88"/>
@@ -18181,7 +18684,7 @@
       </w:rPr>
     </w:lvl>
   </w:abstractNum>
-  <w:abstractNum w:abstractNumId="25" w15:restartNumberingAfterBreak="0">
+  <w:abstractNum w:abstractNumId="27" w15:restartNumberingAfterBreak="0">
     <w:nsid w:val="62314B0E"/>
     <w:multiLevelType w:val="hybridMultilevel"/>
     <w:tmpl w:val="1E50642C"/>
@@ -18267,7 +18770,7 @@
       </w:pPr>
     </w:lvl>
   </w:abstractNum>
-  <w:abstractNum w:abstractNumId="26" w15:restartNumberingAfterBreak="0">
+  <w:abstractNum w:abstractNumId="28" w15:restartNumberingAfterBreak="0">
     <w:nsid w:val="6C750030"/>
     <w:multiLevelType w:val="hybridMultilevel"/>
     <w:tmpl w:val="B6D0BC3E"/>
@@ -18356,7 +18859,7 @@
       </w:pPr>
     </w:lvl>
   </w:abstractNum>
-  <w:abstractNum w:abstractNumId="27" w15:restartNumberingAfterBreak="0">
+  <w:abstractNum w:abstractNumId="29" w15:restartNumberingAfterBreak="0">
     <w:nsid w:val="6FB25278"/>
     <w:multiLevelType w:val="hybridMultilevel"/>
     <w:tmpl w:val="36B06160"/>
@@ -18469,7 +18972,120 @@
       </w:rPr>
     </w:lvl>
   </w:abstractNum>
-  <w:abstractNum w:abstractNumId="28" w15:restartNumberingAfterBreak="0">
+  <w:abstractNum w:abstractNumId="30" w15:restartNumberingAfterBreak="0">
+    <w:nsid w:val="774F5FAF"/>
+    <w:multiLevelType w:val="multilevel"/>
+    <w:tmpl w:val="08090021"/>
+    <w:lvl w:ilvl="0">
+      <w:start w:val="1"/>
+      <w:numFmt w:val="bullet"/>
+      <w:lvlText w:val=""/>
+      <w:lvlJc w:val="left"/>
+      <w:pPr>
+        <w:ind w:left="360" w:hanging="360"/>
+      </w:pPr>
+      <w:rPr>
+        <w:rFonts w:ascii="Wingdings" w:hAnsi="Wingdings" w:hint="default"/>
+      </w:rPr>
+    </w:lvl>
+    <w:lvl w:ilvl="1">
+      <w:start w:val="1"/>
+      <w:numFmt w:val="bullet"/>
+      <w:lvlText w:val=""/>
+      <w:lvlJc w:val="left"/>
+      <w:pPr>
+        <w:ind w:left="720" w:hanging="360"/>
+      </w:pPr>
+      <w:rPr>
+        <w:rFonts w:ascii="Wingdings" w:hAnsi="Wingdings" w:hint="default"/>
+      </w:rPr>
+    </w:lvl>
+    <w:lvl w:ilvl="2">
+      <w:start w:val="1"/>
+      <w:numFmt w:val="bullet"/>
+      <w:lvlText w:val=""/>
+      <w:lvlJc w:val="left"/>
+      <w:pPr>
+        <w:ind w:left="1080" w:hanging="360"/>
+      </w:pPr>
+      <w:rPr>
+        <w:rFonts w:ascii="Wingdings" w:hAnsi="Wingdings" w:hint="default"/>
+      </w:rPr>
+    </w:lvl>
+    <w:lvl w:ilvl="3">
+      <w:start w:val="1"/>
+      <w:numFmt w:val="bullet"/>
+      <w:lvlText w:val=""/>
+      <w:lvlJc w:val="left"/>
+      <w:pPr>
+        <w:ind w:left="1440" w:hanging="360"/>
+      </w:pPr>
+      <w:rPr>
+        <w:rFonts w:ascii="Symbol" w:hAnsi="Symbol" w:hint="default"/>
+      </w:rPr>
+    </w:lvl>
+    <w:lvl w:ilvl="4">
+      <w:start w:val="1"/>
+      <w:numFmt w:val="bullet"/>
+      <w:lvlText w:val=""/>
+      <w:lvlJc w:val="left"/>
+      <w:pPr>
+        <w:ind w:left="1800" w:hanging="360"/>
+      </w:pPr>
+      <w:rPr>
+        <w:rFonts w:ascii="Symbol" w:hAnsi="Symbol" w:hint="default"/>
+      </w:rPr>
+    </w:lvl>
+    <w:lvl w:ilvl="5">
+      <w:start w:val="1"/>
+      <w:numFmt w:val="bullet"/>
+      <w:lvlText w:val=""/>
+      <w:lvlJc w:val="left"/>
+      <w:pPr>
+        <w:ind w:left="2160" w:hanging="360"/>
+      </w:pPr>
+      <w:rPr>
+        <w:rFonts w:ascii="Wingdings" w:hAnsi="Wingdings" w:hint="default"/>
+      </w:rPr>
+    </w:lvl>
+    <w:lvl w:ilvl="6">
+      <w:start w:val="1"/>
+      <w:numFmt w:val="bullet"/>
+      <w:lvlText w:val=""/>
+      <w:lvlJc w:val="left"/>
+      <w:pPr>
+        <w:ind w:left="2520" w:hanging="360"/>
+      </w:pPr>
+      <w:rPr>
+        <w:rFonts w:ascii="Wingdings" w:hAnsi="Wingdings" w:hint="default"/>
+      </w:rPr>
+    </w:lvl>
+    <w:lvl w:ilvl="7">
+      <w:start w:val="1"/>
+      <w:numFmt w:val="bullet"/>
+      <w:lvlText w:val=""/>
+      <w:lvlJc w:val="left"/>
+      <w:pPr>
+        <w:ind w:left="2880" w:hanging="360"/>
+      </w:pPr>
+      <w:rPr>
+        <w:rFonts w:ascii="Symbol" w:hAnsi="Symbol" w:hint="default"/>
+      </w:rPr>
+    </w:lvl>
+    <w:lvl w:ilvl="8">
+      <w:start w:val="1"/>
+      <w:numFmt w:val="bullet"/>
+      <w:lvlText w:val=""/>
+      <w:lvlJc w:val="left"/>
+      <w:pPr>
+        <w:ind w:left="3240" w:hanging="360"/>
+      </w:pPr>
+      <w:rPr>
+        <w:rFonts w:ascii="Symbol" w:hAnsi="Symbol" w:hint="default"/>
+      </w:rPr>
+    </w:lvl>
+  </w:abstractNum>
+  <w:abstractNum w:abstractNumId="31" w15:restartNumberingAfterBreak="0">
     <w:nsid w:val="77D44B5A"/>
     <w:multiLevelType w:val="hybridMultilevel"/>
     <w:tmpl w:val="1AA0C640"/>
@@ -18558,7 +19174,7 @@
       </w:pPr>
     </w:lvl>
   </w:abstractNum>
-  <w:abstractNum w:abstractNumId="29" w15:restartNumberingAfterBreak="0">
+  <w:abstractNum w:abstractNumId="32" w15:restartNumberingAfterBreak="0">
     <w:nsid w:val="78633291"/>
     <w:multiLevelType w:val="hybridMultilevel"/>
     <w:tmpl w:val="4E6C0242"/>
@@ -18647,7 +19263,7 @@
       </w:pPr>
     </w:lvl>
   </w:abstractNum>
-  <w:abstractNum w:abstractNumId="30" w15:restartNumberingAfterBreak="0">
+  <w:abstractNum w:abstractNumId="33" w15:restartNumberingAfterBreak="0">
     <w:nsid w:val="7F040BEF"/>
     <w:multiLevelType w:val="hybridMultilevel"/>
     <w:tmpl w:val="F7DEB53A"/>
@@ -18760,7 +19376,7 @@
       </w:rPr>
     </w:lvl>
   </w:abstractNum>
-  <w:abstractNum w:abstractNumId="31" w15:restartNumberingAfterBreak="0">
+  <w:abstractNum w:abstractNumId="34" w15:restartNumberingAfterBreak="0">
     <w:nsid w:val="7F3155BC"/>
     <w:multiLevelType w:val="hybridMultilevel"/>
     <w:tmpl w:val="997CA6F4"/>
@@ -18850,100 +19466,109 @@
     </w:lvl>
   </w:abstractNum>
   <w:num w:numId="1" w16cid:durableId="274945660">
+    <w:abstractNumId w:val="17"/>
+  </w:num>
+  <w:num w:numId="2" w16cid:durableId="540284225">
+    <w:abstractNumId w:val="25"/>
+  </w:num>
+  <w:num w:numId="3" w16cid:durableId="1363434330">
+    <w:abstractNumId w:val="22"/>
+  </w:num>
+  <w:num w:numId="4" w16cid:durableId="968166831">
+    <w:abstractNumId w:val="23"/>
+  </w:num>
+  <w:num w:numId="5" w16cid:durableId="1068652566">
+    <w:abstractNumId w:val="24"/>
+  </w:num>
+  <w:num w:numId="6" w16cid:durableId="1900243924">
+    <w:abstractNumId w:val="6"/>
+  </w:num>
+  <w:num w:numId="7" w16cid:durableId="255401366">
+    <w:abstractNumId w:val="13"/>
+  </w:num>
+  <w:num w:numId="8" w16cid:durableId="574517222">
     <w:abstractNumId w:val="15"/>
   </w:num>
-  <w:num w:numId="2" w16cid:durableId="540284225">
-    <w:abstractNumId w:val="23"/>
+  <w:num w:numId="9" w16cid:durableId="1139999751">
+    <w:abstractNumId w:val="16"/>
   </w:num>
-  <w:num w:numId="3" w16cid:durableId="1363434330">
-    <w:abstractNumId w:val="20"/>
+  <w:num w:numId="10" w16cid:durableId="1586183799">
+    <w:abstractNumId w:val="3"/>
   </w:num>
-  <w:num w:numId="4" w16cid:durableId="968166831">
-    <w:abstractNumId w:val="21"/>
+  <w:num w:numId="11" w16cid:durableId="530845578">
+    <w:abstractNumId w:val="4"/>
   </w:num>
-  <w:num w:numId="5" w16cid:durableId="1068652566">
-    <w:abstractNumId w:val="22"/>
+  <w:num w:numId="12" w16cid:durableId="2096320210">
+    <w:abstractNumId w:val="19"/>
   </w:num>
-  <w:num w:numId="6" w16cid:durableId="1900243924">
-    <w:abstractNumId w:val="5"/>
+  <w:num w:numId="13" w16cid:durableId="692995223">
+    <w:abstractNumId w:val="31"/>
   </w:num>
-  <w:num w:numId="7" w16cid:durableId="255401366">
+  <w:num w:numId="14" w16cid:durableId="741681648">
+    <w:abstractNumId w:val="34"/>
+  </w:num>
+  <w:num w:numId="15" w16cid:durableId="92215374">
+    <w:abstractNumId w:val="12"/>
+  </w:num>
+  <w:num w:numId="16" w16cid:durableId="1175416252">
+    <w:abstractNumId w:val="10"/>
+  </w:num>
+  <w:num w:numId="17" w16cid:durableId="309138382">
     <w:abstractNumId w:val="11"/>
   </w:num>
-  <w:num w:numId="8" w16cid:durableId="574517222">
-    <w:abstractNumId w:val="13"/>
-  </w:num>
-  <w:num w:numId="9" w16cid:durableId="1139999751">
-    <w:abstractNumId w:val="14"/>
-  </w:num>
-  <w:num w:numId="10" w16cid:durableId="1586183799">
-    <w:abstractNumId w:val="2"/>
-  </w:num>
-  <w:num w:numId="11" w16cid:durableId="530845578">
-    <w:abstractNumId w:val="3"/>
-  </w:num>
-  <w:num w:numId="12" w16cid:durableId="2096320210">
-    <w:abstractNumId w:val="17"/>
-  </w:num>
-  <w:num w:numId="13" w16cid:durableId="692995223">
-    <w:abstractNumId w:val="28"/>
-  </w:num>
-  <w:num w:numId="14" w16cid:durableId="741681648">
-    <w:abstractNumId w:val="31"/>
-  </w:num>
-  <w:num w:numId="15" w16cid:durableId="92215374">
-    <w:abstractNumId w:val="10"/>
-  </w:num>
-  <w:num w:numId="16" w16cid:durableId="1175416252">
-    <w:abstractNumId w:val="8"/>
-  </w:num>
-  <w:num w:numId="17" w16cid:durableId="309138382">
-    <w:abstractNumId w:val="9"/>
-  </w:num>
   <w:num w:numId="18" w16cid:durableId="442456630">
-    <w:abstractNumId w:val="29"/>
+    <w:abstractNumId w:val="32"/>
   </w:num>
   <w:num w:numId="19" w16cid:durableId="294411698">
     <w:abstractNumId w:val="0"/>
   </w:num>
   <w:num w:numId="20" w16cid:durableId="1670140064">
+    <w:abstractNumId w:val="28"/>
+  </w:num>
+  <w:num w:numId="21" w16cid:durableId="1813522467">
+    <w:abstractNumId w:val="33"/>
+  </w:num>
+  <w:num w:numId="22" w16cid:durableId="1748569989">
+    <w:abstractNumId w:val="8"/>
+  </w:num>
+  <w:num w:numId="23" w16cid:durableId="659384323">
+    <w:abstractNumId w:val="5"/>
+  </w:num>
+  <w:num w:numId="24" w16cid:durableId="580061708">
+    <w:abstractNumId w:val="7"/>
+  </w:num>
+  <w:num w:numId="25" w16cid:durableId="882903682">
+    <w:abstractNumId w:val="27"/>
+  </w:num>
+  <w:num w:numId="26" w16cid:durableId="578372391">
+    <w:abstractNumId w:val="29"/>
+  </w:num>
+  <w:num w:numId="27" w16cid:durableId="329069439">
+    <w:abstractNumId w:val="20"/>
+  </w:num>
+  <w:num w:numId="28" w16cid:durableId="2078748606">
+    <w:abstractNumId w:val="18"/>
+  </w:num>
+  <w:num w:numId="29" w16cid:durableId="1912888041">
     <w:abstractNumId w:val="26"/>
   </w:num>
-  <w:num w:numId="21" w16cid:durableId="1813522467">
-    <w:abstractNumId w:val="30"/>
-  </w:num>
-  <w:num w:numId="22" w16cid:durableId="1748569989">
-    <w:abstractNumId w:val="7"/>
-  </w:num>
-  <w:num w:numId="23" w16cid:durableId="659384323">
-    <w:abstractNumId w:val="4"/>
-  </w:num>
-  <w:num w:numId="24" w16cid:durableId="580061708">
-    <w:abstractNumId w:val="6"/>
-  </w:num>
-  <w:num w:numId="25" w16cid:durableId="882903682">
-    <w:abstractNumId w:val="25"/>
-  </w:num>
-  <w:num w:numId="26" w16cid:durableId="578372391">
-    <w:abstractNumId w:val="27"/>
-  </w:num>
-  <w:num w:numId="27" w16cid:durableId="329069439">
-    <w:abstractNumId w:val="18"/>
-  </w:num>
-  <w:num w:numId="28" w16cid:durableId="2078748606">
-    <w:abstractNumId w:val="16"/>
-  </w:num>
-  <w:num w:numId="29" w16cid:durableId="1912888041">
-    <w:abstractNumId w:val="24"/>
-  </w:num>
   <w:num w:numId="30" w16cid:durableId="1323699401">
-    <w:abstractNumId w:val="12"/>
+    <w:abstractNumId w:val="14"/>
   </w:num>
   <w:num w:numId="31" w16cid:durableId="730276190">
-    <w:abstractNumId w:val="19"/>
+    <w:abstractNumId w:val="21"/>
   </w:num>
   <w:num w:numId="32" w16cid:durableId="891228587">
     <w:abstractNumId w:val="1"/>
+  </w:num>
+  <w:num w:numId="33" w16cid:durableId="814564883">
+    <w:abstractNumId w:val="30"/>
+  </w:num>
+  <w:num w:numId="34" w16cid:durableId="1944341262">
+    <w:abstractNumId w:val="9"/>
+  </w:num>
+  <w:num w:numId="35" w16cid:durableId="201750736">
+    <w:abstractNumId w:val="2"/>
   </w:num>
   <w:numIdMacAtCleanup w:val="20"/>
 </w:numbering>

--- a/IPL-TeSP-PSI-MDS-2526-Template_Projeto.docx
+++ b/IPL-TeSP-PSI-MDS-2526-Template_Projeto.docx
@@ -765,60 +765,6 @@
             <w:tcBorders>
               <w:top w:val="single" w:sz="4" w:space="0" w:color="FFFFFF" w:themeColor="background1"/>
               <w:left w:val="nil"/>
-              <w:bottom w:val="single" w:sz="4" w:space="0" w:color="FFFFFF" w:themeColor="background1"/>
-              <w:right w:val="nil"/>
-            </w:tcBorders>
-          </w:tcPr>
-          <w:p>
-            <w:pPr>
-              <w:rPr>
-                <w:b/>
-                <w:bCs/>
-              </w:rPr>
-            </w:pPr>
-            <w:r>
-              <w:rPr>
-                <w:b/>
-                <w:bCs/>
-              </w:rPr>
-              <w:t xml:space="preserve">Nº </w:t>
-            </w:r>
-            <w:r>
-              <w:rPr>
-                <w:b/>
-                <w:bCs/>
-              </w:rPr>
-              <w:t>2025179153</w:t>
-            </w:r>
-          </w:p>
-        </w:tc>
-        <w:tc>
-          <w:tcPr>
-            <w:tcW w:w="7512" w:type="dxa"/>
-            <w:tcBorders>
-              <w:top w:val="single" w:sz="4" w:space="0" w:color="FFFFFF" w:themeColor="background1"/>
-              <w:left w:val="nil"/>
-              <w:bottom w:val="single" w:sz="4" w:space="0" w:color="FFFFFF" w:themeColor="background1"/>
-              <w:right w:val="nil"/>
-            </w:tcBorders>
-          </w:tcPr>
-          <w:p>
-            <w:pPr>
-              <w:jc w:val="left"/>
-            </w:pPr>
-            <w:r>
-              <w:t>Paulo Zhang Liu</w:t>
-            </w:r>
-          </w:p>
-        </w:tc>
-      </w:tr>
-      <w:tr>
-        <w:tc>
-          <w:tcPr>
-            <w:tcW w:w="2132" w:type="dxa"/>
-            <w:tcBorders>
-              <w:top w:val="single" w:sz="4" w:space="0" w:color="FFFFFF" w:themeColor="background1"/>
-              <w:left w:val="nil"/>
               <w:bottom w:val="single" w:sz="12" w:space="0" w:color="5B9BD5" w:themeColor="accent1"/>
               <w:right w:val="nil"/>
             </w:tcBorders>
@@ -842,7 +788,7 @@
                 <w:b/>
                 <w:bCs/>
               </w:rPr>
-              <w:t>2025139991</w:t>
+              <w:t>2025179153</w:t>
             </w:r>
           </w:p>
         </w:tc>
@@ -861,7 +807,7 @@
               <w:jc w:val="left"/>
             </w:pPr>
             <w:r>
-              <w:t>Artur Henrique Cesar Antenor</w:t>
+              <w:t>Paulo Zhang Liu</w:t>
             </w:r>
           </w:p>
         </w:tc>
@@ -987,7 +933,7 @@
               <w:sz w:val="24"/>
               <w:szCs w:val="24"/>
               <w:u w:val="none"/>
-              <w:lang w:eastAsia="en-GB"/>
+              <w:lang w:val="en-GB" w:eastAsia="en-GB"/>
               <w14:ligatures w14:val="standardContextual"/>
             </w:rPr>
           </w:pPr>
@@ -1008,7 +954,7 @@
             </w:rPr>
             <w:fldChar w:fldCharType="separate"/>
           </w:r>
-          <w:hyperlink w:anchor="_Toc227748413" w:history="1">
+          <w:hyperlink w:anchor="_Toc230871593" w:history="1">
             <w:r>
               <w:rPr>
                 <w:rStyle w:val="Hyperlink"/>
@@ -1035,7 +981,7 @@
                 <w:noProof/>
                 <w:webHidden/>
               </w:rPr>
-              <w:instrText xml:space="preserve"> PAGEREF _Toc227748413 \h </w:instrText>
+              <w:instrText xml:space="preserve"> PAGEREF _Toc230871593 \h </w:instrText>
             </w:r>
             <w:r>
               <w:rPr>
@@ -1082,11 +1028,11 @@
               <w:sz w:val="24"/>
               <w:szCs w:val="24"/>
               <w:u w:val="none"/>
-              <w:lang w:eastAsia="en-GB"/>
+              <w:lang w:val="en-GB" w:eastAsia="en-GB"/>
               <w14:ligatures w14:val="standardContextual"/>
             </w:rPr>
           </w:pPr>
-          <w:hyperlink w:anchor="_Toc227748414" w:history="1">
+          <w:hyperlink w:anchor="_Toc230871594" w:history="1">
             <w:r>
               <w:rPr>
                 <w:rStyle w:val="Hyperlink"/>
@@ -1113,7 +1059,7 @@
                 <w:noProof/>
                 <w:webHidden/>
               </w:rPr>
-              <w:instrText xml:space="preserve"> PAGEREF _Toc227748414 \h </w:instrText>
+              <w:instrText xml:space="preserve"> PAGEREF _Toc230871594 \h </w:instrText>
             </w:r>
             <w:r>
               <w:rPr>
@@ -1148,7 +1094,7 @@
           <w:pPr>
             <w:pStyle w:val="TOC1"/>
             <w:tabs>
-              <w:tab w:val="left" w:pos="352"/>
+              <w:tab w:val="left" w:pos="358"/>
               <w:tab w:val="right" w:leader="dot" w:pos="9628"/>
             </w:tabs>
             <w:rPr>
@@ -1161,11 +1107,11 @@
               <w:sz w:val="24"/>
               <w:szCs w:val="24"/>
               <w:u w:val="none"/>
-              <w:lang w:eastAsia="en-GB"/>
+              <w:lang w:val="en-GB" w:eastAsia="en-GB"/>
               <w14:ligatures w14:val="standardContextual"/>
             </w:rPr>
           </w:pPr>
-          <w:hyperlink w:anchor="_Toc227748415" w:history="1">
+          <w:hyperlink w:anchor="_Toc230871595" w:history="1">
             <w:r>
               <w:rPr>
                 <w:rStyle w:val="Hyperlink"/>
@@ -1184,7 +1130,7 @@
                 <w:sz w:val="24"/>
                 <w:szCs w:val="24"/>
                 <w:u w:val="none"/>
-                <w:lang w:eastAsia="en-GB"/>
+                <w:lang w:val="en-GB" w:eastAsia="en-GB"/>
                 <w14:ligatures w14:val="standardContextual"/>
               </w:rPr>
               <w:tab/>
@@ -1215,7 +1161,7 @@
                 <w:noProof/>
                 <w:webHidden/>
               </w:rPr>
-              <w:instrText xml:space="preserve"> PAGEREF _Toc227748415 \h </w:instrText>
+              <w:instrText xml:space="preserve"> PAGEREF _Toc230871595 \h </w:instrText>
             </w:r>
             <w:r>
               <w:rPr>
@@ -1250,7 +1196,7 @@
           <w:pPr>
             <w:pStyle w:val="TOC2"/>
             <w:tabs>
-              <w:tab w:val="left" w:pos="522"/>
+              <w:tab w:val="left" w:pos="541"/>
               <w:tab w:val="right" w:leader="dot" w:pos="9628"/>
             </w:tabs>
             <w:rPr>
@@ -1262,11 +1208,11 @@
               <w:kern w:val="2"/>
               <w:sz w:val="24"/>
               <w:szCs w:val="24"/>
-              <w:lang w:eastAsia="en-GB"/>
+              <w:lang w:val="en-GB" w:eastAsia="en-GB"/>
               <w14:ligatures w14:val="standardContextual"/>
             </w:rPr>
           </w:pPr>
-          <w:hyperlink w:anchor="_Toc227748416" w:history="1">
+          <w:hyperlink w:anchor="_Toc230871596" w:history="1">
             <w:r>
               <w:rPr>
                 <w:rStyle w:val="Hyperlink"/>
@@ -1284,7 +1230,7 @@
                 <w:kern w:val="2"/>
                 <w:sz w:val="24"/>
                 <w:szCs w:val="24"/>
-                <w:lang w:eastAsia="en-GB"/>
+                <w:lang w:val="en-GB" w:eastAsia="en-GB"/>
                 <w14:ligatures w14:val="standardContextual"/>
               </w:rPr>
               <w:tab/>
@@ -1315,7 +1261,7 @@
                 <w:noProof/>
                 <w:webHidden/>
               </w:rPr>
-              <w:instrText xml:space="preserve"> PAGEREF _Toc227748416 \h </w:instrText>
+              <w:instrText xml:space="preserve"> PAGEREF _Toc230871596 \h </w:instrText>
             </w:r>
             <w:r>
               <w:rPr>
@@ -1350,7 +1296,7 @@
           <w:pPr>
             <w:pStyle w:val="TOC1"/>
             <w:tabs>
-              <w:tab w:val="left" w:pos="352"/>
+              <w:tab w:val="left" w:pos="358"/>
               <w:tab w:val="right" w:leader="dot" w:pos="9628"/>
             </w:tabs>
             <w:rPr>
@@ -1363,11 +1309,11 @@
               <w:sz w:val="24"/>
               <w:szCs w:val="24"/>
               <w:u w:val="none"/>
-              <w:lang w:eastAsia="en-GB"/>
+              <w:lang w:val="en-GB" w:eastAsia="en-GB"/>
               <w14:ligatures w14:val="standardContextual"/>
             </w:rPr>
           </w:pPr>
-          <w:hyperlink w:anchor="_Toc227748417" w:history="1">
+          <w:hyperlink w:anchor="_Toc230871597" w:history="1">
             <w:r>
               <w:rPr>
                 <w:rStyle w:val="Hyperlink"/>
@@ -1386,7 +1332,7 @@
                 <w:sz w:val="24"/>
                 <w:szCs w:val="24"/>
                 <w:u w:val="none"/>
-                <w:lang w:eastAsia="en-GB"/>
+                <w:lang w:val="en-GB" w:eastAsia="en-GB"/>
                 <w14:ligatures w14:val="standardContextual"/>
               </w:rPr>
               <w:tab/>
@@ -1417,7 +1363,7 @@
                 <w:noProof/>
                 <w:webHidden/>
               </w:rPr>
-              <w:instrText xml:space="preserve"> PAGEREF _Toc227748417 \h </w:instrText>
+              <w:instrText xml:space="preserve"> PAGEREF _Toc230871597 \h </w:instrText>
             </w:r>
             <w:r>
               <w:rPr>
@@ -1452,7 +1398,7 @@
           <w:pPr>
             <w:pStyle w:val="TOC2"/>
             <w:tabs>
-              <w:tab w:val="left" w:pos="522"/>
+              <w:tab w:val="left" w:pos="541"/>
               <w:tab w:val="right" w:leader="dot" w:pos="9628"/>
             </w:tabs>
             <w:rPr>
@@ -1464,11 +1410,11 @@
               <w:kern w:val="2"/>
               <w:sz w:val="24"/>
               <w:szCs w:val="24"/>
-              <w:lang w:eastAsia="en-GB"/>
+              <w:lang w:val="en-GB" w:eastAsia="en-GB"/>
               <w14:ligatures w14:val="standardContextual"/>
             </w:rPr>
           </w:pPr>
-          <w:hyperlink w:anchor="_Toc227748418" w:history="1">
+          <w:hyperlink w:anchor="_Toc230871598" w:history="1">
             <w:r>
               <w:rPr>
                 <w:rStyle w:val="Hyperlink"/>
@@ -1486,7 +1432,7 @@
                 <w:kern w:val="2"/>
                 <w:sz w:val="24"/>
                 <w:szCs w:val="24"/>
-                <w:lang w:eastAsia="en-GB"/>
+                <w:lang w:val="en-GB" w:eastAsia="en-GB"/>
                 <w14:ligatures w14:val="standardContextual"/>
               </w:rPr>
               <w:tab/>
@@ -1517,7 +1463,7 @@
                 <w:noProof/>
                 <w:webHidden/>
               </w:rPr>
-              <w:instrText xml:space="preserve"> PAGEREF _Toc227748418 \h </w:instrText>
+              <w:instrText xml:space="preserve"> PAGEREF _Toc230871598 \h </w:instrText>
             </w:r>
             <w:r>
               <w:rPr>
@@ -1552,7 +1498,7 @@
           <w:pPr>
             <w:pStyle w:val="TOC3"/>
             <w:tabs>
-              <w:tab w:val="left" w:pos="686"/>
+              <w:tab w:val="left" w:pos="718"/>
               <w:tab w:val="right" w:leader="dot" w:pos="9628"/>
             </w:tabs>
             <w:rPr>
@@ -1562,11 +1508,11 @@
               <w:kern w:val="2"/>
               <w:sz w:val="24"/>
               <w:szCs w:val="24"/>
-              <w:lang w:eastAsia="en-GB"/>
+              <w:lang w:val="en-GB" w:eastAsia="en-GB"/>
               <w14:ligatures w14:val="standardContextual"/>
             </w:rPr>
           </w:pPr>
-          <w:hyperlink w:anchor="_Toc227748419" w:history="1">
+          <w:hyperlink w:anchor="_Toc230871599" w:history="1">
             <w:r>
               <w:rPr>
                 <w:rStyle w:val="Hyperlink"/>
@@ -1582,7 +1528,7 @@
                 <w:kern w:val="2"/>
                 <w:sz w:val="24"/>
                 <w:szCs w:val="24"/>
-                <w:lang w:eastAsia="en-GB"/>
+                <w:lang w:val="en-GB" w:eastAsia="en-GB"/>
                 <w14:ligatures w14:val="standardContextual"/>
               </w:rPr>
               <w:tab/>
@@ -1614,7 +1560,7 @@
                 <w:noProof/>
                 <w:webHidden/>
               </w:rPr>
-              <w:instrText xml:space="preserve"> PAGEREF _Toc227748419 \h </w:instrText>
+              <w:instrText xml:space="preserve"> PAGEREF _Toc230871599 \h </w:instrText>
             </w:r>
             <w:r>
               <w:rPr>
@@ -1649,7 +1595,7 @@
           <w:pPr>
             <w:pStyle w:val="TOC3"/>
             <w:tabs>
-              <w:tab w:val="left" w:pos="686"/>
+              <w:tab w:val="left" w:pos="718"/>
               <w:tab w:val="right" w:leader="dot" w:pos="9628"/>
             </w:tabs>
             <w:rPr>
@@ -1659,11 +1605,11 @@
               <w:kern w:val="2"/>
               <w:sz w:val="24"/>
               <w:szCs w:val="24"/>
-              <w:lang w:eastAsia="en-GB"/>
+              <w:lang w:val="en-GB" w:eastAsia="en-GB"/>
               <w14:ligatures w14:val="standardContextual"/>
             </w:rPr>
           </w:pPr>
-          <w:hyperlink w:anchor="_Toc227748420" w:history="1">
+          <w:hyperlink w:anchor="_Toc230871600" w:history="1">
             <w:r>
               <w:rPr>
                 <w:rStyle w:val="Hyperlink"/>
@@ -1679,7 +1625,7 @@
                 <w:kern w:val="2"/>
                 <w:sz w:val="24"/>
                 <w:szCs w:val="24"/>
-                <w:lang w:eastAsia="en-GB"/>
+                <w:lang w:val="en-GB" w:eastAsia="en-GB"/>
                 <w14:ligatures w14:val="standardContextual"/>
               </w:rPr>
               <w:tab/>
@@ -1711,7 +1657,7 @@
                 <w:noProof/>
                 <w:webHidden/>
               </w:rPr>
-              <w:instrText xml:space="preserve"> PAGEREF _Toc227748420 \h </w:instrText>
+              <w:instrText xml:space="preserve"> PAGEREF _Toc230871600 \h </w:instrText>
             </w:r>
             <w:r>
               <w:rPr>
@@ -1746,7 +1692,7 @@
           <w:pPr>
             <w:pStyle w:val="TOC3"/>
             <w:tabs>
-              <w:tab w:val="left" w:pos="686"/>
+              <w:tab w:val="left" w:pos="718"/>
               <w:tab w:val="right" w:leader="dot" w:pos="9628"/>
             </w:tabs>
             <w:rPr>
@@ -1756,11 +1702,11 @@
               <w:kern w:val="2"/>
               <w:sz w:val="24"/>
               <w:szCs w:val="24"/>
-              <w:lang w:eastAsia="en-GB"/>
+              <w:lang w:val="en-GB" w:eastAsia="en-GB"/>
               <w14:ligatures w14:val="standardContextual"/>
             </w:rPr>
           </w:pPr>
-          <w:hyperlink w:anchor="_Toc227748421" w:history="1">
+          <w:hyperlink w:anchor="_Toc230871601" w:history="1">
             <w:r>
               <w:rPr>
                 <w:rStyle w:val="Hyperlink"/>
@@ -1776,7 +1722,7 @@
                 <w:kern w:val="2"/>
                 <w:sz w:val="24"/>
                 <w:szCs w:val="24"/>
-                <w:lang w:eastAsia="en-GB"/>
+                <w:lang w:val="en-GB" w:eastAsia="en-GB"/>
                 <w14:ligatures w14:val="standardContextual"/>
               </w:rPr>
               <w:tab/>
@@ -1808,7 +1754,7 @@
                 <w:noProof/>
                 <w:webHidden/>
               </w:rPr>
-              <w:instrText xml:space="preserve"> PAGEREF _Toc227748421 \h </w:instrText>
+              <w:instrText xml:space="preserve"> PAGEREF _Toc230871601 \h </w:instrText>
             </w:r>
             <w:r>
               <w:rPr>
@@ -1843,7 +1789,7 @@
           <w:pPr>
             <w:pStyle w:val="TOC3"/>
             <w:tabs>
-              <w:tab w:val="left" w:pos="686"/>
+              <w:tab w:val="left" w:pos="718"/>
               <w:tab w:val="right" w:leader="dot" w:pos="9628"/>
             </w:tabs>
             <w:rPr>
@@ -1853,11 +1799,11 @@
               <w:kern w:val="2"/>
               <w:sz w:val="24"/>
               <w:szCs w:val="24"/>
-              <w:lang w:eastAsia="en-GB"/>
+              <w:lang w:val="en-GB" w:eastAsia="en-GB"/>
               <w14:ligatures w14:val="standardContextual"/>
             </w:rPr>
           </w:pPr>
-          <w:hyperlink w:anchor="_Toc227748422" w:history="1">
+          <w:hyperlink w:anchor="_Toc230871602" w:history="1">
             <w:r>
               <w:rPr>
                 <w:rStyle w:val="Hyperlink"/>
@@ -1873,7 +1819,7 @@
                 <w:kern w:val="2"/>
                 <w:sz w:val="24"/>
                 <w:szCs w:val="24"/>
-                <w:lang w:eastAsia="en-GB"/>
+                <w:lang w:val="en-GB" w:eastAsia="en-GB"/>
                 <w14:ligatures w14:val="standardContextual"/>
               </w:rPr>
               <w:tab/>
@@ -1904,7 +1850,7 @@
                 <w:noProof/>
                 <w:webHidden/>
               </w:rPr>
-              <w:instrText xml:space="preserve"> PAGEREF _Toc227748422 \h </w:instrText>
+              <w:instrText xml:space="preserve"> PAGEREF _Toc230871602 \h </w:instrText>
             </w:r>
             <w:r>
               <w:rPr>
@@ -1939,7 +1885,7 @@
           <w:pPr>
             <w:pStyle w:val="TOC3"/>
             <w:tabs>
-              <w:tab w:val="left" w:pos="686"/>
+              <w:tab w:val="left" w:pos="718"/>
               <w:tab w:val="right" w:leader="dot" w:pos="9628"/>
             </w:tabs>
             <w:rPr>
@@ -1949,11 +1895,11 @@
               <w:kern w:val="2"/>
               <w:sz w:val="24"/>
               <w:szCs w:val="24"/>
-              <w:lang w:eastAsia="en-GB"/>
+              <w:lang w:val="en-GB" w:eastAsia="en-GB"/>
               <w14:ligatures w14:val="standardContextual"/>
             </w:rPr>
           </w:pPr>
-          <w:hyperlink w:anchor="_Toc227748423" w:history="1">
+          <w:hyperlink w:anchor="_Toc230871603" w:history="1">
             <w:r>
               <w:rPr>
                 <w:rStyle w:val="Hyperlink"/>
@@ -1969,7 +1915,7 @@
                 <w:kern w:val="2"/>
                 <w:sz w:val="24"/>
                 <w:szCs w:val="24"/>
-                <w:lang w:eastAsia="en-GB"/>
+                <w:lang w:val="en-GB" w:eastAsia="en-GB"/>
                 <w14:ligatures w14:val="standardContextual"/>
               </w:rPr>
               <w:tab/>
@@ -2000,7 +1946,7 @@
                 <w:noProof/>
                 <w:webHidden/>
               </w:rPr>
-              <w:instrText xml:space="preserve"> PAGEREF _Toc227748423 \h </w:instrText>
+              <w:instrText xml:space="preserve"> PAGEREF _Toc230871603 \h </w:instrText>
             </w:r>
             <w:r>
               <w:rPr>
@@ -2035,7 +1981,7 @@
           <w:pPr>
             <w:pStyle w:val="TOC2"/>
             <w:tabs>
-              <w:tab w:val="left" w:pos="522"/>
+              <w:tab w:val="left" w:pos="541"/>
               <w:tab w:val="right" w:leader="dot" w:pos="9628"/>
             </w:tabs>
             <w:rPr>
@@ -2047,11 +1993,11 @@
               <w:kern w:val="2"/>
               <w:sz w:val="24"/>
               <w:szCs w:val="24"/>
-              <w:lang w:eastAsia="en-GB"/>
+              <w:lang w:val="en-GB" w:eastAsia="en-GB"/>
               <w14:ligatures w14:val="standardContextual"/>
             </w:rPr>
           </w:pPr>
-          <w:hyperlink w:anchor="_Toc227748424" w:history="1">
+          <w:hyperlink w:anchor="_Toc230871604" w:history="1">
             <w:r>
               <w:rPr>
                 <w:rStyle w:val="Hyperlink"/>
@@ -2069,7 +2015,7 @@
                 <w:kern w:val="2"/>
                 <w:sz w:val="24"/>
                 <w:szCs w:val="24"/>
-                <w:lang w:eastAsia="en-GB"/>
+                <w:lang w:val="en-GB" w:eastAsia="en-GB"/>
                 <w14:ligatures w14:val="standardContextual"/>
               </w:rPr>
               <w:tab/>
@@ -2100,7 +2046,7 @@
                 <w:noProof/>
                 <w:webHidden/>
               </w:rPr>
-              <w:instrText xml:space="preserve"> PAGEREF _Toc227748424 \h </w:instrText>
+              <w:instrText xml:space="preserve"> PAGEREF _Toc230871604 \h </w:instrText>
             </w:r>
             <w:r>
               <w:rPr>
@@ -2135,7 +2081,7 @@
           <w:pPr>
             <w:pStyle w:val="TOC2"/>
             <w:tabs>
-              <w:tab w:val="left" w:pos="522"/>
+              <w:tab w:val="left" w:pos="541"/>
               <w:tab w:val="right" w:leader="dot" w:pos="9628"/>
             </w:tabs>
             <w:rPr>
@@ -2147,11 +2093,11 @@
               <w:kern w:val="2"/>
               <w:sz w:val="24"/>
               <w:szCs w:val="24"/>
-              <w:lang w:eastAsia="en-GB"/>
+              <w:lang w:val="en-GB" w:eastAsia="en-GB"/>
               <w14:ligatures w14:val="standardContextual"/>
             </w:rPr>
           </w:pPr>
-          <w:hyperlink w:anchor="_Toc227748425" w:history="1">
+          <w:hyperlink w:anchor="_Toc230871605" w:history="1">
             <w:r>
               <w:rPr>
                 <w:rStyle w:val="Hyperlink"/>
@@ -2169,7 +2115,7 @@
                 <w:kern w:val="2"/>
                 <w:sz w:val="24"/>
                 <w:szCs w:val="24"/>
-                <w:lang w:eastAsia="en-GB"/>
+                <w:lang w:val="en-GB" w:eastAsia="en-GB"/>
                 <w14:ligatures w14:val="standardContextual"/>
               </w:rPr>
               <w:tab/>
@@ -2200,7 +2146,7 @@
                 <w:noProof/>
                 <w:webHidden/>
               </w:rPr>
-              <w:instrText xml:space="preserve"> PAGEREF _Toc227748425 \h </w:instrText>
+              <w:instrText xml:space="preserve"> PAGEREF _Toc230871605 \h </w:instrText>
             </w:r>
             <w:r>
               <w:rPr>
@@ -2235,7 +2181,7 @@
           <w:pPr>
             <w:pStyle w:val="TOC1"/>
             <w:tabs>
-              <w:tab w:val="left" w:pos="352"/>
+              <w:tab w:val="left" w:pos="358"/>
               <w:tab w:val="right" w:leader="dot" w:pos="9628"/>
             </w:tabs>
             <w:rPr>
@@ -2248,11 +2194,11 @@
               <w:sz w:val="24"/>
               <w:szCs w:val="24"/>
               <w:u w:val="none"/>
-              <w:lang w:eastAsia="en-GB"/>
+              <w:lang w:val="en-GB" w:eastAsia="en-GB"/>
               <w14:ligatures w14:val="standardContextual"/>
             </w:rPr>
           </w:pPr>
-          <w:hyperlink w:anchor="_Toc227748426" w:history="1">
+          <w:hyperlink w:anchor="_Toc230871606" w:history="1">
             <w:r>
               <w:rPr>
                 <w:rStyle w:val="Hyperlink"/>
@@ -2271,7 +2217,7 @@
                 <w:sz w:val="24"/>
                 <w:szCs w:val="24"/>
                 <w:u w:val="none"/>
-                <w:lang w:eastAsia="en-GB"/>
+                <w:lang w:val="en-GB" w:eastAsia="en-GB"/>
                 <w14:ligatures w14:val="standardContextual"/>
               </w:rPr>
               <w:tab/>
@@ -2302,7 +2248,7 @@
                 <w:noProof/>
                 <w:webHidden/>
               </w:rPr>
-              <w:instrText xml:space="preserve"> PAGEREF _Toc227748426 \h </w:instrText>
+              <w:instrText xml:space="preserve"> PAGEREF _Toc230871606 \h </w:instrText>
             </w:r>
             <w:r>
               <w:rPr>
@@ -2337,7 +2283,7 @@
           <w:pPr>
             <w:pStyle w:val="TOC2"/>
             <w:tabs>
-              <w:tab w:val="left" w:pos="522"/>
+              <w:tab w:val="left" w:pos="541"/>
               <w:tab w:val="right" w:leader="dot" w:pos="9628"/>
             </w:tabs>
             <w:rPr>
@@ -2349,11 +2295,11 @@
               <w:kern w:val="2"/>
               <w:sz w:val="24"/>
               <w:szCs w:val="24"/>
-              <w:lang w:eastAsia="en-GB"/>
+              <w:lang w:val="en-GB" w:eastAsia="en-GB"/>
               <w14:ligatures w14:val="standardContextual"/>
             </w:rPr>
           </w:pPr>
-          <w:hyperlink w:anchor="_Toc227748427" w:history="1">
+          <w:hyperlink w:anchor="_Toc230871607" w:history="1">
             <w:r>
               <w:rPr>
                 <w:rStyle w:val="Hyperlink"/>
@@ -2371,7 +2317,7 @@
                 <w:kern w:val="2"/>
                 <w:sz w:val="24"/>
                 <w:szCs w:val="24"/>
-                <w:lang w:eastAsia="en-GB"/>
+                <w:lang w:val="en-GB" w:eastAsia="en-GB"/>
                 <w14:ligatures w14:val="standardContextual"/>
               </w:rPr>
               <w:tab/>
@@ -2402,7 +2348,7 @@
                 <w:noProof/>
                 <w:webHidden/>
               </w:rPr>
-              <w:instrText xml:space="preserve"> PAGEREF _Toc227748427 \h </w:instrText>
+              <w:instrText xml:space="preserve"> PAGEREF _Toc230871607 \h </w:instrText>
             </w:r>
             <w:r>
               <w:rPr>
@@ -2437,7 +2383,7 @@
           <w:pPr>
             <w:pStyle w:val="TOC2"/>
             <w:tabs>
-              <w:tab w:val="left" w:pos="522"/>
+              <w:tab w:val="left" w:pos="541"/>
               <w:tab w:val="right" w:leader="dot" w:pos="9628"/>
             </w:tabs>
             <w:rPr>
@@ -2449,11 +2395,11 @@
               <w:kern w:val="2"/>
               <w:sz w:val="24"/>
               <w:szCs w:val="24"/>
-              <w:lang w:eastAsia="en-GB"/>
+              <w:lang w:val="en-GB" w:eastAsia="en-GB"/>
               <w14:ligatures w14:val="standardContextual"/>
             </w:rPr>
           </w:pPr>
-          <w:hyperlink w:anchor="_Toc227748428" w:history="1">
+          <w:hyperlink w:anchor="_Toc230871608" w:history="1">
             <w:r>
               <w:rPr>
                 <w:rStyle w:val="Hyperlink"/>
@@ -2471,7 +2417,7 @@
                 <w:kern w:val="2"/>
                 <w:sz w:val="24"/>
                 <w:szCs w:val="24"/>
-                <w:lang w:eastAsia="en-GB"/>
+                <w:lang w:val="en-GB" w:eastAsia="en-GB"/>
                 <w14:ligatures w14:val="standardContextual"/>
               </w:rPr>
               <w:tab/>
@@ -2502,7 +2448,7 @@
                 <w:noProof/>
                 <w:webHidden/>
               </w:rPr>
-              <w:instrText xml:space="preserve"> PAGEREF _Toc227748428 \h </w:instrText>
+              <w:instrText xml:space="preserve"> PAGEREF _Toc230871608 \h </w:instrText>
             </w:r>
             <w:r>
               <w:rPr>
@@ -2537,7 +2483,7 @@
           <w:pPr>
             <w:pStyle w:val="TOC2"/>
             <w:tabs>
-              <w:tab w:val="left" w:pos="522"/>
+              <w:tab w:val="left" w:pos="541"/>
               <w:tab w:val="right" w:leader="dot" w:pos="9628"/>
             </w:tabs>
             <w:rPr>
@@ -2549,11 +2495,11 @@
               <w:kern w:val="2"/>
               <w:sz w:val="24"/>
               <w:szCs w:val="24"/>
-              <w:lang w:eastAsia="en-GB"/>
+              <w:lang w:val="en-GB" w:eastAsia="en-GB"/>
               <w14:ligatures w14:val="standardContextual"/>
             </w:rPr>
           </w:pPr>
-          <w:hyperlink w:anchor="_Toc227748429" w:history="1">
+          <w:hyperlink w:anchor="_Toc230871609" w:history="1">
             <w:r>
               <w:rPr>
                 <w:rStyle w:val="Hyperlink"/>
@@ -2571,7 +2517,7 @@
                 <w:kern w:val="2"/>
                 <w:sz w:val="24"/>
                 <w:szCs w:val="24"/>
-                <w:lang w:eastAsia="en-GB"/>
+                <w:lang w:val="en-GB" w:eastAsia="en-GB"/>
                 <w14:ligatures w14:val="standardContextual"/>
               </w:rPr>
               <w:tab/>
@@ -2602,7 +2548,7 @@
                 <w:noProof/>
                 <w:webHidden/>
               </w:rPr>
-              <w:instrText xml:space="preserve"> PAGEREF _Toc227748429 \h </w:instrText>
+              <w:instrText xml:space="preserve"> PAGEREF _Toc230871609 \h </w:instrText>
             </w:r>
             <w:r>
               <w:rPr>
@@ -2637,7 +2583,7 @@
           <w:pPr>
             <w:pStyle w:val="TOC2"/>
             <w:tabs>
-              <w:tab w:val="left" w:pos="522"/>
+              <w:tab w:val="left" w:pos="541"/>
               <w:tab w:val="right" w:leader="dot" w:pos="9628"/>
             </w:tabs>
             <w:rPr>
@@ -2649,11 +2595,11 @@
               <w:kern w:val="2"/>
               <w:sz w:val="24"/>
               <w:szCs w:val="24"/>
-              <w:lang w:eastAsia="en-GB"/>
+              <w:lang w:val="en-GB" w:eastAsia="en-GB"/>
               <w14:ligatures w14:val="standardContextual"/>
             </w:rPr>
           </w:pPr>
-          <w:hyperlink w:anchor="_Toc227748430" w:history="1">
+          <w:hyperlink w:anchor="_Toc230871610" w:history="1">
             <w:r>
               <w:rPr>
                 <w:rStyle w:val="Hyperlink"/>
@@ -2671,7 +2617,7 @@
                 <w:kern w:val="2"/>
                 <w:sz w:val="24"/>
                 <w:szCs w:val="24"/>
-                <w:lang w:eastAsia="en-GB"/>
+                <w:lang w:val="en-GB" w:eastAsia="en-GB"/>
                 <w14:ligatures w14:val="standardContextual"/>
               </w:rPr>
               <w:tab/>
@@ -2702,7 +2648,7 @@
                 <w:noProof/>
                 <w:webHidden/>
               </w:rPr>
-              <w:instrText xml:space="preserve"> PAGEREF _Toc227748430 \h </w:instrText>
+              <w:instrText xml:space="preserve"> PAGEREF _Toc230871610 \h </w:instrText>
             </w:r>
             <w:r>
               <w:rPr>
@@ -2722,7 +2668,7 @@
                 <w:noProof/>
                 <w:webHidden/>
               </w:rPr>
-              <w:t>14</w:t>
+              <w:t>16</w:t>
             </w:r>
             <w:r>
               <w:rPr>
@@ -2737,7 +2683,7 @@
           <w:pPr>
             <w:pStyle w:val="TOC3"/>
             <w:tabs>
-              <w:tab w:val="left" w:pos="686"/>
+              <w:tab w:val="left" w:pos="718"/>
               <w:tab w:val="right" w:leader="dot" w:pos="9628"/>
             </w:tabs>
             <w:rPr>
@@ -2747,11 +2693,11 @@
               <w:kern w:val="2"/>
               <w:sz w:val="24"/>
               <w:szCs w:val="24"/>
-              <w:lang w:eastAsia="en-GB"/>
+              <w:lang w:val="en-GB" w:eastAsia="en-GB"/>
               <w14:ligatures w14:val="standardContextual"/>
             </w:rPr>
           </w:pPr>
-          <w:hyperlink w:anchor="_Toc227748431" w:history="1">
+          <w:hyperlink w:anchor="_Toc230871611" w:history="1">
             <w:r>
               <w:rPr>
                 <w:rStyle w:val="Hyperlink"/>
@@ -2767,7 +2713,7 @@
                 <w:kern w:val="2"/>
                 <w:sz w:val="24"/>
                 <w:szCs w:val="24"/>
-                <w:lang w:eastAsia="en-GB"/>
+                <w:lang w:val="en-GB" w:eastAsia="en-GB"/>
                 <w14:ligatures w14:val="standardContextual"/>
               </w:rPr>
               <w:tab/>
@@ -2813,7 +2759,7 @@
                 <w:noProof/>
                 <w:webHidden/>
               </w:rPr>
-              <w:instrText xml:space="preserve"> PAGEREF _Toc227748431 \h </w:instrText>
+              <w:instrText xml:space="preserve"> PAGEREF _Toc230871611 \h </w:instrText>
             </w:r>
             <w:r>
               <w:rPr>
@@ -2833,7 +2779,7 @@
                 <w:noProof/>
                 <w:webHidden/>
               </w:rPr>
-              <w:t>14</w:t>
+              <w:t>16</w:t>
             </w:r>
             <w:r>
               <w:rPr>
@@ -2848,7 +2794,7 @@
           <w:pPr>
             <w:pStyle w:val="TOC3"/>
             <w:tabs>
-              <w:tab w:val="left" w:pos="686"/>
+              <w:tab w:val="left" w:pos="718"/>
               <w:tab w:val="right" w:leader="dot" w:pos="9628"/>
             </w:tabs>
             <w:rPr>
@@ -2858,11 +2804,11 @@
               <w:kern w:val="2"/>
               <w:sz w:val="24"/>
               <w:szCs w:val="24"/>
-              <w:lang w:eastAsia="en-GB"/>
+              <w:lang w:val="en-GB" w:eastAsia="en-GB"/>
               <w14:ligatures w14:val="standardContextual"/>
             </w:rPr>
           </w:pPr>
-          <w:hyperlink w:anchor="_Toc227748432" w:history="1">
+          <w:hyperlink w:anchor="_Toc230871612" w:history="1">
             <w:r>
               <w:rPr>
                 <w:rStyle w:val="Hyperlink"/>
@@ -2878,7 +2824,7 @@
                 <w:kern w:val="2"/>
                 <w:sz w:val="24"/>
                 <w:szCs w:val="24"/>
-                <w:lang w:eastAsia="en-GB"/>
+                <w:lang w:val="en-GB" w:eastAsia="en-GB"/>
                 <w14:ligatures w14:val="standardContextual"/>
               </w:rPr>
               <w:tab/>
@@ -2924,7 +2870,7 @@
                 <w:noProof/>
                 <w:webHidden/>
               </w:rPr>
-              <w:instrText xml:space="preserve"> PAGEREF _Toc227748432 \h </w:instrText>
+              <w:instrText xml:space="preserve"> PAGEREF _Toc230871612 \h </w:instrText>
             </w:r>
             <w:r>
               <w:rPr>
@@ -2944,7 +2890,7 @@
                 <w:noProof/>
                 <w:webHidden/>
               </w:rPr>
-              <w:t>16</w:t>
+              <w:t>18</w:t>
             </w:r>
             <w:r>
               <w:rPr>
@@ -2959,7 +2905,7 @@
           <w:pPr>
             <w:pStyle w:val="TOC3"/>
             <w:tabs>
-              <w:tab w:val="left" w:pos="686"/>
+              <w:tab w:val="left" w:pos="718"/>
               <w:tab w:val="right" w:leader="dot" w:pos="9628"/>
             </w:tabs>
             <w:rPr>
@@ -2969,11 +2915,11 @@
               <w:kern w:val="2"/>
               <w:sz w:val="24"/>
               <w:szCs w:val="24"/>
-              <w:lang w:eastAsia="en-GB"/>
+              <w:lang w:val="en-GB" w:eastAsia="en-GB"/>
               <w14:ligatures w14:val="standardContextual"/>
             </w:rPr>
           </w:pPr>
-          <w:hyperlink w:anchor="_Toc227748433" w:history="1">
+          <w:hyperlink w:anchor="_Toc230871613" w:history="1">
             <w:r>
               <w:rPr>
                 <w:rStyle w:val="Hyperlink"/>
@@ -2989,7 +2935,7 @@
                 <w:kern w:val="2"/>
                 <w:sz w:val="24"/>
                 <w:szCs w:val="24"/>
-                <w:lang w:eastAsia="en-GB"/>
+                <w:lang w:val="en-GB" w:eastAsia="en-GB"/>
                 <w14:ligatures w14:val="standardContextual"/>
               </w:rPr>
               <w:tab/>
@@ -3035,7 +2981,7 @@
                 <w:noProof/>
                 <w:webHidden/>
               </w:rPr>
-              <w:instrText xml:space="preserve"> PAGEREF _Toc227748433 \h </w:instrText>
+              <w:instrText xml:space="preserve"> PAGEREF _Toc230871613 \h </w:instrText>
             </w:r>
             <w:r>
               <w:rPr>
@@ -3055,7 +3001,7 @@
                 <w:noProof/>
                 <w:webHidden/>
               </w:rPr>
-              <w:t>18</w:t>
+              <w:t>20</w:t>
             </w:r>
             <w:r>
               <w:rPr>
@@ -3070,7 +3016,7 @@
           <w:pPr>
             <w:pStyle w:val="TOC2"/>
             <w:tabs>
-              <w:tab w:val="left" w:pos="522"/>
+              <w:tab w:val="left" w:pos="541"/>
               <w:tab w:val="right" w:leader="dot" w:pos="9628"/>
             </w:tabs>
             <w:rPr>
@@ -3082,11 +3028,11 @@
               <w:kern w:val="2"/>
               <w:sz w:val="24"/>
               <w:szCs w:val="24"/>
-              <w:lang w:eastAsia="en-GB"/>
+              <w:lang w:val="en-GB" w:eastAsia="en-GB"/>
               <w14:ligatures w14:val="standardContextual"/>
             </w:rPr>
           </w:pPr>
-          <w:hyperlink w:anchor="_Toc227748434" w:history="1">
+          <w:hyperlink w:anchor="_Toc230871614" w:history="1">
             <w:r>
               <w:rPr>
                 <w:rStyle w:val="Hyperlink"/>
@@ -3104,7 +3050,7 @@
                 <w:kern w:val="2"/>
                 <w:sz w:val="24"/>
                 <w:szCs w:val="24"/>
-                <w:lang w:eastAsia="en-GB"/>
+                <w:lang w:val="en-GB" w:eastAsia="en-GB"/>
                 <w14:ligatures w14:val="standardContextual"/>
               </w:rPr>
               <w:tab/>
@@ -3144,7 +3090,7 @@
                 <w:noProof/>
                 <w:webHidden/>
               </w:rPr>
-              <w:instrText xml:space="preserve"> PAGEREF _Toc227748434 \h </w:instrText>
+              <w:instrText xml:space="preserve"> PAGEREF _Toc230871614 \h </w:instrText>
             </w:r>
             <w:r>
               <w:rPr>
@@ -3164,7 +3110,7 @@
                 <w:noProof/>
                 <w:webHidden/>
               </w:rPr>
-              <w:t>19</w:t>
+              <w:t>21</w:t>
             </w:r>
             <w:r>
               <w:rPr>
@@ -3179,7 +3125,7 @@
           <w:pPr>
             <w:pStyle w:val="TOC1"/>
             <w:tabs>
-              <w:tab w:val="left" w:pos="352"/>
+              <w:tab w:val="left" w:pos="358"/>
               <w:tab w:val="right" w:leader="dot" w:pos="9628"/>
             </w:tabs>
             <w:rPr>
@@ -3192,11 +3138,11 @@
               <w:sz w:val="24"/>
               <w:szCs w:val="24"/>
               <w:u w:val="none"/>
-              <w:lang w:eastAsia="en-GB"/>
+              <w:lang w:val="en-GB" w:eastAsia="en-GB"/>
               <w14:ligatures w14:val="standardContextual"/>
             </w:rPr>
           </w:pPr>
-          <w:hyperlink w:anchor="_Toc227748435" w:history="1">
+          <w:hyperlink w:anchor="_Toc230871615" w:history="1">
             <w:r>
               <w:rPr>
                 <w:rStyle w:val="Hyperlink"/>
@@ -3215,7 +3161,7 @@
                 <w:sz w:val="24"/>
                 <w:szCs w:val="24"/>
                 <w:u w:val="none"/>
-                <w:lang w:eastAsia="en-GB"/>
+                <w:lang w:val="en-GB" w:eastAsia="en-GB"/>
                 <w14:ligatures w14:val="standardContextual"/>
               </w:rPr>
               <w:tab/>
@@ -3246,7 +3192,7 @@
                 <w:noProof/>
                 <w:webHidden/>
               </w:rPr>
-              <w:instrText xml:space="preserve"> PAGEREF _Toc227748435 \h </w:instrText>
+              <w:instrText xml:space="preserve"> PAGEREF _Toc230871615 \h </w:instrText>
             </w:r>
             <w:r>
               <w:rPr>
@@ -3266,7 +3212,7 @@
                 <w:noProof/>
                 <w:webHidden/>
               </w:rPr>
-              <w:t>21</w:t>
+              <w:t>23</w:t>
             </w:r>
             <w:r>
               <w:rPr>
@@ -3321,7 +3267,7 @@
           <w:noProof/>
         </w:rPr>
       </w:pPr>
-      <w:bookmarkStart w:id="0" w:name="_Toc227748413"/>
+      <w:bookmarkStart w:id="0" w:name="_Toc230871593"/>
       <w:r>
         <w:rPr>
           <w:noProof/>
@@ -3525,7 +3471,7 @@
         </w:numPr>
         <w:ind w:left="432" w:hanging="432"/>
       </w:pPr>
-      <w:bookmarkStart w:id="1" w:name="_Toc227748414"/>
+      <w:bookmarkStart w:id="1" w:name="_Toc230871594"/>
       <w:r>
         <w:lastRenderedPageBreak/>
         <w:t>Índice de Tabelas</w:t>
@@ -3950,7 +3896,7 @@
       <w:pPr>
         <w:pStyle w:val="Heading1"/>
       </w:pPr>
-      <w:bookmarkStart w:id="2" w:name="_Toc227748415"/>
+      <w:bookmarkStart w:id="2" w:name="_Toc230871595"/>
       <w:r>
         <w:lastRenderedPageBreak/>
         <w:t>Introdução</w:t>
@@ -3961,159 +3907,145 @@
       <w:pPr>
         <w:rPr>
           <w:noProof/>
-          <w:highlight w:val="yellow"/>
         </w:rPr>
       </w:pPr>
       <w:r>
         <w:rPr>
           <w:noProof/>
-          <w:highlight w:val="yellow"/>
-        </w:rPr>
-        <w:t>&lt;Contextualizar o projeto a implementar, indicando</w:t>
+        </w:rPr>
+        <w:t xml:space="preserve">O </w:t>
       </w:r>
       <w:r>
         <w:rPr>
           <w:noProof/>
-          <w:highlight w:val="yellow"/>
-        </w:rPr>
-        <w:t>:</w:t>
+        </w:rPr>
+        <w:t>projeto</w:t>
+      </w:r>
+      <w:r>
+        <w:rPr>
+          <w:noProof/>
+        </w:rPr>
+        <w:t xml:space="preserve"> foi </w:t>
+      </w:r>
+      <w:r>
+        <w:rPr>
+          <w:noProof/>
+        </w:rPr>
+        <w:t>realizado</w:t>
+      </w:r>
+      <w:r>
+        <w:rPr>
+          <w:noProof/>
+        </w:rPr>
+        <w:t xml:space="preserve"> no âmbito da unidade curricular de Desenvolvimento de Aplicações</w:t>
+      </w:r>
+      <w:r>
+        <w:rPr>
+          <w:noProof/>
+        </w:rPr>
+        <w:t xml:space="preserve"> (DA)</w:t>
+      </w:r>
+      <w:r>
+        <w:rPr>
+          <w:noProof/>
+        </w:rPr>
+        <w:t xml:space="preserve">, do Curso Técnico Superior Profissional de Programação de Sistemas de Informação do Instituto Politécnico de Leiria. O objetivo deste </w:t>
+      </w:r>
+      <w:r>
+        <w:rPr>
+          <w:noProof/>
+        </w:rPr>
+        <w:t>relatório</w:t>
+      </w:r>
+      <w:r>
+        <w:rPr>
+          <w:noProof/>
+        </w:rPr>
+        <w:t xml:space="preserve"> é descrever e documentar o processo de desenvolvimento do projeto final, desde a especificação do sistema até à sua implementação e avaliação.</w:t>
       </w:r>
     </w:p>
     <w:p>
       <w:pPr>
-        <w:pStyle w:val="ListParagraph"/>
-        <w:numPr>
-          <w:ilvl w:val="0"/>
-          <w:numId w:val="22"/>
-        </w:numPr>
         <w:rPr>
           <w:noProof/>
-          <w:highlight w:val="yellow"/>
         </w:rPr>
       </w:pPr>
       <w:r>
         <w:rPr>
           <w:noProof/>
-          <w:highlight w:val="yellow"/>
-        </w:rPr>
-        <w:t>Objetivo do relatório</w:t>
+        </w:rPr>
+        <w:t xml:space="preserve">O iShopping é uma aplicação desktop desenvolvida em C# com Windows Forms, destinada à gestão de compras domésticas de um agregado familiar. A aplicação permite gerir orçamentos mensais, planear listas de compras, registar artigos </w:t>
+      </w:r>
+      <w:r>
+        <w:rPr>
+          <w:noProof/>
+        </w:rPr>
+        <w:t>obtidos</w:t>
+      </w:r>
+      <w:r>
+        <w:rPr>
+          <w:noProof/>
+        </w:rPr>
+        <w:t xml:space="preserve"> e consultar estatísticas de consumo. O projeto foi desenvolvido em </w:t>
+      </w:r>
+      <w:r>
+        <w:rPr>
+          <w:noProof/>
+        </w:rPr>
+        <w:t>união</w:t>
+      </w:r>
+      <w:r>
+        <w:rPr>
+          <w:noProof/>
+        </w:rPr>
+        <w:t xml:space="preserve"> com a unidade curricular de Metodologia de Desenvolvimento de Software, na aplicação da metodologia ágil Scrum e na modelação do sistema através de diagramas de classes e modelo de dados</w:t>
+      </w:r>
+      <w:r>
+        <w:rPr>
+          <w:noProof/>
+        </w:rPr>
+        <w:t xml:space="preserve"> usando o website Jira.</w:t>
       </w:r>
     </w:p>
     <w:p>
       <w:pPr>
-        <w:pStyle w:val="ListParagraph"/>
-        <w:numPr>
-          <w:ilvl w:val="0"/>
-          <w:numId w:val="22"/>
-        </w:numPr>
         <w:rPr>
           <w:noProof/>
-          <w:highlight w:val="yellow"/>
         </w:rPr>
       </w:pPr>
       <w:r>
         <w:rPr>
           <w:noProof/>
-          <w:highlight w:val="yellow"/>
-        </w:rPr>
-        <w:t>Descrição breve do projeto</w:t>
+        </w:rPr>
+        <w:t xml:space="preserve">O desenvolvimento foi planeado em três sprints, seguindo os princípios do Scrum, com definição de User Stories, estimativa em Story Points e revisão contínua do trabalho realizado. A equipa é composta por dois elementos: </w:t>
       </w:r>
       <w:r>
         <w:rPr>
           <w:noProof/>
-          <w:highlight w:val="yellow"/>
-        </w:rPr>
-        <w:t xml:space="preserve"> (incluindo </w:t>
+        </w:rPr>
+        <w:t>Thomaz</w:t>
       </w:r>
       <w:r>
         <w:rPr>
           <w:noProof/>
-          <w:highlight w:val="yellow"/>
-        </w:rPr>
-        <w:t>ligação entre DA e MDS</w:t>
+        </w:rPr>
+        <w:t xml:space="preserve"> e </w:t>
       </w:r>
       <w:r>
         <w:rPr>
           <w:noProof/>
-          <w:highlight w:val="yellow"/>
-        </w:rPr>
-        <w:t>)</w:t>
+        </w:rPr>
+        <w:t>Paulo.</w:t>
       </w:r>
     </w:p>
     <w:p>
       <w:pPr>
-        <w:pStyle w:val="ListParagraph"/>
-        <w:numPr>
-          <w:ilvl w:val="0"/>
-          <w:numId w:val="22"/>
-        </w:numPr>
+        <w:pStyle w:val="Heading2"/>
         <w:rPr>
           <w:noProof/>
-          <w:highlight w:val="yellow"/>
-        </w:rPr>
-      </w:pPr>
-      <w:r>
-        <w:rPr>
-          <w:noProof/>
-          <w:highlight w:val="yellow"/>
-        </w:rPr>
-        <w:t>Planeamento geral do projeto</w:t>
-      </w:r>
-    </w:p>
-    <w:p>
-      <w:pPr>
-        <w:pStyle w:val="ListParagraph"/>
-        <w:numPr>
-          <w:ilvl w:val="0"/>
-          <w:numId w:val="22"/>
-        </w:numPr>
-        <w:rPr>
-          <w:noProof/>
-          <w:highlight w:val="yellow"/>
-        </w:rPr>
-      </w:pPr>
-      <w:r>
-        <w:rPr>
-          <w:noProof/>
-          <w:highlight w:val="yellow"/>
-        </w:rPr>
-        <w:t>Equipa envolvida</w:t>
-      </w:r>
-    </w:p>
-    <w:p>
-      <w:pPr>
-        <w:pStyle w:val="ListParagraph"/>
-        <w:numPr>
-          <w:ilvl w:val="0"/>
-          <w:numId w:val="22"/>
-        </w:numPr>
-        <w:rPr>
-          <w:noProof/>
-        </w:rPr>
-      </w:pPr>
-      <w:r>
-        <w:rPr>
-          <w:noProof/>
-          <w:highlight w:val="yellow"/>
-        </w:rPr>
-        <w:t xml:space="preserve">Metodologia ágil adotada </w:t>
-      </w:r>
-      <w:r>
-        <w:rPr>
-          <w:noProof/>
-          <w:highlight w:val="yellow"/>
-        </w:rPr>
-        <w:t>&gt;</w:t>
-      </w:r>
-    </w:p>
-    <w:p>
-      <w:pPr>
-        <w:pStyle w:val="Heading2"/>
-        <w:rPr>
-          <w:noProof/>
-        </w:rPr>
-      </w:pPr>
-      <w:bookmarkStart w:id="3" w:name="_Toc227748416"/>
+        </w:rPr>
+      </w:pPr>
+      <w:bookmarkStart w:id="3" w:name="_Toc230871596"/>
       <w:r>
         <w:rPr>
           <w:noProof/>
@@ -4124,70 +4056,103 @@
     </w:p>
     <w:p>
       <w:r>
-        <w:rPr>
-          <w:highlight w:val="yellow"/>
-        </w:rPr>
-        <w:t xml:space="preserve">&lt;Sumário da estruturação do presente documento (resumo de cada </w:t>
-      </w:r>
-      <w:r>
-        <w:rPr>
-          <w:highlight w:val="yellow"/>
-        </w:rPr>
-        <w:t>capítulo</w:t>
-      </w:r>
-      <w:r>
-        <w:rPr>
-          <w:highlight w:val="yellow"/>
-        </w:rPr>
-        <w:t>). “N</w:t>
-      </w:r>
-      <w:r>
-        <w:rPr>
-          <w:highlight w:val="yellow"/>
-        </w:rPr>
-        <w:t>o</w:t>
-      </w:r>
-      <w:r>
-        <w:rPr>
-          <w:highlight w:val="yellow"/>
-        </w:rPr>
-        <w:t xml:space="preserve"> presente </w:t>
-      </w:r>
-      <w:r>
-        <w:rPr>
-          <w:highlight w:val="yellow"/>
-        </w:rPr>
-        <w:t>capítulo</w:t>
-      </w:r>
-      <w:r>
-        <w:rPr>
-          <w:highlight w:val="yellow"/>
-        </w:rPr>
-        <w:t xml:space="preserve"> é feita uma descrição</w:t>
-      </w:r>
-      <w:r>
-        <w:rPr>
-          <w:highlight w:val="yellow"/>
-        </w:rPr>
-        <w:t xml:space="preserve"> dos objetivos</w:t>
-      </w:r>
-      <w:r>
-        <w:rPr>
-          <w:highlight w:val="yellow"/>
-        </w:rPr>
-        <w:t xml:space="preserve">.... </w:t>
-      </w:r>
-      <w:r>
-        <w:rPr>
-          <w:highlight w:val="yellow"/>
-        </w:rPr>
-        <w:t xml:space="preserve">O capítulo </w:t>
-      </w:r>
-      <w:r>
-        <w:rPr>
-          <w:highlight w:val="yellow"/>
-        </w:rPr>
-        <w:t>2 tem como objetivo...”&gt;</w:t>
+        <w:t>No capítulo</w:t>
+      </w:r>
+      <w:r>
+        <w:t xml:space="preserve"> 1</w:t>
+      </w:r>
+      <w:r>
+        <w:t xml:space="preserve"> é feita </w:t>
+      </w:r>
+      <w:r>
+        <w:t xml:space="preserve">a introdução do </w:t>
+      </w:r>
+      <w:r>
+        <w:t>, descrevendo os seus objetivos, a equipa envolvida e a metodologia de desenvolvimento adotada.</w:t>
+      </w:r>
+    </w:p>
+    <w:p>
+      <w:r>
+        <w:t>No</w:t>
+      </w:r>
+      <w:r>
+        <w:t xml:space="preserve"> capítulo 2 </w:t>
+      </w:r>
+      <w:r>
+        <w:t xml:space="preserve">é </w:t>
+      </w:r>
+      <w:r>
+        <w:t>apresenta</w:t>
+      </w:r>
+      <w:r>
+        <w:t>da</w:t>
+      </w:r>
+      <w:r>
+        <w:t xml:space="preserve"> a especificação do sistema, incluindo </w:t>
+      </w:r>
+      <w:r>
+        <w:t>a</w:t>
+      </w:r>
+      <w:r>
+        <w:t xml:space="preserve"> análise concorrencial a sistemas similares existentes no mercado, os wireframes e mockups </w:t>
+      </w:r>
+      <w:r>
+        <w:t>para a aplicação</w:t>
+      </w:r>
+      <w:r>
+        <w:t>, e o diagrama de classes que modela a estrutura de dados da aplicação.</w:t>
+      </w:r>
+    </w:p>
+    <w:p>
+      <w:r>
+        <w:t>No</w:t>
+      </w:r>
+      <w:r>
+        <w:t xml:space="preserve"> capítulo 3 </w:t>
+      </w:r>
+      <w:r>
+        <w:t>é descrita</w:t>
+      </w:r>
+      <w:r>
+        <w:t xml:space="preserve"> a aplicação da metodologia Scrum ao projeto, identificando os stakeholders, a equipa </w:t>
+      </w:r>
+      <w:r>
+        <w:t xml:space="preserve">do </w:t>
+      </w:r>
+      <w:r>
+        <w:t>Scrum, as User Stories definidas e a execução detalhada de cada sprint, incluindo o trabalho planeado e realizado</w:t>
+      </w:r>
+      <w:r>
+        <w:t>, t</w:t>
+      </w:r>
+      <w:r>
+        <w:t>ermina</w:t>
+      </w:r>
+      <w:r>
+        <w:t>ndo</w:t>
+      </w:r>
+      <w:r>
+        <w:t xml:space="preserve"> com uma retrospetiva global do projeto.</w:t>
+      </w:r>
+    </w:p>
+    <w:p>
+      <w:r>
+        <w:t>E no</w:t>
+      </w:r>
+      <w:r>
+        <w:t xml:space="preserve"> capítulo 4</w:t>
+      </w:r>
+      <w:r>
+        <w:t xml:space="preserve">, são </w:t>
+      </w:r>
+      <w:r>
+        <w:t>apresenta</w:t>
+      </w:r>
+      <w:r>
+        <w:t>das</w:t>
+      </w:r>
+      <w:r>
+        <w:t xml:space="preserve"> as conclusões do projeto, refletindo sobre os resultados obtidos, as dificuldades encontradas e possíveis melhorias futuras.</w:t>
       </w:r>
     </w:p>
     <w:p/>
@@ -4195,7 +4160,7 @@
       <w:pPr>
         <w:pStyle w:val="Heading1"/>
       </w:pPr>
-      <w:bookmarkStart w:id="4" w:name="_Toc227748417"/>
+      <w:bookmarkStart w:id="4" w:name="_Toc230871597"/>
       <w:r>
         <w:lastRenderedPageBreak/>
         <w:t>Especificação do Sistema</w:t>
@@ -4347,7 +4312,7 @@
       <w:pPr>
         <w:pStyle w:val="Heading2"/>
       </w:pPr>
-      <w:bookmarkStart w:id="5" w:name="_Toc227748418"/>
+      <w:bookmarkStart w:id="5" w:name="_Toc230871598"/>
       <w:r>
         <w:t>Análise Concorrencial</w:t>
       </w:r>
@@ -4384,7 +4349,7 @@
       <w:pPr>
         <w:pStyle w:val="Heading3"/>
       </w:pPr>
-      <w:bookmarkStart w:id="6" w:name="_Toc227748419"/>
+      <w:bookmarkStart w:id="6" w:name="_Toc230871599"/>
       <w:r>
         <w:rPr>
           <w:highlight w:val="yellow"/>
@@ -4831,7 +4796,7 @@
       <w:pPr>
         <w:pStyle w:val="Heading3"/>
       </w:pPr>
-      <w:bookmarkStart w:id="8" w:name="_Toc227748420"/>
+      <w:bookmarkStart w:id="8" w:name="_Toc230871600"/>
       <w:r>
         <w:rPr>
           <w:highlight w:val="yellow"/>
@@ -5283,7 +5248,7 @@
       <w:pPr>
         <w:pStyle w:val="Heading3"/>
       </w:pPr>
-      <w:bookmarkStart w:id="10" w:name="_Toc227748421"/>
+      <w:bookmarkStart w:id="10" w:name="_Toc230871601"/>
       <w:r>
         <w:rPr>
           <w:highlight w:val="yellow"/>
@@ -5734,7 +5699,7 @@
       <w:pPr>
         <w:pStyle w:val="Heading3"/>
       </w:pPr>
-      <w:bookmarkStart w:id="12" w:name="_Toc227748422"/>
+      <w:bookmarkStart w:id="12" w:name="_Toc230871602"/>
       <w:r>
         <w:t>Comparação dos Sistemas</w:t>
       </w:r>
@@ -6266,7 +6231,7 @@
       <w:pPr>
         <w:pStyle w:val="Heading3"/>
       </w:pPr>
-      <w:bookmarkStart w:id="14" w:name="_Toc227748423"/>
+      <w:bookmarkStart w:id="14" w:name="_Toc230871603"/>
       <w:r>
         <w:t>Enquadramento da análise concorrencial no SI</w:t>
       </w:r>
@@ -6405,7 +6370,7 @@
       <w:pPr>
         <w:pStyle w:val="Heading2"/>
       </w:pPr>
-      <w:bookmarkStart w:id="15" w:name="_Toc227748424"/>
+      <w:bookmarkStart w:id="15" w:name="_Toc230871604"/>
       <w:r>
         <w:t>Wireframes/Mockups</w:t>
       </w:r>
@@ -6526,7 +6491,7 @@
         <w:pStyle w:val="Heading2"/>
       </w:pPr>
       <w:bookmarkStart w:id="17" w:name="_Toc102664379"/>
-      <w:bookmarkStart w:id="18" w:name="_Toc227748425"/>
+      <w:bookmarkStart w:id="18" w:name="_Toc230871605"/>
       <w:r>
         <w:t>Diagrama de Classes</w:t>
       </w:r>
@@ -6654,7 +6619,7 @@
       <w:pPr>
         <w:pStyle w:val="Heading1"/>
       </w:pPr>
-      <w:bookmarkStart w:id="21" w:name="_Toc227748426"/>
+      <w:bookmarkStart w:id="21" w:name="_Toc230871606"/>
       <w:r>
         <w:lastRenderedPageBreak/>
         <w:t>Scrum</w:t>
@@ -6674,7 +6639,7 @@
       <w:pPr>
         <w:pStyle w:val="Heading2"/>
       </w:pPr>
-      <w:bookmarkStart w:id="22" w:name="_Toc227748427"/>
+      <w:bookmarkStart w:id="22" w:name="_Toc230871607"/>
       <w:r>
         <w:t>Aplicação do Scrum ao Projeto</w:t>
       </w:r>
@@ -6830,7 +6795,7 @@
       <w:pPr>
         <w:pStyle w:val="Heading2"/>
       </w:pPr>
-      <w:bookmarkStart w:id="23" w:name="_Toc227748428"/>
+      <w:bookmarkStart w:id="23" w:name="_Toc230871608"/>
       <w:r>
         <w:t>Stakeholders e Scrum Team</w:t>
       </w:r>
@@ -7184,7 +7149,7 @@
       <w:pPr>
         <w:pStyle w:val="Heading2"/>
       </w:pPr>
-      <w:bookmarkStart w:id="25" w:name="_Toc227748429"/>
+      <w:bookmarkStart w:id="25" w:name="_Toc230871609"/>
       <w:r>
         <w:t>User Stories</w:t>
       </w:r>
@@ -10235,7 +10200,7 @@
       <w:pPr>
         <w:pStyle w:val="Heading2"/>
       </w:pPr>
-      <w:bookmarkStart w:id="26" w:name="_Toc227748430"/>
+      <w:bookmarkStart w:id="26" w:name="_Toc230871610"/>
       <w:r>
         <w:lastRenderedPageBreak/>
         <w:t>Execução do projeto</w:t>
@@ -10376,7 +10341,7 @@
       <w:pPr>
         <w:pStyle w:val="Heading3"/>
       </w:pPr>
-      <w:bookmarkStart w:id="27" w:name="_Toc227748431"/>
+      <w:bookmarkStart w:id="27" w:name="_Toc230871611"/>
       <w:r>
         <w:t>Sprint 1 (</w:t>
       </w:r>
@@ -10539,6 +10504,9 @@
           </w:p>
           <w:p>
             <w:r>
+              <w:rPr>
+                <w:noProof/>
+              </w:rPr>
               <w:drawing>
                 <wp:inline distT="0" distB="0" distL="0" distR="0" wp14:anchorId="39371D5E" wp14:editId="126E843B">
                   <wp:extent cx="6120130" cy="1384300"/>
@@ -11032,108 +11000,6 @@
               <w:t>(nada)</w:t>
             </w:r>
           </w:p>
-          <w:p>
-            <w:pPr>
-              <w:jc w:val="left"/>
-              <w:rPr>
-                <w:b w:val="0"/>
-                <w:bCs w:val="0"/>
-              </w:rPr>
-            </w:pPr>
-            <w:r>
-              <w:t>Artur</w:t>
-            </w:r>
-          </w:p>
-          <w:p>
-            <w:pPr>
-              <w:pStyle w:val="ListParagraph"/>
-              <w:numPr>
-                <w:ilvl w:val="0"/>
-                <w:numId w:val="14"/>
-              </w:numPr>
-              <w:contextualSpacing w:val="0"/>
-              <w:jc w:val="left"/>
-              <w:rPr>
-                <w:b w:val="0"/>
-                <w:bCs w:val="0"/>
-              </w:rPr>
-            </w:pPr>
-            <w:r>
-              <w:rPr>
-                <w:b w:val="0"/>
-                <w:bCs w:val="0"/>
-                <w:u w:val="single"/>
-              </w:rPr>
-              <w:t>O que fez na semana anterior</w:t>
-            </w:r>
-            <w:r>
-              <w:rPr>
-                <w:b w:val="0"/>
-                <w:bCs w:val="0"/>
-              </w:rPr>
-              <w:t xml:space="preserve">: </w:t>
-            </w:r>
-          </w:p>
-          <w:p>
-            <w:pPr>
-              <w:pStyle w:val="ListParagraph"/>
-              <w:numPr>
-                <w:ilvl w:val="0"/>
-                <w:numId w:val="14"/>
-              </w:numPr>
-              <w:contextualSpacing w:val="0"/>
-              <w:jc w:val="left"/>
-              <w:rPr>
-                <w:b w:val="0"/>
-                <w:bCs w:val="0"/>
-              </w:rPr>
-            </w:pPr>
-            <w:r>
-              <w:rPr>
-                <w:b w:val="0"/>
-                <w:bCs w:val="0"/>
-                <w:u w:val="single"/>
-              </w:rPr>
-              <w:t>O que vai fazer esta semana</w:t>
-            </w:r>
-            <w:r>
-              <w:rPr>
-                <w:b w:val="0"/>
-                <w:bCs w:val="0"/>
-              </w:rPr>
-              <w:t>:</w:t>
-            </w:r>
-          </w:p>
-          <w:p>
-            <w:pPr>
-              <w:pStyle w:val="ListParagraph"/>
-              <w:numPr>
-                <w:ilvl w:val="0"/>
-                <w:numId w:val="14"/>
-              </w:numPr>
-              <w:contextualSpacing w:val="0"/>
-              <w:jc w:val="left"/>
-              <w:rPr>
-                <w:b w:val="0"/>
-                <w:bCs w:val="0"/>
-              </w:rPr>
-            </w:pPr>
-            <w:r>
-              <w:rPr>
-                <w:b w:val="0"/>
-                <w:bCs w:val="0"/>
-                <w:u w:val="single"/>
-              </w:rPr>
-              <w:t>Dificuldades que prevê</w:t>
-            </w:r>
-            <w:r>
-              <w:rPr>
-                <w:b w:val="0"/>
-                <w:bCs w:val="0"/>
-              </w:rPr>
-              <w:t>:</w:t>
-            </w:r>
-          </w:p>
         </w:tc>
       </w:tr>
     </w:tbl>
@@ -11801,39 +11667,39 @@
                 <w:bCs w:val="0"/>
                 <w:highlight w:val="yellow"/>
               </w:rPr>
+              <w:t>&lt;</w:t>
+            </w:r>
+            <w:r>
+              <w:rPr>
+                <w:b w:val="0"/>
+                <w:bCs w:val="0"/>
+                <w:highlight w:val="yellow"/>
+              </w:rPr>
+              <w:t xml:space="preserve">retirar do jira </w:t>
+            </w:r>
+            <w:r>
+              <w:rPr>
+                <w:b w:val="0"/>
+                <w:bCs w:val="0"/>
+                <w:highlight w:val="yellow"/>
+              </w:rPr>
+              <w:t xml:space="preserve">o gráfico e tabela de eventos </w:t>
+            </w:r>
+            <w:r>
+              <w:rPr>
+                <w:b w:val="0"/>
+                <w:bCs w:val="0"/>
+                <w:highlight w:val="yellow"/>
+              </w:rPr>
+              <w:t>tal como na imagem:&gt;</w:t>
+            </w:r>
+          </w:p>
+          <w:p>
+            <w:r>
+              <w:rPr>
+                <w:noProof/>
+              </w:rPr>
               <w:lastRenderedPageBreak/>
-              <w:t>&lt;</w:t>
-            </w:r>
-            <w:r>
-              <w:rPr>
-                <w:b w:val="0"/>
-                <w:bCs w:val="0"/>
-                <w:highlight w:val="yellow"/>
-              </w:rPr>
-              <w:t xml:space="preserve">retirar do jira </w:t>
-            </w:r>
-            <w:r>
-              <w:rPr>
-                <w:b w:val="0"/>
-                <w:bCs w:val="0"/>
-                <w:highlight w:val="yellow"/>
-              </w:rPr>
-              <w:t xml:space="preserve">o gráfico e tabela de eventos </w:t>
-            </w:r>
-            <w:r>
-              <w:rPr>
-                <w:b w:val="0"/>
-                <w:bCs w:val="0"/>
-                <w:highlight w:val="yellow"/>
-              </w:rPr>
-              <w:t>tal como na imagem:&gt;</w:t>
-            </w:r>
-          </w:p>
-          <w:p>
-            <w:r>
-              <w:rPr>
-                <w:noProof/>
-              </w:rPr>
               <w:drawing>
                 <wp:inline distT="0" distB="0" distL="0" distR="0" wp14:anchorId="16694A60" wp14:editId="605708C2">
                   <wp:extent cx="6120130" cy="6272530"/>
@@ -11881,7 +11747,7 @@
       <w:pPr>
         <w:pStyle w:val="Heading3"/>
       </w:pPr>
-      <w:bookmarkStart w:id="28" w:name="_Toc227748432"/>
+      <w:bookmarkStart w:id="28" w:name="_Toc230871612"/>
       <w:r>
         <w:t>Sprint 2 (</w:t>
       </w:r>
@@ -12048,7 +11914,6 @@
                 <w:i/>
                 <w:iCs/>
               </w:rPr>
-              <w:lastRenderedPageBreak/>
               <w:t>Sprint Backlog</w:t>
             </w:r>
             <w:r>
@@ -12943,7 +12808,6 @@
         <w:pStyle w:val="Heading4"/>
       </w:pPr>
       <w:r>
-        <w:lastRenderedPageBreak/>
         <w:t>Sprint Retrospective</w:t>
       </w:r>
     </w:p>
@@ -13010,6 +12874,7 @@
               </w:rPr>
             </w:pPr>
             <w:r>
+              <w:lastRenderedPageBreak/>
               <w:t>Data:</w:t>
             </w:r>
           </w:p>
@@ -13234,7 +13099,7 @@
       <w:pPr>
         <w:pStyle w:val="Heading3"/>
       </w:pPr>
-      <w:bookmarkStart w:id="29" w:name="_Toc227748433"/>
+      <w:bookmarkStart w:id="29" w:name="_Toc230871613"/>
       <w:r>
         <w:t>Sprint 3 (</w:t>
       </w:r>
@@ -13849,7 +13714,6 @@
                 <w:bCs w:val="0"/>
                 <w:u w:val="single"/>
               </w:rPr>
-              <w:lastRenderedPageBreak/>
               <w:t>Dificuldades que prevê</w:t>
             </w:r>
             <w:r>
@@ -13926,6 +13790,7 @@
               </w:rPr>
             </w:pPr>
             <w:r>
+              <w:lastRenderedPageBreak/>
               <w:t>Data:</w:t>
             </w:r>
           </w:p>
@@ -14581,7 +14446,7 @@
       <w:pPr>
         <w:pStyle w:val="Heading2"/>
       </w:pPr>
-      <w:bookmarkStart w:id="30" w:name="_Toc227748434"/>
+      <w:bookmarkStart w:id="30" w:name="_Toc230871614"/>
       <w:r>
         <w:rPr>
           <w:i/>
@@ -14717,7 +14582,6 @@
                 <w:b w:val="0"/>
                 <w:bCs w:val="0"/>
               </w:rPr>
-              <w:lastRenderedPageBreak/>
               <w:t>...</w:t>
             </w:r>
           </w:p>
@@ -14785,6 +14649,7 @@
                 <w:iCs/>
                 <w:lang w:val="en-US"/>
               </w:rPr>
+              <w:lastRenderedPageBreak/>
               <w:t>Things that could have gone better</w:t>
             </w:r>
           </w:p>
@@ -15247,7 +15112,7 @@
       <w:pPr>
         <w:pStyle w:val="Heading1"/>
       </w:pPr>
-      <w:bookmarkStart w:id="31" w:name="_Toc227748435"/>
+      <w:bookmarkStart w:id="31" w:name="_Toc230871615"/>
       <w:r>
         <w:lastRenderedPageBreak/>
         <w:t>Conclus</w:t>
@@ -15739,7 +15604,10 @@
               <w:t xml:space="preserve">                                                            </w:t>
             </w:r>
             <w:r>
-              <w:t xml:space="preserve">              Página </w:t>
+              <w:t xml:space="preserve">              </w:t>
+            </w:r>
+            <w:r>
+              <w:t xml:space="preserve">Página </w:t>
             </w:r>
             <w:r>
               <w:rPr>
@@ -20220,7 +20088,6 @@
   <w:style w:type="character" w:default="1" w:styleId="DefaultParagraphFont">
     <w:name w:val="Default Paragraph Font"/>
     <w:uiPriority w:val="1"/>
-    <w:semiHidden/>
     <w:unhideWhenUsed/>
   </w:style>
   <w:style w:type="table" w:default="1" w:styleId="TableNormal">

--- a/IPL-TeSP-PSI-MDS-2526-Template_Projeto.docx
+++ b/IPL-TeSP-PSI-MDS-2526-Template_Projeto.docx
@@ -954,7 +954,7 @@
             </w:rPr>
             <w:fldChar w:fldCharType="separate"/>
           </w:r>
-          <w:hyperlink w:anchor="_Toc230871593" w:history="1">
+          <w:hyperlink w:anchor="_Toc231221391" w:history="1">
             <w:r>
               <w:rPr>
                 <w:rStyle w:val="Hyperlink"/>
@@ -981,7 +981,7 @@
                 <w:noProof/>
                 <w:webHidden/>
               </w:rPr>
-              <w:instrText xml:space="preserve"> PAGEREF _Toc230871593 \h </w:instrText>
+              <w:instrText xml:space="preserve"> PAGEREF _Toc231221391 \h </w:instrText>
             </w:r>
             <w:r>
               <w:rPr>
@@ -1032,7 +1032,7 @@
               <w14:ligatures w14:val="standardContextual"/>
             </w:rPr>
           </w:pPr>
-          <w:hyperlink w:anchor="_Toc230871594" w:history="1">
+          <w:hyperlink w:anchor="_Toc231221392" w:history="1">
             <w:r>
               <w:rPr>
                 <w:rStyle w:val="Hyperlink"/>
@@ -1059,7 +1059,7 @@
                 <w:noProof/>
                 <w:webHidden/>
               </w:rPr>
-              <w:instrText xml:space="preserve"> PAGEREF _Toc230871594 \h </w:instrText>
+              <w:instrText xml:space="preserve"> PAGEREF _Toc231221392 \h </w:instrText>
             </w:r>
             <w:r>
               <w:rPr>
@@ -1111,7 +1111,7 @@
               <w14:ligatures w14:val="standardContextual"/>
             </w:rPr>
           </w:pPr>
-          <w:hyperlink w:anchor="_Toc230871595" w:history="1">
+          <w:hyperlink w:anchor="_Toc231221393" w:history="1">
             <w:r>
               <w:rPr>
                 <w:rStyle w:val="Hyperlink"/>
@@ -1161,7 +1161,7 @@
                 <w:noProof/>
                 <w:webHidden/>
               </w:rPr>
-              <w:instrText xml:space="preserve"> PAGEREF _Toc230871595 \h </w:instrText>
+              <w:instrText xml:space="preserve"> PAGEREF _Toc231221393 \h </w:instrText>
             </w:r>
             <w:r>
               <w:rPr>
@@ -1212,7 +1212,7 @@
               <w14:ligatures w14:val="standardContextual"/>
             </w:rPr>
           </w:pPr>
-          <w:hyperlink w:anchor="_Toc230871596" w:history="1">
+          <w:hyperlink w:anchor="_Toc231221394" w:history="1">
             <w:r>
               <w:rPr>
                 <w:rStyle w:val="Hyperlink"/>
@@ -1261,7 +1261,7 @@
                 <w:noProof/>
                 <w:webHidden/>
               </w:rPr>
-              <w:instrText xml:space="preserve"> PAGEREF _Toc230871596 \h </w:instrText>
+              <w:instrText xml:space="preserve"> PAGEREF _Toc231221394 \h </w:instrText>
             </w:r>
             <w:r>
               <w:rPr>
@@ -1313,7 +1313,7 @@
               <w14:ligatures w14:val="standardContextual"/>
             </w:rPr>
           </w:pPr>
-          <w:hyperlink w:anchor="_Toc230871597" w:history="1">
+          <w:hyperlink w:anchor="_Toc231221395" w:history="1">
             <w:r>
               <w:rPr>
                 <w:rStyle w:val="Hyperlink"/>
@@ -1363,7 +1363,7 @@
                 <w:noProof/>
                 <w:webHidden/>
               </w:rPr>
-              <w:instrText xml:space="preserve"> PAGEREF _Toc230871597 \h </w:instrText>
+              <w:instrText xml:space="preserve"> PAGEREF _Toc231221395 \h </w:instrText>
             </w:r>
             <w:r>
               <w:rPr>
@@ -1414,7 +1414,7 @@
               <w14:ligatures w14:val="standardContextual"/>
             </w:rPr>
           </w:pPr>
-          <w:hyperlink w:anchor="_Toc230871598" w:history="1">
+          <w:hyperlink w:anchor="_Toc231221396" w:history="1">
             <w:r>
               <w:rPr>
                 <w:rStyle w:val="Hyperlink"/>
@@ -1463,7 +1463,7 @@
                 <w:noProof/>
                 <w:webHidden/>
               </w:rPr>
-              <w:instrText xml:space="preserve"> PAGEREF _Toc230871598 \h </w:instrText>
+              <w:instrText xml:space="preserve"> PAGEREF _Toc231221396 \h </w:instrText>
             </w:r>
             <w:r>
               <w:rPr>
@@ -1512,7 +1512,7 @@
               <w14:ligatures w14:val="standardContextual"/>
             </w:rPr>
           </w:pPr>
-          <w:hyperlink w:anchor="_Toc230871599" w:history="1">
+          <w:hyperlink w:anchor="_Toc231221397" w:history="1">
             <w:r>
               <w:rPr>
                 <w:rStyle w:val="Hyperlink"/>
@@ -1537,9 +1537,8 @@
               <w:rPr>
                 <w:rStyle w:val="Hyperlink"/>
                 <w:noProof/>
-                <w:highlight w:val="yellow"/>
-              </w:rPr>
-              <w:t>&lt;Sistema 1 (mudar o nome para o website/aplicação escolhida para análise)&gt;</w:t>
+              </w:rPr>
+              <w:t>AnyList</w:t>
             </w:r>
             <w:r>
               <w:rPr>
@@ -1560,7 +1559,7 @@
                 <w:noProof/>
                 <w:webHidden/>
               </w:rPr>
-              <w:instrText xml:space="preserve"> PAGEREF _Toc230871599 \h </w:instrText>
+              <w:instrText xml:space="preserve"> PAGEREF _Toc231221397 \h </w:instrText>
             </w:r>
             <w:r>
               <w:rPr>
@@ -1609,7 +1608,7 @@
               <w14:ligatures w14:val="standardContextual"/>
             </w:rPr>
           </w:pPr>
-          <w:hyperlink w:anchor="_Toc230871600" w:history="1">
+          <w:hyperlink w:anchor="_Toc231221398" w:history="1">
             <w:r>
               <w:rPr>
                 <w:rStyle w:val="Hyperlink"/>
@@ -1634,9 +1633,8 @@
               <w:rPr>
                 <w:rStyle w:val="Hyperlink"/>
                 <w:noProof/>
-                <w:highlight w:val="yellow"/>
-              </w:rPr>
-              <w:t>&lt;Sistema 2 (mudar o nome para o website/aplicação escolhida para análise)&gt;</w:t>
+              </w:rPr>
+              <w:t>Bring!</w:t>
             </w:r>
             <w:r>
               <w:rPr>
@@ -1657,7 +1655,7 @@
                 <w:noProof/>
                 <w:webHidden/>
               </w:rPr>
-              <w:instrText xml:space="preserve"> PAGEREF _Toc230871600 \h </w:instrText>
+              <w:instrText xml:space="preserve"> PAGEREF _Toc231221398 \h </w:instrText>
             </w:r>
             <w:r>
               <w:rPr>
@@ -1706,11 +1704,12 @@
               <w14:ligatures w14:val="standardContextual"/>
             </w:rPr>
           </w:pPr>
-          <w:hyperlink w:anchor="_Toc230871601" w:history="1">
+          <w:hyperlink w:anchor="_Toc231221399" w:history="1">
             <w:r>
               <w:rPr>
                 <w:rStyle w:val="Hyperlink"/>
                 <w:noProof/>
+                <w:lang w:val="en-GB"/>
               </w:rPr>
               <w:t>2.1.3</w:t>
             </w:r>
@@ -1731,9 +1730,9 @@
               <w:rPr>
                 <w:rStyle w:val="Hyperlink"/>
                 <w:noProof/>
-                <w:highlight w:val="yellow"/>
-              </w:rPr>
-              <w:t>&lt;Sistema 3 (mudar o nome para o website/aplicação escolhida para análise)&gt;</w:t>
+                <w:lang w:val="en-GB"/>
+              </w:rPr>
+              <w:t>YNAB (You Need A Budget)</w:t>
             </w:r>
             <w:r>
               <w:rPr>
@@ -1754,7 +1753,7 @@
                 <w:noProof/>
                 <w:webHidden/>
               </w:rPr>
-              <w:instrText xml:space="preserve"> PAGEREF _Toc230871601 \h </w:instrText>
+              <w:instrText xml:space="preserve"> PAGEREF _Toc231221399 \h </w:instrText>
             </w:r>
             <w:r>
               <w:rPr>
@@ -1803,7 +1802,7 @@
               <w14:ligatures w14:val="standardContextual"/>
             </w:rPr>
           </w:pPr>
-          <w:hyperlink w:anchor="_Toc230871602" w:history="1">
+          <w:hyperlink w:anchor="_Toc231221400" w:history="1">
             <w:r>
               <w:rPr>
                 <w:rStyle w:val="Hyperlink"/>
@@ -1850,7 +1849,7 @@
                 <w:noProof/>
                 <w:webHidden/>
               </w:rPr>
-              <w:instrText xml:space="preserve"> PAGEREF _Toc230871602 \h </w:instrText>
+              <w:instrText xml:space="preserve"> PAGEREF _Toc231221400 \h </w:instrText>
             </w:r>
             <w:r>
               <w:rPr>
@@ -1899,7 +1898,7 @@
               <w14:ligatures w14:val="standardContextual"/>
             </w:rPr>
           </w:pPr>
-          <w:hyperlink w:anchor="_Toc230871603" w:history="1">
+          <w:hyperlink w:anchor="_Toc231221401" w:history="1">
             <w:r>
               <w:rPr>
                 <w:rStyle w:val="Hyperlink"/>
@@ -1946,7 +1945,7 @@
                 <w:noProof/>
                 <w:webHidden/>
               </w:rPr>
-              <w:instrText xml:space="preserve"> PAGEREF _Toc230871603 \h </w:instrText>
+              <w:instrText xml:space="preserve"> PAGEREF _Toc231221401 \h </w:instrText>
             </w:r>
             <w:r>
               <w:rPr>
@@ -1966,7 +1965,7 @@
                 <w:noProof/>
                 <w:webHidden/>
               </w:rPr>
-              <w:t>9</w:t>
+              <w:t>10</w:t>
             </w:r>
             <w:r>
               <w:rPr>
@@ -1997,7 +1996,7 @@
               <w14:ligatures w14:val="standardContextual"/>
             </w:rPr>
           </w:pPr>
-          <w:hyperlink w:anchor="_Toc230871604" w:history="1">
+          <w:hyperlink w:anchor="_Toc231221402" w:history="1">
             <w:r>
               <w:rPr>
                 <w:rStyle w:val="Hyperlink"/>
@@ -2046,7 +2045,7 @@
                 <w:noProof/>
                 <w:webHidden/>
               </w:rPr>
-              <w:instrText xml:space="preserve"> PAGEREF _Toc230871604 \h </w:instrText>
+              <w:instrText xml:space="preserve"> PAGEREF _Toc231221402 \h </w:instrText>
             </w:r>
             <w:r>
               <w:rPr>
@@ -2066,7 +2065,7 @@
                 <w:noProof/>
                 <w:webHidden/>
               </w:rPr>
-              <w:t>9</w:t>
+              <w:t>10</w:t>
             </w:r>
             <w:r>
               <w:rPr>
@@ -2097,7 +2096,7 @@
               <w14:ligatures w14:val="standardContextual"/>
             </w:rPr>
           </w:pPr>
-          <w:hyperlink w:anchor="_Toc230871605" w:history="1">
+          <w:hyperlink w:anchor="_Toc231221403" w:history="1">
             <w:r>
               <w:rPr>
                 <w:rStyle w:val="Hyperlink"/>
@@ -2146,7 +2145,7 @@
                 <w:noProof/>
                 <w:webHidden/>
               </w:rPr>
-              <w:instrText xml:space="preserve"> PAGEREF _Toc230871605 \h </w:instrText>
+              <w:instrText xml:space="preserve"> PAGEREF _Toc231221403 \h </w:instrText>
             </w:r>
             <w:r>
               <w:rPr>
@@ -2166,7 +2165,7 @@
                 <w:noProof/>
                 <w:webHidden/>
               </w:rPr>
-              <w:t>10</w:t>
+              <w:t>11</w:t>
             </w:r>
             <w:r>
               <w:rPr>
@@ -2198,7 +2197,7 @@
               <w14:ligatures w14:val="standardContextual"/>
             </w:rPr>
           </w:pPr>
-          <w:hyperlink w:anchor="_Toc230871606" w:history="1">
+          <w:hyperlink w:anchor="_Toc231221404" w:history="1">
             <w:r>
               <w:rPr>
                 <w:rStyle w:val="Hyperlink"/>
@@ -2248,7 +2247,7 @@
                 <w:noProof/>
                 <w:webHidden/>
               </w:rPr>
-              <w:instrText xml:space="preserve"> PAGEREF _Toc230871606 \h </w:instrText>
+              <w:instrText xml:space="preserve"> PAGEREF _Toc231221404 \h </w:instrText>
             </w:r>
             <w:r>
               <w:rPr>
@@ -2268,7 +2267,7 @@
                 <w:noProof/>
                 <w:webHidden/>
               </w:rPr>
-              <w:t>12</w:t>
+              <w:t>13</w:t>
             </w:r>
             <w:r>
               <w:rPr>
@@ -2299,7 +2298,7 @@
               <w14:ligatures w14:val="standardContextual"/>
             </w:rPr>
           </w:pPr>
-          <w:hyperlink w:anchor="_Toc230871607" w:history="1">
+          <w:hyperlink w:anchor="_Toc231221405" w:history="1">
             <w:r>
               <w:rPr>
                 <w:rStyle w:val="Hyperlink"/>
@@ -2348,7 +2347,7 @@
                 <w:noProof/>
                 <w:webHidden/>
               </w:rPr>
-              <w:instrText xml:space="preserve"> PAGEREF _Toc230871607 \h </w:instrText>
+              <w:instrText xml:space="preserve"> PAGEREF _Toc231221405 \h </w:instrText>
             </w:r>
             <w:r>
               <w:rPr>
@@ -2368,7 +2367,7 @@
                 <w:noProof/>
                 <w:webHidden/>
               </w:rPr>
-              <w:t>12</w:t>
+              <w:t>13</w:t>
             </w:r>
             <w:r>
               <w:rPr>
@@ -2399,7 +2398,7 @@
               <w14:ligatures w14:val="standardContextual"/>
             </w:rPr>
           </w:pPr>
-          <w:hyperlink w:anchor="_Toc230871608" w:history="1">
+          <w:hyperlink w:anchor="_Toc231221406" w:history="1">
             <w:r>
               <w:rPr>
                 <w:rStyle w:val="Hyperlink"/>
@@ -2448,7 +2447,7 @@
                 <w:noProof/>
                 <w:webHidden/>
               </w:rPr>
-              <w:instrText xml:space="preserve"> PAGEREF _Toc230871608 \h </w:instrText>
+              <w:instrText xml:space="preserve"> PAGEREF _Toc231221406 \h </w:instrText>
             </w:r>
             <w:r>
               <w:rPr>
@@ -2468,7 +2467,7 @@
                 <w:noProof/>
                 <w:webHidden/>
               </w:rPr>
-              <w:t>12</w:t>
+              <w:t>13</w:t>
             </w:r>
             <w:r>
               <w:rPr>
@@ -2499,7 +2498,7 @@
               <w14:ligatures w14:val="standardContextual"/>
             </w:rPr>
           </w:pPr>
-          <w:hyperlink w:anchor="_Toc230871609" w:history="1">
+          <w:hyperlink w:anchor="_Toc231221407" w:history="1">
             <w:r>
               <w:rPr>
                 <w:rStyle w:val="Hyperlink"/>
@@ -2548,7 +2547,7 @@
                 <w:noProof/>
                 <w:webHidden/>
               </w:rPr>
-              <w:instrText xml:space="preserve"> PAGEREF _Toc230871609 \h </w:instrText>
+              <w:instrText xml:space="preserve"> PAGEREF _Toc231221407 \h </w:instrText>
             </w:r>
             <w:r>
               <w:rPr>
@@ -2568,7 +2567,7 @@
                 <w:noProof/>
                 <w:webHidden/>
               </w:rPr>
-              <w:t>12</w:t>
+              <w:t>13</w:t>
             </w:r>
             <w:r>
               <w:rPr>
@@ -2599,7 +2598,7 @@
               <w14:ligatures w14:val="standardContextual"/>
             </w:rPr>
           </w:pPr>
-          <w:hyperlink w:anchor="_Toc230871610" w:history="1">
+          <w:hyperlink w:anchor="_Toc231221408" w:history="1">
             <w:r>
               <w:rPr>
                 <w:rStyle w:val="Hyperlink"/>
@@ -2648,7 +2647,7 @@
                 <w:noProof/>
                 <w:webHidden/>
               </w:rPr>
-              <w:instrText xml:space="preserve"> PAGEREF _Toc230871610 \h </w:instrText>
+              <w:instrText xml:space="preserve"> PAGEREF _Toc231221408 \h </w:instrText>
             </w:r>
             <w:r>
               <w:rPr>
@@ -2668,7 +2667,7 @@
                 <w:noProof/>
                 <w:webHidden/>
               </w:rPr>
-              <w:t>16</w:t>
+              <w:t>17</w:t>
             </w:r>
             <w:r>
               <w:rPr>
@@ -2697,7 +2696,7 @@
               <w14:ligatures w14:val="standardContextual"/>
             </w:rPr>
           </w:pPr>
-          <w:hyperlink w:anchor="_Toc230871611" w:history="1">
+          <w:hyperlink w:anchor="_Toc231221409" w:history="1">
             <w:r>
               <w:rPr>
                 <w:rStyle w:val="Hyperlink"/>
@@ -2759,7 +2758,7 @@
                 <w:noProof/>
                 <w:webHidden/>
               </w:rPr>
-              <w:instrText xml:space="preserve"> PAGEREF _Toc230871611 \h </w:instrText>
+              <w:instrText xml:space="preserve"> PAGEREF _Toc231221409 \h </w:instrText>
             </w:r>
             <w:r>
               <w:rPr>
@@ -2779,7 +2778,7 @@
                 <w:noProof/>
                 <w:webHidden/>
               </w:rPr>
-              <w:t>16</w:t>
+              <w:t>17</w:t>
             </w:r>
             <w:r>
               <w:rPr>
@@ -2808,7 +2807,7 @@
               <w14:ligatures w14:val="standardContextual"/>
             </w:rPr>
           </w:pPr>
-          <w:hyperlink w:anchor="_Toc230871612" w:history="1">
+          <w:hyperlink w:anchor="_Toc231221410" w:history="1">
             <w:r>
               <w:rPr>
                 <w:rStyle w:val="Hyperlink"/>
@@ -2870,7 +2869,7 @@
                 <w:noProof/>
                 <w:webHidden/>
               </w:rPr>
-              <w:instrText xml:space="preserve"> PAGEREF _Toc230871612 \h </w:instrText>
+              <w:instrText xml:space="preserve"> PAGEREF _Toc231221410 \h </w:instrText>
             </w:r>
             <w:r>
               <w:rPr>
@@ -2890,7 +2889,7 @@
                 <w:noProof/>
                 <w:webHidden/>
               </w:rPr>
-              <w:t>18</w:t>
+              <w:t>19</w:t>
             </w:r>
             <w:r>
               <w:rPr>
@@ -2919,7 +2918,7 @@
               <w14:ligatures w14:val="standardContextual"/>
             </w:rPr>
           </w:pPr>
-          <w:hyperlink w:anchor="_Toc230871613" w:history="1">
+          <w:hyperlink w:anchor="_Toc231221411" w:history="1">
             <w:r>
               <w:rPr>
                 <w:rStyle w:val="Hyperlink"/>
@@ -2981,7 +2980,7 @@
                 <w:noProof/>
                 <w:webHidden/>
               </w:rPr>
-              <w:instrText xml:space="preserve"> PAGEREF _Toc230871613 \h </w:instrText>
+              <w:instrText xml:space="preserve"> PAGEREF _Toc231221411 \h </w:instrText>
             </w:r>
             <w:r>
               <w:rPr>
@@ -3001,7 +3000,7 @@
                 <w:noProof/>
                 <w:webHidden/>
               </w:rPr>
-              <w:t>20</w:t>
+              <w:t>21</w:t>
             </w:r>
             <w:r>
               <w:rPr>
@@ -3032,7 +3031,7 @@
               <w14:ligatures w14:val="standardContextual"/>
             </w:rPr>
           </w:pPr>
-          <w:hyperlink w:anchor="_Toc230871614" w:history="1">
+          <w:hyperlink w:anchor="_Toc231221412" w:history="1">
             <w:r>
               <w:rPr>
                 <w:rStyle w:val="Hyperlink"/>
@@ -3090,7 +3089,7 @@
                 <w:noProof/>
                 <w:webHidden/>
               </w:rPr>
-              <w:instrText xml:space="preserve"> PAGEREF _Toc230871614 \h </w:instrText>
+              <w:instrText xml:space="preserve"> PAGEREF _Toc231221412 \h </w:instrText>
             </w:r>
             <w:r>
               <w:rPr>
@@ -3110,7 +3109,7 @@
                 <w:noProof/>
                 <w:webHidden/>
               </w:rPr>
-              <w:t>21</w:t>
+              <w:t>22</w:t>
             </w:r>
             <w:r>
               <w:rPr>
@@ -3142,7 +3141,7 @@
               <w14:ligatures w14:val="standardContextual"/>
             </w:rPr>
           </w:pPr>
-          <w:hyperlink w:anchor="_Toc230871615" w:history="1">
+          <w:hyperlink w:anchor="_Toc231221413" w:history="1">
             <w:r>
               <w:rPr>
                 <w:rStyle w:val="Hyperlink"/>
@@ -3192,7 +3191,7 @@
                 <w:noProof/>
                 <w:webHidden/>
               </w:rPr>
-              <w:instrText xml:space="preserve"> PAGEREF _Toc230871615 \h </w:instrText>
+              <w:instrText xml:space="preserve"> PAGEREF _Toc231221413 \h </w:instrText>
             </w:r>
             <w:r>
               <w:rPr>
@@ -3212,7 +3211,7 @@
                 <w:noProof/>
                 <w:webHidden/>
               </w:rPr>
-              <w:t>23</w:t>
+              <w:t>24</w:t>
             </w:r>
             <w:r>
               <w:rPr>
@@ -3267,7 +3266,7 @@
           <w:noProof/>
         </w:rPr>
       </w:pPr>
-      <w:bookmarkStart w:id="0" w:name="_Toc230871593"/>
+      <w:bookmarkStart w:id="0" w:name="_Toc231221391"/>
       <w:r>
         <w:rPr>
           <w:noProof/>
@@ -3290,7 +3289,7 @@
           <w:kern w:val="2"/>
           <w:sz w:val="24"/>
           <w:szCs w:val="24"/>
-          <w:lang w:eastAsia="en-GB"/>
+          <w:lang w:val="en-GB" w:eastAsia="en-GB"/>
           <w14:ligatures w14:val="standardContextual"/>
         </w:rPr>
       </w:pPr>
@@ -3303,7 +3302,7 @@
       <w:r>
         <w:fldChar w:fldCharType="separate"/>
       </w:r>
-      <w:hyperlink w:anchor="_Toc227746380" w:history="1">
+      <w:hyperlink w:anchor="_Toc231221414" w:history="1">
         <w:r>
           <w:rPr>
             <w:rStyle w:val="Hyperlink"/>
@@ -3338,7 +3337,7 @@
             <w:noProof/>
             <w:webHidden/>
           </w:rPr>
-          <w:instrText xml:space="preserve"> PAGEREF _Toc227746380 \h </w:instrText>
+          <w:instrText xml:space="preserve"> PAGEREF _Toc231221414 \h </w:instrText>
         </w:r>
         <w:r>
           <w:rPr>
@@ -3358,7 +3357,7 @@
             <w:noProof/>
             <w:webHidden/>
           </w:rPr>
-          <w:t>10</w:t>
+          <w:t>11</w:t>
         </w:r>
         <w:r>
           <w:rPr>
@@ -3381,11 +3380,11 @@
           <w:kern w:val="2"/>
           <w:sz w:val="24"/>
           <w:szCs w:val="24"/>
-          <w:lang w:eastAsia="en-GB"/>
+          <w:lang w:val="en-GB" w:eastAsia="en-GB"/>
           <w14:ligatures w14:val="standardContextual"/>
         </w:rPr>
       </w:pPr>
-      <w:hyperlink w:anchor="_Toc227746381" w:history="1">
+      <w:hyperlink w:anchor="_Toc231221415" w:history="1">
         <w:r>
           <w:rPr>
             <w:rStyle w:val="Hyperlink"/>
@@ -3420,7 +3419,7 @@
             <w:noProof/>
             <w:webHidden/>
           </w:rPr>
-          <w:instrText xml:space="preserve"> PAGEREF _Toc227746381 \h </w:instrText>
+          <w:instrText xml:space="preserve"> PAGEREF _Toc231221415 \h </w:instrText>
         </w:r>
         <w:r>
           <w:rPr>
@@ -3440,7 +3439,7 @@
             <w:noProof/>
             <w:webHidden/>
           </w:rPr>
-          <w:t>11</w:t>
+          <w:t>12</w:t>
         </w:r>
         <w:r>
           <w:rPr>
@@ -3471,7 +3470,7 @@
         </w:numPr>
         <w:ind w:left="432" w:hanging="432"/>
       </w:pPr>
-      <w:bookmarkStart w:id="1" w:name="_Toc230871594"/>
+      <w:bookmarkStart w:id="1" w:name="_Toc231221392"/>
       <w:r>
         <w:lastRenderedPageBreak/>
         <w:t>Índice de Tabelas</w:t>
@@ -3491,7 +3490,7 @@
           <w:kern w:val="2"/>
           <w:sz w:val="24"/>
           <w:szCs w:val="24"/>
-          <w:lang w:eastAsia="en-GB"/>
+          <w:lang w:val="en-GB" w:eastAsia="en-GB"/>
           <w14:ligatures w14:val="standardContextual"/>
         </w:rPr>
       </w:pPr>
@@ -3504,21 +3503,13 @@
       <w:r>
         <w:fldChar w:fldCharType="separate"/>
       </w:r>
-      <w:hyperlink w:anchor="_Toc227746391" w:history="1">
+      <w:hyperlink w:anchor="_Toc231221419" w:history="1">
         <w:r>
           <w:rPr>
             <w:rStyle w:val="Hyperlink"/>
             <w:noProof/>
           </w:rPr>
-          <w:t xml:space="preserve">Tabela 1 – Descrição do </w:t>
-        </w:r>
-        <w:r>
-          <w:rPr>
-            <w:rStyle w:val="Hyperlink"/>
-            <w:noProof/>
-            <w:highlight w:val="yellow"/>
-          </w:rPr>
-          <w:t>Sistema 1</w:t>
+          <w:t>Tabela 1 – Descrição do AnyList</w:t>
         </w:r>
         <w:r>
           <w:rPr>
@@ -3539,7 +3530,7 @@
             <w:noProof/>
             <w:webHidden/>
           </w:rPr>
-          <w:instrText xml:space="preserve"> PAGEREF _Toc227746391 \h </w:instrText>
+          <w:instrText xml:space="preserve"> PAGEREF _Toc231221419 \h </w:instrText>
         </w:r>
         <w:r>
           <w:rPr>
@@ -3582,25 +3573,17 @@
           <w:kern w:val="2"/>
           <w:sz w:val="24"/>
           <w:szCs w:val="24"/>
-          <w:lang w:eastAsia="en-GB"/>
+          <w:lang w:val="en-GB" w:eastAsia="en-GB"/>
           <w14:ligatures w14:val="standardContextual"/>
         </w:rPr>
       </w:pPr>
-      <w:hyperlink w:anchor="_Toc227746392" w:history="1">
+      <w:hyperlink w:anchor="_Toc231221420" w:history="1">
         <w:r>
           <w:rPr>
             <w:rStyle w:val="Hyperlink"/>
             <w:noProof/>
           </w:rPr>
-          <w:t xml:space="preserve">Tabela 2 – Descrição do </w:t>
-        </w:r>
-        <w:r>
-          <w:rPr>
-            <w:rStyle w:val="Hyperlink"/>
-            <w:noProof/>
-            <w:highlight w:val="yellow"/>
-          </w:rPr>
-          <w:t>Sistema 1</w:t>
+          <w:t>Tabela 2 – Descrição do Bring!</w:t>
         </w:r>
         <w:r>
           <w:rPr>
@@ -3621,7 +3604,7 @@
             <w:noProof/>
             <w:webHidden/>
           </w:rPr>
-          <w:instrText xml:space="preserve"> PAGEREF _Toc227746392 \h </w:instrText>
+          <w:instrText xml:space="preserve"> PAGEREF _Toc231221420 \h </w:instrText>
         </w:r>
         <w:r>
           <w:rPr>
@@ -3664,25 +3647,17 @@
           <w:kern w:val="2"/>
           <w:sz w:val="24"/>
           <w:szCs w:val="24"/>
-          <w:lang w:eastAsia="en-GB"/>
+          <w:lang w:val="en-GB" w:eastAsia="en-GB"/>
           <w14:ligatures w14:val="standardContextual"/>
         </w:rPr>
       </w:pPr>
-      <w:hyperlink w:anchor="_Toc227746393" w:history="1">
+      <w:hyperlink w:anchor="_Toc231221421" w:history="1">
         <w:r>
           <w:rPr>
             <w:rStyle w:val="Hyperlink"/>
             <w:noProof/>
           </w:rPr>
-          <w:t xml:space="preserve">Tabela 3 – Descrição do </w:t>
-        </w:r>
-        <w:r>
-          <w:rPr>
-            <w:rStyle w:val="Hyperlink"/>
-            <w:noProof/>
-            <w:highlight w:val="yellow"/>
-          </w:rPr>
-          <w:t>Sistema 1</w:t>
+          <w:t>Tabela 3 – Descrição do YNAB</w:t>
         </w:r>
         <w:r>
           <w:rPr>
@@ -3703,81 +3678,7 @@
             <w:noProof/>
             <w:webHidden/>
           </w:rPr>
-          <w:instrText xml:space="preserve"> PAGEREF _Toc227746393 \h </w:instrText>
-        </w:r>
-        <w:r>
-          <w:rPr>
-            <w:noProof/>
-            <w:webHidden/>
-          </w:rPr>
-        </w:r>
-        <w:r>
-          <w:rPr>
-            <w:noProof/>
-            <w:webHidden/>
-          </w:rPr>
-          <w:fldChar w:fldCharType="separate"/>
-        </w:r>
-        <w:r>
-          <w:rPr>
-            <w:noProof/>
-            <w:webHidden/>
-          </w:rPr>
-          <w:t>8</w:t>
-        </w:r>
-        <w:r>
-          <w:rPr>
-            <w:noProof/>
-            <w:webHidden/>
-          </w:rPr>
-          <w:fldChar w:fldCharType="end"/>
-        </w:r>
-      </w:hyperlink>
-    </w:p>
-    <w:p>
-      <w:pPr>
-        <w:pStyle w:val="TableofFigures"/>
-        <w:tabs>
-          <w:tab w:val="right" w:leader="dot" w:pos="9628"/>
-        </w:tabs>
-        <w:rPr>
-          <w:rFonts w:eastAsiaTheme="minorEastAsia"/>
-          <w:noProof/>
-          <w:kern w:val="2"/>
-          <w:sz w:val="24"/>
-          <w:szCs w:val="24"/>
-          <w:lang w:eastAsia="en-GB"/>
-          <w14:ligatures w14:val="standardContextual"/>
-        </w:rPr>
-      </w:pPr>
-      <w:hyperlink w:anchor="_Toc227746394" w:history="1">
-        <w:r>
-          <w:rPr>
-            <w:rStyle w:val="Hyperlink"/>
-            <w:noProof/>
-          </w:rPr>
-          <w:t>Tabela 4 – Resumo das características dos Sistemas concorrenciais</w:t>
-        </w:r>
-        <w:r>
-          <w:rPr>
-            <w:noProof/>
-            <w:webHidden/>
-          </w:rPr>
-          <w:tab/>
-        </w:r>
-        <w:r>
-          <w:rPr>
-            <w:noProof/>
-            <w:webHidden/>
-          </w:rPr>
-          <w:fldChar w:fldCharType="begin"/>
-        </w:r>
-        <w:r>
-          <w:rPr>
-            <w:noProof/>
-            <w:webHidden/>
-          </w:rPr>
-          <w:instrText xml:space="preserve"> PAGEREF _Toc227746394 \h </w:instrText>
+          <w:instrText xml:space="preserve"> PAGEREF _Toc231221421 \h </w:instrText>
         </w:r>
         <w:r>
           <w:rPr>
@@ -3820,11 +3721,85 @@
           <w:kern w:val="2"/>
           <w:sz w:val="24"/>
           <w:szCs w:val="24"/>
-          <w:lang w:eastAsia="en-GB"/>
+          <w:lang w:val="en-GB" w:eastAsia="en-GB"/>
           <w14:ligatures w14:val="standardContextual"/>
         </w:rPr>
       </w:pPr>
-      <w:hyperlink w:anchor="_Toc227746395" w:history="1">
+      <w:hyperlink w:anchor="_Toc231221422" w:history="1">
+        <w:r>
+          <w:rPr>
+            <w:rStyle w:val="Hyperlink"/>
+            <w:noProof/>
+          </w:rPr>
+          <w:t>Tabela 4 – Resumo das características dos Sistemas concorrenciais</w:t>
+        </w:r>
+        <w:r>
+          <w:rPr>
+            <w:noProof/>
+            <w:webHidden/>
+          </w:rPr>
+          <w:tab/>
+        </w:r>
+        <w:r>
+          <w:rPr>
+            <w:noProof/>
+            <w:webHidden/>
+          </w:rPr>
+          <w:fldChar w:fldCharType="begin"/>
+        </w:r>
+        <w:r>
+          <w:rPr>
+            <w:noProof/>
+            <w:webHidden/>
+          </w:rPr>
+          <w:instrText xml:space="preserve"> PAGEREF _Toc231221422 \h </w:instrText>
+        </w:r>
+        <w:r>
+          <w:rPr>
+            <w:noProof/>
+            <w:webHidden/>
+          </w:rPr>
+        </w:r>
+        <w:r>
+          <w:rPr>
+            <w:noProof/>
+            <w:webHidden/>
+          </w:rPr>
+          <w:fldChar w:fldCharType="separate"/>
+        </w:r>
+        <w:r>
+          <w:rPr>
+            <w:noProof/>
+            <w:webHidden/>
+          </w:rPr>
+          <w:t>9</w:t>
+        </w:r>
+        <w:r>
+          <w:rPr>
+            <w:noProof/>
+            <w:webHidden/>
+          </w:rPr>
+          <w:fldChar w:fldCharType="end"/>
+        </w:r>
+      </w:hyperlink>
+    </w:p>
+    <w:p>
+      <w:pPr>
+        <w:pStyle w:val="TableofFigures"/>
+        <w:tabs>
+          <w:tab w:val="right" w:leader="dot" w:pos="9628"/>
+        </w:tabs>
+        <w:rPr>
+          <w:rFonts w:eastAsiaTheme="minorEastAsia"/>
+          <w:noProof/>
+          <w:kern w:val="2"/>
+          <w:sz w:val="24"/>
+          <w:szCs w:val="24"/>
+          <w:lang w:val="en-GB" w:eastAsia="en-GB"/>
+          <w14:ligatures w14:val="standardContextual"/>
+        </w:rPr>
+      </w:pPr>
+      <w:hyperlink w:anchor="_Toc231221423" w:history="1">
         <w:r>
           <w:rPr>
             <w:rStyle w:val="Hyperlink"/>
@@ -3851,7 +3826,7 @@
             <w:noProof/>
             <w:webHidden/>
           </w:rPr>
-          <w:instrText xml:space="preserve"> PAGEREF _Toc227746395 \h </w:instrText>
+          <w:instrText xml:space="preserve"> PAGEREF _Toc231221423 \h </w:instrText>
         </w:r>
         <w:r>
           <w:rPr>
@@ -3871,7 +3846,7 @@
             <w:noProof/>
             <w:webHidden/>
           </w:rPr>
-          <w:t>12</w:t>
+          <w:t>13</w:t>
         </w:r>
         <w:r>
           <w:rPr>
@@ -3896,7 +3871,7 @@
       <w:pPr>
         <w:pStyle w:val="Heading1"/>
       </w:pPr>
-      <w:bookmarkStart w:id="2" w:name="_Toc230871595"/>
+      <w:bookmarkStart w:id="2" w:name="_Toc231221393"/>
       <w:r>
         <w:lastRenderedPageBreak/>
         <w:t>Introdução</w:t>
@@ -4045,7 +4020,7 @@
           <w:noProof/>
         </w:rPr>
       </w:pPr>
-      <w:bookmarkStart w:id="3" w:name="_Toc230871596"/>
+      <w:bookmarkStart w:id="3" w:name="_Toc231221394"/>
       <w:r>
         <w:rPr>
           <w:noProof/>
@@ -4160,7 +4135,7 @@
       <w:pPr>
         <w:pStyle w:val="Heading1"/>
       </w:pPr>
-      <w:bookmarkStart w:id="4" w:name="_Toc230871597"/>
+      <w:bookmarkStart w:id="4" w:name="_Toc231221395"/>
       <w:r>
         <w:lastRenderedPageBreak/>
         <w:t>Especificação do Sistema</w:t>
@@ -4169,142 +4144,23 @@
     </w:p>
     <w:p>
       <w:r>
-        <w:rPr>
-          <w:highlight w:val="yellow"/>
-        </w:rPr>
-        <w:t>Nest</w:t>
-      </w:r>
-      <w:r>
-        <w:rPr>
-          <w:highlight w:val="yellow"/>
-        </w:rPr>
-        <w:t>e capítulo</w:t>
-      </w:r>
-      <w:r>
-        <w:rPr>
-          <w:highlight w:val="yellow"/>
-        </w:rPr>
-        <w:t>...</w:t>
-      </w:r>
-      <w:r>
-        <w:t xml:space="preserve"> </w:t>
-      </w:r>
-      <w:r>
-        <w:rPr>
-          <w:highlight w:val="yellow"/>
-        </w:rPr>
-        <w:t>&lt;parágrafo introdutório&gt;</w:t>
+        <w:t>Neste capítulo é apresentad</w:t>
+      </w:r>
+      <w:r>
+        <w:t>o</w:t>
+      </w:r>
+      <w:r>
+        <w:t xml:space="preserve"> a especificação do sistema iShopping, incluindo os seus objetivos, o problema que pretende resolver e uma análise concorrencial a sistemas similares.</w:t>
       </w:r>
     </w:p>
     <w:p>
-      <w:pPr>
-        <w:rPr>
-          <w:highlight w:val="yellow"/>
-        </w:rPr>
-      </w:pPr>
-      <w:r>
-        <w:rPr>
-          <w:highlight w:val="yellow"/>
-        </w:rPr>
-        <w:t>&lt;</w:t>
-      </w:r>
-      <w:r>
-        <w:rPr>
-          <w:highlight w:val="yellow"/>
-        </w:rPr>
-        <w:t>Descrever</w:t>
-      </w:r>
-      <w:r>
-        <w:rPr>
-          <w:highlight w:val="yellow"/>
-        </w:rPr>
-        <w:t>:</w:t>
-      </w:r>
-      <w:r>
-        <w:rPr>
-          <w:highlight w:val="yellow"/>
-        </w:rPr>
-        <w:t xml:space="preserve"> </w:t>
+      <w:r>
+        <w:t>O iShopping é uma aplicação desktop de gestão de compras domésticas para agregados familiares, permitindo planear listas de compras, gerir orçamentos mensais e acompanhar despesas em tempo real. O problema que pretende resolver é a falta de controlo financeiro nas compras do quotidiano, onde muitas famílias não têm forma organizada de comparar o previsto com o real ou acompanhar a evolução dos gastos. Os principais stakeholders são os membros do agregado familiar que utilizam a aplicação.</w:t>
       </w:r>
     </w:p>
     <w:p>
-      <w:pPr>
-        <w:rPr>
-          <w:highlight w:val="yellow"/>
-        </w:rPr>
-      </w:pPr>
-      <w:r>
-        <w:rPr>
-          <w:highlight w:val="yellow"/>
-        </w:rPr>
-        <w:t xml:space="preserve">- descrição geral do sistema, ou seja, </w:t>
-      </w:r>
-      <w:r>
-        <w:rPr>
-          <w:highlight w:val="yellow"/>
-        </w:rPr>
-        <w:t>os objetivos do sistema a desenvolver</w:t>
-      </w:r>
-      <w:r>
-        <w:rPr>
-          <w:highlight w:val="yellow"/>
-        </w:rPr>
-        <w:t xml:space="preserve"> (</w:t>
-      </w:r>
-      <w:r>
-        <w:rPr>
-          <w:highlight w:val="yellow"/>
-        </w:rPr>
-        <w:t>as necessidades do utilizador de forma geral</w:t>
-      </w:r>
-      <w:r>
-        <w:rPr>
-          <w:highlight w:val="yellow"/>
-        </w:rPr>
-        <w:t>)</w:t>
-      </w:r>
-    </w:p>
-    <w:p>
-      <w:r>
-        <w:rPr>
-          <w:highlight w:val="yellow"/>
-        </w:rPr>
-        <w:t xml:space="preserve">- </w:t>
-      </w:r>
-      <w:r>
-        <w:rPr>
-          <w:highlight w:val="yellow"/>
-        </w:rPr>
-        <w:t>o problema que o sistema pretende resolver e identificar os principais stakeholders (pessoas, grupos ou entidades com interesse direto no sistema</w:t>
-      </w:r>
-    </w:p>
-    <w:p>
-      <w:r>
-        <w:t xml:space="preserve">- </w:t>
-      </w:r>
-      <w:r>
-        <w:rPr>
-          <w:highlight w:val="yellow"/>
-        </w:rPr>
-        <w:t>i</w:t>
-      </w:r>
-      <w:r>
-        <w:rPr>
-          <w:highlight w:val="yellow"/>
-        </w:rPr>
-        <w:t>mpactos positivos e negativos do sistema a desenvolver</w:t>
-      </w:r>
-      <w:r>
-        <w:rPr>
-          <w:highlight w:val="yellow"/>
-        </w:rPr>
-        <w:t xml:space="preserve"> tendo em conta o impacto que tem no mercado, para as pessoas (que vão usar o sistema ou não), etc. </w:t>
-      </w:r>
-      <w:r>
-        <w:rPr>
-          <w:highlight w:val="yellow"/>
-        </w:rPr>
-        <w:t>&gt;</w:t>
+      <w:r>
+        <w:t>Como impactos positivos destacam-se a maior consciência financeira, a redução de desperdício e a melhor gestão do orçamento mensal. Como impacto negativo, o registo manual de todos os itens pode ser percecionado como trabalhoso face a aplicações mais simples.</w:t>
       </w:r>
     </w:p>
     <w:p/>
@@ -4312,7 +4168,7 @@
       <w:pPr>
         <w:pStyle w:val="Heading2"/>
       </w:pPr>
-      <w:bookmarkStart w:id="5" w:name="_Toc230871598"/>
+      <w:bookmarkStart w:id="5" w:name="_Toc231221396"/>
       <w:r>
         <w:t>Análise Concorrencial</w:t>
       </w:r>
@@ -4320,28 +4176,7 @@
     </w:p>
     <w:p>
       <w:r>
-        <w:rPr>
-          <w:highlight w:val="yellow"/>
-        </w:rPr>
-        <w:t>&lt;Análise de 3 sistemas relacionados</w:t>
-      </w:r>
-      <w:r>
-        <w:rPr>
-          <w:highlight w:val="yellow"/>
-        </w:rPr>
-        <w:t xml:space="preserve"> </w:t>
-      </w:r>
-      <w:r>
-        <w:rPr>
-          <w:highlight w:val="yellow"/>
-        </w:rPr>
-        <w:t>usados em outras configurações operacionais que disponibilizam funcionalidades idênticas ou relacionadas</w:t>
-      </w:r>
-      <w:r>
-        <w:rPr>
-          <w:highlight w:val="yellow"/>
-        </w:rPr>
-        <w:t xml:space="preserve"> &gt;</w:t>
+        <w:t>Para a análise concorrencial foram selecionadas três aplicações com funcionalidades relacionadas com a gestão de compras e orçamentos domésticos: AnyList, Bring! e YNAB.</w:t>
       </w:r>
     </w:p>
     <w:p/>
@@ -4349,21 +4184,18 @@
       <w:pPr>
         <w:pStyle w:val="Heading3"/>
       </w:pPr>
-      <w:bookmarkStart w:id="6" w:name="_Toc230871599"/>
-      <w:r>
-        <w:rPr>
-          <w:highlight w:val="yellow"/>
-        </w:rPr>
-        <w:t>&lt;Sistema 1 (mudar o nome para o website/aplicação escolhida para análise)&gt;</w:t>
+      <w:bookmarkStart w:id="6" w:name="_Toc231221397"/>
+      <w:r>
+        <w:t>AnyList</w:t>
       </w:r>
       <w:bookmarkEnd w:id="6"/>
     </w:p>
     <w:p>
       <w:r>
-        <w:rPr>
-          <w:highlight w:val="yellow"/>
-        </w:rPr>
-        <w:t>A próxima tabela resume as características do sistema...</w:t>
+        <w:t>A próxima tabela resume as características do sistema</w:t>
+      </w:r>
+      <w:r>
+        <w:t xml:space="preserve"> AnyList.</w:t>
       </w:r>
     </w:p>
     <w:p>
@@ -4372,7 +4204,7 @@
         <w:keepNext/>
         <w:jc w:val="center"/>
       </w:pPr>
-      <w:bookmarkStart w:id="7" w:name="_Toc227746391"/>
+      <w:bookmarkStart w:id="7" w:name="_Toc231221419"/>
       <w:r>
         <w:t xml:space="preserve">Tabela </w:t>
       </w:r>
@@ -4401,10 +4233,7 @@
         <w:t xml:space="preserve"> – Descrição do </w:t>
       </w:r>
       <w:r>
-        <w:rPr>
-          <w:highlight w:val="yellow"/>
-        </w:rPr>
-        <w:t>Sistema 1</w:t>
+        <w:t>AnyList</w:t>
       </w:r>
       <w:bookmarkEnd w:id="7"/>
     </w:p>
@@ -4444,10 +4273,10 @@
                 <w:noProof/>
               </w:rPr>
               <w:drawing>
-                <wp:inline distT="0" distB="0" distL="0" distR="0" wp14:anchorId="718A97ED" wp14:editId="2F9FCF15">
-                  <wp:extent cx="4368800" cy="2265539"/>
-                  <wp:effectExtent l="0" t="0" r="0" b="0"/>
-                  <wp:docPr id="7" name="Picture 7"/>
+                <wp:inline distT="0" distB="0" distL="0" distR="0" wp14:anchorId="15730833" wp14:editId="4E5A610D">
+                  <wp:extent cx="3440951" cy="2821880"/>
+                  <wp:effectExtent l="0" t="0" r="7620" b="0"/>
+                  <wp:docPr id="128556463" name="Picture 2" descr="AnyList - About AnyList for the Web"/>
                   <wp:cNvGraphicFramePr>
                     <a:graphicFrameLocks xmlns:a="http://schemas.openxmlformats.org/drawingml/2006/main" noChangeAspect="1"/>
                   </wp:cNvGraphicFramePr>
@@ -4455,23 +4284,36 @@
                     <a:graphicData uri="http://schemas.openxmlformats.org/drawingml/2006/picture">
                       <pic:pic xmlns:pic="http://schemas.openxmlformats.org/drawingml/2006/picture">
                         <pic:nvPicPr>
-                          <pic:cNvPr id="1" name=""/>
-                          <pic:cNvPicPr/>
+                          <pic:cNvPr id="0" name="Picture 6" descr="AnyList - About AnyList for the Web"/>
+                          <pic:cNvPicPr>
+                            <a:picLocks noChangeAspect="1" noChangeArrowheads="1"/>
+                          </pic:cNvPicPr>
                         </pic:nvPicPr>
                         <pic:blipFill>
-                          <a:blip r:embed="rId11"/>
+                          <a:blip r:embed="rId11" cstate="print">
+                            <a:extLst>
+                              <a:ext uri="{28A0092B-C50C-407E-A947-70E740481C1C}">
+                                <a14:useLocalDpi xmlns:a14="http://schemas.microsoft.com/office/drawing/2010/main" val="0"/>
+                              </a:ext>
+                            </a:extLst>
+                          </a:blip>
+                          <a:srcRect/>
                           <a:stretch>
                             <a:fillRect/>
                           </a:stretch>
                         </pic:blipFill>
-                        <pic:spPr>
+                        <pic:spPr bwMode="auto">
                           <a:xfrm>
                             <a:off x="0" y="0"/>
-                            <a:ext cx="4394605" cy="2278921"/>
+                            <a:ext cx="3449274" cy="2828705"/>
                           </a:xfrm>
                           <a:prstGeom prst="rect">
                             <a:avLst/>
                           </a:prstGeom>
+                          <a:noFill/>
+                          <a:ln>
+                            <a:noFill/>
+                          </a:ln>
                         </pic:spPr>
                       </pic:pic>
                     </a:graphicData>
@@ -4480,23 +4322,6 @@
               </w:drawing>
             </w:r>
           </w:p>
-          <w:p>
-            <w:pPr>
-              <w:jc w:val="center"/>
-              <w:rPr>
-                <w:b w:val="0"/>
-                <w:bCs w:val="0"/>
-              </w:rPr>
-            </w:pPr>
-            <w:r>
-              <w:rPr>
-                <w:b w:val="0"/>
-                <w:bCs w:val="0"/>
-                <w:highlight w:val="yellow"/>
-              </w:rPr>
-              <w:t>&lt;colocar imagem principal&gt;</w:t>
-            </w:r>
-          </w:p>
         </w:tc>
       </w:tr>
       <w:tr>
@@ -4542,10 +4367,7 @@
               </w:rPr>
             </w:pPr>
             <w:r>
-              <w:rPr>
-                <w:highlight w:val="yellow"/>
-              </w:rPr>
-              <w:t>&lt;nome do website/aplicação&gt;</w:t>
+              <w:t>AnyList</w:t>
             </w:r>
           </w:p>
         </w:tc>
@@ -4587,10 +4409,7 @@
               <w:cnfStyle w:val="000000000000" w:firstRow="0" w:lastRow="0" w:firstColumn="0" w:lastColumn="0" w:oddVBand="0" w:evenVBand="0" w:oddHBand="0" w:evenHBand="0" w:firstRowFirstColumn="0" w:firstRowLastColumn="0" w:lastRowFirstColumn="0" w:lastRowLastColumn="0"/>
             </w:pPr>
             <w:r>
-              <w:rPr>
-                <w:highlight w:val="yellow"/>
-              </w:rPr>
-              <w:t>&lt;link do website/aplicação&gt;</w:t>
+              <w:t>https://www.anylist.com</w:t>
             </w:r>
           </w:p>
         </w:tc>
@@ -4644,10 +4463,7 @@
               <w:cnfStyle w:val="000000100000" w:firstRow="0" w:lastRow="0" w:firstColumn="0" w:lastColumn="0" w:oddVBand="0" w:evenVBand="0" w:oddHBand="1" w:evenHBand="0" w:firstRowFirstColumn="0" w:firstRowLastColumn="0" w:lastRowFirstColumn="0" w:lastRowLastColumn="0"/>
             </w:pPr>
             <w:r>
-              <w:rPr>
-                <w:highlight w:val="yellow"/>
-              </w:rPr>
-              <w:t>&lt;descrição detalhada do website/aplicação&gt;</w:t>
+              <w:t>Aplicação móvel e web focada em listas de compras colaborativas para famílias e grupos. Permite criar e partilhar listas em tempo real entre vários utilizadores, com sugestões automáticas de artigos.</w:t>
             </w:r>
           </w:p>
         </w:tc>
@@ -4689,10 +4505,7 @@
               <w:cnfStyle w:val="000000000000" w:firstRow="0" w:lastRow="0" w:firstColumn="0" w:lastColumn="0" w:oddVBand="0" w:evenVBand="0" w:oddHBand="0" w:evenHBand="0" w:firstRowFirstColumn="0" w:firstRowLastColumn="0" w:lastRowFirstColumn="0" w:lastRowLastColumn="0"/>
             </w:pPr>
             <w:r>
-              <w:rPr>
-                <w:highlight w:val="yellow"/>
-              </w:rPr>
-              <w:t>&lt;vantagens do website/aplicação&gt;</w:t>
+              <w:t>Interface simples e intuitiva; sincronização em tempo real; colaboração familiar; sugestões automáticas de artigos; integração com receitas</w:t>
             </w:r>
           </w:p>
         </w:tc>
@@ -4723,6 +4536,7 @@
                 <w:i w:val="0"/>
                 <w:iCs w:val="0"/>
               </w:rPr>
+              <w:lastRenderedPageBreak/>
               <w:t>Desvantagens:</w:t>
             </w:r>
           </w:p>
@@ -4737,10 +4551,7 @@
               <w:cnfStyle w:val="000000100000" w:firstRow="0" w:lastRow="0" w:firstColumn="0" w:lastColumn="0" w:oddVBand="0" w:evenVBand="0" w:oddHBand="1" w:evenHBand="0" w:firstRowFirstColumn="0" w:firstRowLastColumn="0" w:lastRowFirstColumn="0" w:lastRowLastColumn="0"/>
             </w:pPr>
             <w:r>
-              <w:rPr>
-                <w:highlight w:val="yellow"/>
-              </w:rPr>
-              <w:t>&lt;desvantagens do website/aplicação&gt;</w:t>
+              <w:t>Gestão de orçamento muito limitada; sem controlo financeiro detalhado; sem análise de gastos por categoria</w:t>
             </w:r>
           </w:p>
         </w:tc>
@@ -4782,10 +4593,7 @@
               <w:cnfStyle w:val="000000000000" w:firstRow="0" w:lastRow="0" w:firstColumn="0" w:lastColumn="0" w:oddVBand="0" w:evenVBand="0" w:oddHBand="0" w:evenHBand="0" w:firstRowFirstColumn="0" w:firstRowLastColumn="0" w:lastRowFirstColumn="0" w:lastRowLastColumn="0"/>
             </w:pPr>
             <w:r>
-              <w:rPr>
-                <w:highlight w:val="yellow"/>
-              </w:rPr>
-              <w:t>&lt;funcionalidades que possam faltar ao website/aplicação&gt;</w:t>
+              <w:t>Gestão de orçamento mensal; comparação entre itens previstos e não previstos; histórico financeiro; sugestão de listas baseada em histórico</w:t>
             </w:r>
           </w:p>
         </w:tc>
@@ -4796,34 +4604,18 @@
       <w:pPr>
         <w:pStyle w:val="Heading3"/>
       </w:pPr>
-      <w:bookmarkStart w:id="8" w:name="_Toc230871600"/>
-      <w:r>
-        <w:rPr>
-          <w:highlight w:val="yellow"/>
-        </w:rPr>
-        <w:lastRenderedPageBreak/>
-        <w:t xml:space="preserve">&lt;Sistema </w:t>
-      </w:r>
-      <w:r>
-        <w:rPr>
-          <w:highlight w:val="yellow"/>
-        </w:rPr>
-        <w:t>2</w:t>
-      </w:r>
-      <w:r>
-        <w:rPr>
-          <w:highlight w:val="yellow"/>
-        </w:rPr>
-        <w:t xml:space="preserve"> (mudar o nome para o website/aplicação escolhida para análise)&gt;</w:t>
+      <w:bookmarkStart w:id="8" w:name="_Toc231221398"/>
+      <w:r>
+        <w:t>Bring!</w:t>
       </w:r>
       <w:bookmarkEnd w:id="8"/>
     </w:p>
     <w:p>
       <w:r>
-        <w:rPr>
-          <w:highlight w:val="yellow"/>
-        </w:rPr>
-        <w:t>A próxima tabela resume as características do sistema...</w:t>
+        <w:t>A próxima tabela resume as características do sistema</w:t>
+      </w:r>
+      <w:r>
+        <w:t xml:space="preserve"> Bring!</w:t>
       </w:r>
     </w:p>
     <w:p>
@@ -4832,7 +4624,7 @@
         <w:keepNext/>
         <w:jc w:val="center"/>
       </w:pPr>
-      <w:bookmarkStart w:id="9" w:name="_Toc227746392"/>
+      <w:bookmarkStart w:id="9" w:name="_Toc231221420"/>
       <w:r>
         <w:t xml:space="preserve">Tabela </w:t>
       </w:r>
@@ -4861,10 +4653,7 @@
         <w:t xml:space="preserve"> – Descrição do </w:t>
       </w:r>
       <w:r>
-        <w:rPr>
-          <w:highlight w:val="yellow"/>
-        </w:rPr>
-        <w:t>Sistema 1</w:t>
+        <w:t>Bring!</w:t>
       </w:r>
       <w:bookmarkEnd w:id="9"/>
     </w:p>
@@ -4904,10 +4693,10 @@
                 <w:noProof/>
               </w:rPr>
               <w:drawing>
-                <wp:inline distT="0" distB="0" distL="0" distR="0" wp14:anchorId="4BC29FC6" wp14:editId="04785330">
-                  <wp:extent cx="4368800" cy="2265539"/>
-                  <wp:effectExtent l="0" t="0" r="0" b="0"/>
-                  <wp:docPr id="12" name="Picture 12" descr="Graphical user interface, application, Teams&#10;&#10;Description automatically generated"/>
+                <wp:inline distT="0" distB="0" distL="0" distR="0" wp14:anchorId="3DBB140A" wp14:editId="64DD5F48">
+                  <wp:extent cx="1575101" cy="2799712"/>
+                  <wp:effectExtent l="0" t="0" r="6350" b="1270"/>
+                  <wp:docPr id="1365652243" name="Picture 3" descr="Bring! Lista de Compras - Download do APK para Android | Aptoide"/>
                   <wp:cNvGraphicFramePr>
                     <a:graphicFrameLocks xmlns:a="http://schemas.openxmlformats.org/drawingml/2006/main" noChangeAspect="1"/>
                   </wp:cNvGraphicFramePr>
@@ -4915,23 +4704,36 @@
                     <a:graphicData uri="http://schemas.openxmlformats.org/drawingml/2006/picture">
                       <pic:pic xmlns:pic="http://schemas.openxmlformats.org/drawingml/2006/picture">
                         <pic:nvPicPr>
-                          <pic:cNvPr id="12" name="Picture 12" descr="Graphical user interface, application, Teams&#10;&#10;Description automatically generated"/>
-                          <pic:cNvPicPr/>
+                          <pic:cNvPr id="0" name="Picture 8" descr="Bring! Lista de Compras - Download do APK para Android | Aptoide"/>
+                          <pic:cNvPicPr>
+                            <a:picLocks noChangeAspect="1" noChangeArrowheads="1"/>
+                          </pic:cNvPicPr>
                         </pic:nvPicPr>
                         <pic:blipFill>
-                          <a:blip r:embed="rId11"/>
+                          <a:blip r:embed="rId12" cstate="print">
+                            <a:extLst>
+                              <a:ext uri="{28A0092B-C50C-407E-A947-70E740481C1C}">
+                                <a14:useLocalDpi xmlns:a14="http://schemas.microsoft.com/office/drawing/2010/main" val="0"/>
+                              </a:ext>
+                            </a:extLst>
+                          </a:blip>
+                          <a:srcRect/>
                           <a:stretch>
                             <a:fillRect/>
                           </a:stretch>
                         </pic:blipFill>
-                        <pic:spPr>
+                        <pic:spPr bwMode="auto">
                           <a:xfrm>
                             <a:off x="0" y="0"/>
-                            <a:ext cx="4394605" cy="2278921"/>
+                            <a:ext cx="1593760" cy="2832877"/>
                           </a:xfrm>
                           <a:prstGeom prst="rect">
                             <a:avLst/>
                           </a:prstGeom>
+                          <a:noFill/>
+                          <a:ln>
+                            <a:noFill/>
+                          </a:ln>
                         </pic:spPr>
                       </pic:pic>
                     </a:graphicData>
@@ -4940,23 +4742,6 @@
               </w:drawing>
             </w:r>
           </w:p>
-          <w:p>
-            <w:pPr>
-              <w:jc w:val="center"/>
-              <w:rPr>
-                <w:b w:val="0"/>
-                <w:bCs w:val="0"/>
-              </w:rPr>
-            </w:pPr>
-            <w:r>
-              <w:rPr>
-                <w:b w:val="0"/>
-                <w:bCs w:val="0"/>
-                <w:highlight w:val="yellow"/>
-              </w:rPr>
-              <w:t>&lt;colocar imagem principal&gt;</w:t>
-            </w:r>
-          </w:p>
         </w:tc>
       </w:tr>
       <w:tr>
@@ -4997,15 +4782,9 @@
             <w:pPr>
               <w:jc w:val="left"/>
               <w:cnfStyle w:val="000000100000" w:firstRow="0" w:lastRow="0" w:firstColumn="0" w:lastColumn="0" w:oddVBand="0" w:evenVBand="0" w:oddHBand="1" w:evenHBand="0" w:firstRowFirstColumn="0" w:firstRowLastColumn="0" w:lastRowFirstColumn="0" w:lastRowLastColumn="0"/>
-              <w:rPr>
-                <w:highlight w:val="yellow"/>
-              </w:rPr>
-            </w:pPr>
-            <w:r>
-              <w:rPr>
-                <w:highlight w:val="yellow"/>
-              </w:rPr>
-              <w:t>&lt;nome do website/aplicação&gt;</w:t>
+            </w:pPr>
+            <w:r>
+              <w:t>Bring!</w:t>
             </w:r>
           </w:p>
         </w:tc>
@@ -5047,10 +4826,7 @@
               <w:cnfStyle w:val="000000000000" w:firstRow="0" w:lastRow="0" w:firstColumn="0" w:lastColumn="0" w:oddVBand="0" w:evenVBand="0" w:oddHBand="0" w:evenHBand="0" w:firstRowFirstColumn="0" w:firstRowLastColumn="0" w:lastRowFirstColumn="0" w:lastRowLastColumn="0"/>
             </w:pPr>
             <w:r>
-              <w:rPr>
-                <w:highlight w:val="yellow"/>
-              </w:rPr>
-              <w:t>&lt;link do website/aplicação&gt;</w:t>
+              <w:t>https://www.getbring.com</w:t>
             </w:r>
           </w:p>
         </w:tc>
@@ -5095,10 +4871,7 @@
               <w:cnfStyle w:val="000000100000" w:firstRow="0" w:lastRow="0" w:firstColumn="0" w:lastColumn="0" w:oddVBand="0" w:evenVBand="0" w:oddHBand="1" w:evenHBand="0" w:firstRowFirstColumn="0" w:firstRowLastColumn="0" w:lastRowFirstColumn="0" w:lastRowLastColumn="0"/>
             </w:pPr>
             <w:r>
-              <w:rPr>
-                <w:highlight w:val="yellow"/>
-              </w:rPr>
-              <w:t>&lt;descrição detalhada do website/aplicação&gt;</w:t>
+              <w:t>Aplicação móvel de lista de compras com interface visual baseada em ícones de produtos. Focada na experiência de utilização rápida e colaborativa, permitindo partilhar listas com familiares e amigos em tempo real.</w:t>
             </w:r>
           </w:p>
         </w:tc>
@@ -5140,10 +4913,7 @@
               <w:cnfStyle w:val="000000000000" w:firstRow="0" w:lastRow="0" w:firstColumn="0" w:lastColumn="0" w:oddVBand="0" w:evenVBand="0" w:oddHBand="0" w:evenHBand="0" w:firstRowFirstColumn="0" w:firstRowLastColumn="0" w:lastRowFirstColumn="0" w:lastRowLastColumn="0"/>
             </w:pPr>
             <w:r>
-              <w:rPr>
-                <w:highlight w:val="yellow"/>
-              </w:rPr>
-              <w:t>&lt;vantagens do website/aplicação&gt;</w:t>
+              <w:t>Interface muito visual e apelativa; rápida de utilizar; colaboração em tempo real; disponível em múltiplas plataformas; suporte a múltiplas listas</w:t>
             </w:r>
           </w:p>
         </w:tc>
@@ -5188,10 +4958,7 @@
               <w:cnfStyle w:val="000000100000" w:firstRow="0" w:lastRow="0" w:firstColumn="0" w:lastColumn="0" w:oddVBand="0" w:evenVBand="0" w:oddHBand="1" w:evenHBand="0" w:firstRowFirstColumn="0" w:firstRowLastColumn="0" w:lastRowFirstColumn="0" w:lastRowLastColumn="0"/>
             </w:pPr>
             <w:r>
-              <w:rPr>
-                <w:highlight w:val="yellow"/>
-              </w:rPr>
-              <w:t>&lt;desvantagens do website/aplicação&gt;</w:t>
+              <w:t>Sem qualquer funcionalidade de gestão de orçamento; sem registo de preços ou gastos; sem histórico financeiro</w:t>
             </w:r>
           </w:p>
         </w:tc>
@@ -5233,10 +5000,7 @@
               <w:cnfStyle w:val="000000000000" w:firstRow="0" w:lastRow="0" w:firstColumn="0" w:lastColumn="0" w:oddVBand="0" w:evenVBand="0" w:oddHBand="0" w:evenHBand="0" w:firstRowFirstColumn="0" w:firstRowLastColumn="0" w:lastRowFirstColumn="0" w:lastRowLastColumn="0"/>
             </w:pPr>
             <w:r>
-              <w:rPr>
-                <w:highlight w:val="yellow"/>
-              </w:rPr>
-              <w:t>&lt;funcionalidades que possam faltar ao website/aplicação&gt;</w:t>
+              <w:t>Controlo de orçamento; registo de preços unitários; comparação entre planeado e adquirido; estatísticas de consumo; sugestão de compras baseada em histórico</w:t>
             </w:r>
           </w:p>
         </w:tc>
@@ -5244,37 +5008,53 @@
     </w:tbl>
     <w:p/>
     <w:p/>
+    <w:p/>
+    <w:p/>
+    <w:p/>
+    <w:p/>
     <w:p>
       <w:pPr>
         <w:pStyle w:val="Heading3"/>
-      </w:pPr>
-      <w:bookmarkStart w:id="10" w:name="_Toc230871601"/>
-      <w:r>
         <w:rPr>
-          <w:highlight w:val="yellow"/>
+          <w:lang w:val="en-GB"/>
         </w:rPr>
-        <w:t xml:space="preserve">&lt;Sistema </w:t>
-      </w:r>
+      </w:pPr>
+      <w:bookmarkStart w:id="10" w:name="_Toc231221399"/>
       <w:r>
         <w:rPr>
-          <w:highlight w:val="yellow"/>
+          <w:lang w:val="en-GB"/>
         </w:rPr>
-        <w:t>3</w:t>
-      </w:r>
+        <w:lastRenderedPageBreak/>
+        <w:t xml:space="preserve">YNAB (You Need </w:t>
+      </w:r>
+      <w:proofErr w:type="gramStart"/>
       <w:r>
         <w:rPr>
-          <w:highlight w:val="yellow"/>
+          <w:lang w:val="en-GB"/>
         </w:rPr>
-        <w:t xml:space="preserve"> (mudar o nome para o website/aplicação escolhida para análise)&gt;</w:t>
+        <w:t>A</w:t>
+      </w:r>
+      <w:proofErr w:type="gramEnd"/>
+      <w:r>
+        <w:rPr>
+          <w:lang w:val="en-GB"/>
+        </w:rPr>
+        <w:t xml:space="preserve"> B</w:t>
+      </w:r>
+      <w:r>
+        <w:rPr>
+          <w:lang w:val="en-GB"/>
+        </w:rPr>
+        <w:t>udget)</w:t>
       </w:r>
       <w:bookmarkEnd w:id="10"/>
     </w:p>
     <w:p>
       <w:r>
-        <w:rPr>
-          <w:highlight w:val="yellow"/>
-        </w:rPr>
-        <w:t>A próxima tabela resume as características do sistema...</w:t>
+        <w:t>A próxima tabela resume as características do sistema</w:t>
+      </w:r>
+      <w:r>
+        <w:t xml:space="preserve"> YNAB.</w:t>
       </w:r>
     </w:p>
     <w:p>
@@ -5283,7 +5063,7 @@
         <w:keepNext/>
         <w:jc w:val="center"/>
       </w:pPr>
-      <w:bookmarkStart w:id="11" w:name="_Toc227746393"/>
+      <w:bookmarkStart w:id="11" w:name="_Toc231221421"/>
       <w:r>
         <w:t xml:space="preserve">Tabela </w:t>
       </w:r>
@@ -5312,10 +5092,7 @@
         <w:t xml:space="preserve"> – Descrição do </w:t>
       </w:r>
       <w:r>
-        <w:rPr>
-          <w:highlight w:val="yellow"/>
-        </w:rPr>
-        <w:t>Sistema 1</w:t>
+        <w:t>YNAB</w:t>
       </w:r>
       <w:bookmarkEnd w:id="11"/>
     </w:p>
@@ -5355,10 +5132,10 @@
                 <w:noProof/>
               </w:rPr>
               <w:drawing>
-                <wp:inline distT="0" distB="0" distL="0" distR="0" wp14:anchorId="0B7AD73E" wp14:editId="02A02D16">
-                  <wp:extent cx="4368800" cy="2265539"/>
-                  <wp:effectExtent l="0" t="0" r="0" b="0"/>
-                  <wp:docPr id="13" name="Picture 13" descr="Graphical user interface, application, Teams&#10;&#10;Description automatically generated"/>
+                <wp:inline distT="0" distB="0" distL="0" distR="0" wp14:anchorId="71820763" wp14:editId="68EB55C2">
+                  <wp:extent cx="2952120" cy="2148389"/>
+                  <wp:effectExtent l="0" t="0" r="635" b="4445"/>
+                  <wp:docPr id="1394026735" name="Picture 4" descr="How I Use YNAB to Budget Days Off | YNAB"/>
                   <wp:cNvGraphicFramePr>
                     <a:graphicFrameLocks xmlns:a="http://schemas.openxmlformats.org/drawingml/2006/main" noChangeAspect="1"/>
                   </wp:cNvGraphicFramePr>
@@ -5366,23 +5143,36 @@
                     <a:graphicData uri="http://schemas.openxmlformats.org/drawingml/2006/picture">
                       <pic:pic xmlns:pic="http://schemas.openxmlformats.org/drawingml/2006/picture">
                         <pic:nvPicPr>
-                          <pic:cNvPr id="13" name="Picture 13" descr="Graphical user interface, application, Teams&#10;&#10;Description automatically generated"/>
-                          <pic:cNvPicPr/>
+                          <pic:cNvPr id="0" name="Picture 10" descr="How I Use YNAB to Budget Days Off | YNAB"/>
+                          <pic:cNvPicPr>
+                            <a:picLocks noChangeAspect="1" noChangeArrowheads="1"/>
+                          </pic:cNvPicPr>
                         </pic:nvPicPr>
                         <pic:blipFill>
-                          <a:blip r:embed="rId11"/>
+                          <a:blip r:embed="rId13" cstate="print">
+                            <a:extLst>
+                              <a:ext uri="{28A0092B-C50C-407E-A947-70E740481C1C}">
+                                <a14:useLocalDpi xmlns:a14="http://schemas.microsoft.com/office/drawing/2010/main" val="0"/>
+                              </a:ext>
+                            </a:extLst>
+                          </a:blip>
+                          <a:srcRect/>
                           <a:stretch>
                             <a:fillRect/>
                           </a:stretch>
                         </pic:blipFill>
-                        <pic:spPr>
+                        <pic:spPr bwMode="auto">
                           <a:xfrm>
                             <a:off x="0" y="0"/>
-                            <a:ext cx="4394605" cy="2278921"/>
+                            <a:ext cx="2965329" cy="2158002"/>
                           </a:xfrm>
                           <a:prstGeom prst="rect">
                             <a:avLst/>
                           </a:prstGeom>
+                          <a:noFill/>
+                          <a:ln>
+                            <a:noFill/>
+                          </a:ln>
                         </pic:spPr>
                       </pic:pic>
                     </a:graphicData>
@@ -5391,23 +5181,6 @@
               </w:drawing>
             </w:r>
           </w:p>
-          <w:p>
-            <w:pPr>
-              <w:jc w:val="center"/>
-              <w:rPr>
-                <w:b w:val="0"/>
-                <w:bCs w:val="0"/>
-              </w:rPr>
-            </w:pPr>
-            <w:r>
-              <w:rPr>
-                <w:b w:val="0"/>
-                <w:bCs w:val="0"/>
-                <w:highlight w:val="yellow"/>
-              </w:rPr>
-              <w:t>&lt;colocar imagem principal&gt;</w:t>
-            </w:r>
-          </w:p>
         </w:tc>
       </w:tr>
       <w:tr>
@@ -5436,7 +5209,6 @@
                 <w:i w:val="0"/>
                 <w:iCs w:val="0"/>
               </w:rPr>
-              <w:lastRenderedPageBreak/>
               <w:t>Nome:</w:t>
             </w:r>
           </w:p>
@@ -5451,13 +5223,28 @@
               <w:cnfStyle w:val="000000100000" w:firstRow="0" w:lastRow="0" w:firstColumn="0" w:lastColumn="0" w:oddVBand="0" w:evenVBand="0" w:oddHBand="1" w:evenHBand="0" w:firstRowFirstColumn="0" w:firstRowLastColumn="0" w:lastRowFirstColumn="0" w:lastRowLastColumn="0"/>
               <w:rPr>
                 <w:highlight w:val="yellow"/>
-              </w:rPr>
-            </w:pPr>
-            <w:r>
-              <w:rPr>
-                <w:highlight w:val="yellow"/>
-              </w:rPr>
-              <w:t>&lt;nome do website/aplicação&gt;</w:t>
+                <w:lang w:val="en-GB"/>
+              </w:rPr>
+            </w:pPr>
+            <w:r>
+              <w:rPr>
+                <w:lang w:val="en-GB"/>
+              </w:rPr>
+              <w:t xml:space="preserve">YNAB – You Need </w:t>
+            </w:r>
+            <w:proofErr w:type="gramStart"/>
+            <w:r>
+              <w:rPr>
+                <w:lang w:val="en-GB"/>
+              </w:rPr>
+              <w:t>A</w:t>
+            </w:r>
+            <w:proofErr w:type="gramEnd"/>
+            <w:r>
+              <w:rPr>
+                <w:lang w:val="en-GB"/>
+              </w:rPr>
+              <w:t xml:space="preserve"> Budget</w:t>
             </w:r>
           </w:p>
         </w:tc>
@@ -5499,10 +5286,7 @@
               <w:cnfStyle w:val="000000000000" w:firstRow="0" w:lastRow="0" w:firstColumn="0" w:lastColumn="0" w:oddVBand="0" w:evenVBand="0" w:oddHBand="0" w:evenHBand="0" w:firstRowFirstColumn="0" w:firstRowLastColumn="0" w:lastRowFirstColumn="0" w:lastRowLastColumn="0"/>
             </w:pPr>
             <w:r>
-              <w:rPr>
-                <w:highlight w:val="yellow"/>
-              </w:rPr>
-              <w:t>&lt;link do website/aplicação&gt;</w:t>
+              <w:t>https://www.ynab.com</w:t>
             </w:r>
           </w:p>
         </w:tc>
@@ -5547,10 +5331,7 @@
               <w:cnfStyle w:val="000000100000" w:firstRow="0" w:lastRow="0" w:firstColumn="0" w:lastColumn="0" w:oddVBand="0" w:evenVBand="0" w:oddHBand="1" w:evenHBand="0" w:firstRowFirstColumn="0" w:firstRowLastColumn="0" w:lastRowFirstColumn="0" w:lastRowLastColumn="0"/>
             </w:pPr>
             <w:r>
-              <w:rPr>
-                <w:highlight w:val="yellow"/>
-              </w:rPr>
-              <w:t>&lt;descrição detalhada do website/aplicação&gt;</w:t>
+              <w:t>Aplicação web e móvel de gestão de orçamento pessoal e familiar baseada na metodologia "zero-based budgeting". Permite definir categorias de despesas, atribuir orçamentos mensais e registar transações.</w:t>
             </w:r>
           </w:p>
         </w:tc>
@@ -5592,10 +5373,7 @@
               <w:cnfStyle w:val="000000000000" w:firstRow="0" w:lastRow="0" w:firstColumn="0" w:lastColumn="0" w:oddVBand="0" w:evenVBand="0" w:oddHBand="0" w:evenHBand="0" w:firstRowFirstColumn="0" w:firstRowLastColumn="0" w:lastRowFirstColumn="0" w:lastRowLastColumn="0"/>
             </w:pPr>
             <w:r>
-              <w:rPr>
-                <w:highlight w:val="yellow"/>
-              </w:rPr>
-              <w:t>&lt;vantagens do website/aplicação&gt;</w:t>
+              <w:t>Gestão de orçamento muito detalhada; relatórios financeiros avançados; metodologia comprovada de controlo financeiro; sincronização bancária automática</w:t>
             </w:r>
           </w:p>
         </w:tc>
@@ -5640,10 +5418,7 @@
               <w:cnfStyle w:val="000000100000" w:firstRow="0" w:lastRow="0" w:firstColumn="0" w:lastColumn="0" w:oddVBand="0" w:evenVBand="0" w:oddHBand="1" w:evenHBand="0" w:firstRowFirstColumn="0" w:firstRowLastColumn="0" w:lastRowFirstColumn="0" w:lastRowLastColumn="0"/>
             </w:pPr>
             <w:r>
-              <w:rPr>
-                <w:highlight w:val="yellow"/>
-              </w:rPr>
-              <w:t>&lt;desvantagens do website/aplicação&gt;</w:t>
+              <w:t>Não é focada em compras domésticas; sem planeamento de listas de compras; custo de subscrição elevado; curva de aprendizagem alta</w:t>
             </w:r>
           </w:p>
         </w:tc>
@@ -5685,10 +5460,7 @@
               <w:cnfStyle w:val="000000000000" w:firstRow="0" w:lastRow="0" w:firstColumn="0" w:lastColumn="0" w:oddVBand="0" w:evenVBand="0" w:oddHBand="0" w:evenHBand="0" w:firstRowFirstColumn="0" w:firstRowLastColumn="0" w:lastRowFirstColumn="0" w:lastRowLastColumn="0"/>
             </w:pPr>
             <w:r>
-              <w:rPr>
-                <w:highlight w:val="yellow"/>
-              </w:rPr>
-              <w:t>&lt;funcionalidades que possam faltar ao website/aplicação&gt;</w:t>
+              <w:t>Planeamento de listas de compras; registo de itens previstos vs não previstos; modo de compra em tempo real; sugestão de lista baseada em histórico de compras</w:t>
             </w:r>
           </w:p>
         </w:tc>
@@ -5699,7 +5471,7 @@
       <w:pPr>
         <w:pStyle w:val="Heading3"/>
       </w:pPr>
-      <w:bookmarkStart w:id="12" w:name="_Toc230871602"/>
+      <w:bookmarkStart w:id="12" w:name="_Toc231221400"/>
       <w:r>
         <w:t>Comparação dos Sistemas</w:t>
       </w:r>
@@ -5707,10 +5479,7 @@
     </w:p>
     <w:p>
       <w:r>
-        <w:rPr>
-          <w:highlight w:val="yellow"/>
-        </w:rPr>
-        <w:t>De seguida...</w:t>
+        <w:t>De seguida uma tabela mostrando a comparação entre os sitemas.</w:t>
       </w:r>
     </w:p>
     <w:p/>
@@ -5720,7 +5489,7 @@
         <w:keepNext/>
         <w:jc w:val="center"/>
       </w:pPr>
-      <w:bookmarkStart w:id="13" w:name="_Toc227746394"/>
+      <w:bookmarkStart w:id="13" w:name="_Toc231221422"/>
       <w:r>
         <w:t xml:space="preserve">Tabela </w:t>
       </w:r>
@@ -5790,10 +5559,7 @@
               <w:cnfStyle w:val="100000000000" w:firstRow="1" w:lastRow="0" w:firstColumn="0" w:lastColumn="0" w:oddVBand="0" w:evenVBand="0" w:oddHBand="0" w:evenHBand="0" w:firstRowFirstColumn="0" w:firstRowLastColumn="0" w:lastRowFirstColumn="0" w:lastRowLastColumn="0"/>
             </w:pPr>
             <w:r>
-              <w:rPr>
-                <w:highlight w:val="yellow"/>
-              </w:rPr>
-              <w:t>Sistema 1</w:t>
+              <w:t>AnyList</w:t>
             </w:r>
           </w:p>
         </w:tc>
@@ -5807,10 +5573,7 @@
               <w:cnfStyle w:val="100000000000" w:firstRow="1" w:lastRow="0" w:firstColumn="0" w:lastColumn="0" w:oddVBand="0" w:evenVBand="0" w:oddHBand="0" w:evenHBand="0" w:firstRowFirstColumn="0" w:firstRowLastColumn="0" w:lastRowFirstColumn="0" w:lastRowLastColumn="0"/>
             </w:pPr>
             <w:r>
-              <w:rPr>
-                <w:highlight w:val="yellow"/>
-              </w:rPr>
-              <w:t>Sistema 2</w:t>
+              <w:t>Bring!</w:t>
             </w:r>
           </w:p>
         </w:tc>
@@ -5824,10 +5587,7 @@
               <w:cnfStyle w:val="100000000000" w:firstRow="1" w:lastRow="0" w:firstColumn="0" w:lastColumn="0" w:oddVBand="0" w:evenVBand="0" w:oddHBand="0" w:evenHBand="0" w:firstRowFirstColumn="0" w:firstRowLastColumn="0" w:lastRowFirstColumn="0" w:lastRowLastColumn="0"/>
             </w:pPr>
             <w:r>
-              <w:rPr>
-                <w:highlight w:val="yellow"/>
-              </w:rPr>
-              <w:t>Sistema 3</w:t>
+              <w:t>YNAB</w:t>
             </w:r>
           </w:p>
         </w:tc>
@@ -5848,10 +5608,7 @@
               </w:rPr>
             </w:pPr>
             <w:r>
-              <w:rPr>
-                <w:highlight w:val="yellow"/>
-              </w:rPr>
-              <w:t>Caract. 1</w:t>
+              <w:t>Gestão de orçamento mensal</w:t>
             </w:r>
           </w:p>
         </w:tc>
@@ -5871,7 +5628,7 @@
               <w:rPr>
                 <w:highlight w:val="yellow"/>
               </w:rPr>
-              <w:t>x</w:t>
+              <w:t>Não</w:t>
             </w:r>
           </w:p>
         </w:tc>
@@ -5891,7 +5648,7 @@
               <w:rPr>
                 <w:highlight w:val="yellow"/>
               </w:rPr>
-              <w:t>-</w:t>
+              <w:t>Não</w:t>
             </w:r>
           </w:p>
         </w:tc>
@@ -5911,7 +5668,7 @@
               <w:rPr>
                 <w:highlight w:val="yellow"/>
               </w:rPr>
-              <w:t>x</w:t>
+              <w:t>Sim</w:t>
             </w:r>
           </w:p>
         </w:tc>
@@ -5929,10 +5686,7 @@
               </w:rPr>
             </w:pPr>
             <w:r>
-              <w:rPr>
-                <w:highlight w:val="yellow"/>
-              </w:rPr>
-              <w:t>Caract. 2</w:t>
+              <w:t>Controlo financeiro por compra</w:t>
             </w:r>
           </w:p>
         </w:tc>
@@ -5945,6 +5699,9 @@
               <w:jc w:val="center"/>
               <w:cnfStyle w:val="000000000000" w:firstRow="0" w:lastRow="0" w:firstColumn="0" w:lastColumn="0" w:oddVBand="0" w:evenVBand="0" w:oddHBand="0" w:evenHBand="0" w:firstRowFirstColumn="0" w:firstRowLastColumn="0" w:lastRowFirstColumn="0" w:lastRowLastColumn="0"/>
             </w:pPr>
+            <w:r>
+              <w:t>Não</w:t>
+            </w:r>
           </w:p>
         </w:tc>
         <w:tc>
@@ -5956,6 +5713,9 @@
               <w:jc w:val="center"/>
               <w:cnfStyle w:val="000000000000" w:firstRow="0" w:lastRow="0" w:firstColumn="0" w:lastColumn="0" w:oddVBand="0" w:evenVBand="0" w:oddHBand="0" w:evenHBand="0" w:firstRowFirstColumn="0" w:firstRowLastColumn="0" w:lastRowFirstColumn="0" w:lastRowLastColumn="0"/>
             </w:pPr>
+            <w:r>
+              <w:t>Não</w:t>
+            </w:r>
           </w:p>
         </w:tc>
         <w:tc>
@@ -5967,6 +5727,9 @@
               <w:jc w:val="center"/>
               <w:cnfStyle w:val="000000000000" w:firstRow="0" w:lastRow="0" w:firstColumn="0" w:lastColumn="0" w:oddVBand="0" w:evenVBand="0" w:oddHBand="0" w:evenHBand="0" w:firstRowFirstColumn="0" w:firstRowLastColumn="0" w:lastRowFirstColumn="0" w:lastRowLastColumn="0"/>
             </w:pPr>
+            <w:r>
+              <w:t>Parcial</w:t>
+            </w:r>
           </w:p>
         </w:tc>
       </w:tr>
@@ -5986,10 +5749,7 @@
               </w:rPr>
             </w:pPr>
             <w:r>
-              <w:rPr>
-                <w:highlight w:val="yellow"/>
-              </w:rPr>
-              <w:t>Caract. 3</w:t>
+              <w:t>Planeamento de lista de compras</w:t>
             </w:r>
           </w:p>
         </w:tc>
@@ -6002,6 +5762,9 @@
               <w:jc w:val="center"/>
               <w:cnfStyle w:val="000000100000" w:firstRow="0" w:lastRow="0" w:firstColumn="0" w:lastColumn="0" w:oddVBand="0" w:evenVBand="0" w:oddHBand="1" w:evenHBand="0" w:firstRowFirstColumn="0" w:firstRowLastColumn="0" w:lastRowFirstColumn="0" w:lastRowLastColumn="0"/>
             </w:pPr>
+            <w:r>
+              <w:t>Sim</w:t>
+            </w:r>
           </w:p>
         </w:tc>
         <w:tc>
@@ -6013,6 +5776,9 @@
               <w:jc w:val="center"/>
               <w:cnfStyle w:val="000000100000" w:firstRow="0" w:lastRow="0" w:firstColumn="0" w:lastColumn="0" w:oddVBand="0" w:evenVBand="0" w:oddHBand="1" w:evenHBand="0" w:firstRowFirstColumn="0" w:firstRowLastColumn="0" w:lastRowFirstColumn="0" w:lastRowLastColumn="0"/>
             </w:pPr>
+            <w:r>
+              <w:t>Sim</w:t>
+            </w:r>
           </w:p>
         </w:tc>
         <w:tc>
@@ -6024,6 +5790,9 @@
               <w:jc w:val="center"/>
               <w:cnfStyle w:val="000000100000" w:firstRow="0" w:lastRow="0" w:firstColumn="0" w:lastColumn="0" w:oddVBand="0" w:evenVBand="0" w:oddHBand="1" w:evenHBand="0" w:firstRowFirstColumn="0" w:firstRowLastColumn="0" w:lastRowFirstColumn="0" w:lastRowLastColumn="0"/>
             </w:pPr>
+            <w:r>
+              <w:t>Não</w:t>
+            </w:r>
           </w:p>
         </w:tc>
       </w:tr>
@@ -6040,10 +5809,7 @@
               </w:rPr>
             </w:pPr>
             <w:r>
-              <w:rPr>
-                <w:highlight w:val="yellow"/>
-              </w:rPr>
-              <w:t>Caract. 4</w:t>
+              <w:t>Itens previstos vs não previstos</w:t>
             </w:r>
           </w:p>
         </w:tc>
@@ -6056,6 +5822,9 @@
               <w:jc w:val="center"/>
               <w:cnfStyle w:val="000000000000" w:firstRow="0" w:lastRow="0" w:firstColumn="0" w:lastColumn="0" w:oddVBand="0" w:evenVBand="0" w:oddHBand="0" w:evenHBand="0" w:firstRowFirstColumn="0" w:firstRowLastColumn="0" w:lastRowFirstColumn="0" w:lastRowLastColumn="0"/>
             </w:pPr>
+            <w:r>
+              <w:t>Não</w:t>
+            </w:r>
           </w:p>
         </w:tc>
         <w:tc>
@@ -6067,6 +5836,9 @@
               <w:jc w:val="center"/>
               <w:cnfStyle w:val="000000000000" w:firstRow="0" w:lastRow="0" w:firstColumn="0" w:lastColumn="0" w:oddVBand="0" w:evenVBand="0" w:oddHBand="0" w:evenHBand="0" w:firstRowFirstColumn="0" w:firstRowLastColumn="0" w:lastRowFirstColumn="0" w:lastRowLastColumn="0"/>
             </w:pPr>
+            <w:r>
+              <w:t>Não</w:t>
+            </w:r>
           </w:p>
         </w:tc>
         <w:tc>
@@ -6078,6 +5850,9 @@
               <w:jc w:val="center"/>
               <w:cnfStyle w:val="000000000000" w:firstRow="0" w:lastRow="0" w:firstColumn="0" w:lastColumn="0" w:oddVBand="0" w:evenVBand="0" w:oddHBand="0" w:evenHBand="0" w:firstRowFirstColumn="0" w:firstRowLastColumn="0" w:lastRowFirstColumn="0" w:lastRowLastColumn="0"/>
             </w:pPr>
+            <w:r>
+              <w:t>Não</w:t>
+            </w:r>
           </w:p>
         </w:tc>
       </w:tr>
@@ -6097,10 +5872,8 @@
               </w:rPr>
             </w:pPr>
             <w:r>
-              <w:rPr>
-                <w:highlight w:val="yellow"/>
-              </w:rPr>
-              <w:t>...</w:t>
+              <w:lastRenderedPageBreak/>
+              <w:t>Registo de preço unitário</w:t>
             </w:r>
           </w:p>
         </w:tc>
@@ -6113,6 +5886,9 @@
               <w:jc w:val="center"/>
               <w:cnfStyle w:val="000000100000" w:firstRow="0" w:lastRow="0" w:firstColumn="0" w:lastColumn="0" w:oddVBand="0" w:evenVBand="0" w:oddHBand="1" w:evenHBand="0" w:firstRowFirstColumn="0" w:firstRowLastColumn="0" w:lastRowFirstColumn="0" w:lastRowLastColumn="0"/>
             </w:pPr>
+            <w:r>
+              <w:t>Não</w:t>
+            </w:r>
           </w:p>
         </w:tc>
         <w:tc>
@@ -6124,6 +5900,9 @@
               <w:jc w:val="center"/>
               <w:cnfStyle w:val="000000100000" w:firstRow="0" w:lastRow="0" w:firstColumn="0" w:lastColumn="0" w:oddVBand="0" w:evenVBand="0" w:oddHBand="1" w:evenHBand="0" w:firstRowFirstColumn="0" w:firstRowLastColumn="0" w:lastRowFirstColumn="0" w:lastRowLastColumn="0"/>
             </w:pPr>
+            <w:r>
+              <w:t>Não</w:t>
+            </w:r>
           </w:p>
         </w:tc>
         <w:tc>
@@ -6135,6 +5914,9 @@
               <w:jc w:val="center"/>
               <w:cnfStyle w:val="000000100000" w:firstRow="0" w:lastRow="0" w:firstColumn="0" w:lastColumn="0" w:oddVBand="0" w:evenVBand="0" w:oddHBand="1" w:evenHBand="0" w:firstRowFirstColumn="0" w:firstRowLastColumn="0" w:lastRowFirstColumn="0" w:lastRowLastColumn="0"/>
             </w:pPr>
+            <w:r>
+              <w:t>Sim</w:t>
+            </w:r>
           </w:p>
         </w:tc>
       </w:tr>
@@ -6144,7 +5926,11 @@
             <w:cnfStyle w:val="001000000000" w:firstRow="0" w:lastRow="0" w:firstColumn="1" w:lastColumn="0" w:oddVBand="0" w:evenVBand="0" w:oddHBand="0" w:evenHBand="0" w:firstRowFirstColumn="0" w:firstRowLastColumn="0" w:lastRowFirstColumn="0" w:lastRowLastColumn="0"/>
             <w:tcW w:w="2348" w:type="dxa"/>
           </w:tcPr>
-          <w:p/>
+          <w:p>
+            <w:r>
+              <w:t>Colaboração familiar</w:t>
+            </w:r>
+          </w:p>
         </w:tc>
         <w:tc>
           <w:tcPr>
@@ -6155,6 +5941,9 @@
               <w:jc w:val="center"/>
               <w:cnfStyle w:val="000000000000" w:firstRow="0" w:lastRow="0" w:firstColumn="0" w:lastColumn="0" w:oddVBand="0" w:evenVBand="0" w:oddHBand="0" w:evenHBand="0" w:firstRowFirstColumn="0" w:firstRowLastColumn="0" w:lastRowFirstColumn="0" w:lastRowLastColumn="0"/>
             </w:pPr>
+            <w:r>
+              <w:t>Sim</w:t>
+            </w:r>
           </w:p>
         </w:tc>
         <w:tc>
@@ -6166,6 +5955,9 @@
               <w:jc w:val="center"/>
               <w:cnfStyle w:val="000000000000" w:firstRow="0" w:lastRow="0" w:firstColumn="0" w:lastColumn="0" w:oddVBand="0" w:evenVBand="0" w:oddHBand="0" w:evenHBand="0" w:firstRowFirstColumn="0" w:firstRowLastColumn="0" w:lastRowFirstColumn="0" w:lastRowLastColumn="0"/>
             </w:pPr>
+            <w:r>
+              <w:t>Sim</w:t>
+            </w:r>
           </w:p>
         </w:tc>
         <w:tc>
@@ -6177,6 +5969,9 @@
               <w:jc w:val="center"/>
               <w:cnfStyle w:val="000000000000" w:firstRow="0" w:lastRow="0" w:firstColumn="0" w:lastColumn="0" w:oddVBand="0" w:evenVBand="0" w:oddHBand="0" w:evenHBand="0" w:firstRowFirstColumn="0" w:firstRowLastColumn="0" w:lastRowFirstColumn="0" w:lastRowLastColumn="0"/>
             </w:pPr>
+            <w:r>
+              <w:t>Parcial</w:t>
+            </w:r>
           </w:p>
         </w:tc>
       </w:tr>
@@ -6189,7 +5984,11 @@
             <w:cnfStyle w:val="001000000000" w:firstRow="0" w:lastRow="0" w:firstColumn="1" w:lastColumn="0" w:oddVBand="0" w:evenVBand="0" w:oddHBand="0" w:evenHBand="0" w:firstRowFirstColumn="0" w:firstRowLastColumn="0" w:lastRowFirstColumn="0" w:lastRowLastColumn="0"/>
             <w:tcW w:w="2348" w:type="dxa"/>
           </w:tcPr>
-          <w:p/>
+          <w:p>
+            <w:r>
+              <w:t>Histórico de compras</w:t>
+            </w:r>
+          </w:p>
         </w:tc>
         <w:tc>
           <w:tcPr>
@@ -6200,6 +5999,9 @@
               <w:jc w:val="center"/>
               <w:cnfStyle w:val="000000100000" w:firstRow="0" w:lastRow="0" w:firstColumn="0" w:lastColumn="0" w:oddVBand="0" w:evenVBand="0" w:oddHBand="1" w:evenHBand="0" w:firstRowFirstColumn="0" w:firstRowLastColumn="0" w:lastRowFirstColumn="0" w:lastRowLastColumn="0"/>
             </w:pPr>
+            <w:r>
+              <w:t>Limitado</w:t>
+            </w:r>
           </w:p>
         </w:tc>
         <w:tc>
@@ -6211,6 +6013,9 @@
               <w:jc w:val="center"/>
               <w:cnfStyle w:val="000000100000" w:firstRow="0" w:lastRow="0" w:firstColumn="0" w:lastColumn="0" w:oddVBand="0" w:evenVBand="0" w:oddHBand="1" w:evenHBand="0" w:firstRowFirstColumn="0" w:firstRowLastColumn="0" w:lastRowFirstColumn="0" w:lastRowLastColumn="0"/>
             </w:pPr>
+            <w:r>
+              <w:t>Não</w:t>
+            </w:r>
           </w:p>
         </w:tc>
         <w:tc>
@@ -6222,6 +6027,290 @@
               <w:jc w:val="center"/>
               <w:cnfStyle w:val="000000100000" w:firstRow="0" w:lastRow="0" w:firstColumn="0" w:lastColumn="0" w:oddVBand="0" w:evenVBand="0" w:oddHBand="1" w:evenHBand="0" w:firstRowFirstColumn="0" w:firstRowLastColumn="0" w:lastRowFirstColumn="0" w:lastRowLastColumn="0"/>
             </w:pPr>
+            <w:r>
+              <w:t>Sim</w:t>
+            </w:r>
+          </w:p>
+        </w:tc>
+      </w:tr>
+      <w:tr>
+        <w:tc>
+          <w:tcPr>
+            <w:cnfStyle w:val="001000000000" w:firstRow="0" w:lastRow="0" w:firstColumn="1" w:lastColumn="0" w:oddVBand="0" w:evenVBand="0" w:oddHBand="0" w:evenHBand="0" w:firstRowFirstColumn="0" w:firstRowLastColumn="0" w:lastRowFirstColumn="0" w:lastRowLastColumn="0"/>
+            <w:tcW w:w="2348" w:type="dxa"/>
+          </w:tcPr>
+          <w:p>
+            <w:r>
+              <w:t>Estatísticas de consumo</w:t>
+            </w:r>
+          </w:p>
+        </w:tc>
+        <w:tc>
+          <w:tcPr>
+            <w:tcW w:w="2348" w:type="dxa"/>
+          </w:tcPr>
+          <w:p>
+            <w:pPr>
+              <w:jc w:val="center"/>
+              <w:cnfStyle w:val="000000000000" w:firstRow="0" w:lastRow="0" w:firstColumn="0" w:lastColumn="0" w:oddVBand="0" w:evenVBand="0" w:oddHBand="0" w:evenHBand="0" w:firstRowFirstColumn="0" w:firstRowLastColumn="0" w:lastRowFirstColumn="0" w:lastRowLastColumn="0"/>
+            </w:pPr>
+            <w:r>
+              <w:t>Não</w:t>
+            </w:r>
+          </w:p>
+        </w:tc>
+        <w:tc>
+          <w:tcPr>
+            <w:tcW w:w="2349" w:type="dxa"/>
+          </w:tcPr>
+          <w:p>
+            <w:pPr>
+              <w:jc w:val="center"/>
+              <w:cnfStyle w:val="000000000000" w:firstRow="0" w:lastRow="0" w:firstColumn="0" w:lastColumn="0" w:oddVBand="0" w:evenVBand="0" w:oddHBand="0" w:evenHBand="0" w:firstRowFirstColumn="0" w:firstRowLastColumn="0" w:lastRowFirstColumn="0" w:lastRowLastColumn="0"/>
+            </w:pPr>
+            <w:r>
+              <w:t>Não</w:t>
+            </w:r>
+          </w:p>
+        </w:tc>
+        <w:tc>
+          <w:tcPr>
+            <w:tcW w:w="2349" w:type="dxa"/>
+          </w:tcPr>
+          <w:p>
+            <w:pPr>
+              <w:jc w:val="center"/>
+              <w:cnfStyle w:val="000000000000" w:firstRow="0" w:lastRow="0" w:firstColumn="0" w:lastColumn="0" w:oddVBand="0" w:evenVBand="0" w:oddHBand="0" w:evenHBand="0" w:firstRowFirstColumn="0" w:firstRowLastColumn="0" w:lastRowFirstColumn="0" w:lastRowLastColumn="0"/>
+            </w:pPr>
+            <w:r>
+              <w:t>Sim</w:t>
+            </w:r>
+          </w:p>
+        </w:tc>
+      </w:tr>
+      <w:tr>
+        <w:trPr>
+          <w:cnfStyle w:val="000000100000" w:firstRow="0" w:lastRow="0" w:firstColumn="0" w:lastColumn="0" w:oddVBand="0" w:evenVBand="0" w:oddHBand="1" w:evenHBand="0" w:firstRowFirstColumn="0" w:firstRowLastColumn="0" w:lastRowFirstColumn="0" w:lastRowLastColumn="0"/>
+        </w:trPr>
+        <w:tc>
+          <w:tcPr>
+            <w:cnfStyle w:val="001000000000" w:firstRow="0" w:lastRow="0" w:firstColumn="1" w:lastColumn="0" w:oddVBand="0" w:evenVBand="0" w:oddHBand="0" w:evenHBand="0" w:firstRowFirstColumn="0" w:firstRowLastColumn="0" w:lastRowFirstColumn="0" w:lastRowLastColumn="0"/>
+            <w:tcW w:w="2348" w:type="dxa"/>
+          </w:tcPr>
+          <w:p>
+            <w:r>
+              <w:t>Sugestão de lista por histórico</w:t>
+            </w:r>
+          </w:p>
+        </w:tc>
+        <w:tc>
+          <w:tcPr>
+            <w:tcW w:w="2348" w:type="dxa"/>
+          </w:tcPr>
+          <w:p>
+            <w:pPr>
+              <w:jc w:val="center"/>
+              <w:cnfStyle w:val="000000100000" w:firstRow="0" w:lastRow="0" w:firstColumn="0" w:lastColumn="0" w:oddVBand="0" w:evenVBand="0" w:oddHBand="1" w:evenHBand="0" w:firstRowFirstColumn="0" w:firstRowLastColumn="0" w:lastRowFirstColumn="0" w:lastRowLastColumn="0"/>
+            </w:pPr>
+            <w:r>
+              <w:t>Não</w:t>
+            </w:r>
+          </w:p>
+        </w:tc>
+        <w:tc>
+          <w:tcPr>
+            <w:tcW w:w="2349" w:type="dxa"/>
+          </w:tcPr>
+          <w:p>
+            <w:pPr>
+              <w:jc w:val="center"/>
+              <w:cnfStyle w:val="000000100000" w:firstRow="0" w:lastRow="0" w:firstColumn="0" w:lastColumn="0" w:oddVBand="0" w:evenVBand="0" w:oddHBand="1" w:evenHBand="0" w:firstRowFirstColumn="0" w:firstRowLastColumn="0" w:lastRowFirstColumn="0" w:lastRowLastColumn="0"/>
+            </w:pPr>
+            <w:r>
+              <w:t>Não</w:t>
+            </w:r>
+          </w:p>
+        </w:tc>
+        <w:tc>
+          <w:tcPr>
+            <w:tcW w:w="2349" w:type="dxa"/>
+          </w:tcPr>
+          <w:p>
+            <w:pPr>
+              <w:jc w:val="center"/>
+              <w:cnfStyle w:val="000000100000" w:firstRow="0" w:lastRow="0" w:firstColumn="0" w:lastColumn="0" w:oddVBand="0" w:evenVBand="0" w:oddHBand="1" w:evenHBand="0" w:firstRowFirstColumn="0" w:firstRowLastColumn="0" w:lastRowFirstColumn="0" w:lastRowLastColumn="0"/>
+            </w:pPr>
+            <w:r>
+              <w:t>Não</w:t>
+            </w:r>
+          </w:p>
+        </w:tc>
+      </w:tr>
+      <w:tr>
+        <w:tc>
+          <w:tcPr>
+            <w:cnfStyle w:val="001000000000" w:firstRow="0" w:lastRow="0" w:firstColumn="1" w:lastColumn="0" w:oddVBand="0" w:evenVBand="0" w:oddHBand="0" w:evenHBand="0" w:firstRowFirstColumn="0" w:firstRowLastColumn="0" w:lastRowFirstColumn="0" w:lastRowLastColumn="0"/>
+            <w:tcW w:w="2348" w:type="dxa"/>
+          </w:tcPr>
+          <w:p>
+            <w:r>
+              <w:t>Exportação de dados</w:t>
+            </w:r>
+          </w:p>
+        </w:tc>
+        <w:tc>
+          <w:tcPr>
+            <w:tcW w:w="2348" w:type="dxa"/>
+          </w:tcPr>
+          <w:p>
+            <w:pPr>
+              <w:jc w:val="center"/>
+              <w:cnfStyle w:val="000000000000" w:firstRow="0" w:lastRow="0" w:firstColumn="0" w:lastColumn="0" w:oddVBand="0" w:evenVBand="0" w:oddHBand="0" w:evenHBand="0" w:firstRowFirstColumn="0" w:firstRowLastColumn="0" w:lastRowFirstColumn="0" w:lastRowLastColumn="0"/>
+            </w:pPr>
+            <w:r>
+              <w:t>Não</w:t>
+            </w:r>
+          </w:p>
+        </w:tc>
+        <w:tc>
+          <w:tcPr>
+            <w:tcW w:w="2349" w:type="dxa"/>
+          </w:tcPr>
+          <w:p>
+            <w:pPr>
+              <w:jc w:val="center"/>
+              <w:cnfStyle w:val="000000000000" w:firstRow="0" w:lastRow="0" w:firstColumn="0" w:lastColumn="0" w:oddVBand="0" w:evenVBand="0" w:oddHBand="0" w:evenHBand="0" w:firstRowFirstColumn="0" w:firstRowLastColumn="0" w:lastRowFirstColumn="0" w:lastRowLastColumn="0"/>
+            </w:pPr>
+            <w:r>
+              <w:t>Não</w:t>
+            </w:r>
+          </w:p>
+        </w:tc>
+        <w:tc>
+          <w:tcPr>
+            <w:tcW w:w="2349" w:type="dxa"/>
+          </w:tcPr>
+          <w:p>
+            <w:pPr>
+              <w:jc w:val="center"/>
+              <w:cnfStyle w:val="000000000000" w:firstRow="0" w:lastRow="0" w:firstColumn="0" w:lastColumn="0" w:oddVBand="0" w:evenVBand="0" w:oddHBand="0" w:evenHBand="0" w:firstRowFirstColumn="0" w:firstRowLastColumn="0" w:lastRowFirstColumn="0" w:lastRowLastColumn="0"/>
+            </w:pPr>
+            <w:r>
+              <w:t>Sim</w:t>
+            </w:r>
+          </w:p>
+        </w:tc>
+      </w:tr>
+      <w:tr>
+        <w:trPr>
+          <w:cnfStyle w:val="000000100000" w:firstRow="0" w:lastRow="0" w:firstColumn="0" w:lastColumn="0" w:oddVBand="0" w:evenVBand="0" w:oddHBand="1" w:evenHBand="0" w:firstRowFirstColumn="0" w:firstRowLastColumn="0" w:lastRowFirstColumn="0" w:lastRowLastColumn="0"/>
+        </w:trPr>
+        <w:tc>
+          <w:tcPr>
+            <w:cnfStyle w:val="001000000000" w:firstRow="0" w:lastRow="0" w:firstColumn="1" w:lastColumn="0" w:oddVBand="0" w:evenVBand="0" w:oddHBand="0" w:evenHBand="0" w:firstRowFirstColumn="0" w:firstRowLastColumn="0" w:lastRowFirstColumn="0" w:lastRowLastColumn="0"/>
+            <w:tcW w:w="2348" w:type="dxa"/>
+          </w:tcPr>
+          <w:p>
+            <w:r>
+              <w:t>Modo de compra em tempo real</w:t>
+            </w:r>
+          </w:p>
+        </w:tc>
+        <w:tc>
+          <w:tcPr>
+            <w:tcW w:w="2348" w:type="dxa"/>
+          </w:tcPr>
+          <w:p>
+            <w:pPr>
+              <w:jc w:val="center"/>
+              <w:cnfStyle w:val="000000100000" w:firstRow="0" w:lastRow="0" w:firstColumn="0" w:lastColumn="0" w:oddVBand="0" w:evenVBand="0" w:oddHBand="1" w:evenHBand="0" w:firstRowFirstColumn="0" w:firstRowLastColumn="0" w:lastRowFirstColumn="0" w:lastRowLastColumn="0"/>
+            </w:pPr>
+            <w:r>
+              <w:t>Não</w:t>
+            </w:r>
+          </w:p>
+        </w:tc>
+        <w:tc>
+          <w:tcPr>
+            <w:tcW w:w="2349" w:type="dxa"/>
+          </w:tcPr>
+          <w:p>
+            <w:pPr>
+              <w:jc w:val="center"/>
+              <w:cnfStyle w:val="000000100000" w:firstRow="0" w:lastRow="0" w:firstColumn="0" w:lastColumn="0" w:oddVBand="0" w:evenVBand="0" w:oddHBand="1" w:evenHBand="0" w:firstRowFirstColumn="0" w:firstRowLastColumn="0" w:lastRowFirstColumn="0" w:lastRowLastColumn="0"/>
+            </w:pPr>
+            <w:r>
+              <w:t>Sim</w:t>
+            </w:r>
+          </w:p>
+        </w:tc>
+        <w:tc>
+          <w:tcPr>
+            <w:tcW w:w="2349" w:type="dxa"/>
+          </w:tcPr>
+          <w:p>
+            <w:pPr>
+              <w:jc w:val="center"/>
+              <w:cnfStyle w:val="000000100000" w:firstRow="0" w:lastRow="0" w:firstColumn="0" w:lastColumn="0" w:oddVBand="0" w:evenVBand="0" w:oddHBand="1" w:evenHBand="0" w:firstRowFirstColumn="0" w:firstRowLastColumn="0" w:lastRowFirstColumn="0" w:lastRowLastColumn="0"/>
+            </w:pPr>
+            <w:r>
+              <w:t>Não</w:t>
+            </w:r>
+          </w:p>
+        </w:tc>
+      </w:tr>
+      <w:tr>
+        <w:tc>
+          <w:tcPr>
+            <w:cnfStyle w:val="001000000000" w:firstRow="0" w:lastRow="0" w:firstColumn="1" w:lastColumn="0" w:oddVBand="0" w:evenVBand="0" w:oddHBand="0" w:evenHBand="0" w:firstRowFirstColumn="0" w:firstRowLastColumn="0" w:lastRowFirstColumn="0" w:lastRowLastColumn="0"/>
+            <w:tcW w:w="2348" w:type="dxa"/>
+          </w:tcPr>
+          <w:p>
+            <w:r>
+              <w:t>Alerta de orçamento excedido</w:t>
+            </w:r>
+          </w:p>
+        </w:tc>
+        <w:tc>
+          <w:tcPr>
+            <w:tcW w:w="2348" w:type="dxa"/>
+          </w:tcPr>
+          <w:p>
+            <w:pPr>
+              <w:jc w:val="center"/>
+              <w:cnfStyle w:val="000000000000" w:firstRow="0" w:lastRow="0" w:firstColumn="0" w:lastColumn="0" w:oddVBand="0" w:evenVBand="0" w:oddHBand="0" w:evenHBand="0" w:firstRowFirstColumn="0" w:firstRowLastColumn="0" w:lastRowFirstColumn="0" w:lastRowLastColumn="0"/>
+            </w:pPr>
+            <w:r>
+              <w:t>Não</w:t>
+            </w:r>
+          </w:p>
+        </w:tc>
+        <w:tc>
+          <w:tcPr>
+            <w:tcW w:w="2349" w:type="dxa"/>
+          </w:tcPr>
+          <w:p>
+            <w:pPr>
+              <w:jc w:val="center"/>
+              <w:cnfStyle w:val="000000000000" w:firstRow="0" w:lastRow="0" w:firstColumn="0" w:lastColumn="0" w:oddVBand="0" w:evenVBand="0" w:oddHBand="0" w:evenHBand="0" w:firstRowFirstColumn="0" w:firstRowLastColumn="0" w:lastRowFirstColumn="0" w:lastRowLastColumn="0"/>
+            </w:pPr>
+            <w:r>
+              <w:t>Não</w:t>
+            </w:r>
+          </w:p>
+        </w:tc>
+        <w:tc>
+          <w:tcPr>
+            <w:tcW w:w="2349" w:type="dxa"/>
+          </w:tcPr>
+          <w:p>
+            <w:pPr>
+              <w:jc w:val="center"/>
+              <w:cnfStyle w:val="000000000000" w:firstRow="0" w:lastRow="0" w:firstColumn="0" w:lastColumn="0" w:oddVBand="0" w:evenVBand="0" w:oddHBand="0" w:evenHBand="0" w:firstRowFirstColumn="0" w:firstRowLastColumn="0" w:lastRowFirstColumn="0" w:lastRowLastColumn="0"/>
+            </w:pPr>
+            <w:r>
+              <w:t>Sim</w:t>
+            </w:r>
           </w:p>
         </w:tc>
       </w:tr>
@@ -6231,131 +6320,72 @@
       <w:pPr>
         <w:pStyle w:val="Heading3"/>
       </w:pPr>
-      <w:bookmarkStart w:id="14" w:name="_Toc230871603"/>
+      <w:bookmarkStart w:id="14" w:name="_Toc231221401"/>
       <w:r>
         <w:t>Enquadramento da análise concorrencial no SI</w:t>
       </w:r>
       <w:bookmarkEnd w:id="14"/>
     </w:p>
     <w:p>
+      <w:r>
+        <w:t>Os três sistemas foram escolhidos por representarem abordagens distintas ao problema: o AnyList pela simplicidade colaborativa, o Bring! pela experiência visual</w:t>
+      </w:r>
+      <w:r>
+        <w:t xml:space="preserve"> </w:t>
+      </w:r>
+      <w:r>
+        <w:t>e o YNAB pelo controlo financeiro avançado.</w:t>
+      </w:r>
+    </w:p>
+    <w:p>
       <w:pPr>
         <w:rPr>
           <w:highlight w:val="yellow"/>
         </w:rPr>
       </w:pPr>
       <w:r>
+        <w:t>A análise revelou que nenhum combina numa única solução o planeamento de compras com controlo financeiro orientado ao agregado familiar, o que representa precisamente o espaço que o iShopping ocupa. Esta conclusão reforçou decisões de desenvolvimento como o modo de compra em tempo real, as estatísticas de consumo e a sugestão automática de orçamento e lista de compras.</w:t>
+      </w:r>
+    </w:p>
+    <w:p/>
+    <w:p/>
+    <w:p/>
+    <w:p/>
+    <w:p/>
+    <w:p/>
+    <w:p/>
+    <w:p/>
+    <w:p/>
+    <w:p/>
+    <w:p/>
+    <w:p/>
+    <w:p/>
+    <w:p/>
+    <w:p/>
+    <w:p/>
+    <w:p>
+      <w:pPr>
+        <w:pStyle w:val="Heading2"/>
+      </w:pPr>
+      <w:bookmarkStart w:id="15" w:name="_Toc231221402"/>
+      <w:r>
+        <w:lastRenderedPageBreak/>
+        <w:t>Wireframes/Mockups</w:t>
+      </w:r>
+      <w:bookmarkEnd w:id="15"/>
+    </w:p>
+    <w:p>
+      <w:r>
         <w:rPr>
           <w:highlight w:val="yellow"/>
         </w:rPr>
-        <w:t>&lt;</w:t>
+        <w:t>&lt;Desenho dos wireframes já a aproximarem-se de mockups (mais detalhados)</w:t>
       </w:r>
       <w:r>
         <w:rPr>
           <w:highlight w:val="yellow"/>
         </w:rPr>
-        <w:t xml:space="preserve"> </w:t>
-      </w:r>
-      <w:r>
-        <w:rPr>
-          <w:highlight w:val="yellow"/>
-        </w:rPr>
-        <w:t>Enquadramento estratégico dos 3 sistemas no SI</w:t>
-      </w:r>
-      <w:r>
-        <w:rPr>
-          <w:highlight w:val="yellow"/>
-        </w:rPr>
-        <w:t xml:space="preserve"> a </w:t>
-      </w:r>
-      <w:r>
-        <w:rPr>
-          <w:highlight w:val="yellow"/>
-        </w:rPr>
-        <w:t>desenvolver</w:t>
-      </w:r>
-      <w:r>
-        <w:rPr>
-          <w:highlight w:val="yellow"/>
-        </w:rPr>
-        <w:t xml:space="preserve"> </w:t>
-      </w:r>
-      <w:r>
-        <w:rPr>
-          <w:highlight w:val="yellow"/>
-        </w:rPr>
-        <w:t xml:space="preserve">(razões pelas quais são </w:t>
-      </w:r>
-      <w:r>
-        <w:rPr>
-          <w:highlight w:val="yellow"/>
-        </w:rPr>
-        <w:t xml:space="preserve">os sistemas analisados são </w:t>
-      </w:r>
-      <w:r>
-        <w:rPr>
-          <w:highlight w:val="yellow"/>
-        </w:rPr>
-        <w:t>importantes no SI</w:t>
-      </w:r>
-      <w:r>
-        <w:rPr>
-          <w:highlight w:val="yellow"/>
-        </w:rPr>
-        <w:t xml:space="preserve"> a ser desenvolvido; vantagens e desvantagens da abordagem</w:t>
-      </w:r>
-      <w:r>
-        <w:rPr>
-          <w:highlight w:val="yellow"/>
-        </w:rPr>
-        <w:t>)</w:t>
-      </w:r>
-      <w:r>
-        <w:rPr>
-          <w:highlight w:val="yellow"/>
-        </w:rPr>
-        <w:t xml:space="preserve">. </w:t>
-      </w:r>
-      <w:r>
-        <w:rPr>
-          <w:highlight w:val="yellow"/>
-        </w:rPr>
-        <w:t>Explicar:</w:t>
-      </w:r>
-    </w:p>
-    <w:p>
-      <w:pPr>
-        <w:pStyle w:val="ListParagraph"/>
-        <w:numPr>
-          <w:ilvl w:val="0"/>
-          <w:numId w:val="21"/>
-        </w:numPr>
-        <w:rPr>
-          <w:highlight w:val="yellow"/>
-        </w:rPr>
-      </w:pPr>
-      <w:r>
-        <w:rPr>
-          <w:highlight w:val="yellow"/>
-        </w:rPr>
-        <w:t>Porque é que foram escolhidos estes 3 sistemas no meio de tantos outros</w:t>
-      </w:r>
-    </w:p>
-    <w:p>
-      <w:pPr>
-        <w:pStyle w:val="ListParagraph"/>
-        <w:numPr>
-          <w:ilvl w:val="0"/>
-          <w:numId w:val="21"/>
-        </w:numPr>
-        <w:rPr>
-          <w:highlight w:val="yellow"/>
-        </w:rPr>
-      </w:pPr>
-      <w:r>
-        <w:rPr>
-          <w:highlight w:val="yellow"/>
-        </w:rPr>
-        <w:t>De que forma é que a presente análise irá impactar na estratégia de conceção e desenvolvimento do produto que resulta das atividades do projeto</w:t>
+        <w:t>. 1 para cada ecrã que tiverem</w:t>
       </w:r>
       <w:r>
         <w:rPr>
@@ -6365,38 +6395,6 @@
       </w:r>
     </w:p>
     <w:p/>
-    <w:p/>
-    <w:p>
-      <w:pPr>
-        <w:pStyle w:val="Heading2"/>
-      </w:pPr>
-      <w:bookmarkStart w:id="15" w:name="_Toc230871604"/>
-      <w:r>
-        <w:t>Wireframes/Mockups</w:t>
-      </w:r>
-      <w:bookmarkEnd w:id="15"/>
-    </w:p>
-    <w:p>
-      <w:r>
-        <w:rPr>
-          <w:highlight w:val="yellow"/>
-        </w:rPr>
-        <w:t>&lt;Desenho dos wireframes já a aproximarem-se de mockups (mais detalhados)</w:t>
-      </w:r>
-      <w:r>
-        <w:rPr>
-          <w:highlight w:val="yellow"/>
-        </w:rPr>
-        <w:t>. 1 para cada ecrã que tiverem</w:t>
-      </w:r>
-      <w:r>
-        <w:rPr>
-          <w:highlight w:val="yellow"/>
-        </w:rPr>
-        <w:t>&gt;</w:t>
-      </w:r>
-    </w:p>
-    <w:p/>
     <w:p>
       <w:pPr>
         <w:keepNext/>
@@ -6406,7 +6404,6 @@
         <w:rPr>
           <w:noProof/>
         </w:rPr>
-        <w:lastRenderedPageBreak/>
         <w:drawing>
           <wp:inline distT="0" distB="0" distL="0" distR="0" wp14:anchorId="1AA1AEC4" wp14:editId="33110529">
             <wp:extent cx="6120130" cy="6151880"/>
@@ -6423,7 +6420,7 @@
                     <pic:cNvPicPr/>
                   </pic:nvPicPr>
                   <pic:blipFill>
-                    <a:blip r:embed="rId12"/>
+                    <a:blip r:embed="rId14"/>
                     <a:stretch>
                       <a:fillRect/>
                     </a:stretch>
@@ -6449,7 +6446,7 @@
         <w:pStyle w:val="Caption"/>
         <w:jc w:val="center"/>
       </w:pPr>
-      <w:bookmarkStart w:id="16" w:name="_Toc227746380"/>
+      <w:bookmarkStart w:id="16" w:name="_Toc231221414"/>
       <w:r>
         <w:t xml:space="preserve">Figura </w:t>
       </w:r>
@@ -6491,7 +6488,7 @@
         <w:pStyle w:val="Heading2"/>
       </w:pPr>
       <w:bookmarkStart w:id="17" w:name="_Toc102664379"/>
-      <w:bookmarkStart w:id="18" w:name="_Toc230871605"/>
+      <w:bookmarkStart w:id="18" w:name="_Toc231221403"/>
       <w:r>
         <w:t>Diagrama de Classes</w:t>
       </w:r>
@@ -6544,7 +6541,7 @@
                     <pic:cNvPicPr/>
                   </pic:nvPicPr>
                   <pic:blipFill>
-                    <a:blip r:embed="rId13">
+                    <a:blip r:embed="rId15">
                       <a:extLst>
                         <a:ext uri="{28A0092B-C50C-407E-A947-70E740481C1C}">
                           <a14:useLocalDpi xmlns:a14="http://schemas.microsoft.com/office/drawing/2010/main" val="0"/>
@@ -6577,7 +6574,7 @@
         <w:jc w:val="center"/>
       </w:pPr>
       <w:bookmarkStart w:id="19" w:name="_Toc70951687"/>
-      <w:bookmarkStart w:id="20" w:name="_Toc227746381"/>
+      <w:bookmarkStart w:id="20" w:name="_Toc231221415"/>
       <w:r>
         <w:t xml:space="preserve">Figura </w:t>
       </w:r>
@@ -6619,7 +6616,7 @@
       <w:pPr>
         <w:pStyle w:val="Heading1"/>
       </w:pPr>
-      <w:bookmarkStart w:id="21" w:name="_Toc230871606"/>
+      <w:bookmarkStart w:id="21" w:name="_Toc231221404"/>
       <w:r>
         <w:lastRenderedPageBreak/>
         <w:t>Scrum</w:t>
@@ -6639,7 +6636,7 @@
       <w:pPr>
         <w:pStyle w:val="Heading2"/>
       </w:pPr>
-      <w:bookmarkStart w:id="22" w:name="_Toc230871607"/>
+      <w:bookmarkStart w:id="22" w:name="_Toc231221405"/>
       <w:r>
         <w:t>Aplicação do Scrum ao Projeto</w:t>
       </w:r>
@@ -6795,7 +6792,7 @@
       <w:pPr>
         <w:pStyle w:val="Heading2"/>
       </w:pPr>
-      <w:bookmarkStart w:id="23" w:name="_Toc230871608"/>
+      <w:bookmarkStart w:id="23" w:name="_Toc231221406"/>
       <w:r>
         <w:t>Stakeholders e Scrum Team</w:t>
       </w:r>
@@ -6816,7 +6813,7 @@
         <w:keepNext/>
         <w:jc w:val="center"/>
       </w:pPr>
-      <w:bookmarkStart w:id="24" w:name="_Toc227746395"/>
+      <w:bookmarkStart w:id="24" w:name="_Toc231221423"/>
       <w:r>
         <w:t xml:space="preserve">Tabela </w:t>
       </w:r>
@@ -7149,7 +7146,7 @@
       <w:pPr>
         <w:pStyle w:val="Heading2"/>
       </w:pPr>
-      <w:bookmarkStart w:id="25" w:name="_Toc230871609"/>
+      <w:bookmarkStart w:id="25" w:name="_Toc231221407"/>
       <w:r>
         <w:t>User Stories</w:t>
       </w:r>
@@ -10200,7 +10197,7 @@
       <w:pPr>
         <w:pStyle w:val="Heading2"/>
       </w:pPr>
-      <w:bookmarkStart w:id="26" w:name="_Toc230871610"/>
+      <w:bookmarkStart w:id="26" w:name="_Toc231221408"/>
       <w:r>
         <w:lastRenderedPageBreak/>
         <w:t>Execução do projeto</w:t>
@@ -10341,7 +10338,7 @@
       <w:pPr>
         <w:pStyle w:val="Heading3"/>
       </w:pPr>
-      <w:bookmarkStart w:id="27" w:name="_Toc230871611"/>
+      <w:bookmarkStart w:id="27" w:name="_Toc231221409"/>
       <w:r>
         <w:t>Sprint 1 (</w:t>
       </w:r>
@@ -10523,7 +10520,7 @@
                           <pic:cNvPicPr/>
                         </pic:nvPicPr>
                         <pic:blipFill>
-                          <a:blip r:embed="rId14"/>
+                          <a:blip r:embed="rId16"/>
                           <a:stretch>
                             <a:fillRect/>
                           </a:stretch>
@@ -11716,7 +11713,7 @@
                           <pic:cNvPicPr/>
                         </pic:nvPicPr>
                         <pic:blipFill>
-                          <a:blip r:embed="rId15"/>
+                          <a:blip r:embed="rId17"/>
                           <a:stretch>
                             <a:fillRect/>
                           </a:stretch>
@@ -11747,7 +11744,7 @@
       <w:pPr>
         <w:pStyle w:val="Heading3"/>
       </w:pPr>
-      <w:bookmarkStart w:id="28" w:name="_Toc230871612"/>
+      <w:bookmarkStart w:id="28" w:name="_Toc231221410"/>
       <w:r>
         <w:t>Sprint 2 (</w:t>
       </w:r>
@@ -13099,7 +13096,7 @@
       <w:pPr>
         <w:pStyle w:val="Heading3"/>
       </w:pPr>
-      <w:bookmarkStart w:id="29" w:name="_Toc230871613"/>
+      <w:bookmarkStart w:id="29" w:name="_Toc231221411"/>
       <w:r>
         <w:t>Sprint 3 (</w:t>
       </w:r>
@@ -14446,7 +14443,7 @@
       <w:pPr>
         <w:pStyle w:val="Heading2"/>
       </w:pPr>
-      <w:bookmarkStart w:id="30" w:name="_Toc230871614"/>
+      <w:bookmarkStart w:id="30" w:name="_Toc231221412"/>
       <w:r>
         <w:rPr>
           <w:i/>
@@ -15112,7 +15109,7 @@
       <w:pPr>
         <w:pStyle w:val="Heading1"/>
       </w:pPr>
-      <w:bookmarkStart w:id="31" w:name="_Toc230871615"/>
+      <w:bookmarkStart w:id="31" w:name="_Toc231221413"/>
       <w:r>
         <w:lastRenderedPageBreak/>
         <w:t>Conclus</w:t>
@@ -15421,8 +15418,8 @@
     </w:p>
     <w:p/>
     <w:sectPr>
-      <w:headerReference w:type="default" r:id="rId16"/>
-      <w:footerReference w:type="default" r:id="rId17"/>
+      <w:headerReference w:type="default" r:id="rId18"/>
+      <w:footerReference w:type="default" r:id="rId19"/>
       <w:pgSz w:w="11906" w:h="16838"/>
       <w:pgMar w:top="1134" w:right="1134" w:bottom="1418" w:left="1134" w:header="709" w:footer="692" w:gutter="0"/>
       <w:cols w:space="708"/>

--- a/IPL-TeSP-PSI-MDS-2526-Template_Projeto.docx
+++ b/IPL-TeSP-PSI-MDS-2526-Template_Projeto.docx
@@ -954,7 +954,7 @@
             </w:rPr>
             <w:fldChar w:fldCharType="separate"/>
           </w:r>
-          <w:hyperlink w:anchor="_Toc231221391" w:history="1">
+          <w:hyperlink w:anchor="_Toc230871593" w:history="1">
             <w:r>
               <w:rPr>
                 <w:rStyle w:val="Hyperlink"/>
@@ -981,7 +981,7 @@
                 <w:noProof/>
                 <w:webHidden/>
               </w:rPr>
-              <w:instrText xml:space="preserve"> PAGEREF _Toc231221391 \h </w:instrText>
+              <w:instrText xml:space="preserve"> PAGEREF _Toc230871593 \h </w:instrText>
             </w:r>
             <w:r>
               <w:rPr>
@@ -1032,7 +1032,7 @@
               <w14:ligatures w14:val="standardContextual"/>
             </w:rPr>
           </w:pPr>
-          <w:hyperlink w:anchor="_Toc231221392" w:history="1">
+          <w:hyperlink w:anchor="_Toc230871594" w:history="1">
             <w:r>
               <w:rPr>
                 <w:rStyle w:val="Hyperlink"/>
@@ -1059,7 +1059,7 @@
                 <w:noProof/>
                 <w:webHidden/>
               </w:rPr>
-              <w:instrText xml:space="preserve"> PAGEREF _Toc231221392 \h </w:instrText>
+              <w:instrText xml:space="preserve"> PAGEREF _Toc230871594 \h </w:instrText>
             </w:r>
             <w:r>
               <w:rPr>
@@ -1111,7 +1111,7 @@
               <w14:ligatures w14:val="standardContextual"/>
             </w:rPr>
           </w:pPr>
-          <w:hyperlink w:anchor="_Toc231221393" w:history="1">
+          <w:hyperlink w:anchor="_Toc230871595" w:history="1">
             <w:r>
               <w:rPr>
                 <w:rStyle w:val="Hyperlink"/>
@@ -1161,7 +1161,7 @@
                 <w:noProof/>
                 <w:webHidden/>
               </w:rPr>
-              <w:instrText xml:space="preserve"> PAGEREF _Toc231221393 \h </w:instrText>
+              <w:instrText xml:space="preserve"> PAGEREF _Toc230871595 \h </w:instrText>
             </w:r>
             <w:r>
               <w:rPr>
@@ -1212,7 +1212,7 @@
               <w14:ligatures w14:val="standardContextual"/>
             </w:rPr>
           </w:pPr>
-          <w:hyperlink w:anchor="_Toc231221394" w:history="1">
+          <w:hyperlink w:anchor="_Toc230871596" w:history="1">
             <w:r>
               <w:rPr>
                 <w:rStyle w:val="Hyperlink"/>
@@ -1261,7 +1261,7 @@
                 <w:noProof/>
                 <w:webHidden/>
               </w:rPr>
-              <w:instrText xml:space="preserve"> PAGEREF _Toc231221394 \h </w:instrText>
+              <w:instrText xml:space="preserve"> PAGEREF _Toc230871596 \h </w:instrText>
             </w:r>
             <w:r>
               <w:rPr>
@@ -1313,7 +1313,7 @@
               <w14:ligatures w14:val="standardContextual"/>
             </w:rPr>
           </w:pPr>
-          <w:hyperlink w:anchor="_Toc231221395" w:history="1">
+          <w:hyperlink w:anchor="_Toc230871597" w:history="1">
             <w:r>
               <w:rPr>
                 <w:rStyle w:val="Hyperlink"/>
@@ -1363,7 +1363,7 @@
                 <w:noProof/>
                 <w:webHidden/>
               </w:rPr>
-              <w:instrText xml:space="preserve"> PAGEREF _Toc231221395 \h </w:instrText>
+              <w:instrText xml:space="preserve"> PAGEREF _Toc230871597 \h </w:instrText>
             </w:r>
             <w:r>
               <w:rPr>
@@ -1414,7 +1414,7 @@
               <w14:ligatures w14:val="standardContextual"/>
             </w:rPr>
           </w:pPr>
-          <w:hyperlink w:anchor="_Toc231221396" w:history="1">
+          <w:hyperlink w:anchor="_Toc230871598" w:history="1">
             <w:r>
               <w:rPr>
                 <w:rStyle w:val="Hyperlink"/>
@@ -1463,7 +1463,7 @@
                 <w:noProof/>
                 <w:webHidden/>
               </w:rPr>
-              <w:instrText xml:space="preserve"> PAGEREF _Toc231221396 \h </w:instrText>
+              <w:instrText xml:space="preserve"> PAGEREF _Toc230871598 \h </w:instrText>
             </w:r>
             <w:r>
               <w:rPr>
@@ -1512,7 +1512,7 @@
               <w14:ligatures w14:val="standardContextual"/>
             </w:rPr>
           </w:pPr>
-          <w:hyperlink w:anchor="_Toc231221397" w:history="1">
+          <w:hyperlink w:anchor="_Toc230871599" w:history="1">
             <w:r>
               <w:rPr>
                 <w:rStyle w:val="Hyperlink"/>
@@ -1537,8 +1537,9 @@
               <w:rPr>
                 <w:rStyle w:val="Hyperlink"/>
                 <w:noProof/>
-              </w:rPr>
-              <w:t>AnyList</w:t>
+                <w:highlight w:val="yellow"/>
+              </w:rPr>
+              <w:t>&lt;Sistema 1 (mudar o nome para o website/aplicação escolhida para análise)&gt;</w:t>
             </w:r>
             <w:r>
               <w:rPr>
@@ -1559,7 +1560,7 @@
                 <w:noProof/>
                 <w:webHidden/>
               </w:rPr>
-              <w:instrText xml:space="preserve"> PAGEREF _Toc231221397 \h </w:instrText>
+              <w:instrText xml:space="preserve"> PAGEREF _Toc230871599 \h </w:instrText>
             </w:r>
             <w:r>
               <w:rPr>
@@ -1608,7 +1609,7 @@
               <w14:ligatures w14:val="standardContextual"/>
             </w:rPr>
           </w:pPr>
-          <w:hyperlink w:anchor="_Toc231221398" w:history="1">
+          <w:hyperlink w:anchor="_Toc230871600" w:history="1">
             <w:r>
               <w:rPr>
                 <w:rStyle w:val="Hyperlink"/>
@@ -1633,8 +1634,9 @@
               <w:rPr>
                 <w:rStyle w:val="Hyperlink"/>
                 <w:noProof/>
-              </w:rPr>
-              <w:t>Bring!</w:t>
+                <w:highlight w:val="yellow"/>
+              </w:rPr>
+              <w:t>&lt;Sistema 2 (mudar o nome para o website/aplicação escolhida para análise)&gt;</w:t>
             </w:r>
             <w:r>
               <w:rPr>
@@ -1655,7 +1657,7 @@
                 <w:noProof/>
                 <w:webHidden/>
               </w:rPr>
-              <w:instrText xml:space="preserve"> PAGEREF _Toc231221398 \h </w:instrText>
+              <w:instrText xml:space="preserve"> PAGEREF _Toc230871600 \h </w:instrText>
             </w:r>
             <w:r>
               <w:rPr>
@@ -1704,12 +1706,11 @@
               <w14:ligatures w14:val="standardContextual"/>
             </w:rPr>
           </w:pPr>
-          <w:hyperlink w:anchor="_Toc231221399" w:history="1">
+          <w:hyperlink w:anchor="_Toc230871601" w:history="1">
             <w:r>
               <w:rPr>
                 <w:rStyle w:val="Hyperlink"/>
                 <w:noProof/>
-                <w:lang w:val="en-GB"/>
               </w:rPr>
               <w:t>2.1.3</w:t>
             </w:r>
@@ -1730,9 +1731,9 @@
               <w:rPr>
                 <w:rStyle w:val="Hyperlink"/>
                 <w:noProof/>
-                <w:lang w:val="en-GB"/>
-              </w:rPr>
-              <w:t>YNAB (You Need A Budget)</w:t>
+                <w:highlight w:val="yellow"/>
+              </w:rPr>
+              <w:t>&lt;Sistema 3 (mudar o nome para o website/aplicação escolhida para análise)&gt;</w:t>
             </w:r>
             <w:r>
               <w:rPr>
@@ -1753,7 +1754,7 @@
                 <w:noProof/>
                 <w:webHidden/>
               </w:rPr>
-              <w:instrText xml:space="preserve"> PAGEREF _Toc231221399 \h </w:instrText>
+              <w:instrText xml:space="preserve"> PAGEREF _Toc230871601 \h </w:instrText>
             </w:r>
             <w:r>
               <w:rPr>
@@ -1802,7 +1803,7 @@
               <w14:ligatures w14:val="standardContextual"/>
             </w:rPr>
           </w:pPr>
-          <w:hyperlink w:anchor="_Toc231221400" w:history="1">
+          <w:hyperlink w:anchor="_Toc230871602" w:history="1">
             <w:r>
               <w:rPr>
                 <w:rStyle w:val="Hyperlink"/>
@@ -1849,7 +1850,7 @@
                 <w:noProof/>
                 <w:webHidden/>
               </w:rPr>
-              <w:instrText xml:space="preserve"> PAGEREF _Toc231221400 \h </w:instrText>
+              <w:instrText xml:space="preserve"> PAGEREF _Toc230871602 \h </w:instrText>
             </w:r>
             <w:r>
               <w:rPr>
@@ -1898,7 +1899,7 @@
               <w14:ligatures w14:val="standardContextual"/>
             </w:rPr>
           </w:pPr>
-          <w:hyperlink w:anchor="_Toc231221401" w:history="1">
+          <w:hyperlink w:anchor="_Toc230871603" w:history="1">
             <w:r>
               <w:rPr>
                 <w:rStyle w:val="Hyperlink"/>
@@ -1945,7 +1946,7 @@
                 <w:noProof/>
                 <w:webHidden/>
               </w:rPr>
-              <w:instrText xml:space="preserve"> PAGEREF _Toc231221401 \h </w:instrText>
+              <w:instrText xml:space="preserve"> PAGEREF _Toc230871603 \h </w:instrText>
             </w:r>
             <w:r>
               <w:rPr>
@@ -1965,7 +1966,7 @@
                 <w:noProof/>
                 <w:webHidden/>
               </w:rPr>
-              <w:t>10</w:t>
+              <w:t>9</w:t>
             </w:r>
             <w:r>
               <w:rPr>
@@ -1996,7 +1997,7 @@
               <w14:ligatures w14:val="standardContextual"/>
             </w:rPr>
           </w:pPr>
-          <w:hyperlink w:anchor="_Toc231221402" w:history="1">
+          <w:hyperlink w:anchor="_Toc230871604" w:history="1">
             <w:r>
               <w:rPr>
                 <w:rStyle w:val="Hyperlink"/>
@@ -2045,7 +2046,7 @@
                 <w:noProof/>
                 <w:webHidden/>
               </w:rPr>
-              <w:instrText xml:space="preserve"> PAGEREF _Toc231221402 \h </w:instrText>
+              <w:instrText xml:space="preserve"> PAGEREF _Toc230871604 \h </w:instrText>
             </w:r>
             <w:r>
               <w:rPr>
@@ -2065,7 +2066,7 @@
                 <w:noProof/>
                 <w:webHidden/>
               </w:rPr>
-              <w:t>10</w:t>
+              <w:t>9</w:t>
             </w:r>
             <w:r>
               <w:rPr>
@@ -2096,7 +2097,7 @@
               <w14:ligatures w14:val="standardContextual"/>
             </w:rPr>
           </w:pPr>
-          <w:hyperlink w:anchor="_Toc231221403" w:history="1">
+          <w:hyperlink w:anchor="_Toc230871605" w:history="1">
             <w:r>
               <w:rPr>
                 <w:rStyle w:val="Hyperlink"/>
@@ -2145,7 +2146,7 @@
                 <w:noProof/>
                 <w:webHidden/>
               </w:rPr>
-              <w:instrText xml:space="preserve"> PAGEREF _Toc231221403 \h </w:instrText>
+              <w:instrText xml:space="preserve"> PAGEREF _Toc230871605 \h </w:instrText>
             </w:r>
             <w:r>
               <w:rPr>
@@ -2165,7 +2166,7 @@
                 <w:noProof/>
                 <w:webHidden/>
               </w:rPr>
-              <w:t>11</w:t>
+              <w:t>10</w:t>
             </w:r>
             <w:r>
               <w:rPr>
@@ -2197,7 +2198,7 @@
               <w14:ligatures w14:val="standardContextual"/>
             </w:rPr>
           </w:pPr>
-          <w:hyperlink w:anchor="_Toc231221404" w:history="1">
+          <w:hyperlink w:anchor="_Toc230871606" w:history="1">
             <w:r>
               <w:rPr>
                 <w:rStyle w:val="Hyperlink"/>
@@ -2247,7 +2248,7 @@
                 <w:noProof/>
                 <w:webHidden/>
               </w:rPr>
-              <w:instrText xml:space="preserve"> PAGEREF _Toc231221404 \h </w:instrText>
+              <w:instrText xml:space="preserve"> PAGEREF _Toc230871606 \h </w:instrText>
             </w:r>
             <w:r>
               <w:rPr>
@@ -2267,7 +2268,7 @@
                 <w:noProof/>
                 <w:webHidden/>
               </w:rPr>
-              <w:t>13</w:t>
+              <w:t>12</w:t>
             </w:r>
             <w:r>
               <w:rPr>
@@ -2298,7 +2299,7 @@
               <w14:ligatures w14:val="standardContextual"/>
             </w:rPr>
           </w:pPr>
-          <w:hyperlink w:anchor="_Toc231221405" w:history="1">
+          <w:hyperlink w:anchor="_Toc230871607" w:history="1">
             <w:r>
               <w:rPr>
                 <w:rStyle w:val="Hyperlink"/>
@@ -2347,7 +2348,7 @@
                 <w:noProof/>
                 <w:webHidden/>
               </w:rPr>
-              <w:instrText xml:space="preserve"> PAGEREF _Toc231221405 \h </w:instrText>
+              <w:instrText xml:space="preserve"> PAGEREF _Toc230871607 \h </w:instrText>
             </w:r>
             <w:r>
               <w:rPr>
@@ -2367,7 +2368,7 @@
                 <w:noProof/>
                 <w:webHidden/>
               </w:rPr>
-              <w:t>13</w:t>
+              <w:t>12</w:t>
             </w:r>
             <w:r>
               <w:rPr>
@@ -2398,7 +2399,7 @@
               <w14:ligatures w14:val="standardContextual"/>
             </w:rPr>
           </w:pPr>
-          <w:hyperlink w:anchor="_Toc231221406" w:history="1">
+          <w:hyperlink w:anchor="_Toc230871608" w:history="1">
             <w:r>
               <w:rPr>
                 <w:rStyle w:val="Hyperlink"/>
@@ -2447,7 +2448,7 @@
                 <w:noProof/>
                 <w:webHidden/>
               </w:rPr>
-              <w:instrText xml:space="preserve"> PAGEREF _Toc231221406 \h </w:instrText>
+              <w:instrText xml:space="preserve"> PAGEREF _Toc230871608 \h </w:instrText>
             </w:r>
             <w:r>
               <w:rPr>
@@ -2467,7 +2468,7 @@
                 <w:noProof/>
                 <w:webHidden/>
               </w:rPr>
-              <w:t>13</w:t>
+              <w:t>12</w:t>
             </w:r>
             <w:r>
               <w:rPr>
@@ -2498,7 +2499,7 @@
               <w14:ligatures w14:val="standardContextual"/>
             </w:rPr>
           </w:pPr>
-          <w:hyperlink w:anchor="_Toc231221407" w:history="1">
+          <w:hyperlink w:anchor="_Toc230871609" w:history="1">
             <w:r>
               <w:rPr>
                 <w:rStyle w:val="Hyperlink"/>
@@ -2547,7 +2548,7 @@
                 <w:noProof/>
                 <w:webHidden/>
               </w:rPr>
-              <w:instrText xml:space="preserve"> PAGEREF _Toc231221407 \h </w:instrText>
+              <w:instrText xml:space="preserve"> PAGEREF _Toc230871609 \h </w:instrText>
             </w:r>
             <w:r>
               <w:rPr>
@@ -2567,7 +2568,7 @@
                 <w:noProof/>
                 <w:webHidden/>
               </w:rPr>
-              <w:t>13</w:t>
+              <w:t>12</w:t>
             </w:r>
             <w:r>
               <w:rPr>
@@ -2598,7 +2599,7 @@
               <w14:ligatures w14:val="standardContextual"/>
             </w:rPr>
           </w:pPr>
-          <w:hyperlink w:anchor="_Toc231221408" w:history="1">
+          <w:hyperlink w:anchor="_Toc230871610" w:history="1">
             <w:r>
               <w:rPr>
                 <w:rStyle w:val="Hyperlink"/>
@@ -2647,7 +2648,7 @@
                 <w:noProof/>
                 <w:webHidden/>
               </w:rPr>
-              <w:instrText xml:space="preserve"> PAGEREF _Toc231221408 \h </w:instrText>
+              <w:instrText xml:space="preserve"> PAGEREF _Toc230871610 \h </w:instrText>
             </w:r>
             <w:r>
               <w:rPr>
@@ -2667,7 +2668,7 @@
                 <w:noProof/>
                 <w:webHidden/>
               </w:rPr>
-              <w:t>17</w:t>
+              <w:t>16</w:t>
             </w:r>
             <w:r>
               <w:rPr>
@@ -2696,7 +2697,7 @@
               <w14:ligatures w14:val="standardContextual"/>
             </w:rPr>
           </w:pPr>
-          <w:hyperlink w:anchor="_Toc231221409" w:history="1">
+          <w:hyperlink w:anchor="_Toc230871611" w:history="1">
             <w:r>
               <w:rPr>
                 <w:rStyle w:val="Hyperlink"/>
@@ -2758,7 +2759,7 @@
                 <w:noProof/>
                 <w:webHidden/>
               </w:rPr>
-              <w:instrText xml:space="preserve"> PAGEREF _Toc231221409 \h </w:instrText>
+              <w:instrText xml:space="preserve"> PAGEREF _Toc230871611 \h </w:instrText>
             </w:r>
             <w:r>
               <w:rPr>
@@ -2778,7 +2779,7 @@
                 <w:noProof/>
                 <w:webHidden/>
               </w:rPr>
-              <w:t>17</w:t>
+              <w:t>16</w:t>
             </w:r>
             <w:r>
               <w:rPr>
@@ -2807,7 +2808,7 @@
               <w14:ligatures w14:val="standardContextual"/>
             </w:rPr>
           </w:pPr>
-          <w:hyperlink w:anchor="_Toc231221410" w:history="1">
+          <w:hyperlink w:anchor="_Toc230871612" w:history="1">
             <w:r>
               <w:rPr>
                 <w:rStyle w:val="Hyperlink"/>
@@ -2869,7 +2870,7 @@
                 <w:noProof/>
                 <w:webHidden/>
               </w:rPr>
-              <w:instrText xml:space="preserve"> PAGEREF _Toc231221410 \h </w:instrText>
+              <w:instrText xml:space="preserve"> PAGEREF _Toc230871612 \h </w:instrText>
             </w:r>
             <w:r>
               <w:rPr>
@@ -2889,7 +2890,7 @@
                 <w:noProof/>
                 <w:webHidden/>
               </w:rPr>
-              <w:t>19</w:t>
+              <w:t>18</w:t>
             </w:r>
             <w:r>
               <w:rPr>
@@ -2918,7 +2919,7 @@
               <w14:ligatures w14:val="standardContextual"/>
             </w:rPr>
           </w:pPr>
-          <w:hyperlink w:anchor="_Toc231221411" w:history="1">
+          <w:hyperlink w:anchor="_Toc230871613" w:history="1">
             <w:r>
               <w:rPr>
                 <w:rStyle w:val="Hyperlink"/>
@@ -2980,7 +2981,7 @@
                 <w:noProof/>
                 <w:webHidden/>
               </w:rPr>
-              <w:instrText xml:space="preserve"> PAGEREF _Toc231221411 \h </w:instrText>
+              <w:instrText xml:space="preserve"> PAGEREF _Toc230871613 \h </w:instrText>
             </w:r>
             <w:r>
               <w:rPr>
@@ -3000,7 +3001,7 @@
                 <w:noProof/>
                 <w:webHidden/>
               </w:rPr>
-              <w:t>21</w:t>
+              <w:t>20</w:t>
             </w:r>
             <w:r>
               <w:rPr>
@@ -3031,7 +3032,7 @@
               <w14:ligatures w14:val="standardContextual"/>
             </w:rPr>
           </w:pPr>
-          <w:hyperlink w:anchor="_Toc231221412" w:history="1">
+          <w:hyperlink w:anchor="_Toc230871614" w:history="1">
             <w:r>
               <w:rPr>
                 <w:rStyle w:val="Hyperlink"/>
@@ -3089,7 +3090,7 @@
                 <w:noProof/>
                 <w:webHidden/>
               </w:rPr>
-              <w:instrText xml:space="preserve"> PAGEREF _Toc231221412 \h </w:instrText>
+              <w:instrText xml:space="preserve"> PAGEREF _Toc230871614 \h </w:instrText>
             </w:r>
             <w:r>
               <w:rPr>
@@ -3109,7 +3110,7 @@
                 <w:noProof/>
                 <w:webHidden/>
               </w:rPr>
-              <w:t>22</w:t>
+              <w:t>21</w:t>
             </w:r>
             <w:r>
               <w:rPr>
@@ -3141,7 +3142,7 @@
               <w14:ligatures w14:val="standardContextual"/>
             </w:rPr>
           </w:pPr>
-          <w:hyperlink w:anchor="_Toc231221413" w:history="1">
+          <w:hyperlink w:anchor="_Toc230871615" w:history="1">
             <w:r>
               <w:rPr>
                 <w:rStyle w:val="Hyperlink"/>
@@ -3191,7 +3192,7 @@
                 <w:noProof/>
                 <w:webHidden/>
               </w:rPr>
-              <w:instrText xml:space="preserve"> PAGEREF _Toc231221413 \h </w:instrText>
+              <w:instrText xml:space="preserve"> PAGEREF _Toc230871615 \h </w:instrText>
             </w:r>
             <w:r>
               <w:rPr>
@@ -3211,7 +3212,7 @@
                 <w:noProof/>
                 <w:webHidden/>
               </w:rPr>
-              <w:t>24</w:t>
+              <w:t>23</w:t>
             </w:r>
             <w:r>
               <w:rPr>
@@ -3266,7 +3267,7 @@
           <w:noProof/>
         </w:rPr>
       </w:pPr>
-      <w:bookmarkStart w:id="0" w:name="_Toc231221391"/>
+      <w:bookmarkStart w:id="0" w:name="_Toc230871593"/>
       <w:r>
         <w:rPr>
           <w:noProof/>
@@ -3289,7 +3290,7 @@
           <w:kern w:val="2"/>
           <w:sz w:val="24"/>
           <w:szCs w:val="24"/>
-          <w:lang w:val="en-GB" w:eastAsia="en-GB"/>
+          <w:lang w:eastAsia="en-GB"/>
           <w14:ligatures w14:val="standardContextual"/>
         </w:rPr>
       </w:pPr>
@@ -3302,7 +3303,7 @@
       <w:r>
         <w:fldChar w:fldCharType="separate"/>
       </w:r>
-      <w:hyperlink w:anchor="_Toc231221414" w:history="1">
+      <w:hyperlink w:anchor="_Toc227746380" w:history="1">
         <w:r>
           <w:rPr>
             <w:rStyle w:val="Hyperlink"/>
@@ -3337,7 +3338,7 @@
             <w:noProof/>
             <w:webHidden/>
           </w:rPr>
-          <w:instrText xml:space="preserve"> PAGEREF _Toc231221414 \h </w:instrText>
+          <w:instrText xml:space="preserve"> PAGEREF _Toc227746380 \h </w:instrText>
         </w:r>
         <w:r>
           <w:rPr>
@@ -3357,7 +3358,7 @@
             <w:noProof/>
             <w:webHidden/>
           </w:rPr>
-          <w:t>11</w:t>
+          <w:t>10</w:t>
         </w:r>
         <w:r>
           <w:rPr>
@@ -3380,11 +3381,11 @@
           <w:kern w:val="2"/>
           <w:sz w:val="24"/>
           <w:szCs w:val="24"/>
-          <w:lang w:val="en-GB" w:eastAsia="en-GB"/>
+          <w:lang w:eastAsia="en-GB"/>
           <w14:ligatures w14:val="standardContextual"/>
         </w:rPr>
       </w:pPr>
-      <w:hyperlink w:anchor="_Toc231221415" w:history="1">
+      <w:hyperlink w:anchor="_Toc227746381" w:history="1">
         <w:r>
           <w:rPr>
             <w:rStyle w:val="Hyperlink"/>
@@ -3419,7 +3420,438 @@
             <w:noProof/>
             <w:webHidden/>
           </w:rPr>
-          <w:instrText xml:space="preserve"> PAGEREF _Toc231221415 \h </w:instrText>
+          <w:instrText xml:space="preserve"> PAGEREF _Toc227746381 \h </w:instrText>
+        </w:r>
+        <w:r>
+          <w:rPr>
+            <w:noProof/>
+            <w:webHidden/>
+          </w:rPr>
+        </w:r>
+        <w:r>
+          <w:rPr>
+            <w:noProof/>
+            <w:webHidden/>
+          </w:rPr>
+          <w:fldChar w:fldCharType="separate"/>
+        </w:r>
+        <w:r>
+          <w:rPr>
+            <w:noProof/>
+            <w:webHidden/>
+          </w:rPr>
+          <w:t>11</w:t>
+        </w:r>
+        <w:r>
+          <w:rPr>
+            <w:noProof/>
+            <w:webHidden/>
+          </w:rPr>
+          <w:fldChar w:fldCharType="end"/>
+        </w:r>
+      </w:hyperlink>
+    </w:p>
+    <w:p>
+      <w:r>
+        <w:fldChar w:fldCharType="end"/>
+      </w:r>
+    </w:p>
+    <w:p/>
+    <w:p>
+      <w:r>
+        <w:br w:type="page"/>
+      </w:r>
+    </w:p>
+    <w:p>
+      <w:pPr>
+        <w:pStyle w:val="Heading1"/>
+        <w:numPr>
+          <w:ilvl w:val="0"/>
+          <w:numId w:val="0"/>
+        </w:numPr>
+        <w:ind w:left="432" w:hanging="432"/>
+      </w:pPr>
+      <w:bookmarkStart w:id="1" w:name="_Toc230871594"/>
+      <w:r>
+        <w:lastRenderedPageBreak/>
+        <w:t>Índice de Tabelas</w:t>
+      </w:r>
+      <w:bookmarkEnd w:id="1"/>
+    </w:p>
+    <w:p/>
+    <w:p>
+      <w:pPr>
+        <w:pStyle w:val="TableofFigures"/>
+        <w:tabs>
+          <w:tab w:val="right" w:leader="dot" w:pos="9628"/>
+        </w:tabs>
+        <w:rPr>
+          <w:rFonts w:eastAsiaTheme="minorEastAsia"/>
+          <w:noProof/>
+          <w:kern w:val="2"/>
+          <w:sz w:val="24"/>
+          <w:szCs w:val="24"/>
+          <w:lang w:eastAsia="en-GB"/>
+          <w14:ligatures w14:val="standardContextual"/>
+        </w:rPr>
+      </w:pPr>
+      <w:r>
+        <w:fldChar w:fldCharType="begin"/>
+      </w:r>
+      <w:r>
+        <w:instrText xml:space="preserve"> TOC \h \z \c "Tabela" </w:instrText>
+      </w:r>
+      <w:r>
+        <w:fldChar w:fldCharType="separate"/>
+      </w:r>
+      <w:hyperlink w:anchor="_Toc227746391" w:history="1">
+        <w:r>
+          <w:rPr>
+            <w:rStyle w:val="Hyperlink"/>
+            <w:noProof/>
+          </w:rPr>
+          <w:t xml:space="preserve">Tabela 1 – Descrição do </w:t>
+        </w:r>
+        <w:r>
+          <w:rPr>
+            <w:rStyle w:val="Hyperlink"/>
+            <w:noProof/>
+            <w:highlight w:val="yellow"/>
+          </w:rPr>
+          <w:t>Sistema 1</w:t>
+        </w:r>
+        <w:r>
+          <w:rPr>
+            <w:noProof/>
+            <w:webHidden/>
+          </w:rPr>
+          <w:tab/>
+        </w:r>
+        <w:r>
+          <w:rPr>
+            <w:noProof/>
+            <w:webHidden/>
+          </w:rPr>
+          <w:fldChar w:fldCharType="begin"/>
+        </w:r>
+        <w:r>
+          <w:rPr>
+            <w:noProof/>
+            <w:webHidden/>
+          </w:rPr>
+          <w:instrText xml:space="preserve"> PAGEREF _Toc227746391 \h </w:instrText>
+        </w:r>
+        <w:r>
+          <w:rPr>
+            <w:noProof/>
+            <w:webHidden/>
+          </w:rPr>
+        </w:r>
+        <w:r>
+          <w:rPr>
+            <w:noProof/>
+            <w:webHidden/>
+          </w:rPr>
+          <w:fldChar w:fldCharType="separate"/>
+        </w:r>
+        <w:r>
+          <w:rPr>
+            <w:noProof/>
+            <w:webHidden/>
+          </w:rPr>
+          <w:t>7</w:t>
+        </w:r>
+        <w:r>
+          <w:rPr>
+            <w:noProof/>
+            <w:webHidden/>
+          </w:rPr>
+          <w:fldChar w:fldCharType="end"/>
+        </w:r>
+      </w:hyperlink>
+    </w:p>
+    <w:p>
+      <w:pPr>
+        <w:pStyle w:val="TableofFigures"/>
+        <w:tabs>
+          <w:tab w:val="right" w:leader="dot" w:pos="9628"/>
+        </w:tabs>
+        <w:rPr>
+          <w:rFonts w:eastAsiaTheme="minorEastAsia"/>
+          <w:noProof/>
+          <w:kern w:val="2"/>
+          <w:sz w:val="24"/>
+          <w:szCs w:val="24"/>
+          <w:lang w:eastAsia="en-GB"/>
+          <w14:ligatures w14:val="standardContextual"/>
+        </w:rPr>
+      </w:pPr>
+      <w:hyperlink w:anchor="_Toc227746392" w:history="1">
+        <w:r>
+          <w:rPr>
+            <w:rStyle w:val="Hyperlink"/>
+            <w:noProof/>
+          </w:rPr>
+          <w:t xml:space="preserve">Tabela 2 – Descrição do </w:t>
+        </w:r>
+        <w:r>
+          <w:rPr>
+            <w:rStyle w:val="Hyperlink"/>
+            <w:noProof/>
+            <w:highlight w:val="yellow"/>
+          </w:rPr>
+          <w:t>Sistema 1</w:t>
+        </w:r>
+        <w:r>
+          <w:rPr>
+            <w:noProof/>
+            <w:webHidden/>
+          </w:rPr>
+          <w:tab/>
+        </w:r>
+        <w:r>
+          <w:rPr>
+            <w:noProof/>
+            <w:webHidden/>
+          </w:rPr>
+          <w:fldChar w:fldCharType="begin"/>
+        </w:r>
+        <w:r>
+          <w:rPr>
+            <w:noProof/>
+            <w:webHidden/>
+          </w:rPr>
+          <w:instrText xml:space="preserve"> PAGEREF _Toc227746392 \h </w:instrText>
+        </w:r>
+        <w:r>
+          <w:rPr>
+            <w:noProof/>
+            <w:webHidden/>
+          </w:rPr>
+        </w:r>
+        <w:r>
+          <w:rPr>
+            <w:noProof/>
+            <w:webHidden/>
+          </w:rPr>
+          <w:fldChar w:fldCharType="separate"/>
+        </w:r>
+        <w:r>
+          <w:rPr>
+            <w:noProof/>
+            <w:webHidden/>
+          </w:rPr>
+          <w:t>8</w:t>
+        </w:r>
+        <w:r>
+          <w:rPr>
+            <w:noProof/>
+            <w:webHidden/>
+          </w:rPr>
+          <w:fldChar w:fldCharType="end"/>
+        </w:r>
+      </w:hyperlink>
+    </w:p>
+    <w:p>
+      <w:pPr>
+        <w:pStyle w:val="TableofFigures"/>
+        <w:tabs>
+          <w:tab w:val="right" w:leader="dot" w:pos="9628"/>
+        </w:tabs>
+        <w:rPr>
+          <w:rFonts w:eastAsiaTheme="minorEastAsia"/>
+          <w:noProof/>
+          <w:kern w:val="2"/>
+          <w:sz w:val="24"/>
+          <w:szCs w:val="24"/>
+          <w:lang w:eastAsia="en-GB"/>
+          <w14:ligatures w14:val="standardContextual"/>
+        </w:rPr>
+      </w:pPr>
+      <w:hyperlink w:anchor="_Toc227746393" w:history="1">
+        <w:r>
+          <w:rPr>
+            <w:rStyle w:val="Hyperlink"/>
+            <w:noProof/>
+          </w:rPr>
+          <w:t xml:space="preserve">Tabela 3 – Descrição do </w:t>
+        </w:r>
+        <w:r>
+          <w:rPr>
+            <w:rStyle w:val="Hyperlink"/>
+            <w:noProof/>
+            <w:highlight w:val="yellow"/>
+          </w:rPr>
+          <w:t>Sistema 1</w:t>
+        </w:r>
+        <w:r>
+          <w:rPr>
+            <w:noProof/>
+            <w:webHidden/>
+          </w:rPr>
+          <w:tab/>
+        </w:r>
+        <w:r>
+          <w:rPr>
+            <w:noProof/>
+            <w:webHidden/>
+          </w:rPr>
+          <w:fldChar w:fldCharType="begin"/>
+        </w:r>
+        <w:r>
+          <w:rPr>
+            <w:noProof/>
+            <w:webHidden/>
+          </w:rPr>
+          <w:instrText xml:space="preserve"> PAGEREF _Toc227746393 \h </w:instrText>
+        </w:r>
+        <w:r>
+          <w:rPr>
+            <w:noProof/>
+            <w:webHidden/>
+          </w:rPr>
+        </w:r>
+        <w:r>
+          <w:rPr>
+            <w:noProof/>
+            <w:webHidden/>
+          </w:rPr>
+          <w:fldChar w:fldCharType="separate"/>
+        </w:r>
+        <w:r>
+          <w:rPr>
+            <w:noProof/>
+            <w:webHidden/>
+          </w:rPr>
+          <w:t>8</w:t>
+        </w:r>
+        <w:r>
+          <w:rPr>
+            <w:noProof/>
+            <w:webHidden/>
+          </w:rPr>
+          <w:fldChar w:fldCharType="end"/>
+        </w:r>
+      </w:hyperlink>
+    </w:p>
+    <w:p>
+      <w:pPr>
+        <w:pStyle w:val="TableofFigures"/>
+        <w:tabs>
+          <w:tab w:val="right" w:leader="dot" w:pos="9628"/>
+        </w:tabs>
+        <w:rPr>
+          <w:rFonts w:eastAsiaTheme="minorEastAsia"/>
+          <w:noProof/>
+          <w:kern w:val="2"/>
+          <w:sz w:val="24"/>
+          <w:szCs w:val="24"/>
+          <w:lang w:eastAsia="en-GB"/>
+          <w14:ligatures w14:val="standardContextual"/>
+        </w:rPr>
+      </w:pPr>
+      <w:hyperlink w:anchor="_Toc227746394" w:history="1">
+        <w:r>
+          <w:rPr>
+            <w:rStyle w:val="Hyperlink"/>
+            <w:noProof/>
+          </w:rPr>
+          <w:t>Tabela 4 – Resumo das características dos Sistemas concorrenciais</w:t>
+        </w:r>
+        <w:r>
+          <w:rPr>
+            <w:noProof/>
+            <w:webHidden/>
+          </w:rPr>
+          <w:tab/>
+        </w:r>
+        <w:r>
+          <w:rPr>
+            <w:noProof/>
+            <w:webHidden/>
+          </w:rPr>
+          <w:fldChar w:fldCharType="begin"/>
+        </w:r>
+        <w:r>
+          <w:rPr>
+            <w:noProof/>
+            <w:webHidden/>
+          </w:rPr>
+          <w:instrText xml:space="preserve"> PAGEREF _Toc227746394 \h </w:instrText>
+        </w:r>
+        <w:r>
+          <w:rPr>
+            <w:noProof/>
+            <w:webHidden/>
+          </w:rPr>
+        </w:r>
+        <w:r>
+          <w:rPr>
+            <w:noProof/>
+            <w:webHidden/>
+          </w:rPr>
+          <w:fldChar w:fldCharType="separate"/>
+        </w:r>
+        <w:r>
+          <w:rPr>
+            <w:noProof/>
+            <w:webHidden/>
+          </w:rPr>
+          <w:t>9</w:t>
+        </w:r>
+        <w:r>
+          <w:rPr>
+            <w:noProof/>
+            <w:webHidden/>
+          </w:rPr>
+          <w:fldChar w:fldCharType="end"/>
+        </w:r>
+      </w:hyperlink>
+    </w:p>
+    <w:p>
+      <w:pPr>
+        <w:pStyle w:val="TableofFigures"/>
+        <w:tabs>
+          <w:tab w:val="right" w:leader="dot" w:pos="9628"/>
+        </w:tabs>
+        <w:rPr>
+          <w:rFonts w:eastAsiaTheme="minorEastAsia"/>
+          <w:noProof/>
+          <w:kern w:val="2"/>
+          <w:sz w:val="24"/>
+          <w:szCs w:val="24"/>
+          <w:lang w:eastAsia="en-GB"/>
+          <w14:ligatures w14:val="standardContextual"/>
+        </w:rPr>
+      </w:pPr>
+      <w:hyperlink w:anchor="_Toc227746395" w:history="1">
+        <w:r>
+          <w:rPr>
+            <w:rStyle w:val="Hyperlink"/>
+            <w:noProof/>
+          </w:rPr>
+          <w:t>Tabela 5 – Identificação e funções dos Stakeholders e Scrum Team</w:t>
+        </w:r>
+        <w:r>
+          <w:rPr>
+            <w:noProof/>
+            <w:webHidden/>
+          </w:rPr>
+          <w:tab/>
+        </w:r>
+        <w:r>
+          <w:rPr>
+            <w:noProof/>
+            <w:webHidden/>
+          </w:rPr>
+          <w:fldChar w:fldCharType="begin"/>
+        </w:r>
+        <w:r>
+          <w:rPr>
+            <w:noProof/>
+            <w:webHidden/>
+          </w:rPr>
+          <w:instrText xml:space="preserve"> PAGEREF _Toc227746395 \h </w:instrText>
         </w:r>
         <w:r>
           <w:rPr>
@@ -3455,7 +3887,6 @@
         <w:fldChar w:fldCharType="end"/>
       </w:r>
     </w:p>
-    <w:p/>
     <w:p>
       <w:r>
         <w:br w:type="page"/>
@@ -3464,738 +3895,475 @@
     <w:p>
       <w:pPr>
         <w:pStyle w:val="Heading1"/>
-        <w:numPr>
-          <w:ilvl w:val="0"/>
-          <w:numId w:val="0"/>
-        </w:numPr>
-        <w:ind w:left="432" w:hanging="432"/>
-      </w:pPr>
-      <w:bookmarkStart w:id="1" w:name="_Toc231221392"/>
+      </w:pPr>
+      <w:bookmarkStart w:id="2" w:name="_Toc230871595"/>
       <w:r>
         <w:lastRenderedPageBreak/>
-        <w:t>Índice de Tabelas</w:t>
-      </w:r>
-      <w:bookmarkEnd w:id="1"/>
+        <w:t>Introdução</w:t>
+      </w:r>
+      <w:bookmarkEnd w:id="2"/>
+    </w:p>
+    <w:p>
+      <w:pPr>
+        <w:rPr>
+          <w:noProof/>
+        </w:rPr>
+      </w:pPr>
+      <w:r>
+        <w:rPr>
+          <w:noProof/>
+        </w:rPr>
+        <w:t xml:space="preserve">O </w:t>
+      </w:r>
+      <w:r>
+        <w:rPr>
+          <w:noProof/>
+        </w:rPr>
+        <w:t>projeto</w:t>
+      </w:r>
+      <w:r>
+        <w:rPr>
+          <w:noProof/>
+        </w:rPr>
+        <w:t xml:space="preserve"> foi </w:t>
+      </w:r>
+      <w:r>
+        <w:rPr>
+          <w:noProof/>
+        </w:rPr>
+        <w:t>realizado</w:t>
+      </w:r>
+      <w:r>
+        <w:rPr>
+          <w:noProof/>
+        </w:rPr>
+        <w:t xml:space="preserve"> no âmbito da unidade curricular de Desenvolvimento de Aplicações</w:t>
+      </w:r>
+      <w:r>
+        <w:rPr>
+          <w:noProof/>
+        </w:rPr>
+        <w:t xml:space="preserve"> (DA)</w:t>
+      </w:r>
+      <w:r>
+        <w:rPr>
+          <w:noProof/>
+        </w:rPr>
+        <w:t xml:space="preserve">, do Curso Técnico Superior Profissional de Programação de Sistemas de Informação do Instituto Politécnico de Leiria. O objetivo deste </w:t>
+      </w:r>
+      <w:r>
+        <w:rPr>
+          <w:noProof/>
+        </w:rPr>
+        <w:t>relatório</w:t>
+      </w:r>
+      <w:r>
+        <w:rPr>
+          <w:noProof/>
+        </w:rPr>
+        <w:t xml:space="preserve"> é descrever e documentar o processo de desenvolvimento do projeto final, desde a especificação do sistema até à sua implementação e avaliação.</w:t>
+      </w:r>
+    </w:p>
+    <w:p>
+      <w:pPr>
+        <w:rPr>
+          <w:noProof/>
+        </w:rPr>
+      </w:pPr>
+      <w:r>
+        <w:rPr>
+          <w:noProof/>
+        </w:rPr>
+        <w:t xml:space="preserve">O iShopping é uma aplicação desktop desenvolvida em C# com Windows Forms, destinada à gestão de compras domésticas de um agregado familiar. A aplicação permite gerir orçamentos mensais, planear listas de compras, registar artigos </w:t>
+      </w:r>
+      <w:r>
+        <w:rPr>
+          <w:noProof/>
+        </w:rPr>
+        <w:t>obtidos</w:t>
+      </w:r>
+      <w:r>
+        <w:rPr>
+          <w:noProof/>
+        </w:rPr>
+        <w:t xml:space="preserve"> e consultar estatísticas de consumo. O projeto foi desenvolvido em </w:t>
+      </w:r>
+      <w:r>
+        <w:rPr>
+          <w:noProof/>
+        </w:rPr>
+        <w:t>união</w:t>
+      </w:r>
+      <w:r>
+        <w:rPr>
+          <w:noProof/>
+        </w:rPr>
+        <w:t xml:space="preserve"> com a unidade curricular de Metodologia de Desenvolvimento de Software, na aplicação da metodologia ágil Scrum e na modelação do sistema através de diagramas de classes e modelo de dados</w:t>
+      </w:r>
+      <w:r>
+        <w:rPr>
+          <w:noProof/>
+        </w:rPr>
+        <w:t xml:space="preserve"> usando o website Jira.</w:t>
+      </w:r>
+    </w:p>
+    <w:p>
+      <w:pPr>
+        <w:rPr>
+          <w:noProof/>
+        </w:rPr>
+      </w:pPr>
+      <w:r>
+        <w:rPr>
+          <w:noProof/>
+        </w:rPr>
+        <w:t xml:space="preserve">O desenvolvimento foi planeado em três sprints, seguindo os princípios do Scrum, com definição de User Stories, estimativa em Story Points e revisão contínua do trabalho realizado. A equipa é composta por dois elementos: </w:t>
+      </w:r>
+      <w:r>
+        <w:rPr>
+          <w:noProof/>
+        </w:rPr>
+        <w:t>Thomaz</w:t>
+      </w:r>
+      <w:r>
+        <w:rPr>
+          <w:noProof/>
+        </w:rPr>
+        <w:t xml:space="preserve"> e </w:t>
+      </w:r>
+      <w:r>
+        <w:rPr>
+          <w:noProof/>
+        </w:rPr>
+        <w:t>Paulo.</w:t>
+      </w:r>
+    </w:p>
+    <w:p>
+      <w:pPr>
+        <w:pStyle w:val="Heading2"/>
+        <w:rPr>
+          <w:noProof/>
+        </w:rPr>
+      </w:pPr>
+      <w:bookmarkStart w:id="3" w:name="_Toc230871596"/>
+      <w:r>
+        <w:rPr>
+          <w:noProof/>
+        </w:rPr>
+        <w:t>Sumário executivo</w:t>
+      </w:r>
+      <w:bookmarkEnd w:id="3"/>
+    </w:p>
+    <w:p>
+      <w:r>
+        <w:t>No capítulo</w:t>
+      </w:r>
+      <w:r>
+        <w:t xml:space="preserve"> 1</w:t>
+      </w:r>
+      <w:r>
+        <w:t xml:space="preserve"> é feita </w:t>
+      </w:r>
+      <w:r>
+        <w:t xml:space="preserve">a introdução do </w:t>
+      </w:r>
+      <w:r>
+        <w:t>, descrevendo os seus objetivos, a equipa envolvida e a metodologia de desenvolvimento adotada.</w:t>
+      </w:r>
+    </w:p>
+    <w:p>
+      <w:r>
+        <w:t>No</w:t>
+      </w:r>
+      <w:r>
+        <w:t xml:space="preserve"> capítulo 2 </w:t>
+      </w:r>
+      <w:r>
+        <w:t xml:space="preserve">é </w:t>
+      </w:r>
+      <w:r>
+        <w:t>apresenta</w:t>
+      </w:r>
+      <w:r>
+        <w:t>da</w:t>
+      </w:r>
+      <w:r>
+        <w:t xml:space="preserve"> a especificação do sistema, incluindo </w:t>
+      </w:r>
+      <w:r>
+        <w:t>a</w:t>
+      </w:r>
+      <w:r>
+        <w:t xml:space="preserve"> análise concorrencial a sistemas similares existentes no mercado, os wireframes e mockups </w:t>
+      </w:r>
+      <w:r>
+        <w:t>para a aplicação</w:t>
+      </w:r>
+      <w:r>
+        <w:t>, e o diagrama de classes que modela a estrutura de dados da aplicação.</w:t>
+      </w:r>
+    </w:p>
+    <w:p>
+      <w:r>
+        <w:t>No</w:t>
+      </w:r>
+      <w:r>
+        <w:t xml:space="preserve"> capítulo 3 </w:t>
+      </w:r>
+      <w:r>
+        <w:t>é descrita</w:t>
+      </w:r>
+      <w:r>
+        <w:t xml:space="preserve"> a aplicação da metodologia Scrum ao projeto, identificando os stakeholders, a equipa </w:t>
+      </w:r>
+      <w:r>
+        <w:t xml:space="preserve">do </w:t>
+      </w:r>
+      <w:r>
+        <w:t>Scrum, as User Stories definidas e a execução detalhada de cada sprint, incluindo o trabalho planeado e realizado</w:t>
+      </w:r>
+      <w:r>
+        <w:t>, t</w:t>
+      </w:r>
+      <w:r>
+        <w:t>ermina</w:t>
+      </w:r>
+      <w:r>
+        <w:t>ndo</w:t>
+      </w:r>
+      <w:r>
+        <w:t xml:space="preserve"> com uma retrospetiva global do projeto.</w:t>
+      </w:r>
+    </w:p>
+    <w:p>
+      <w:r>
+        <w:t>E no</w:t>
+      </w:r>
+      <w:r>
+        <w:t xml:space="preserve"> capítulo 4</w:t>
+      </w:r>
+      <w:r>
+        <w:t xml:space="preserve">, são </w:t>
+      </w:r>
+      <w:r>
+        <w:t>apresenta</w:t>
+      </w:r>
+      <w:r>
+        <w:t>das</w:t>
+      </w:r>
+      <w:r>
+        <w:t xml:space="preserve"> as conclusões do projeto, refletindo sobre os resultados obtidos, as dificuldades encontradas e possíveis melhorias futuras.</w:t>
+      </w:r>
     </w:p>
     <w:p/>
     <w:p>
       <w:pPr>
-        <w:pStyle w:val="TableofFigures"/>
-        <w:tabs>
-          <w:tab w:val="right" w:leader="dot" w:pos="9628"/>
-        </w:tabs>
-        <w:rPr>
-          <w:rFonts w:eastAsiaTheme="minorEastAsia"/>
-          <w:noProof/>
-          <w:kern w:val="2"/>
-          <w:sz w:val="24"/>
-          <w:szCs w:val="24"/>
-          <w:lang w:val="en-GB" w:eastAsia="en-GB"/>
-          <w14:ligatures w14:val="standardContextual"/>
-        </w:rPr>
-      </w:pPr>
-      <w:r>
-        <w:fldChar w:fldCharType="begin"/>
-      </w:r>
-      <w:r>
-        <w:instrText xml:space="preserve"> TOC \h \z \c "Tabela" </w:instrText>
-      </w:r>
-      <w:r>
-        <w:fldChar w:fldCharType="separate"/>
-      </w:r>
-      <w:hyperlink w:anchor="_Toc231221419" w:history="1">
-        <w:r>
-          <w:rPr>
-            <w:rStyle w:val="Hyperlink"/>
-            <w:noProof/>
-          </w:rPr>
-          <w:t>Tabela 1 – Descrição do AnyList</w:t>
-        </w:r>
-        <w:r>
-          <w:rPr>
-            <w:noProof/>
-            <w:webHidden/>
-          </w:rPr>
-          <w:tab/>
-        </w:r>
-        <w:r>
-          <w:rPr>
-            <w:noProof/>
-            <w:webHidden/>
-          </w:rPr>
-          <w:fldChar w:fldCharType="begin"/>
-        </w:r>
-        <w:r>
-          <w:rPr>
-            <w:noProof/>
-            <w:webHidden/>
-          </w:rPr>
-          <w:instrText xml:space="preserve"> PAGEREF _Toc231221419 \h </w:instrText>
-        </w:r>
-        <w:r>
-          <w:rPr>
-            <w:noProof/>
-            <w:webHidden/>
-          </w:rPr>
-        </w:r>
-        <w:r>
-          <w:rPr>
-            <w:noProof/>
-            <w:webHidden/>
-          </w:rPr>
-          <w:fldChar w:fldCharType="separate"/>
-        </w:r>
-        <w:r>
-          <w:rPr>
-            <w:noProof/>
-            <w:webHidden/>
-          </w:rPr>
-          <w:t>7</w:t>
-        </w:r>
-        <w:r>
-          <w:rPr>
-            <w:noProof/>
-            <w:webHidden/>
-          </w:rPr>
-          <w:fldChar w:fldCharType="end"/>
-        </w:r>
-      </w:hyperlink>
+        <w:pStyle w:val="Heading1"/>
+      </w:pPr>
+      <w:bookmarkStart w:id="4" w:name="_Toc230871597"/>
+      <w:r>
+        <w:lastRenderedPageBreak/>
+        <w:t>Especificação do Sistema</w:t>
+      </w:r>
+      <w:bookmarkEnd w:id="4"/>
     </w:p>
     <w:p>
-      <w:pPr>
-        <w:pStyle w:val="TableofFigures"/>
-        <w:tabs>
-          <w:tab w:val="right" w:leader="dot" w:pos="9628"/>
-        </w:tabs>
-        <w:rPr>
-          <w:rFonts w:eastAsiaTheme="minorEastAsia"/>
-          <w:noProof/>
-          <w:kern w:val="2"/>
-          <w:sz w:val="24"/>
-          <w:szCs w:val="24"/>
-          <w:lang w:val="en-GB" w:eastAsia="en-GB"/>
-          <w14:ligatures w14:val="standardContextual"/>
-        </w:rPr>
-      </w:pPr>
-      <w:hyperlink w:anchor="_Toc231221420" w:history="1">
-        <w:r>
-          <w:rPr>
-            <w:rStyle w:val="Hyperlink"/>
-            <w:noProof/>
-          </w:rPr>
-          <w:t>Tabela 2 – Descrição do Bring!</w:t>
-        </w:r>
-        <w:r>
-          <w:rPr>
-            <w:noProof/>
-            <w:webHidden/>
-          </w:rPr>
-          <w:tab/>
-        </w:r>
-        <w:r>
-          <w:rPr>
-            <w:noProof/>
-            <w:webHidden/>
-          </w:rPr>
-          <w:fldChar w:fldCharType="begin"/>
-        </w:r>
-        <w:r>
-          <w:rPr>
-            <w:noProof/>
-            <w:webHidden/>
-          </w:rPr>
-          <w:instrText xml:space="preserve"> PAGEREF _Toc231221420 \h </w:instrText>
-        </w:r>
-        <w:r>
-          <w:rPr>
-            <w:noProof/>
-            <w:webHidden/>
-          </w:rPr>
-        </w:r>
-        <w:r>
-          <w:rPr>
-            <w:noProof/>
-            <w:webHidden/>
-          </w:rPr>
-          <w:fldChar w:fldCharType="separate"/>
-        </w:r>
-        <w:r>
-          <w:rPr>
-            <w:noProof/>
-            <w:webHidden/>
-          </w:rPr>
-          <w:t>8</w:t>
-        </w:r>
-        <w:r>
-          <w:rPr>
-            <w:noProof/>
-            <w:webHidden/>
-          </w:rPr>
-          <w:fldChar w:fldCharType="end"/>
-        </w:r>
-      </w:hyperlink>
+      <w:r>
+        <w:rPr>
+          <w:highlight w:val="yellow"/>
+        </w:rPr>
+        <w:t>Nest</w:t>
+      </w:r>
+      <w:r>
+        <w:rPr>
+          <w:highlight w:val="yellow"/>
+        </w:rPr>
+        <w:t>e capítulo</w:t>
+      </w:r>
+      <w:r>
+        <w:rPr>
+          <w:highlight w:val="yellow"/>
+        </w:rPr>
+        <w:t>...</w:t>
+      </w:r>
+      <w:r>
+        <w:t xml:space="preserve"> </w:t>
+      </w:r>
+      <w:r>
+        <w:rPr>
+          <w:highlight w:val="yellow"/>
+        </w:rPr>
+        <w:t>&lt;parágrafo introdutório&gt;</w:t>
+      </w:r>
     </w:p>
     <w:p>
       <w:pPr>
-        <w:pStyle w:val="TableofFigures"/>
-        <w:tabs>
-          <w:tab w:val="right" w:leader="dot" w:pos="9628"/>
-        </w:tabs>
-        <w:rPr>
-          <w:rFonts w:eastAsiaTheme="minorEastAsia"/>
-          <w:noProof/>
-          <w:kern w:val="2"/>
-          <w:sz w:val="24"/>
-          <w:szCs w:val="24"/>
-          <w:lang w:val="en-GB" w:eastAsia="en-GB"/>
-          <w14:ligatures w14:val="standardContextual"/>
-        </w:rPr>
-      </w:pPr>
-      <w:hyperlink w:anchor="_Toc231221421" w:history="1">
-        <w:r>
-          <w:rPr>
-            <w:rStyle w:val="Hyperlink"/>
-            <w:noProof/>
-          </w:rPr>
-          <w:t>Tabela 3 – Descrição do YNAB</w:t>
-        </w:r>
-        <w:r>
-          <w:rPr>
-            <w:noProof/>
-            <w:webHidden/>
-          </w:rPr>
-          <w:tab/>
-        </w:r>
-        <w:r>
-          <w:rPr>
-            <w:noProof/>
-            <w:webHidden/>
-          </w:rPr>
-          <w:fldChar w:fldCharType="begin"/>
-        </w:r>
-        <w:r>
-          <w:rPr>
-            <w:noProof/>
-            <w:webHidden/>
-          </w:rPr>
-          <w:instrText xml:space="preserve"> PAGEREF _Toc231221421 \h </w:instrText>
-        </w:r>
-        <w:r>
-          <w:rPr>
-            <w:noProof/>
-            <w:webHidden/>
-          </w:rPr>
-        </w:r>
-        <w:r>
-          <w:rPr>
-            <w:noProof/>
-            <w:webHidden/>
-          </w:rPr>
-          <w:fldChar w:fldCharType="separate"/>
-        </w:r>
-        <w:r>
-          <w:rPr>
-            <w:noProof/>
-            <w:webHidden/>
-          </w:rPr>
-          <w:t>9</w:t>
-        </w:r>
-        <w:r>
-          <w:rPr>
-            <w:noProof/>
-            <w:webHidden/>
-          </w:rPr>
-          <w:fldChar w:fldCharType="end"/>
-        </w:r>
-      </w:hyperlink>
+        <w:rPr>
+          <w:highlight w:val="yellow"/>
+        </w:rPr>
+      </w:pPr>
+      <w:r>
+        <w:rPr>
+          <w:highlight w:val="yellow"/>
+        </w:rPr>
+        <w:t>&lt;</w:t>
+      </w:r>
+      <w:r>
+        <w:rPr>
+          <w:highlight w:val="yellow"/>
+        </w:rPr>
+        <w:t>Descrever</w:t>
+      </w:r>
+      <w:r>
+        <w:rPr>
+          <w:highlight w:val="yellow"/>
+        </w:rPr>
+        <w:t>:</w:t>
+      </w:r>
+      <w:r>
+        <w:rPr>
+          <w:highlight w:val="yellow"/>
+        </w:rPr>
+        <w:t xml:space="preserve"> </w:t>
+      </w:r>
     </w:p>
     <w:p>
       <w:pPr>
-        <w:pStyle w:val="TableofFigures"/>
-        <w:tabs>
-          <w:tab w:val="right" w:leader="dot" w:pos="9628"/>
-        </w:tabs>
-        <w:rPr>
-          <w:rFonts w:eastAsiaTheme="minorEastAsia"/>
-          <w:noProof/>
-          <w:kern w:val="2"/>
-          <w:sz w:val="24"/>
-          <w:szCs w:val="24"/>
-          <w:lang w:val="en-GB" w:eastAsia="en-GB"/>
-          <w14:ligatures w14:val="standardContextual"/>
-        </w:rPr>
-      </w:pPr>
-      <w:hyperlink w:anchor="_Toc231221422" w:history="1">
-        <w:r>
-          <w:rPr>
-            <w:rStyle w:val="Hyperlink"/>
-            <w:noProof/>
-          </w:rPr>
-          <w:t>Tabela 4 – Resumo das características dos Sistemas concorrenciais</w:t>
-        </w:r>
-        <w:r>
-          <w:rPr>
-            <w:noProof/>
-            <w:webHidden/>
-          </w:rPr>
-          <w:tab/>
-        </w:r>
-        <w:r>
-          <w:rPr>
-            <w:noProof/>
-            <w:webHidden/>
-          </w:rPr>
-          <w:fldChar w:fldCharType="begin"/>
-        </w:r>
-        <w:r>
-          <w:rPr>
-            <w:noProof/>
-            <w:webHidden/>
-          </w:rPr>
-          <w:instrText xml:space="preserve"> PAGEREF _Toc231221422 \h </w:instrText>
-        </w:r>
-        <w:r>
-          <w:rPr>
-            <w:noProof/>
-            <w:webHidden/>
-          </w:rPr>
-        </w:r>
-        <w:r>
-          <w:rPr>
-            <w:noProof/>
-            <w:webHidden/>
-          </w:rPr>
-          <w:fldChar w:fldCharType="separate"/>
-        </w:r>
-        <w:r>
-          <w:rPr>
-            <w:noProof/>
-            <w:webHidden/>
-          </w:rPr>
-          <w:t>9</w:t>
-        </w:r>
-        <w:r>
-          <w:rPr>
-            <w:noProof/>
-            <w:webHidden/>
-          </w:rPr>
-          <w:fldChar w:fldCharType="end"/>
-        </w:r>
-      </w:hyperlink>
+        <w:rPr>
+          <w:highlight w:val="yellow"/>
+        </w:rPr>
+      </w:pPr>
+      <w:r>
+        <w:rPr>
+          <w:highlight w:val="yellow"/>
+        </w:rPr>
+        <w:t xml:space="preserve">- descrição geral do sistema, ou seja, </w:t>
+      </w:r>
+      <w:r>
+        <w:rPr>
+          <w:highlight w:val="yellow"/>
+        </w:rPr>
+        <w:t>os objetivos do sistema a desenvolver</w:t>
+      </w:r>
+      <w:r>
+        <w:rPr>
+          <w:highlight w:val="yellow"/>
+        </w:rPr>
+        <w:t xml:space="preserve"> (</w:t>
+      </w:r>
+      <w:r>
+        <w:rPr>
+          <w:highlight w:val="yellow"/>
+        </w:rPr>
+        <w:t>as necessidades do utilizador de forma geral</w:t>
+      </w:r>
+      <w:r>
+        <w:rPr>
+          <w:highlight w:val="yellow"/>
+        </w:rPr>
+        <w:t>)</w:t>
+      </w:r>
     </w:p>
     <w:p>
-      <w:pPr>
-        <w:pStyle w:val="TableofFigures"/>
-        <w:tabs>
-          <w:tab w:val="right" w:leader="dot" w:pos="9628"/>
-        </w:tabs>
-        <w:rPr>
-          <w:rFonts w:eastAsiaTheme="minorEastAsia"/>
-          <w:noProof/>
-          <w:kern w:val="2"/>
-          <w:sz w:val="24"/>
-          <w:szCs w:val="24"/>
-          <w:lang w:val="en-GB" w:eastAsia="en-GB"/>
-          <w14:ligatures w14:val="standardContextual"/>
-        </w:rPr>
-      </w:pPr>
-      <w:hyperlink w:anchor="_Toc231221423" w:history="1">
-        <w:r>
-          <w:rPr>
-            <w:rStyle w:val="Hyperlink"/>
-            <w:noProof/>
-          </w:rPr>
-          <w:t>Tabela 5 – Identificação e funções dos Stakeholders e Scrum Team</w:t>
-        </w:r>
-        <w:r>
-          <w:rPr>
-            <w:noProof/>
-            <w:webHidden/>
-          </w:rPr>
-          <w:tab/>
-        </w:r>
-        <w:r>
-          <w:rPr>
-            <w:noProof/>
-            <w:webHidden/>
-          </w:rPr>
-          <w:fldChar w:fldCharType="begin"/>
-        </w:r>
-        <w:r>
-          <w:rPr>
-            <w:noProof/>
-            <w:webHidden/>
-          </w:rPr>
-          <w:instrText xml:space="preserve"> PAGEREF _Toc231221423 \h </w:instrText>
-        </w:r>
-        <w:r>
-          <w:rPr>
-            <w:noProof/>
-            <w:webHidden/>
-          </w:rPr>
-        </w:r>
-        <w:r>
-          <w:rPr>
-            <w:noProof/>
-            <w:webHidden/>
-          </w:rPr>
-          <w:fldChar w:fldCharType="separate"/>
-        </w:r>
-        <w:r>
-          <w:rPr>
-            <w:noProof/>
-            <w:webHidden/>
-          </w:rPr>
-          <w:t>13</w:t>
-        </w:r>
-        <w:r>
-          <w:rPr>
-            <w:noProof/>
-            <w:webHidden/>
-          </w:rPr>
-          <w:fldChar w:fldCharType="end"/>
-        </w:r>
-      </w:hyperlink>
+      <w:r>
+        <w:rPr>
+          <w:highlight w:val="yellow"/>
+        </w:rPr>
+        <w:t xml:space="preserve">- </w:t>
+      </w:r>
+      <w:r>
+        <w:rPr>
+          <w:highlight w:val="yellow"/>
+        </w:rPr>
+        <w:t>o problema que o sistema pretende resolver e identificar os principais stakeholders (pessoas, grupos ou entidades com interesse direto no sistema</w:t>
+      </w:r>
     </w:p>
     <w:p>
       <w:r>
-        <w:fldChar w:fldCharType="end"/>
-      </w:r>
-    </w:p>
-    <w:p>
-      <w:r>
-        <w:br w:type="page"/>
-      </w:r>
-    </w:p>
-    <w:p>
-      <w:pPr>
-        <w:pStyle w:val="Heading1"/>
-      </w:pPr>
-      <w:bookmarkStart w:id="2" w:name="_Toc231221393"/>
-      <w:r>
-        <w:lastRenderedPageBreak/>
-        <w:t>Introdução</w:t>
-      </w:r>
-      <w:bookmarkEnd w:id="2"/>
-    </w:p>
-    <w:p>
-      <w:pPr>
-        <w:rPr>
-          <w:noProof/>
-        </w:rPr>
-      </w:pPr>
-      <w:r>
-        <w:rPr>
-          <w:noProof/>
-        </w:rPr>
-        <w:t xml:space="preserve">O </w:t>
-      </w:r>
-      <w:r>
-        <w:rPr>
-          <w:noProof/>
-        </w:rPr>
-        <w:t>projeto</w:t>
-      </w:r>
-      <w:r>
-        <w:rPr>
-          <w:noProof/>
-        </w:rPr>
-        <w:t xml:space="preserve"> foi </w:t>
-      </w:r>
-      <w:r>
-        <w:rPr>
-          <w:noProof/>
-        </w:rPr>
-        <w:t>realizado</w:t>
-      </w:r>
-      <w:r>
-        <w:rPr>
-          <w:noProof/>
-        </w:rPr>
-        <w:t xml:space="preserve"> no âmbito da unidade curricular de Desenvolvimento de Aplicações</w:t>
-      </w:r>
-      <w:r>
-        <w:rPr>
-          <w:noProof/>
-        </w:rPr>
-        <w:t xml:space="preserve"> (DA)</w:t>
-      </w:r>
-      <w:r>
-        <w:rPr>
-          <w:noProof/>
-        </w:rPr>
-        <w:t xml:space="preserve">, do Curso Técnico Superior Profissional de Programação de Sistemas de Informação do Instituto Politécnico de Leiria. O objetivo deste </w:t>
-      </w:r>
-      <w:r>
-        <w:rPr>
-          <w:noProof/>
-        </w:rPr>
-        <w:t>relatório</w:t>
-      </w:r>
-      <w:r>
-        <w:rPr>
-          <w:noProof/>
-        </w:rPr>
-        <w:t xml:space="preserve"> é descrever e documentar o processo de desenvolvimento do projeto final, desde a especificação do sistema até à sua implementação e avaliação.</w:t>
-      </w:r>
-    </w:p>
-    <w:p>
-      <w:pPr>
-        <w:rPr>
-          <w:noProof/>
-        </w:rPr>
-      </w:pPr>
-      <w:r>
-        <w:rPr>
-          <w:noProof/>
-        </w:rPr>
-        <w:t xml:space="preserve">O iShopping é uma aplicação desktop desenvolvida em C# com Windows Forms, destinada à gestão de compras domésticas de um agregado familiar. A aplicação permite gerir orçamentos mensais, planear listas de compras, registar artigos </w:t>
-      </w:r>
-      <w:r>
-        <w:rPr>
-          <w:noProof/>
-        </w:rPr>
-        <w:t>obtidos</w:t>
-      </w:r>
-      <w:r>
-        <w:rPr>
-          <w:noProof/>
-        </w:rPr>
-        <w:t xml:space="preserve"> e consultar estatísticas de consumo. O projeto foi desenvolvido em </w:t>
-      </w:r>
-      <w:r>
-        <w:rPr>
-          <w:noProof/>
-        </w:rPr>
-        <w:t>união</w:t>
-      </w:r>
-      <w:r>
-        <w:rPr>
-          <w:noProof/>
-        </w:rPr>
-        <w:t xml:space="preserve"> com a unidade curricular de Metodologia de Desenvolvimento de Software, na aplicação da metodologia ágil Scrum e na modelação do sistema através de diagramas de classes e modelo de dados</w:t>
-      </w:r>
-      <w:r>
-        <w:rPr>
-          <w:noProof/>
-        </w:rPr>
-        <w:t xml:space="preserve"> usando o website Jira.</w:t>
-      </w:r>
-    </w:p>
-    <w:p>
-      <w:pPr>
-        <w:rPr>
-          <w:noProof/>
-        </w:rPr>
-      </w:pPr>
-      <w:r>
-        <w:rPr>
-          <w:noProof/>
-        </w:rPr>
-        <w:t xml:space="preserve">O desenvolvimento foi planeado em três sprints, seguindo os princípios do Scrum, com definição de User Stories, estimativa em Story Points e revisão contínua do trabalho realizado. A equipa é composta por dois elementos: </w:t>
-      </w:r>
-      <w:r>
-        <w:rPr>
-          <w:noProof/>
-        </w:rPr>
-        <w:t>Thomaz</w:t>
-      </w:r>
-      <w:r>
-        <w:rPr>
-          <w:noProof/>
-        </w:rPr>
-        <w:t xml:space="preserve"> e </w:t>
-      </w:r>
-      <w:r>
-        <w:rPr>
-          <w:noProof/>
-        </w:rPr>
-        <w:t>Paulo.</w:t>
-      </w:r>
-    </w:p>
-    <w:p>
-      <w:pPr>
-        <w:pStyle w:val="Heading2"/>
-        <w:rPr>
-          <w:noProof/>
-        </w:rPr>
-      </w:pPr>
-      <w:bookmarkStart w:id="3" w:name="_Toc231221394"/>
-      <w:r>
-        <w:rPr>
-          <w:noProof/>
-        </w:rPr>
-        <w:t>Sumário executivo</w:t>
-      </w:r>
-      <w:bookmarkEnd w:id="3"/>
-    </w:p>
-    <w:p>
-      <w:r>
-        <w:t>No capítulo</w:t>
-      </w:r>
-      <w:r>
-        <w:t xml:space="preserve"> 1</w:t>
-      </w:r>
-      <w:r>
-        <w:t xml:space="preserve"> é feita </w:t>
-      </w:r>
-      <w:r>
-        <w:t xml:space="preserve">a introdução do </w:t>
-      </w:r>
-      <w:r>
-        <w:t>, descrevendo os seus objetivos, a equipa envolvida e a metodologia de desenvolvimento adotada.</w:t>
-      </w:r>
-    </w:p>
-    <w:p>
-      <w:r>
-        <w:t>No</w:t>
-      </w:r>
-      <w:r>
-        <w:t xml:space="preserve"> capítulo 2 </w:t>
-      </w:r>
-      <w:r>
-        <w:t xml:space="preserve">é </w:t>
-      </w:r>
-      <w:r>
-        <w:t>apresenta</w:t>
-      </w:r>
-      <w:r>
-        <w:t>da</w:t>
-      </w:r>
-      <w:r>
-        <w:t xml:space="preserve"> a especificação do sistema, incluindo </w:t>
-      </w:r>
-      <w:r>
-        <w:t>a</w:t>
-      </w:r>
-      <w:r>
-        <w:t xml:space="preserve"> análise concorrencial a sistemas similares existentes no mercado, os wireframes e mockups </w:t>
-      </w:r>
-      <w:r>
-        <w:t>para a aplicação</w:t>
-      </w:r>
-      <w:r>
-        <w:t>, e o diagrama de classes que modela a estrutura de dados da aplicação.</w:t>
-      </w:r>
-    </w:p>
-    <w:p>
-      <w:r>
-        <w:t>No</w:t>
-      </w:r>
-      <w:r>
-        <w:t xml:space="preserve"> capítulo 3 </w:t>
-      </w:r>
-      <w:r>
-        <w:t>é descrita</w:t>
-      </w:r>
-      <w:r>
-        <w:t xml:space="preserve"> a aplicação da metodologia Scrum ao projeto, identificando os stakeholders, a equipa </w:t>
-      </w:r>
-      <w:r>
-        <w:t xml:space="preserve">do </w:t>
-      </w:r>
-      <w:r>
-        <w:t>Scrum, as User Stories definidas e a execução detalhada de cada sprint, incluindo o trabalho planeado e realizado</w:t>
-      </w:r>
-      <w:r>
-        <w:t>, t</w:t>
-      </w:r>
-      <w:r>
-        <w:t>ermina</w:t>
-      </w:r>
-      <w:r>
-        <w:t>ndo</w:t>
-      </w:r>
-      <w:r>
-        <w:t xml:space="preserve"> com uma retrospetiva global do projeto.</w:t>
-      </w:r>
-    </w:p>
-    <w:p>
-      <w:r>
-        <w:t>E no</w:t>
-      </w:r>
-      <w:r>
-        <w:t xml:space="preserve"> capítulo 4</w:t>
-      </w:r>
-      <w:r>
-        <w:t xml:space="preserve">, são </w:t>
-      </w:r>
-      <w:r>
-        <w:t>apresenta</w:t>
-      </w:r>
-      <w:r>
-        <w:t>das</w:t>
-      </w:r>
-      <w:r>
-        <w:t xml:space="preserve"> as conclusões do projeto, refletindo sobre os resultados obtidos, as dificuldades encontradas e possíveis melhorias futuras.</w:t>
+        <w:t xml:space="preserve">- </w:t>
+      </w:r>
+      <w:r>
+        <w:rPr>
+          <w:highlight w:val="yellow"/>
+        </w:rPr>
+        <w:t>i</w:t>
+      </w:r>
+      <w:r>
+        <w:rPr>
+          <w:highlight w:val="yellow"/>
+        </w:rPr>
+        <w:t>mpactos positivos e negativos do sistema a desenvolver</w:t>
+      </w:r>
+      <w:r>
+        <w:rPr>
+          <w:highlight w:val="yellow"/>
+        </w:rPr>
+        <w:t xml:space="preserve"> tendo em conta o impacto que tem no mercado, para as pessoas (que vão usar o sistema ou não), etc. </w:t>
+      </w:r>
+      <w:r>
+        <w:rPr>
+          <w:highlight w:val="yellow"/>
+        </w:rPr>
+        <w:t>&gt;</w:t>
       </w:r>
     </w:p>
     <w:p/>
     <w:p>
       <w:pPr>
-        <w:pStyle w:val="Heading1"/>
-      </w:pPr>
-      <w:bookmarkStart w:id="4" w:name="_Toc231221395"/>
-      <w:r>
-        <w:lastRenderedPageBreak/>
-        <w:t>Especificação do Sistema</w:t>
-      </w:r>
-      <w:bookmarkEnd w:id="4"/>
+        <w:pStyle w:val="Heading2"/>
+      </w:pPr>
+      <w:bookmarkStart w:id="5" w:name="_Toc230871598"/>
+      <w:r>
+        <w:t>Análise Concorrencial</w:t>
+      </w:r>
+      <w:bookmarkEnd w:id="5"/>
     </w:p>
     <w:p>
       <w:r>
-        <w:t>Neste capítulo é apresentad</w:t>
-      </w:r>
-      <w:r>
-        <w:t>o</w:t>
-      </w:r>
-      <w:r>
-        <w:t xml:space="preserve"> a especificação do sistema iShopping, incluindo os seus objetivos, o problema que pretende resolver e uma análise concorrencial a sistemas similares.</w:t>
-      </w:r>
-    </w:p>
-    <w:p>
-      <w:r>
-        <w:t>O iShopping é uma aplicação desktop de gestão de compras domésticas para agregados familiares, permitindo planear listas de compras, gerir orçamentos mensais e acompanhar despesas em tempo real. O problema que pretende resolver é a falta de controlo financeiro nas compras do quotidiano, onde muitas famílias não têm forma organizada de comparar o previsto com o real ou acompanhar a evolução dos gastos. Os principais stakeholders são os membros do agregado familiar que utilizam a aplicação.</w:t>
-      </w:r>
-    </w:p>
-    <w:p>
-      <w:r>
-        <w:t>Como impactos positivos destacam-se a maior consciência financeira, a redução de desperdício e a melhor gestão do orçamento mensal. Como impacto negativo, o registo manual de todos os itens pode ser percecionado como trabalhoso face a aplicações mais simples.</w:t>
+        <w:rPr>
+          <w:highlight w:val="yellow"/>
+        </w:rPr>
+        <w:t>&lt;Análise de 3 sistemas relacionados</w:t>
+      </w:r>
+      <w:r>
+        <w:rPr>
+          <w:highlight w:val="yellow"/>
+        </w:rPr>
+        <w:t xml:space="preserve"> </w:t>
+      </w:r>
+      <w:r>
+        <w:rPr>
+          <w:highlight w:val="yellow"/>
+        </w:rPr>
+        <w:t>usados em outras configurações operacionais que disponibilizam funcionalidades idênticas ou relacionadas</w:t>
+      </w:r>
+      <w:r>
+        <w:rPr>
+          <w:highlight w:val="yellow"/>
+        </w:rPr>
+        <w:t xml:space="preserve"> &gt;</w:t>
       </w:r>
     </w:p>
     <w:p/>
     <w:p>
       <w:pPr>
-        <w:pStyle w:val="Heading2"/>
-      </w:pPr>
-      <w:bookmarkStart w:id="5" w:name="_Toc231221396"/>
-      <w:r>
-        <w:t>Análise Concorrencial</w:t>
-      </w:r>
-      <w:bookmarkEnd w:id="5"/>
-    </w:p>
-    <w:p>
-      <w:r>
-        <w:t>Para a análise concorrencial foram selecionadas três aplicações com funcionalidades relacionadas com a gestão de compras e orçamentos domésticos: AnyList, Bring! e YNAB.</w:t>
-      </w:r>
-    </w:p>
-    <w:p/>
-    <w:p>
-      <w:pPr>
         <w:pStyle w:val="Heading3"/>
       </w:pPr>
-      <w:bookmarkStart w:id="6" w:name="_Toc231221397"/>
-      <w:r>
-        <w:t>AnyList</w:t>
+      <w:bookmarkStart w:id="6" w:name="_Toc230871599"/>
+      <w:r>
+        <w:rPr>
+          <w:highlight w:val="yellow"/>
+        </w:rPr>
+        <w:t>&lt;Sistema 1 (mudar o nome para o website/aplicação escolhida para análise)&gt;</w:t>
       </w:r>
       <w:bookmarkEnd w:id="6"/>
     </w:p>
     <w:p>
       <w:r>
-        <w:t>A próxima tabela resume as características do sistema</w:t>
-      </w:r>
-      <w:r>
-        <w:t xml:space="preserve"> AnyList.</w:t>
+        <w:rPr>
+          <w:highlight w:val="yellow"/>
+        </w:rPr>
+        <w:t>A próxima tabela resume as características do sistema...</w:t>
       </w:r>
     </w:p>
     <w:p>
@@ -4204,7 +4372,7 @@
         <w:keepNext/>
         <w:jc w:val="center"/>
       </w:pPr>
-      <w:bookmarkStart w:id="7" w:name="_Toc231221419"/>
+      <w:bookmarkStart w:id="7" w:name="_Toc227746391"/>
       <w:r>
         <w:t xml:space="preserve">Tabela </w:t>
       </w:r>
@@ -4233,7 +4401,10 @@
         <w:t xml:space="preserve"> – Descrição do </w:t>
       </w:r>
       <w:r>
-        <w:t>AnyList</w:t>
+        <w:rPr>
+          <w:highlight w:val="yellow"/>
+        </w:rPr>
+        <w:t>Sistema 1</w:t>
       </w:r>
       <w:bookmarkEnd w:id="7"/>
     </w:p>
@@ -4273,10 +4444,10 @@
                 <w:noProof/>
               </w:rPr>
               <w:drawing>
-                <wp:inline distT="0" distB="0" distL="0" distR="0" wp14:anchorId="15730833" wp14:editId="4E5A610D">
-                  <wp:extent cx="3440951" cy="2821880"/>
-                  <wp:effectExtent l="0" t="0" r="7620" b="0"/>
-                  <wp:docPr id="128556463" name="Picture 2" descr="AnyList - About AnyList for the Web"/>
+                <wp:inline distT="0" distB="0" distL="0" distR="0" wp14:anchorId="718A97ED" wp14:editId="2F9FCF15">
+                  <wp:extent cx="4368800" cy="2265539"/>
+                  <wp:effectExtent l="0" t="0" r="0" b="0"/>
+                  <wp:docPr id="7" name="Picture 7"/>
                   <wp:cNvGraphicFramePr>
                     <a:graphicFrameLocks xmlns:a="http://schemas.openxmlformats.org/drawingml/2006/main" noChangeAspect="1"/>
                   </wp:cNvGraphicFramePr>
@@ -4284,36 +4455,23 @@
                     <a:graphicData uri="http://schemas.openxmlformats.org/drawingml/2006/picture">
                       <pic:pic xmlns:pic="http://schemas.openxmlformats.org/drawingml/2006/picture">
                         <pic:nvPicPr>
-                          <pic:cNvPr id="0" name="Picture 6" descr="AnyList - About AnyList for the Web"/>
-                          <pic:cNvPicPr>
-                            <a:picLocks noChangeAspect="1" noChangeArrowheads="1"/>
-                          </pic:cNvPicPr>
+                          <pic:cNvPr id="1" name=""/>
+                          <pic:cNvPicPr/>
                         </pic:nvPicPr>
                         <pic:blipFill>
-                          <a:blip r:embed="rId11" cstate="print">
-                            <a:extLst>
-                              <a:ext uri="{28A0092B-C50C-407E-A947-70E740481C1C}">
-                                <a14:useLocalDpi xmlns:a14="http://schemas.microsoft.com/office/drawing/2010/main" val="0"/>
-                              </a:ext>
-                            </a:extLst>
-                          </a:blip>
-                          <a:srcRect/>
+                          <a:blip r:embed="rId11"/>
                           <a:stretch>
                             <a:fillRect/>
                           </a:stretch>
                         </pic:blipFill>
-                        <pic:spPr bwMode="auto">
+                        <pic:spPr>
                           <a:xfrm>
                             <a:off x="0" y="0"/>
-                            <a:ext cx="3449274" cy="2828705"/>
+                            <a:ext cx="4394605" cy="2278921"/>
                           </a:xfrm>
                           <a:prstGeom prst="rect">
                             <a:avLst/>
                           </a:prstGeom>
-                          <a:noFill/>
-                          <a:ln>
-                            <a:noFill/>
-                          </a:ln>
                         </pic:spPr>
                       </pic:pic>
                     </a:graphicData>
@@ -4322,6 +4480,23 @@
               </w:drawing>
             </w:r>
           </w:p>
+          <w:p>
+            <w:pPr>
+              <w:jc w:val="center"/>
+              <w:rPr>
+                <w:b w:val="0"/>
+                <w:bCs w:val="0"/>
+              </w:rPr>
+            </w:pPr>
+            <w:r>
+              <w:rPr>
+                <w:b w:val="0"/>
+                <w:bCs w:val="0"/>
+                <w:highlight w:val="yellow"/>
+              </w:rPr>
+              <w:t>&lt;colocar imagem principal&gt;</w:t>
+            </w:r>
+          </w:p>
         </w:tc>
       </w:tr>
       <w:tr>
@@ -4367,7 +4542,10 @@
               </w:rPr>
             </w:pPr>
             <w:r>
-              <w:t>AnyList</w:t>
+              <w:rPr>
+                <w:highlight w:val="yellow"/>
+              </w:rPr>
+              <w:t>&lt;nome do website/aplicação&gt;</w:t>
             </w:r>
           </w:p>
         </w:tc>
@@ -4409,7 +4587,10 @@
               <w:cnfStyle w:val="000000000000" w:firstRow="0" w:lastRow="0" w:firstColumn="0" w:lastColumn="0" w:oddVBand="0" w:evenVBand="0" w:oddHBand="0" w:evenHBand="0" w:firstRowFirstColumn="0" w:firstRowLastColumn="0" w:lastRowFirstColumn="0" w:lastRowLastColumn="0"/>
             </w:pPr>
             <w:r>
-              <w:t>https://www.anylist.com</w:t>
+              <w:rPr>
+                <w:highlight w:val="yellow"/>
+              </w:rPr>
+              <w:t>&lt;link do website/aplicação&gt;</w:t>
             </w:r>
           </w:p>
         </w:tc>
@@ -4463,7 +4644,10 @@
               <w:cnfStyle w:val="000000100000" w:firstRow="0" w:lastRow="0" w:firstColumn="0" w:lastColumn="0" w:oddVBand="0" w:evenVBand="0" w:oddHBand="1" w:evenHBand="0" w:firstRowFirstColumn="0" w:firstRowLastColumn="0" w:lastRowFirstColumn="0" w:lastRowLastColumn="0"/>
             </w:pPr>
             <w:r>
-              <w:t>Aplicação móvel e web focada em listas de compras colaborativas para famílias e grupos. Permite criar e partilhar listas em tempo real entre vários utilizadores, com sugestões automáticas de artigos.</w:t>
+              <w:rPr>
+                <w:highlight w:val="yellow"/>
+              </w:rPr>
+              <w:t>&lt;descrição detalhada do website/aplicação&gt;</w:t>
             </w:r>
           </w:p>
         </w:tc>
@@ -4505,7 +4689,10 @@
               <w:cnfStyle w:val="000000000000" w:firstRow="0" w:lastRow="0" w:firstColumn="0" w:lastColumn="0" w:oddVBand="0" w:evenVBand="0" w:oddHBand="0" w:evenHBand="0" w:firstRowFirstColumn="0" w:firstRowLastColumn="0" w:lastRowFirstColumn="0" w:lastRowLastColumn="0"/>
             </w:pPr>
             <w:r>
-              <w:t>Interface simples e intuitiva; sincronização em tempo real; colaboração familiar; sugestões automáticas de artigos; integração com receitas</w:t>
+              <w:rPr>
+                <w:highlight w:val="yellow"/>
+              </w:rPr>
+              <w:t>&lt;vantagens do website/aplicação&gt;</w:t>
             </w:r>
           </w:p>
         </w:tc>
@@ -4536,7 +4723,6 @@
                 <w:i w:val="0"/>
                 <w:iCs w:val="0"/>
               </w:rPr>
-              <w:lastRenderedPageBreak/>
               <w:t>Desvantagens:</w:t>
             </w:r>
           </w:p>
@@ -4551,7 +4737,10 @@
               <w:cnfStyle w:val="000000100000" w:firstRow="0" w:lastRow="0" w:firstColumn="0" w:lastColumn="0" w:oddVBand="0" w:evenVBand="0" w:oddHBand="1" w:evenHBand="0" w:firstRowFirstColumn="0" w:firstRowLastColumn="0" w:lastRowFirstColumn="0" w:lastRowLastColumn="0"/>
             </w:pPr>
             <w:r>
-              <w:t>Gestão de orçamento muito limitada; sem controlo financeiro detalhado; sem análise de gastos por categoria</w:t>
+              <w:rPr>
+                <w:highlight w:val="yellow"/>
+              </w:rPr>
+              <w:t>&lt;desvantagens do website/aplicação&gt;</w:t>
             </w:r>
           </w:p>
         </w:tc>
@@ -4593,7 +4782,10 @@
               <w:cnfStyle w:val="000000000000" w:firstRow="0" w:lastRow="0" w:firstColumn="0" w:lastColumn="0" w:oddVBand="0" w:evenVBand="0" w:oddHBand="0" w:evenHBand="0" w:firstRowFirstColumn="0" w:firstRowLastColumn="0" w:lastRowFirstColumn="0" w:lastRowLastColumn="0"/>
             </w:pPr>
             <w:r>
-              <w:t>Gestão de orçamento mensal; comparação entre itens previstos e não previstos; histórico financeiro; sugestão de listas baseada em histórico</w:t>
+              <w:rPr>
+                <w:highlight w:val="yellow"/>
+              </w:rPr>
+              <w:t>&lt;funcionalidades que possam faltar ao website/aplicação&gt;</w:t>
             </w:r>
           </w:p>
         </w:tc>
@@ -4604,18 +4796,34 @@
       <w:pPr>
         <w:pStyle w:val="Heading3"/>
       </w:pPr>
-      <w:bookmarkStart w:id="8" w:name="_Toc231221398"/>
-      <w:r>
-        <w:t>Bring!</w:t>
+      <w:bookmarkStart w:id="8" w:name="_Toc230871600"/>
+      <w:r>
+        <w:rPr>
+          <w:highlight w:val="yellow"/>
+        </w:rPr>
+        <w:lastRenderedPageBreak/>
+        <w:t xml:space="preserve">&lt;Sistema </w:t>
+      </w:r>
+      <w:r>
+        <w:rPr>
+          <w:highlight w:val="yellow"/>
+        </w:rPr>
+        <w:t>2</w:t>
+      </w:r>
+      <w:r>
+        <w:rPr>
+          <w:highlight w:val="yellow"/>
+        </w:rPr>
+        <w:t xml:space="preserve"> (mudar o nome para o website/aplicação escolhida para análise)&gt;</w:t>
       </w:r>
       <w:bookmarkEnd w:id="8"/>
     </w:p>
     <w:p>
       <w:r>
-        <w:t>A próxima tabela resume as características do sistema</w:t>
-      </w:r>
-      <w:r>
-        <w:t xml:space="preserve"> Bring!</w:t>
+        <w:rPr>
+          <w:highlight w:val="yellow"/>
+        </w:rPr>
+        <w:t>A próxima tabela resume as características do sistema...</w:t>
       </w:r>
     </w:p>
     <w:p>
@@ -4624,7 +4832,7 @@
         <w:keepNext/>
         <w:jc w:val="center"/>
       </w:pPr>
-      <w:bookmarkStart w:id="9" w:name="_Toc231221420"/>
+      <w:bookmarkStart w:id="9" w:name="_Toc227746392"/>
       <w:r>
         <w:t xml:space="preserve">Tabela </w:t>
       </w:r>
@@ -4653,7 +4861,10 @@
         <w:t xml:space="preserve"> – Descrição do </w:t>
       </w:r>
       <w:r>
-        <w:t>Bring!</w:t>
+        <w:rPr>
+          <w:highlight w:val="yellow"/>
+        </w:rPr>
+        <w:t>Sistema 1</w:t>
       </w:r>
       <w:bookmarkEnd w:id="9"/>
     </w:p>
@@ -4693,10 +4904,10 @@
                 <w:noProof/>
               </w:rPr>
               <w:drawing>
-                <wp:inline distT="0" distB="0" distL="0" distR="0" wp14:anchorId="3DBB140A" wp14:editId="64DD5F48">
-                  <wp:extent cx="1575101" cy="2799712"/>
-                  <wp:effectExtent l="0" t="0" r="6350" b="1270"/>
-                  <wp:docPr id="1365652243" name="Picture 3" descr="Bring! Lista de Compras - Download do APK para Android | Aptoide"/>
+                <wp:inline distT="0" distB="0" distL="0" distR="0" wp14:anchorId="4BC29FC6" wp14:editId="04785330">
+                  <wp:extent cx="4368800" cy="2265539"/>
+                  <wp:effectExtent l="0" t="0" r="0" b="0"/>
+                  <wp:docPr id="12" name="Picture 12" descr="Graphical user interface, application, Teams&#10;&#10;Description automatically generated"/>
                   <wp:cNvGraphicFramePr>
                     <a:graphicFrameLocks xmlns:a="http://schemas.openxmlformats.org/drawingml/2006/main" noChangeAspect="1"/>
                   </wp:cNvGraphicFramePr>
@@ -4704,36 +4915,23 @@
                     <a:graphicData uri="http://schemas.openxmlformats.org/drawingml/2006/picture">
                       <pic:pic xmlns:pic="http://schemas.openxmlformats.org/drawingml/2006/picture">
                         <pic:nvPicPr>
-                          <pic:cNvPr id="0" name="Picture 8" descr="Bring! Lista de Compras - Download do APK para Android | Aptoide"/>
-                          <pic:cNvPicPr>
-                            <a:picLocks noChangeAspect="1" noChangeArrowheads="1"/>
-                          </pic:cNvPicPr>
+                          <pic:cNvPr id="12" name="Picture 12" descr="Graphical user interface, application, Teams&#10;&#10;Description automatically generated"/>
+                          <pic:cNvPicPr/>
                         </pic:nvPicPr>
                         <pic:blipFill>
-                          <a:blip r:embed="rId12" cstate="print">
-                            <a:extLst>
-                              <a:ext uri="{28A0092B-C50C-407E-A947-70E740481C1C}">
-                                <a14:useLocalDpi xmlns:a14="http://schemas.microsoft.com/office/drawing/2010/main" val="0"/>
-                              </a:ext>
-                            </a:extLst>
-                          </a:blip>
-                          <a:srcRect/>
+                          <a:blip r:embed="rId11"/>
                           <a:stretch>
                             <a:fillRect/>
                           </a:stretch>
                         </pic:blipFill>
-                        <pic:spPr bwMode="auto">
+                        <pic:spPr>
                           <a:xfrm>
                             <a:off x="0" y="0"/>
-                            <a:ext cx="1593760" cy="2832877"/>
+                            <a:ext cx="4394605" cy="2278921"/>
                           </a:xfrm>
                           <a:prstGeom prst="rect">
                             <a:avLst/>
                           </a:prstGeom>
-                          <a:noFill/>
-                          <a:ln>
-                            <a:noFill/>
-                          </a:ln>
                         </pic:spPr>
                       </pic:pic>
                     </a:graphicData>
@@ -4742,6 +4940,23 @@
               </w:drawing>
             </w:r>
           </w:p>
+          <w:p>
+            <w:pPr>
+              <w:jc w:val="center"/>
+              <w:rPr>
+                <w:b w:val="0"/>
+                <w:bCs w:val="0"/>
+              </w:rPr>
+            </w:pPr>
+            <w:r>
+              <w:rPr>
+                <w:b w:val="0"/>
+                <w:bCs w:val="0"/>
+                <w:highlight w:val="yellow"/>
+              </w:rPr>
+              <w:t>&lt;colocar imagem principal&gt;</w:t>
+            </w:r>
+          </w:p>
         </w:tc>
       </w:tr>
       <w:tr>
@@ -4782,9 +4997,15 @@
             <w:pPr>
               <w:jc w:val="left"/>
               <w:cnfStyle w:val="000000100000" w:firstRow="0" w:lastRow="0" w:firstColumn="0" w:lastColumn="0" w:oddVBand="0" w:evenVBand="0" w:oddHBand="1" w:evenHBand="0" w:firstRowFirstColumn="0" w:firstRowLastColumn="0" w:lastRowFirstColumn="0" w:lastRowLastColumn="0"/>
-            </w:pPr>
-            <w:r>
-              <w:t>Bring!</w:t>
+              <w:rPr>
+                <w:highlight w:val="yellow"/>
+              </w:rPr>
+            </w:pPr>
+            <w:r>
+              <w:rPr>
+                <w:highlight w:val="yellow"/>
+              </w:rPr>
+              <w:t>&lt;nome do website/aplicação&gt;</w:t>
             </w:r>
           </w:p>
         </w:tc>
@@ -4826,7 +5047,10 @@
               <w:cnfStyle w:val="000000000000" w:firstRow="0" w:lastRow="0" w:firstColumn="0" w:lastColumn="0" w:oddVBand="0" w:evenVBand="0" w:oddHBand="0" w:evenHBand="0" w:firstRowFirstColumn="0" w:firstRowLastColumn="0" w:lastRowFirstColumn="0" w:lastRowLastColumn="0"/>
             </w:pPr>
             <w:r>
-              <w:t>https://www.getbring.com</w:t>
+              <w:rPr>
+                <w:highlight w:val="yellow"/>
+              </w:rPr>
+              <w:t>&lt;link do website/aplicação&gt;</w:t>
             </w:r>
           </w:p>
         </w:tc>
@@ -4871,7 +5095,10 @@
               <w:cnfStyle w:val="000000100000" w:firstRow="0" w:lastRow="0" w:firstColumn="0" w:lastColumn="0" w:oddVBand="0" w:evenVBand="0" w:oddHBand="1" w:evenHBand="0" w:firstRowFirstColumn="0" w:firstRowLastColumn="0" w:lastRowFirstColumn="0" w:lastRowLastColumn="0"/>
             </w:pPr>
             <w:r>
-              <w:t>Aplicação móvel de lista de compras com interface visual baseada em ícones de produtos. Focada na experiência de utilização rápida e colaborativa, permitindo partilhar listas com familiares e amigos em tempo real.</w:t>
+              <w:rPr>
+                <w:highlight w:val="yellow"/>
+              </w:rPr>
+              <w:t>&lt;descrição detalhada do website/aplicação&gt;</w:t>
             </w:r>
           </w:p>
         </w:tc>
@@ -4913,7 +5140,10 @@
               <w:cnfStyle w:val="000000000000" w:firstRow="0" w:lastRow="0" w:firstColumn="0" w:lastColumn="0" w:oddVBand="0" w:evenVBand="0" w:oddHBand="0" w:evenHBand="0" w:firstRowFirstColumn="0" w:firstRowLastColumn="0" w:lastRowFirstColumn="0" w:lastRowLastColumn="0"/>
             </w:pPr>
             <w:r>
-              <w:t>Interface muito visual e apelativa; rápida de utilizar; colaboração em tempo real; disponível em múltiplas plataformas; suporte a múltiplas listas</w:t>
+              <w:rPr>
+                <w:highlight w:val="yellow"/>
+              </w:rPr>
+              <w:t>&lt;vantagens do website/aplicação&gt;</w:t>
             </w:r>
           </w:p>
         </w:tc>
@@ -4958,7 +5188,10 @@
               <w:cnfStyle w:val="000000100000" w:firstRow="0" w:lastRow="0" w:firstColumn="0" w:lastColumn="0" w:oddVBand="0" w:evenVBand="0" w:oddHBand="1" w:evenHBand="0" w:firstRowFirstColumn="0" w:firstRowLastColumn="0" w:lastRowFirstColumn="0" w:lastRowLastColumn="0"/>
             </w:pPr>
             <w:r>
-              <w:t>Sem qualquer funcionalidade de gestão de orçamento; sem registo de preços ou gastos; sem histórico financeiro</w:t>
+              <w:rPr>
+                <w:highlight w:val="yellow"/>
+              </w:rPr>
+              <w:t>&lt;desvantagens do website/aplicação&gt;</w:t>
             </w:r>
           </w:p>
         </w:tc>
@@ -5000,7 +5233,10 @@
               <w:cnfStyle w:val="000000000000" w:firstRow="0" w:lastRow="0" w:firstColumn="0" w:lastColumn="0" w:oddVBand="0" w:evenVBand="0" w:oddHBand="0" w:evenHBand="0" w:firstRowFirstColumn="0" w:firstRowLastColumn="0" w:lastRowFirstColumn="0" w:lastRowLastColumn="0"/>
             </w:pPr>
             <w:r>
-              <w:t>Controlo de orçamento; registo de preços unitários; comparação entre planeado e adquirido; estatísticas de consumo; sugestão de compras baseada em histórico</w:t>
+              <w:rPr>
+                <w:highlight w:val="yellow"/>
+              </w:rPr>
+              <w:t>&lt;funcionalidades que possam faltar ao website/aplicação&gt;</w:t>
             </w:r>
           </w:p>
         </w:tc>
@@ -5008,53 +5244,37 @@
     </w:tbl>
     <w:p/>
     <w:p/>
-    <w:p/>
-    <w:p/>
-    <w:p/>
-    <w:p/>
     <w:p>
       <w:pPr>
         <w:pStyle w:val="Heading3"/>
-        <w:rPr>
-          <w:lang w:val="en-GB"/>
-        </w:rPr>
-      </w:pPr>
-      <w:bookmarkStart w:id="10" w:name="_Toc231221399"/>
-      <w:r>
-        <w:rPr>
-          <w:lang w:val="en-GB"/>
-        </w:rPr>
-        <w:lastRenderedPageBreak/>
-        <w:t xml:space="preserve">YNAB (You Need </w:t>
-      </w:r>
-      <w:proofErr w:type="gramStart"/>
-      <w:r>
-        <w:rPr>
-          <w:lang w:val="en-GB"/>
-        </w:rPr>
-        <w:t>A</w:t>
-      </w:r>
-      <w:proofErr w:type="gramEnd"/>
-      <w:r>
-        <w:rPr>
-          <w:lang w:val="en-GB"/>
-        </w:rPr>
-        <w:t xml:space="preserve"> B</w:t>
-      </w:r>
-      <w:r>
-        <w:rPr>
-          <w:lang w:val="en-GB"/>
-        </w:rPr>
-        <w:t>udget)</w:t>
+      </w:pPr>
+      <w:bookmarkStart w:id="10" w:name="_Toc230871601"/>
+      <w:r>
+        <w:rPr>
+          <w:highlight w:val="yellow"/>
+        </w:rPr>
+        <w:t xml:space="preserve">&lt;Sistema </w:t>
+      </w:r>
+      <w:r>
+        <w:rPr>
+          <w:highlight w:val="yellow"/>
+        </w:rPr>
+        <w:t>3</w:t>
+      </w:r>
+      <w:r>
+        <w:rPr>
+          <w:highlight w:val="yellow"/>
+        </w:rPr>
+        <w:t xml:space="preserve"> (mudar o nome para o website/aplicação escolhida para análise)&gt;</w:t>
       </w:r>
       <w:bookmarkEnd w:id="10"/>
     </w:p>
     <w:p>
       <w:r>
-        <w:t>A próxima tabela resume as características do sistema</w:t>
-      </w:r>
-      <w:r>
-        <w:t xml:space="preserve"> YNAB.</w:t>
+        <w:rPr>
+          <w:highlight w:val="yellow"/>
+        </w:rPr>
+        <w:t>A próxima tabela resume as características do sistema...</w:t>
       </w:r>
     </w:p>
     <w:p>
@@ -5063,7 +5283,7 @@
         <w:keepNext/>
         <w:jc w:val="center"/>
       </w:pPr>
-      <w:bookmarkStart w:id="11" w:name="_Toc231221421"/>
+      <w:bookmarkStart w:id="11" w:name="_Toc227746393"/>
       <w:r>
         <w:t xml:space="preserve">Tabela </w:t>
       </w:r>
@@ -5092,7 +5312,10 @@
         <w:t xml:space="preserve"> – Descrição do </w:t>
       </w:r>
       <w:r>
-        <w:t>YNAB</w:t>
+        <w:rPr>
+          <w:highlight w:val="yellow"/>
+        </w:rPr>
+        <w:t>Sistema 1</w:t>
       </w:r>
       <w:bookmarkEnd w:id="11"/>
     </w:p>
@@ -5132,10 +5355,10 @@
                 <w:noProof/>
               </w:rPr>
               <w:drawing>
-                <wp:inline distT="0" distB="0" distL="0" distR="0" wp14:anchorId="71820763" wp14:editId="68EB55C2">
-                  <wp:extent cx="2952120" cy="2148389"/>
-                  <wp:effectExtent l="0" t="0" r="635" b="4445"/>
-                  <wp:docPr id="1394026735" name="Picture 4" descr="How I Use YNAB to Budget Days Off | YNAB"/>
+                <wp:inline distT="0" distB="0" distL="0" distR="0" wp14:anchorId="0B7AD73E" wp14:editId="02A02D16">
+                  <wp:extent cx="4368800" cy="2265539"/>
+                  <wp:effectExtent l="0" t="0" r="0" b="0"/>
+                  <wp:docPr id="13" name="Picture 13" descr="Graphical user interface, application, Teams&#10;&#10;Description automatically generated"/>
                   <wp:cNvGraphicFramePr>
                     <a:graphicFrameLocks xmlns:a="http://schemas.openxmlformats.org/drawingml/2006/main" noChangeAspect="1"/>
                   </wp:cNvGraphicFramePr>
@@ -5143,36 +5366,23 @@
                     <a:graphicData uri="http://schemas.openxmlformats.org/drawingml/2006/picture">
                       <pic:pic xmlns:pic="http://schemas.openxmlformats.org/drawingml/2006/picture">
                         <pic:nvPicPr>
-                          <pic:cNvPr id="0" name="Picture 10" descr="How I Use YNAB to Budget Days Off | YNAB"/>
-                          <pic:cNvPicPr>
-                            <a:picLocks noChangeAspect="1" noChangeArrowheads="1"/>
-                          </pic:cNvPicPr>
+                          <pic:cNvPr id="13" name="Picture 13" descr="Graphical user interface, application, Teams&#10;&#10;Description automatically generated"/>
+                          <pic:cNvPicPr/>
                         </pic:nvPicPr>
                         <pic:blipFill>
-                          <a:blip r:embed="rId13" cstate="print">
-                            <a:extLst>
-                              <a:ext uri="{28A0092B-C50C-407E-A947-70E740481C1C}">
-                                <a14:useLocalDpi xmlns:a14="http://schemas.microsoft.com/office/drawing/2010/main" val="0"/>
-                              </a:ext>
-                            </a:extLst>
-                          </a:blip>
-                          <a:srcRect/>
+                          <a:blip r:embed="rId11"/>
                           <a:stretch>
                             <a:fillRect/>
                           </a:stretch>
                         </pic:blipFill>
-                        <pic:spPr bwMode="auto">
+                        <pic:spPr>
                           <a:xfrm>
                             <a:off x="0" y="0"/>
-                            <a:ext cx="2965329" cy="2158002"/>
+                            <a:ext cx="4394605" cy="2278921"/>
                           </a:xfrm>
                           <a:prstGeom prst="rect">
                             <a:avLst/>
                           </a:prstGeom>
-                          <a:noFill/>
-                          <a:ln>
-                            <a:noFill/>
-                          </a:ln>
                         </pic:spPr>
                       </pic:pic>
                     </a:graphicData>
@@ -5181,6 +5391,23 @@
               </w:drawing>
             </w:r>
           </w:p>
+          <w:p>
+            <w:pPr>
+              <w:jc w:val="center"/>
+              <w:rPr>
+                <w:b w:val="0"/>
+                <w:bCs w:val="0"/>
+              </w:rPr>
+            </w:pPr>
+            <w:r>
+              <w:rPr>
+                <w:b w:val="0"/>
+                <w:bCs w:val="0"/>
+                <w:highlight w:val="yellow"/>
+              </w:rPr>
+              <w:t>&lt;colocar imagem principal&gt;</w:t>
+            </w:r>
+          </w:p>
         </w:tc>
       </w:tr>
       <w:tr>
@@ -5209,6 +5436,7 @@
                 <w:i w:val="0"/>
                 <w:iCs w:val="0"/>
               </w:rPr>
+              <w:lastRenderedPageBreak/>
               <w:t>Nome:</w:t>
             </w:r>
           </w:p>
@@ -5223,28 +5451,13 @@
               <w:cnfStyle w:val="000000100000" w:firstRow="0" w:lastRow="0" w:firstColumn="0" w:lastColumn="0" w:oddVBand="0" w:evenVBand="0" w:oddHBand="1" w:evenHBand="0" w:firstRowFirstColumn="0" w:firstRowLastColumn="0" w:lastRowFirstColumn="0" w:lastRowLastColumn="0"/>
               <w:rPr>
                 <w:highlight w:val="yellow"/>
-                <w:lang w:val="en-GB"/>
-              </w:rPr>
-            </w:pPr>
-            <w:r>
-              <w:rPr>
-                <w:lang w:val="en-GB"/>
-              </w:rPr>
-              <w:t xml:space="preserve">YNAB – You Need </w:t>
-            </w:r>
-            <w:proofErr w:type="gramStart"/>
-            <w:r>
-              <w:rPr>
-                <w:lang w:val="en-GB"/>
-              </w:rPr>
-              <w:t>A</w:t>
-            </w:r>
-            <w:proofErr w:type="gramEnd"/>
-            <w:r>
-              <w:rPr>
-                <w:lang w:val="en-GB"/>
-              </w:rPr>
-              <w:t xml:space="preserve"> Budget</w:t>
+              </w:rPr>
+            </w:pPr>
+            <w:r>
+              <w:rPr>
+                <w:highlight w:val="yellow"/>
+              </w:rPr>
+              <w:t>&lt;nome do website/aplicação&gt;</w:t>
             </w:r>
           </w:p>
         </w:tc>
@@ -5286,7 +5499,10 @@
               <w:cnfStyle w:val="000000000000" w:firstRow="0" w:lastRow="0" w:firstColumn="0" w:lastColumn="0" w:oddVBand="0" w:evenVBand="0" w:oddHBand="0" w:evenHBand="0" w:firstRowFirstColumn="0" w:firstRowLastColumn="0" w:lastRowFirstColumn="0" w:lastRowLastColumn="0"/>
             </w:pPr>
             <w:r>
-              <w:t>https://www.ynab.com</w:t>
+              <w:rPr>
+                <w:highlight w:val="yellow"/>
+              </w:rPr>
+              <w:t>&lt;link do website/aplicação&gt;</w:t>
             </w:r>
           </w:p>
         </w:tc>
@@ -5331,7 +5547,10 @@
               <w:cnfStyle w:val="000000100000" w:firstRow="0" w:lastRow="0" w:firstColumn="0" w:lastColumn="0" w:oddVBand="0" w:evenVBand="0" w:oddHBand="1" w:evenHBand="0" w:firstRowFirstColumn="0" w:firstRowLastColumn="0" w:lastRowFirstColumn="0" w:lastRowLastColumn="0"/>
             </w:pPr>
             <w:r>
-              <w:t>Aplicação web e móvel de gestão de orçamento pessoal e familiar baseada na metodologia "zero-based budgeting". Permite definir categorias de despesas, atribuir orçamentos mensais e registar transações.</w:t>
+              <w:rPr>
+                <w:highlight w:val="yellow"/>
+              </w:rPr>
+              <w:t>&lt;descrição detalhada do website/aplicação&gt;</w:t>
             </w:r>
           </w:p>
         </w:tc>
@@ -5373,7 +5592,10 @@
               <w:cnfStyle w:val="000000000000" w:firstRow="0" w:lastRow="0" w:firstColumn="0" w:lastColumn="0" w:oddVBand="0" w:evenVBand="0" w:oddHBand="0" w:evenHBand="0" w:firstRowFirstColumn="0" w:firstRowLastColumn="0" w:lastRowFirstColumn="0" w:lastRowLastColumn="0"/>
             </w:pPr>
             <w:r>
-              <w:t>Gestão de orçamento muito detalhada; relatórios financeiros avançados; metodologia comprovada de controlo financeiro; sincronização bancária automática</w:t>
+              <w:rPr>
+                <w:highlight w:val="yellow"/>
+              </w:rPr>
+              <w:t>&lt;vantagens do website/aplicação&gt;</w:t>
             </w:r>
           </w:p>
         </w:tc>
@@ -5418,7 +5640,10 @@
               <w:cnfStyle w:val="000000100000" w:firstRow="0" w:lastRow="0" w:firstColumn="0" w:lastColumn="0" w:oddVBand="0" w:evenVBand="0" w:oddHBand="1" w:evenHBand="0" w:firstRowFirstColumn="0" w:firstRowLastColumn="0" w:lastRowFirstColumn="0" w:lastRowLastColumn="0"/>
             </w:pPr>
             <w:r>
-              <w:t>Não é focada em compras domésticas; sem planeamento de listas de compras; custo de subscrição elevado; curva de aprendizagem alta</w:t>
+              <w:rPr>
+                <w:highlight w:val="yellow"/>
+              </w:rPr>
+              <w:t>&lt;desvantagens do website/aplicação&gt;</w:t>
             </w:r>
           </w:p>
         </w:tc>
@@ -5460,7 +5685,10 @@
               <w:cnfStyle w:val="000000000000" w:firstRow="0" w:lastRow="0" w:firstColumn="0" w:lastColumn="0" w:oddVBand="0" w:evenVBand="0" w:oddHBand="0" w:evenHBand="0" w:firstRowFirstColumn="0" w:firstRowLastColumn="0" w:lastRowFirstColumn="0" w:lastRowLastColumn="0"/>
             </w:pPr>
             <w:r>
-              <w:t>Planeamento de listas de compras; registo de itens previstos vs não previstos; modo de compra em tempo real; sugestão de lista baseada em histórico de compras</w:t>
+              <w:rPr>
+                <w:highlight w:val="yellow"/>
+              </w:rPr>
+              <w:t>&lt;funcionalidades que possam faltar ao website/aplicação&gt;</w:t>
             </w:r>
           </w:p>
         </w:tc>
@@ -5471,7 +5699,7 @@
       <w:pPr>
         <w:pStyle w:val="Heading3"/>
       </w:pPr>
-      <w:bookmarkStart w:id="12" w:name="_Toc231221400"/>
+      <w:bookmarkStart w:id="12" w:name="_Toc230871602"/>
       <w:r>
         <w:t>Comparação dos Sistemas</w:t>
       </w:r>
@@ -5479,7 +5707,10 @@
     </w:p>
     <w:p>
       <w:r>
-        <w:t>De seguida uma tabela mostrando a comparação entre os sitemas.</w:t>
+        <w:rPr>
+          <w:highlight w:val="yellow"/>
+        </w:rPr>
+        <w:t>De seguida...</w:t>
       </w:r>
     </w:p>
     <w:p/>
@@ -5489,7 +5720,7 @@
         <w:keepNext/>
         <w:jc w:val="center"/>
       </w:pPr>
-      <w:bookmarkStart w:id="13" w:name="_Toc231221422"/>
+      <w:bookmarkStart w:id="13" w:name="_Toc227746394"/>
       <w:r>
         <w:t xml:space="preserve">Tabela </w:t>
       </w:r>
@@ -5559,7 +5790,10 @@
               <w:cnfStyle w:val="100000000000" w:firstRow="1" w:lastRow="0" w:firstColumn="0" w:lastColumn="0" w:oddVBand="0" w:evenVBand="0" w:oddHBand="0" w:evenHBand="0" w:firstRowFirstColumn="0" w:firstRowLastColumn="0" w:lastRowFirstColumn="0" w:lastRowLastColumn="0"/>
             </w:pPr>
             <w:r>
-              <w:t>AnyList</w:t>
+              <w:rPr>
+                <w:highlight w:val="yellow"/>
+              </w:rPr>
+              <w:t>Sistema 1</w:t>
             </w:r>
           </w:p>
         </w:tc>
@@ -5573,7 +5807,10 @@
               <w:cnfStyle w:val="100000000000" w:firstRow="1" w:lastRow="0" w:firstColumn="0" w:lastColumn="0" w:oddVBand="0" w:evenVBand="0" w:oddHBand="0" w:evenHBand="0" w:firstRowFirstColumn="0" w:firstRowLastColumn="0" w:lastRowFirstColumn="0" w:lastRowLastColumn="0"/>
             </w:pPr>
             <w:r>
-              <w:t>Bring!</w:t>
+              <w:rPr>
+                <w:highlight w:val="yellow"/>
+              </w:rPr>
+              <w:t>Sistema 2</w:t>
             </w:r>
           </w:p>
         </w:tc>
@@ -5587,7 +5824,10 @@
               <w:cnfStyle w:val="100000000000" w:firstRow="1" w:lastRow="0" w:firstColumn="0" w:lastColumn="0" w:oddVBand="0" w:evenVBand="0" w:oddHBand="0" w:evenHBand="0" w:firstRowFirstColumn="0" w:firstRowLastColumn="0" w:lastRowFirstColumn="0" w:lastRowLastColumn="0"/>
             </w:pPr>
             <w:r>
-              <w:t>YNAB</w:t>
+              <w:rPr>
+                <w:highlight w:val="yellow"/>
+              </w:rPr>
+              <w:t>Sistema 3</w:t>
             </w:r>
           </w:p>
         </w:tc>
@@ -5608,7 +5848,10 @@
               </w:rPr>
             </w:pPr>
             <w:r>
-              <w:t>Gestão de orçamento mensal</w:t>
+              <w:rPr>
+                <w:highlight w:val="yellow"/>
+              </w:rPr>
+              <w:t>Caract. 1</w:t>
             </w:r>
           </w:p>
         </w:tc>
@@ -5628,7 +5871,7 @@
               <w:rPr>
                 <w:highlight w:val="yellow"/>
               </w:rPr>
-              <w:t>Não</w:t>
+              <w:t>x</w:t>
             </w:r>
           </w:p>
         </w:tc>
@@ -5648,7 +5891,7 @@
               <w:rPr>
                 <w:highlight w:val="yellow"/>
               </w:rPr>
-              <w:t>Não</w:t>
+              <w:t>-</w:t>
             </w:r>
           </w:p>
         </w:tc>
@@ -5668,7 +5911,7 @@
               <w:rPr>
                 <w:highlight w:val="yellow"/>
               </w:rPr>
-              <w:t>Sim</w:t>
+              <w:t>x</w:t>
             </w:r>
           </w:p>
         </w:tc>
@@ -5686,7 +5929,10 @@
               </w:rPr>
             </w:pPr>
             <w:r>
-              <w:t>Controlo financeiro por compra</w:t>
+              <w:rPr>
+                <w:highlight w:val="yellow"/>
+              </w:rPr>
+              <w:t>Caract. 2</w:t>
             </w:r>
           </w:p>
         </w:tc>
@@ -5699,9 +5945,6 @@
               <w:jc w:val="center"/>
               <w:cnfStyle w:val="000000000000" w:firstRow="0" w:lastRow="0" w:firstColumn="0" w:lastColumn="0" w:oddVBand="0" w:evenVBand="0" w:oddHBand="0" w:evenHBand="0" w:firstRowFirstColumn="0" w:firstRowLastColumn="0" w:lastRowFirstColumn="0" w:lastRowLastColumn="0"/>
             </w:pPr>
-            <w:r>
-              <w:t>Não</w:t>
-            </w:r>
           </w:p>
         </w:tc>
         <w:tc>
@@ -5713,9 +5956,6 @@
               <w:jc w:val="center"/>
               <w:cnfStyle w:val="000000000000" w:firstRow="0" w:lastRow="0" w:firstColumn="0" w:lastColumn="0" w:oddVBand="0" w:evenVBand="0" w:oddHBand="0" w:evenHBand="0" w:firstRowFirstColumn="0" w:firstRowLastColumn="0" w:lastRowFirstColumn="0" w:lastRowLastColumn="0"/>
             </w:pPr>
-            <w:r>
-              <w:t>Não</w:t>
-            </w:r>
           </w:p>
         </w:tc>
         <w:tc>
@@ -5727,9 +5967,6 @@
               <w:jc w:val="center"/>
               <w:cnfStyle w:val="000000000000" w:firstRow="0" w:lastRow="0" w:firstColumn="0" w:lastColumn="0" w:oddVBand="0" w:evenVBand="0" w:oddHBand="0" w:evenHBand="0" w:firstRowFirstColumn="0" w:firstRowLastColumn="0" w:lastRowFirstColumn="0" w:lastRowLastColumn="0"/>
             </w:pPr>
-            <w:r>
-              <w:t>Parcial</w:t>
-            </w:r>
           </w:p>
         </w:tc>
       </w:tr>
@@ -5749,7 +5986,10 @@
               </w:rPr>
             </w:pPr>
             <w:r>
-              <w:t>Planeamento de lista de compras</w:t>
+              <w:rPr>
+                <w:highlight w:val="yellow"/>
+              </w:rPr>
+              <w:t>Caract. 3</w:t>
             </w:r>
           </w:p>
         </w:tc>
@@ -5762,9 +6002,6 @@
               <w:jc w:val="center"/>
               <w:cnfStyle w:val="000000100000" w:firstRow="0" w:lastRow="0" w:firstColumn="0" w:lastColumn="0" w:oddVBand="0" w:evenVBand="0" w:oddHBand="1" w:evenHBand="0" w:firstRowFirstColumn="0" w:firstRowLastColumn="0" w:lastRowFirstColumn="0" w:lastRowLastColumn="0"/>
             </w:pPr>
-            <w:r>
-              <w:t>Sim</w:t>
-            </w:r>
           </w:p>
         </w:tc>
         <w:tc>
@@ -5776,9 +6013,6 @@
               <w:jc w:val="center"/>
               <w:cnfStyle w:val="000000100000" w:firstRow="0" w:lastRow="0" w:firstColumn="0" w:lastColumn="0" w:oddVBand="0" w:evenVBand="0" w:oddHBand="1" w:evenHBand="0" w:firstRowFirstColumn="0" w:firstRowLastColumn="0" w:lastRowFirstColumn="0" w:lastRowLastColumn="0"/>
             </w:pPr>
-            <w:r>
-              <w:t>Sim</w:t>
-            </w:r>
           </w:p>
         </w:tc>
         <w:tc>
@@ -5790,9 +6024,6 @@
               <w:jc w:val="center"/>
               <w:cnfStyle w:val="000000100000" w:firstRow="0" w:lastRow="0" w:firstColumn="0" w:lastColumn="0" w:oddVBand="0" w:evenVBand="0" w:oddHBand="1" w:evenHBand="0" w:firstRowFirstColumn="0" w:firstRowLastColumn="0" w:lastRowFirstColumn="0" w:lastRowLastColumn="0"/>
             </w:pPr>
-            <w:r>
-              <w:t>Não</w:t>
-            </w:r>
           </w:p>
         </w:tc>
       </w:tr>
@@ -5809,7 +6040,10 @@
               </w:rPr>
             </w:pPr>
             <w:r>
-              <w:t>Itens previstos vs não previstos</w:t>
+              <w:rPr>
+                <w:highlight w:val="yellow"/>
+              </w:rPr>
+              <w:t>Caract. 4</w:t>
             </w:r>
           </w:p>
         </w:tc>
@@ -5822,9 +6056,6 @@
               <w:jc w:val="center"/>
               <w:cnfStyle w:val="000000000000" w:firstRow="0" w:lastRow="0" w:firstColumn="0" w:lastColumn="0" w:oddVBand="0" w:evenVBand="0" w:oddHBand="0" w:evenHBand="0" w:firstRowFirstColumn="0" w:firstRowLastColumn="0" w:lastRowFirstColumn="0" w:lastRowLastColumn="0"/>
             </w:pPr>
-            <w:r>
-              <w:t>Não</w:t>
-            </w:r>
           </w:p>
         </w:tc>
         <w:tc>
@@ -5836,9 +6067,6 @@
               <w:jc w:val="center"/>
               <w:cnfStyle w:val="000000000000" w:firstRow="0" w:lastRow="0" w:firstColumn="0" w:lastColumn="0" w:oddVBand="0" w:evenVBand="0" w:oddHBand="0" w:evenHBand="0" w:firstRowFirstColumn="0" w:firstRowLastColumn="0" w:lastRowFirstColumn="0" w:lastRowLastColumn="0"/>
             </w:pPr>
-            <w:r>
-              <w:t>Não</w:t>
-            </w:r>
           </w:p>
         </w:tc>
         <w:tc>
@@ -5850,9 +6078,6 @@
               <w:jc w:val="center"/>
               <w:cnfStyle w:val="000000000000" w:firstRow="0" w:lastRow="0" w:firstColumn="0" w:lastColumn="0" w:oddVBand="0" w:evenVBand="0" w:oddHBand="0" w:evenHBand="0" w:firstRowFirstColumn="0" w:firstRowLastColumn="0" w:lastRowFirstColumn="0" w:lastRowLastColumn="0"/>
             </w:pPr>
-            <w:r>
-              <w:t>Não</w:t>
-            </w:r>
           </w:p>
         </w:tc>
       </w:tr>
@@ -5872,8 +6097,10 @@
               </w:rPr>
             </w:pPr>
             <w:r>
-              <w:lastRenderedPageBreak/>
-              <w:t>Registo de preço unitário</w:t>
+              <w:rPr>
+                <w:highlight w:val="yellow"/>
+              </w:rPr>
+              <w:t>...</w:t>
             </w:r>
           </w:p>
         </w:tc>
@@ -5886,9 +6113,6 @@
               <w:jc w:val="center"/>
               <w:cnfStyle w:val="000000100000" w:firstRow="0" w:lastRow="0" w:firstColumn="0" w:lastColumn="0" w:oddVBand="0" w:evenVBand="0" w:oddHBand="1" w:evenHBand="0" w:firstRowFirstColumn="0" w:firstRowLastColumn="0" w:lastRowFirstColumn="0" w:lastRowLastColumn="0"/>
             </w:pPr>
-            <w:r>
-              <w:t>Não</w:t>
-            </w:r>
           </w:p>
         </w:tc>
         <w:tc>
@@ -5900,9 +6124,6 @@
               <w:jc w:val="center"/>
               <w:cnfStyle w:val="000000100000" w:firstRow="0" w:lastRow="0" w:firstColumn="0" w:lastColumn="0" w:oddVBand="0" w:evenVBand="0" w:oddHBand="1" w:evenHBand="0" w:firstRowFirstColumn="0" w:firstRowLastColumn="0" w:lastRowFirstColumn="0" w:lastRowLastColumn="0"/>
             </w:pPr>
-            <w:r>
-              <w:t>Não</w:t>
-            </w:r>
           </w:p>
         </w:tc>
         <w:tc>
@@ -5914,9 +6135,6 @@
               <w:jc w:val="center"/>
               <w:cnfStyle w:val="000000100000" w:firstRow="0" w:lastRow="0" w:firstColumn="0" w:lastColumn="0" w:oddVBand="0" w:evenVBand="0" w:oddHBand="1" w:evenHBand="0" w:firstRowFirstColumn="0" w:firstRowLastColumn="0" w:lastRowFirstColumn="0" w:lastRowLastColumn="0"/>
             </w:pPr>
-            <w:r>
-              <w:t>Sim</w:t>
-            </w:r>
           </w:p>
         </w:tc>
       </w:tr>
@@ -5926,11 +6144,7 @@
             <w:cnfStyle w:val="001000000000" w:firstRow="0" w:lastRow="0" w:firstColumn="1" w:lastColumn="0" w:oddVBand="0" w:evenVBand="0" w:oddHBand="0" w:evenHBand="0" w:firstRowFirstColumn="0" w:firstRowLastColumn="0" w:lastRowFirstColumn="0" w:lastRowLastColumn="0"/>
             <w:tcW w:w="2348" w:type="dxa"/>
           </w:tcPr>
-          <w:p>
-            <w:r>
-              <w:t>Colaboração familiar</w:t>
-            </w:r>
-          </w:p>
+          <w:p/>
         </w:tc>
         <w:tc>
           <w:tcPr>
@@ -5941,9 +6155,6 @@
               <w:jc w:val="center"/>
               <w:cnfStyle w:val="000000000000" w:firstRow="0" w:lastRow="0" w:firstColumn="0" w:lastColumn="0" w:oddVBand="0" w:evenVBand="0" w:oddHBand="0" w:evenHBand="0" w:firstRowFirstColumn="0" w:firstRowLastColumn="0" w:lastRowFirstColumn="0" w:lastRowLastColumn="0"/>
             </w:pPr>
-            <w:r>
-              <w:t>Sim</w:t>
-            </w:r>
           </w:p>
         </w:tc>
         <w:tc>
@@ -5955,9 +6166,6 @@
               <w:jc w:val="center"/>
               <w:cnfStyle w:val="000000000000" w:firstRow="0" w:lastRow="0" w:firstColumn="0" w:lastColumn="0" w:oddVBand="0" w:evenVBand="0" w:oddHBand="0" w:evenHBand="0" w:firstRowFirstColumn="0" w:firstRowLastColumn="0" w:lastRowFirstColumn="0" w:lastRowLastColumn="0"/>
             </w:pPr>
-            <w:r>
-              <w:t>Sim</w:t>
-            </w:r>
           </w:p>
         </w:tc>
         <w:tc>
@@ -5969,9 +6177,6 @@
               <w:jc w:val="center"/>
               <w:cnfStyle w:val="000000000000" w:firstRow="0" w:lastRow="0" w:firstColumn="0" w:lastColumn="0" w:oddVBand="0" w:evenVBand="0" w:oddHBand="0" w:evenHBand="0" w:firstRowFirstColumn="0" w:firstRowLastColumn="0" w:lastRowFirstColumn="0" w:lastRowLastColumn="0"/>
             </w:pPr>
-            <w:r>
-              <w:t>Parcial</w:t>
-            </w:r>
           </w:p>
         </w:tc>
       </w:tr>
@@ -5984,11 +6189,7 @@
             <w:cnfStyle w:val="001000000000" w:firstRow="0" w:lastRow="0" w:firstColumn="1" w:lastColumn="0" w:oddVBand="0" w:evenVBand="0" w:oddHBand="0" w:evenHBand="0" w:firstRowFirstColumn="0" w:firstRowLastColumn="0" w:lastRowFirstColumn="0" w:lastRowLastColumn="0"/>
             <w:tcW w:w="2348" w:type="dxa"/>
           </w:tcPr>
-          <w:p>
-            <w:r>
-              <w:t>Histórico de compras</w:t>
-            </w:r>
-          </w:p>
+          <w:p/>
         </w:tc>
         <w:tc>
           <w:tcPr>
@@ -5999,9 +6200,6 @@
               <w:jc w:val="center"/>
               <w:cnfStyle w:val="000000100000" w:firstRow="0" w:lastRow="0" w:firstColumn="0" w:lastColumn="0" w:oddVBand="0" w:evenVBand="0" w:oddHBand="1" w:evenHBand="0" w:firstRowFirstColumn="0" w:firstRowLastColumn="0" w:lastRowFirstColumn="0" w:lastRowLastColumn="0"/>
             </w:pPr>
-            <w:r>
-              <w:t>Limitado</w:t>
-            </w:r>
           </w:p>
         </w:tc>
         <w:tc>
@@ -6013,9 +6211,6 @@
               <w:jc w:val="center"/>
               <w:cnfStyle w:val="000000100000" w:firstRow="0" w:lastRow="0" w:firstColumn="0" w:lastColumn="0" w:oddVBand="0" w:evenVBand="0" w:oddHBand="1" w:evenHBand="0" w:firstRowFirstColumn="0" w:firstRowLastColumn="0" w:lastRowFirstColumn="0" w:lastRowLastColumn="0"/>
             </w:pPr>
-            <w:r>
-              <w:t>Não</w:t>
-            </w:r>
           </w:p>
         </w:tc>
         <w:tc>
@@ -6027,290 +6222,6 @@
               <w:jc w:val="center"/>
               <w:cnfStyle w:val="000000100000" w:firstRow="0" w:lastRow="0" w:firstColumn="0" w:lastColumn="0" w:oddVBand="0" w:evenVBand="0" w:oddHBand="1" w:evenHBand="0" w:firstRowFirstColumn="0" w:firstRowLastColumn="0" w:lastRowFirstColumn="0" w:lastRowLastColumn="0"/>
             </w:pPr>
-            <w:r>
-              <w:t>Sim</w:t>
-            </w:r>
-          </w:p>
-        </w:tc>
-      </w:tr>
-      <w:tr>
-        <w:tc>
-          <w:tcPr>
-            <w:cnfStyle w:val="001000000000" w:firstRow="0" w:lastRow="0" w:firstColumn="1" w:lastColumn="0" w:oddVBand="0" w:evenVBand="0" w:oddHBand="0" w:evenHBand="0" w:firstRowFirstColumn="0" w:firstRowLastColumn="0" w:lastRowFirstColumn="0" w:lastRowLastColumn="0"/>
-            <w:tcW w:w="2348" w:type="dxa"/>
-          </w:tcPr>
-          <w:p>
-            <w:r>
-              <w:t>Estatísticas de consumo</w:t>
-            </w:r>
-          </w:p>
-        </w:tc>
-        <w:tc>
-          <w:tcPr>
-            <w:tcW w:w="2348" w:type="dxa"/>
-          </w:tcPr>
-          <w:p>
-            <w:pPr>
-              <w:jc w:val="center"/>
-              <w:cnfStyle w:val="000000000000" w:firstRow="0" w:lastRow="0" w:firstColumn="0" w:lastColumn="0" w:oddVBand="0" w:evenVBand="0" w:oddHBand="0" w:evenHBand="0" w:firstRowFirstColumn="0" w:firstRowLastColumn="0" w:lastRowFirstColumn="0" w:lastRowLastColumn="0"/>
-            </w:pPr>
-            <w:r>
-              <w:t>Não</w:t>
-            </w:r>
-          </w:p>
-        </w:tc>
-        <w:tc>
-          <w:tcPr>
-            <w:tcW w:w="2349" w:type="dxa"/>
-          </w:tcPr>
-          <w:p>
-            <w:pPr>
-              <w:jc w:val="center"/>
-              <w:cnfStyle w:val="000000000000" w:firstRow="0" w:lastRow="0" w:firstColumn="0" w:lastColumn="0" w:oddVBand="0" w:evenVBand="0" w:oddHBand="0" w:evenHBand="0" w:firstRowFirstColumn="0" w:firstRowLastColumn="0" w:lastRowFirstColumn="0" w:lastRowLastColumn="0"/>
-            </w:pPr>
-            <w:r>
-              <w:t>Não</w:t>
-            </w:r>
-          </w:p>
-        </w:tc>
-        <w:tc>
-          <w:tcPr>
-            <w:tcW w:w="2349" w:type="dxa"/>
-          </w:tcPr>
-          <w:p>
-            <w:pPr>
-              <w:jc w:val="center"/>
-              <w:cnfStyle w:val="000000000000" w:firstRow="0" w:lastRow="0" w:firstColumn="0" w:lastColumn="0" w:oddVBand="0" w:evenVBand="0" w:oddHBand="0" w:evenHBand="0" w:firstRowFirstColumn="0" w:firstRowLastColumn="0" w:lastRowFirstColumn="0" w:lastRowLastColumn="0"/>
-            </w:pPr>
-            <w:r>
-              <w:t>Sim</w:t>
-            </w:r>
-          </w:p>
-        </w:tc>
-      </w:tr>
-      <w:tr>
-        <w:trPr>
-          <w:cnfStyle w:val="000000100000" w:firstRow="0" w:lastRow="0" w:firstColumn="0" w:lastColumn="0" w:oddVBand="0" w:evenVBand="0" w:oddHBand="1" w:evenHBand="0" w:firstRowFirstColumn="0" w:firstRowLastColumn="0" w:lastRowFirstColumn="0" w:lastRowLastColumn="0"/>
-        </w:trPr>
-        <w:tc>
-          <w:tcPr>
-            <w:cnfStyle w:val="001000000000" w:firstRow="0" w:lastRow="0" w:firstColumn="1" w:lastColumn="0" w:oddVBand="0" w:evenVBand="0" w:oddHBand="0" w:evenHBand="0" w:firstRowFirstColumn="0" w:firstRowLastColumn="0" w:lastRowFirstColumn="0" w:lastRowLastColumn="0"/>
-            <w:tcW w:w="2348" w:type="dxa"/>
-          </w:tcPr>
-          <w:p>
-            <w:r>
-              <w:t>Sugestão de lista por histórico</w:t>
-            </w:r>
-          </w:p>
-        </w:tc>
-        <w:tc>
-          <w:tcPr>
-            <w:tcW w:w="2348" w:type="dxa"/>
-          </w:tcPr>
-          <w:p>
-            <w:pPr>
-              <w:jc w:val="center"/>
-              <w:cnfStyle w:val="000000100000" w:firstRow="0" w:lastRow="0" w:firstColumn="0" w:lastColumn="0" w:oddVBand="0" w:evenVBand="0" w:oddHBand="1" w:evenHBand="0" w:firstRowFirstColumn="0" w:firstRowLastColumn="0" w:lastRowFirstColumn="0" w:lastRowLastColumn="0"/>
-            </w:pPr>
-            <w:r>
-              <w:t>Não</w:t>
-            </w:r>
-          </w:p>
-        </w:tc>
-        <w:tc>
-          <w:tcPr>
-            <w:tcW w:w="2349" w:type="dxa"/>
-          </w:tcPr>
-          <w:p>
-            <w:pPr>
-              <w:jc w:val="center"/>
-              <w:cnfStyle w:val="000000100000" w:firstRow="0" w:lastRow="0" w:firstColumn="0" w:lastColumn="0" w:oddVBand="0" w:evenVBand="0" w:oddHBand="1" w:evenHBand="0" w:firstRowFirstColumn="0" w:firstRowLastColumn="0" w:lastRowFirstColumn="0" w:lastRowLastColumn="0"/>
-            </w:pPr>
-            <w:r>
-              <w:t>Não</w:t>
-            </w:r>
-          </w:p>
-        </w:tc>
-        <w:tc>
-          <w:tcPr>
-            <w:tcW w:w="2349" w:type="dxa"/>
-          </w:tcPr>
-          <w:p>
-            <w:pPr>
-              <w:jc w:val="center"/>
-              <w:cnfStyle w:val="000000100000" w:firstRow="0" w:lastRow="0" w:firstColumn="0" w:lastColumn="0" w:oddVBand="0" w:evenVBand="0" w:oddHBand="1" w:evenHBand="0" w:firstRowFirstColumn="0" w:firstRowLastColumn="0" w:lastRowFirstColumn="0" w:lastRowLastColumn="0"/>
-            </w:pPr>
-            <w:r>
-              <w:t>Não</w:t>
-            </w:r>
-          </w:p>
-        </w:tc>
-      </w:tr>
-      <w:tr>
-        <w:tc>
-          <w:tcPr>
-            <w:cnfStyle w:val="001000000000" w:firstRow="0" w:lastRow="0" w:firstColumn="1" w:lastColumn="0" w:oddVBand="0" w:evenVBand="0" w:oddHBand="0" w:evenHBand="0" w:firstRowFirstColumn="0" w:firstRowLastColumn="0" w:lastRowFirstColumn="0" w:lastRowLastColumn="0"/>
-            <w:tcW w:w="2348" w:type="dxa"/>
-          </w:tcPr>
-          <w:p>
-            <w:r>
-              <w:t>Exportação de dados</w:t>
-            </w:r>
-          </w:p>
-        </w:tc>
-        <w:tc>
-          <w:tcPr>
-            <w:tcW w:w="2348" w:type="dxa"/>
-          </w:tcPr>
-          <w:p>
-            <w:pPr>
-              <w:jc w:val="center"/>
-              <w:cnfStyle w:val="000000000000" w:firstRow="0" w:lastRow="0" w:firstColumn="0" w:lastColumn="0" w:oddVBand="0" w:evenVBand="0" w:oddHBand="0" w:evenHBand="0" w:firstRowFirstColumn="0" w:firstRowLastColumn="0" w:lastRowFirstColumn="0" w:lastRowLastColumn="0"/>
-            </w:pPr>
-            <w:r>
-              <w:t>Não</w:t>
-            </w:r>
-          </w:p>
-        </w:tc>
-        <w:tc>
-          <w:tcPr>
-            <w:tcW w:w="2349" w:type="dxa"/>
-          </w:tcPr>
-          <w:p>
-            <w:pPr>
-              <w:jc w:val="center"/>
-              <w:cnfStyle w:val="000000000000" w:firstRow="0" w:lastRow="0" w:firstColumn="0" w:lastColumn="0" w:oddVBand="0" w:evenVBand="0" w:oddHBand="0" w:evenHBand="0" w:firstRowFirstColumn="0" w:firstRowLastColumn="0" w:lastRowFirstColumn="0" w:lastRowLastColumn="0"/>
-            </w:pPr>
-            <w:r>
-              <w:t>Não</w:t>
-            </w:r>
-          </w:p>
-        </w:tc>
-        <w:tc>
-          <w:tcPr>
-            <w:tcW w:w="2349" w:type="dxa"/>
-          </w:tcPr>
-          <w:p>
-            <w:pPr>
-              <w:jc w:val="center"/>
-              <w:cnfStyle w:val="000000000000" w:firstRow="0" w:lastRow="0" w:firstColumn="0" w:lastColumn="0" w:oddVBand="0" w:evenVBand="0" w:oddHBand="0" w:evenHBand="0" w:firstRowFirstColumn="0" w:firstRowLastColumn="0" w:lastRowFirstColumn="0" w:lastRowLastColumn="0"/>
-            </w:pPr>
-            <w:r>
-              <w:t>Sim</w:t>
-            </w:r>
-          </w:p>
-        </w:tc>
-      </w:tr>
-      <w:tr>
-        <w:trPr>
-          <w:cnfStyle w:val="000000100000" w:firstRow="0" w:lastRow="0" w:firstColumn="0" w:lastColumn="0" w:oddVBand="0" w:evenVBand="0" w:oddHBand="1" w:evenHBand="0" w:firstRowFirstColumn="0" w:firstRowLastColumn="0" w:lastRowFirstColumn="0" w:lastRowLastColumn="0"/>
-        </w:trPr>
-        <w:tc>
-          <w:tcPr>
-            <w:cnfStyle w:val="001000000000" w:firstRow="0" w:lastRow="0" w:firstColumn="1" w:lastColumn="0" w:oddVBand="0" w:evenVBand="0" w:oddHBand="0" w:evenHBand="0" w:firstRowFirstColumn="0" w:firstRowLastColumn="0" w:lastRowFirstColumn="0" w:lastRowLastColumn="0"/>
-            <w:tcW w:w="2348" w:type="dxa"/>
-          </w:tcPr>
-          <w:p>
-            <w:r>
-              <w:t>Modo de compra em tempo real</w:t>
-            </w:r>
-          </w:p>
-        </w:tc>
-        <w:tc>
-          <w:tcPr>
-            <w:tcW w:w="2348" w:type="dxa"/>
-          </w:tcPr>
-          <w:p>
-            <w:pPr>
-              <w:jc w:val="center"/>
-              <w:cnfStyle w:val="000000100000" w:firstRow="0" w:lastRow="0" w:firstColumn="0" w:lastColumn="0" w:oddVBand="0" w:evenVBand="0" w:oddHBand="1" w:evenHBand="0" w:firstRowFirstColumn="0" w:firstRowLastColumn="0" w:lastRowFirstColumn="0" w:lastRowLastColumn="0"/>
-            </w:pPr>
-            <w:r>
-              <w:t>Não</w:t>
-            </w:r>
-          </w:p>
-        </w:tc>
-        <w:tc>
-          <w:tcPr>
-            <w:tcW w:w="2349" w:type="dxa"/>
-          </w:tcPr>
-          <w:p>
-            <w:pPr>
-              <w:jc w:val="center"/>
-              <w:cnfStyle w:val="000000100000" w:firstRow="0" w:lastRow="0" w:firstColumn="0" w:lastColumn="0" w:oddVBand="0" w:evenVBand="0" w:oddHBand="1" w:evenHBand="0" w:firstRowFirstColumn="0" w:firstRowLastColumn="0" w:lastRowFirstColumn="0" w:lastRowLastColumn="0"/>
-            </w:pPr>
-            <w:r>
-              <w:t>Sim</w:t>
-            </w:r>
-          </w:p>
-        </w:tc>
-        <w:tc>
-          <w:tcPr>
-            <w:tcW w:w="2349" w:type="dxa"/>
-          </w:tcPr>
-          <w:p>
-            <w:pPr>
-              <w:jc w:val="center"/>
-              <w:cnfStyle w:val="000000100000" w:firstRow="0" w:lastRow="0" w:firstColumn="0" w:lastColumn="0" w:oddVBand="0" w:evenVBand="0" w:oddHBand="1" w:evenHBand="0" w:firstRowFirstColumn="0" w:firstRowLastColumn="0" w:lastRowFirstColumn="0" w:lastRowLastColumn="0"/>
-            </w:pPr>
-            <w:r>
-              <w:t>Não</w:t>
-            </w:r>
-          </w:p>
-        </w:tc>
-      </w:tr>
-      <w:tr>
-        <w:tc>
-          <w:tcPr>
-            <w:cnfStyle w:val="001000000000" w:firstRow="0" w:lastRow="0" w:firstColumn="1" w:lastColumn="0" w:oddVBand="0" w:evenVBand="0" w:oddHBand="0" w:evenHBand="0" w:firstRowFirstColumn="0" w:firstRowLastColumn="0" w:lastRowFirstColumn="0" w:lastRowLastColumn="0"/>
-            <w:tcW w:w="2348" w:type="dxa"/>
-          </w:tcPr>
-          <w:p>
-            <w:r>
-              <w:t>Alerta de orçamento excedido</w:t>
-            </w:r>
-          </w:p>
-        </w:tc>
-        <w:tc>
-          <w:tcPr>
-            <w:tcW w:w="2348" w:type="dxa"/>
-          </w:tcPr>
-          <w:p>
-            <w:pPr>
-              <w:jc w:val="center"/>
-              <w:cnfStyle w:val="000000000000" w:firstRow="0" w:lastRow="0" w:firstColumn="0" w:lastColumn="0" w:oddVBand="0" w:evenVBand="0" w:oddHBand="0" w:evenHBand="0" w:firstRowFirstColumn="0" w:firstRowLastColumn="0" w:lastRowFirstColumn="0" w:lastRowLastColumn="0"/>
-            </w:pPr>
-            <w:r>
-              <w:t>Não</w:t>
-            </w:r>
-          </w:p>
-        </w:tc>
-        <w:tc>
-          <w:tcPr>
-            <w:tcW w:w="2349" w:type="dxa"/>
-          </w:tcPr>
-          <w:p>
-            <w:pPr>
-              <w:jc w:val="center"/>
-              <w:cnfStyle w:val="000000000000" w:firstRow="0" w:lastRow="0" w:firstColumn="0" w:lastColumn="0" w:oddVBand="0" w:evenVBand="0" w:oddHBand="0" w:evenHBand="0" w:firstRowFirstColumn="0" w:firstRowLastColumn="0" w:lastRowFirstColumn="0" w:lastRowLastColumn="0"/>
-            </w:pPr>
-            <w:r>
-              <w:t>Não</w:t>
-            </w:r>
-          </w:p>
-        </w:tc>
-        <w:tc>
-          <w:tcPr>
-            <w:tcW w:w="2349" w:type="dxa"/>
-          </w:tcPr>
-          <w:p>
-            <w:pPr>
-              <w:jc w:val="center"/>
-              <w:cnfStyle w:val="000000000000" w:firstRow="0" w:lastRow="0" w:firstColumn="0" w:lastColumn="0" w:oddVBand="0" w:evenVBand="0" w:oddHBand="0" w:evenHBand="0" w:firstRowFirstColumn="0" w:firstRowLastColumn="0" w:lastRowFirstColumn="0" w:lastRowLastColumn="0"/>
-            </w:pPr>
-            <w:r>
-              <w:t>Sim</w:t>
-            </w:r>
           </w:p>
         </w:tc>
       </w:tr>
@@ -6320,56 +6231,147 @@
       <w:pPr>
         <w:pStyle w:val="Heading3"/>
       </w:pPr>
-      <w:bookmarkStart w:id="14" w:name="_Toc231221401"/>
+      <w:bookmarkStart w:id="14" w:name="_Toc230871603"/>
       <w:r>
         <w:t>Enquadramento da análise concorrencial no SI</w:t>
       </w:r>
       <w:bookmarkEnd w:id="14"/>
     </w:p>
     <w:p>
-      <w:r>
-        <w:t>Os três sistemas foram escolhidos por representarem abordagens distintas ao problema: o AnyList pela simplicidade colaborativa, o Bring! pela experiência visual</w:t>
-      </w:r>
-      <w:r>
+      <w:pPr>
+        <w:rPr>
+          <w:highlight w:val="yellow"/>
+        </w:rPr>
+      </w:pPr>
+      <w:r>
+        <w:rPr>
+          <w:highlight w:val="yellow"/>
+        </w:rPr>
+        <w:t>&lt;</w:t>
+      </w:r>
+      <w:r>
+        <w:rPr>
+          <w:highlight w:val="yellow"/>
+        </w:rPr>
         <w:t xml:space="preserve"> </w:t>
       </w:r>
       <w:r>
-        <w:t>e o YNAB pelo controlo financeiro avançado.</w:t>
+        <w:rPr>
+          <w:highlight w:val="yellow"/>
+        </w:rPr>
+        <w:t>Enquadramento estratégico dos 3 sistemas no SI</w:t>
+      </w:r>
+      <w:r>
+        <w:rPr>
+          <w:highlight w:val="yellow"/>
+        </w:rPr>
+        <w:t xml:space="preserve"> a </w:t>
+      </w:r>
+      <w:r>
+        <w:rPr>
+          <w:highlight w:val="yellow"/>
+        </w:rPr>
+        <w:t>desenvolver</w:t>
+      </w:r>
+      <w:r>
+        <w:rPr>
+          <w:highlight w:val="yellow"/>
+        </w:rPr>
+        <w:t xml:space="preserve"> </w:t>
+      </w:r>
+      <w:r>
+        <w:rPr>
+          <w:highlight w:val="yellow"/>
+        </w:rPr>
+        <w:t xml:space="preserve">(razões pelas quais são </w:t>
+      </w:r>
+      <w:r>
+        <w:rPr>
+          <w:highlight w:val="yellow"/>
+        </w:rPr>
+        <w:t xml:space="preserve">os sistemas analisados são </w:t>
+      </w:r>
+      <w:r>
+        <w:rPr>
+          <w:highlight w:val="yellow"/>
+        </w:rPr>
+        <w:t>importantes no SI</w:t>
+      </w:r>
+      <w:r>
+        <w:rPr>
+          <w:highlight w:val="yellow"/>
+        </w:rPr>
+        <w:t xml:space="preserve"> a ser desenvolvido; vantagens e desvantagens da abordagem</w:t>
+      </w:r>
+      <w:r>
+        <w:rPr>
+          <w:highlight w:val="yellow"/>
+        </w:rPr>
+        <w:t>)</w:t>
+      </w:r>
+      <w:r>
+        <w:rPr>
+          <w:highlight w:val="yellow"/>
+        </w:rPr>
+        <w:t xml:space="preserve">. </w:t>
+      </w:r>
+      <w:r>
+        <w:rPr>
+          <w:highlight w:val="yellow"/>
+        </w:rPr>
+        <w:t>Explicar:</w:t>
       </w:r>
     </w:p>
     <w:p>
       <w:pPr>
+        <w:pStyle w:val="ListParagraph"/>
+        <w:numPr>
+          <w:ilvl w:val="0"/>
+          <w:numId w:val="21"/>
+        </w:numPr>
         <w:rPr>
           <w:highlight w:val="yellow"/>
         </w:rPr>
       </w:pPr>
       <w:r>
-        <w:t>A análise revelou que nenhum combina numa única solução o planeamento de compras com controlo financeiro orientado ao agregado familiar, o que representa precisamente o espaço que o iShopping ocupa. Esta conclusão reforçou decisões de desenvolvimento como o modo de compra em tempo real, as estatísticas de consumo e a sugestão automática de orçamento e lista de compras.</w:t>
+        <w:rPr>
+          <w:highlight w:val="yellow"/>
+        </w:rPr>
+        <w:t>Porque é que foram escolhidos estes 3 sistemas no meio de tantos outros</w:t>
+      </w:r>
+    </w:p>
+    <w:p>
+      <w:pPr>
+        <w:pStyle w:val="ListParagraph"/>
+        <w:numPr>
+          <w:ilvl w:val="0"/>
+          <w:numId w:val="21"/>
+        </w:numPr>
+        <w:rPr>
+          <w:highlight w:val="yellow"/>
+        </w:rPr>
+      </w:pPr>
+      <w:r>
+        <w:rPr>
+          <w:highlight w:val="yellow"/>
+        </w:rPr>
+        <w:t>De que forma é que a presente análise irá impactar na estratégia de conceção e desenvolvimento do produto que resulta das atividades do projeto</w:t>
+      </w:r>
+      <w:r>
+        <w:rPr>
+          <w:highlight w:val="yellow"/>
+        </w:rPr>
+        <w:t>&gt;</w:t>
       </w:r>
     </w:p>
     <w:p/>
     <w:p/>
-    <w:p/>
-    <w:p/>
-    <w:p/>
-    <w:p/>
-    <w:p/>
-    <w:p/>
-    <w:p/>
-    <w:p/>
-    <w:p/>
-    <w:p/>
-    <w:p/>
-    <w:p/>
-    <w:p/>
-    <w:p/>
     <w:p>
       <w:pPr>
         <w:pStyle w:val="Heading2"/>
       </w:pPr>
-      <w:bookmarkStart w:id="15" w:name="_Toc231221402"/>
-      <w:r>
-        <w:lastRenderedPageBreak/>
+      <w:bookmarkStart w:id="15" w:name="_Toc230871604"/>
+      <w:r>
         <w:t>Wireframes/Mockups</w:t>
       </w:r>
       <w:bookmarkEnd w:id="15"/>
@@ -6404,6 +6406,7 @@
         <w:rPr>
           <w:noProof/>
         </w:rPr>
+        <w:lastRenderedPageBreak/>
         <w:drawing>
           <wp:inline distT="0" distB="0" distL="0" distR="0" wp14:anchorId="1AA1AEC4" wp14:editId="33110529">
             <wp:extent cx="6120130" cy="6151880"/>
@@ -6420,7 +6423,7 @@
                     <pic:cNvPicPr/>
                   </pic:nvPicPr>
                   <pic:blipFill>
-                    <a:blip r:embed="rId14"/>
+                    <a:blip r:embed="rId12"/>
                     <a:stretch>
                       <a:fillRect/>
                     </a:stretch>
@@ -6446,7 +6449,7 @@
         <w:pStyle w:val="Caption"/>
         <w:jc w:val="center"/>
       </w:pPr>
-      <w:bookmarkStart w:id="16" w:name="_Toc231221414"/>
+      <w:bookmarkStart w:id="16" w:name="_Toc227746380"/>
       <w:r>
         <w:t xml:space="preserve">Figura </w:t>
       </w:r>
@@ -6488,7 +6491,7 @@
         <w:pStyle w:val="Heading2"/>
       </w:pPr>
       <w:bookmarkStart w:id="17" w:name="_Toc102664379"/>
-      <w:bookmarkStart w:id="18" w:name="_Toc231221403"/>
+      <w:bookmarkStart w:id="18" w:name="_Toc230871605"/>
       <w:r>
         <w:t>Diagrama de Classes</w:t>
       </w:r>
@@ -6541,7 +6544,7 @@
                     <pic:cNvPicPr/>
                   </pic:nvPicPr>
                   <pic:blipFill>
-                    <a:blip r:embed="rId15">
+                    <a:blip r:embed="rId13">
                       <a:extLst>
                         <a:ext uri="{28A0092B-C50C-407E-A947-70E740481C1C}">
                           <a14:useLocalDpi xmlns:a14="http://schemas.microsoft.com/office/drawing/2010/main" val="0"/>
@@ -6574,7 +6577,7 @@
         <w:jc w:val="center"/>
       </w:pPr>
       <w:bookmarkStart w:id="19" w:name="_Toc70951687"/>
-      <w:bookmarkStart w:id="20" w:name="_Toc231221415"/>
+      <w:bookmarkStart w:id="20" w:name="_Toc227746381"/>
       <w:r>
         <w:t xml:space="preserve">Figura </w:t>
       </w:r>
@@ -6616,7 +6619,7 @@
       <w:pPr>
         <w:pStyle w:val="Heading1"/>
       </w:pPr>
-      <w:bookmarkStart w:id="21" w:name="_Toc231221404"/>
+      <w:bookmarkStart w:id="21" w:name="_Toc230871606"/>
       <w:r>
         <w:lastRenderedPageBreak/>
         <w:t>Scrum</w:t>
@@ -6636,7 +6639,7 @@
       <w:pPr>
         <w:pStyle w:val="Heading2"/>
       </w:pPr>
-      <w:bookmarkStart w:id="22" w:name="_Toc231221405"/>
+      <w:bookmarkStart w:id="22" w:name="_Toc230871607"/>
       <w:r>
         <w:t>Aplicação do Scrum ao Projeto</w:t>
       </w:r>
@@ -6792,7 +6795,7 @@
       <w:pPr>
         <w:pStyle w:val="Heading2"/>
       </w:pPr>
-      <w:bookmarkStart w:id="23" w:name="_Toc231221406"/>
+      <w:bookmarkStart w:id="23" w:name="_Toc230871608"/>
       <w:r>
         <w:t>Stakeholders e Scrum Team</w:t>
       </w:r>
@@ -6813,7 +6816,7 @@
         <w:keepNext/>
         <w:jc w:val="center"/>
       </w:pPr>
-      <w:bookmarkStart w:id="24" w:name="_Toc231221423"/>
+      <w:bookmarkStart w:id="24" w:name="_Toc227746395"/>
       <w:r>
         <w:t xml:space="preserve">Tabela </w:t>
       </w:r>
@@ -7146,7 +7149,7 @@
       <w:pPr>
         <w:pStyle w:val="Heading2"/>
       </w:pPr>
-      <w:bookmarkStart w:id="25" w:name="_Toc231221407"/>
+      <w:bookmarkStart w:id="25" w:name="_Toc230871609"/>
       <w:r>
         <w:t>User Stories</w:t>
       </w:r>
@@ -10197,7 +10200,7 @@
       <w:pPr>
         <w:pStyle w:val="Heading2"/>
       </w:pPr>
-      <w:bookmarkStart w:id="26" w:name="_Toc231221408"/>
+      <w:bookmarkStart w:id="26" w:name="_Toc230871610"/>
       <w:r>
         <w:lastRenderedPageBreak/>
         <w:t>Execução do projeto</w:t>
@@ -10338,7 +10341,7 @@
       <w:pPr>
         <w:pStyle w:val="Heading3"/>
       </w:pPr>
-      <w:bookmarkStart w:id="27" w:name="_Toc231221409"/>
+      <w:bookmarkStart w:id="27" w:name="_Toc230871611"/>
       <w:r>
         <w:t>Sprint 1 (</w:t>
       </w:r>
@@ -10520,7 +10523,7 @@
                           <pic:cNvPicPr/>
                         </pic:nvPicPr>
                         <pic:blipFill>
-                          <a:blip r:embed="rId16"/>
+                          <a:blip r:embed="rId14"/>
                           <a:stretch>
                             <a:fillRect/>
                           </a:stretch>
@@ -11713,7 +11716,7 @@
                           <pic:cNvPicPr/>
                         </pic:nvPicPr>
                         <pic:blipFill>
-                          <a:blip r:embed="rId17"/>
+                          <a:blip r:embed="rId15"/>
                           <a:stretch>
                             <a:fillRect/>
                           </a:stretch>
@@ -11744,7 +11747,7 @@
       <w:pPr>
         <w:pStyle w:val="Heading3"/>
       </w:pPr>
-      <w:bookmarkStart w:id="28" w:name="_Toc231221410"/>
+      <w:bookmarkStart w:id="28" w:name="_Toc230871612"/>
       <w:r>
         <w:t>Sprint 2 (</w:t>
       </w:r>
@@ -13096,7 +13099,7 @@
       <w:pPr>
         <w:pStyle w:val="Heading3"/>
       </w:pPr>
-      <w:bookmarkStart w:id="29" w:name="_Toc231221411"/>
+      <w:bookmarkStart w:id="29" w:name="_Toc230871613"/>
       <w:r>
         <w:t>Sprint 3 (</w:t>
       </w:r>
@@ -14443,7 +14446,7 @@
       <w:pPr>
         <w:pStyle w:val="Heading2"/>
       </w:pPr>
-      <w:bookmarkStart w:id="30" w:name="_Toc231221412"/>
+      <w:bookmarkStart w:id="30" w:name="_Toc230871614"/>
       <w:r>
         <w:rPr>
           <w:i/>
@@ -15109,7 +15112,7 @@
       <w:pPr>
         <w:pStyle w:val="Heading1"/>
       </w:pPr>
-      <w:bookmarkStart w:id="31" w:name="_Toc231221413"/>
+      <w:bookmarkStart w:id="31" w:name="_Toc230871615"/>
       <w:r>
         <w:lastRenderedPageBreak/>
         <w:t>Conclus</w:t>
@@ -15418,8 +15421,8 @@
     </w:p>
     <w:p/>
     <w:sectPr>
-      <w:headerReference w:type="default" r:id="rId18"/>
-      <w:footerReference w:type="default" r:id="rId19"/>
+      <w:headerReference w:type="default" r:id="rId16"/>
+      <w:footerReference w:type="default" r:id="rId17"/>
       <w:pgSz w:w="11906" w:h="16838"/>
       <w:pgMar w:top="1134" w:right="1134" w:bottom="1418" w:left="1134" w:header="709" w:footer="692" w:gutter="0"/>
       <w:cols w:space="708"/>

--- a/IPL-TeSP-PSI-MDS-2526-Template_Projeto.docx
+++ b/IPL-TeSP-PSI-MDS-2526-Template_Projeto.docx
@@ -4144,13 +4144,7 @@
     </w:p>
     <w:p>
       <w:r>
-        <w:t>Neste capítulo é apresentad</w:t>
-      </w:r>
-      <w:r>
-        <w:t>o</w:t>
-      </w:r>
-      <w:r>
-        <w:t xml:space="preserve"> a especificação do sistema iShopping, incluindo os seus objetivos, o problema que pretende resolver e uma análise concorrencial a sistemas similares.</w:t>
+        <w:t>Neste capítulo é apresentado a especificação do sistema iShopping, incluindo os seus objetivos, o problema que pretende resolver e uma análise concorrencial a sistemas similares.</w:t>
       </w:r>
     </w:p>
     <w:p>
@@ -4273,7 +4267,7 @@
                 <w:noProof/>
               </w:rPr>
               <w:drawing>
-                <wp:inline distT="0" distB="0" distL="0" distR="0" wp14:anchorId="15730833" wp14:editId="4E5A610D">
+                <wp:inline distT="0" distB="0" distL="0" distR="0" wp14:anchorId="15730833" wp14:editId="053E39BB">
                   <wp:extent cx="3440951" cy="2821880"/>
                   <wp:effectExtent l="0" t="0" r="7620" b="0"/>
                   <wp:docPr id="128556463" name="Picture 2" descr="AnyList - About AnyList for the Web"/>
@@ -6328,13 +6322,7 @@
     </w:p>
     <w:p>
       <w:r>
-        <w:t>Os três sistemas foram escolhidos por representarem abordagens distintas ao problema: o AnyList pela simplicidade colaborativa, o Bring! pela experiência visual</w:t>
-      </w:r>
-      <w:r>
-        <w:t xml:space="preserve"> </w:t>
-      </w:r>
-      <w:r>
-        <w:t>e o YNAB pelo controlo financeiro avançado.</w:t>
+        <w:t>Os três sistemas foram escolhidos por representarem abordagens distintas ao problema: o AnyList pela simplicidade colaborativa, o Bring! pela experiência visual e o YNAB pelo controlo financeiro avançado.</w:t>
       </w:r>
     </w:p>
     <w:p>
@@ -6375,40 +6363,15 @@
       <w:bookmarkEnd w:id="15"/>
     </w:p>
     <w:p>
-      <w:r>
-        <w:rPr>
-          <w:highlight w:val="yellow"/>
-        </w:rPr>
-        <w:t>&lt;Desenho dos wireframes já a aproximarem-se de mockups (mais detalhados)</w:t>
-      </w:r>
-      <w:r>
-        <w:rPr>
-          <w:highlight w:val="yellow"/>
-        </w:rPr>
-        <w:t>. 1 para cada ecrã que tiverem</w:t>
-      </w:r>
-      <w:r>
-        <w:rPr>
-          <w:highlight w:val="yellow"/>
-        </w:rPr>
-        <w:t>&gt;</w:t>
-      </w:r>
-    </w:p>
-    <w:p/>
-    <w:p>
-      <w:pPr>
-        <w:keepNext/>
+      <w:pPr>
         <w:jc w:val="center"/>
       </w:pPr>
       <w:r>
-        <w:rPr>
-          <w:noProof/>
-        </w:rPr>
         <w:drawing>
-          <wp:inline distT="0" distB="0" distL="0" distR="0" wp14:anchorId="1AA1AEC4" wp14:editId="33110529">
-            <wp:extent cx="6120130" cy="6151880"/>
-            <wp:effectExtent l="0" t="0" r="1270" b="0"/>
-            <wp:docPr id="14" name="Picture 14" descr="Graphical user interface, application&#10;&#10;Description automatically generated"/>
+          <wp:inline distT="0" distB="0" distL="0" distR="0" wp14:anchorId="3BC21DD7" wp14:editId="20FF8C7C">
+            <wp:extent cx="5286414" cy="3095648"/>
+            <wp:effectExtent l="0" t="0" r="9525" b="9525"/>
+            <wp:docPr id="917710293" name="Picture 1"/>
             <wp:cNvGraphicFramePr>
               <a:graphicFrameLocks xmlns:a="http://schemas.openxmlformats.org/drawingml/2006/main" noChangeAspect="1"/>
             </wp:cNvGraphicFramePr>
@@ -6416,7 +6379,7 @@
               <a:graphicData uri="http://schemas.openxmlformats.org/drawingml/2006/picture">
                 <pic:pic xmlns:pic="http://schemas.openxmlformats.org/drawingml/2006/picture">
                   <pic:nvPicPr>
-                    <pic:cNvPr id="14" name="Picture 14" descr="Graphical user interface, application&#10;&#10;Description automatically generated"/>
+                    <pic:cNvPr id="917710293" name=""/>
                     <pic:cNvPicPr/>
                   </pic:nvPicPr>
                   <pic:blipFill>
@@ -6428,7 +6391,7 @@
                   <pic:spPr>
                     <a:xfrm>
                       <a:off x="0" y="0"/>
-                      <a:ext cx="6120130" cy="6151880"/>
+                      <a:ext cx="5286414" cy="3095648"/>
                     </a:xfrm>
                     <a:prstGeom prst="rect">
                       <a:avLst/>
@@ -6443,57 +6406,235 @@
     </w:p>
     <w:p>
       <w:pPr>
-        <w:pStyle w:val="Caption"/>
         <w:jc w:val="center"/>
       </w:pPr>
-      <w:bookmarkStart w:id="16" w:name="_Toc231221414"/>
-      <w:r>
-        <w:t xml:space="preserve">Figura </w:t>
-      </w:r>
-      <w:r>
-        <w:fldChar w:fldCharType="begin"/>
-      </w:r>
-      <w:r>
-        <w:instrText xml:space="preserve"> SEQ Figura \* ARABIC </w:instrText>
-      </w:r>
-      <w:r>
-        <w:fldChar w:fldCharType="separate"/>
-      </w:r>
-      <w:r>
-        <w:rPr>
-          <w:noProof/>
-        </w:rPr>
-        <w:t>1</w:t>
-      </w:r>
-      <w:r>
-        <w:rPr>
-          <w:noProof/>
-        </w:rPr>
-        <w:fldChar w:fldCharType="end"/>
-      </w:r>
-      <w:r>
-        <w:t xml:space="preserve"> – Wireframe/Mockup do ecrã principal </w:t>
-      </w:r>
-      <w:r>
-        <w:rPr>
-          <w:highlight w:val="yellow"/>
-        </w:rPr>
-        <w:t>(no exemplo: esq. Wireframe; dir. Mockup)</w:t>
+    </w:p>
+    <w:p>
+      <w:pPr>
+        <w:jc w:val="center"/>
+      </w:pPr>
+      <w:r>
+        <w:drawing>
+          <wp:inline distT="0" distB="0" distL="0" distR="0" wp14:anchorId="31306320" wp14:editId="28578430">
+            <wp:extent cx="5210213" cy="4314857"/>
+            <wp:effectExtent l="0" t="0" r="0" b="9525"/>
+            <wp:docPr id="1347107639" name="Picture 1"/>
+            <wp:cNvGraphicFramePr>
+              <a:graphicFrameLocks xmlns:a="http://schemas.openxmlformats.org/drawingml/2006/main" noChangeAspect="1"/>
+            </wp:cNvGraphicFramePr>
+            <a:graphic xmlns:a="http://schemas.openxmlformats.org/drawingml/2006/main">
+              <a:graphicData uri="http://schemas.openxmlformats.org/drawingml/2006/picture">
+                <pic:pic xmlns:pic="http://schemas.openxmlformats.org/drawingml/2006/picture">
+                  <pic:nvPicPr>
+                    <pic:cNvPr id="1347107639" name=""/>
+                    <pic:cNvPicPr/>
+                  </pic:nvPicPr>
+                  <pic:blipFill>
+                    <a:blip r:embed="rId15"/>
+                    <a:stretch>
+                      <a:fillRect/>
+                    </a:stretch>
+                  </pic:blipFill>
+                  <pic:spPr>
+                    <a:xfrm>
+                      <a:off x="0" y="0"/>
+                      <a:ext cx="5210213" cy="4314857"/>
+                    </a:xfrm>
+                    <a:prstGeom prst="rect">
+                      <a:avLst/>
+                    </a:prstGeom>
+                  </pic:spPr>
+                </pic:pic>
+              </a:graphicData>
+            </a:graphic>
+          </wp:inline>
+        </w:drawing>
+      </w:r>
+    </w:p>
+    <w:p>
+      <w:pPr>
+        <w:jc w:val="center"/>
+      </w:pPr>
+    </w:p>
+    <w:p>
+      <w:pPr>
+        <w:jc w:val="center"/>
+      </w:pPr>
+    </w:p>
+    <w:p>
+      <w:pPr>
+        <w:spacing w:after="160"/>
+        <w:jc w:val="left"/>
+      </w:pPr>
+      <w:r>
+        <w:br w:type="page"/>
+      </w:r>
+    </w:p>
+    <w:p>
+      <w:pPr>
+        <w:spacing w:after="160"/>
+        <w:jc w:val="center"/>
+      </w:pPr>
+      <w:r>
+        <w:lastRenderedPageBreak/>
+        <w:drawing>
+          <wp:inline distT="0" distB="0" distL="0" distR="0" wp14:anchorId="4ED21C40" wp14:editId="4AD900D3">
+            <wp:extent cx="6120130" cy="3286125"/>
+            <wp:effectExtent l="0" t="0" r="0" b="9525"/>
+            <wp:docPr id="2002272249" name="Picture 1"/>
+            <wp:cNvGraphicFramePr>
+              <a:graphicFrameLocks xmlns:a="http://schemas.openxmlformats.org/drawingml/2006/main" noChangeAspect="1"/>
+            </wp:cNvGraphicFramePr>
+            <a:graphic xmlns:a="http://schemas.openxmlformats.org/drawingml/2006/main">
+              <a:graphicData uri="http://schemas.openxmlformats.org/drawingml/2006/picture">
+                <pic:pic xmlns:pic="http://schemas.openxmlformats.org/drawingml/2006/picture">
+                  <pic:nvPicPr>
+                    <pic:cNvPr id="2002272249" name=""/>
+                    <pic:cNvPicPr/>
+                  </pic:nvPicPr>
+                  <pic:blipFill>
+                    <a:blip r:embed="rId16"/>
+                    <a:stretch>
+                      <a:fillRect/>
+                    </a:stretch>
+                  </pic:blipFill>
+                  <pic:spPr>
+                    <a:xfrm>
+                      <a:off x="0" y="0"/>
+                      <a:ext cx="6120130" cy="3286125"/>
+                    </a:xfrm>
+                    <a:prstGeom prst="rect">
+                      <a:avLst/>
+                    </a:prstGeom>
+                  </pic:spPr>
+                </pic:pic>
+              </a:graphicData>
+            </a:graphic>
+          </wp:inline>
+        </w:drawing>
+      </w:r>
+    </w:p>
+    <w:p>
+      <w:pPr>
+        <w:spacing w:after="160"/>
+        <w:jc w:val="center"/>
+      </w:pPr>
+      <w:r>
+        <w:drawing>
+          <wp:inline distT="0" distB="0" distL="0" distR="0" wp14:anchorId="1211A61B" wp14:editId="45C5D418">
+            <wp:extent cx="6120130" cy="3253105"/>
+            <wp:effectExtent l="0" t="0" r="0" b="4445"/>
+            <wp:docPr id="1056385113" name="Picture 1"/>
+            <wp:cNvGraphicFramePr>
+              <a:graphicFrameLocks xmlns:a="http://schemas.openxmlformats.org/drawingml/2006/main" noChangeAspect="1"/>
+            </wp:cNvGraphicFramePr>
+            <a:graphic xmlns:a="http://schemas.openxmlformats.org/drawingml/2006/main">
+              <a:graphicData uri="http://schemas.openxmlformats.org/drawingml/2006/picture">
+                <pic:pic xmlns:pic="http://schemas.openxmlformats.org/drawingml/2006/picture">
+                  <pic:nvPicPr>
+                    <pic:cNvPr id="1056385113" name=""/>
+                    <pic:cNvPicPr/>
+                  </pic:nvPicPr>
+                  <pic:blipFill>
+                    <a:blip r:embed="rId17"/>
+                    <a:stretch>
+                      <a:fillRect/>
+                    </a:stretch>
+                  </pic:blipFill>
+                  <pic:spPr>
+                    <a:xfrm>
+                      <a:off x="0" y="0"/>
+                      <a:ext cx="6120130" cy="3253105"/>
+                    </a:xfrm>
+                    <a:prstGeom prst="rect">
+                      <a:avLst/>
+                    </a:prstGeom>
+                  </pic:spPr>
+                </pic:pic>
+              </a:graphicData>
+            </a:graphic>
+          </wp:inline>
+        </w:drawing>
+      </w:r>
+    </w:p>
+    <w:p>
+      <w:pPr>
+        <w:spacing w:after="160"/>
+        <w:jc w:val="center"/>
+      </w:pPr>
+    </w:p>
+    <w:p>
+      <w:pPr>
+        <w:spacing w:after="160"/>
+        <w:jc w:val="left"/>
+      </w:pPr>
+      <w:r>
+        <w:br w:type="page"/>
+      </w:r>
+    </w:p>
+    <w:p>
+      <w:pPr>
+        <w:spacing w:after="160"/>
+        <w:jc w:val="center"/>
+      </w:pPr>
+      <w:r>
+        <w:lastRenderedPageBreak/>
+        <w:drawing>
+          <wp:inline distT="0" distB="0" distL="0" distR="0" wp14:anchorId="146CA128" wp14:editId="733AE3C5">
+            <wp:extent cx="6120130" cy="3318510"/>
+            <wp:effectExtent l="0" t="0" r="0" b="0"/>
+            <wp:docPr id="1233006442" name="Picture 1"/>
+            <wp:cNvGraphicFramePr>
+              <a:graphicFrameLocks xmlns:a="http://schemas.openxmlformats.org/drawingml/2006/main" noChangeAspect="1"/>
+            </wp:cNvGraphicFramePr>
+            <a:graphic xmlns:a="http://schemas.openxmlformats.org/drawingml/2006/main">
+              <a:graphicData uri="http://schemas.openxmlformats.org/drawingml/2006/picture">
+                <pic:pic xmlns:pic="http://schemas.openxmlformats.org/drawingml/2006/picture">
+                  <pic:nvPicPr>
+                    <pic:cNvPr id="1233006442" name=""/>
+                    <pic:cNvPicPr/>
+                  </pic:nvPicPr>
+                  <pic:blipFill>
+                    <a:blip r:embed="rId18"/>
+                    <a:stretch>
+                      <a:fillRect/>
+                    </a:stretch>
+                  </pic:blipFill>
+                  <pic:spPr>
+                    <a:xfrm>
+                      <a:off x="0" y="0"/>
+                      <a:ext cx="6120130" cy="3318510"/>
+                    </a:xfrm>
+                    <a:prstGeom prst="rect">
+                      <a:avLst/>
+                    </a:prstGeom>
+                  </pic:spPr>
+                </pic:pic>
+              </a:graphicData>
+            </a:graphic>
+          </wp:inline>
+        </w:drawing>
+      </w:r>
+      <w:r>
+        <w:br w:type="page"/>
+      </w:r>
+    </w:p>
+    <w:p>
+      <w:pPr>
+        <w:jc w:val="center"/>
+      </w:pPr>
+    </w:p>
+    <w:p>
+      <w:pPr>
+        <w:pStyle w:val="Heading2"/>
+      </w:pPr>
+      <w:bookmarkStart w:id="16" w:name="_Toc102664379"/>
+      <w:bookmarkStart w:id="17" w:name="_Toc231221403"/>
+      <w:r>
+        <w:t>Diagrama de Classes</w:t>
       </w:r>
       <w:bookmarkEnd w:id="16"/>
-    </w:p>
-    <w:p/>
-    <w:p>
-      <w:pPr>
-        <w:pStyle w:val="Heading2"/>
-      </w:pPr>
-      <w:bookmarkStart w:id="17" w:name="_Toc102664379"/>
-      <w:bookmarkStart w:id="18" w:name="_Toc231221403"/>
-      <w:r>
-        <w:t>Diagrama de Classes</w:t>
-      </w:r>
       <w:bookmarkEnd w:id="17"/>
-      <w:bookmarkEnd w:id="18"/>
     </w:p>
     <w:p>
       <w:r>
@@ -6524,7 +6665,6 @@
         <w:rPr>
           <w:noProof/>
         </w:rPr>
-        <w:lastRenderedPageBreak/>
         <w:drawing>
           <wp:inline distT="0" distB="0" distL="0" distR="0" wp14:anchorId="6ABF7673" wp14:editId="4E2FFA36">
             <wp:extent cx="4561951" cy="3891047"/>
@@ -6541,7 +6681,7 @@
                     <pic:cNvPicPr/>
                   </pic:nvPicPr>
                   <pic:blipFill>
-                    <a:blip r:embed="rId15">
+                    <a:blip r:embed="rId19">
                       <a:extLst>
                         <a:ext uri="{28A0092B-C50C-407E-A947-70E740481C1C}">
                           <a14:useLocalDpi xmlns:a14="http://schemas.microsoft.com/office/drawing/2010/main" val="0"/>
@@ -6573,8 +6713,8 @@
         <w:pStyle w:val="Caption"/>
         <w:jc w:val="center"/>
       </w:pPr>
-      <w:bookmarkStart w:id="19" w:name="_Toc70951687"/>
-      <w:bookmarkStart w:id="20" w:name="_Toc231221415"/>
+      <w:bookmarkStart w:id="18" w:name="_Toc70951687"/>
+      <w:bookmarkStart w:id="19" w:name="_Toc231221415"/>
       <w:r>
         <w:t xml:space="preserve">Figura </w:t>
       </w:r>
@@ -6600,220 +6740,135 @@
         <w:fldChar w:fldCharType="end"/>
       </w:r>
       <w:r>
-        <w:t xml:space="preserve"> – Diagrama de classes </w:t>
-      </w:r>
-      <w:r>
+        <w:t xml:space="preserve"> – Diagrama de classes</w:t>
+      </w:r>
+      <w:bookmarkEnd w:id="18"/>
+      <w:bookmarkEnd w:id="19"/>
+      <w:r>
+        <w:t xml:space="preserve"> do iShopping</w:t>
+      </w:r>
+    </w:p>
+    <w:p/>
+    <w:p>
+      <w:pPr>
+        <w:pStyle w:val="Heading1"/>
+      </w:pPr>
+      <w:bookmarkStart w:id="20" w:name="_Toc231221404"/>
+      <w:r>
+        <w:lastRenderedPageBreak/>
+        <w:t>Scrum</w:t>
+      </w:r>
+      <w:bookmarkEnd w:id="20"/>
+    </w:p>
+    <w:p>
+      <w:r>
+        <w:t>Nesta seccção é apresentada vários tópicos sobre o tema do Scrum, tais como:</w:t>
+      </w:r>
+      <w:r>
+        <w:t xml:space="preserve"> a aplicação da mesma</w:t>
+      </w:r>
+      <w:r>
+        <w:t>, os Stakeholders e o Scrum Team, as User Stories e os seus critérios de aceitação, também como foi a execução do projeto.</w:t>
+      </w:r>
+    </w:p>
+    <w:p/>
+    <w:p>
+      <w:pPr>
+        <w:pStyle w:val="Heading2"/>
+      </w:pPr>
+      <w:bookmarkStart w:id="21" w:name="_Toc231221405"/>
+      <w:r>
+        <w:t>Aplicação do Scrum ao Projeto</w:t>
+      </w:r>
+      <w:bookmarkEnd w:id="21"/>
+    </w:p>
+    <w:p>
+      <w:r>
+        <w:t>O Scrum foi aplicado ao projeto iShopping com algumas adaptações, justificadas pela dimensão reduzida da equipa</w:t>
+      </w:r>
+      <w:r>
+        <w:t xml:space="preserve">, sendo apenas </w:t>
+      </w:r>
+      <w:r>
+        <w:t>dois elementos. Não existiu um Scrum Master dedicado a tempo inteiro</w:t>
+      </w:r>
+      <w:r>
+        <w:t>, onde</w:t>
+      </w:r>
+      <w:r>
+        <w:t xml:space="preserve"> o papel foi partilhado entre os dois membros da equipa em conjunto com as responsabilidades de desenvolvimento.</w:t>
+      </w:r>
+    </w:p>
+    <w:p>
+      <w:r>
+        <w:t>As reuniões decorreram em formato</w:t>
+      </w:r>
+      <w:r>
+        <w:t xml:space="preserve"> pessoal e</w:t>
+      </w:r>
+      <w:r>
+        <w:t xml:space="preserve"> digital, através da plataforma Discord</w:t>
+      </w:r>
+      <w:r>
+        <w:t>.</w:t>
+      </w:r>
+    </w:p>
+    <w:p>
+      <w:r>
+        <w:t xml:space="preserve">Os eventos Scrum seguidos foram o Sprint Planning, o </w:t>
+      </w:r>
+      <w:r>
+        <w:t>Weekly</w:t>
+      </w:r>
+      <w:r>
+        <w:t xml:space="preserve"> Scrum e a Sprint Retrospective.</w:t>
+      </w:r>
+    </w:p>
+    <w:p>
+      <w:r>
+        <w:t xml:space="preserve">O projeto foi dividido em </w:t>
+      </w:r>
+      <w:r>
+        <w:t>3</w:t>
+      </w:r>
+      <w:r>
+        <w:t xml:space="preserve"> sprints, cada uma com a duração de </w:t>
+      </w:r>
+      <w:r>
+        <w:t xml:space="preserve">2 </w:t>
+      </w:r>
+      <w:r>
+        <w:t>semanas. A Definition of Done adotada estabelece que uma User Story está concluída quando: a funcionalidade está implementada e funcional, o código está integrado no repositório GitHub sem erros de compilação, e os critérios de aceitação definidos foram verificados.</w:t>
+      </w:r>
+    </w:p>
+    <w:p>
+      <w:pPr>
         <w:rPr>
           <w:highlight w:val="yellow"/>
         </w:rPr>
-        <w:t>do....</w:t>
-      </w:r>
-      <w:bookmarkEnd w:id="19"/>
-      <w:bookmarkEnd w:id="20"/>
+      </w:pPr>
+      <w:r>
+        <w:t>As ferramentas utilizadas foram o Jira para gestão do product backlog e acompanhamento das sprints, e o GitHub para controlo de versões do código.</w:t>
+      </w:r>
     </w:p>
     <w:p/>
     <w:p>
       <w:pPr>
-        <w:pStyle w:val="Heading1"/>
-      </w:pPr>
-      <w:bookmarkStart w:id="21" w:name="_Toc231221404"/>
-      <w:r>
-        <w:lastRenderedPageBreak/>
-        <w:t>Scrum</w:t>
-      </w:r>
-      <w:bookmarkEnd w:id="21"/>
-    </w:p>
-    <w:p>
-      <w:r>
-        <w:rPr>
-          <w:highlight w:val="yellow"/>
-        </w:rPr>
-        <w:t>Nesta secção...</w:t>
-      </w:r>
-    </w:p>
-    <w:p/>
-    <w:p>
-      <w:pPr>
         <w:pStyle w:val="Heading2"/>
       </w:pPr>
-      <w:bookmarkStart w:id="22" w:name="_Toc231221405"/>
-      <w:r>
-        <w:t>Aplicação do Scrum ao Projeto</w:t>
+      <w:bookmarkStart w:id="22" w:name="_Toc231221406"/>
+      <w:r>
+        <w:t>Stakeholders e Scrum Team</w:t>
       </w:r>
       <w:bookmarkEnd w:id="22"/>
     </w:p>
     <w:p>
       <w:pPr>
-        <w:rPr>
-          <w:highlight w:val="yellow"/>
-        </w:rPr>
-      </w:pPr>
-      <w:r>
-        <w:rPr>
-          <w:highlight w:val="yellow"/>
-        </w:rPr>
-        <w:t>&lt;</w:t>
-      </w:r>
-      <w:r>
-        <w:rPr>
-          <w:highlight w:val="yellow"/>
-        </w:rPr>
-        <w:t xml:space="preserve"> </w:t>
-      </w:r>
-      <w:r>
-        <w:rPr>
-          <w:highlight w:val="yellow"/>
-        </w:rPr>
-        <w:t>C</w:t>
-      </w:r>
-      <w:r>
-        <w:rPr>
-          <w:highlight w:val="yellow"/>
-        </w:rPr>
-        <w:t>ontextualização da metodologia ágil</w:t>
-      </w:r>
-      <w:r>
-        <w:rPr>
-          <w:highlight w:val="yellow"/>
-        </w:rPr>
-        <w:t>:</w:t>
-      </w:r>
-    </w:p>
-    <w:p>
-      <w:pPr>
-        <w:pStyle w:val="ListParagraph"/>
-        <w:numPr>
-          <w:ilvl w:val="0"/>
-          <w:numId w:val="23"/>
-        </w:numPr>
-      </w:pPr>
-      <w:r>
-        <w:rPr>
-          <w:highlight w:val="yellow"/>
-        </w:rPr>
-        <w:t>Forma como foi aplicado o Scrum ao projeto</w:t>
-      </w:r>
-      <w:r>
-        <w:rPr>
-          <w:highlight w:val="yellow"/>
-        </w:rPr>
-        <w:t xml:space="preserve"> (acaptações que teve)</w:t>
-      </w:r>
-    </w:p>
-    <w:p>
-      <w:pPr>
-        <w:pStyle w:val="ListParagraph"/>
-        <w:numPr>
-          <w:ilvl w:val="0"/>
-          <w:numId w:val="23"/>
-        </w:numPr>
-      </w:pPr>
-      <w:r>
-        <w:rPr>
-          <w:highlight w:val="yellow"/>
-        </w:rPr>
-        <w:t xml:space="preserve">Identificação da forma e meio (presencial, ou digital) como decorreram as reuniões </w:t>
-      </w:r>
-    </w:p>
-    <w:p>
-      <w:pPr>
-        <w:pStyle w:val="ListParagraph"/>
-        <w:numPr>
-          <w:ilvl w:val="0"/>
-          <w:numId w:val="23"/>
-        </w:numPr>
-      </w:pPr>
-      <w:r>
-        <w:rPr>
-          <w:highlight w:val="yellow"/>
-        </w:rPr>
-        <w:t>Quais os eventos do Scrum seguidos (</w:t>
-      </w:r>
-      <w:r>
-        <w:rPr>
-          <w:highlight w:val="yellow"/>
-        </w:rPr>
-        <w:t xml:space="preserve">sprint planning, Daily Scrum, </w:t>
-      </w:r>
-      <w:r>
-        <w:rPr>
-          <w:highlight w:val="yellow"/>
-        </w:rPr>
-        <w:t>...</w:t>
-      </w:r>
-      <w:r>
-        <w:t>)</w:t>
-      </w:r>
-    </w:p>
-    <w:p>
-      <w:pPr>
-        <w:pStyle w:val="ListParagraph"/>
-        <w:numPr>
-          <w:ilvl w:val="0"/>
-          <w:numId w:val="23"/>
-        </w:numPr>
-        <w:rPr>
-          <w:highlight w:val="yellow"/>
-        </w:rPr>
-      </w:pPr>
-      <w:r>
-        <w:rPr>
-          <w:highlight w:val="yellow"/>
-        </w:rPr>
-        <w:t>Sprint Planning: número de sprints, duração de cada uma, definição de pronto (Definition of Done)</w:t>
-      </w:r>
-    </w:p>
-    <w:p>
-      <w:pPr>
-        <w:pStyle w:val="ListParagraph"/>
-        <w:numPr>
-          <w:ilvl w:val="0"/>
-          <w:numId w:val="23"/>
-        </w:numPr>
-        <w:rPr>
-          <w:highlight w:val="yellow"/>
-        </w:rPr>
-      </w:pPr>
-      <w:r>
-        <w:rPr>
-          <w:highlight w:val="yellow"/>
-        </w:rPr>
-        <w:t xml:space="preserve">Ferramentas utilizadas </w:t>
-      </w:r>
-      <w:r>
-        <w:rPr>
-          <w:highlight w:val="yellow"/>
-        </w:rPr>
-        <w:t>&gt;</w:t>
-      </w:r>
-    </w:p>
-    <w:p/>
-    <w:p>
-      <w:pPr>
-        <w:pStyle w:val="Heading2"/>
-      </w:pPr>
-      <w:bookmarkStart w:id="23" w:name="_Toc231221406"/>
-      <w:r>
-        <w:t>Stakeholders e Scrum Team</w:t>
-      </w:r>
-      <w:bookmarkEnd w:id="23"/>
-    </w:p>
-    <w:p>
-      <w:r>
-        <w:rPr>
-          <w:highlight w:val="yellow"/>
-        </w:rPr>
-        <w:t>&lt;Identificação dos stakeholders e da Scrum Team (Roles) no projeto, bem como quais as suas funções&gt;</w:t>
-      </w:r>
-    </w:p>
-    <w:p/>
-    <w:p>
-      <w:pPr>
         <w:pStyle w:val="Caption"/>
         <w:keepNext/>
         <w:jc w:val="center"/>
       </w:pPr>
-      <w:bookmarkStart w:id="24" w:name="_Toc231221423"/>
+      <w:bookmarkStart w:id="23" w:name="_Toc231221423"/>
       <w:r>
         <w:t xml:space="preserve">Tabela </w:t>
       </w:r>
@@ -6844,7 +6899,7 @@
       <w:r>
         <w:t>Stakeholders e Scrum Team</w:t>
       </w:r>
-      <w:bookmarkEnd w:id="24"/>
+      <w:bookmarkEnd w:id="23"/>
     </w:p>
     <w:tbl>
       <w:tblPr>
@@ -6921,6 +6976,9 @@
               <w:jc w:val="left"/>
               <w:cnfStyle w:val="000000100000" w:firstRow="0" w:lastRow="0" w:firstColumn="0" w:lastColumn="0" w:oddVBand="0" w:evenVBand="0" w:oddHBand="1" w:evenHBand="0" w:firstRowFirstColumn="0" w:firstRowLastColumn="0" w:lastRowFirstColumn="0" w:lastRowLastColumn="0"/>
             </w:pPr>
+            <w:r>
+              <w:t>Guilherme Pereira</w:t>
+            </w:r>
           </w:p>
         </w:tc>
         <w:tc>
@@ -6939,7 +6997,7 @@
               <w:cnfStyle w:val="000000100000" w:firstRow="0" w:lastRow="0" w:firstColumn="0" w:lastColumn="0" w:oddVBand="0" w:evenVBand="0" w:oddHBand="1" w:evenHBand="0" w:firstRowFirstColumn="0" w:firstRowLastColumn="0" w:lastRowFirstColumn="0" w:lastRowLastColumn="0"/>
             </w:pPr>
             <w:r>
-              <w:t>....</w:t>
+              <w:t>Definição dos requisitos do sistema</w:t>
             </w:r>
           </w:p>
           <w:p>
@@ -6954,7 +7012,28 @@
               <w:cnfStyle w:val="000000100000" w:firstRow="0" w:lastRow="0" w:firstColumn="0" w:lastColumn="0" w:oddVBand="0" w:evenVBand="0" w:oddHBand="1" w:evenHBand="0" w:firstRowFirstColumn="0" w:firstRowLastColumn="0" w:lastRowFirstColumn="0" w:lastRowLastColumn="0"/>
             </w:pPr>
             <w:r>
-              <w:t>...</w:t>
+              <w:t>V</w:t>
+            </w:r>
+            <w:r>
+              <w:t>alidação das entregas</w:t>
+            </w:r>
+          </w:p>
+          <w:p>
+            <w:pPr>
+              <w:pStyle w:val="ListParagraph"/>
+              <w:numPr>
+                <w:ilvl w:val="0"/>
+                <w:numId w:val="4"/>
+              </w:numPr>
+              <w:ind w:left="470" w:hanging="357"/>
+              <w:contextualSpacing w:val="0"/>
+              <w:cnfStyle w:val="000000100000" w:firstRow="0" w:lastRow="0" w:firstColumn="0" w:lastColumn="0" w:oddVBand="0" w:evenVBand="0" w:oddHBand="1" w:evenHBand="0" w:firstRowFirstColumn="0" w:firstRowLastColumn="0" w:lastRowFirstColumn="0" w:lastRowLastColumn="0"/>
+            </w:pPr>
+            <w:r>
+              <w:t>A</w:t>
+            </w:r>
+            <w:r>
+              <w:t>valiação do produto final</w:t>
             </w:r>
           </w:p>
         </w:tc>
@@ -6980,6 +7059,9 @@
               <w:jc w:val="left"/>
               <w:cnfStyle w:val="000000000000" w:firstRow="0" w:lastRow="0" w:firstColumn="0" w:lastColumn="0" w:oddVBand="0" w:evenVBand="0" w:oddHBand="0" w:evenHBand="0" w:firstRowFirstColumn="0" w:firstRowLastColumn="0" w:lastRowFirstColumn="0" w:lastRowLastColumn="0"/>
             </w:pPr>
+            <w:r>
+              <w:t>Thomaz Barrago</w:t>
+            </w:r>
           </w:p>
         </w:tc>
         <w:tc>
@@ -6998,7 +7080,7 @@
               <w:cnfStyle w:val="000000000000" w:firstRow="0" w:lastRow="0" w:firstColumn="0" w:lastColumn="0" w:oddVBand="0" w:evenVBand="0" w:oddHBand="0" w:evenHBand="0" w:firstRowFirstColumn="0" w:firstRowLastColumn="0" w:lastRowFirstColumn="0" w:lastRowLastColumn="0"/>
             </w:pPr>
             <w:r>
-              <w:t>....</w:t>
+              <w:t>Gestão do product backlog</w:t>
             </w:r>
           </w:p>
           <w:p>
@@ -7013,7 +7095,28 @@
               <w:cnfStyle w:val="000000000000" w:firstRow="0" w:lastRow="0" w:firstColumn="0" w:lastColumn="0" w:oddVBand="0" w:evenVBand="0" w:oddHBand="0" w:evenHBand="0" w:firstRowFirstColumn="0" w:firstRowLastColumn="0" w:lastRowFirstColumn="0" w:lastRowLastColumn="0"/>
             </w:pPr>
             <w:r>
-              <w:t>....</w:t>
+              <w:t>P</w:t>
+            </w:r>
+            <w:r>
+              <w:t>riorização das User Stories</w:t>
+            </w:r>
+          </w:p>
+          <w:p>
+            <w:pPr>
+              <w:pStyle w:val="ListParagraph"/>
+              <w:numPr>
+                <w:ilvl w:val="0"/>
+                <w:numId w:val="4"/>
+              </w:numPr>
+              <w:ind w:left="470" w:hanging="357"/>
+              <w:contextualSpacing w:val="0"/>
+              <w:cnfStyle w:val="000000000000" w:firstRow="0" w:lastRow="0" w:firstColumn="0" w:lastColumn="0" w:oddVBand="0" w:evenVBand="0" w:oddHBand="0" w:evenHBand="0" w:firstRowFirstColumn="0" w:firstRowLastColumn="0" w:lastRowFirstColumn="0" w:lastRowLastColumn="0"/>
+            </w:pPr>
+            <w:r>
+              <w:t>V</w:t>
+            </w:r>
+            <w:r>
+              <w:t>alidação dos critérios de aceitação</w:t>
             </w:r>
           </w:p>
         </w:tc>
@@ -7042,6 +7145,9 @@
               <w:jc w:val="left"/>
               <w:cnfStyle w:val="000000100000" w:firstRow="0" w:lastRow="0" w:firstColumn="0" w:lastColumn="0" w:oddVBand="0" w:evenVBand="0" w:oddHBand="1" w:evenHBand="0" w:firstRowFirstColumn="0" w:firstRowLastColumn="0" w:lastRowFirstColumn="0" w:lastRowLastColumn="0"/>
             </w:pPr>
+            <w:r>
+              <w:t>Paulo Liu</w:t>
+            </w:r>
           </w:p>
         </w:tc>
         <w:tc>
@@ -7060,7 +7166,7 @@
               <w:cnfStyle w:val="000000100000" w:firstRow="0" w:lastRow="0" w:firstColumn="0" w:lastColumn="0" w:oddVBand="0" w:evenVBand="0" w:oddHBand="1" w:evenHBand="0" w:firstRowFirstColumn="0" w:firstRowLastColumn="0" w:lastRowFirstColumn="0" w:lastRowLastColumn="0"/>
             </w:pPr>
             <w:r>
-              <w:t>....</w:t>
+              <w:t>Facilitação dos eventos Scrum</w:t>
             </w:r>
           </w:p>
           <w:p>
@@ -7075,7 +7181,28 @@
               <w:cnfStyle w:val="000000100000" w:firstRow="0" w:lastRow="0" w:firstColumn="0" w:lastColumn="0" w:oddVBand="0" w:evenVBand="0" w:oddHBand="1" w:evenHBand="0" w:firstRowFirstColumn="0" w:firstRowLastColumn="0" w:lastRowFirstColumn="0" w:lastRowLastColumn="0"/>
             </w:pPr>
             <w:r>
-              <w:t>.....</w:t>
+              <w:t>R</w:t>
+            </w:r>
+            <w:r>
+              <w:t>emoção de impedimentos</w:t>
+            </w:r>
+          </w:p>
+          <w:p>
+            <w:pPr>
+              <w:pStyle w:val="ListParagraph"/>
+              <w:numPr>
+                <w:ilvl w:val="0"/>
+                <w:numId w:val="4"/>
+              </w:numPr>
+              <w:ind w:left="470" w:hanging="357"/>
+              <w:contextualSpacing w:val="0"/>
+              <w:cnfStyle w:val="000000100000" w:firstRow="0" w:lastRow="0" w:firstColumn="0" w:lastColumn="0" w:oddVBand="0" w:evenVBand="0" w:oddHBand="1" w:evenHBand="0" w:firstRowFirstColumn="0" w:firstRowLastColumn="0" w:lastRowFirstColumn="0" w:lastRowLastColumn="0"/>
+            </w:pPr>
+            <w:r>
+              <w:t>G</w:t>
+            </w:r>
+            <w:r>
+              <w:t>arantia do cumprimento do processo</w:t>
             </w:r>
           </w:p>
         </w:tc>
@@ -7101,6 +7228,9 @@
               <w:jc w:val="left"/>
               <w:cnfStyle w:val="000000000000" w:firstRow="0" w:lastRow="0" w:firstColumn="0" w:lastColumn="0" w:oddVBand="0" w:evenVBand="0" w:oddHBand="0" w:evenHBand="0" w:firstRowFirstColumn="0" w:firstRowLastColumn="0" w:lastRowFirstColumn="0" w:lastRowLastColumn="0"/>
             </w:pPr>
+            <w:r>
+              <w:t>Thomaz Barrago, Paulo Liu</w:t>
+            </w:r>
           </w:p>
         </w:tc>
         <w:tc>
@@ -7119,7 +7249,7 @@
               <w:cnfStyle w:val="000000000000" w:firstRow="0" w:lastRow="0" w:firstColumn="0" w:lastColumn="0" w:oddVBand="0" w:evenVBand="0" w:oddHBand="0" w:evenHBand="0" w:firstRowFirstColumn="0" w:firstRowLastColumn="0" w:lastRowFirstColumn="0" w:lastRowLastColumn="0"/>
             </w:pPr>
             <w:r>
-              <w:t>.....</w:t>
+              <w:t>Desenvolvimento da aplicação</w:t>
             </w:r>
           </w:p>
           <w:p>
@@ -7134,7 +7264,28 @@
               <w:cnfStyle w:val="000000000000" w:firstRow="0" w:lastRow="0" w:firstColumn="0" w:lastColumn="0" w:oddVBand="0" w:evenVBand="0" w:oddHBand="0" w:evenHBand="0" w:firstRowFirstColumn="0" w:firstRowLastColumn="0" w:lastRowFirstColumn="0" w:lastRowLastColumn="0"/>
             </w:pPr>
             <w:r>
-              <w:t>....</w:t>
+              <w:t>I</w:t>
+            </w:r>
+            <w:r>
+              <w:t>mplementação das User Stories</w:t>
+            </w:r>
+          </w:p>
+          <w:p>
+            <w:pPr>
+              <w:pStyle w:val="ListParagraph"/>
+              <w:numPr>
+                <w:ilvl w:val="0"/>
+                <w:numId w:val="4"/>
+              </w:numPr>
+              <w:ind w:left="470" w:hanging="357"/>
+              <w:contextualSpacing w:val="0"/>
+              <w:cnfStyle w:val="000000000000" w:firstRow="0" w:lastRow="0" w:firstColumn="0" w:lastColumn="0" w:oddVBand="0" w:evenVBand="0" w:oddHBand="0" w:evenHBand="0" w:firstRowFirstColumn="0" w:firstRowLastColumn="0" w:lastRowFirstColumn="0" w:lastRowLastColumn="0"/>
+            </w:pPr>
+            <w:r>
+              <w:t>R</w:t>
+            </w:r>
+            <w:r>
+              <w:t>ealização de testes</w:t>
             </w:r>
           </w:p>
         </w:tc>
@@ -7146,11 +7297,12 @@
       <w:pPr>
         <w:pStyle w:val="Heading2"/>
       </w:pPr>
-      <w:bookmarkStart w:id="25" w:name="_Toc231221407"/>
-      <w:r>
+      <w:bookmarkStart w:id="24" w:name="_Toc231221407"/>
+      <w:r>
+        <w:lastRenderedPageBreak/>
         <w:t>User Stories</w:t>
       </w:r>
-      <w:bookmarkEnd w:id="25"/>
+      <w:bookmarkEnd w:id="24"/>
     </w:p>
     <w:tbl>
       <w:tblPr>
@@ -7380,7 +7532,6 @@
               </w:rPr>
             </w:pPr>
             <w:r>
-              <w:lastRenderedPageBreak/>
               <w:t>Título</w:t>
             </w:r>
             <w:r>
@@ -8105,6 +8256,7 @@
                 <w:b w:val="0"/>
                 <w:bCs w:val="0"/>
               </w:rPr>
+              <w:lastRenderedPageBreak/>
               <w:t>O valor do orçamento é obrigatório e numérico</w:t>
             </w:r>
           </w:p>
@@ -8127,6 +8279,7 @@
               </w:rPr>
             </w:pPr>
             <w:r>
+              <w:lastRenderedPageBreak/>
               <w:t>Título:</w:t>
             </w:r>
             <w:r>
@@ -8323,7 +8476,6 @@
               </w:rPr>
             </w:pPr>
             <w:r>
-              <w:lastRenderedPageBreak/>
               <w:t>Título:</w:t>
             </w:r>
             <w:r>
@@ -9201,6 +9353,7 @@
               </w:rPr>
             </w:pPr>
             <w:r>
+              <w:lastRenderedPageBreak/>
               <w:t xml:space="preserve">Descrição: </w:t>
             </w:r>
             <w:r>
@@ -9425,7 +9578,6 @@
               </w:rPr>
             </w:pPr>
             <w:r>
-              <w:lastRenderedPageBreak/>
               <w:t>Critérios de Aceitação:</w:t>
             </w:r>
           </w:p>
@@ -9504,7 +9656,6 @@
               </w:rPr>
             </w:pPr>
             <w:r>
-              <w:lastRenderedPageBreak/>
               <w:t>Título:</w:t>
             </w:r>
             <w:r>
@@ -10187,213 +10338,55 @@
       </w:tr>
     </w:tbl>
     <w:p/>
-    <w:p/>
-    <w:p/>
-    <w:p/>
-    <w:p/>
-    <w:p/>
-    <w:p/>
     <w:p>
       <w:pPr>
         <w:pStyle w:val="Heading2"/>
       </w:pPr>
-      <w:bookmarkStart w:id="26" w:name="_Toc231221408"/>
+      <w:bookmarkStart w:id="25" w:name="_Toc231221408"/>
       <w:r>
         <w:lastRenderedPageBreak/>
         <w:t>Execução do projeto</w:t>
+      </w:r>
+      <w:bookmarkEnd w:id="25"/>
+    </w:p>
+    <w:p>
+      <w:pPr>
+        <w:pStyle w:val="Heading3"/>
+      </w:pPr>
+      <w:bookmarkStart w:id="26" w:name="_Toc231221409"/>
+      <w:r>
+        <w:t>Sprint 1 (</w:t>
+      </w:r>
+      <w:r>
+        <w:t>6 de Maio de 2026</w:t>
+      </w:r>
+      <w:r>
+        <w:t>)</w:t>
       </w:r>
       <w:bookmarkEnd w:id="26"/>
     </w:p>
     <w:p>
-      <w:pPr>
-        <w:rPr>
-          <w:highlight w:val="yellow"/>
-        </w:rPr>
-      </w:pPr>
-      <w:r>
-        <w:rPr>
-          <w:highlight w:val="yellow"/>
-        </w:rPr>
-        <w:t>&lt;Product backlog do projeto</w:t>
-      </w:r>
-      <w:r>
-        <w:rPr>
-          <w:highlight w:val="yellow"/>
-        </w:rPr>
-        <w:t xml:space="preserve">: </w:t>
+      <w:r>
+        <w:t>De seguida encontram-se descritos os principais eventos Scrum</w:t>
+      </w:r>
+      <w:r>
+        <w:t xml:space="preserve"> da Sprint </w:t>
+      </w:r>
+      <w:r>
+        <w:t>1</w:t>
+      </w:r>
+      <w:r>
+        <w:t>.</w:t>
       </w:r>
     </w:p>
     <w:p>
       <w:pPr>
-        <w:pStyle w:val="ListParagraph"/>
-        <w:numPr>
-          <w:ilvl w:val="0"/>
-          <w:numId w:val="6"/>
-        </w:numPr>
-        <w:rPr>
-          <w:highlight w:val="yellow"/>
-        </w:rPr>
-      </w:pPr>
-      <w:r>
-        <w:rPr>
-          <w:highlight w:val="yellow"/>
-        </w:rPr>
-        <w:t>Inicial</w:t>
+        <w:pStyle w:val="Heading4"/>
+      </w:pPr>
+      <w:r>
+        <w:t>Sprint Planning</w:t>
       </w:r>
     </w:p>
-    <w:p>
-      <w:pPr>
-        <w:pStyle w:val="ListParagraph"/>
-        <w:numPr>
-          <w:ilvl w:val="0"/>
-          <w:numId w:val="6"/>
-        </w:numPr>
-        <w:rPr>
-          <w:highlight w:val="yellow"/>
-        </w:rPr>
-      </w:pPr>
-      <w:r>
-        <w:rPr>
-          <w:highlight w:val="yellow"/>
-        </w:rPr>
-        <w:t>Sprint Backlog 1</w:t>
-      </w:r>
-    </w:p>
-    <w:p>
-      <w:pPr>
-        <w:pStyle w:val="ListParagraph"/>
-        <w:numPr>
-          <w:ilvl w:val="0"/>
-          <w:numId w:val="6"/>
-        </w:numPr>
-        <w:rPr>
-          <w:highlight w:val="yellow"/>
-        </w:rPr>
-      </w:pPr>
-      <w:r>
-        <w:rPr>
-          <w:highlight w:val="yellow"/>
-        </w:rPr>
-        <w:t>Sprint Backlog 2</w:t>
-      </w:r>
-    </w:p>
-    <w:p>
-      <w:pPr>
-        <w:pStyle w:val="ListParagraph"/>
-        <w:numPr>
-          <w:ilvl w:val="0"/>
-          <w:numId w:val="6"/>
-        </w:numPr>
-        <w:rPr>
-          <w:highlight w:val="yellow"/>
-        </w:rPr>
-      </w:pPr>
-      <w:r>
-        <w:rPr>
-          <w:highlight w:val="yellow"/>
-        </w:rPr>
-        <w:t>Sprint Backlog 3</w:t>
-      </w:r>
-    </w:p>
-    <w:p>
-      <w:pPr>
-        <w:pStyle w:val="ListParagraph"/>
-        <w:numPr>
-          <w:ilvl w:val="0"/>
-          <w:numId w:val="6"/>
-        </w:numPr>
-        <w:rPr>
-          <w:highlight w:val="yellow"/>
-        </w:rPr>
-      </w:pPr>
-      <w:r>
-        <w:rPr>
-          <w:highlight w:val="yellow"/>
-        </w:rPr>
-        <w:t>Sprint Backlog 4</w:t>
-      </w:r>
-    </w:p>
-    <w:p>
-      <w:r>
-        <w:rPr>
-          <w:highlight w:val="yellow"/>
-        </w:rPr>
-        <w:t>Cada item do Product Backlog deve corresponder a uma Issue (Jira) do tipo Task, Story ou Bug. User Story identificada pelo cliente. As issues devem ser estimadas em Story Points utilizando a sequência de Fibonacci: 1, 2, 3, 5, 8, 13, 2</w:t>
-      </w:r>
-      <w:r>
-        <w:rPr>
-          <w:highlight w:val="yellow"/>
-        </w:rPr>
-        <w:t>1</w:t>
-      </w:r>
-      <w:r>
-        <w:rPr>
-          <w:highlight w:val="yellow"/>
-        </w:rPr>
-        <w:t>.</w:t>
-      </w:r>
-    </w:p>
-    <w:p/>
-    <w:p>
-      <w:pPr>
-        <w:pStyle w:val="Heading3"/>
-      </w:pPr>
-      <w:bookmarkStart w:id="27" w:name="_Toc231221409"/>
-      <w:r>
-        <w:t>Sprint 1 (</w:t>
-      </w:r>
-      <w:r>
-        <w:rPr>
-          <w:highlight w:val="yellow"/>
-        </w:rPr>
-        <w:t xml:space="preserve">Dia de Mês de </w:t>
-      </w:r>
-      <w:r>
-        <w:rPr>
-          <w:highlight w:val="yellow"/>
-        </w:rPr>
-        <w:t>Ano</w:t>
-      </w:r>
-      <w:r>
-        <w:rPr>
-          <w:highlight w:val="yellow"/>
-        </w:rPr>
-        <w:t xml:space="preserve"> a Dia de Mês de </w:t>
-      </w:r>
-      <w:r>
-        <w:rPr>
-          <w:highlight w:val="yellow"/>
-        </w:rPr>
-        <w:t>Ano</w:t>
-      </w:r>
-      <w:r>
-        <w:t>)</w:t>
-      </w:r>
-      <w:bookmarkEnd w:id="27"/>
-    </w:p>
-    <w:p>
-      <w:r>
-        <w:t>De seguida encontram-se descritos os principais eventos Scrum</w:t>
-      </w:r>
-      <w:r>
-        <w:t xml:space="preserve"> da Sprint </w:t>
-      </w:r>
-      <w:r>
-        <w:t>1</w:t>
-      </w:r>
-      <w:r>
-        <w:t>.</w:t>
-      </w:r>
-    </w:p>
-    <w:p>
-      <w:pPr>
-        <w:pStyle w:val="Heading4"/>
-      </w:pPr>
-      <w:r>
-        <w:t>Sprint Planning</w:t>
-      </w:r>
-    </w:p>
-    <w:p/>
     <w:tbl>
       <w:tblPr>
         <w:tblStyle w:val="GridTable2-Accent3"/>
@@ -10520,7 +10513,7 @@
                           <pic:cNvPicPr/>
                         </pic:nvPicPr>
                         <pic:blipFill>
-                          <a:blip r:embed="rId16"/>
+                          <a:blip r:embed="rId20"/>
                           <a:stretch>
                             <a:fillRect/>
                           </a:stretch>
@@ -10831,20 +10824,6 @@
                 <w:bCs w:val="0"/>
               </w:rPr>
             </w:pPr>
-          </w:p>
-          <w:p>
-            <w:pPr>
-              <w:jc w:val="left"/>
-            </w:pPr>
-          </w:p>
-          <w:p>
-            <w:pPr>
-              <w:jc w:val="left"/>
-              <w:rPr>
-                <w:b w:val="0"/>
-                <w:bCs w:val="0"/>
-              </w:rPr>
-            </w:pPr>
             <w:r>
               <w:t>Paulo</w:t>
             </w:r>
@@ -10995,6 +10974,945 @@
                 <w:bCs w:val="0"/>
               </w:rPr>
               <w:t>(nada)</w:t>
+            </w:r>
+          </w:p>
+        </w:tc>
+      </w:tr>
+    </w:tbl>
+    <w:p/>
+    <w:p/>
+    <w:p/>
+    <w:p/>
+    <w:p>
+      <w:pPr>
+        <w:pStyle w:val="Heading4"/>
+      </w:pPr>
+      <w:r>
+        <w:lastRenderedPageBreak/>
+        <w:t>Sprint Retrospective</w:t>
+      </w:r>
+    </w:p>
+    <w:tbl>
+      <w:tblPr>
+        <w:tblStyle w:val="GridTable2-Accent3"/>
+        <w:tblW w:w="9856" w:type="dxa"/>
+        <w:tblLook w:val="04A0" w:firstRow="1" w:lastRow="0" w:firstColumn="1" w:lastColumn="0" w:noHBand="0" w:noVBand="1"/>
+      </w:tblPr>
+      <w:tblGrid>
+        <w:gridCol w:w="1666"/>
+        <w:gridCol w:w="8190"/>
+      </w:tblGrid>
+      <w:tr>
+        <w:trPr>
+          <w:cnfStyle w:val="100000000000" w:firstRow="1" w:lastRow="0" w:firstColumn="0" w:lastColumn="0" w:oddVBand="0" w:evenVBand="0" w:oddHBand="0" w:evenHBand="0" w:firstRowFirstColumn="0" w:firstRowLastColumn="0" w:lastRowFirstColumn="0" w:lastRowLastColumn="0"/>
+        </w:trPr>
+        <w:tc>
+          <w:tcPr>
+            <w:cnfStyle w:val="001000000000" w:firstRow="0" w:lastRow="0" w:firstColumn="1" w:lastColumn="0" w:oddVBand="0" w:evenVBand="0" w:oddHBand="0" w:evenHBand="0" w:firstRowFirstColumn="0" w:firstRowLastColumn="0" w:lastRowFirstColumn="0" w:lastRowLastColumn="0"/>
+            <w:tcW w:w="1666" w:type="dxa"/>
+          </w:tcPr>
+          <w:p>
+            <w:pPr>
+              <w:rPr>
+                <w:sz w:val="2"/>
+                <w:szCs w:val="2"/>
+                <w:highlight w:val="yellow"/>
+              </w:rPr>
+            </w:pPr>
+          </w:p>
+        </w:tc>
+        <w:tc>
+          <w:tcPr>
+            <w:tcW w:w="8190" w:type="dxa"/>
+          </w:tcPr>
+          <w:p>
+            <w:pPr>
+              <w:cnfStyle w:val="100000000000" w:firstRow="1" w:lastRow="0" w:firstColumn="0" w:lastColumn="0" w:oddVBand="0" w:evenVBand="0" w:oddHBand="0" w:evenHBand="0" w:firstRowFirstColumn="0" w:firstRowLastColumn="0" w:lastRowFirstColumn="0" w:lastRowLastColumn="0"/>
+              <w:rPr>
+                <w:sz w:val="2"/>
+                <w:szCs w:val="2"/>
+                <w:highlight w:val="yellow"/>
+              </w:rPr>
+            </w:pPr>
+          </w:p>
+        </w:tc>
+      </w:tr>
+      <w:tr>
+        <w:trPr>
+          <w:cnfStyle w:val="000000100000" w:firstRow="0" w:lastRow="0" w:firstColumn="0" w:lastColumn="0" w:oddVBand="0" w:evenVBand="0" w:oddHBand="1" w:evenHBand="0" w:firstRowFirstColumn="0" w:firstRowLastColumn="0" w:lastRowFirstColumn="0" w:lastRowLastColumn="0"/>
+        </w:trPr>
+        <w:tc>
+          <w:tcPr>
+            <w:cnfStyle w:val="001000000000" w:firstRow="0" w:lastRow="0" w:firstColumn="1" w:lastColumn="0" w:oddVBand="0" w:evenVBand="0" w:oddHBand="0" w:evenHBand="0" w:firstRowFirstColumn="0" w:firstRowLastColumn="0" w:lastRowFirstColumn="0" w:lastRowLastColumn="0"/>
+            <w:tcW w:w="1666" w:type="dxa"/>
+          </w:tcPr>
+          <w:p>
+            <w:pPr>
+              <w:rPr>
+                <w:b w:val="0"/>
+                <w:bCs w:val="0"/>
+              </w:rPr>
+            </w:pPr>
+            <w:r>
+              <w:t>Data:</w:t>
+            </w:r>
+          </w:p>
+        </w:tc>
+        <w:tc>
+          <w:tcPr>
+            <w:tcW w:w="8190" w:type="dxa"/>
+          </w:tcPr>
+          <w:p>
+            <w:pPr>
+              <w:cnfStyle w:val="000000100000" w:firstRow="0" w:lastRow="0" w:firstColumn="0" w:lastColumn="0" w:oddVBand="0" w:evenVBand="0" w:oddHBand="1" w:evenHBand="0" w:firstRowFirstColumn="0" w:firstRowLastColumn="0" w:lastRowFirstColumn="0" w:lastRowLastColumn="0"/>
+            </w:pPr>
+            <w:r>
+              <w:t>&lt;</w:t>
+            </w:r>
+            <w:r>
+              <w:t>6</w:t>
+            </w:r>
+            <w:r>
+              <w:t xml:space="preserve"> de Maio de 20</w:t>
+            </w:r>
+            <w:r>
+              <w:t>26</w:t>
+            </w:r>
+            <w:r>
+              <w:t>&gt;</w:t>
+            </w:r>
+          </w:p>
+        </w:tc>
+      </w:tr>
+      <w:tr>
+        <w:tc>
+          <w:tcPr>
+            <w:cnfStyle w:val="001000000000" w:firstRow="0" w:lastRow="0" w:firstColumn="1" w:lastColumn="0" w:oddVBand="0" w:evenVBand="0" w:oddHBand="0" w:evenHBand="0" w:firstRowFirstColumn="0" w:firstRowLastColumn="0" w:lastRowFirstColumn="0" w:lastRowLastColumn="0"/>
+            <w:tcW w:w="9856" w:type="dxa"/>
+            <w:gridSpan w:val="2"/>
+          </w:tcPr>
+          <w:p>
+            <w:r>
+              <w:rPr>
+                <w:i/>
+                <w:iCs/>
+              </w:rPr>
+              <w:t>Conclusões</w:t>
+            </w:r>
+            <w:r>
+              <w:t xml:space="preserve">: </w:t>
+            </w:r>
+            <w:r>
+              <w:rPr>
+                <w:b w:val="0"/>
+                <w:bCs w:val="0"/>
+                <w:highlight w:val="yellow"/>
+              </w:rPr>
+              <w:t>&lt;pontos positivos, negativos, identificar melhorias no processo para evitar novos erros</w:t>
+            </w:r>
+            <w:r>
+              <w:rPr>
+                <w:b w:val="0"/>
+                <w:bCs w:val="0"/>
+                <w:highlight w:val="yellow"/>
+              </w:rPr>
+              <w:t xml:space="preserve">, tirar conclusões acerca de 1 dos gráficos de </w:t>
+            </w:r>
+            <w:r>
+              <w:rPr>
+                <w:b w:val="0"/>
+                <w:bCs w:val="0"/>
+                <w:i/>
+                <w:iCs/>
+                <w:highlight w:val="yellow"/>
+              </w:rPr>
+              <w:t>burn down</w:t>
+            </w:r>
+            <w:r>
+              <w:rPr>
+                <w:b w:val="0"/>
+                <w:bCs w:val="0"/>
+                <w:highlight w:val="yellow"/>
+              </w:rPr>
+              <w:t xml:space="preserve"> ou </w:t>
+            </w:r>
+            <w:r>
+              <w:rPr>
+                <w:b w:val="0"/>
+                <w:bCs w:val="0"/>
+                <w:i/>
+                <w:iCs/>
+                <w:highlight w:val="yellow"/>
+              </w:rPr>
+              <w:t>burn up</w:t>
+            </w:r>
+            <w:r>
+              <w:rPr>
+                <w:b w:val="0"/>
+                <w:bCs w:val="0"/>
+                <w:highlight w:val="yellow"/>
+              </w:rPr>
+              <w:t>&gt;</w:t>
+            </w:r>
+          </w:p>
+          <w:p>
+            <w:pPr>
+              <w:pStyle w:val="ListParagraph"/>
+              <w:numPr>
+                <w:ilvl w:val="0"/>
+                <w:numId w:val="8"/>
+              </w:numPr>
+              <w:rPr>
+                <w:b w:val="0"/>
+                <w:bCs w:val="0"/>
+              </w:rPr>
+            </w:pPr>
+            <w:r>
+              <w:rPr>
+                <w:b w:val="0"/>
+                <w:bCs w:val="0"/>
+              </w:rPr>
+              <w:t>...</w:t>
+            </w:r>
+          </w:p>
+          <w:p>
+            <w:pPr>
+              <w:pStyle w:val="ListParagraph"/>
+              <w:numPr>
+                <w:ilvl w:val="0"/>
+                <w:numId w:val="8"/>
+              </w:numPr>
+              <w:rPr>
+                <w:b w:val="0"/>
+                <w:bCs w:val="0"/>
+              </w:rPr>
+            </w:pPr>
+            <w:r>
+              <w:rPr>
+                <w:b w:val="0"/>
+                <w:bCs w:val="0"/>
+              </w:rPr>
+              <w:t>...</w:t>
+            </w:r>
+          </w:p>
+          <w:p>
+            <w:pPr>
+              <w:pStyle w:val="ListParagraph"/>
+              <w:numPr>
+                <w:ilvl w:val="0"/>
+                <w:numId w:val="8"/>
+              </w:numPr>
+              <w:rPr>
+                <w:b w:val="0"/>
+                <w:bCs w:val="0"/>
+              </w:rPr>
+            </w:pPr>
+            <w:r>
+              <w:rPr>
+                <w:b w:val="0"/>
+                <w:bCs w:val="0"/>
+              </w:rPr>
+              <w:t>...</w:t>
+            </w:r>
+          </w:p>
+          <w:p>
+            <w:pPr>
+              <w:rPr>
+                <w:lang w:val="en-GB"/>
+              </w:rPr>
+            </w:pPr>
+            <w:r>
+              <w:rPr>
+                <w:lang w:val="en-GB"/>
+              </w:rPr>
+              <w:drawing>
+                <wp:inline distT="0" distB="0" distL="0" distR="0" wp14:anchorId="060D978F" wp14:editId="55EE436C">
+                  <wp:extent cx="6120130" cy="3281045"/>
+                  <wp:effectExtent l="0" t="0" r="0" b="0"/>
+                  <wp:docPr id="583362777" name="Picture 2"/>
+                  <wp:cNvGraphicFramePr>
+                    <a:graphicFrameLocks xmlns:a="http://schemas.openxmlformats.org/drawingml/2006/main" noChangeAspect="1"/>
+                  </wp:cNvGraphicFramePr>
+                  <a:graphic xmlns:a="http://schemas.openxmlformats.org/drawingml/2006/main">
+                    <a:graphicData uri="http://schemas.openxmlformats.org/drawingml/2006/picture">
+                      <pic:pic xmlns:pic="http://schemas.openxmlformats.org/drawingml/2006/picture">
+                        <pic:nvPicPr>
+                          <pic:cNvPr id="0" name="Picture 6"/>
+                          <pic:cNvPicPr>
+                            <a:picLocks noChangeAspect="1" noChangeArrowheads="1"/>
+                          </pic:cNvPicPr>
+                        </pic:nvPicPr>
+                        <pic:blipFill>
+                          <a:blip r:embed="rId21" cstate="print">
+                            <a:extLst>
+                              <a:ext uri="{28A0092B-C50C-407E-A947-70E740481C1C}">
+                                <a14:useLocalDpi xmlns:a14="http://schemas.microsoft.com/office/drawing/2010/main" val="0"/>
+                              </a:ext>
+                            </a:extLst>
+                          </a:blip>
+                          <a:srcRect/>
+                          <a:stretch>
+                            <a:fillRect/>
+                          </a:stretch>
+                        </pic:blipFill>
+                        <pic:spPr bwMode="auto">
+                          <a:xfrm>
+                            <a:off x="0" y="0"/>
+                            <a:ext cx="6120130" cy="3281045"/>
+                          </a:xfrm>
+                          <a:prstGeom prst="rect">
+                            <a:avLst/>
+                          </a:prstGeom>
+                          <a:noFill/>
+                          <a:ln>
+                            <a:noFill/>
+                          </a:ln>
+                        </pic:spPr>
+                      </pic:pic>
+                    </a:graphicData>
+                  </a:graphic>
+                </wp:inline>
+              </w:drawing>
+            </w:r>
+          </w:p>
+        </w:tc>
+      </w:tr>
+    </w:tbl>
+    <w:p/>
+    <w:p>
+      <w:pPr>
+        <w:pStyle w:val="Heading3"/>
+      </w:pPr>
+      <w:bookmarkStart w:id="27" w:name="_Toc231221410"/>
+      <w:r>
+        <w:t>Sprint 2 (</w:t>
+      </w:r>
+      <w:r>
+        <w:rPr>
+          <w:highlight w:val="yellow"/>
+        </w:rPr>
+        <w:t xml:space="preserve">Dia de Mês de </w:t>
+      </w:r>
+      <w:r>
+        <w:rPr>
+          <w:highlight w:val="yellow"/>
+        </w:rPr>
+        <w:t>Ano</w:t>
+      </w:r>
+      <w:r>
+        <w:rPr>
+          <w:highlight w:val="yellow"/>
+        </w:rPr>
+        <w:t xml:space="preserve"> a Dia de Mês de </w:t>
+      </w:r>
+      <w:r>
+        <w:rPr>
+          <w:highlight w:val="yellow"/>
+        </w:rPr>
+        <w:t>Ano</w:t>
+      </w:r>
+      <w:r>
+        <w:t>)</w:t>
+      </w:r>
+      <w:bookmarkEnd w:id="27"/>
+    </w:p>
+    <w:p>
+      <w:r>
+        <w:t>De seguida encontram-se descritos os principais eventos Scrum</w:t>
+      </w:r>
+      <w:r>
+        <w:t xml:space="preserve"> da Sprint 4</w:t>
+      </w:r>
+      <w:r>
+        <w:t>.</w:t>
+      </w:r>
+    </w:p>
+    <w:p>
+      <w:pPr>
+        <w:pStyle w:val="Heading4"/>
+      </w:pPr>
+      <w:r>
+        <w:t>Sprint Planning</w:t>
+      </w:r>
+    </w:p>
+    <w:p/>
+    <w:tbl>
+      <w:tblPr>
+        <w:tblStyle w:val="GridTable2-Accent3"/>
+        <w:tblW w:w="9856" w:type="dxa"/>
+        <w:tblLook w:val="04A0" w:firstRow="1" w:lastRow="0" w:firstColumn="1" w:lastColumn="0" w:noHBand="0" w:noVBand="1"/>
+      </w:tblPr>
+      <w:tblGrid>
+        <w:gridCol w:w="1666"/>
+        <w:gridCol w:w="8190"/>
+      </w:tblGrid>
+      <w:tr>
+        <w:trPr>
+          <w:cnfStyle w:val="100000000000" w:firstRow="1" w:lastRow="0" w:firstColumn="0" w:lastColumn="0" w:oddVBand="0" w:evenVBand="0" w:oddHBand="0" w:evenHBand="0" w:firstRowFirstColumn="0" w:firstRowLastColumn="0" w:lastRowFirstColumn="0" w:lastRowLastColumn="0"/>
+        </w:trPr>
+        <w:tc>
+          <w:tcPr>
+            <w:cnfStyle w:val="001000000000" w:firstRow="0" w:lastRow="0" w:firstColumn="1" w:lastColumn="0" w:oddVBand="0" w:evenVBand="0" w:oddHBand="0" w:evenHBand="0" w:firstRowFirstColumn="0" w:firstRowLastColumn="0" w:lastRowFirstColumn="0" w:lastRowLastColumn="0"/>
+            <w:tcW w:w="1666" w:type="dxa"/>
+          </w:tcPr>
+          <w:p>
+            <w:pPr>
+              <w:rPr>
+                <w:sz w:val="2"/>
+                <w:szCs w:val="2"/>
+                <w:highlight w:val="yellow"/>
+              </w:rPr>
+            </w:pPr>
+          </w:p>
+        </w:tc>
+        <w:tc>
+          <w:tcPr>
+            <w:tcW w:w="8190" w:type="dxa"/>
+          </w:tcPr>
+          <w:p>
+            <w:pPr>
+              <w:cnfStyle w:val="100000000000" w:firstRow="1" w:lastRow="0" w:firstColumn="0" w:lastColumn="0" w:oddVBand="0" w:evenVBand="0" w:oddHBand="0" w:evenHBand="0" w:firstRowFirstColumn="0" w:firstRowLastColumn="0" w:lastRowFirstColumn="0" w:lastRowLastColumn="0"/>
+              <w:rPr>
+                <w:sz w:val="2"/>
+                <w:szCs w:val="2"/>
+                <w:highlight w:val="yellow"/>
+              </w:rPr>
+            </w:pPr>
+          </w:p>
+        </w:tc>
+      </w:tr>
+      <w:tr>
+        <w:trPr>
+          <w:cnfStyle w:val="000000100000" w:firstRow="0" w:lastRow="0" w:firstColumn="0" w:lastColumn="0" w:oddVBand="0" w:evenVBand="0" w:oddHBand="1" w:evenHBand="0" w:firstRowFirstColumn="0" w:firstRowLastColumn="0" w:lastRowFirstColumn="0" w:lastRowLastColumn="0"/>
+        </w:trPr>
+        <w:tc>
+          <w:tcPr>
+            <w:cnfStyle w:val="001000000000" w:firstRow="0" w:lastRow="0" w:firstColumn="1" w:lastColumn="0" w:oddVBand="0" w:evenVBand="0" w:oddHBand="0" w:evenHBand="0" w:firstRowFirstColumn="0" w:firstRowLastColumn="0" w:lastRowFirstColumn="0" w:lastRowLastColumn="0"/>
+            <w:tcW w:w="1666" w:type="dxa"/>
+          </w:tcPr>
+          <w:p>
+            <w:pPr>
+              <w:rPr>
+                <w:b w:val="0"/>
+                <w:bCs w:val="0"/>
+              </w:rPr>
+            </w:pPr>
+            <w:r>
+              <w:t>Data:</w:t>
+            </w:r>
+          </w:p>
+        </w:tc>
+        <w:tc>
+          <w:tcPr>
+            <w:tcW w:w="8190" w:type="dxa"/>
+          </w:tcPr>
+          <w:p>
+            <w:pPr>
+              <w:cnfStyle w:val="000000100000" w:firstRow="0" w:lastRow="0" w:firstColumn="0" w:lastColumn="0" w:oddVBand="0" w:evenVBand="0" w:oddHBand="1" w:evenHBand="0" w:firstRowFirstColumn="0" w:firstRowLastColumn="0" w:lastRowFirstColumn="0" w:lastRowLastColumn="0"/>
+            </w:pPr>
+            <w:r>
+              <w:rPr>
+                <w:highlight w:val="yellow"/>
+              </w:rPr>
+              <w:t>&lt;</w:t>
+            </w:r>
+            <w:r>
+              <w:rPr>
+                <w:highlight w:val="yellow"/>
+              </w:rPr>
+              <w:t>1 de Maio de 20</w:t>
+            </w:r>
+            <w:r>
+              <w:rPr>
+                <w:highlight w:val="yellow"/>
+              </w:rPr>
+              <w:t>xx</w:t>
+            </w:r>
+            <w:r>
+              <w:rPr>
+                <w:highlight w:val="yellow"/>
+              </w:rPr>
+              <w:t>&gt;</w:t>
+            </w:r>
+          </w:p>
+        </w:tc>
+      </w:tr>
+      <w:tr>
+        <w:tc>
+          <w:tcPr>
+            <w:cnfStyle w:val="001000000000" w:firstRow="0" w:lastRow="0" w:firstColumn="1" w:lastColumn="0" w:oddVBand="0" w:evenVBand="0" w:oddHBand="0" w:evenHBand="0" w:firstRowFirstColumn="0" w:firstRowLastColumn="0" w:lastRowFirstColumn="0" w:lastRowLastColumn="0"/>
+            <w:tcW w:w="9856" w:type="dxa"/>
+            <w:gridSpan w:val="2"/>
+          </w:tcPr>
+          <w:p>
+            <w:r>
+              <w:rPr>
+                <w:i/>
+                <w:iCs/>
+              </w:rPr>
+              <w:t>Sprint Backlog</w:t>
+            </w:r>
+            <w:r>
+              <w:t xml:space="preserve">: </w:t>
+            </w:r>
+            <w:r>
+              <w:rPr>
+                <w:b w:val="0"/>
+                <w:bCs w:val="0"/>
+                <w:highlight w:val="yellow"/>
+              </w:rPr>
+              <w:t>&lt;retirar do jira a imagem</w:t>
+            </w:r>
+            <w:r>
+              <w:rPr>
+                <w:b w:val="0"/>
+                <w:bCs w:val="0"/>
+                <w:highlight w:val="yellow"/>
+              </w:rPr>
+              <w:t xml:space="preserve"> tal como no exemplo do Sprint 1</w:t>
+            </w:r>
+            <w:r>
+              <w:rPr>
+                <w:b w:val="0"/>
+                <w:bCs w:val="0"/>
+                <w:highlight w:val="yellow"/>
+              </w:rPr>
+              <w:t>&gt;</w:t>
+            </w:r>
+          </w:p>
+          <w:p/>
+        </w:tc>
+      </w:tr>
+    </w:tbl>
+    <w:p/>
+    <w:p>
+      <w:pPr>
+        <w:pStyle w:val="Heading4"/>
+      </w:pPr>
+      <w:r>
+        <w:t>Daily Meetings</w:t>
+      </w:r>
+      <w:r>
+        <w:t xml:space="preserve"> (1 por semana)</w:t>
+      </w:r>
+    </w:p>
+    <w:p/>
+    <w:tbl>
+      <w:tblPr>
+        <w:tblStyle w:val="GridTable2-Accent3"/>
+        <w:tblW w:w="9856" w:type="dxa"/>
+        <w:tblLook w:val="04A0" w:firstRow="1" w:lastRow="0" w:firstColumn="1" w:lastColumn="0" w:noHBand="0" w:noVBand="1"/>
+      </w:tblPr>
+      <w:tblGrid>
+        <w:gridCol w:w="1666"/>
+        <w:gridCol w:w="8190"/>
+      </w:tblGrid>
+      <w:tr>
+        <w:trPr>
+          <w:cnfStyle w:val="100000000000" w:firstRow="1" w:lastRow="0" w:firstColumn="0" w:lastColumn="0" w:oddVBand="0" w:evenVBand="0" w:oddHBand="0" w:evenHBand="0" w:firstRowFirstColumn="0" w:firstRowLastColumn="0" w:lastRowFirstColumn="0" w:lastRowLastColumn="0"/>
+        </w:trPr>
+        <w:tc>
+          <w:tcPr>
+            <w:cnfStyle w:val="001000000000" w:firstRow="0" w:lastRow="0" w:firstColumn="1" w:lastColumn="0" w:oddVBand="0" w:evenVBand="0" w:oddHBand="0" w:evenHBand="0" w:firstRowFirstColumn="0" w:firstRowLastColumn="0" w:lastRowFirstColumn="0" w:lastRowLastColumn="0"/>
+            <w:tcW w:w="1666" w:type="dxa"/>
+          </w:tcPr>
+          <w:p>
+            <w:pPr>
+              <w:rPr>
+                <w:sz w:val="2"/>
+                <w:szCs w:val="2"/>
+                <w:highlight w:val="yellow"/>
+              </w:rPr>
+            </w:pPr>
+          </w:p>
+        </w:tc>
+        <w:tc>
+          <w:tcPr>
+            <w:tcW w:w="8190" w:type="dxa"/>
+          </w:tcPr>
+          <w:p>
+            <w:pPr>
+              <w:cnfStyle w:val="100000000000" w:firstRow="1" w:lastRow="0" w:firstColumn="0" w:lastColumn="0" w:oddVBand="0" w:evenVBand="0" w:oddHBand="0" w:evenHBand="0" w:firstRowFirstColumn="0" w:firstRowLastColumn="0" w:lastRowFirstColumn="0" w:lastRowLastColumn="0"/>
+              <w:rPr>
+                <w:sz w:val="2"/>
+                <w:szCs w:val="2"/>
+                <w:highlight w:val="yellow"/>
+              </w:rPr>
+            </w:pPr>
+          </w:p>
+        </w:tc>
+      </w:tr>
+      <w:tr>
+        <w:trPr>
+          <w:cnfStyle w:val="000000100000" w:firstRow="0" w:lastRow="0" w:firstColumn="0" w:lastColumn="0" w:oddVBand="0" w:evenVBand="0" w:oddHBand="1" w:evenHBand="0" w:firstRowFirstColumn="0" w:firstRowLastColumn="0" w:lastRowFirstColumn="0" w:lastRowLastColumn="0"/>
+        </w:trPr>
+        <w:tc>
+          <w:tcPr>
+            <w:cnfStyle w:val="001000000000" w:firstRow="0" w:lastRow="0" w:firstColumn="1" w:lastColumn="0" w:oddVBand="0" w:evenVBand="0" w:oddHBand="0" w:evenHBand="0" w:firstRowFirstColumn="0" w:firstRowLastColumn="0" w:lastRowFirstColumn="0" w:lastRowLastColumn="0"/>
+            <w:tcW w:w="1666" w:type="dxa"/>
+          </w:tcPr>
+          <w:p>
+            <w:pPr>
+              <w:rPr>
+                <w:b w:val="0"/>
+                <w:bCs w:val="0"/>
+              </w:rPr>
+            </w:pPr>
+            <w:r>
+              <w:t>Data:</w:t>
+            </w:r>
+          </w:p>
+        </w:tc>
+        <w:tc>
+          <w:tcPr>
+            <w:tcW w:w="8190" w:type="dxa"/>
+          </w:tcPr>
+          <w:p>
+            <w:pPr>
+              <w:cnfStyle w:val="000000100000" w:firstRow="0" w:lastRow="0" w:firstColumn="0" w:lastColumn="0" w:oddVBand="0" w:evenVBand="0" w:oddHBand="1" w:evenHBand="0" w:firstRowFirstColumn="0" w:firstRowLastColumn="0" w:lastRowFirstColumn="0" w:lastRowLastColumn="0"/>
+            </w:pPr>
+            <w:r>
+              <w:rPr>
+                <w:highlight w:val="yellow"/>
+              </w:rPr>
+              <w:t>&lt;</w:t>
+            </w:r>
+            <w:r>
+              <w:rPr>
+                <w:highlight w:val="yellow"/>
+              </w:rPr>
+              <w:t>1 de Maio de 20xx</w:t>
+            </w:r>
+            <w:r>
+              <w:rPr>
+                <w:highlight w:val="yellow"/>
+              </w:rPr>
+              <w:t>&gt;</w:t>
+            </w:r>
+          </w:p>
+        </w:tc>
+      </w:tr>
+      <w:tr>
+        <w:tc>
+          <w:tcPr>
+            <w:cnfStyle w:val="001000000000" w:firstRow="0" w:lastRow="0" w:firstColumn="1" w:lastColumn="0" w:oddVBand="0" w:evenVBand="0" w:oddHBand="0" w:evenHBand="0" w:firstRowFirstColumn="0" w:firstRowLastColumn="0" w:lastRowFirstColumn="0" w:lastRowLastColumn="0"/>
+            <w:tcW w:w="9856" w:type="dxa"/>
+            <w:gridSpan w:val="2"/>
+          </w:tcPr>
+          <w:p>
+            <w:pPr>
+              <w:jc w:val="left"/>
+              <w:rPr>
+                <w:b w:val="0"/>
+                <w:bCs w:val="0"/>
+              </w:rPr>
+            </w:pPr>
+            <w:r>
+              <w:rPr>
+                <w:highlight w:val="yellow"/>
+              </w:rPr>
+              <w:t>&lt;nome do membro 1 da equipa&gt;</w:t>
+            </w:r>
+          </w:p>
+          <w:p>
+            <w:pPr>
+              <w:pStyle w:val="ListParagraph"/>
+              <w:numPr>
+                <w:ilvl w:val="0"/>
+                <w:numId w:val="9"/>
+              </w:numPr>
+              <w:contextualSpacing w:val="0"/>
+              <w:jc w:val="left"/>
+              <w:rPr>
+                <w:b w:val="0"/>
+                <w:bCs w:val="0"/>
+              </w:rPr>
+            </w:pPr>
+            <w:r>
+              <w:rPr>
+                <w:b w:val="0"/>
+                <w:bCs w:val="0"/>
+                <w:u w:val="single"/>
+              </w:rPr>
+              <w:t>O que fez na semana anterior</w:t>
+            </w:r>
+            <w:r>
+              <w:rPr>
+                <w:b w:val="0"/>
+                <w:bCs w:val="0"/>
+              </w:rPr>
+              <w:t xml:space="preserve">: </w:t>
+            </w:r>
+          </w:p>
+          <w:p>
+            <w:pPr>
+              <w:pStyle w:val="ListParagraph"/>
+              <w:numPr>
+                <w:ilvl w:val="0"/>
+                <w:numId w:val="9"/>
+              </w:numPr>
+              <w:contextualSpacing w:val="0"/>
+              <w:jc w:val="left"/>
+              <w:rPr>
+                <w:b w:val="0"/>
+                <w:bCs w:val="0"/>
+              </w:rPr>
+            </w:pPr>
+            <w:r>
+              <w:rPr>
+                <w:b w:val="0"/>
+                <w:bCs w:val="0"/>
+                <w:u w:val="single"/>
+              </w:rPr>
+              <w:lastRenderedPageBreak/>
+              <w:t>O que vai fazer esta semana</w:t>
+            </w:r>
+            <w:r>
+              <w:rPr>
+                <w:b w:val="0"/>
+                <w:bCs w:val="0"/>
+              </w:rPr>
+              <w:t xml:space="preserve">: </w:t>
+            </w:r>
+          </w:p>
+          <w:p>
+            <w:pPr>
+              <w:pStyle w:val="ListParagraph"/>
+              <w:numPr>
+                <w:ilvl w:val="0"/>
+                <w:numId w:val="9"/>
+              </w:numPr>
+              <w:contextualSpacing w:val="0"/>
+              <w:jc w:val="left"/>
+              <w:rPr>
+                <w:b w:val="0"/>
+                <w:bCs w:val="0"/>
+              </w:rPr>
+            </w:pPr>
+            <w:r>
+              <w:rPr>
+                <w:b w:val="0"/>
+                <w:bCs w:val="0"/>
+                <w:u w:val="single"/>
+              </w:rPr>
+              <w:t>Dificuldades que prevê</w:t>
+            </w:r>
+            <w:r>
+              <w:rPr>
+                <w:b w:val="0"/>
+                <w:bCs w:val="0"/>
+              </w:rPr>
+              <w:t>:</w:t>
+            </w:r>
+          </w:p>
+          <w:p>
+            <w:pPr>
+              <w:jc w:val="left"/>
+              <w:rPr>
+                <w:b w:val="0"/>
+                <w:bCs w:val="0"/>
+              </w:rPr>
+            </w:pPr>
+            <w:r>
+              <w:rPr>
+                <w:highlight w:val="yellow"/>
+              </w:rPr>
+              <w:t>&lt;nome do membro 2 da equipa&gt;</w:t>
+            </w:r>
+          </w:p>
+          <w:p>
+            <w:pPr>
+              <w:pStyle w:val="ListParagraph"/>
+              <w:numPr>
+                <w:ilvl w:val="0"/>
+                <w:numId w:val="10"/>
+              </w:numPr>
+              <w:contextualSpacing w:val="0"/>
+              <w:jc w:val="left"/>
+              <w:rPr>
+                <w:b w:val="0"/>
+                <w:bCs w:val="0"/>
+              </w:rPr>
+            </w:pPr>
+            <w:r>
+              <w:rPr>
+                <w:b w:val="0"/>
+                <w:bCs w:val="0"/>
+                <w:u w:val="single"/>
+              </w:rPr>
+              <w:t>O que fez na semana anterior</w:t>
+            </w:r>
+            <w:r>
+              <w:rPr>
+                <w:b w:val="0"/>
+                <w:bCs w:val="0"/>
+              </w:rPr>
+              <w:t xml:space="preserve">: </w:t>
+            </w:r>
+          </w:p>
+          <w:p>
+            <w:pPr>
+              <w:pStyle w:val="ListParagraph"/>
+              <w:numPr>
+                <w:ilvl w:val="0"/>
+                <w:numId w:val="10"/>
+              </w:numPr>
+              <w:contextualSpacing w:val="0"/>
+              <w:jc w:val="left"/>
+              <w:rPr>
+                <w:b w:val="0"/>
+                <w:bCs w:val="0"/>
+              </w:rPr>
+            </w:pPr>
+            <w:r>
+              <w:rPr>
+                <w:b w:val="0"/>
+                <w:bCs w:val="0"/>
+                <w:u w:val="single"/>
+              </w:rPr>
+              <w:t>O que vai fazer esta semana</w:t>
+            </w:r>
+            <w:r>
+              <w:rPr>
+                <w:b w:val="0"/>
+                <w:bCs w:val="0"/>
+              </w:rPr>
+              <w:t>:</w:t>
+            </w:r>
+          </w:p>
+          <w:p>
+            <w:pPr>
+              <w:pStyle w:val="ListParagraph"/>
+              <w:numPr>
+                <w:ilvl w:val="0"/>
+                <w:numId w:val="10"/>
+              </w:numPr>
+              <w:contextualSpacing w:val="0"/>
+              <w:jc w:val="left"/>
+              <w:rPr>
+                <w:b w:val="0"/>
+                <w:bCs w:val="0"/>
+              </w:rPr>
+            </w:pPr>
+            <w:r>
+              <w:rPr>
+                <w:b w:val="0"/>
+                <w:bCs w:val="0"/>
+                <w:u w:val="single"/>
+              </w:rPr>
+              <w:t>Dificuldades que prevê</w:t>
+            </w:r>
+            <w:r>
+              <w:rPr>
+                <w:b w:val="0"/>
+                <w:bCs w:val="0"/>
+              </w:rPr>
+              <w:t>:</w:t>
+            </w:r>
+          </w:p>
+          <w:p>
+            <w:pPr>
+              <w:jc w:val="left"/>
+              <w:rPr>
+                <w:b w:val="0"/>
+                <w:bCs w:val="0"/>
+              </w:rPr>
+            </w:pPr>
+            <w:r>
+              <w:rPr>
+                <w:highlight w:val="yellow"/>
+              </w:rPr>
+              <w:t>&lt;nome do membro 3 da equipa&gt;</w:t>
+            </w:r>
+          </w:p>
+          <w:p>
+            <w:pPr>
+              <w:pStyle w:val="ListParagraph"/>
+              <w:numPr>
+                <w:ilvl w:val="0"/>
+                <w:numId w:val="11"/>
+              </w:numPr>
+              <w:contextualSpacing w:val="0"/>
+              <w:jc w:val="left"/>
+              <w:rPr>
+                <w:b w:val="0"/>
+                <w:bCs w:val="0"/>
+              </w:rPr>
+            </w:pPr>
+            <w:r>
+              <w:rPr>
+                <w:b w:val="0"/>
+                <w:bCs w:val="0"/>
+                <w:u w:val="single"/>
+              </w:rPr>
+              <w:t>O que fez na semana anterior</w:t>
+            </w:r>
+            <w:r>
+              <w:rPr>
+                <w:b w:val="0"/>
+                <w:bCs w:val="0"/>
+              </w:rPr>
+              <w:t xml:space="preserve">: </w:t>
+            </w:r>
+          </w:p>
+          <w:p>
+            <w:pPr>
+              <w:pStyle w:val="ListParagraph"/>
+              <w:numPr>
+                <w:ilvl w:val="0"/>
+                <w:numId w:val="11"/>
+              </w:numPr>
+              <w:contextualSpacing w:val="0"/>
+              <w:jc w:val="left"/>
+              <w:rPr>
+                <w:b w:val="0"/>
+                <w:bCs w:val="0"/>
+              </w:rPr>
+            </w:pPr>
+            <w:r>
+              <w:rPr>
+                <w:b w:val="0"/>
+                <w:bCs w:val="0"/>
+                <w:u w:val="single"/>
+              </w:rPr>
+              <w:t>O que vai fazer esta semana</w:t>
+            </w:r>
+            <w:r>
+              <w:rPr>
+                <w:b w:val="0"/>
+                <w:bCs w:val="0"/>
+              </w:rPr>
+              <w:t>:</w:t>
+            </w:r>
+          </w:p>
+          <w:p>
+            <w:pPr>
+              <w:pStyle w:val="ListParagraph"/>
+              <w:numPr>
+                <w:ilvl w:val="0"/>
+                <w:numId w:val="11"/>
+              </w:numPr>
+              <w:contextualSpacing w:val="0"/>
+              <w:jc w:val="left"/>
+              <w:rPr>
+                <w:b w:val="0"/>
+                <w:bCs w:val="0"/>
+              </w:rPr>
+            </w:pPr>
+            <w:r>
+              <w:rPr>
+                <w:b w:val="0"/>
+                <w:bCs w:val="0"/>
+                <w:u w:val="single"/>
+              </w:rPr>
+              <w:t>Dificuldades que prevê</w:t>
+            </w:r>
+            <w:r>
+              <w:rPr>
+                <w:b w:val="0"/>
+                <w:bCs w:val="0"/>
+              </w:rPr>
+              <w:t>:</w:t>
             </w:r>
           </w:p>
         </w:tc>
@@ -11123,7 +12041,7 @@
               <w:pStyle w:val="ListParagraph"/>
               <w:numPr>
                 <w:ilvl w:val="0"/>
-                <w:numId w:val="15"/>
+                <w:numId w:val="18"/>
               </w:numPr>
               <w:contextualSpacing w:val="0"/>
               <w:jc w:val="left"/>
@@ -11153,7 +12071,7 @@
               <w:pStyle w:val="ListParagraph"/>
               <w:numPr>
                 <w:ilvl w:val="0"/>
-                <w:numId w:val="15"/>
+                <w:numId w:val="18"/>
               </w:numPr>
               <w:contextualSpacing w:val="0"/>
               <w:jc w:val="left"/>
@@ -11183,7 +12101,7 @@
               <w:pStyle w:val="ListParagraph"/>
               <w:numPr>
                 <w:ilvl w:val="0"/>
-                <w:numId w:val="15"/>
+                <w:numId w:val="18"/>
               </w:numPr>
               <w:contextualSpacing w:val="0"/>
               <w:jc w:val="left"/>
@@ -11228,7 +12146,7 @@
               <w:pStyle w:val="ListParagraph"/>
               <w:numPr>
                 <w:ilvl w:val="0"/>
-                <w:numId w:val="16"/>
+                <w:numId w:val="19"/>
               </w:numPr>
               <w:contextualSpacing w:val="0"/>
               <w:jc w:val="left"/>
@@ -11258,7 +12176,7 @@
               <w:pStyle w:val="ListParagraph"/>
               <w:numPr>
                 <w:ilvl w:val="0"/>
-                <w:numId w:val="16"/>
+                <w:numId w:val="19"/>
               </w:numPr>
               <w:contextualSpacing w:val="0"/>
               <w:jc w:val="left"/>
@@ -11288,7 +12206,7 @@
               <w:pStyle w:val="ListParagraph"/>
               <w:numPr>
                 <w:ilvl w:val="0"/>
-                <w:numId w:val="16"/>
+                <w:numId w:val="19"/>
               </w:numPr>
               <w:contextualSpacing w:val="0"/>
               <w:jc w:val="left"/>
@@ -11333,7 +12251,7 @@
               <w:pStyle w:val="ListParagraph"/>
               <w:numPr>
                 <w:ilvl w:val="0"/>
-                <w:numId w:val="17"/>
+                <w:numId w:val="20"/>
               </w:numPr>
               <w:contextualSpacing w:val="0"/>
               <w:jc w:val="left"/>
@@ -11363,7 +12281,7 @@
               <w:pStyle w:val="ListParagraph"/>
               <w:numPr>
                 <w:ilvl w:val="0"/>
-                <w:numId w:val="17"/>
+                <w:numId w:val="20"/>
               </w:numPr>
               <w:contextualSpacing w:val="0"/>
               <w:jc w:val="left"/>
@@ -11393,7 +12311,7 @@
               <w:pStyle w:val="ListParagraph"/>
               <w:numPr>
                 <w:ilvl w:val="0"/>
-                <w:numId w:val="17"/>
+                <w:numId w:val="20"/>
               </w:numPr>
               <w:contextualSpacing w:val="0"/>
               <w:jc w:val="left"/>
@@ -11688,65 +12606,38 @@
                 <w:bCs w:val="0"/>
                 <w:highlight w:val="yellow"/>
               </w:rPr>
-              <w:t>tal como na imagem:&gt;</w:t>
-            </w:r>
-          </w:p>
-          <w:p>
-            <w:r>
-              <w:rPr>
-                <w:noProof/>
-              </w:rPr>
-              <w:lastRenderedPageBreak/>
-              <w:drawing>
-                <wp:inline distT="0" distB="0" distL="0" distR="0" wp14:anchorId="16694A60" wp14:editId="605708C2">
-                  <wp:extent cx="6120130" cy="6272530"/>
-                  <wp:effectExtent l="0" t="0" r="1270" b="1270"/>
-                  <wp:docPr id="19" name="Picture 19"/>
-                  <wp:cNvGraphicFramePr>
-                    <a:graphicFrameLocks xmlns:a="http://schemas.openxmlformats.org/drawingml/2006/main" noChangeAspect="1"/>
-                  </wp:cNvGraphicFramePr>
-                  <a:graphic xmlns:a="http://schemas.openxmlformats.org/drawingml/2006/main">
-                    <a:graphicData uri="http://schemas.openxmlformats.org/drawingml/2006/picture">
-                      <pic:pic xmlns:pic="http://schemas.openxmlformats.org/drawingml/2006/picture">
-                        <pic:nvPicPr>
-                          <pic:cNvPr id="1" name=""/>
-                          <pic:cNvPicPr/>
-                        </pic:nvPicPr>
-                        <pic:blipFill>
-                          <a:blip r:embed="rId17"/>
-                          <a:stretch>
-                            <a:fillRect/>
-                          </a:stretch>
-                        </pic:blipFill>
-                        <pic:spPr>
-                          <a:xfrm>
-                            <a:off x="0" y="0"/>
-                            <a:ext cx="6120130" cy="6272530"/>
-                          </a:xfrm>
-                          <a:prstGeom prst="rect">
-                            <a:avLst/>
-                          </a:prstGeom>
-                        </pic:spPr>
-                      </pic:pic>
-                    </a:graphicData>
-                  </a:graphic>
-                </wp:inline>
-              </w:drawing>
-            </w:r>
-          </w:p>
+              <w:t>tal como n</w:t>
+            </w:r>
+            <w:r>
+              <w:rPr>
+                <w:b w:val="0"/>
+                <w:bCs w:val="0"/>
+                <w:highlight w:val="yellow"/>
+              </w:rPr>
+              <w:t>o exemplo da sprint 1</w:t>
+            </w:r>
+            <w:r>
+              <w:rPr>
+                <w:b w:val="0"/>
+                <w:bCs w:val="0"/>
+                <w:highlight w:val="yellow"/>
+              </w:rPr>
+              <w:t>&gt;</w:t>
+            </w:r>
+          </w:p>
+          <w:p/>
         </w:tc>
       </w:tr>
     </w:tbl>
     <w:p/>
     <w:p/>
-    <w:p/>
     <w:p>
       <w:pPr>
         <w:pStyle w:val="Heading3"/>
       </w:pPr>
-      <w:bookmarkStart w:id="28" w:name="_Toc231221410"/>
-      <w:r>
-        <w:t>Sprint 2 (</w:t>
+      <w:bookmarkStart w:id="28" w:name="_Toc231221411"/>
+      <w:r>
+        <w:t>Sprint 3 (</w:t>
       </w:r>
       <w:r>
         <w:rPr>
@@ -11782,7 +12673,7 @@
         <w:t>De seguida encontram-se descritos os principais eventos Scrum</w:t>
       </w:r>
       <w:r>
-        <w:t xml:space="preserve"> da Sprint 4</w:t>
+        <w:t xml:space="preserve"> da Sprint 3</w:t>
       </w:r>
       <w:r>
         <w:t>.</w:t>
@@ -11881,13 +12772,7 @@
               <w:rPr>
                 <w:highlight w:val="yellow"/>
               </w:rPr>
-              <w:t>1 de Maio de 20</w:t>
-            </w:r>
-            <w:r>
-              <w:rPr>
-                <w:highlight w:val="yellow"/>
-              </w:rPr>
-              <w:t>xx</w:t>
+              <w:t>1 de Maio de 20xx</w:t>
             </w:r>
             <w:r>
               <w:rPr>
@@ -12651,6 +13536,7 @@
                 <w:bCs w:val="0"/>
                 <w:u w:val="single"/>
               </w:rPr>
+              <w:lastRenderedPageBreak/>
               <w:t>O que vai fazer esta semana</w:t>
             </w:r>
             <w:r>
@@ -12871,7 +13757,6 @@
               </w:rPr>
             </w:pPr>
             <w:r>
-              <w:lastRenderedPageBreak/>
               <w:t>Data:</w:t>
             </w:r>
           </w:p>
@@ -13092,60 +13977,54 @@
     </w:tbl>
     <w:p/>
     <w:p/>
+    <w:p/>
     <w:p>
       <w:pPr>
-        <w:pStyle w:val="Heading3"/>
-      </w:pPr>
-      <w:bookmarkStart w:id="29" w:name="_Toc231221411"/>
-      <w:r>
-        <w:t>Sprint 3 (</w:t>
-      </w:r>
+        <w:pStyle w:val="Heading2"/>
+      </w:pPr>
+      <w:bookmarkStart w:id="29" w:name="_Toc231221412"/>
+      <w:r>
+        <w:rPr>
+          <w:i/>
+          <w:iCs/>
+        </w:rPr>
+        <w:t>Retrospective Summary</w:t>
+      </w:r>
+      <w:r>
+        <w:t xml:space="preserve"> do Projeto</w:t>
+      </w:r>
+      <w:bookmarkEnd w:id="29"/>
+    </w:p>
+    <w:p>
       <w:r>
         <w:rPr>
           <w:highlight w:val="yellow"/>
         </w:rPr>
-        <w:t xml:space="preserve">Dia de Mês de </w:t>
+        <w:t>&lt;preencher a informação de acordo com qualquer aspeto que tenha influenciado o projeto</w:t>
       </w:r>
       <w:r>
         <w:rPr>
           <w:highlight w:val="yellow"/>
         </w:rPr>
-        <w:t>Ano</w:t>
+        <w:t xml:space="preserve">: </w:t>
       </w:r>
       <w:r>
         <w:rPr>
           <w:highlight w:val="yellow"/>
         </w:rPr>
-        <w:t xml:space="preserve"> a Dia de Mês de </w:t>
+        <w:t xml:space="preserve">problemas de negócio, requisitos mal construídos, processos, </w:t>
       </w:r>
       <w:r>
         <w:rPr>
           <w:highlight w:val="yellow"/>
         </w:rPr>
-        <w:t>Ano</w:t>
-      </w:r>
-      <w:r>
-        <w:t>)</w:t>
-      </w:r>
-      <w:bookmarkEnd w:id="29"/>
-    </w:p>
-    <w:p>
-      <w:r>
-        <w:t>De seguida encontram-se descritos os principais eventos Scrum</w:t>
-      </w:r>
-      <w:r>
-        <w:t xml:space="preserve"> da Sprint 3</w:t>
-      </w:r>
-      <w:r>
-        <w:t>.</w:t>
-      </w:r>
-    </w:p>
-    <w:p>
-      <w:pPr>
-        <w:pStyle w:val="Heading4"/>
-      </w:pPr>
-      <w:r>
-        <w:t>Sprint Planning</w:t>
+        <w:t xml:space="preserve">implementação, </w:t>
+      </w:r>
+      <w:r>
+        <w:rPr>
+          <w:highlight w:val="yellow"/>
+        </w:rPr>
+        <w:t>gestão de projeto, tecnologia, entre outros)&gt;</w:t>
       </w:r>
     </w:p>
     <w:p/>
@@ -13201,45 +14080,16 @@
         <w:tc>
           <w:tcPr>
             <w:cnfStyle w:val="001000000000" w:firstRow="0" w:lastRow="0" w:firstColumn="1" w:lastColumn="0" w:oddVBand="0" w:evenVBand="0" w:oddHBand="0" w:evenHBand="0" w:firstRowFirstColumn="0" w:firstRowLastColumn="0" w:lastRowFirstColumn="0" w:lastRowLastColumn="0"/>
-            <w:tcW w:w="1666" w:type="dxa"/>
-          </w:tcPr>
-          <w:p>
-            <w:pPr>
-              <w:rPr>
-                <w:b w:val="0"/>
-                <w:bCs w:val="0"/>
-              </w:rPr>
-            </w:pPr>
-            <w:r>
-              <w:t>Data:</w:t>
-            </w:r>
-          </w:p>
-        </w:tc>
-        <w:tc>
-          <w:tcPr>
-            <w:tcW w:w="8190" w:type="dxa"/>
-          </w:tcPr>
-          <w:p>
-            <w:pPr>
-              <w:cnfStyle w:val="000000100000" w:firstRow="0" w:lastRow="0" w:firstColumn="0" w:lastColumn="0" w:oddVBand="0" w:evenVBand="0" w:oddHBand="1" w:evenHBand="0" w:firstRowFirstColumn="0" w:firstRowLastColumn="0" w:lastRowFirstColumn="0" w:lastRowLastColumn="0"/>
-            </w:pPr>
-            <w:r>
-              <w:rPr>
-                <w:highlight w:val="yellow"/>
-              </w:rPr>
-              <w:t>&lt;</w:t>
-            </w:r>
-            <w:r>
-              <w:rPr>
-                <w:highlight w:val="yellow"/>
-              </w:rPr>
-              <w:t>1 de Maio de 20xx</w:t>
-            </w:r>
-            <w:r>
-              <w:rPr>
-                <w:highlight w:val="yellow"/>
-              </w:rPr>
-              <w:t>&gt;</w:t>
+            <w:tcW w:w="9856" w:type="dxa"/>
+            <w:gridSpan w:val="2"/>
+          </w:tcPr>
+          <w:p>
+            <w:r>
+              <w:rPr>
+                <w:i/>
+                <w:iCs/>
+              </w:rPr>
+              <w:t>Things that went well</w:t>
             </w:r>
           </w:p>
         </w:tc>
@@ -13252,100 +14102,64 @@
             <w:gridSpan w:val="2"/>
           </w:tcPr>
           <w:p>
-            <w:r>
-              <w:rPr>
-                <w:i/>
-                <w:iCs/>
-              </w:rPr>
-              <w:t>Sprint Backlog</w:t>
-            </w:r>
-            <w:r>
-              <w:t xml:space="preserve">: </w:t>
-            </w:r>
-            <w:r>
-              <w:rPr>
-                <w:b w:val="0"/>
-                <w:bCs w:val="0"/>
-                <w:highlight w:val="yellow"/>
-              </w:rPr>
-              <w:t>&lt;retirar do jira a imagem</w:t>
-            </w:r>
-            <w:r>
-              <w:rPr>
-                <w:b w:val="0"/>
-                <w:bCs w:val="0"/>
-                <w:highlight w:val="yellow"/>
-              </w:rPr>
-              <w:t xml:space="preserve"> tal como no exemplo do Sprint 1</w:t>
-            </w:r>
-            <w:r>
-              <w:rPr>
-                <w:b w:val="0"/>
-                <w:bCs w:val="0"/>
-                <w:highlight w:val="yellow"/>
-              </w:rPr>
-              <w:t>&gt;</w:t>
-            </w:r>
-          </w:p>
-          <w:p/>
-        </w:tc>
-      </w:tr>
-    </w:tbl>
-    <w:p/>
-    <w:p>
-      <w:pPr>
-        <w:pStyle w:val="Heading4"/>
-      </w:pPr>
-      <w:r>
-        <w:t>Daily Meetings</w:t>
-      </w:r>
-      <w:r>
-        <w:t xml:space="preserve"> (1 por semana)</w:t>
-      </w:r>
-    </w:p>
-    <w:p/>
-    <w:tbl>
-      <w:tblPr>
-        <w:tblStyle w:val="GridTable2-Accent3"/>
-        <w:tblW w:w="9856" w:type="dxa"/>
-        <w:tblLook w:val="04A0" w:firstRow="1" w:lastRow="0" w:firstColumn="1" w:lastColumn="0" w:noHBand="0" w:noVBand="1"/>
-      </w:tblPr>
-      <w:tblGrid>
-        <w:gridCol w:w="1666"/>
-        <w:gridCol w:w="8190"/>
-      </w:tblGrid>
-      <w:tr>
-        <w:trPr>
-          <w:cnfStyle w:val="100000000000" w:firstRow="1" w:lastRow="0" w:firstColumn="0" w:lastColumn="0" w:oddVBand="0" w:evenVBand="0" w:oddHBand="0" w:evenHBand="0" w:firstRowFirstColumn="0" w:firstRowLastColumn="0" w:lastRowFirstColumn="0" w:lastRowLastColumn="0"/>
-        </w:trPr>
-        <w:tc>
-          <w:tcPr>
-            <w:cnfStyle w:val="001000000000" w:firstRow="0" w:lastRow="0" w:firstColumn="1" w:lastColumn="0" w:oddVBand="0" w:evenVBand="0" w:oddHBand="0" w:evenHBand="0" w:firstRowFirstColumn="0" w:firstRowLastColumn="0" w:lastRowFirstColumn="0" w:lastRowLastColumn="0"/>
-            <w:tcW w:w="1666" w:type="dxa"/>
-          </w:tcPr>
-          <w:p>
-            <w:pPr>
-              <w:rPr>
-                <w:sz w:val="2"/>
-                <w:szCs w:val="2"/>
-                <w:highlight w:val="yellow"/>
-              </w:rPr>
-            </w:pPr>
-          </w:p>
-        </w:tc>
-        <w:tc>
-          <w:tcPr>
-            <w:tcW w:w="8190" w:type="dxa"/>
-          </w:tcPr>
-          <w:p>
-            <w:pPr>
-              <w:cnfStyle w:val="100000000000" w:firstRow="1" w:lastRow="0" w:firstColumn="0" w:lastColumn="0" w:oddVBand="0" w:evenVBand="0" w:oddHBand="0" w:evenHBand="0" w:firstRowFirstColumn="0" w:firstRowLastColumn="0" w:lastRowFirstColumn="0" w:lastRowLastColumn="0"/>
-              <w:rPr>
-                <w:sz w:val="2"/>
-                <w:szCs w:val="2"/>
-                <w:highlight w:val="yellow"/>
-              </w:rPr>
-            </w:pPr>
+            <w:pPr>
+              <w:pStyle w:val="ListParagraph"/>
+              <w:numPr>
+                <w:ilvl w:val="0"/>
+                <w:numId w:val="8"/>
+              </w:numPr>
+              <w:rPr>
+                <w:b w:val="0"/>
+                <w:bCs w:val="0"/>
+              </w:rPr>
+            </w:pPr>
+            <w:r>
+              <w:rPr>
+                <w:b w:val="0"/>
+                <w:bCs w:val="0"/>
+              </w:rPr>
+              <w:t>...</w:t>
+            </w:r>
+          </w:p>
+          <w:p>
+            <w:pPr>
+              <w:pStyle w:val="ListParagraph"/>
+              <w:numPr>
+                <w:ilvl w:val="0"/>
+                <w:numId w:val="8"/>
+              </w:numPr>
+              <w:rPr>
+                <w:b w:val="0"/>
+                <w:bCs w:val="0"/>
+              </w:rPr>
+            </w:pPr>
+            <w:r>
+              <w:rPr>
+                <w:b w:val="0"/>
+                <w:bCs w:val="0"/>
+              </w:rPr>
+              <w:t>...</w:t>
+            </w:r>
+          </w:p>
+          <w:p>
+            <w:pPr>
+              <w:pStyle w:val="ListParagraph"/>
+              <w:numPr>
+                <w:ilvl w:val="0"/>
+                <w:numId w:val="8"/>
+              </w:numPr>
+              <w:rPr>
+                <w:b w:val="0"/>
+                <w:bCs w:val="0"/>
+              </w:rPr>
+            </w:pPr>
+            <w:r>
+              <w:rPr>
+                <w:b w:val="0"/>
+                <w:bCs w:val="0"/>
+              </w:rPr>
+              <w:t>...</w:t>
+            </w:r>
           </w:p>
         </w:tc>
       </w:tr>
@@ -13356,45 +14170,22 @@
         <w:tc>
           <w:tcPr>
             <w:cnfStyle w:val="001000000000" w:firstRow="0" w:lastRow="0" w:firstColumn="1" w:lastColumn="0" w:oddVBand="0" w:evenVBand="0" w:oddHBand="0" w:evenHBand="0" w:firstRowFirstColumn="0" w:firstRowLastColumn="0" w:lastRowFirstColumn="0" w:lastRowLastColumn="0"/>
-            <w:tcW w:w="1666" w:type="dxa"/>
-          </w:tcPr>
-          <w:p>
-            <w:pPr>
-              <w:rPr>
-                <w:b w:val="0"/>
-                <w:bCs w:val="0"/>
-              </w:rPr>
-            </w:pPr>
-            <w:r>
-              <w:t>Data:</w:t>
-            </w:r>
-          </w:p>
-        </w:tc>
-        <w:tc>
-          <w:tcPr>
-            <w:tcW w:w="8190" w:type="dxa"/>
-          </w:tcPr>
-          <w:p>
-            <w:pPr>
-              <w:cnfStyle w:val="000000100000" w:firstRow="0" w:lastRow="0" w:firstColumn="0" w:lastColumn="0" w:oddVBand="0" w:evenVBand="0" w:oddHBand="1" w:evenHBand="0" w:firstRowFirstColumn="0" w:firstRowLastColumn="0" w:lastRowFirstColumn="0" w:lastRowLastColumn="0"/>
-            </w:pPr>
-            <w:r>
-              <w:rPr>
-                <w:highlight w:val="yellow"/>
-              </w:rPr>
-              <w:t>&lt;</w:t>
-            </w:r>
-            <w:r>
-              <w:rPr>
-                <w:highlight w:val="yellow"/>
-              </w:rPr>
-              <w:t>1 de Maio de 20xx</w:t>
-            </w:r>
-            <w:r>
-              <w:rPr>
-                <w:highlight w:val="yellow"/>
-              </w:rPr>
-              <w:t>&gt;</w:t>
+            <w:tcW w:w="9856" w:type="dxa"/>
+            <w:gridSpan w:val="2"/>
+          </w:tcPr>
+          <w:p>
+            <w:pPr>
+              <w:rPr>
+                <w:lang w:val="en-US"/>
+              </w:rPr>
+            </w:pPr>
+            <w:r>
+              <w:rPr>
+                <w:i/>
+                <w:iCs/>
+                <w:lang w:val="en-US"/>
+              </w:rPr>
+              <w:t>Things that could have gone better</w:t>
             </w:r>
           </w:p>
         </w:tc>
@@ -13408,47 +14199,22 @@
           </w:tcPr>
           <w:p>
             <w:pPr>
-              <w:jc w:val="left"/>
-              <w:rPr>
-                <w:b w:val="0"/>
-                <w:bCs w:val="0"/>
-              </w:rPr>
-            </w:pPr>
-            <w:r>
-              <w:rPr>
-                <w:highlight w:val="yellow"/>
-              </w:rPr>
-              <w:t>&lt;nome do membro 1 da equipa&gt;</w:t>
-            </w:r>
-          </w:p>
-          <w:p>
-            <w:pPr>
               <w:pStyle w:val="ListParagraph"/>
               <w:numPr>
                 <w:ilvl w:val="0"/>
-                <w:numId w:val="9"/>
+                <w:numId w:val="8"/>
               </w:numPr>
-              <w:contextualSpacing w:val="0"/>
-              <w:jc w:val="left"/>
-              <w:rPr>
-                <w:b w:val="0"/>
-                <w:bCs w:val="0"/>
-              </w:rPr>
-            </w:pPr>
-            <w:r>
-              <w:rPr>
-                <w:b w:val="0"/>
-                <w:bCs w:val="0"/>
-                <w:u w:val="single"/>
-              </w:rPr>
-              <w:t>O que fez na semana anterior</w:t>
-            </w:r>
-            <w:r>
-              <w:rPr>
-                <w:b w:val="0"/>
-                <w:bCs w:val="0"/>
-              </w:rPr>
-              <w:t xml:space="preserve">: </w:t>
+              <w:rPr>
+                <w:b w:val="0"/>
+                <w:bCs w:val="0"/>
+              </w:rPr>
+            </w:pPr>
+            <w:r>
+              <w:rPr>
+                <w:b w:val="0"/>
+                <w:bCs w:val="0"/>
+              </w:rPr>
+              <w:t>...</w:t>
             </w:r>
           </w:p>
           <w:p>
@@ -13456,29 +14222,19 @@
               <w:pStyle w:val="ListParagraph"/>
               <w:numPr>
                 <w:ilvl w:val="0"/>
-                <w:numId w:val="9"/>
+                <w:numId w:val="8"/>
               </w:numPr>
-              <w:contextualSpacing w:val="0"/>
-              <w:jc w:val="left"/>
-              <w:rPr>
-                <w:b w:val="0"/>
-                <w:bCs w:val="0"/>
-              </w:rPr>
-            </w:pPr>
-            <w:r>
-              <w:rPr>
-                <w:b w:val="0"/>
-                <w:bCs w:val="0"/>
-                <w:u w:val="single"/>
-              </w:rPr>
-              <w:t>O que vai fazer esta semana</w:t>
-            </w:r>
-            <w:r>
-              <w:rPr>
-                <w:b w:val="0"/>
-                <w:bCs w:val="0"/>
-              </w:rPr>
-              <w:t xml:space="preserve">: </w:t>
+              <w:rPr>
+                <w:b w:val="0"/>
+                <w:bCs w:val="0"/>
+              </w:rPr>
+            </w:pPr>
+            <w:r>
+              <w:rPr>
+                <w:b w:val="0"/>
+                <w:bCs w:val="0"/>
+              </w:rPr>
+              <w:t>...</w:t>
             </w:r>
           </w:p>
           <w:p>
@@ -13486,287 +14242,20 @@
               <w:pStyle w:val="ListParagraph"/>
               <w:numPr>
                 <w:ilvl w:val="0"/>
-                <w:numId w:val="9"/>
+                <w:numId w:val="8"/>
               </w:numPr>
-              <w:contextualSpacing w:val="0"/>
-              <w:jc w:val="left"/>
-              <w:rPr>
-                <w:b w:val="0"/>
-                <w:bCs w:val="0"/>
-              </w:rPr>
-            </w:pPr>
-            <w:r>
-              <w:rPr>
-                <w:b w:val="0"/>
-                <w:bCs w:val="0"/>
-                <w:u w:val="single"/>
-              </w:rPr>
-              <w:t>Dificuldades que prevê</w:t>
-            </w:r>
-            <w:r>
-              <w:rPr>
-                <w:b w:val="0"/>
-                <w:bCs w:val="0"/>
-              </w:rPr>
-              <w:t>:</w:t>
-            </w:r>
-          </w:p>
-          <w:p>
-            <w:pPr>
-              <w:jc w:val="left"/>
-              <w:rPr>
-                <w:b w:val="0"/>
-                <w:bCs w:val="0"/>
-              </w:rPr>
-            </w:pPr>
-            <w:r>
-              <w:rPr>
-                <w:highlight w:val="yellow"/>
-              </w:rPr>
-              <w:t>&lt;nome do membro 2 da equipa&gt;</w:t>
-            </w:r>
-          </w:p>
-          <w:p>
-            <w:pPr>
-              <w:pStyle w:val="ListParagraph"/>
-              <w:numPr>
-                <w:ilvl w:val="0"/>
-                <w:numId w:val="10"/>
-              </w:numPr>
-              <w:contextualSpacing w:val="0"/>
-              <w:jc w:val="left"/>
-              <w:rPr>
-                <w:b w:val="0"/>
-                <w:bCs w:val="0"/>
-              </w:rPr>
-            </w:pPr>
-            <w:r>
-              <w:rPr>
-                <w:b w:val="0"/>
-                <w:bCs w:val="0"/>
-                <w:u w:val="single"/>
-              </w:rPr>
-              <w:t>O que fez na semana anterior</w:t>
-            </w:r>
-            <w:r>
-              <w:rPr>
-                <w:b w:val="0"/>
-                <w:bCs w:val="0"/>
-              </w:rPr>
-              <w:t xml:space="preserve">: </w:t>
-            </w:r>
-          </w:p>
-          <w:p>
-            <w:pPr>
-              <w:pStyle w:val="ListParagraph"/>
-              <w:numPr>
-                <w:ilvl w:val="0"/>
-                <w:numId w:val="10"/>
-              </w:numPr>
-              <w:contextualSpacing w:val="0"/>
-              <w:jc w:val="left"/>
-              <w:rPr>
-                <w:b w:val="0"/>
-                <w:bCs w:val="0"/>
-              </w:rPr>
-            </w:pPr>
-            <w:r>
-              <w:rPr>
-                <w:b w:val="0"/>
-                <w:bCs w:val="0"/>
-                <w:u w:val="single"/>
-              </w:rPr>
-              <w:t>O que vai fazer esta semana</w:t>
-            </w:r>
-            <w:r>
-              <w:rPr>
-                <w:b w:val="0"/>
-                <w:bCs w:val="0"/>
-              </w:rPr>
-              <w:t>:</w:t>
-            </w:r>
-          </w:p>
-          <w:p>
-            <w:pPr>
-              <w:pStyle w:val="ListParagraph"/>
-              <w:numPr>
-                <w:ilvl w:val="0"/>
-                <w:numId w:val="10"/>
-              </w:numPr>
-              <w:contextualSpacing w:val="0"/>
-              <w:jc w:val="left"/>
-              <w:rPr>
-                <w:b w:val="0"/>
-                <w:bCs w:val="0"/>
-              </w:rPr>
-            </w:pPr>
-            <w:r>
-              <w:rPr>
-                <w:b w:val="0"/>
-                <w:bCs w:val="0"/>
-                <w:u w:val="single"/>
-              </w:rPr>
-              <w:t>Dificuldades que prevê</w:t>
-            </w:r>
-            <w:r>
-              <w:rPr>
-                <w:b w:val="0"/>
-                <w:bCs w:val="0"/>
-              </w:rPr>
-              <w:t>:</w:t>
-            </w:r>
-          </w:p>
-          <w:p>
-            <w:pPr>
-              <w:jc w:val="left"/>
-              <w:rPr>
-                <w:b w:val="0"/>
-                <w:bCs w:val="0"/>
-              </w:rPr>
-            </w:pPr>
-            <w:r>
-              <w:rPr>
-                <w:highlight w:val="yellow"/>
-              </w:rPr>
-              <w:t>&lt;nome do membro 3 da equipa&gt;</w:t>
-            </w:r>
-          </w:p>
-          <w:p>
-            <w:pPr>
-              <w:pStyle w:val="ListParagraph"/>
-              <w:numPr>
-                <w:ilvl w:val="0"/>
-                <w:numId w:val="11"/>
-              </w:numPr>
-              <w:contextualSpacing w:val="0"/>
-              <w:jc w:val="left"/>
-              <w:rPr>
-                <w:b w:val="0"/>
-                <w:bCs w:val="0"/>
-              </w:rPr>
-            </w:pPr>
-            <w:r>
-              <w:rPr>
-                <w:b w:val="0"/>
-                <w:bCs w:val="0"/>
-                <w:u w:val="single"/>
-              </w:rPr>
-              <w:t>O que fez na semana anterior</w:t>
-            </w:r>
-            <w:r>
-              <w:rPr>
-                <w:b w:val="0"/>
-                <w:bCs w:val="0"/>
-              </w:rPr>
-              <w:t xml:space="preserve">: </w:t>
-            </w:r>
-          </w:p>
-          <w:p>
-            <w:pPr>
-              <w:pStyle w:val="ListParagraph"/>
-              <w:numPr>
-                <w:ilvl w:val="0"/>
-                <w:numId w:val="11"/>
-              </w:numPr>
-              <w:contextualSpacing w:val="0"/>
-              <w:jc w:val="left"/>
-              <w:rPr>
-                <w:b w:val="0"/>
-                <w:bCs w:val="0"/>
-              </w:rPr>
-            </w:pPr>
-            <w:r>
-              <w:rPr>
-                <w:b w:val="0"/>
-                <w:bCs w:val="0"/>
-                <w:u w:val="single"/>
-              </w:rPr>
-              <w:t>O que vai fazer esta semana</w:t>
-            </w:r>
-            <w:r>
-              <w:rPr>
-                <w:b w:val="0"/>
-                <w:bCs w:val="0"/>
-              </w:rPr>
-              <w:t>:</w:t>
-            </w:r>
-          </w:p>
-          <w:p>
-            <w:pPr>
-              <w:pStyle w:val="ListParagraph"/>
-              <w:numPr>
-                <w:ilvl w:val="0"/>
-                <w:numId w:val="11"/>
-              </w:numPr>
-              <w:contextualSpacing w:val="0"/>
-              <w:jc w:val="left"/>
-              <w:rPr>
-                <w:b w:val="0"/>
-                <w:bCs w:val="0"/>
-              </w:rPr>
-            </w:pPr>
-            <w:r>
-              <w:rPr>
-                <w:b w:val="0"/>
-                <w:bCs w:val="0"/>
-                <w:u w:val="single"/>
-              </w:rPr>
-              <w:t>Dificuldades que prevê</w:t>
-            </w:r>
-            <w:r>
-              <w:rPr>
-                <w:b w:val="0"/>
-                <w:bCs w:val="0"/>
-              </w:rPr>
-              <w:t>:</w:t>
-            </w:r>
-          </w:p>
-        </w:tc>
-      </w:tr>
-    </w:tbl>
-    <w:p/>
-    <w:tbl>
-      <w:tblPr>
-        <w:tblStyle w:val="GridTable2-Accent3"/>
-        <w:tblW w:w="9856" w:type="dxa"/>
-        <w:tblLook w:val="04A0" w:firstRow="1" w:lastRow="0" w:firstColumn="1" w:lastColumn="0" w:noHBand="0" w:noVBand="1"/>
-      </w:tblPr>
-      <w:tblGrid>
-        <w:gridCol w:w="1666"/>
-        <w:gridCol w:w="8190"/>
-      </w:tblGrid>
-      <w:tr>
-        <w:trPr>
-          <w:cnfStyle w:val="100000000000" w:firstRow="1" w:lastRow="0" w:firstColumn="0" w:lastColumn="0" w:oddVBand="0" w:evenVBand="0" w:oddHBand="0" w:evenHBand="0" w:firstRowFirstColumn="0" w:firstRowLastColumn="0" w:lastRowFirstColumn="0" w:lastRowLastColumn="0"/>
-        </w:trPr>
-        <w:tc>
-          <w:tcPr>
-            <w:cnfStyle w:val="001000000000" w:firstRow="0" w:lastRow="0" w:firstColumn="1" w:lastColumn="0" w:oddVBand="0" w:evenVBand="0" w:oddHBand="0" w:evenHBand="0" w:firstRowFirstColumn="0" w:firstRowLastColumn="0" w:lastRowFirstColumn="0" w:lastRowLastColumn="0"/>
-            <w:tcW w:w="1666" w:type="dxa"/>
-          </w:tcPr>
-          <w:p>
-            <w:pPr>
-              <w:rPr>
-                <w:sz w:val="2"/>
-                <w:szCs w:val="2"/>
-                <w:highlight w:val="yellow"/>
-              </w:rPr>
-            </w:pPr>
-          </w:p>
-        </w:tc>
-        <w:tc>
-          <w:tcPr>
-            <w:tcW w:w="8190" w:type="dxa"/>
-          </w:tcPr>
-          <w:p>
-            <w:pPr>
-              <w:cnfStyle w:val="100000000000" w:firstRow="1" w:lastRow="0" w:firstColumn="0" w:lastColumn="0" w:oddVBand="0" w:evenVBand="0" w:oddHBand="0" w:evenHBand="0" w:firstRowFirstColumn="0" w:firstRowLastColumn="0" w:lastRowFirstColumn="0" w:lastRowLastColumn="0"/>
-              <w:rPr>
-                <w:sz w:val="2"/>
-                <w:szCs w:val="2"/>
-                <w:highlight w:val="yellow"/>
-              </w:rPr>
-            </w:pPr>
+              <w:rPr>
+                <w:b w:val="0"/>
+                <w:bCs w:val="0"/>
+              </w:rPr>
+            </w:pPr>
+            <w:r>
+              <w:rPr>
+                <w:b w:val="0"/>
+                <w:bCs w:val="0"/>
+              </w:rPr>
+              <w:t>...</w:t>
+            </w:r>
           </w:p>
         </w:tc>
       </w:tr>
@@ -13777,46 +14266,22 @@
         <w:tc>
           <w:tcPr>
             <w:cnfStyle w:val="001000000000" w:firstRow="0" w:lastRow="0" w:firstColumn="1" w:lastColumn="0" w:oddVBand="0" w:evenVBand="0" w:oddHBand="0" w:evenHBand="0" w:firstRowFirstColumn="0" w:firstRowLastColumn="0" w:lastRowFirstColumn="0" w:lastRowLastColumn="0"/>
-            <w:tcW w:w="1666" w:type="dxa"/>
-          </w:tcPr>
-          <w:p>
-            <w:pPr>
-              <w:rPr>
-                <w:b w:val="0"/>
-                <w:bCs w:val="0"/>
-              </w:rPr>
-            </w:pPr>
-            <w:r>
-              <w:lastRenderedPageBreak/>
-              <w:t>Data:</w:t>
-            </w:r>
-          </w:p>
-        </w:tc>
-        <w:tc>
-          <w:tcPr>
-            <w:tcW w:w="8190" w:type="dxa"/>
-          </w:tcPr>
-          <w:p>
-            <w:pPr>
-              <w:cnfStyle w:val="000000100000" w:firstRow="0" w:lastRow="0" w:firstColumn="0" w:lastColumn="0" w:oddVBand="0" w:evenVBand="0" w:oddHBand="1" w:evenHBand="0" w:firstRowFirstColumn="0" w:firstRowLastColumn="0" w:lastRowFirstColumn="0" w:lastRowLastColumn="0"/>
-            </w:pPr>
-            <w:r>
-              <w:rPr>
-                <w:highlight w:val="yellow"/>
-              </w:rPr>
-              <w:t>&lt;</w:t>
-            </w:r>
-            <w:r>
-              <w:rPr>
-                <w:highlight w:val="yellow"/>
-              </w:rPr>
-              <w:t>1 de Maio de 20xx</w:t>
-            </w:r>
-            <w:r>
-              <w:rPr>
-                <w:highlight w:val="yellow"/>
-              </w:rPr>
-              <w:t>&gt;</w:t>
+            <w:tcW w:w="9856" w:type="dxa"/>
+            <w:gridSpan w:val="2"/>
+          </w:tcPr>
+          <w:p>
+            <w:pPr>
+              <w:rPr>
+                <w:lang w:val="en-US"/>
+              </w:rPr>
+            </w:pPr>
+            <w:r>
+              <w:rPr>
+                <w:i/>
+                <w:iCs/>
+                <w:lang w:val="en-US"/>
+              </w:rPr>
+              <w:t>Things that surprised us</w:t>
             </w:r>
           </w:p>
         </w:tc>
@@ -13830,47 +14295,22 @@
           </w:tcPr>
           <w:p>
             <w:pPr>
-              <w:jc w:val="left"/>
-              <w:rPr>
-                <w:b w:val="0"/>
-                <w:bCs w:val="0"/>
-              </w:rPr>
-            </w:pPr>
-            <w:r>
-              <w:rPr>
-                <w:highlight w:val="yellow"/>
-              </w:rPr>
-              <w:t>&lt;nome do membro 1 da equipa&gt;</w:t>
-            </w:r>
-          </w:p>
-          <w:p>
-            <w:pPr>
               <w:pStyle w:val="ListParagraph"/>
               <w:numPr>
                 <w:ilvl w:val="0"/>
-                <w:numId w:val="18"/>
+                <w:numId w:val="8"/>
               </w:numPr>
-              <w:contextualSpacing w:val="0"/>
-              <w:jc w:val="left"/>
-              <w:rPr>
-                <w:b w:val="0"/>
-                <w:bCs w:val="0"/>
-              </w:rPr>
-            </w:pPr>
-            <w:r>
-              <w:rPr>
-                <w:b w:val="0"/>
-                <w:bCs w:val="0"/>
-                <w:u w:val="single"/>
-              </w:rPr>
-              <w:t>O que fez na semana anterior</w:t>
-            </w:r>
-            <w:r>
-              <w:rPr>
-                <w:b w:val="0"/>
-                <w:bCs w:val="0"/>
-              </w:rPr>
-              <w:t xml:space="preserve">: </w:t>
+              <w:rPr>
+                <w:b w:val="0"/>
+                <w:bCs w:val="0"/>
+              </w:rPr>
+            </w:pPr>
+            <w:r>
+              <w:rPr>
+                <w:b w:val="0"/>
+                <w:bCs w:val="0"/>
+              </w:rPr>
+              <w:t>...</w:t>
             </w:r>
           </w:p>
           <w:p>
@@ -13878,29 +14318,19 @@
               <w:pStyle w:val="ListParagraph"/>
               <w:numPr>
                 <w:ilvl w:val="0"/>
-                <w:numId w:val="18"/>
+                <w:numId w:val="8"/>
               </w:numPr>
-              <w:contextualSpacing w:val="0"/>
-              <w:jc w:val="left"/>
-              <w:rPr>
-                <w:b w:val="0"/>
-                <w:bCs w:val="0"/>
-              </w:rPr>
-            </w:pPr>
-            <w:r>
-              <w:rPr>
-                <w:b w:val="0"/>
-                <w:bCs w:val="0"/>
-                <w:u w:val="single"/>
-              </w:rPr>
-              <w:t>O que vai fazer esta semana</w:t>
-            </w:r>
-            <w:r>
-              <w:rPr>
-                <w:b w:val="0"/>
-                <w:bCs w:val="0"/>
-              </w:rPr>
-              <w:t xml:space="preserve">: </w:t>
+              <w:rPr>
+                <w:b w:val="0"/>
+                <w:bCs w:val="0"/>
+              </w:rPr>
+            </w:pPr>
+            <w:r>
+              <w:rPr>
+                <w:b w:val="0"/>
+                <w:bCs w:val="0"/>
+              </w:rPr>
+              <w:t>...</w:t>
             </w:r>
           </w:p>
           <w:p>
@@ -13908,296 +14338,20 @@
               <w:pStyle w:val="ListParagraph"/>
               <w:numPr>
                 <w:ilvl w:val="0"/>
-                <w:numId w:val="18"/>
+                <w:numId w:val="8"/>
               </w:numPr>
-              <w:contextualSpacing w:val="0"/>
-              <w:jc w:val="left"/>
-              <w:rPr>
-                <w:b w:val="0"/>
-                <w:bCs w:val="0"/>
-              </w:rPr>
-            </w:pPr>
-            <w:r>
-              <w:rPr>
-                <w:b w:val="0"/>
-                <w:bCs w:val="0"/>
-                <w:u w:val="single"/>
-              </w:rPr>
-              <w:t>Dificuldades que prevê</w:t>
-            </w:r>
-            <w:r>
-              <w:rPr>
-                <w:b w:val="0"/>
-                <w:bCs w:val="0"/>
-              </w:rPr>
-              <w:t>:</w:t>
-            </w:r>
-          </w:p>
-          <w:p>
-            <w:pPr>
-              <w:jc w:val="left"/>
-              <w:rPr>
-                <w:b w:val="0"/>
-                <w:bCs w:val="0"/>
-              </w:rPr>
-            </w:pPr>
-            <w:r>
-              <w:rPr>
-                <w:highlight w:val="yellow"/>
-              </w:rPr>
-              <w:t>&lt;nome do membro 2 da equipa&gt;</w:t>
-            </w:r>
-          </w:p>
-          <w:p>
-            <w:pPr>
-              <w:pStyle w:val="ListParagraph"/>
-              <w:numPr>
-                <w:ilvl w:val="0"/>
-                <w:numId w:val="19"/>
-              </w:numPr>
-              <w:contextualSpacing w:val="0"/>
-              <w:jc w:val="left"/>
-              <w:rPr>
-                <w:b w:val="0"/>
-                <w:bCs w:val="0"/>
-              </w:rPr>
-            </w:pPr>
-            <w:r>
-              <w:rPr>
-                <w:b w:val="0"/>
-                <w:bCs w:val="0"/>
-                <w:u w:val="single"/>
-              </w:rPr>
-              <w:t>O que fez na semana anterior</w:t>
-            </w:r>
-            <w:r>
-              <w:rPr>
-                <w:b w:val="0"/>
-                <w:bCs w:val="0"/>
-              </w:rPr>
-              <w:t xml:space="preserve">: </w:t>
-            </w:r>
-          </w:p>
-          <w:p>
-            <w:pPr>
-              <w:pStyle w:val="ListParagraph"/>
-              <w:numPr>
-                <w:ilvl w:val="0"/>
-                <w:numId w:val="19"/>
-              </w:numPr>
-              <w:contextualSpacing w:val="0"/>
-              <w:jc w:val="left"/>
-              <w:rPr>
-                <w:b w:val="0"/>
-                <w:bCs w:val="0"/>
-              </w:rPr>
-            </w:pPr>
-            <w:r>
-              <w:rPr>
-                <w:b w:val="0"/>
-                <w:bCs w:val="0"/>
-                <w:u w:val="single"/>
-              </w:rPr>
-              <w:t>O que vai fazer esta semana</w:t>
-            </w:r>
-            <w:r>
-              <w:rPr>
-                <w:b w:val="0"/>
-                <w:bCs w:val="0"/>
-              </w:rPr>
-              <w:t>:</w:t>
-            </w:r>
-          </w:p>
-          <w:p>
-            <w:pPr>
-              <w:pStyle w:val="ListParagraph"/>
-              <w:numPr>
-                <w:ilvl w:val="0"/>
-                <w:numId w:val="19"/>
-              </w:numPr>
-              <w:contextualSpacing w:val="0"/>
-              <w:jc w:val="left"/>
-              <w:rPr>
-                <w:b w:val="0"/>
-                <w:bCs w:val="0"/>
-              </w:rPr>
-            </w:pPr>
-            <w:r>
-              <w:rPr>
-                <w:b w:val="0"/>
-                <w:bCs w:val="0"/>
-                <w:u w:val="single"/>
-              </w:rPr>
-              <w:t>Dificuldades que prevê</w:t>
-            </w:r>
-            <w:r>
-              <w:rPr>
-                <w:b w:val="0"/>
-                <w:bCs w:val="0"/>
-              </w:rPr>
-              <w:t>:</w:t>
-            </w:r>
-          </w:p>
-          <w:p>
-            <w:pPr>
-              <w:jc w:val="left"/>
-              <w:rPr>
-                <w:b w:val="0"/>
-                <w:bCs w:val="0"/>
-              </w:rPr>
-            </w:pPr>
-            <w:r>
-              <w:rPr>
-                <w:highlight w:val="yellow"/>
-              </w:rPr>
-              <w:t>&lt;nome do membro 3 da equipa&gt;</w:t>
-            </w:r>
-          </w:p>
-          <w:p>
-            <w:pPr>
-              <w:pStyle w:val="ListParagraph"/>
-              <w:numPr>
-                <w:ilvl w:val="0"/>
-                <w:numId w:val="20"/>
-              </w:numPr>
-              <w:contextualSpacing w:val="0"/>
-              <w:jc w:val="left"/>
-              <w:rPr>
-                <w:b w:val="0"/>
-                <w:bCs w:val="0"/>
-              </w:rPr>
-            </w:pPr>
-            <w:r>
-              <w:rPr>
-                <w:b w:val="0"/>
-                <w:bCs w:val="0"/>
-                <w:u w:val="single"/>
-              </w:rPr>
-              <w:t>O que fez na semana anterior</w:t>
-            </w:r>
-            <w:r>
-              <w:rPr>
-                <w:b w:val="0"/>
-                <w:bCs w:val="0"/>
-              </w:rPr>
-              <w:t xml:space="preserve">: </w:t>
-            </w:r>
-          </w:p>
-          <w:p>
-            <w:pPr>
-              <w:pStyle w:val="ListParagraph"/>
-              <w:numPr>
-                <w:ilvl w:val="0"/>
-                <w:numId w:val="20"/>
-              </w:numPr>
-              <w:contextualSpacing w:val="0"/>
-              <w:jc w:val="left"/>
-              <w:rPr>
-                <w:b w:val="0"/>
-                <w:bCs w:val="0"/>
-              </w:rPr>
-            </w:pPr>
-            <w:r>
-              <w:rPr>
-                <w:b w:val="0"/>
-                <w:bCs w:val="0"/>
-                <w:u w:val="single"/>
-              </w:rPr>
-              <w:t>O que vai fazer esta semana</w:t>
-            </w:r>
-            <w:r>
-              <w:rPr>
-                <w:b w:val="0"/>
-                <w:bCs w:val="0"/>
-              </w:rPr>
-              <w:t>:</w:t>
-            </w:r>
-          </w:p>
-          <w:p>
-            <w:pPr>
-              <w:pStyle w:val="ListParagraph"/>
-              <w:numPr>
-                <w:ilvl w:val="0"/>
-                <w:numId w:val="20"/>
-              </w:numPr>
-              <w:contextualSpacing w:val="0"/>
-              <w:jc w:val="left"/>
-              <w:rPr>
-                <w:b w:val="0"/>
-                <w:bCs w:val="0"/>
-              </w:rPr>
-            </w:pPr>
-            <w:r>
-              <w:rPr>
-                <w:b w:val="0"/>
-                <w:bCs w:val="0"/>
-                <w:u w:val="single"/>
-              </w:rPr>
-              <w:t>Dificuldades que prevê</w:t>
-            </w:r>
-            <w:r>
-              <w:rPr>
-                <w:b w:val="0"/>
-                <w:bCs w:val="0"/>
-              </w:rPr>
-              <w:t>:</w:t>
-            </w:r>
-          </w:p>
-        </w:tc>
-      </w:tr>
-    </w:tbl>
-    <w:p/>
-    <w:p>
-      <w:pPr>
-        <w:pStyle w:val="Heading4"/>
-      </w:pPr>
-      <w:r>
-        <w:t>Sprint Retrospective</w:t>
-      </w:r>
-    </w:p>
-    <w:p/>
-    <w:tbl>
-      <w:tblPr>
-        <w:tblStyle w:val="GridTable2-Accent3"/>
-        <w:tblW w:w="9856" w:type="dxa"/>
-        <w:tblLook w:val="04A0" w:firstRow="1" w:lastRow="0" w:firstColumn="1" w:lastColumn="0" w:noHBand="0" w:noVBand="1"/>
-      </w:tblPr>
-      <w:tblGrid>
-        <w:gridCol w:w="1666"/>
-        <w:gridCol w:w="8190"/>
-      </w:tblGrid>
-      <w:tr>
-        <w:trPr>
-          <w:cnfStyle w:val="100000000000" w:firstRow="1" w:lastRow="0" w:firstColumn="0" w:lastColumn="0" w:oddVBand="0" w:evenVBand="0" w:oddHBand="0" w:evenHBand="0" w:firstRowFirstColumn="0" w:firstRowLastColumn="0" w:lastRowFirstColumn="0" w:lastRowLastColumn="0"/>
-        </w:trPr>
-        <w:tc>
-          <w:tcPr>
-            <w:cnfStyle w:val="001000000000" w:firstRow="0" w:lastRow="0" w:firstColumn="1" w:lastColumn="0" w:oddVBand="0" w:evenVBand="0" w:oddHBand="0" w:evenHBand="0" w:firstRowFirstColumn="0" w:firstRowLastColumn="0" w:lastRowFirstColumn="0" w:lastRowLastColumn="0"/>
-            <w:tcW w:w="1666" w:type="dxa"/>
-          </w:tcPr>
-          <w:p>
-            <w:pPr>
-              <w:rPr>
-                <w:sz w:val="2"/>
-                <w:szCs w:val="2"/>
-                <w:highlight w:val="yellow"/>
-              </w:rPr>
-            </w:pPr>
-          </w:p>
-        </w:tc>
-        <w:tc>
-          <w:tcPr>
-            <w:tcW w:w="8190" w:type="dxa"/>
-          </w:tcPr>
-          <w:p>
-            <w:pPr>
-              <w:cnfStyle w:val="100000000000" w:firstRow="1" w:lastRow="0" w:firstColumn="0" w:lastColumn="0" w:oddVBand="0" w:evenVBand="0" w:oddHBand="0" w:evenHBand="0" w:firstRowFirstColumn="0" w:firstRowLastColumn="0" w:lastRowFirstColumn="0" w:lastRowLastColumn="0"/>
-              <w:rPr>
-                <w:sz w:val="2"/>
-                <w:szCs w:val="2"/>
-                <w:highlight w:val="yellow"/>
-              </w:rPr>
-            </w:pPr>
+              <w:rPr>
+                <w:b w:val="0"/>
+                <w:bCs w:val="0"/>
+              </w:rPr>
+            </w:pPr>
+            <w:r>
+              <w:rPr>
+                <w:b w:val="0"/>
+                <w:bCs w:val="0"/>
+              </w:rPr>
+              <w:t>...</w:t>
+            </w:r>
           </w:p>
         </w:tc>
       </w:tr>
@@ -14208,45 +14362,17 @@
         <w:tc>
           <w:tcPr>
             <w:cnfStyle w:val="001000000000" w:firstRow="0" w:lastRow="0" w:firstColumn="1" w:lastColumn="0" w:oddVBand="0" w:evenVBand="0" w:oddHBand="0" w:evenHBand="0" w:firstRowFirstColumn="0" w:firstRowLastColumn="0" w:lastRowFirstColumn="0" w:lastRowLastColumn="0"/>
-            <w:tcW w:w="1666" w:type="dxa"/>
-          </w:tcPr>
-          <w:p>
-            <w:pPr>
-              <w:rPr>
-                <w:b w:val="0"/>
-                <w:bCs w:val="0"/>
-              </w:rPr>
-            </w:pPr>
-            <w:r>
-              <w:t>Data:</w:t>
-            </w:r>
-          </w:p>
-        </w:tc>
-        <w:tc>
-          <w:tcPr>
-            <w:tcW w:w="8190" w:type="dxa"/>
-          </w:tcPr>
-          <w:p>
-            <w:pPr>
-              <w:cnfStyle w:val="000000100000" w:firstRow="0" w:lastRow="0" w:firstColumn="0" w:lastColumn="0" w:oddVBand="0" w:evenVBand="0" w:oddHBand="1" w:evenHBand="0" w:firstRowFirstColumn="0" w:firstRowLastColumn="0" w:lastRowFirstColumn="0" w:lastRowLastColumn="0"/>
-            </w:pPr>
-            <w:r>
-              <w:rPr>
-                <w:highlight w:val="yellow"/>
-              </w:rPr>
-              <w:t>&lt;</w:t>
-            </w:r>
-            <w:r>
-              <w:rPr>
-                <w:highlight w:val="yellow"/>
-              </w:rPr>
-              <w:t>1 de Maio de 20xx</w:t>
-            </w:r>
-            <w:r>
-              <w:rPr>
-                <w:highlight w:val="yellow"/>
-              </w:rPr>
-              <w:t>&gt;</w:t>
+            <w:tcW w:w="9856" w:type="dxa"/>
+            <w:gridSpan w:val="2"/>
+          </w:tcPr>
+          <w:p>
+            <w:r>
+              <w:rPr>
+                <w:i/>
+                <w:iCs/>
+              </w:rPr>
+              <w:lastRenderedPageBreak/>
+              <w:t>Lessons learned</w:t>
             </w:r>
           </w:p>
         </w:tc>
@@ -14258,70 +14384,6 @@
             <w:tcW w:w="9856" w:type="dxa"/>
             <w:gridSpan w:val="2"/>
           </w:tcPr>
-          <w:p>
-            <w:r>
-              <w:rPr>
-                <w:i/>
-                <w:iCs/>
-              </w:rPr>
-              <w:t>Conclusões</w:t>
-            </w:r>
-            <w:r>
-              <w:t xml:space="preserve">: </w:t>
-            </w:r>
-            <w:r>
-              <w:rPr>
-                <w:b w:val="0"/>
-                <w:bCs w:val="0"/>
-                <w:highlight w:val="yellow"/>
-              </w:rPr>
-              <w:t>&lt;pontos positivos, negativos, identificar melhorias no processo para evitar novos erros</w:t>
-            </w:r>
-            <w:r>
-              <w:rPr>
-                <w:b w:val="0"/>
-                <w:bCs w:val="0"/>
-                <w:highlight w:val="yellow"/>
-              </w:rPr>
-              <w:t xml:space="preserve">, tirar conclusões acerca de 1 dos gráficos de </w:t>
-            </w:r>
-            <w:r>
-              <w:rPr>
-                <w:b w:val="0"/>
-                <w:bCs w:val="0"/>
-                <w:i/>
-                <w:iCs/>
-                <w:highlight w:val="yellow"/>
-              </w:rPr>
-              <w:t>burn down</w:t>
-            </w:r>
-            <w:r>
-              <w:rPr>
-                <w:b w:val="0"/>
-                <w:bCs w:val="0"/>
-                <w:highlight w:val="yellow"/>
-              </w:rPr>
-              <w:t xml:space="preserve"> ou </w:t>
-            </w:r>
-            <w:r>
-              <w:rPr>
-                <w:b w:val="0"/>
-                <w:bCs w:val="0"/>
-                <w:i/>
-                <w:iCs/>
-                <w:highlight w:val="yellow"/>
-              </w:rPr>
-              <w:t>burn up</w:t>
-            </w:r>
-            <w:r>
-              <w:rPr>
-                <w:b w:val="0"/>
-                <w:bCs w:val="0"/>
-                <w:highlight w:val="yellow"/>
-              </w:rPr>
-              <w:t>&gt;</w:t>
-            </w:r>
-          </w:p>
           <w:p>
             <w:pPr>
               <w:pStyle w:val="ListParagraph"/>
@@ -14382,156 +14444,6 @@
               <w:t>...</w:t>
             </w:r>
           </w:p>
-          <w:p>
-            <w:r>
-              <w:rPr>
-                <w:b w:val="0"/>
-                <w:bCs w:val="0"/>
-                <w:highlight w:val="yellow"/>
-              </w:rPr>
-              <w:t>&lt;</w:t>
-            </w:r>
-            <w:r>
-              <w:rPr>
-                <w:b w:val="0"/>
-                <w:bCs w:val="0"/>
-                <w:highlight w:val="yellow"/>
-              </w:rPr>
-              <w:t xml:space="preserve">retirar do jira </w:t>
-            </w:r>
-            <w:r>
-              <w:rPr>
-                <w:b w:val="0"/>
-                <w:bCs w:val="0"/>
-                <w:highlight w:val="yellow"/>
-              </w:rPr>
-              <w:t xml:space="preserve">o gráfico e tabela de eventos </w:t>
-            </w:r>
-            <w:r>
-              <w:rPr>
-                <w:b w:val="0"/>
-                <w:bCs w:val="0"/>
-                <w:highlight w:val="yellow"/>
-              </w:rPr>
-              <w:t>tal como n</w:t>
-            </w:r>
-            <w:r>
-              <w:rPr>
-                <w:b w:val="0"/>
-                <w:bCs w:val="0"/>
-                <w:highlight w:val="yellow"/>
-              </w:rPr>
-              <w:t>o exemplo da sprint 1</w:t>
-            </w:r>
-            <w:r>
-              <w:rPr>
-                <w:b w:val="0"/>
-                <w:bCs w:val="0"/>
-                <w:highlight w:val="yellow"/>
-              </w:rPr>
-              <w:t>&gt;</w:t>
-            </w:r>
-          </w:p>
-          <w:p/>
-        </w:tc>
-      </w:tr>
-    </w:tbl>
-    <w:p/>
-    <w:p/>
-    <w:p/>
-    <w:p>
-      <w:pPr>
-        <w:pStyle w:val="Heading2"/>
-      </w:pPr>
-      <w:bookmarkStart w:id="30" w:name="_Toc231221412"/>
-      <w:r>
-        <w:rPr>
-          <w:i/>
-          <w:iCs/>
-        </w:rPr>
-        <w:t>Retrospective Summary</w:t>
-      </w:r>
-      <w:r>
-        <w:t xml:space="preserve"> do Projeto</w:t>
-      </w:r>
-      <w:bookmarkEnd w:id="30"/>
-    </w:p>
-    <w:p>
-      <w:r>
-        <w:rPr>
-          <w:highlight w:val="yellow"/>
-        </w:rPr>
-        <w:t>&lt;preencher a informação de acordo com qualquer aspeto que tenha influenciado o projeto</w:t>
-      </w:r>
-      <w:r>
-        <w:rPr>
-          <w:highlight w:val="yellow"/>
-        </w:rPr>
-        <w:t xml:space="preserve">: </w:t>
-      </w:r>
-      <w:r>
-        <w:rPr>
-          <w:highlight w:val="yellow"/>
-        </w:rPr>
-        <w:t xml:space="preserve">problemas de negócio, requisitos mal construídos, processos, </w:t>
-      </w:r>
-      <w:r>
-        <w:rPr>
-          <w:highlight w:val="yellow"/>
-        </w:rPr>
-        <w:t xml:space="preserve">implementação, </w:t>
-      </w:r>
-      <w:r>
-        <w:rPr>
-          <w:highlight w:val="yellow"/>
-        </w:rPr>
-        <w:t>gestão de projeto, tecnologia, entre outros)&gt;</w:t>
-      </w:r>
-    </w:p>
-    <w:p/>
-    <w:tbl>
-      <w:tblPr>
-        <w:tblStyle w:val="GridTable2-Accent3"/>
-        <w:tblW w:w="9856" w:type="dxa"/>
-        <w:tblLook w:val="04A0" w:firstRow="1" w:lastRow="0" w:firstColumn="1" w:lastColumn="0" w:noHBand="0" w:noVBand="1"/>
-      </w:tblPr>
-      <w:tblGrid>
-        <w:gridCol w:w="1666"/>
-        <w:gridCol w:w="8190"/>
-      </w:tblGrid>
-      <w:tr>
-        <w:trPr>
-          <w:cnfStyle w:val="100000000000" w:firstRow="1" w:lastRow="0" w:firstColumn="0" w:lastColumn="0" w:oddVBand="0" w:evenVBand="0" w:oddHBand="0" w:evenHBand="0" w:firstRowFirstColumn="0" w:firstRowLastColumn="0" w:lastRowFirstColumn="0" w:lastRowLastColumn="0"/>
-        </w:trPr>
-        <w:tc>
-          <w:tcPr>
-            <w:cnfStyle w:val="001000000000" w:firstRow="0" w:lastRow="0" w:firstColumn="1" w:lastColumn="0" w:oddVBand="0" w:evenVBand="0" w:oddHBand="0" w:evenHBand="0" w:firstRowFirstColumn="0" w:firstRowLastColumn="0" w:lastRowFirstColumn="0" w:lastRowLastColumn="0"/>
-            <w:tcW w:w="1666" w:type="dxa"/>
-          </w:tcPr>
-          <w:p>
-            <w:pPr>
-              <w:rPr>
-                <w:sz w:val="2"/>
-                <w:szCs w:val="2"/>
-                <w:highlight w:val="yellow"/>
-              </w:rPr>
-            </w:pPr>
-          </w:p>
-        </w:tc>
-        <w:tc>
-          <w:tcPr>
-            <w:tcW w:w="8190" w:type="dxa"/>
-          </w:tcPr>
-          <w:p>
-            <w:pPr>
-              <w:cnfStyle w:val="100000000000" w:firstRow="1" w:lastRow="0" w:firstColumn="0" w:lastColumn="0" w:oddVBand="0" w:evenVBand="0" w:oddHBand="0" w:evenHBand="0" w:firstRowFirstColumn="0" w:firstRowLastColumn="0" w:lastRowFirstColumn="0" w:lastRowLastColumn="0"/>
-              <w:rPr>
-                <w:sz w:val="2"/>
-                <w:szCs w:val="2"/>
-                <w:highlight w:val="yellow"/>
-              </w:rPr>
-            </w:pPr>
-          </w:p>
         </w:tc>
       </w:tr>
       <w:tr>
@@ -14545,12 +14457,18 @@
             <w:gridSpan w:val="2"/>
           </w:tcPr>
           <w:p>
+            <w:pPr>
+              <w:rPr>
+                <w:lang w:val="en-US"/>
+              </w:rPr>
+            </w:pPr>
             <w:r>
               <w:rPr>
                 <w:i/>
                 <w:iCs/>
-              </w:rPr>
-              <w:t>Things that went well</w:t>
+                <w:lang w:val="en-US"/>
+              </w:rPr>
+              <w:t xml:space="preserve">Final Thoughts </w:t>
             </w:r>
           </w:p>
         </w:tc>
@@ -14562,6 +14480,22 @@
             <w:tcW w:w="9856" w:type="dxa"/>
             <w:gridSpan w:val="2"/>
           </w:tcPr>
+          <w:p>
+            <w:r>
+              <w:rPr>
+                <w:i/>
+                <w:iCs/>
+                <w:lang w:val="en-US"/>
+              </w:rPr>
+              <w:t>Things to keep</w:t>
+            </w:r>
+            <w:r>
+              <w:rPr>
+                <w:lang w:val="en-US"/>
+              </w:rPr>
+              <w:t>:</w:t>
+            </w:r>
+          </w:p>
           <w:p>
             <w:pPr>
               <w:pStyle w:val="ListParagraph"/>
@@ -14622,43 +14556,30 @@
               <w:t>...</w:t>
             </w:r>
           </w:p>
-        </w:tc>
-      </w:tr>
-      <w:tr>
-        <w:trPr>
-          <w:cnfStyle w:val="000000100000" w:firstRow="0" w:lastRow="0" w:firstColumn="0" w:lastColumn="0" w:oddVBand="0" w:evenVBand="0" w:oddHBand="1" w:evenHBand="0" w:firstRowFirstColumn="0" w:firstRowLastColumn="0" w:lastRowFirstColumn="0" w:lastRowLastColumn="0"/>
-        </w:trPr>
-        <w:tc>
-          <w:tcPr>
-            <w:cnfStyle w:val="001000000000" w:firstRow="0" w:lastRow="0" w:firstColumn="1" w:lastColumn="0" w:oddVBand="0" w:evenVBand="0" w:oddHBand="0" w:evenHBand="0" w:firstRowFirstColumn="0" w:firstRowLastColumn="0" w:lastRowFirstColumn="0" w:lastRowLastColumn="0"/>
-            <w:tcW w:w="9856" w:type="dxa"/>
-            <w:gridSpan w:val="2"/>
-          </w:tcPr>
-          <w:p>
-            <w:pPr>
-              <w:rPr>
-                <w:lang w:val="en-US"/>
-              </w:rPr>
-            </w:pPr>
+          <w:p>
             <w:r>
               <w:rPr>
                 <w:i/>
                 <w:iCs/>
                 <w:lang w:val="en-US"/>
               </w:rPr>
-              <w:lastRenderedPageBreak/>
-              <w:t>Things that could have gone better</w:t>
-            </w:r>
-          </w:p>
-        </w:tc>
-      </w:tr>
-      <w:tr>
-        <w:tc>
-          <w:tcPr>
-            <w:cnfStyle w:val="001000000000" w:firstRow="0" w:lastRow="0" w:firstColumn="1" w:lastColumn="0" w:oddVBand="0" w:evenVBand="0" w:oddHBand="0" w:evenHBand="0" w:firstRowFirstColumn="0" w:firstRowLastColumn="0" w:lastRowFirstColumn="0" w:lastRowLastColumn="0"/>
-            <w:tcW w:w="9856" w:type="dxa"/>
-            <w:gridSpan w:val="2"/>
-          </w:tcPr>
+              <w:t xml:space="preserve">Things to </w:t>
+            </w:r>
+            <w:r>
+              <w:rPr>
+                <w:i/>
+                <w:iCs/>
+                <w:lang w:val="en-US"/>
+              </w:rPr>
+              <w:t>change</w:t>
+            </w:r>
+            <w:r>
+              <w:rPr>
+                <w:lang w:val="en-US"/>
+              </w:rPr>
+              <w:t>:</w:t>
+            </w:r>
+          </w:p>
           <w:p>
             <w:pPr>
               <w:pStyle w:val="ListParagraph"/>
@@ -14721,395 +14642,13 @@
           </w:p>
         </w:tc>
       </w:tr>
-      <w:tr>
-        <w:trPr>
-          <w:cnfStyle w:val="000000100000" w:firstRow="0" w:lastRow="0" w:firstColumn="0" w:lastColumn="0" w:oddVBand="0" w:evenVBand="0" w:oddHBand="1" w:evenHBand="0" w:firstRowFirstColumn="0" w:firstRowLastColumn="0" w:lastRowFirstColumn="0" w:lastRowLastColumn="0"/>
-        </w:trPr>
-        <w:tc>
-          <w:tcPr>
-            <w:cnfStyle w:val="001000000000" w:firstRow="0" w:lastRow="0" w:firstColumn="1" w:lastColumn="0" w:oddVBand="0" w:evenVBand="0" w:oddHBand="0" w:evenHBand="0" w:firstRowFirstColumn="0" w:firstRowLastColumn="0" w:lastRowFirstColumn="0" w:lastRowLastColumn="0"/>
-            <w:tcW w:w="9856" w:type="dxa"/>
-            <w:gridSpan w:val="2"/>
-          </w:tcPr>
-          <w:p>
-            <w:pPr>
-              <w:rPr>
-                <w:lang w:val="en-US"/>
-              </w:rPr>
-            </w:pPr>
-            <w:r>
-              <w:rPr>
-                <w:i/>
-                <w:iCs/>
-                <w:lang w:val="en-US"/>
-              </w:rPr>
-              <w:t>Things that surprised us</w:t>
-            </w:r>
-          </w:p>
-        </w:tc>
-      </w:tr>
-      <w:tr>
-        <w:tc>
-          <w:tcPr>
-            <w:cnfStyle w:val="001000000000" w:firstRow="0" w:lastRow="0" w:firstColumn="1" w:lastColumn="0" w:oddVBand="0" w:evenVBand="0" w:oddHBand="0" w:evenHBand="0" w:firstRowFirstColumn="0" w:firstRowLastColumn="0" w:lastRowFirstColumn="0" w:lastRowLastColumn="0"/>
-            <w:tcW w:w="9856" w:type="dxa"/>
-            <w:gridSpan w:val="2"/>
-          </w:tcPr>
-          <w:p>
-            <w:pPr>
-              <w:pStyle w:val="ListParagraph"/>
-              <w:numPr>
-                <w:ilvl w:val="0"/>
-                <w:numId w:val="8"/>
-              </w:numPr>
-              <w:rPr>
-                <w:b w:val="0"/>
-                <w:bCs w:val="0"/>
-              </w:rPr>
-            </w:pPr>
-            <w:r>
-              <w:rPr>
-                <w:b w:val="0"/>
-                <w:bCs w:val="0"/>
-              </w:rPr>
-              <w:t>...</w:t>
-            </w:r>
-          </w:p>
-          <w:p>
-            <w:pPr>
-              <w:pStyle w:val="ListParagraph"/>
-              <w:numPr>
-                <w:ilvl w:val="0"/>
-                <w:numId w:val="8"/>
-              </w:numPr>
-              <w:rPr>
-                <w:b w:val="0"/>
-                <w:bCs w:val="0"/>
-              </w:rPr>
-            </w:pPr>
-            <w:r>
-              <w:rPr>
-                <w:b w:val="0"/>
-                <w:bCs w:val="0"/>
-              </w:rPr>
-              <w:t>...</w:t>
-            </w:r>
-          </w:p>
-          <w:p>
-            <w:pPr>
-              <w:pStyle w:val="ListParagraph"/>
-              <w:numPr>
-                <w:ilvl w:val="0"/>
-                <w:numId w:val="8"/>
-              </w:numPr>
-              <w:rPr>
-                <w:b w:val="0"/>
-                <w:bCs w:val="0"/>
-              </w:rPr>
-            </w:pPr>
-            <w:r>
-              <w:rPr>
-                <w:b w:val="0"/>
-                <w:bCs w:val="0"/>
-              </w:rPr>
-              <w:t>...</w:t>
-            </w:r>
-          </w:p>
-        </w:tc>
-      </w:tr>
-      <w:tr>
-        <w:trPr>
-          <w:cnfStyle w:val="000000100000" w:firstRow="0" w:lastRow="0" w:firstColumn="0" w:lastColumn="0" w:oddVBand="0" w:evenVBand="0" w:oddHBand="1" w:evenHBand="0" w:firstRowFirstColumn="0" w:firstRowLastColumn="0" w:lastRowFirstColumn="0" w:lastRowLastColumn="0"/>
-        </w:trPr>
-        <w:tc>
-          <w:tcPr>
-            <w:cnfStyle w:val="001000000000" w:firstRow="0" w:lastRow="0" w:firstColumn="1" w:lastColumn="0" w:oddVBand="0" w:evenVBand="0" w:oddHBand="0" w:evenHBand="0" w:firstRowFirstColumn="0" w:firstRowLastColumn="0" w:lastRowFirstColumn="0" w:lastRowLastColumn="0"/>
-            <w:tcW w:w="9856" w:type="dxa"/>
-            <w:gridSpan w:val="2"/>
-          </w:tcPr>
-          <w:p>
-            <w:r>
-              <w:rPr>
-                <w:i/>
-                <w:iCs/>
-              </w:rPr>
-              <w:t>Lessons learned</w:t>
-            </w:r>
-          </w:p>
-        </w:tc>
-      </w:tr>
-      <w:tr>
-        <w:tc>
-          <w:tcPr>
-            <w:cnfStyle w:val="001000000000" w:firstRow="0" w:lastRow="0" w:firstColumn="1" w:lastColumn="0" w:oddVBand="0" w:evenVBand="0" w:oddHBand="0" w:evenHBand="0" w:firstRowFirstColumn="0" w:firstRowLastColumn="0" w:lastRowFirstColumn="0" w:lastRowLastColumn="0"/>
-            <w:tcW w:w="9856" w:type="dxa"/>
-            <w:gridSpan w:val="2"/>
-          </w:tcPr>
-          <w:p>
-            <w:pPr>
-              <w:pStyle w:val="ListParagraph"/>
-              <w:numPr>
-                <w:ilvl w:val="0"/>
-                <w:numId w:val="8"/>
-              </w:numPr>
-              <w:rPr>
-                <w:b w:val="0"/>
-                <w:bCs w:val="0"/>
-              </w:rPr>
-            </w:pPr>
-            <w:r>
-              <w:rPr>
-                <w:b w:val="0"/>
-                <w:bCs w:val="0"/>
-              </w:rPr>
-              <w:t>...</w:t>
-            </w:r>
-          </w:p>
-          <w:p>
-            <w:pPr>
-              <w:pStyle w:val="ListParagraph"/>
-              <w:numPr>
-                <w:ilvl w:val="0"/>
-                <w:numId w:val="8"/>
-              </w:numPr>
-              <w:rPr>
-                <w:b w:val="0"/>
-                <w:bCs w:val="0"/>
-              </w:rPr>
-            </w:pPr>
-            <w:r>
-              <w:rPr>
-                <w:b w:val="0"/>
-                <w:bCs w:val="0"/>
-              </w:rPr>
-              <w:t>...</w:t>
-            </w:r>
-          </w:p>
-          <w:p>
-            <w:pPr>
-              <w:pStyle w:val="ListParagraph"/>
-              <w:numPr>
-                <w:ilvl w:val="0"/>
-                <w:numId w:val="8"/>
-              </w:numPr>
-              <w:rPr>
-                <w:b w:val="0"/>
-                <w:bCs w:val="0"/>
-              </w:rPr>
-            </w:pPr>
-            <w:r>
-              <w:rPr>
-                <w:b w:val="0"/>
-                <w:bCs w:val="0"/>
-              </w:rPr>
-              <w:t>...</w:t>
-            </w:r>
-          </w:p>
-        </w:tc>
-      </w:tr>
-      <w:tr>
-        <w:trPr>
-          <w:cnfStyle w:val="000000100000" w:firstRow="0" w:lastRow="0" w:firstColumn="0" w:lastColumn="0" w:oddVBand="0" w:evenVBand="0" w:oddHBand="1" w:evenHBand="0" w:firstRowFirstColumn="0" w:firstRowLastColumn="0" w:lastRowFirstColumn="0" w:lastRowLastColumn="0"/>
-        </w:trPr>
-        <w:tc>
-          <w:tcPr>
-            <w:cnfStyle w:val="001000000000" w:firstRow="0" w:lastRow="0" w:firstColumn="1" w:lastColumn="0" w:oddVBand="0" w:evenVBand="0" w:oddHBand="0" w:evenHBand="0" w:firstRowFirstColumn="0" w:firstRowLastColumn="0" w:lastRowFirstColumn="0" w:lastRowLastColumn="0"/>
-            <w:tcW w:w="9856" w:type="dxa"/>
-            <w:gridSpan w:val="2"/>
-          </w:tcPr>
-          <w:p>
-            <w:pPr>
-              <w:rPr>
-                <w:lang w:val="en-US"/>
-              </w:rPr>
-            </w:pPr>
-            <w:r>
-              <w:rPr>
-                <w:i/>
-                <w:iCs/>
-                <w:lang w:val="en-US"/>
-              </w:rPr>
-              <w:t xml:space="preserve">Final Thoughts </w:t>
-            </w:r>
-          </w:p>
-        </w:tc>
-      </w:tr>
-      <w:tr>
-        <w:tc>
-          <w:tcPr>
-            <w:cnfStyle w:val="001000000000" w:firstRow="0" w:lastRow="0" w:firstColumn="1" w:lastColumn="0" w:oddVBand="0" w:evenVBand="0" w:oddHBand="0" w:evenHBand="0" w:firstRowFirstColumn="0" w:firstRowLastColumn="0" w:lastRowFirstColumn="0" w:lastRowLastColumn="0"/>
-            <w:tcW w:w="9856" w:type="dxa"/>
-            <w:gridSpan w:val="2"/>
-          </w:tcPr>
-          <w:p>
-            <w:r>
-              <w:rPr>
-                <w:i/>
-                <w:iCs/>
-                <w:lang w:val="en-US"/>
-              </w:rPr>
-              <w:t>Things to keep</w:t>
-            </w:r>
-            <w:r>
-              <w:rPr>
-                <w:lang w:val="en-US"/>
-              </w:rPr>
-              <w:t>:</w:t>
-            </w:r>
-          </w:p>
-          <w:p>
-            <w:pPr>
-              <w:pStyle w:val="ListParagraph"/>
-              <w:numPr>
-                <w:ilvl w:val="0"/>
-                <w:numId w:val="8"/>
-              </w:numPr>
-              <w:rPr>
-                <w:b w:val="0"/>
-                <w:bCs w:val="0"/>
-              </w:rPr>
-            </w:pPr>
-            <w:r>
-              <w:rPr>
-                <w:b w:val="0"/>
-                <w:bCs w:val="0"/>
-              </w:rPr>
-              <w:t>...</w:t>
-            </w:r>
-          </w:p>
-          <w:p>
-            <w:pPr>
-              <w:pStyle w:val="ListParagraph"/>
-              <w:numPr>
-                <w:ilvl w:val="0"/>
-                <w:numId w:val="8"/>
-              </w:numPr>
-              <w:rPr>
-                <w:b w:val="0"/>
-                <w:bCs w:val="0"/>
-              </w:rPr>
-            </w:pPr>
-            <w:r>
-              <w:rPr>
-                <w:b w:val="0"/>
-                <w:bCs w:val="0"/>
-              </w:rPr>
-              <w:t>...</w:t>
-            </w:r>
-          </w:p>
-          <w:p>
-            <w:pPr>
-              <w:pStyle w:val="ListParagraph"/>
-              <w:numPr>
-                <w:ilvl w:val="0"/>
-                <w:numId w:val="8"/>
-              </w:numPr>
-              <w:rPr>
-                <w:b w:val="0"/>
-                <w:bCs w:val="0"/>
-              </w:rPr>
-            </w:pPr>
-            <w:r>
-              <w:rPr>
-                <w:b w:val="0"/>
-                <w:bCs w:val="0"/>
-              </w:rPr>
-              <w:t>...</w:t>
-            </w:r>
-          </w:p>
-          <w:p>
-            <w:r>
-              <w:rPr>
-                <w:i/>
-                <w:iCs/>
-                <w:lang w:val="en-US"/>
-              </w:rPr>
-              <w:t xml:space="preserve">Things to </w:t>
-            </w:r>
-            <w:r>
-              <w:rPr>
-                <w:i/>
-                <w:iCs/>
-                <w:lang w:val="en-US"/>
-              </w:rPr>
-              <w:t>change</w:t>
-            </w:r>
-            <w:r>
-              <w:rPr>
-                <w:lang w:val="en-US"/>
-              </w:rPr>
-              <w:t>:</w:t>
-            </w:r>
-          </w:p>
-          <w:p>
-            <w:pPr>
-              <w:pStyle w:val="ListParagraph"/>
-              <w:numPr>
-                <w:ilvl w:val="0"/>
-                <w:numId w:val="8"/>
-              </w:numPr>
-              <w:rPr>
-                <w:b w:val="0"/>
-                <w:bCs w:val="0"/>
-              </w:rPr>
-            </w:pPr>
-            <w:r>
-              <w:rPr>
-                <w:b w:val="0"/>
-                <w:bCs w:val="0"/>
-              </w:rPr>
-              <w:t>...</w:t>
-            </w:r>
-          </w:p>
-          <w:p>
-            <w:pPr>
-              <w:pStyle w:val="ListParagraph"/>
-              <w:numPr>
-                <w:ilvl w:val="0"/>
-                <w:numId w:val="8"/>
-              </w:numPr>
-              <w:rPr>
-                <w:b w:val="0"/>
-                <w:bCs w:val="0"/>
-              </w:rPr>
-            </w:pPr>
-            <w:r>
-              <w:rPr>
-                <w:b w:val="0"/>
-                <w:bCs w:val="0"/>
-              </w:rPr>
-              <w:t>...</w:t>
-            </w:r>
-          </w:p>
-          <w:p>
-            <w:pPr>
-              <w:pStyle w:val="ListParagraph"/>
-              <w:numPr>
-                <w:ilvl w:val="0"/>
-                <w:numId w:val="8"/>
-              </w:numPr>
-              <w:rPr>
-                <w:b w:val="0"/>
-                <w:bCs w:val="0"/>
-              </w:rPr>
-            </w:pPr>
-            <w:r>
-              <w:rPr>
-                <w:b w:val="0"/>
-                <w:bCs w:val="0"/>
-              </w:rPr>
-              <w:t>...</w:t>
-            </w:r>
-          </w:p>
-        </w:tc>
-      </w:tr>
     </w:tbl>
     <w:p/>
     <w:p>
       <w:pPr>
         <w:pStyle w:val="Heading1"/>
       </w:pPr>
-      <w:bookmarkStart w:id="31" w:name="_Toc231221413"/>
+      <w:bookmarkStart w:id="30" w:name="_Toc231221413"/>
       <w:r>
         <w:lastRenderedPageBreak/>
         <w:t>Conclus</w:t>
@@ -15117,7 +14656,7 @@
       <w:r>
         <w:t>ão</w:t>
       </w:r>
-      <w:bookmarkEnd w:id="31"/>
+      <w:bookmarkEnd w:id="30"/>
     </w:p>
     <w:p>
       <w:pPr>
@@ -15418,8 +14957,8 @@
     </w:p>
     <w:p/>
     <w:sectPr>
-      <w:headerReference w:type="default" r:id="rId18"/>
-      <w:footerReference w:type="default" r:id="rId19"/>
+      <w:headerReference w:type="default" r:id="rId22"/>
+      <w:footerReference w:type="default" r:id="rId23"/>
       <w:pgSz w:w="11906" w:h="16838"/>
       <w:pgMar w:top="1134" w:right="1134" w:bottom="1418" w:left="1134" w:header="709" w:footer="692" w:gutter="0"/>
       <w:cols w:space="708"/>

--- a/IPL-TeSP-PSI-MDS-2526-Template_Projeto.docx
+++ b/IPL-TeSP-PSI-MDS-2526-Template_Projeto.docx
@@ -4,7 +4,7 @@
   <w:body>
     <w:tbl>
       <w:tblPr>
-        <w:tblStyle w:val="TableGrid"/>
+        <w:tblStyle w:val="TabelacomGrelha"/>
         <w:tblW w:w="9644" w:type="dxa"/>
         <w:tblInd w:w="-5" w:type="dxa"/>
         <w:tblLook w:val="04A0" w:firstRow="1" w:lastRow="0" w:firstColumn="1" w:lastColumn="0" w:noHBand="0" w:noVBand="1"/>
@@ -29,7 +29,7 @@
           </w:tcPr>
           <w:p>
             <w:pPr>
-              <w:pStyle w:val="NoSpacing"/>
+              <w:pStyle w:val="SemEspaamento"/>
             </w:pPr>
             <w:r>
               <w:rPr>
@@ -93,7 +93,7 @@
           </w:tcPr>
           <w:p>
             <w:pPr>
-              <w:pStyle w:val="NoSpacing"/>
+              <w:pStyle w:val="SemEspaamento"/>
               <w:jc w:val="center"/>
             </w:pPr>
             <w:r>
@@ -106,7 +106,7 @@
           </w:p>
           <w:p>
             <w:pPr>
-              <w:pStyle w:val="NoSpacing"/>
+              <w:pStyle w:val="SemEspaamento"/>
               <w:ind w:left="-336" w:right="-532"/>
               <w:jc w:val="center"/>
               <w:rPr>
@@ -122,7 +122,7 @@
           </w:p>
           <w:p>
             <w:pPr>
-              <w:pStyle w:val="NoSpacing"/>
+              <w:pStyle w:val="SemEspaamento"/>
               <w:ind w:left="-336" w:right="-532"/>
               <w:jc w:val="center"/>
               <w:rPr>
@@ -604,7 +604,7 @@
     </w:p>
     <w:tbl>
       <w:tblPr>
-        <w:tblStyle w:val="TableGrid"/>
+        <w:tblStyle w:val="TabelacomGrelha"/>
         <w:tblW w:w="9644" w:type="dxa"/>
         <w:tblInd w:w="-5" w:type="dxa"/>
         <w:tblLook w:val="04A0" w:firstRow="1" w:lastRow="0" w:firstColumn="1" w:lastColumn="0" w:noHBand="0" w:noVBand="1"/>
@@ -911,7 +911,7 @@
       <w:sdtContent>
         <w:p>
           <w:pPr>
-            <w:pStyle w:val="TOCHeading"/>
+            <w:pStyle w:val="Cabealhodondice"/>
           </w:pPr>
           <w:r>
             <w:t>ÍNDICE</w:t>
@@ -919,7 +919,7 @@
         </w:p>
         <w:p>
           <w:pPr>
-            <w:pStyle w:val="TOC1"/>
+            <w:pStyle w:val="ndice1"/>
             <w:tabs>
               <w:tab w:val="right" w:leader="dot" w:pos="9628"/>
             </w:tabs>
@@ -957,7 +957,7 @@
           <w:hyperlink w:anchor="_Toc231221391" w:history="1">
             <w:r>
               <w:rPr>
-                <w:rStyle w:val="Hyperlink"/>
+                <w:rStyle w:val="Hiperligao"/>
                 <w:noProof/>
               </w:rPr>
               <w:t>Índice de Figuras</w:t>
@@ -1014,7 +1014,7 @@
         </w:p>
         <w:p>
           <w:pPr>
-            <w:pStyle w:val="TOC1"/>
+            <w:pStyle w:val="ndice1"/>
             <w:tabs>
               <w:tab w:val="right" w:leader="dot" w:pos="9628"/>
             </w:tabs>
@@ -1035,7 +1035,7 @@
           <w:hyperlink w:anchor="_Toc231221392" w:history="1">
             <w:r>
               <w:rPr>
-                <w:rStyle w:val="Hyperlink"/>
+                <w:rStyle w:val="Hiperligao"/>
                 <w:noProof/>
               </w:rPr>
               <w:t>Índice de Tabelas</w:t>
@@ -1092,7 +1092,7 @@
         </w:p>
         <w:p>
           <w:pPr>
-            <w:pStyle w:val="TOC1"/>
+            <w:pStyle w:val="ndice1"/>
             <w:tabs>
               <w:tab w:val="left" w:pos="358"/>
               <w:tab w:val="right" w:leader="dot" w:pos="9628"/>
@@ -1114,7 +1114,7 @@
           <w:hyperlink w:anchor="_Toc231221393" w:history="1">
             <w:r>
               <w:rPr>
-                <w:rStyle w:val="Hyperlink"/>
+                <w:rStyle w:val="Hiperligao"/>
                 <w:noProof/>
               </w:rPr>
               <w:t>1</w:t>
@@ -1137,7 +1137,7 @@
             </w:r>
             <w:r>
               <w:rPr>
-                <w:rStyle w:val="Hyperlink"/>
+                <w:rStyle w:val="Hiperligao"/>
                 <w:noProof/>
               </w:rPr>
               <w:t>Introdução</w:t>
@@ -1194,7 +1194,7 @@
         </w:p>
         <w:p>
           <w:pPr>
-            <w:pStyle w:val="TOC2"/>
+            <w:pStyle w:val="ndice2"/>
             <w:tabs>
               <w:tab w:val="left" w:pos="541"/>
               <w:tab w:val="right" w:leader="dot" w:pos="9628"/>
@@ -1215,7 +1215,7 @@
           <w:hyperlink w:anchor="_Toc231221394" w:history="1">
             <w:r>
               <w:rPr>
-                <w:rStyle w:val="Hyperlink"/>
+                <w:rStyle w:val="Hiperligao"/>
                 <w:noProof/>
               </w:rPr>
               <w:t>1.1</w:t>
@@ -1237,7 +1237,7 @@
             </w:r>
             <w:r>
               <w:rPr>
-                <w:rStyle w:val="Hyperlink"/>
+                <w:rStyle w:val="Hiperligao"/>
                 <w:noProof/>
               </w:rPr>
               <w:t>Sumário executivo</w:t>
@@ -1294,7 +1294,7 @@
         </w:p>
         <w:p>
           <w:pPr>
-            <w:pStyle w:val="TOC1"/>
+            <w:pStyle w:val="ndice1"/>
             <w:tabs>
               <w:tab w:val="left" w:pos="358"/>
               <w:tab w:val="right" w:leader="dot" w:pos="9628"/>
@@ -1316,7 +1316,7 @@
           <w:hyperlink w:anchor="_Toc231221395" w:history="1">
             <w:r>
               <w:rPr>
-                <w:rStyle w:val="Hyperlink"/>
+                <w:rStyle w:val="Hiperligao"/>
                 <w:noProof/>
               </w:rPr>
               <w:t>2</w:t>
@@ -1339,7 +1339,7 @@
             </w:r>
             <w:r>
               <w:rPr>
-                <w:rStyle w:val="Hyperlink"/>
+                <w:rStyle w:val="Hiperligao"/>
                 <w:noProof/>
               </w:rPr>
               <w:t>Especificação do Sistema</w:t>
@@ -1396,7 +1396,7 @@
         </w:p>
         <w:p>
           <w:pPr>
-            <w:pStyle w:val="TOC2"/>
+            <w:pStyle w:val="ndice2"/>
             <w:tabs>
               <w:tab w:val="left" w:pos="541"/>
               <w:tab w:val="right" w:leader="dot" w:pos="9628"/>
@@ -1417,7 +1417,7 @@
           <w:hyperlink w:anchor="_Toc231221396" w:history="1">
             <w:r>
               <w:rPr>
-                <w:rStyle w:val="Hyperlink"/>
+                <w:rStyle w:val="Hiperligao"/>
                 <w:noProof/>
               </w:rPr>
               <w:t>2.1</w:t>
@@ -1439,7 +1439,7 @@
             </w:r>
             <w:r>
               <w:rPr>
-                <w:rStyle w:val="Hyperlink"/>
+                <w:rStyle w:val="Hiperligao"/>
                 <w:noProof/>
               </w:rPr>
               <w:t>Análise Concorrencial</w:t>
@@ -1496,7 +1496,7 @@
         </w:p>
         <w:p>
           <w:pPr>
-            <w:pStyle w:val="TOC3"/>
+            <w:pStyle w:val="ndice3"/>
             <w:tabs>
               <w:tab w:val="left" w:pos="718"/>
               <w:tab w:val="right" w:leader="dot" w:pos="9628"/>
@@ -1515,7 +1515,7 @@
           <w:hyperlink w:anchor="_Toc231221397" w:history="1">
             <w:r>
               <w:rPr>
-                <w:rStyle w:val="Hyperlink"/>
+                <w:rStyle w:val="Hiperligao"/>
                 <w:noProof/>
               </w:rPr>
               <w:t>2.1.1</w:t>
@@ -1535,7 +1535,7 @@
             </w:r>
             <w:r>
               <w:rPr>
-                <w:rStyle w:val="Hyperlink"/>
+                <w:rStyle w:val="Hiperligao"/>
                 <w:noProof/>
               </w:rPr>
               <w:t>AnyList</w:t>
@@ -1592,7 +1592,7 @@
         </w:p>
         <w:p>
           <w:pPr>
-            <w:pStyle w:val="TOC3"/>
+            <w:pStyle w:val="ndice3"/>
             <w:tabs>
               <w:tab w:val="left" w:pos="718"/>
               <w:tab w:val="right" w:leader="dot" w:pos="9628"/>
@@ -1611,7 +1611,7 @@
           <w:hyperlink w:anchor="_Toc231221398" w:history="1">
             <w:r>
               <w:rPr>
-                <w:rStyle w:val="Hyperlink"/>
+                <w:rStyle w:val="Hiperligao"/>
                 <w:noProof/>
               </w:rPr>
               <w:t>2.1.2</w:t>
@@ -1631,7 +1631,7 @@
             </w:r>
             <w:r>
               <w:rPr>
-                <w:rStyle w:val="Hyperlink"/>
+                <w:rStyle w:val="Hiperligao"/>
                 <w:noProof/>
               </w:rPr>
               <w:t>Bring!</w:t>
@@ -1688,7 +1688,7 @@
         </w:p>
         <w:p>
           <w:pPr>
-            <w:pStyle w:val="TOC3"/>
+            <w:pStyle w:val="ndice3"/>
             <w:tabs>
               <w:tab w:val="left" w:pos="718"/>
               <w:tab w:val="right" w:leader="dot" w:pos="9628"/>
@@ -1707,7 +1707,7 @@
           <w:hyperlink w:anchor="_Toc231221399" w:history="1">
             <w:r>
               <w:rPr>
-                <w:rStyle w:val="Hyperlink"/>
+                <w:rStyle w:val="Hiperligao"/>
                 <w:noProof/>
                 <w:lang w:val="en-GB"/>
               </w:rPr>
@@ -1728,7 +1728,7 @@
             </w:r>
             <w:r>
               <w:rPr>
-                <w:rStyle w:val="Hyperlink"/>
+                <w:rStyle w:val="Hiperligao"/>
                 <w:noProof/>
                 <w:lang w:val="en-GB"/>
               </w:rPr>
@@ -1786,7 +1786,7 @@
         </w:p>
         <w:p>
           <w:pPr>
-            <w:pStyle w:val="TOC3"/>
+            <w:pStyle w:val="ndice3"/>
             <w:tabs>
               <w:tab w:val="left" w:pos="718"/>
               <w:tab w:val="right" w:leader="dot" w:pos="9628"/>
@@ -1805,7 +1805,7 @@
           <w:hyperlink w:anchor="_Toc231221400" w:history="1">
             <w:r>
               <w:rPr>
-                <w:rStyle w:val="Hyperlink"/>
+                <w:rStyle w:val="Hiperligao"/>
                 <w:noProof/>
               </w:rPr>
               <w:t>2.1.4</w:t>
@@ -1825,7 +1825,7 @@
             </w:r>
             <w:r>
               <w:rPr>
-                <w:rStyle w:val="Hyperlink"/>
+                <w:rStyle w:val="Hiperligao"/>
                 <w:noProof/>
               </w:rPr>
               <w:t>Comparação dos Sistemas</w:t>
@@ -1882,7 +1882,7 @@
         </w:p>
         <w:p>
           <w:pPr>
-            <w:pStyle w:val="TOC3"/>
+            <w:pStyle w:val="ndice3"/>
             <w:tabs>
               <w:tab w:val="left" w:pos="718"/>
               <w:tab w:val="right" w:leader="dot" w:pos="9628"/>
@@ -1901,7 +1901,7 @@
           <w:hyperlink w:anchor="_Toc231221401" w:history="1">
             <w:r>
               <w:rPr>
-                <w:rStyle w:val="Hyperlink"/>
+                <w:rStyle w:val="Hiperligao"/>
                 <w:noProof/>
               </w:rPr>
               <w:t>2.1.5</w:t>
@@ -1921,7 +1921,7 @@
             </w:r>
             <w:r>
               <w:rPr>
-                <w:rStyle w:val="Hyperlink"/>
+                <w:rStyle w:val="Hiperligao"/>
                 <w:noProof/>
               </w:rPr>
               <w:t>Enquadramento da análise concorrencial no SI</w:t>
@@ -1978,7 +1978,7 @@
         </w:p>
         <w:p>
           <w:pPr>
-            <w:pStyle w:val="TOC2"/>
+            <w:pStyle w:val="ndice2"/>
             <w:tabs>
               <w:tab w:val="left" w:pos="541"/>
               <w:tab w:val="right" w:leader="dot" w:pos="9628"/>
@@ -1999,7 +1999,7 @@
           <w:hyperlink w:anchor="_Toc231221402" w:history="1">
             <w:r>
               <w:rPr>
-                <w:rStyle w:val="Hyperlink"/>
+                <w:rStyle w:val="Hiperligao"/>
                 <w:noProof/>
               </w:rPr>
               <w:t>2.2</w:t>
@@ -2021,7 +2021,7 @@
             </w:r>
             <w:r>
               <w:rPr>
-                <w:rStyle w:val="Hyperlink"/>
+                <w:rStyle w:val="Hiperligao"/>
                 <w:noProof/>
               </w:rPr>
               <w:t>Wireframes/Mockups</w:t>
@@ -2078,7 +2078,7 @@
         </w:p>
         <w:p>
           <w:pPr>
-            <w:pStyle w:val="TOC2"/>
+            <w:pStyle w:val="ndice2"/>
             <w:tabs>
               <w:tab w:val="left" w:pos="541"/>
               <w:tab w:val="right" w:leader="dot" w:pos="9628"/>
@@ -2099,7 +2099,7 @@
           <w:hyperlink w:anchor="_Toc231221403" w:history="1">
             <w:r>
               <w:rPr>
-                <w:rStyle w:val="Hyperlink"/>
+                <w:rStyle w:val="Hiperligao"/>
                 <w:noProof/>
               </w:rPr>
               <w:t>2.3</w:t>
@@ -2121,7 +2121,7 @@
             </w:r>
             <w:r>
               <w:rPr>
-                <w:rStyle w:val="Hyperlink"/>
+                <w:rStyle w:val="Hiperligao"/>
                 <w:noProof/>
               </w:rPr>
               <w:t>Diagrama de Classes</w:t>
@@ -2178,7 +2178,7 @@
         </w:p>
         <w:p>
           <w:pPr>
-            <w:pStyle w:val="TOC1"/>
+            <w:pStyle w:val="ndice1"/>
             <w:tabs>
               <w:tab w:val="left" w:pos="358"/>
               <w:tab w:val="right" w:leader="dot" w:pos="9628"/>
@@ -2200,7 +2200,7 @@
           <w:hyperlink w:anchor="_Toc231221404" w:history="1">
             <w:r>
               <w:rPr>
-                <w:rStyle w:val="Hyperlink"/>
+                <w:rStyle w:val="Hiperligao"/>
                 <w:noProof/>
               </w:rPr>
               <w:t>3</w:t>
@@ -2223,7 +2223,7 @@
             </w:r>
             <w:r>
               <w:rPr>
-                <w:rStyle w:val="Hyperlink"/>
+                <w:rStyle w:val="Hiperligao"/>
                 <w:noProof/>
               </w:rPr>
               <w:t>Scrum</w:t>
@@ -2280,7 +2280,7 @@
         </w:p>
         <w:p>
           <w:pPr>
-            <w:pStyle w:val="TOC2"/>
+            <w:pStyle w:val="ndice2"/>
             <w:tabs>
               <w:tab w:val="left" w:pos="541"/>
               <w:tab w:val="right" w:leader="dot" w:pos="9628"/>
@@ -2301,7 +2301,7 @@
           <w:hyperlink w:anchor="_Toc231221405" w:history="1">
             <w:r>
               <w:rPr>
-                <w:rStyle w:val="Hyperlink"/>
+                <w:rStyle w:val="Hiperligao"/>
                 <w:noProof/>
               </w:rPr>
               <w:t>3.1</w:t>
@@ -2323,7 +2323,7 @@
             </w:r>
             <w:r>
               <w:rPr>
-                <w:rStyle w:val="Hyperlink"/>
+                <w:rStyle w:val="Hiperligao"/>
                 <w:noProof/>
               </w:rPr>
               <w:t>Aplicação do Scrum ao Projeto</w:t>
@@ -2380,7 +2380,7 @@
         </w:p>
         <w:p>
           <w:pPr>
-            <w:pStyle w:val="TOC2"/>
+            <w:pStyle w:val="ndice2"/>
             <w:tabs>
               <w:tab w:val="left" w:pos="541"/>
               <w:tab w:val="right" w:leader="dot" w:pos="9628"/>
@@ -2401,7 +2401,7 @@
           <w:hyperlink w:anchor="_Toc231221406" w:history="1">
             <w:r>
               <w:rPr>
-                <w:rStyle w:val="Hyperlink"/>
+                <w:rStyle w:val="Hiperligao"/>
                 <w:noProof/>
               </w:rPr>
               <w:t>3.2</w:t>
@@ -2423,7 +2423,7 @@
             </w:r>
             <w:r>
               <w:rPr>
-                <w:rStyle w:val="Hyperlink"/>
+                <w:rStyle w:val="Hiperligao"/>
                 <w:noProof/>
               </w:rPr>
               <w:t>Stakeholders e Scrum Team</w:t>
@@ -2480,7 +2480,7 @@
         </w:p>
         <w:p>
           <w:pPr>
-            <w:pStyle w:val="TOC2"/>
+            <w:pStyle w:val="ndice2"/>
             <w:tabs>
               <w:tab w:val="left" w:pos="541"/>
               <w:tab w:val="right" w:leader="dot" w:pos="9628"/>
@@ -2501,7 +2501,7 @@
           <w:hyperlink w:anchor="_Toc231221407" w:history="1">
             <w:r>
               <w:rPr>
-                <w:rStyle w:val="Hyperlink"/>
+                <w:rStyle w:val="Hiperligao"/>
                 <w:noProof/>
               </w:rPr>
               <w:t>3.3</w:t>
@@ -2523,7 +2523,7 @@
             </w:r>
             <w:r>
               <w:rPr>
-                <w:rStyle w:val="Hyperlink"/>
+                <w:rStyle w:val="Hiperligao"/>
                 <w:noProof/>
               </w:rPr>
               <w:t>User Stories</w:t>
@@ -2580,7 +2580,7 @@
         </w:p>
         <w:p>
           <w:pPr>
-            <w:pStyle w:val="TOC2"/>
+            <w:pStyle w:val="ndice2"/>
             <w:tabs>
               <w:tab w:val="left" w:pos="541"/>
               <w:tab w:val="right" w:leader="dot" w:pos="9628"/>
@@ -2601,7 +2601,7 @@
           <w:hyperlink w:anchor="_Toc231221408" w:history="1">
             <w:r>
               <w:rPr>
-                <w:rStyle w:val="Hyperlink"/>
+                <w:rStyle w:val="Hiperligao"/>
                 <w:noProof/>
               </w:rPr>
               <w:t>3.4</w:t>
@@ -2623,7 +2623,7 @@
             </w:r>
             <w:r>
               <w:rPr>
-                <w:rStyle w:val="Hyperlink"/>
+                <w:rStyle w:val="Hiperligao"/>
                 <w:noProof/>
               </w:rPr>
               <w:t>Execução do projeto</w:t>
@@ -2680,7 +2680,7 @@
         </w:p>
         <w:p>
           <w:pPr>
-            <w:pStyle w:val="TOC3"/>
+            <w:pStyle w:val="ndice3"/>
             <w:tabs>
               <w:tab w:val="left" w:pos="718"/>
               <w:tab w:val="right" w:leader="dot" w:pos="9628"/>
@@ -2699,7 +2699,7 @@
           <w:hyperlink w:anchor="_Toc231221409" w:history="1">
             <w:r>
               <w:rPr>
-                <w:rStyle w:val="Hyperlink"/>
+                <w:rStyle w:val="Hiperligao"/>
                 <w:noProof/>
               </w:rPr>
               <w:t>3.4.1</w:t>
@@ -2719,14 +2719,14 @@
             </w:r>
             <w:r>
               <w:rPr>
-                <w:rStyle w:val="Hyperlink"/>
+                <w:rStyle w:val="Hiperligao"/>
                 <w:noProof/>
               </w:rPr>
               <w:t>Sprint 1 (</w:t>
             </w:r>
             <w:r>
               <w:rPr>
-                <w:rStyle w:val="Hyperlink"/>
+                <w:rStyle w:val="Hiperligao"/>
                 <w:noProof/>
                 <w:highlight w:val="yellow"/>
               </w:rPr>
@@ -2734,7 +2734,7 @@
             </w:r>
             <w:r>
               <w:rPr>
-                <w:rStyle w:val="Hyperlink"/>
+                <w:rStyle w:val="Hiperligao"/>
                 <w:noProof/>
               </w:rPr>
               <w:t>)</w:t>
@@ -2791,7 +2791,7 @@
         </w:p>
         <w:p>
           <w:pPr>
-            <w:pStyle w:val="TOC3"/>
+            <w:pStyle w:val="ndice3"/>
             <w:tabs>
               <w:tab w:val="left" w:pos="718"/>
               <w:tab w:val="right" w:leader="dot" w:pos="9628"/>
@@ -2810,7 +2810,7 @@
           <w:hyperlink w:anchor="_Toc231221410" w:history="1">
             <w:r>
               <w:rPr>
-                <w:rStyle w:val="Hyperlink"/>
+                <w:rStyle w:val="Hiperligao"/>
                 <w:noProof/>
               </w:rPr>
               <w:t>3.4.2</w:t>
@@ -2830,14 +2830,14 @@
             </w:r>
             <w:r>
               <w:rPr>
-                <w:rStyle w:val="Hyperlink"/>
+                <w:rStyle w:val="Hiperligao"/>
                 <w:noProof/>
               </w:rPr>
               <w:t>Sprint 2 (</w:t>
             </w:r>
             <w:r>
               <w:rPr>
-                <w:rStyle w:val="Hyperlink"/>
+                <w:rStyle w:val="Hiperligao"/>
                 <w:noProof/>
                 <w:highlight w:val="yellow"/>
               </w:rPr>
@@ -2845,7 +2845,7 @@
             </w:r>
             <w:r>
               <w:rPr>
-                <w:rStyle w:val="Hyperlink"/>
+                <w:rStyle w:val="Hiperligao"/>
                 <w:noProof/>
               </w:rPr>
               <w:t>)</w:t>
@@ -2902,7 +2902,7 @@
         </w:p>
         <w:p>
           <w:pPr>
-            <w:pStyle w:val="TOC3"/>
+            <w:pStyle w:val="ndice3"/>
             <w:tabs>
               <w:tab w:val="left" w:pos="718"/>
               <w:tab w:val="right" w:leader="dot" w:pos="9628"/>
@@ -2921,7 +2921,7 @@
           <w:hyperlink w:anchor="_Toc231221411" w:history="1">
             <w:r>
               <w:rPr>
-                <w:rStyle w:val="Hyperlink"/>
+                <w:rStyle w:val="Hiperligao"/>
                 <w:noProof/>
               </w:rPr>
               <w:t>3.4.3</w:t>
@@ -2941,14 +2941,14 @@
             </w:r>
             <w:r>
               <w:rPr>
-                <w:rStyle w:val="Hyperlink"/>
+                <w:rStyle w:val="Hiperligao"/>
                 <w:noProof/>
               </w:rPr>
               <w:t>Sprint 3 (</w:t>
             </w:r>
             <w:r>
               <w:rPr>
-                <w:rStyle w:val="Hyperlink"/>
+                <w:rStyle w:val="Hiperligao"/>
                 <w:noProof/>
                 <w:highlight w:val="yellow"/>
               </w:rPr>
@@ -2956,7 +2956,7 @@
             </w:r>
             <w:r>
               <w:rPr>
-                <w:rStyle w:val="Hyperlink"/>
+                <w:rStyle w:val="Hiperligao"/>
                 <w:noProof/>
               </w:rPr>
               <w:t>)</w:t>
@@ -3013,7 +3013,7 @@
         </w:p>
         <w:p>
           <w:pPr>
-            <w:pStyle w:val="TOC2"/>
+            <w:pStyle w:val="ndice2"/>
             <w:tabs>
               <w:tab w:val="left" w:pos="541"/>
               <w:tab w:val="right" w:leader="dot" w:pos="9628"/>
@@ -3034,7 +3034,7 @@
           <w:hyperlink w:anchor="_Toc231221412" w:history="1">
             <w:r>
               <w:rPr>
-                <w:rStyle w:val="Hyperlink"/>
+                <w:rStyle w:val="Hiperligao"/>
                 <w:noProof/>
               </w:rPr>
               <w:t>3.5</w:t>
@@ -3056,7 +3056,7 @@
             </w:r>
             <w:r>
               <w:rPr>
-                <w:rStyle w:val="Hyperlink"/>
+                <w:rStyle w:val="Hiperligao"/>
                 <w:i/>
                 <w:iCs/>
                 <w:noProof/>
@@ -3065,7 +3065,7 @@
             </w:r>
             <w:r>
               <w:rPr>
-                <w:rStyle w:val="Hyperlink"/>
+                <w:rStyle w:val="Hiperligao"/>
                 <w:noProof/>
               </w:rPr>
               <w:t xml:space="preserve"> do Projeto</w:t>
@@ -3122,7 +3122,7 @@
         </w:p>
         <w:p>
           <w:pPr>
-            <w:pStyle w:val="TOC1"/>
+            <w:pStyle w:val="ndice1"/>
             <w:tabs>
               <w:tab w:val="left" w:pos="358"/>
               <w:tab w:val="right" w:leader="dot" w:pos="9628"/>
@@ -3144,7 +3144,7 @@
           <w:hyperlink w:anchor="_Toc231221413" w:history="1">
             <w:r>
               <w:rPr>
-                <w:rStyle w:val="Hyperlink"/>
+                <w:rStyle w:val="Hiperligao"/>
                 <w:noProof/>
               </w:rPr>
               <w:t>4</w:t>
@@ -3167,7 +3167,7 @@
             </w:r>
             <w:r>
               <w:rPr>
-                <w:rStyle w:val="Hyperlink"/>
+                <w:rStyle w:val="Hiperligao"/>
                 <w:noProof/>
               </w:rPr>
               <w:t>Conclusão</w:t>
@@ -3256,7 +3256,7 @@
     </w:p>
     <w:p>
       <w:pPr>
-        <w:pStyle w:val="Heading1"/>
+        <w:pStyle w:val="Ttulo1"/>
         <w:numPr>
           <w:ilvl w:val="0"/>
           <w:numId w:val="0"/>
@@ -3279,7 +3279,7 @@
     <w:p/>
     <w:p>
       <w:pPr>
-        <w:pStyle w:val="TableofFigures"/>
+        <w:pStyle w:val="ndicedeilustraes"/>
         <w:tabs>
           <w:tab w:val="right" w:leader="dot" w:pos="9628"/>
         </w:tabs>
@@ -3305,14 +3305,14 @@
       <w:hyperlink w:anchor="_Toc231221414" w:history="1">
         <w:r>
           <w:rPr>
-            <w:rStyle w:val="Hyperlink"/>
+            <w:rStyle w:val="Hiperligao"/>
             <w:noProof/>
           </w:rPr>
           <w:t xml:space="preserve">Figura 1 – Wireframe/Mockup do ecrã principal </w:t>
         </w:r>
         <w:r>
           <w:rPr>
-            <w:rStyle w:val="Hyperlink"/>
+            <w:rStyle w:val="Hiperligao"/>
             <w:noProof/>
             <w:highlight w:val="yellow"/>
           </w:rPr>
@@ -3370,7 +3370,7 @@
     </w:p>
     <w:p>
       <w:pPr>
-        <w:pStyle w:val="TableofFigures"/>
+        <w:pStyle w:val="ndicedeilustraes"/>
         <w:tabs>
           <w:tab w:val="right" w:leader="dot" w:pos="9628"/>
         </w:tabs>
@@ -3387,14 +3387,14 @@
       <w:hyperlink w:anchor="_Toc231221415" w:history="1">
         <w:r>
           <w:rPr>
-            <w:rStyle w:val="Hyperlink"/>
+            <w:rStyle w:val="Hiperligao"/>
             <w:noProof/>
           </w:rPr>
           <w:t xml:space="preserve">Figura 2 – Diagrama de classes </w:t>
         </w:r>
         <w:r>
           <w:rPr>
-            <w:rStyle w:val="Hyperlink"/>
+            <w:rStyle w:val="Hiperligao"/>
             <w:noProof/>
             <w:highlight w:val="yellow"/>
           </w:rPr>
@@ -3463,7 +3463,7 @@
     </w:p>
     <w:p>
       <w:pPr>
-        <w:pStyle w:val="Heading1"/>
+        <w:pStyle w:val="Ttulo1"/>
         <w:numPr>
           <w:ilvl w:val="0"/>
           <w:numId w:val="0"/>
@@ -3480,7 +3480,7 @@
     <w:p/>
     <w:p>
       <w:pPr>
-        <w:pStyle w:val="TableofFigures"/>
+        <w:pStyle w:val="ndicedeilustraes"/>
         <w:tabs>
           <w:tab w:val="right" w:leader="dot" w:pos="9628"/>
         </w:tabs>
@@ -3506,7 +3506,7 @@
       <w:hyperlink w:anchor="_Toc231221419" w:history="1">
         <w:r>
           <w:rPr>
-            <w:rStyle w:val="Hyperlink"/>
+            <w:rStyle w:val="Hiperligao"/>
             <w:noProof/>
           </w:rPr>
           <w:t>Tabela 1 – Descrição do AnyList</w:t>
@@ -3563,7 +3563,7 @@
     </w:p>
     <w:p>
       <w:pPr>
-        <w:pStyle w:val="TableofFigures"/>
+        <w:pStyle w:val="ndicedeilustraes"/>
         <w:tabs>
           <w:tab w:val="right" w:leader="dot" w:pos="9628"/>
         </w:tabs>
@@ -3580,7 +3580,7 @@
       <w:hyperlink w:anchor="_Toc231221420" w:history="1">
         <w:r>
           <w:rPr>
-            <w:rStyle w:val="Hyperlink"/>
+            <w:rStyle w:val="Hiperligao"/>
             <w:noProof/>
           </w:rPr>
           <w:t>Tabela 2 – Descrição do Bring!</w:t>
@@ -3637,7 +3637,7 @@
     </w:p>
     <w:p>
       <w:pPr>
-        <w:pStyle w:val="TableofFigures"/>
+        <w:pStyle w:val="ndicedeilustraes"/>
         <w:tabs>
           <w:tab w:val="right" w:leader="dot" w:pos="9628"/>
         </w:tabs>
@@ -3654,7 +3654,7 @@
       <w:hyperlink w:anchor="_Toc231221421" w:history="1">
         <w:r>
           <w:rPr>
-            <w:rStyle w:val="Hyperlink"/>
+            <w:rStyle w:val="Hiperligao"/>
             <w:noProof/>
           </w:rPr>
           <w:t>Tabela 3 – Descrição do YNAB</w:t>
@@ -3711,7 +3711,7 @@
     </w:p>
     <w:p>
       <w:pPr>
-        <w:pStyle w:val="TableofFigures"/>
+        <w:pStyle w:val="ndicedeilustraes"/>
         <w:tabs>
           <w:tab w:val="right" w:leader="dot" w:pos="9628"/>
         </w:tabs>
@@ -3728,7 +3728,7 @@
       <w:hyperlink w:anchor="_Toc231221422" w:history="1">
         <w:r>
           <w:rPr>
-            <w:rStyle w:val="Hyperlink"/>
+            <w:rStyle w:val="Hiperligao"/>
             <w:noProof/>
           </w:rPr>
           <w:t>Tabela 4 – Resumo das características dos Sistemas concorrenciais</w:t>
@@ -3785,7 +3785,7 @@
     </w:p>
     <w:p>
       <w:pPr>
-        <w:pStyle w:val="TableofFigures"/>
+        <w:pStyle w:val="ndicedeilustraes"/>
         <w:tabs>
           <w:tab w:val="right" w:leader="dot" w:pos="9628"/>
         </w:tabs>
@@ -3802,7 +3802,7 @@
       <w:hyperlink w:anchor="_Toc231221423" w:history="1">
         <w:r>
           <w:rPr>
-            <w:rStyle w:val="Hyperlink"/>
+            <w:rStyle w:val="Hiperligao"/>
             <w:noProof/>
           </w:rPr>
           <w:t>Tabela 5 – Identificação e funções dos Stakeholders e Scrum Team</w:t>
@@ -3869,7 +3869,7 @@
     </w:p>
     <w:p>
       <w:pPr>
-        <w:pStyle w:val="Heading1"/>
+        <w:pStyle w:val="Ttulo1"/>
       </w:pPr>
       <w:bookmarkStart w:id="2" w:name="_Toc231221393"/>
       <w:r>
@@ -4015,7 +4015,7 @@
     </w:p>
     <w:p>
       <w:pPr>
-        <w:pStyle w:val="Heading2"/>
+        <w:pStyle w:val="Ttulo2"/>
         <w:rPr>
           <w:noProof/>
         </w:rPr>
@@ -4133,7 +4133,7 @@
     <w:p/>
     <w:p>
       <w:pPr>
-        <w:pStyle w:val="Heading1"/>
+        <w:pStyle w:val="Ttulo1"/>
       </w:pPr>
       <w:bookmarkStart w:id="4" w:name="_Toc231221395"/>
       <w:r>
@@ -4160,7 +4160,7 @@
     <w:p/>
     <w:p>
       <w:pPr>
-        <w:pStyle w:val="Heading2"/>
+        <w:pStyle w:val="Ttulo2"/>
       </w:pPr>
       <w:bookmarkStart w:id="5" w:name="_Toc231221396"/>
       <w:r>
@@ -4176,7 +4176,7 @@
     <w:p/>
     <w:p>
       <w:pPr>
-        <w:pStyle w:val="Heading3"/>
+        <w:pStyle w:val="Ttulo3"/>
       </w:pPr>
       <w:bookmarkStart w:id="6" w:name="_Toc231221397"/>
       <w:r>
@@ -4194,7 +4194,7 @@
     </w:p>
     <w:p>
       <w:pPr>
-        <w:pStyle w:val="Caption"/>
+        <w:pStyle w:val="Legenda"/>
         <w:keepNext/>
         <w:jc w:val="center"/>
       </w:pPr>
@@ -4202,27 +4202,14 @@
       <w:r>
         <w:t xml:space="preserve">Tabela </w:t>
       </w:r>
-      <w:r>
-        <w:fldChar w:fldCharType="begin"/>
-      </w:r>
-      <w:r>
-        <w:instrText xml:space="preserve"> SEQ Tabela \* ARABIC </w:instrText>
-      </w:r>
-      <w:r>
-        <w:fldChar w:fldCharType="separate"/>
-      </w:r>
-      <w:r>
-        <w:rPr>
-          <w:noProof/>
-        </w:rPr>
-        <w:t>1</w:t>
-      </w:r>
-      <w:r>
-        <w:rPr>
-          <w:noProof/>
-        </w:rPr>
-        <w:fldChar w:fldCharType="end"/>
-      </w:r>
+      <w:fldSimple w:instr=" SEQ Tabela \* ARABIC ">
+        <w:r>
+          <w:rPr>
+            <w:noProof/>
+          </w:rPr>
+          <w:t>1</w:t>
+        </w:r>
+      </w:fldSimple>
       <w:r>
         <w:t xml:space="preserve"> – Descrição do </w:t>
       </w:r>
@@ -4233,7 +4220,7 @@
     </w:p>
     <w:tbl>
       <w:tblPr>
-        <w:tblStyle w:val="GridTable7ColourfulAccent3"/>
+        <w:tblStyle w:val="TabeladeGrelha7Colorida-Destaque3"/>
         <w:tblW w:w="9639" w:type="dxa"/>
         <w:tblInd w:w="-5" w:type="dxa"/>
         <w:tblLook w:val="04A0" w:firstRow="1" w:lastRow="0" w:firstColumn="1" w:lastColumn="0" w:noHBand="0" w:noVBand="1"/>
@@ -4267,7 +4254,7 @@
                 <w:noProof/>
               </w:rPr>
               <w:drawing>
-                <wp:inline distT="0" distB="0" distL="0" distR="0" wp14:anchorId="15730833" wp14:editId="053E39BB">
+                <wp:inline distT="0" distB="0" distL="0" distR="0" wp14:anchorId="15730833" wp14:editId="482D4EEE">
                   <wp:extent cx="3440951" cy="2821880"/>
                   <wp:effectExtent l="0" t="0" r="7620" b="0"/>
                   <wp:docPr id="128556463" name="Picture 2" descr="AnyList - About AnyList for the Web"/>
@@ -4596,7 +4583,7 @@
     <w:p/>
     <w:p>
       <w:pPr>
-        <w:pStyle w:val="Heading3"/>
+        <w:pStyle w:val="Ttulo3"/>
       </w:pPr>
       <w:bookmarkStart w:id="8" w:name="_Toc231221398"/>
       <w:r>
@@ -4614,7 +4601,7 @@
     </w:p>
     <w:p>
       <w:pPr>
-        <w:pStyle w:val="Caption"/>
+        <w:pStyle w:val="Legenda"/>
         <w:keepNext/>
         <w:jc w:val="center"/>
       </w:pPr>
@@ -4622,27 +4609,14 @@
       <w:r>
         <w:t xml:space="preserve">Tabela </w:t>
       </w:r>
-      <w:r>
-        <w:fldChar w:fldCharType="begin"/>
-      </w:r>
-      <w:r>
-        <w:instrText xml:space="preserve"> SEQ Tabela \* ARABIC </w:instrText>
-      </w:r>
-      <w:r>
-        <w:fldChar w:fldCharType="separate"/>
-      </w:r>
-      <w:r>
-        <w:rPr>
-          <w:noProof/>
-        </w:rPr>
-        <w:t>2</w:t>
-      </w:r>
-      <w:r>
-        <w:rPr>
-          <w:noProof/>
-        </w:rPr>
-        <w:fldChar w:fldCharType="end"/>
-      </w:r>
+      <w:fldSimple w:instr=" SEQ Tabela \* ARABIC ">
+        <w:r>
+          <w:rPr>
+            <w:noProof/>
+          </w:rPr>
+          <w:t>2</w:t>
+        </w:r>
+      </w:fldSimple>
       <w:r>
         <w:t xml:space="preserve"> – Descrição do </w:t>
       </w:r>
@@ -4653,7 +4627,7 @@
     </w:p>
     <w:tbl>
       <w:tblPr>
-        <w:tblStyle w:val="GridTable7ColourfulAccent3"/>
+        <w:tblStyle w:val="TabeladeGrelha7Colorida-Destaque3"/>
         <w:tblW w:w="9639" w:type="dxa"/>
         <w:tblInd w:w="-5" w:type="dxa"/>
         <w:tblLook w:val="04A0" w:firstRow="1" w:lastRow="0" w:firstColumn="1" w:lastColumn="0" w:noHBand="0" w:noVBand="1"/>
@@ -5008,7 +4982,7 @@
     <w:p/>
     <w:p>
       <w:pPr>
-        <w:pStyle w:val="Heading3"/>
+        <w:pStyle w:val="Ttulo3"/>
         <w:rPr>
           <w:lang w:val="en-GB"/>
         </w:rPr>
@@ -5053,7 +5027,7 @@
     </w:p>
     <w:p>
       <w:pPr>
-        <w:pStyle w:val="Caption"/>
+        <w:pStyle w:val="Legenda"/>
         <w:keepNext/>
         <w:jc w:val="center"/>
       </w:pPr>
@@ -5061,27 +5035,14 @@
       <w:r>
         <w:t xml:space="preserve">Tabela </w:t>
       </w:r>
-      <w:r>
-        <w:fldChar w:fldCharType="begin"/>
-      </w:r>
-      <w:r>
-        <w:instrText xml:space="preserve"> SEQ Tabela \* ARABIC </w:instrText>
-      </w:r>
-      <w:r>
-        <w:fldChar w:fldCharType="separate"/>
-      </w:r>
-      <w:r>
-        <w:rPr>
-          <w:noProof/>
-        </w:rPr>
-        <w:t>3</w:t>
-      </w:r>
-      <w:r>
-        <w:rPr>
-          <w:noProof/>
-        </w:rPr>
-        <w:fldChar w:fldCharType="end"/>
-      </w:r>
+      <w:fldSimple w:instr=" SEQ Tabela \* ARABIC ">
+        <w:r>
+          <w:rPr>
+            <w:noProof/>
+          </w:rPr>
+          <w:t>3</w:t>
+        </w:r>
+      </w:fldSimple>
       <w:r>
         <w:t xml:space="preserve"> – Descrição do </w:t>
       </w:r>
@@ -5092,7 +5053,7 @@
     </w:p>
     <w:tbl>
       <w:tblPr>
-        <w:tblStyle w:val="GridTable7ColourfulAccent3"/>
+        <w:tblStyle w:val="TabeladeGrelha7Colorida-Destaque3"/>
         <w:tblW w:w="9639" w:type="dxa"/>
         <w:tblInd w:w="-5" w:type="dxa"/>
         <w:tblLook w:val="04A0" w:firstRow="1" w:lastRow="0" w:firstColumn="1" w:lastColumn="0" w:noHBand="0" w:noVBand="1"/>
@@ -5463,7 +5424,7 @@
     <w:p/>
     <w:p>
       <w:pPr>
-        <w:pStyle w:val="Heading3"/>
+        <w:pStyle w:val="Ttulo3"/>
       </w:pPr>
       <w:bookmarkStart w:id="12" w:name="_Toc231221400"/>
       <w:r>
@@ -5479,7 +5440,7 @@
     <w:p/>
     <w:p>
       <w:pPr>
-        <w:pStyle w:val="Caption"/>
+        <w:pStyle w:val="Legenda"/>
         <w:keepNext/>
         <w:jc w:val="center"/>
       </w:pPr>
@@ -5487,27 +5448,14 @@
       <w:r>
         <w:t xml:space="preserve">Tabela </w:t>
       </w:r>
-      <w:r>
-        <w:fldChar w:fldCharType="begin"/>
-      </w:r>
-      <w:r>
-        <w:instrText xml:space="preserve"> SEQ Tabela \* ARABIC </w:instrText>
-      </w:r>
-      <w:r>
-        <w:fldChar w:fldCharType="separate"/>
-      </w:r>
-      <w:r>
-        <w:rPr>
-          <w:noProof/>
-        </w:rPr>
-        <w:t>4</w:t>
-      </w:r>
-      <w:r>
-        <w:rPr>
-          <w:noProof/>
-        </w:rPr>
-        <w:fldChar w:fldCharType="end"/>
-      </w:r>
+      <w:fldSimple w:instr=" SEQ Tabela \* ARABIC ">
+        <w:r>
+          <w:rPr>
+            <w:noProof/>
+          </w:rPr>
+          <w:t>4</w:t>
+        </w:r>
+      </w:fldSimple>
       <w:r>
         <w:t xml:space="preserve"> – Resumo das características dos Sistemas concorrenciais</w:t>
       </w:r>
@@ -5515,7 +5463,7 @@
     </w:p>
     <w:tbl>
       <w:tblPr>
-        <w:tblStyle w:val="GridTable7ColourfulAccent3"/>
+        <w:tblStyle w:val="TabeladeGrelha7Colorida-Destaque3"/>
         <w:tblW w:w="0" w:type="auto"/>
         <w:tblLook w:val="04A0" w:firstRow="1" w:lastRow="0" w:firstColumn="1" w:lastColumn="0" w:noHBand="0" w:noVBand="1"/>
       </w:tblPr>
@@ -6312,7 +6260,7 @@
     <w:p/>
     <w:p>
       <w:pPr>
-        <w:pStyle w:val="Heading3"/>
+        <w:pStyle w:val="Ttulo3"/>
       </w:pPr>
       <w:bookmarkStart w:id="14" w:name="_Toc231221401"/>
       <w:r>
@@ -6353,7 +6301,7 @@
     <w:p/>
     <w:p>
       <w:pPr>
-        <w:pStyle w:val="Heading2"/>
+        <w:pStyle w:val="Ttulo2"/>
       </w:pPr>
       <w:bookmarkStart w:id="15" w:name="_Toc231221402"/>
       <w:r>
@@ -6367,6 +6315,9 @@
         <w:jc w:val="center"/>
       </w:pPr>
       <w:r>
+        <w:rPr>
+          <w:noProof/>
+        </w:rPr>
         <w:drawing>
           <wp:inline distT="0" distB="0" distL="0" distR="0" wp14:anchorId="3BC21DD7" wp14:editId="20FF8C7C">
             <wp:extent cx="5286414" cy="3095648"/>
@@ -6414,6 +6365,9 @@
         <w:jc w:val="center"/>
       </w:pPr>
       <w:r>
+        <w:rPr>
+          <w:noProof/>
+        </w:rPr>
         <w:drawing>
           <wp:inline distT="0" distB="0" distL="0" distR="0" wp14:anchorId="31306320" wp14:editId="28578430">
             <wp:extent cx="5210213" cy="4314857"/>
@@ -6476,6 +6430,9 @@
         <w:jc w:val="center"/>
       </w:pPr>
       <w:r>
+        <w:rPr>
+          <w:noProof/>
+        </w:rPr>
         <w:lastRenderedPageBreak/>
         <w:drawing>
           <wp:inline distT="0" distB="0" distL="0" distR="0" wp14:anchorId="4ED21C40" wp14:editId="4AD900D3">
@@ -6520,6 +6477,9 @@
         <w:jc w:val="center"/>
       </w:pPr>
       <w:r>
+        <w:rPr>
+          <w:noProof/>
+        </w:rPr>
         <w:drawing>
           <wp:inline distT="0" distB="0" distL="0" distR="0" wp14:anchorId="1211A61B" wp14:editId="45C5D418">
             <wp:extent cx="6120130" cy="3253105"/>
@@ -6578,6 +6538,9 @@
         <w:jc w:val="center"/>
       </w:pPr>
       <w:r>
+        <w:rPr>
+          <w:noProof/>
+        </w:rPr>
         <w:lastRenderedPageBreak/>
         <w:drawing>
           <wp:inline distT="0" distB="0" distL="0" distR="0" wp14:anchorId="146CA128" wp14:editId="733AE3C5">
@@ -6626,7 +6589,7 @@
     </w:p>
     <w:p>
       <w:pPr>
-        <w:pStyle w:val="Heading2"/>
+        <w:pStyle w:val="Ttulo2"/>
       </w:pPr>
       <w:bookmarkStart w:id="16" w:name="_Toc102664379"/>
       <w:bookmarkStart w:id="17" w:name="_Toc231221403"/>
@@ -6710,7 +6673,7 @@
     </w:p>
     <w:p>
       <w:pPr>
-        <w:pStyle w:val="Caption"/>
+        <w:pStyle w:val="Legenda"/>
         <w:jc w:val="center"/>
       </w:pPr>
       <w:bookmarkStart w:id="18" w:name="_Toc70951687"/>
@@ -6718,27 +6681,14 @@
       <w:r>
         <w:t xml:space="preserve">Figura </w:t>
       </w:r>
-      <w:r>
-        <w:fldChar w:fldCharType="begin"/>
-      </w:r>
-      <w:r>
-        <w:instrText xml:space="preserve"> SEQ Figura \* ARABIC </w:instrText>
-      </w:r>
-      <w:r>
-        <w:fldChar w:fldCharType="separate"/>
-      </w:r>
-      <w:r>
-        <w:rPr>
-          <w:noProof/>
-        </w:rPr>
-        <w:t>2</w:t>
-      </w:r>
-      <w:r>
-        <w:rPr>
-          <w:noProof/>
-        </w:rPr>
-        <w:fldChar w:fldCharType="end"/>
-      </w:r>
+      <w:fldSimple w:instr=" SEQ Figura \* ARABIC ">
+        <w:r>
+          <w:rPr>
+            <w:noProof/>
+          </w:rPr>
+          <w:t>2</w:t>
+        </w:r>
+      </w:fldSimple>
       <w:r>
         <w:t xml:space="preserve"> – Diagrama de classes</w:t>
       </w:r>
@@ -6751,7 +6701,7 @@
     <w:p/>
     <w:p>
       <w:pPr>
-        <w:pStyle w:val="Heading1"/>
+        <w:pStyle w:val="Ttulo1"/>
       </w:pPr>
       <w:bookmarkStart w:id="20" w:name="_Toc231221404"/>
       <w:r>
@@ -6774,7 +6724,7 @@
     <w:p/>
     <w:p>
       <w:pPr>
-        <w:pStyle w:val="Heading2"/>
+        <w:pStyle w:val="Ttulo2"/>
       </w:pPr>
       <w:bookmarkStart w:id="21" w:name="_Toc231221405"/>
       <w:r>
@@ -6815,30 +6765,12 @@
     </w:p>
     <w:p>
       <w:r>
-        <w:t xml:space="preserve">Os eventos Scrum seguidos foram o Sprint Planning, o </w:t>
-      </w:r>
-      <w:r>
-        <w:t>Weekly</w:t>
-      </w:r>
-      <w:r>
-        <w:t xml:space="preserve"> Scrum e a Sprint Retrospective.</w:t>
+        <w:t>Os eventos Scrum seguidos foram o Sprint Planning, o Weekly Scrum e a Sprint Retrospective.</w:t>
       </w:r>
     </w:p>
     <w:p>
       <w:r>
-        <w:t xml:space="preserve">O projeto foi dividido em </w:t>
-      </w:r>
-      <w:r>
-        <w:t>3</w:t>
-      </w:r>
-      <w:r>
-        <w:t xml:space="preserve"> sprints, cada uma com a duração de </w:t>
-      </w:r>
-      <w:r>
-        <w:t xml:space="preserve">2 </w:t>
-      </w:r>
-      <w:r>
-        <w:t>semanas. A Definition of Done adotada estabelece que uma User Story está concluída quando: a funcionalidade está implementada e funcional, o código está integrado no repositório GitHub sem erros de compilação, e os critérios de aceitação definidos foram verificados.</w:t>
+        <w:t>O projeto foi dividido em 3 sprints, cada uma com a duração de 2 semanas. A Definition of Done adotada estabelece que uma User Story está concluída quando: a funcionalidade está implementada e funcional, o código está integrado no repositório GitHub sem erros de compilação, e os critérios de aceitação definidos foram verificados.</w:t>
       </w:r>
     </w:p>
     <w:p>
@@ -6854,7 +6786,7 @@
     <w:p/>
     <w:p>
       <w:pPr>
-        <w:pStyle w:val="Heading2"/>
+        <w:pStyle w:val="Ttulo2"/>
       </w:pPr>
       <w:bookmarkStart w:id="22" w:name="_Toc231221406"/>
       <w:r>
@@ -6864,7 +6796,7 @@
     </w:p>
     <w:p>
       <w:pPr>
-        <w:pStyle w:val="Caption"/>
+        <w:pStyle w:val="Legenda"/>
         <w:keepNext/>
         <w:jc w:val="center"/>
       </w:pPr>
@@ -6872,27 +6804,14 @@
       <w:r>
         <w:t xml:space="preserve">Tabela </w:t>
       </w:r>
-      <w:r>
-        <w:fldChar w:fldCharType="begin"/>
-      </w:r>
-      <w:r>
-        <w:instrText xml:space="preserve"> SEQ Tabela \* ARABIC </w:instrText>
-      </w:r>
-      <w:r>
-        <w:fldChar w:fldCharType="separate"/>
-      </w:r>
-      <w:r>
-        <w:rPr>
-          <w:noProof/>
-        </w:rPr>
-        <w:t>5</w:t>
-      </w:r>
-      <w:r>
-        <w:rPr>
-          <w:noProof/>
-        </w:rPr>
-        <w:fldChar w:fldCharType="end"/>
-      </w:r>
+      <w:fldSimple w:instr=" SEQ Tabela \* ARABIC ">
+        <w:r>
+          <w:rPr>
+            <w:noProof/>
+          </w:rPr>
+          <w:t>5</w:t>
+        </w:r>
+      </w:fldSimple>
       <w:r>
         <w:t xml:space="preserve"> – Identificação e funções dos </w:t>
       </w:r>
@@ -6903,7 +6822,7 @@
     </w:p>
     <w:tbl>
       <w:tblPr>
-        <w:tblStyle w:val="GridTable7ColourfulAccent3"/>
+        <w:tblStyle w:val="TabeladeGrelha7Colorida-Destaque3"/>
         <w:tblW w:w="0" w:type="auto"/>
         <w:tblLook w:val="04A0" w:firstRow="1" w:lastRow="0" w:firstColumn="1" w:lastColumn="0" w:noHBand="0" w:noVBand="1"/>
       </w:tblPr>
@@ -6987,7 +6906,7 @@
           </w:tcPr>
           <w:p>
             <w:pPr>
-              <w:pStyle w:val="ListParagraph"/>
+              <w:pStyle w:val="PargrafodaLista"/>
               <w:numPr>
                 <w:ilvl w:val="0"/>
                 <w:numId w:val="4"/>
@@ -7002,7 +6921,7 @@
           </w:p>
           <w:p>
             <w:pPr>
-              <w:pStyle w:val="ListParagraph"/>
+              <w:pStyle w:val="PargrafodaLista"/>
               <w:numPr>
                 <w:ilvl w:val="0"/>
                 <w:numId w:val="4"/>
@@ -7020,7 +6939,7 @@
           </w:p>
           <w:p>
             <w:pPr>
-              <w:pStyle w:val="ListParagraph"/>
+              <w:pStyle w:val="PargrafodaLista"/>
               <w:numPr>
                 <w:ilvl w:val="0"/>
                 <w:numId w:val="4"/>
@@ -7070,7 +6989,7 @@
           </w:tcPr>
           <w:p>
             <w:pPr>
-              <w:pStyle w:val="ListParagraph"/>
+              <w:pStyle w:val="PargrafodaLista"/>
               <w:numPr>
                 <w:ilvl w:val="0"/>
                 <w:numId w:val="4"/>
@@ -7085,7 +7004,7 @@
           </w:p>
           <w:p>
             <w:pPr>
-              <w:pStyle w:val="ListParagraph"/>
+              <w:pStyle w:val="PargrafodaLista"/>
               <w:numPr>
                 <w:ilvl w:val="0"/>
                 <w:numId w:val="4"/>
@@ -7103,7 +7022,7 @@
           </w:p>
           <w:p>
             <w:pPr>
-              <w:pStyle w:val="ListParagraph"/>
+              <w:pStyle w:val="PargrafodaLista"/>
               <w:numPr>
                 <w:ilvl w:val="0"/>
                 <w:numId w:val="4"/>
@@ -7156,7 +7075,7 @@
           </w:tcPr>
           <w:p>
             <w:pPr>
-              <w:pStyle w:val="ListParagraph"/>
+              <w:pStyle w:val="PargrafodaLista"/>
               <w:numPr>
                 <w:ilvl w:val="0"/>
                 <w:numId w:val="4"/>
@@ -7171,7 +7090,7 @@
           </w:p>
           <w:p>
             <w:pPr>
-              <w:pStyle w:val="ListParagraph"/>
+              <w:pStyle w:val="PargrafodaLista"/>
               <w:numPr>
                 <w:ilvl w:val="0"/>
                 <w:numId w:val="4"/>
@@ -7189,7 +7108,7 @@
           </w:p>
           <w:p>
             <w:pPr>
-              <w:pStyle w:val="ListParagraph"/>
+              <w:pStyle w:val="PargrafodaLista"/>
               <w:numPr>
                 <w:ilvl w:val="0"/>
                 <w:numId w:val="4"/>
@@ -7239,7 +7158,7 @@
           </w:tcPr>
           <w:p>
             <w:pPr>
-              <w:pStyle w:val="ListParagraph"/>
+              <w:pStyle w:val="PargrafodaLista"/>
               <w:numPr>
                 <w:ilvl w:val="0"/>
                 <w:numId w:val="4"/>
@@ -7254,7 +7173,7 @@
           </w:p>
           <w:p>
             <w:pPr>
-              <w:pStyle w:val="ListParagraph"/>
+              <w:pStyle w:val="PargrafodaLista"/>
               <w:numPr>
                 <w:ilvl w:val="0"/>
                 <w:numId w:val="4"/>
@@ -7272,7 +7191,7 @@
           </w:p>
           <w:p>
             <w:pPr>
-              <w:pStyle w:val="ListParagraph"/>
+              <w:pStyle w:val="PargrafodaLista"/>
               <w:numPr>
                 <w:ilvl w:val="0"/>
                 <w:numId w:val="4"/>
@@ -7295,7 +7214,7 @@
     <w:p/>
     <w:p>
       <w:pPr>
-        <w:pStyle w:val="Heading2"/>
+        <w:pStyle w:val="Ttulo2"/>
       </w:pPr>
       <w:bookmarkStart w:id="24" w:name="_Toc231221407"/>
       <w:r>
@@ -7306,7 +7225,7 @@
     </w:p>
     <w:tbl>
       <w:tblPr>
-        <w:tblStyle w:val="GridTable2-Accent3"/>
+        <w:tblStyle w:val="TabeladeGrelha2-Destaque3"/>
         <w:tblW w:w="9639" w:type="dxa"/>
         <w:tblLook w:val="04A0" w:firstRow="1" w:lastRow="0" w:firstColumn="1" w:lastColumn="0" w:noHBand="0" w:noVBand="1"/>
       </w:tblPr>
@@ -7454,7 +7373,7 @@
           </w:p>
           <w:p>
             <w:pPr>
-              <w:pStyle w:val="ListParagraph"/>
+              <w:pStyle w:val="PargrafodaLista"/>
               <w:numPr>
                 <w:ilvl w:val="0"/>
                 <w:numId w:val="26"/>
@@ -7474,7 +7393,7 @@
           </w:p>
           <w:p>
             <w:pPr>
-              <w:pStyle w:val="ListParagraph"/>
+              <w:pStyle w:val="PargrafodaLista"/>
               <w:numPr>
                 <w:ilvl w:val="0"/>
                 <w:numId w:val="26"/>
@@ -7494,7 +7413,7 @@
           </w:p>
           <w:p>
             <w:pPr>
-              <w:pStyle w:val="ListParagraph"/>
+              <w:pStyle w:val="PargrafodaLista"/>
               <w:numPr>
                 <w:ilvl w:val="0"/>
                 <w:numId w:val="26"/>
@@ -7510,7 +7429,7 @@
           </w:p>
           <w:p>
             <w:pPr>
-              <w:pStyle w:val="ListParagraph"/>
+              <w:pStyle w:val="PargrafodaLista"/>
             </w:pPr>
           </w:p>
         </w:tc>
@@ -7623,7 +7542,7 @@
           </w:p>
           <w:p>
             <w:pPr>
-              <w:pStyle w:val="ListParagraph"/>
+              <w:pStyle w:val="PargrafodaLista"/>
               <w:numPr>
                 <w:ilvl w:val="0"/>
                 <w:numId w:val="27"/>
@@ -7643,7 +7562,7 @@
           </w:p>
           <w:p>
             <w:pPr>
-              <w:pStyle w:val="ListParagraph"/>
+              <w:pStyle w:val="PargrafodaLista"/>
               <w:numPr>
                 <w:ilvl w:val="0"/>
                 <w:numId w:val="27"/>
@@ -7663,7 +7582,7 @@
           </w:p>
           <w:p>
             <w:pPr>
-              <w:pStyle w:val="ListParagraph"/>
+              <w:pStyle w:val="PargrafodaLista"/>
               <w:numPr>
                 <w:ilvl w:val="0"/>
                 <w:numId w:val="27"/>
@@ -7807,7 +7726,7 @@
           </w:p>
           <w:p>
             <w:pPr>
-              <w:pStyle w:val="ListParagraph"/>
+              <w:pStyle w:val="PargrafodaLista"/>
               <w:numPr>
                 <w:ilvl w:val="0"/>
                 <w:numId w:val="7"/>
@@ -7828,7 +7747,7 @@
           </w:p>
           <w:p>
             <w:pPr>
-              <w:pStyle w:val="ListParagraph"/>
+              <w:pStyle w:val="PargrafodaLista"/>
               <w:numPr>
                 <w:ilvl w:val="0"/>
                 <w:numId w:val="7"/>
@@ -7849,7 +7768,7 @@
           </w:p>
           <w:p>
             <w:pPr>
-              <w:pStyle w:val="ListParagraph"/>
+              <w:pStyle w:val="PargrafodaLista"/>
               <w:numPr>
                 <w:ilvl w:val="0"/>
                 <w:numId w:val="7"/>
@@ -7987,7 +7906,7 @@
           </w:p>
           <w:p>
             <w:pPr>
-              <w:pStyle w:val="ListParagraph"/>
+              <w:pStyle w:val="PargrafodaLista"/>
               <w:numPr>
                 <w:ilvl w:val="0"/>
                 <w:numId w:val="6"/>
@@ -8008,7 +7927,7 @@
           </w:p>
           <w:p>
             <w:pPr>
-              <w:pStyle w:val="ListParagraph"/>
+              <w:pStyle w:val="PargrafodaLista"/>
               <w:numPr>
                 <w:ilvl w:val="0"/>
                 <w:numId w:val="6"/>
@@ -8029,7 +7948,7 @@
           </w:p>
           <w:p>
             <w:pPr>
-              <w:pStyle w:val="ListParagraph"/>
+              <w:pStyle w:val="PargrafodaLista"/>
               <w:numPr>
                 <w:ilvl w:val="0"/>
                 <w:numId w:val="6"/>
@@ -8050,7 +7969,7 @@
           </w:p>
           <w:p>
             <w:pPr>
-              <w:pStyle w:val="ListParagraph"/>
+              <w:pStyle w:val="PargrafodaLista"/>
               <w:numPr>
                 <w:ilvl w:val="0"/>
                 <w:numId w:val="6"/>
@@ -8181,7 +8100,7 @@
           </w:p>
           <w:p>
             <w:pPr>
-              <w:pStyle w:val="ListParagraph"/>
+              <w:pStyle w:val="PargrafodaLista"/>
               <w:numPr>
                 <w:ilvl w:val="0"/>
                 <w:numId w:val="6"/>
@@ -8202,7 +8121,7 @@
           </w:p>
           <w:p>
             <w:pPr>
-              <w:pStyle w:val="ListParagraph"/>
+              <w:pStyle w:val="PargrafodaLista"/>
               <w:numPr>
                 <w:ilvl w:val="0"/>
                 <w:numId w:val="6"/>
@@ -8223,7 +8142,7 @@
           </w:p>
           <w:p>
             <w:pPr>
-              <w:pStyle w:val="ListParagraph"/>
+              <w:pStyle w:val="PargrafodaLista"/>
               <w:numPr>
                 <w:ilvl w:val="0"/>
                 <w:numId w:val="6"/>
@@ -8244,7 +8163,7 @@
           </w:p>
           <w:p>
             <w:pPr>
-              <w:pStyle w:val="ListParagraph"/>
+              <w:pStyle w:val="PargrafodaLista"/>
               <w:numPr>
                 <w:ilvl w:val="0"/>
                 <w:numId w:val="6"/>
@@ -8383,7 +8302,7 @@
           </w:p>
           <w:p>
             <w:pPr>
-              <w:pStyle w:val="ListParagraph"/>
+              <w:pStyle w:val="PargrafodaLista"/>
               <w:numPr>
                 <w:ilvl w:val="0"/>
                 <w:numId w:val="29"/>
@@ -8403,7 +8322,7 @@
           </w:p>
           <w:p>
             <w:pPr>
-              <w:pStyle w:val="ListParagraph"/>
+              <w:pStyle w:val="PargrafodaLista"/>
               <w:numPr>
                 <w:ilvl w:val="0"/>
                 <w:numId w:val="29"/>
@@ -8423,7 +8342,7 @@
           </w:p>
           <w:p>
             <w:pPr>
-              <w:pStyle w:val="ListParagraph"/>
+              <w:pStyle w:val="PargrafodaLista"/>
               <w:numPr>
                 <w:ilvl w:val="0"/>
                 <w:numId w:val="29"/>
@@ -8443,7 +8362,7 @@
           </w:p>
           <w:p>
             <w:pPr>
-              <w:pStyle w:val="ListParagraph"/>
+              <w:pStyle w:val="PargrafodaLista"/>
               <w:numPr>
                 <w:ilvl w:val="0"/>
                 <w:numId w:val="29"/>
@@ -8577,7 +8496,7 @@
           </w:p>
           <w:p>
             <w:pPr>
-              <w:pStyle w:val="ListParagraph"/>
+              <w:pStyle w:val="PargrafodaLista"/>
               <w:numPr>
                 <w:ilvl w:val="0"/>
                 <w:numId w:val="30"/>
@@ -8597,7 +8516,7 @@
           </w:p>
           <w:p>
             <w:pPr>
-              <w:pStyle w:val="ListParagraph"/>
+              <w:pStyle w:val="PargrafodaLista"/>
               <w:numPr>
                 <w:ilvl w:val="0"/>
                 <w:numId w:val="30"/>
@@ -8617,7 +8536,7 @@
           </w:p>
           <w:p>
             <w:pPr>
-              <w:pStyle w:val="ListParagraph"/>
+              <w:pStyle w:val="PargrafodaLista"/>
               <w:numPr>
                 <w:ilvl w:val="0"/>
                 <w:numId w:val="30"/>
@@ -8765,7 +8684,7 @@
           </w:p>
           <w:p>
             <w:pPr>
-              <w:pStyle w:val="ListParagraph"/>
+              <w:pStyle w:val="PargrafodaLista"/>
               <w:numPr>
                 <w:ilvl w:val="0"/>
                 <w:numId w:val="32"/>
@@ -8785,7 +8704,7 @@
           </w:p>
           <w:p>
             <w:pPr>
-              <w:pStyle w:val="ListParagraph"/>
+              <w:pStyle w:val="PargrafodaLista"/>
               <w:numPr>
                 <w:ilvl w:val="0"/>
                 <w:numId w:val="32"/>
@@ -8805,7 +8724,7 @@
           </w:p>
           <w:p>
             <w:pPr>
-              <w:pStyle w:val="ListParagraph"/>
+              <w:pStyle w:val="PargrafodaLista"/>
               <w:numPr>
                 <w:ilvl w:val="0"/>
                 <w:numId w:val="32"/>
@@ -8825,7 +8744,7 @@
           </w:p>
           <w:p>
             <w:pPr>
-              <w:pStyle w:val="ListParagraph"/>
+              <w:pStyle w:val="PargrafodaLista"/>
               <w:numPr>
                 <w:ilvl w:val="0"/>
                 <w:numId w:val="32"/>
@@ -8977,7 +8896,7 @@
           </w:p>
           <w:p>
             <w:pPr>
-              <w:pStyle w:val="ListParagraph"/>
+              <w:pStyle w:val="PargrafodaLista"/>
               <w:numPr>
                 <w:ilvl w:val="0"/>
                 <w:numId w:val="32"/>
@@ -8997,7 +8916,7 @@
           </w:p>
           <w:p>
             <w:pPr>
-              <w:pStyle w:val="ListParagraph"/>
+              <w:pStyle w:val="PargrafodaLista"/>
               <w:numPr>
                 <w:ilvl w:val="0"/>
                 <w:numId w:val="32"/>
@@ -9017,7 +8936,7 @@
           </w:p>
           <w:p>
             <w:pPr>
-              <w:pStyle w:val="ListParagraph"/>
+              <w:pStyle w:val="PargrafodaLista"/>
               <w:numPr>
                 <w:ilvl w:val="0"/>
                 <w:numId w:val="32"/>
@@ -9037,7 +8956,7 @@
           </w:p>
           <w:p>
             <w:pPr>
-              <w:pStyle w:val="ListParagraph"/>
+              <w:pStyle w:val="PargrafodaLista"/>
               <w:numPr>
                 <w:ilvl w:val="0"/>
                 <w:numId w:val="32"/>
@@ -9185,7 +9104,7 @@
           </w:p>
           <w:p>
             <w:pPr>
-              <w:pStyle w:val="ListParagraph"/>
+              <w:pStyle w:val="PargrafodaLista"/>
               <w:numPr>
                 <w:ilvl w:val="0"/>
                 <w:numId w:val="32"/>
@@ -9205,7 +9124,7 @@
           </w:p>
           <w:p>
             <w:pPr>
-              <w:pStyle w:val="ListParagraph"/>
+              <w:pStyle w:val="PargrafodaLista"/>
               <w:numPr>
                 <w:ilvl w:val="0"/>
                 <w:numId w:val="32"/>
@@ -9225,7 +9144,7 @@
           </w:p>
           <w:p>
             <w:pPr>
-              <w:pStyle w:val="ListParagraph"/>
+              <w:pStyle w:val="PargrafodaLista"/>
               <w:numPr>
                 <w:ilvl w:val="0"/>
                 <w:numId w:val="32"/>
@@ -9245,7 +9164,7 @@
           </w:p>
           <w:p>
             <w:pPr>
-              <w:pStyle w:val="ListParagraph"/>
+              <w:pStyle w:val="PargrafodaLista"/>
               <w:numPr>
                 <w:ilvl w:val="0"/>
                 <w:numId w:val="32"/>
@@ -9391,7 +9310,7 @@
           </w:p>
           <w:p>
             <w:pPr>
-              <w:pStyle w:val="ListParagraph"/>
+              <w:pStyle w:val="PargrafodaLista"/>
               <w:numPr>
                 <w:ilvl w:val="0"/>
                 <w:numId w:val="32"/>
@@ -9411,7 +9330,7 @@
           </w:p>
           <w:p>
             <w:pPr>
-              <w:pStyle w:val="ListParagraph"/>
+              <w:pStyle w:val="PargrafodaLista"/>
               <w:numPr>
                 <w:ilvl w:val="0"/>
                 <w:numId w:val="32"/>
@@ -9431,7 +9350,7 @@
           </w:p>
           <w:p>
             <w:pPr>
-              <w:pStyle w:val="ListParagraph"/>
+              <w:pStyle w:val="PargrafodaLista"/>
               <w:numPr>
                 <w:ilvl w:val="0"/>
                 <w:numId w:val="32"/>
@@ -9583,7 +9502,7 @@
           </w:p>
           <w:p>
             <w:pPr>
-              <w:pStyle w:val="ListParagraph"/>
+              <w:pStyle w:val="PargrafodaLista"/>
               <w:numPr>
                 <w:ilvl w:val="0"/>
                 <w:numId w:val="32"/>
@@ -9603,7 +9522,7 @@
           </w:p>
           <w:p>
             <w:pPr>
-              <w:pStyle w:val="ListParagraph"/>
+              <w:pStyle w:val="PargrafodaLista"/>
               <w:numPr>
                 <w:ilvl w:val="0"/>
                 <w:numId w:val="32"/>
@@ -9623,7 +9542,7 @@
           </w:p>
           <w:p>
             <w:pPr>
-              <w:pStyle w:val="ListParagraph"/>
+              <w:pStyle w:val="PargrafodaLista"/>
               <w:numPr>
                 <w:ilvl w:val="0"/>
                 <w:numId w:val="32"/>
@@ -9764,7 +9683,7 @@
           </w:p>
           <w:p>
             <w:pPr>
-              <w:pStyle w:val="ListParagraph"/>
+              <w:pStyle w:val="PargrafodaLista"/>
               <w:numPr>
                 <w:ilvl w:val="0"/>
                 <w:numId w:val="32"/>
@@ -9784,7 +9703,7 @@
           </w:p>
           <w:p>
             <w:pPr>
-              <w:pStyle w:val="ListParagraph"/>
+              <w:pStyle w:val="PargrafodaLista"/>
               <w:numPr>
                 <w:ilvl w:val="0"/>
                 <w:numId w:val="32"/>
@@ -9936,7 +9855,7 @@
           </w:p>
           <w:p>
             <w:pPr>
-              <w:pStyle w:val="ListParagraph"/>
+              <w:pStyle w:val="PargrafodaLista"/>
               <w:numPr>
                 <w:ilvl w:val="0"/>
                 <w:numId w:val="32"/>
@@ -9956,7 +9875,7 @@
           </w:p>
           <w:p>
             <w:pPr>
-              <w:pStyle w:val="ListParagraph"/>
+              <w:pStyle w:val="PargrafodaLista"/>
               <w:numPr>
                 <w:ilvl w:val="0"/>
                 <w:numId w:val="32"/>
@@ -10104,7 +10023,7 @@
           </w:p>
           <w:p>
             <w:pPr>
-              <w:pStyle w:val="ListParagraph"/>
+              <w:pStyle w:val="PargrafodaLista"/>
               <w:numPr>
                 <w:ilvl w:val="0"/>
                 <w:numId w:val="32"/>
@@ -10124,7 +10043,7 @@
           </w:p>
           <w:p>
             <w:pPr>
-              <w:pStyle w:val="ListParagraph"/>
+              <w:pStyle w:val="PargrafodaLista"/>
               <w:numPr>
                 <w:ilvl w:val="0"/>
                 <w:numId w:val="32"/>
@@ -10276,7 +10195,7 @@
           </w:p>
           <w:p>
             <w:pPr>
-              <w:pStyle w:val="ListParagraph"/>
+              <w:pStyle w:val="PargrafodaLista"/>
               <w:numPr>
                 <w:ilvl w:val="0"/>
                 <w:numId w:val="32"/>
@@ -10296,7 +10215,7 @@
           </w:p>
           <w:p>
             <w:pPr>
-              <w:pStyle w:val="ListParagraph"/>
+              <w:pStyle w:val="PargrafodaLista"/>
               <w:numPr>
                 <w:ilvl w:val="0"/>
                 <w:numId w:val="32"/>
@@ -10316,7 +10235,7 @@
           </w:p>
           <w:p>
             <w:pPr>
-              <w:pStyle w:val="ListParagraph"/>
+              <w:pStyle w:val="PargrafodaLista"/>
               <w:numPr>
                 <w:ilvl w:val="0"/>
                 <w:numId w:val="32"/>
@@ -10340,7 +10259,7 @@
     <w:p/>
     <w:p>
       <w:pPr>
-        <w:pStyle w:val="Heading2"/>
+        <w:pStyle w:val="Ttulo2"/>
       </w:pPr>
       <w:bookmarkStart w:id="25" w:name="_Toc231221408"/>
       <w:r>
@@ -10351,7 +10270,7 @@
     </w:p>
     <w:p>
       <w:pPr>
-        <w:pStyle w:val="Heading3"/>
+        <w:pStyle w:val="Ttulo3"/>
       </w:pPr>
       <w:bookmarkStart w:id="26" w:name="_Toc231221409"/>
       <w:r>
@@ -10381,7 +10300,7 @@
     </w:p>
     <w:p>
       <w:pPr>
-        <w:pStyle w:val="Heading4"/>
+        <w:pStyle w:val="Ttulo4"/>
       </w:pPr>
       <w:r>
         <w:t>Sprint Planning</w:t>
@@ -10389,7 +10308,7 @@
     </w:p>
     <w:tbl>
       <w:tblPr>
-        <w:tblStyle w:val="GridTable2-Accent3"/>
+        <w:tblStyle w:val="TabeladeGrelha2-Destaque3"/>
         <w:tblW w:w="9856" w:type="dxa"/>
         <w:tblLook w:val="04A0" w:firstRow="1" w:lastRow="0" w:firstColumn="1" w:lastColumn="0" w:noHBand="0" w:noVBand="1"/>
       </w:tblPr>
@@ -10540,7 +10459,7 @@
     <w:p/>
     <w:p>
       <w:pPr>
-        <w:pStyle w:val="Heading4"/>
+        <w:pStyle w:val="Ttulo4"/>
       </w:pPr>
       <w:r>
         <w:t>Daily Meetings</w:t>
@@ -10552,7 +10471,7 @@
     <w:p/>
     <w:tbl>
       <w:tblPr>
-        <w:tblStyle w:val="GridTable2-Accent3"/>
+        <w:tblStyle w:val="TabeladeGrelha2-Destaque3"/>
         <w:tblW w:w="9856" w:type="dxa"/>
         <w:tblLook w:val="04A0" w:firstRow="1" w:lastRow="0" w:firstColumn="1" w:lastColumn="0" w:noHBand="0" w:noVBand="1"/>
       </w:tblPr>
@@ -10663,7 +10582,7 @@
           </w:p>
           <w:p>
             <w:pPr>
-              <w:pStyle w:val="ListParagraph"/>
+              <w:pStyle w:val="PargrafodaLista"/>
               <w:numPr>
                 <w:ilvl w:val="0"/>
                 <w:numId w:val="12"/>
@@ -10693,7 +10612,7 @@
           </w:p>
           <w:p>
             <w:pPr>
-              <w:pStyle w:val="ListParagraph"/>
+              <w:pStyle w:val="PargrafodaLista"/>
               <w:numPr>
                 <w:ilvl w:val="2"/>
                 <w:numId w:val="33"/>
@@ -10715,7 +10634,7 @@
           </w:p>
           <w:p>
             <w:pPr>
-              <w:pStyle w:val="ListParagraph"/>
+              <w:pStyle w:val="PargrafodaLista"/>
               <w:numPr>
                 <w:ilvl w:val="2"/>
                 <w:numId w:val="33"/>
@@ -10737,7 +10656,7 @@
           </w:p>
           <w:p>
             <w:pPr>
-              <w:pStyle w:val="ListParagraph"/>
+              <w:pStyle w:val="PargrafodaLista"/>
               <w:numPr>
                 <w:ilvl w:val="2"/>
                 <w:numId w:val="33"/>
@@ -10759,7 +10678,7 @@
           </w:p>
           <w:p>
             <w:pPr>
-              <w:pStyle w:val="ListParagraph"/>
+              <w:pStyle w:val="PargrafodaLista"/>
               <w:numPr>
                 <w:ilvl w:val="0"/>
                 <w:numId w:val="12"/>
@@ -10796,7 +10715,7 @@
           </w:p>
           <w:p>
             <w:pPr>
-              <w:pStyle w:val="ListParagraph"/>
+              <w:pStyle w:val="PargrafodaLista"/>
               <w:numPr>
                 <w:ilvl w:val="2"/>
                 <w:numId w:val="34"/>
@@ -10830,7 +10749,7 @@
           </w:p>
           <w:p>
             <w:pPr>
-              <w:pStyle w:val="ListParagraph"/>
+              <w:pStyle w:val="PargrafodaLista"/>
               <w:numPr>
                 <w:ilvl w:val="0"/>
                 <w:numId w:val="13"/>
@@ -10860,7 +10779,7 @@
           </w:p>
           <w:p>
             <w:pPr>
-              <w:pStyle w:val="ListParagraph"/>
+              <w:pStyle w:val="PargrafodaLista"/>
               <w:numPr>
                 <w:ilvl w:val="2"/>
                 <w:numId w:val="34"/>
@@ -10882,7 +10801,7 @@
           </w:p>
           <w:p>
             <w:pPr>
-              <w:pStyle w:val="ListParagraph"/>
+              <w:pStyle w:val="PargrafodaLista"/>
               <w:numPr>
                 <w:ilvl w:val="2"/>
                 <w:numId w:val="34"/>
@@ -10904,7 +10823,7 @@
           </w:p>
           <w:p>
             <w:pPr>
-              <w:pStyle w:val="ListParagraph"/>
+              <w:pStyle w:val="PargrafodaLista"/>
               <w:numPr>
                 <w:ilvl w:val="2"/>
                 <w:numId w:val="34"/>
@@ -10926,7 +10845,7 @@
           </w:p>
           <w:p>
             <w:pPr>
-              <w:pStyle w:val="ListParagraph"/>
+              <w:pStyle w:val="PargrafodaLista"/>
               <w:numPr>
                 <w:ilvl w:val="0"/>
                 <w:numId w:val="13"/>
@@ -10956,7 +10875,7 @@
           </w:p>
           <w:p>
             <w:pPr>
-              <w:pStyle w:val="ListParagraph"/>
+              <w:pStyle w:val="PargrafodaLista"/>
               <w:numPr>
                 <w:ilvl w:val="2"/>
                 <w:numId w:val="35"/>
@@ -10985,7 +10904,7 @@
     <w:p/>
     <w:p>
       <w:pPr>
-        <w:pStyle w:val="Heading4"/>
+        <w:pStyle w:val="Ttulo4"/>
       </w:pPr>
       <w:r>
         <w:lastRenderedPageBreak/>
@@ -10994,7 +10913,7 @@
     </w:p>
     <w:tbl>
       <w:tblPr>
-        <w:tblStyle w:val="GridTable2-Accent3"/>
+        <w:tblStyle w:val="TabeladeGrelha2-Destaque3"/>
         <w:tblW w:w="9856" w:type="dxa"/>
         <w:tblLook w:val="04A0" w:firstRow="1" w:lastRow="0" w:firstColumn="1" w:lastColumn="0" w:noHBand="0" w:noVBand="1"/>
       </w:tblPr>
@@ -11157,7 +11076,7 @@
           </w:p>
           <w:p>
             <w:pPr>
-              <w:pStyle w:val="ListParagraph"/>
+              <w:pStyle w:val="PargrafodaLista"/>
               <w:numPr>
                 <w:ilvl w:val="0"/>
                 <w:numId w:val="8"/>
@@ -11172,12 +11091,12 @@
                 <w:b w:val="0"/>
                 <w:bCs w:val="0"/>
               </w:rPr>
-              <w:t>...</w:t>
-            </w:r>
-          </w:p>
-          <w:p>
-            <w:pPr>
-              <w:pStyle w:val="ListParagraph"/>
+              <w:t>Pontos Positivos: Tudo foi concluído no prazo</w:t>
+            </w:r>
+          </w:p>
+          <w:p>
+            <w:pPr>
+              <w:pStyle w:val="PargrafodaLista"/>
               <w:numPr>
                 <w:ilvl w:val="0"/>
                 <w:numId w:val="8"/>
@@ -11192,27 +11111,14 @@
                 <w:b w:val="0"/>
                 <w:bCs w:val="0"/>
               </w:rPr>
-              <w:t>...</w:t>
-            </w:r>
-          </w:p>
-          <w:p>
-            <w:pPr>
-              <w:pStyle w:val="ListParagraph"/>
-              <w:numPr>
-                <w:ilvl w:val="0"/>
-                <w:numId w:val="8"/>
-              </w:numPr>
-              <w:rPr>
-                <w:b w:val="0"/>
-                <w:bCs w:val="0"/>
-              </w:rPr>
-            </w:pPr>
-            <w:r>
-              <w:rPr>
-                <w:b w:val="0"/>
-                <w:bCs w:val="0"/>
-              </w:rPr>
-              <w:t>...</w:t>
+              <w:t xml:space="preserve">Pontos </w:t>
+            </w:r>
+            <w:r>
+              <w:rPr>
+                <w:b w:val="0"/>
+                <w:bCs w:val="0"/>
+              </w:rPr>
+              <w:t>Negativos: (Nada)</w:t>
             </w:r>
           </w:p>
           <w:p>
@@ -11223,6 +11129,7 @@
             </w:pPr>
             <w:r>
               <w:rPr>
+                <w:noProof/>
                 <w:lang w:val="en-GB"/>
               </w:rPr>
               <w:drawing>
@@ -11281,35 +11188,22 @@
     <w:p/>
     <w:p>
       <w:pPr>
-        <w:pStyle w:val="Heading3"/>
+        <w:pStyle w:val="Ttulo3"/>
       </w:pPr>
       <w:bookmarkStart w:id="27" w:name="_Toc231221410"/>
       <w:r>
         <w:t>Sprint 2 (</w:t>
       </w:r>
       <w:r>
-        <w:rPr>
-          <w:highlight w:val="yellow"/>
-        </w:rPr>
-        <w:t xml:space="preserve">Dia de Mês de </w:t>
-      </w:r>
-      <w:r>
-        <w:rPr>
-          <w:highlight w:val="yellow"/>
-        </w:rPr>
-        <w:t>Ano</w:t>
-      </w:r>
-      <w:r>
-        <w:rPr>
-          <w:highlight w:val="yellow"/>
-        </w:rPr>
-        <w:t xml:space="preserve"> a Dia de Mês de </w:t>
-      </w:r>
-      <w:r>
-        <w:rPr>
-          <w:highlight w:val="yellow"/>
-        </w:rPr>
-        <w:t>Ano</w:t>
+        <w:t xml:space="preserve">20 de </w:t>
+      </w:r>
+      <w:proofErr w:type="gramStart"/>
+      <w:r>
+        <w:t>Maio</w:t>
+      </w:r>
+      <w:proofErr w:type="gramEnd"/>
+      <w:r>
+        <w:t xml:space="preserve"> de 2026</w:t>
       </w:r>
       <w:r>
         <w:t>)</w:t>
@@ -11318,18 +11212,37 @@
     </w:p>
     <w:p>
       <w:r>
-        <w:t>De seguida encontram-se descritos os principais eventos Scrum</w:t>
-      </w:r>
-      <w:r>
-        <w:t xml:space="preserve"> da Sprint 4</w:t>
+        <w:t xml:space="preserve">De seguida encontram-se descritos os principais eventos </w:t>
+      </w:r>
+      <w:proofErr w:type="spellStart"/>
+      <w:r>
+        <w:t>Scrum</w:t>
+      </w:r>
+      <w:proofErr w:type="spellEnd"/>
+      <w:r>
+        <w:t xml:space="preserve"> da Sprint </w:t>
+      </w:r>
+      <w:r>
+        <w:t>2</w:t>
       </w:r>
       <w:r>
         <w:t>.</w:t>
       </w:r>
     </w:p>
+    <w:p/>
+    <w:p/>
+    <w:p/>
+    <w:p/>
+    <w:p/>
+    <w:p/>
+    <w:p/>
+    <w:p/>
+    <w:p/>
+    <w:p/>
+    <w:p/>
     <w:p>
       <w:pPr>
-        <w:pStyle w:val="Heading4"/>
+        <w:pStyle w:val="Ttulo4"/>
       </w:pPr>
       <w:r>
         <w:t>Sprint Planning</w:t>
@@ -11338,7 +11251,7 @@
     <w:p/>
     <w:tbl>
       <w:tblPr>
-        <w:tblStyle w:val="GridTable2-Accent3"/>
+        <w:tblStyle w:val="TabeladeGrelha2-Destaque3"/>
         <w:tblW w:w="9856" w:type="dxa"/>
         <w:tblLook w:val="04A0" w:firstRow="1" w:lastRow="0" w:firstColumn="1" w:lastColumn="0" w:noHBand="0" w:noVBand="1"/>
       </w:tblPr>
@@ -11411,27 +11324,26 @@
               <w:cnfStyle w:val="000000100000" w:firstRow="0" w:lastRow="0" w:firstColumn="0" w:lastColumn="0" w:oddVBand="0" w:evenVBand="0" w:oddHBand="1" w:evenHBand="0" w:firstRowFirstColumn="0" w:firstRowLastColumn="0" w:lastRowFirstColumn="0" w:lastRowLastColumn="0"/>
             </w:pPr>
             <w:r>
-              <w:rPr>
-                <w:highlight w:val="yellow"/>
-              </w:rPr>
               <w:t>&lt;</w:t>
             </w:r>
             <w:r>
-              <w:rPr>
-                <w:highlight w:val="yellow"/>
-              </w:rPr>
-              <w:t>1 de Maio de 20</w:t>
-            </w:r>
-            <w:r>
-              <w:rPr>
-                <w:highlight w:val="yellow"/>
-              </w:rPr>
-              <w:t>xx</w:t>
-            </w:r>
-            <w:r>
-              <w:rPr>
-                <w:highlight w:val="yellow"/>
-              </w:rPr>
+              <w:t>20</w:t>
+            </w:r>
+            <w:r>
+              <w:t xml:space="preserve"> de </w:t>
+            </w:r>
+            <w:proofErr w:type="gramStart"/>
+            <w:r>
+              <w:t>Maio</w:t>
+            </w:r>
+            <w:proofErr w:type="gramEnd"/>
+            <w:r>
+              <w:t xml:space="preserve"> de 20</w:t>
+            </w:r>
+            <w:r>
+              <w:t>26</w:t>
+            </w:r>
+            <w:r>
               <w:t>&gt;</w:t>
             </w:r>
           </w:p>
@@ -11450,34 +11362,59 @@
                 <w:i/>
                 <w:iCs/>
               </w:rPr>
-              <w:t>Sprint Backlog</w:t>
-            </w:r>
+              <w:t xml:space="preserve">Sprint </w:t>
+            </w:r>
+            <w:proofErr w:type="spellStart"/>
+            <w:r>
+              <w:rPr>
+                <w:i/>
+                <w:iCs/>
+              </w:rPr>
+              <w:t>Backlog</w:t>
+            </w:r>
+            <w:proofErr w:type="spellEnd"/>
             <w:r>
               <w:t xml:space="preserve">: </w:t>
             </w:r>
             <w:r>
               <w:rPr>
-                <w:b w:val="0"/>
-                <w:bCs w:val="0"/>
-                <w:highlight w:val="yellow"/>
-              </w:rPr>
-              <w:t>&lt;retirar do jira a imagem</w:t>
-            </w:r>
-            <w:r>
-              <w:rPr>
-                <w:b w:val="0"/>
-                <w:bCs w:val="0"/>
-                <w:highlight w:val="yellow"/>
-              </w:rPr>
-              <w:t xml:space="preserve"> tal como no exemplo do Sprint 1</w:t>
-            </w:r>
-            <w:r>
-              <w:rPr>
-                <w:b w:val="0"/>
-                <w:bCs w:val="0"/>
-                <w:highlight w:val="yellow"/>
-              </w:rPr>
-              <w:t>&gt;</w:t>
+                <w:noProof/>
+              </w:rPr>
+              <w:drawing>
+                <wp:inline distT="0" distB="0" distL="0" distR="0" wp14:anchorId="4E55E356" wp14:editId="4FFF3F3F">
+                  <wp:extent cx="6120130" cy="2450465"/>
+                  <wp:effectExtent l="0" t="0" r="0" b="6985"/>
+                  <wp:docPr id="460138266" name="Imagem 1"/>
+                  <wp:cNvGraphicFramePr>
+                    <a:graphicFrameLocks xmlns:a="http://schemas.openxmlformats.org/drawingml/2006/main" noChangeAspect="1"/>
+                  </wp:cNvGraphicFramePr>
+                  <a:graphic xmlns:a="http://schemas.openxmlformats.org/drawingml/2006/main">
+                    <a:graphicData uri="http://schemas.openxmlformats.org/drawingml/2006/picture">
+                      <pic:pic xmlns:pic="http://schemas.openxmlformats.org/drawingml/2006/picture">
+                        <pic:nvPicPr>
+                          <pic:cNvPr id="460138266" name=""/>
+                          <pic:cNvPicPr/>
+                        </pic:nvPicPr>
+                        <pic:blipFill>
+                          <a:blip r:embed="rId22"/>
+                          <a:stretch>
+                            <a:fillRect/>
+                          </a:stretch>
+                        </pic:blipFill>
+                        <pic:spPr>
+                          <a:xfrm>
+                            <a:off x="0" y="0"/>
+                            <a:ext cx="6120130" cy="2450465"/>
+                          </a:xfrm>
+                          <a:prstGeom prst="rect">
+                            <a:avLst/>
+                          </a:prstGeom>
+                        </pic:spPr>
+                      </pic:pic>
+                    </a:graphicData>
+                  </a:graphic>
+                </wp:inline>
+              </w:drawing>
             </w:r>
           </w:p>
           <w:p/>
@@ -11487,7 +11424,7 @@
     <w:p/>
     <w:p>
       <w:pPr>
-        <w:pStyle w:val="Heading4"/>
+        <w:pStyle w:val="Ttulo4"/>
       </w:pPr>
       <w:r>
         <w:t>Daily Meetings</w:t>
@@ -11499,7 +11436,7 @@
     <w:p/>
     <w:tbl>
       <w:tblPr>
-        <w:tblStyle w:val="GridTable2-Accent3"/>
+        <w:tblStyle w:val="TabeladeGrelha2-Destaque3"/>
         <w:tblW w:w="9856" w:type="dxa"/>
         <w:tblLook w:val="04A0" w:firstRow="1" w:lastRow="0" w:firstColumn="1" w:lastColumn="0" w:noHBand="0" w:noVBand="1"/>
       </w:tblPr>
@@ -11572,21 +11509,20 @@
               <w:cnfStyle w:val="000000100000" w:firstRow="0" w:lastRow="0" w:firstColumn="0" w:lastColumn="0" w:oddVBand="0" w:evenVBand="0" w:oddHBand="1" w:evenHBand="0" w:firstRowFirstColumn="0" w:firstRowLastColumn="0" w:lastRowFirstColumn="0" w:lastRowLastColumn="0"/>
             </w:pPr>
             <w:r>
-              <w:rPr>
-                <w:highlight w:val="yellow"/>
-              </w:rPr>
               <w:t>&lt;</w:t>
             </w:r>
             <w:r>
-              <w:rPr>
-                <w:highlight w:val="yellow"/>
-              </w:rPr>
-              <w:t>1 de Maio de 20xx</w:t>
-            </w:r>
-            <w:r>
-              <w:rPr>
-                <w:highlight w:val="yellow"/>
-              </w:rPr>
+              <w:t xml:space="preserve">20 de </w:t>
+            </w:r>
+            <w:proofErr w:type="gramStart"/>
+            <w:r>
+              <w:t>Maio</w:t>
+            </w:r>
+            <w:proofErr w:type="gramEnd"/>
+            <w:r>
+              <w:t xml:space="preserve"> de 2026</w:t>
+            </w:r>
+            <w:r>
               <w:t>&gt;</w:t>
             </w:r>
           </w:p>
@@ -11608,15 +11544,12 @@
               </w:rPr>
             </w:pPr>
             <w:r>
-              <w:rPr>
-                <w:highlight w:val="yellow"/>
-              </w:rPr>
-              <w:t>&lt;nome do membro 1 da equipa&gt;</w:t>
-            </w:r>
-          </w:p>
-          <w:p>
-            <w:pPr>
-              <w:pStyle w:val="ListParagraph"/>
+              <w:t>Thomaz</w:t>
+            </w:r>
+          </w:p>
+          <w:p>
+            <w:pPr>
+              <w:pStyle w:val="PargrafodaLista"/>
               <w:numPr>
                 <w:ilvl w:val="0"/>
                 <w:numId w:val="9"/>
@@ -11646,7 +11579,105 @@
           </w:p>
           <w:p>
             <w:pPr>
-              <w:pStyle w:val="ListParagraph"/>
+              <w:pStyle w:val="PargrafodaLista"/>
+              <w:numPr>
+                <w:ilvl w:val="1"/>
+                <w:numId w:val="9"/>
+              </w:numPr>
+              <w:contextualSpacing w:val="0"/>
+              <w:jc w:val="left"/>
+              <w:rPr>
+                <w:b w:val="0"/>
+                <w:bCs w:val="0"/>
+              </w:rPr>
+            </w:pPr>
+            <w:r>
+              <w:rPr>
+                <w:b w:val="0"/>
+                <w:bCs w:val="0"/>
+              </w:rPr>
+              <w:t>Criação do GitHub para o projeto</w:t>
+            </w:r>
+          </w:p>
+          <w:p>
+            <w:pPr>
+              <w:pStyle w:val="PargrafodaLista"/>
+              <w:numPr>
+                <w:ilvl w:val="1"/>
+                <w:numId w:val="9"/>
+              </w:numPr>
+              <w:contextualSpacing w:val="0"/>
+              <w:jc w:val="left"/>
+              <w:rPr>
+                <w:b w:val="0"/>
+                <w:bCs w:val="0"/>
+              </w:rPr>
+            </w:pPr>
+            <w:r>
+              <w:rPr>
+                <w:b w:val="0"/>
+                <w:bCs w:val="0"/>
+              </w:rPr>
+              <w:t xml:space="preserve">Criação das </w:t>
+            </w:r>
+            <w:proofErr w:type="spellStart"/>
+            <w:r>
+              <w:rPr>
+                <w:b w:val="0"/>
+                <w:bCs w:val="0"/>
+              </w:rPr>
+              <w:t>User</w:t>
+            </w:r>
+            <w:proofErr w:type="spellEnd"/>
+            <w:r>
+              <w:rPr>
+                <w:b w:val="0"/>
+                <w:bCs w:val="0"/>
+              </w:rPr>
+              <w:t xml:space="preserve"> </w:t>
+            </w:r>
+            <w:proofErr w:type="spellStart"/>
+            <w:r>
+              <w:rPr>
+                <w:b w:val="0"/>
+                <w:bCs w:val="0"/>
+              </w:rPr>
+              <w:t>Stories</w:t>
+            </w:r>
+            <w:proofErr w:type="spellEnd"/>
+            <w:r>
+              <w:rPr>
+                <w:b w:val="0"/>
+                <w:bCs w:val="0"/>
+              </w:rPr>
+              <w:t xml:space="preserve"> e dos respetivos critérios de aceitação</w:t>
+            </w:r>
+          </w:p>
+          <w:p>
+            <w:pPr>
+              <w:pStyle w:val="PargrafodaLista"/>
+              <w:numPr>
+                <w:ilvl w:val="1"/>
+                <w:numId w:val="9"/>
+              </w:numPr>
+              <w:contextualSpacing w:val="0"/>
+              <w:jc w:val="left"/>
+              <w:rPr>
+                <w:b w:val="0"/>
+                <w:bCs w:val="0"/>
+              </w:rPr>
+            </w:pPr>
+            <w:r>
+              <w:rPr>
+                <w:b w:val="0"/>
+                <w:bCs w:val="0"/>
+              </w:rPr>
+              <w:t>Desenvolvimento da estrutura base do projeto</w:t>
+            </w:r>
+          </w:p>
+          <w:p>
+            <w:pPr>
+              <w:pStyle w:val="PargrafodaLista"/>
               <w:numPr>
                 <w:ilvl w:val="0"/>
                 <w:numId w:val="9"/>
@@ -11664,7 +11695,6 @@
                 <w:bCs w:val="0"/>
                 <w:u w:val="single"/>
               </w:rPr>
-              <w:lastRenderedPageBreak/>
               <w:t>O que vai fazer esta semana</w:t>
             </w:r>
             <w:r>
@@ -11677,7 +11707,119 @@
           </w:p>
           <w:p>
             <w:pPr>
-              <w:pStyle w:val="ListParagraph"/>
+              <w:pStyle w:val="PargrafodaLista"/>
+              <w:numPr>
+                <w:ilvl w:val="1"/>
+                <w:numId w:val="9"/>
+              </w:numPr>
+              <w:contextualSpacing w:val="0"/>
+              <w:jc w:val="left"/>
+              <w:rPr>
+                <w:b w:val="0"/>
+                <w:bCs w:val="0"/>
+              </w:rPr>
+            </w:pPr>
+            <w:proofErr w:type="spellStart"/>
+            <w:r>
+              <w:rPr>
+                <w:b w:val="0"/>
+                <w:bCs w:val="0"/>
+              </w:rPr>
+              <w:t>Wireframes</w:t>
+            </w:r>
+            <w:proofErr w:type="spellEnd"/>
+          </w:p>
+          <w:p>
+            <w:pPr>
+              <w:pStyle w:val="PargrafodaLista"/>
+              <w:numPr>
+                <w:ilvl w:val="1"/>
+                <w:numId w:val="9"/>
+              </w:numPr>
+              <w:contextualSpacing w:val="0"/>
+              <w:jc w:val="left"/>
+              <w:rPr>
+                <w:b w:val="0"/>
+                <w:bCs w:val="0"/>
+              </w:rPr>
+            </w:pPr>
+            <w:r>
+              <w:rPr>
+                <w:b w:val="0"/>
+                <w:bCs w:val="0"/>
+              </w:rPr>
+              <w:t>Critérios de aceitação das U.S</w:t>
+            </w:r>
+          </w:p>
+          <w:p>
+            <w:pPr>
+              <w:pStyle w:val="PargrafodaLista"/>
+              <w:numPr>
+                <w:ilvl w:val="1"/>
+                <w:numId w:val="9"/>
+              </w:numPr>
+              <w:contextualSpacing w:val="0"/>
+              <w:jc w:val="left"/>
+              <w:rPr>
+                <w:b w:val="0"/>
+                <w:bCs w:val="0"/>
+              </w:rPr>
+            </w:pPr>
+            <w:r>
+              <w:rPr>
+                <w:b w:val="0"/>
+                <w:bCs w:val="0"/>
+              </w:rPr>
+              <w:t>Gerir utilizadores</w:t>
+            </w:r>
+          </w:p>
+          <w:p>
+            <w:pPr>
+              <w:pStyle w:val="PargrafodaLista"/>
+              <w:numPr>
+                <w:ilvl w:val="1"/>
+                <w:numId w:val="9"/>
+              </w:numPr>
+              <w:contextualSpacing w:val="0"/>
+              <w:jc w:val="left"/>
+              <w:rPr>
+                <w:b w:val="0"/>
+                <w:bCs w:val="0"/>
+              </w:rPr>
+            </w:pPr>
+            <w:r>
+              <w:rPr>
+                <w:b w:val="0"/>
+                <w:bCs w:val="0"/>
+              </w:rPr>
+              <w:t>Visualizar e filtrar compras</w:t>
+            </w:r>
+          </w:p>
+          <w:p>
+            <w:pPr>
+              <w:pStyle w:val="PargrafodaLista"/>
+              <w:numPr>
+                <w:ilvl w:val="1"/>
+                <w:numId w:val="9"/>
+              </w:numPr>
+              <w:contextualSpacing w:val="0"/>
+              <w:jc w:val="left"/>
+              <w:rPr>
+                <w:b w:val="0"/>
+                <w:bCs w:val="0"/>
+              </w:rPr>
+            </w:pPr>
+            <w:r>
+              <w:rPr>
+                <w:b w:val="0"/>
+                <w:bCs w:val="0"/>
+              </w:rPr>
+              <w:t>Introdução</w:t>
+            </w:r>
+          </w:p>
+          <w:p>
+            <w:pPr>
+              <w:pStyle w:val="PargrafodaLista"/>
               <w:numPr>
                 <w:ilvl w:val="0"/>
                 <w:numId w:val="9"/>
@@ -11707,6 +11849,12 @@
           </w:p>
           <w:p>
             <w:pPr>
+              <w:pStyle w:val="PargrafodaLista"/>
+              <w:numPr>
+                <w:ilvl w:val="1"/>
+                <w:numId w:val="9"/>
+              </w:numPr>
+              <w:contextualSpacing w:val="0"/>
               <w:jc w:val="left"/>
               <w:rPr>
                 <w:b w:val="0"/>
@@ -11715,14 +11863,27 @@
             </w:pPr>
             <w:r>
               <w:rPr>
-                <w:highlight w:val="yellow"/>
-              </w:rPr>
-              <w:t>&lt;nome do membro 2 da equipa&gt;</w:t>
-            </w:r>
-          </w:p>
-          <w:p>
-            <w:pPr>
-              <w:pStyle w:val="ListParagraph"/>
+                <w:b w:val="0"/>
+                <w:bCs w:val="0"/>
+              </w:rPr>
+              <w:t>(Nenhuma)</w:t>
+            </w:r>
+          </w:p>
+          <w:p>
+            <w:pPr>
+              <w:jc w:val="left"/>
+              <w:rPr>
+                <w:b w:val="0"/>
+                <w:bCs w:val="0"/>
+              </w:rPr>
+            </w:pPr>
+            <w:r>
+              <w:t>Paulo</w:t>
+            </w:r>
+          </w:p>
+          <w:p>
+            <w:pPr>
+              <w:pStyle w:val="PargrafodaLista"/>
               <w:numPr>
                 <w:ilvl w:val="0"/>
                 <w:numId w:val="10"/>
@@ -11752,7 +11913,74 @@
           </w:p>
           <w:p>
             <w:pPr>
-              <w:pStyle w:val="ListParagraph"/>
+              <w:pStyle w:val="PargrafodaLista"/>
+              <w:numPr>
+                <w:ilvl w:val="1"/>
+                <w:numId w:val="10"/>
+              </w:numPr>
+              <w:contextualSpacing w:val="0"/>
+              <w:jc w:val="left"/>
+              <w:rPr>
+                <w:b w:val="0"/>
+                <w:bCs w:val="0"/>
+              </w:rPr>
+            </w:pPr>
+            <w:r>
+              <w:rPr>
+                <w:b w:val="0"/>
+                <w:bCs w:val="0"/>
+              </w:rPr>
+              <w:t>Criação do Diagrama de Classes</w:t>
+            </w:r>
+          </w:p>
+          <w:p>
+            <w:pPr>
+              <w:pStyle w:val="PargrafodaLista"/>
+              <w:numPr>
+                <w:ilvl w:val="1"/>
+                <w:numId w:val="10"/>
+              </w:numPr>
+              <w:contextualSpacing w:val="0"/>
+              <w:jc w:val="left"/>
+              <w:rPr>
+                <w:b w:val="0"/>
+                <w:bCs w:val="0"/>
+              </w:rPr>
+            </w:pPr>
+            <w:r>
+              <w:rPr>
+                <w:b w:val="0"/>
+                <w:bCs w:val="0"/>
+              </w:rPr>
+              <w:t>Implementação da Base de Dados</w:t>
+            </w:r>
+          </w:p>
+          <w:p>
+            <w:pPr>
+              <w:pStyle w:val="PargrafodaLista"/>
+              <w:numPr>
+                <w:ilvl w:val="1"/>
+                <w:numId w:val="10"/>
+              </w:numPr>
+              <w:contextualSpacing w:val="0"/>
+              <w:jc w:val="left"/>
+              <w:rPr>
+                <w:b w:val="0"/>
+                <w:bCs w:val="0"/>
+              </w:rPr>
+            </w:pPr>
+            <w:r>
+              <w:rPr>
+                <w:b w:val="0"/>
+                <w:bCs w:val="0"/>
+              </w:rPr>
+              <w:lastRenderedPageBreak/>
+              <w:t>Desenvolvimento da estrutura base do projeto</w:t>
+            </w:r>
+          </w:p>
+          <w:p>
+            <w:pPr>
+              <w:pStyle w:val="PargrafodaLista"/>
               <w:numPr>
                 <w:ilvl w:val="0"/>
                 <w:numId w:val="10"/>
@@ -11782,7 +12010,116 @@
           </w:p>
           <w:p>
             <w:pPr>
-              <w:pStyle w:val="ListParagraph"/>
+              <w:pStyle w:val="PargrafodaLista"/>
+              <w:numPr>
+                <w:ilvl w:val="1"/>
+                <w:numId w:val="10"/>
+              </w:numPr>
+              <w:contextualSpacing w:val="0"/>
+              <w:jc w:val="left"/>
+              <w:rPr>
+                <w:b w:val="0"/>
+                <w:bCs w:val="0"/>
+              </w:rPr>
+            </w:pPr>
+            <w:r>
+              <w:rPr>
+                <w:b w:val="0"/>
+                <w:bCs w:val="0"/>
+              </w:rPr>
+              <w:t>Analise concorrencial</w:t>
+            </w:r>
+          </w:p>
+          <w:p>
+            <w:pPr>
+              <w:pStyle w:val="PargrafodaLista"/>
+              <w:numPr>
+                <w:ilvl w:val="1"/>
+                <w:numId w:val="10"/>
+              </w:numPr>
+              <w:contextualSpacing w:val="0"/>
+              <w:jc w:val="left"/>
+              <w:rPr>
+                <w:b w:val="0"/>
+                <w:bCs w:val="0"/>
+              </w:rPr>
+            </w:pPr>
+            <w:r>
+              <w:rPr>
+                <w:b w:val="0"/>
+                <w:bCs w:val="0"/>
+              </w:rPr>
+              <w:t>Ficheiro README.md</w:t>
+            </w:r>
+          </w:p>
+          <w:p>
+            <w:pPr>
+              <w:pStyle w:val="PargrafodaLista"/>
+              <w:numPr>
+                <w:ilvl w:val="1"/>
+                <w:numId w:val="10"/>
+              </w:numPr>
+              <w:contextualSpacing w:val="0"/>
+              <w:rPr>
+                <w:b w:val="0"/>
+                <w:bCs w:val="0"/>
+              </w:rPr>
+            </w:pPr>
+            <w:r>
+              <w:rPr>
+                <w:b w:val="0"/>
+                <w:bCs w:val="0"/>
+              </w:rPr>
+              <w:t>Autenticar na aplicação</w:t>
+            </w:r>
+          </w:p>
+          <w:p>
+            <w:pPr>
+              <w:pStyle w:val="PargrafodaLista"/>
+              <w:numPr>
+                <w:ilvl w:val="1"/>
+                <w:numId w:val="10"/>
+              </w:numPr>
+              <w:contextualSpacing w:val="0"/>
+              <w:jc w:val="left"/>
+              <w:rPr>
+                <w:b w:val="0"/>
+                <w:bCs w:val="0"/>
+              </w:rPr>
+            </w:pPr>
+            <w:r>
+              <w:rPr>
+                <w:b w:val="0"/>
+                <w:bCs w:val="0"/>
+              </w:rPr>
+              <w:t>Gerir Tipos de Artigo</w:t>
+            </w:r>
+          </w:p>
+          <w:p>
+            <w:pPr>
+              <w:pStyle w:val="PargrafodaLista"/>
+              <w:numPr>
+                <w:ilvl w:val="1"/>
+                <w:numId w:val="10"/>
+              </w:numPr>
+              <w:contextualSpacing w:val="0"/>
+              <w:jc w:val="left"/>
+              <w:rPr>
+                <w:b w:val="0"/>
+                <w:bCs w:val="0"/>
+              </w:rPr>
+            </w:pPr>
+            <w:r>
+              <w:rPr>
+                <w:b w:val="0"/>
+                <w:bCs w:val="0"/>
+              </w:rPr>
+              <w:t>Gerir Artigos</w:t>
+            </w:r>
+          </w:p>
+          <w:p>
+            <w:pPr>
+              <w:pStyle w:val="PargrafodaLista"/>
               <w:numPr>
                 <w:ilvl w:val="0"/>
                 <w:numId w:val="10"/>
@@ -11812,25 +12149,10 @@
           </w:p>
           <w:p>
             <w:pPr>
-              <w:jc w:val="left"/>
-              <w:rPr>
-                <w:b w:val="0"/>
-                <w:bCs w:val="0"/>
-              </w:rPr>
-            </w:pPr>
-            <w:r>
-              <w:rPr>
-                <w:highlight w:val="yellow"/>
-              </w:rPr>
-              <w:t>&lt;nome do membro 3 da equipa&gt;</w:t>
-            </w:r>
-          </w:p>
-          <w:p>
-            <w:pPr>
-              <w:pStyle w:val="ListParagraph"/>
+              <w:pStyle w:val="PargrafodaLista"/>
               <w:numPr>
-                <w:ilvl w:val="0"/>
-                <w:numId w:val="11"/>
+                <w:ilvl w:val="1"/>
+                <w:numId w:val="10"/>
               </w:numPr>
               <w:contextualSpacing w:val="0"/>
               <w:jc w:val="left"/>
@@ -11843,85 +12165,46 @@
               <w:rPr>
                 <w:b w:val="0"/>
                 <w:bCs w:val="0"/>
-                <w:u w:val="single"/>
-              </w:rPr>
-              <w:t>O que fez na semana anterior</w:t>
-            </w:r>
-            <w:r>
-              <w:rPr>
-                <w:b w:val="0"/>
-                <w:bCs w:val="0"/>
-              </w:rPr>
-              <w:t xml:space="preserve">: </w:t>
-            </w:r>
-          </w:p>
-          <w:p>
-            <w:pPr>
-              <w:pStyle w:val="ListParagraph"/>
-              <w:numPr>
-                <w:ilvl w:val="0"/>
-                <w:numId w:val="11"/>
-              </w:numPr>
-              <w:contextualSpacing w:val="0"/>
+              </w:rPr>
+              <w:t>(Nenhuma)</w:t>
+            </w:r>
+          </w:p>
+        </w:tc>
+      </w:tr>
+      <w:tr>
+        <w:trPr>
+          <w:cnfStyle w:val="000000100000" w:firstRow="0" w:lastRow="0" w:firstColumn="0" w:lastColumn="0" w:oddVBand="0" w:evenVBand="0" w:oddHBand="1" w:evenHBand="0" w:firstRowFirstColumn="0" w:firstRowLastColumn="0" w:lastRowFirstColumn="0" w:lastRowLastColumn="0"/>
+        </w:trPr>
+        <w:tc>
+          <w:tcPr>
+            <w:cnfStyle w:val="001000000000" w:firstRow="0" w:lastRow="0" w:firstColumn="1" w:lastColumn="0" w:oddVBand="0" w:evenVBand="0" w:oddHBand="0" w:evenHBand="0" w:firstRowFirstColumn="0" w:firstRowLastColumn="0" w:lastRowFirstColumn="0" w:lastRowLastColumn="0"/>
+            <w:tcW w:w="9856" w:type="dxa"/>
+            <w:gridSpan w:val="2"/>
+          </w:tcPr>
+          <w:p>
+            <w:pPr>
               <w:jc w:val="left"/>
               <w:rPr>
-                <w:b w:val="0"/>
-                <w:bCs w:val="0"/>
-              </w:rPr>
-            </w:pPr>
-            <w:r>
-              <w:rPr>
-                <w:b w:val="0"/>
-                <w:bCs w:val="0"/>
-                <w:u w:val="single"/>
-              </w:rPr>
-              <w:t>O que vai fazer esta semana</w:t>
-            </w:r>
-            <w:r>
-              <w:rPr>
-                <w:b w:val="0"/>
-                <w:bCs w:val="0"/>
-              </w:rPr>
-              <w:t>:</w:t>
-            </w:r>
-          </w:p>
-          <w:p>
-            <w:pPr>
-              <w:pStyle w:val="ListParagraph"/>
-              <w:numPr>
-                <w:ilvl w:val="0"/>
-                <w:numId w:val="11"/>
-              </w:numPr>
-              <w:contextualSpacing w:val="0"/>
-              <w:jc w:val="left"/>
-              <w:rPr>
-                <w:b w:val="0"/>
-                <w:bCs w:val="0"/>
-              </w:rPr>
-            </w:pPr>
-            <w:r>
-              <w:rPr>
-                <w:b w:val="0"/>
-                <w:bCs w:val="0"/>
-                <w:u w:val="single"/>
-              </w:rPr>
-              <w:t>Dificuldades que prevê</w:t>
-            </w:r>
-            <w:r>
-              <w:rPr>
-                <w:b w:val="0"/>
-                <w:bCs w:val="0"/>
-              </w:rPr>
-              <w:t>:</w:t>
-            </w:r>
+                <w:highlight w:val="yellow"/>
+              </w:rPr>
+            </w:pPr>
           </w:p>
         </w:tc>
       </w:tr>
     </w:tbl>
     <w:p/>
+    <w:p>
+      <w:pPr>
+        <w:pStyle w:val="Ttulo4"/>
+      </w:pPr>
+      <w:r>
+        <w:t>Sprint Retrospective</w:t>
+      </w:r>
+    </w:p>
+    <w:p/>
     <w:tbl>
       <w:tblPr>
-        <w:tblStyle w:val="GridTable2-Accent3"/>
+        <w:tblStyle w:val="TabeladeGrelha2-Destaque3"/>
         <w:tblW w:w="9856" w:type="dxa"/>
         <w:tblLook w:val="04A0" w:firstRow="1" w:lastRow="0" w:firstColumn="1" w:lastColumn="0" w:noHBand="0" w:noVBand="1"/>
       </w:tblPr>
@@ -11994,22 +12277,15 @@
               <w:cnfStyle w:val="000000100000" w:firstRow="0" w:lastRow="0" w:firstColumn="0" w:lastColumn="0" w:oddVBand="0" w:evenVBand="0" w:oddHBand="1" w:evenHBand="0" w:firstRowFirstColumn="0" w:firstRowLastColumn="0" w:lastRowFirstColumn="0" w:lastRowLastColumn="0"/>
             </w:pPr>
             <w:r>
-              <w:rPr>
-                <w:highlight w:val="yellow"/>
-              </w:rPr>
-              <w:t>&lt;</w:t>
-            </w:r>
-            <w:r>
-              <w:rPr>
-                <w:highlight w:val="yellow"/>
-              </w:rPr>
-              <w:t>1 de Maio de 20xx</w:t>
-            </w:r>
-            <w:r>
-              <w:rPr>
-                <w:highlight w:val="yellow"/>
-              </w:rPr>
-              <w:t>&gt;</w:t>
+              <w:t xml:space="preserve">&lt;20 de </w:t>
+            </w:r>
+            <w:proofErr w:type="gramStart"/>
+            <w:r>
+              <w:t>Maio</w:t>
+            </w:r>
+            <w:proofErr w:type="gramEnd"/>
+            <w:r>
+              <w:t xml:space="preserve"> de 2026&gt;</w:t>
             </w:r>
           </w:p>
         </w:tc>
@@ -12022,336 +12298,212 @@
             <w:gridSpan w:val="2"/>
           </w:tcPr>
           <w:p>
-            <w:pPr>
-              <w:jc w:val="left"/>
-              <w:rPr>
-                <w:b w:val="0"/>
-                <w:bCs w:val="0"/>
-              </w:rPr>
-            </w:pPr>
-            <w:r>
-              <w:rPr>
+            <w:r>
+              <w:rPr>
+                <w:i/>
+                <w:iCs/>
+              </w:rPr>
+              <w:t>Conclusões</w:t>
+            </w:r>
+            <w:r>
+              <w:t xml:space="preserve">: </w:t>
+            </w:r>
+            <w:r>
+              <w:rPr>
+                <w:b w:val="0"/>
+                <w:bCs w:val="0"/>
                 <w:highlight w:val="yellow"/>
               </w:rPr>
-              <w:t>&lt;nome do membro 1 da equipa&gt;</w:t>
-            </w:r>
-          </w:p>
-          <w:p>
-            <w:pPr>
-              <w:pStyle w:val="ListParagraph"/>
+              <w:t>&lt;pontos positivos, negativos, identificar melhorias no processo para evitar novos erros</w:t>
+            </w:r>
+            <w:r>
+              <w:rPr>
+                <w:b w:val="0"/>
+                <w:bCs w:val="0"/>
+                <w:highlight w:val="yellow"/>
+              </w:rPr>
+              <w:t xml:space="preserve">, tirar conclusões acerca de 1 dos gráficos de </w:t>
+            </w:r>
+            <w:r>
+              <w:rPr>
+                <w:b w:val="0"/>
+                <w:bCs w:val="0"/>
+                <w:i/>
+                <w:iCs/>
+                <w:highlight w:val="yellow"/>
+              </w:rPr>
+              <w:t>burn down</w:t>
+            </w:r>
+            <w:r>
+              <w:rPr>
+                <w:b w:val="0"/>
+                <w:bCs w:val="0"/>
+                <w:highlight w:val="yellow"/>
+              </w:rPr>
+              <w:t xml:space="preserve"> ou </w:t>
+            </w:r>
+            <w:r>
+              <w:rPr>
+                <w:b w:val="0"/>
+                <w:bCs w:val="0"/>
+                <w:i/>
+                <w:iCs/>
+                <w:highlight w:val="yellow"/>
+              </w:rPr>
+              <w:t>burn up</w:t>
+            </w:r>
+            <w:r>
+              <w:rPr>
+                <w:b w:val="0"/>
+                <w:bCs w:val="0"/>
+                <w:highlight w:val="yellow"/>
+              </w:rPr>
+              <w:t>&gt;</w:t>
+            </w:r>
+          </w:p>
+          <w:p>
+            <w:pPr>
+              <w:pStyle w:val="PargrafodaLista"/>
               <w:numPr>
                 <w:ilvl w:val="0"/>
-                <w:numId w:val="18"/>
+                <w:numId w:val="8"/>
               </w:numPr>
-              <w:contextualSpacing w:val="0"/>
-              <w:jc w:val="left"/>
-              <w:rPr>
-                <w:b w:val="0"/>
-                <w:bCs w:val="0"/>
-              </w:rPr>
-            </w:pPr>
-            <w:r>
-              <w:rPr>
-                <w:b w:val="0"/>
-                <w:bCs w:val="0"/>
-                <w:u w:val="single"/>
-              </w:rPr>
-              <w:t>O que fez na semana anterior</w:t>
-            </w:r>
-            <w:r>
-              <w:rPr>
-                <w:b w:val="0"/>
-                <w:bCs w:val="0"/>
-              </w:rPr>
-              <w:t xml:space="preserve">: </w:t>
-            </w:r>
-          </w:p>
-          <w:p>
-            <w:pPr>
-              <w:pStyle w:val="ListParagraph"/>
+              <w:spacing w:line="259" w:lineRule="auto"/>
+              <w:rPr>
+                <w:b w:val="0"/>
+                <w:bCs w:val="0"/>
+              </w:rPr>
+            </w:pPr>
+            <w:r>
+              <w:rPr>
+                <w:b w:val="0"/>
+                <w:bCs w:val="0"/>
+              </w:rPr>
+              <w:t>Pontos Positivos: Tudo foi concluído no prazo</w:t>
+            </w:r>
+          </w:p>
+          <w:p>
+            <w:pPr>
+              <w:pStyle w:val="PargrafodaLista"/>
               <w:numPr>
                 <w:ilvl w:val="0"/>
-                <w:numId w:val="18"/>
+                <w:numId w:val="8"/>
               </w:numPr>
-              <w:contextualSpacing w:val="0"/>
-              <w:jc w:val="left"/>
-              <w:rPr>
-                <w:b w:val="0"/>
-                <w:bCs w:val="0"/>
-              </w:rPr>
-            </w:pPr>
-            <w:r>
-              <w:rPr>
-                <w:b w:val="0"/>
-                <w:bCs w:val="0"/>
-                <w:u w:val="single"/>
-              </w:rPr>
-              <w:t>O que vai fazer esta semana</w:t>
-            </w:r>
-            <w:r>
-              <w:rPr>
-                <w:b w:val="0"/>
-                <w:bCs w:val="0"/>
-              </w:rPr>
-              <w:t xml:space="preserve">: </w:t>
-            </w:r>
-          </w:p>
-          <w:p>
-            <w:pPr>
-              <w:pStyle w:val="ListParagraph"/>
-              <w:numPr>
-                <w:ilvl w:val="0"/>
-                <w:numId w:val="18"/>
-              </w:numPr>
-              <w:contextualSpacing w:val="0"/>
-              <w:jc w:val="left"/>
-              <w:rPr>
-                <w:b w:val="0"/>
-                <w:bCs w:val="0"/>
-              </w:rPr>
-            </w:pPr>
-            <w:r>
-              <w:rPr>
-                <w:b w:val="0"/>
-                <w:bCs w:val="0"/>
-                <w:u w:val="single"/>
-              </w:rPr>
-              <w:t>Dificuldades que prevê</w:t>
-            </w:r>
-            <w:r>
-              <w:rPr>
-                <w:b w:val="0"/>
-                <w:bCs w:val="0"/>
-              </w:rPr>
-              <w:t>:</w:t>
-            </w:r>
-          </w:p>
-          <w:p>
-            <w:pPr>
-              <w:jc w:val="left"/>
-              <w:rPr>
-                <w:b w:val="0"/>
-                <w:bCs w:val="0"/>
-              </w:rPr>
-            </w:pPr>
-            <w:r>
-              <w:rPr>
-                <w:highlight w:val="yellow"/>
-              </w:rPr>
-              <w:t>&lt;nome do membro 2 da equipa&gt;</w:t>
-            </w:r>
-          </w:p>
-          <w:p>
-            <w:pPr>
-              <w:pStyle w:val="ListParagraph"/>
-              <w:numPr>
-                <w:ilvl w:val="0"/>
-                <w:numId w:val="19"/>
-              </w:numPr>
-              <w:contextualSpacing w:val="0"/>
-              <w:jc w:val="left"/>
-              <w:rPr>
-                <w:b w:val="0"/>
-                <w:bCs w:val="0"/>
-              </w:rPr>
-            </w:pPr>
-            <w:r>
-              <w:rPr>
-                <w:b w:val="0"/>
-                <w:bCs w:val="0"/>
-                <w:u w:val="single"/>
-              </w:rPr>
-              <w:t>O que fez na semana anterior</w:t>
-            </w:r>
-            <w:r>
-              <w:rPr>
-                <w:b w:val="0"/>
-                <w:bCs w:val="0"/>
-              </w:rPr>
-              <w:t xml:space="preserve">: </w:t>
-            </w:r>
-          </w:p>
-          <w:p>
-            <w:pPr>
-              <w:pStyle w:val="ListParagraph"/>
-              <w:numPr>
-                <w:ilvl w:val="0"/>
-                <w:numId w:val="19"/>
-              </w:numPr>
-              <w:contextualSpacing w:val="0"/>
-              <w:jc w:val="left"/>
-              <w:rPr>
-                <w:b w:val="0"/>
-                <w:bCs w:val="0"/>
-              </w:rPr>
-            </w:pPr>
-            <w:r>
-              <w:rPr>
-                <w:b w:val="0"/>
-                <w:bCs w:val="0"/>
-                <w:u w:val="single"/>
-              </w:rPr>
-              <w:t>O que vai fazer esta semana</w:t>
-            </w:r>
-            <w:r>
-              <w:rPr>
-                <w:b w:val="0"/>
-                <w:bCs w:val="0"/>
-              </w:rPr>
-              <w:t>:</w:t>
-            </w:r>
-          </w:p>
-          <w:p>
-            <w:pPr>
-              <w:pStyle w:val="ListParagraph"/>
-              <w:numPr>
-                <w:ilvl w:val="0"/>
-                <w:numId w:val="19"/>
-              </w:numPr>
-              <w:contextualSpacing w:val="0"/>
-              <w:jc w:val="left"/>
-              <w:rPr>
-                <w:b w:val="0"/>
-                <w:bCs w:val="0"/>
-              </w:rPr>
-            </w:pPr>
-            <w:r>
-              <w:rPr>
-                <w:b w:val="0"/>
-                <w:bCs w:val="0"/>
-                <w:u w:val="single"/>
-              </w:rPr>
-              <w:t>Dificuldades que prevê</w:t>
-            </w:r>
-            <w:r>
-              <w:rPr>
-                <w:b w:val="0"/>
-                <w:bCs w:val="0"/>
-              </w:rPr>
-              <w:t>:</w:t>
-            </w:r>
-          </w:p>
-          <w:p>
-            <w:pPr>
-              <w:jc w:val="left"/>
-              <w:rPr>
-                <w:b w:val="0"/>
-                <w:bCs w:val="0"/>
-              </w:rPr>
-            </w:pPr>
-            <w:r>
-              <w:rPr>
-                <w:highlight w:val="yellow"/>
-              </w:rPr>
-              <w:t>&lt;nome do membro 3 da equipa&gt;</w:t>
-            </w:r>
-          </w:p>
-          <w:p>
-            <w:pPr>
-              <w:pStyle w:val="ListParagraph"/>
-              <w:numPr>
-                <w:ilvl w:val="0"/>
-                <w:numId w:val="20"/>
-              </w:numPr>
-              <w:contextualSpacing w:val="0"/>
-              <w:jc w:val="left"/>
-              <w:rPr>
-                <w:b w:val="0"/>
-                <w:bCs w:val="0"/>
-              </w:rPr>
-            </w:pPr>
-            <w:r>
-              <w:rPr>
-                <w:b w:val="0"/>
-                <w:bCs w:val="0"/>
-                <w:u w:val="single"/>
-              </w:rPr>
-              <w:t>O que fez na semana anterior</w:t>
-            </w:r>
-            <w:r>
-              <w:rPr>
-                <w:b w:val="0"/>
-                <w:bCs w:val="0"/>
-              </w:rPr>
-              <w:t xml:space="preserve">: </w:t>
-            </w:r>
-          </w:p>
-          <w:p>
-            <w:pPr>
-              <w:pStyle w:val="ListParagraph"/>
-              <w:numPr>
-                <w:ilvl w:val="0"/>
-                <w:numId w:val="20"/>
-              </w:numPr>
-              <w:contextualSpacing w:val="0"/>
-              <w:jc w:val="left"/>
-              <w:rPr>
-                <w:b w:val="0"/>
-                <w:bCs w:val="0"/>
-              </w:rPr>
-            </w:pPr>
-            <w:r>
-              <w:rPr>
-                <w:b w:val="0"/>
-                <w:bCs w:val="0"/>
-                <w:u w:val="single"/>
-              </w:rPr>
-              <w:t>O que vai fazer esta semana</w:t>
-            </w:r>
-            <w:r>
-              <w:rPr>
-                <w:b w:val="0"/>
-                <w:bCs w:val="0"/>
-              </w:rPr>
-              <w:t>:</w:t>
-            </w:r>
-          </w:p>
-          <w:p>
-            <w:pPr>
-              <w:pStyle w:val="ListParagraph"/>
-              <w:numPr>
-                <w:ilvl w:val="0"/>
-                <w:numId w:val="20"/>
-              </w:numPr>
-              <w:contextualSpacing w:val="0"/>
-              <w:jc w:val="left"/>
-              <w:rPr>
-                <w:b w:val="0"/>
-                <w:bCs w:val="0"/>
-              </w:rPr>
-            </w:pPr>
-            <w:r>
-              <w:rPr>
-                <w:b w:val="0"/>
-                <w:bCs w:val="0"/>
-                <w:u w:val="single"/>
-              </w:rPr>
-              <w:t>Dificuldades que prevê</w:t>
-            </w:r>
-            <w:r>
-              <w:rPr>
-                <w:b w:val="0"/>
-                <w:bCs w:val="0"/>
-              </w:rPr>
-              <w:t>:</w:t>
+              <w:spacing w:line="259" w:lineRule="auto"/>
+              <w:rPr>
+                <w:b w:val="0"/>
+                <w:bCs w:val="0"/>
+              </w:rPr>
+            </w:pPr>
+            <w:r>
+              <w:rPr>
+                <w:b w:val="0"/>
+                <w:bCs w:val="0"/>
+              </w:rPr>
+              <w:t>Pontos Negativos: (Nada)</w:t>
+            </w:r>
+          </w:p>
+          <w:p>
+            <w:r>
+              <w:rPr>
+                <w:noProof/>
+              </w:rPr>
+              <w:drawing>
+                <wp:inline distT="0" distB="0" distL="0" distR="0" wp14:anchorId="52E419BA" wp14:editId="13BBD41B">
+                  <wp:extent cx="6120130" cy="2640965"/>
+                  <wp:effectExtent l="0" t="0" r="0" b="6985"/>
+                  <wp:docPr id="393156109" name="Imagem 1"/>
+                  <wp:cNvGraphicFramePr>
+                    <a:graphicFrameLocks xmlns:a="http://schemas.openxmlformats.org/drawingml/2006/main" noChangeAspect="1"/>
+                  </wp:cNvGraphicFramePr>
+                  <a:graphic xmlns:a="http://schemas.openxmlformats.org/drawingml/2006/main">
+                    <a:graphicData uri="http://schemas.openxmlformats.org/drawingml/2006/picture">
+                      <pic:pic xmlns:pic="http://schemas.openxmlformats.org/drawingml/2006/picture">
+                        <pic:nvPicPr>
+                          <pic:cNvPr id="393156109" name=""/>
+                          <pic:cNvPicPr/>
+                        </pic:nvPicPr>
+                        <pic:blipFill>
+                          <a:blip r:embed="rId23"/>
+                          <a:stretch>
+                            <a:fillRect/>
+                          </a:stretch>
+                        </pic:blipFill>
+                        <pic:spPr>
+                          <a:xfrm>
+                            <a:off x="0" y="0"/>
+                            <a:ext cx="6120130" cy="2640965"/>
+                          </a:xfrm>
+                          <a:prstGeom prst="rect">
+                            <a:avLst/>
+                          </a:prstGeom>
+                        </pic:spPr>
+                      </pic:pic>
+                    </a:graphicData>
+                  </a:graphic>
+                </wp:inline>
+              </w:drawing>
+            </w:r>
+            <w:r>
+              <w:rPr>
+                <w:b w:val="0"/>
+                <w:bCs w:val="0"/>
+              </w:rPr>
+              <w:t xml:space="preserve"> </w:t>
             </w:r>
           </w:p>
         </w:tc>
       </w:tr>
     </w:tbl>
     <w:p/>
+    <w:p/>
     <w:p>
       <w:pPr>
-        <w:pStyle w:val="Heading4"/>
-      </w:pPr>
-      <w:r>
-        <w:t>Sprint Retrospective</w:t>
+        <w:pStyle w:val="Ttulo3"/>
+      </w:pPr>
+      <w:bookmarkStart w:id="28" w:name="_Toc231221411"/>
+      <w:r>
+        <w:t>Sprint 3 (</w:t>
+      </w:r>
+      <w:r>
+        <w:t xml:space="preserve">5 de </w:t>
+      </w:r>
+      <w:proofErr w:type="gramStart"/>
+      <w:r>
+        <w:t>Junho</w:t>
+      </w:r>
+      <w:proofErr w:type="gramEnd"/>
+      <w:r>
+        <w:t xml:space="preserve"> de 2026</w:t>
+      </w:r>
+      <w:r>
+        <w:t>)</w:t>
+      </w:r>
+      <w:bookmarkEnd w:id="28"/>
+    </w:p>
+    <w:p>
+      <w:r>
+        <w:t>De seguida encontram-se descritos os principais eventos Scrum</w:t>
+      </w:r>
+      <w:r>
+        <w:t xml:space="preserve"> da Sprint 3</w:t>
+      </w:r>
+      <w:r>
+        <w:t>.</w:t>
+      </w:r>
+    </w:p>
+    <w:p>
+      <w:pPr>
+        <w:pStyle w:val="Ttulo4"/>
+      </w:pPr>
+      <w:r>
+        <w:t>Sprint Planning</w:t>
       </w:r>
     </w:p>
     <w:p/>
     <w:tbl>
       <w:tblPr>
-        <w:tblStyle w:val="GridTable2-Accent3"/>
+        <w:tblStyle w:val="TabeladeGrelha2-Destaque3"/>
         <w:tblW w:w="9856" w:type="dxa"/>
         <w:tblLook w:val="04A0" w:firstRow="1" w:lastRow="0" w:firstColumn="1" w:lastColumn="0" w:noHBand="0" w:noVBand="1"/>
       </w:tblPr>
@@ -12411,6 +12563,7 @@
               </w:rPr>
             </w:pPr>
             <w:r>
+              <w:lastRenderedPageBreak/>
               <w:t>Data:</w:t>
             </w:r>
           </w:p>
@@ -12424,21 +12577,20 @@
               <w:cnfStyle w:val="000000100000" w:firstRow="0" w:lastRow="0" w:firstColumn="0" w:lastColumn="0" w:oddVBand="0" w:evenVBand="0" w:oddHBand="1" w:evenHBand="0" w:firstRowFirstColumn="0" w:firstRowLastColumn="0" w:lastRowFirstColumn="0" w:lastRowLastColumn="0"/>
             </w:pPr>
             <w:r>
-              <w:rPr>
-                <w:highlight w:val="yellow"/>
-              </w:rPr>
               <w:t>&lt;</w:t>
             </w:r>
             <w:r>
-              <w:rPr>
-                <w:highlight w:val="yellow"/>
-              </w:rPr>
-              <w:t>1 de Maio de 20xx</w:t>
-            </w:r>
-            <w:r>
-              <w:rPr>
-                <w:highlight w:val="yellow"/>
-              </w:rPr>
+              <w:t xml:space="preserve">5 de </w:t>
+            </w:r>
+            <w:proofErr w:type="gramStart"/>
+            <w:r>
+              <w:t>Junho</w:t>
+            </w:r>
+            <w:proofErr w:type="gramEnd"/>
+            <w:r>
+              <w:t xml:space="preserve"> de 2026</w:t>
+            </w:r>
+            <w:r>
               <w:t>&gt;</w:t>
             </w:r>
           </w:p>
@@ -12457,240 +12609,73 @@
                 <w:i/>
                 <w:iCs/>
               </w:rPr>
-              <w:t>Conclusões</w:t>
+              <w:t>Sprint Backlog</w:t>
             </w:r>
             <w:r>
               <w:t xml:space="preserve">: </w:t>
             </w:r>
-            <w:r>
-              <w:rPr>
-                <w:b w:val="0"/>
-                <w:bCs w:val="0"/>
-                <w:highlight w:val="yellow"/>
-              </w:rPr>
-              <w:t>&lt;pontos positivos, negativos, identificar melhorias no processo para evitar novos erros</w:t>
-            </w:r>
-            <w:r>
-              <w:rPr>
-                <w:b w:val="0"/>
-                <w:bCs w:val="0"/>
-                <w:highlight w:val="yellow"/>
-              </w:rPr>
-              <w:t xml:space="preserve">, tirar conclusões acerca de 1 dos gráficos de </w:t>
-            </w:r>
-            <w:r>
-              <w:rPr>
-                <w:b w:val="0"/>
-                <w:bCs w:val="0"/>
-                <w:i/>
-                <w:iCs/>
-                <w:highlight w:val="yellow"/>
-              </w:rPr>
-              <w:t>burn down</w:t>
-            </w:r>
-            <w:r>
-              <w:rPr>
-                <w:b w:val="0"/>
-                <w:bCs w:val="0"/>
-                <w:highlight w:val="yellow"/>
-              </w:rPr>
-              <w:t xml:space="preserve"> ou </w:t>
-            </w:r>
-            <w:r>
-              <w:rPr>
-                <w:b w:val="0"/>
-                <w:bCs w:val="0"/>
-                <w:i/>
-                <w:iCs/>
-                <w:highlight w:val="yellow"/>
-              </w:rPr>
-              <w:t>burn up</w:t>
-            </w:r>
-            <w:r>
-              <w:rPr>
-                <w:b w:val="0"/>
-                <w:bCs w:val="0"/>
-                <w:highlight w:val="yellow"/>
-              </w:rPr>
-              <w:t>&gt;</w:t>
-            </w:r>
-          </w:p>
-          <w:p>
-            <w:pPr>
-              <w:pStyle w:val="ListParagraph"/>
-              <w:numPr>
-                <w:ilvl w:val="0"/>
-                <w:numId w:val="8"/>
-              </w:numPr>
-              <w:rPr>
-                <w:b w:val="0"/>
-                <w:bCs w:val="0"/>
-              </w:rPr>
-            </w:pPr>
-            <w:r>
-              <w:rPr>
-                <w:b w:val="0"/>
-                <w:bCs w:val="0"/>
-              </w:rPr>
-              <w:t>...</w:t>
-            </w:r>
-          </w:p>
-          <w:p>
-            <w:pPr>
-              <w:pStyle w:val="ListParagraph"/>
-              <w:numPr>
-                <w:ilvl w:val="0"/>
-                <w:numId w:val="8"/>
-              </w:numPr>
-              <w:rPr>
-                <w:b w:val="0"/>
-                <w:bCs w:val="0"/>
-              </w:rPr>
-            </w:pPr>
-            <w:r>
-              <w:rPr>
-                <w:b w:val="0"/>
-                <w:bCs w:val="0"/>
-              </w:rPr>
-              <w:t>...</w:t>
-            </w:r>
-          </w:p>
-          <w:p>
-            <w:pPr>
-              <w:pStyle w:val="ListParagraph"/>
-              <w:numPr>
-                <w:ilvl w:val="0"/>
-                <w:numId w:val="8"/>
-              </w:numPr>
-              <w:rPr>
-                <w:b w:val="0"/>
-                <w:bCs w:val="0"/>
-              </w:rPr>
-            </w:pPr>
-            <w:r>
-              <w:rPr>
-                <w:b w:val="0"/>
-                <w:bCs w:val="0"/>
-              </w:rPr>
-              <w:t>...</w:t>
-            </w:r>
-          </w:p>
-          <w:p>
-            <w:r>
-              <w:rPr>
-                <w:b w:val="0"/>
-                <w:bCs w:val="0"/>
-                <w:highlight w:val="yellow"/>
-              </w:rPr>
-              <w:t>&lt;</w:t>
-            </w:r>
-            <w:r>
-              <w:rPr>
-                <w:b w:val="0"/>
-                <w:bCs w:val="0"/>
-                <w:highlight w:val="yellow"/>
-              </w:rPr>
-              <w:t xml:space="preserve">retirar do jira </w:t>
-            </w:r>
-            <w:r>
-              <w:rPr>
-                <w:b w:val="0"/>
-                <w:bCs w:val="0"/>
-                <w:highlight w:val="yellow"/>
-              </w:rPr>
-              <w:t xml:space="preserve">o gráfico e tabela de eventos </w:t>
-            </w:r>
-            <w:r>
-              <w:rPr>
-                <w:b w:val="0"/>
-                <w:bCs w:val="0"/>
-                <w:highlight w:val="yellow"/>
-              </w:rPr>
-              <w:t>tal como n</w:t>
-            </w:r>
-            <w:r>
-              <w:rPr>
-                <w:b w:val="0"/>
-                <w:bCs w:val="0"/>
-                <w:highlight w:val="yellow"/>
-              </w:rPr>
-              <w:t>o exemplo da sprint 1</w:t>
-            </w:r>
-            <w:r>
-              <w:rPr>
-                <w:b w:val="0"/>
-                <w:bCs w:val="0"/>
-                <w:highlight w:val="yellow"/>
-              </w:rPr>
-              <w:t>&gt;</w:t>
-            </w:r>
-          </w:p>
-          <w:p/>
+          </w:p>
+          <w:p>
+            <w:r>
+              <w:rPr>
+                <w:noProof/>
+              </w:rPr>
+              <w:drawing>
+                <wp:inline distT="0" distB="0" distL="0" distR="0" wp14:anchorId="3D08997E" wp14:editId="0DF542D4">
+                  <wp:extent cx="6120130" cy="3600450"/>
+                  <wp:effectExtent l="0" t="0" r="0" b="0"/>
+                  <wp:docPr id="281554789" name="Imagem 1"/>
+                  <wp:cNvGraphicFramePr>
+                    <a:graphicFrameLocks xmlns:a="http://schemas.openxmlformats.org/drawingml/2006/main" noChangeAspect="1"/>
+                  </wp:cNvGraphicFramePr>
+                  <a:graphic xmlns:a="http://schemas.openxmlformats.org/drawingml/2006/main">
+                    <a:graphicData uri="http://schemas.openxmlformats.org/drawingml/2006/picture">
+                      <pic:pic xmlns:pic="http://schemas.openxmlformats.org/drawingml/2006/picture">
+                        <pic:nvPicPr>
+                          <pic:cNvPr id="281554789" name=""/>
+                          <pic:cNvPicPr/>
+                        </pic:nvPicPr>
+                        <pic:blipFill>
+                          <a:blip r:embed="rId24"/>
+                          <a:stretch>
+                            <a:fillRect/>
+                          </a:stretch>
+                        </pic:blipFill>
+                        <pic:spPr>
+                          <a:xfrm>
+                            <a:off x="0" y="0"/>
+                            <a:ext cx="6120130" cy="3600450"/>
+                          </a:xfrm>
+                          <a:prstGeom prst="rect">
+                            <a:avLst/>
+                          </a:prstGeom>
+                        </pic:spPr>
+                      </pic:pic>
+                    </a:graphicData>
+                  </a:graphic>
+                </wp:inline>
+              </w:drawing>
+            </w:r>
+          </w:p>
         </w:tc>
       </w:tr>
     </w:tbl>
     <w:p/>
-    <w:p/>
     <w:p>
       <w:pPr>
-        <w:pStyle w:val="Heading3"/>
-      </w:pPr>
-      <w:bookmarkStart w:id="28" w:name="_Toc231221411"/>
-      <w:r>
-        <w:t>Sprint 3 (</w:t>
-      </w:r>
-      <w:r>
-        <w:rPr>
-          <w:highlight w:val="yellow"/>
-        </w:rPr>
-        <w:t xml:space="preserve">Dia de Mês de </w:t>
-      </w:r>
-      <w:r>
-        <w:rPr>
-          <w:highlight w:val="yellow"/>
-        </w:rPr>
-        <w:t>Ano</w:t>
-      </w:r>
-      <w:r>
-        <w:rPr>
-          <w:highlight w:val="yellow"/>
-        </w:rPr>
-        <w:t xml:space="preserve"> a Dia de Mês de </w:t>
-      </w:r>
-      <w:r>
-        <w:rPr>
-          <w:highlight w:val="yellow"/>
-        </w:rPr>
-        <w:t>Ano</w:t>
-      </w:r>
-      <w:r>
-        <w:t>)</w:t>
-      </w:r>
-      <w:bookmarkEnd w:id="28"/>
-    </w:p>
-    <w:p>
-      <w:r>
-        <w:t>De seguida encontram-se descritos os principais eventos Scrum</w:t>
-      </w:r>
-      <w:r>
-        <w:t xml:space="preserve"> da Sprint 3</w:t>
-      </w:r>
-      <w:r>
-        <w:t>.</w:t>
-      </w:r>
-    </w:p>
-    <w:p>
-      <w:pPr>
-        <w:pStyle w:val="Heading4"/>
-      </w:pPr>
-      <w:r>
-        <w:t>Sprint Planning</w:t>
+        <w:pStyle w:val="Ttulo4"/>
+      </w:pPr>
+      <w:r>
+        <w:t>Daily Meetings</w:t>
+      </w:r>
+      <w:r>
+        <w:t xml:space="preserve"> (1 por semana)</w:t>
       </w:r>
     </w:p>
     <w:p/>
     <w:tbl>
       <w:tblPr>
-        <w:tblStyle w:val="GridTable2-Accent3"/>
+        <w:tblStyle w:val="TabeladeGrelha2-Destaque3"/>
         <w:tblW w:w="9856" w:type="dxa"/>
         <w:tblLook w:val="04A0" w:firstRow="1" w:lastRow="0" w:firstColumn="1" w:lastColumn="0" w:noHBand="0" w:noVBand="1"/>
       </w:tblPr>
@@ -12763,22 +12748,15 @@
               <w:cnfStyle w:val="000000100000" w:firstRow="0" w:lastRow="0" w:firstColumn="0" w:lastColumn="0" w:oddVBand="0" w:evenVBand="0" w:oddHBand="1" w:evenHBand="0" w:firstRowFirstColumn="0" w:firstRowLastColumn="0" w:lastRowFirstColumn="0" w:lastRowLastColumn="0"/>
             </w:pPr>
             <w:r>
-              <w:rPr>
-                <w:highlight w:val="yellow"/>
-              </w:rPr>
-              <w:t>&lt;</w:t>
-            </w:r>
-            <w:r>
-              <w:rPr>
-                <w:highlight w:val="yellow"/>
-              </w:rPr>
-              <w:t>1 de Maio de 20xx</w:t>
-            </w:r>
-            <w:r>
-              <w:rPr>
-                <w:highlight w:val="yellow"/>
-              </w:rPr>
-              <w:t>&gt;</w:t>
+              <w:t xml:space="preserve">&lt;5 de </w:t>
+            </w:r>
+            <w:proofErr w:type="gramStart"/>
+            <w:r>
+              <w:t>Junho</w:t>
+            </w:r>
+            <w:proofErr w:type="gramEnd"/>
+            <w:r>
+              <w:t xml:space="preserve"> de 2026&gt;</w:t>
             </w:r>
           </w:p>
         </w:tc>
@@ -12791,61 +12769,890 @@
             <w:gridSpan w:val="2"/>
           </w:tcPr>
           <w:p>
-            <w:r>
-              <w:rPr>
-                <w:i/>
-                <w:iCs/>
-              </w:rPr>
-              <w:t>Sprint Backlog</w:t>
-            </w:r>
-            <w:r>
+            <w:pPr>
+              <w:jc w:val="left"/>
+              <w:rPr>
+                <w:b w:val="0"/>
+                <w:bCs w:val="0"/>
+              </w:rPr>
+            </w:pPr>
+            <w:r>
+              <w:t>Thomaz</w:t>
+            </w:r>
+          </w:p>
+          <w:p>
+            <w:pPr>
+              <w:pStyle w:val="PargrafodaLista"/>
+              <w:numPr>
+                <w:ilvl w:val="0"/>
+                <w:numId w:val="9"/>
+              </w:numPr>
+              <w:contextualSpacing w:val="0"/>
+              <w:jc w:val="left"/>
+              <w:rPr>
+                <w:b w:val="0"/>
+                <w:bCs w:val="0"/>
+              </w:rPr>
+            </w:pPr>
+            <w:r>
+              <w:rPr>
+                <w:b w:val="0"/>
+                <w:bCs w:val="0"/>
+                <w:u w:val="single"/>
+              </w:rPr>
+              <w:t>O que fez na semana anterior</w:t>
+            </w:r>
+            <w:r>
+              <w:rPr>
+                <w:b w:val="0"/>
+                <w:bCs w:val="0"/>
+              </w:rPr>
               <w:t xml:space="preserve">: </w:t>
             </w:r>
-            <w:r>
-              <w:rPr>
-                <w:b w:val="0"/>
-                <w:bCs w:val="0"/>
-                <w:highlight w:val="yellow"/>
-              </w:rPr>
-              <w:t>&lt;retirar do jira a imagem</w:t>
-            </w:r>
-            <w:r>
-              <w:rPr>
-                <w:b w:val="0"/>
-                <w:bCs w:val="0"/>
-                <w:highlight w:val="yellow"/>
-              </w:rPr>
-              <w:t xml:space="preserve"> tal como no exemplo do Sprint 1</w:t>
-            </w:r>
-            <w:r>
-              <w:rPr>
-                <w:b w:val="0"/>
-                <w:bCs w:val="0"/>
-                <w:highlight w:val="yellow"/>
-              </w:rPr>
-              <w:t>&gt;</w:t>
-            </w:r>
-          </w:p>
-          <w:p/>
+          </w:p>
+          <w:p>
+            <w:pPr>
+              <w:pStyle w:val="PargrafodaLista"/>
+              <w:numPr>
+                <w:ilvl w:val="1"/>
+                <w:numId w:val="9"/>
+              </w:numPr>
+              <w:contextualSpacing w:val="0"/>
+              <w:jc w:val="left"/>
+              <w:rPr>
+                <w:b w:val="0"/>
+                <w:bCs w:val="0"/>
+              </w:rPr>
+            </w:pPr>
+            <w:proofErr w:type="spellStart"/>
+            <w:r>
+              <w:rPr>
+                <w:b w:val="0"/>
+                <w:bCs w:val="0"/>
+              </w:rPr>
+              <w:t>Wireframes</w:t>
+            </w:r>
+            <w:proofErr w:type="spellEnd"/>
+          </w:p>
+          <w:p>
+            <w:pPr>
+              <w:pStyle w:val="PargrafodaLista"/>
+              <w:numPr>
+                <w:ilvl w:val="1"/>
+                <w:numId w:val="9"/>
+              </w:numPr>
+              <w:contextualSpacing w:val="0"/>
+              <w:jc w:val="left"/>
+              <w:rPr>
+                <w:b w:val="0"/>
+                <w:bCs w:val="0"/>
+              </w:rPr>
+            </w:pPr>
+            <w:r>
+              <w:rPr>
+                <w:b w:val="0"/>
+                <w:bCs w:val="0"/>
+              </w:rPr>
+              <w:t>Critérios de aceitação das U.S.</w:t>
+            </w:r>
+          </w:p>
+          <w:p>
+            <w:pPr>
+              <w:pStyle w:val="PargrafodaLista"/>
+              <w:numPr>
+                <w:ilvl w:val="1"/>
+                <w:numId w:val="9"/>
+              </w:numPr>
+              <w:contextualSpacing w:val="0"/>
+              <w:jc w:val="left"/>
+              <w:rPr>
+                <w:b w:val="0"/>
+                <w:bCs w:val="0"/>
+              </w:rPr>
+            </w:pPr>
+            <w:r>
+              <w:rPr>
+                <w:b w:val="0"/>
+                <w:bCs w:val="0"/>
+              </w:rPr>
+              <w:t>Gerir utilizadores</w:t>
+            </w:r>
+          </w:p>
+          <w:p>
+            <w:pPr>
+              <w:pStyle w:val="PargrafodaLista"/>
+              <w:numPr>
+                <w:ilvl w:val="1"/>
+                <w:numId w:val="9"/>
+              </w:numPr>
+              <w:contextualSpacing w:val="0"/>
+              <w:jc w:val="left"/>
+              <w:rPr>
+                <w:b w:val="0"/>
+                <w:bCs w:val="0"/>
+              </w:rPr>
+            </w:pPr>
+            <w:r>
+              <w:rPr>
+                <w:b w:val="0"/>
+                <w:bCs w:val="0"/>
+              </w:rPr>
+              <w:t>Visualizar e filtrar compras</w:t>
+            </w:r>
+          </w:p>
+          <w:p>
+            <w:pPr>
+              <w:pStyle w:val="PargrafodaLista"/>
+              <w:numPr>
+                <w:ilvl w:val="1"/>
+                <w:numId w:val="9"/>
+              </w:numPr>
+              <w:contextualSpacing w:val="0"/>
+              <w:jc w:val="left"/>
+              <w:rPr>
+                <w:b w:val="0"/>
+                <w:bCs w:val="0"/>
+              </w:rPr>
+            </w:pPr>
+            <w:r>
+              <w:rPr>
+                <w:b w:val="0"/>
+                <w:bCs w:val="0"/>
+              </w:rPr>
+              <w:t>Introdução</w:t>
+            </w:r>
+          </w:p>
+          <w:p>
+            <w:pPr>
+              <w:pStyle w:val="PargrafodaLista"/>
+              <w:numPr>
+                <w:ilvl w:val="0"/>
+                <w:numId w:val="9"/>
+              </w:numPr>
+              <w:contextualSpacing w:val="0"/>
+              <w:jc w:val="left"/>
+              <w:rPr>
+                <w:b w:val="0"/>
+                <w:bCs w:val="0"/>
+              </w:rPr>
+            </w:pPr>
+            <w:r>
+              <w:rPr>
+                <w:b w:val="0"/>
+                <w:bCs w:val="0"/>
+                <w:u w:val="single"/>
+              </w:rPr>
+              <w:t>O que vai fazer esta semana</w:t>
+            </w:r>
+            <w:r>
+              <w:rPr>
+                <w:b w:val="0"/>
+                <w:bCs w:val="0"/>
+              </w:rPr>
+              <w:t xml:space="preserve">: </w:t>
+            </w:r>
+          </w:p>
+          <w:p>
+            <w:pPr>
+              <w:pStyle w:val="PargrafodaLista"/>
+              <w:numPr>
+                <w:ilvl w:val="1"/>
+                <w:numId w:val="9"/>
+              </w:numPr>
+              <w:contextualSpacing w:val="0"/>
+              <w:jc w:val="left"/>
+              <w:rPr>
+                <w:b w:val="0"/>
+                <w:bCs w:val="0"/>
+              </w:rPr>
+            </w:pPr>
+            <w:r>
+              <w:rPr>
+                <w:b w:val="0"/>
+                <w:bCs w:val="0"/>
+              </w:rPr>
+              <w:t>Obter sugestão de lista de compras</w:t>
+            </w:r>
+          </w:p>
+          <w:p>
+            <w:pPr>
+              <w:pStyle w:val="PargrafodaLista"/>
+              <w:numPr>
+                <w:ilvl w:val="1"/>
+                <w:numId w:val="9"/>
+              </w:numPr>
+              <w:contextualSpacing w:val="0"/>
+              <w:jc w:val="left"/>
+              <w:rPr>
+                <w:b w:val="0"/>
+                <w:bCs w:val="0"/>
+              </w:rPr>
+            </w:pPr>
+            <w:r>
+              <w:rPr>
+                <w:b w:val="0"/>
+                <w:bCs w:val="0"/>
+              </w:rPr>
+              <w:t>Planear uma lista de compras</w:t>
+            </w:r>
+          </w:p>
+          <w:p>
+            <w:pPr>
+              <w:pStyle w:val="PargrafodaLista"/>
+              <w:numPr>
+                <w:ilvl w:val="1"/>
+                <w:numId w:val="9"/>
+              </w:numPr>
+              <w:contextualSpacing w:val="0"/>
+              <w:jc w:val="left"/>
+              <w:rPr>
+                <w:b w:val="0"/>
+                <w:bCs w:val="0"/>
+              </w:rPr>
+            </w:pPr>
+            <w:proofErr w:type="spellStart"/>
+            <w:r>
+              <w:rPr>
+                <w:b w:val="0"/>
+                <w:bCs w:val="0"/>
+              </w:rPr>
+              <w:t>Stakeholders</w:t>
+            </w:r>
+            <w:proofErr w:type="spellEnd"/>
+          </w:p>
+          <w:p>
+            <w:pPr>
+              <w:pStyle w:val="PargrafodaLista"/>
+              <w:numPr>
+                <w:ilvl w:val="1"/>
+                <w:numId w:val="9"/>
+              </w:numPr>
+              <w:contextualSpacing w:val="0"/>
+              <w:jc w:val="left"/>
+              <w:rPr>
+                <w:b w:val="0"/>
+                <w:bCs w:val="0"/>
+              </w:rPr>
+            </w:pPr>
+            <w:r>
+              <w:rPr>
+                <w:b w:val="0"/>
+                <w:bCs w:val="0"/>
+              </w:rPr>
+              <w:t>Conclusões</w:t>
+            </w:r>
+          </w:p>
+          <w:p>
+            <w:pPr>
+              <w:pStyle w:val="PargrafodaLista"/>
+              <w:numPr>
+                <w:ilvl w:val="1"/>
+                <w:numId w:val="9"/>
+              </w:numPr>
+              <w:contextualSpacing w:val="0"/>
+              <w:jc w:val="left"/>
+              <w:rPr>
+                <w:b w:val="0"/>
+                <w:bCs w:val="0"/>
+              </w:rPr>
+            </w:pPr>
+            <w:r>
+              <w:rPr>
+                <w:b w:val="0"/>
+                <w:bCs w:val="0"/>
+              </w:rPr>
+              <w:t>Relatório de DA</w:t>
+            </w:r>
+          </w:p>
+          <w:p>
+            <w:pPr>
+              <w:pStyle w:val="PargrafodaLista"/>
+              <w:numPr>
+                <w:ilvl w:val="1"/>
+                <w:numId w:val="9"/>
+              </w:numPr>
+              <w:contextualSpacing w:val="0"/>
+              <w:jc w:val="left"/>
+              <w:rPr>
+                <w:b w:val="0"/>
+                <w:bCs w:val="0"/>
+              </w:rPr>
+            </w:pPr>
+            <w:r>
+              <w:rPr>
+                <w:b w:val="0"/>
+                <w:bCs w:val="0"/>
+              </w:rPr>
+              <w:t>Retrospetiva do projeto</w:t>
+            </w:r>
+          </w:p>
+          <w:p>
+            <w:pPr>
+              <w:pStyle w:val="PargrafodaLista"/>
+              <w:numPr>
+                <w:ilvl w:val="1"/>
+                <w:numId w:val="9"/>
+              </w:numPr>
+              <w:contextualSpacing w:val="0"/>
+              <w:jc w:val="left"/>
+              <w:rPr>
+                <w:b w:val="0"/>
+                <w:bCs w:val="0"/>
+              </w:rPr>
+            </w:pPr>
+            <w:r>
+              <w:rPr>
+                <w:b w:val="0"/>
+                <w:bCs w:val="0"/>
+              </w:rPr>
+              <w:lastRenderedPageBreak/>
+              <w:t>Obter sugestão de orçamento para o próximo mês</w:t>
+            </w:r>
+          </w:p>
+          <w:p>
+            <w:pPr>
+              <w:pStyle w:val="PargrafodaLista"/>
+              <w:numPr>
+                <w:ilvl w:val="1"/>
+                <w:numId w:val="9"/>
+              </w:numPr>
+              <w:contextualSpacing w:val="0"/>
+              <w:jc w:val="left"/>
+              <w:rPr>
+                <w:b w:val="0"/>
+                <w:bCs w:val="0"/>
+              </w:rPr>
+            </w:pPr>
+            <w:r>
+              <w:rPr>
+                <w:b w:val="0"/>
+                <w:bCs w:val="0"/>
+              </w:rPr>
+              <w:t>Consultar estatísticas de orçamento</w:t>
+            </w:r>
+          </w:p>
+          <w:p>
+            <w:pPr>
+              <w:pStyle w:val="PargrafodaLista"/>
+              <w:numPr>
+                <w:ilvl w:val="1"/>
+                <w:numId w:val="9"/>
+              </w:numPr>
+              <w:contextualSpacing w:val="0"/>
+              <w:jc w:val="left"/>
+              <w:rPr>
+                <w:b w:val="0"/>
+                <w:bCs w:val="0"/>
+              </w:rPr>
+            </w:pPr>
+            <w:r>
+              <w:rPr>
+                <w:b w:val="0"/>
+                <w:bCs w:val="0"/>
+              </w:rPr>
+              <w:t>Consultar estatísticas de compras fechadas</w:t>
+            </w:r>
+          </w:p>
+          <w:p>
+            <w:pPr>
+              <w:pStyle w:val="PargrafodaLista"/>
+              <w:numPr>
+                <w:ilvl w:val="0"/>
+                <w:numId w:val="9"/>
+              </w:numPr>
+              <w:contextualSpacing w:val="0"/>
+              <w:jc w:val="left"/>
+              <w:rPr>
+                <w:b w:val="0"/>
+                <w:bCs w:val="0"/>
+              </w:rPr>
+            </w:pPr>
+            <w:r>
+              <w:rPr>
+                <w:b w:val="0"/>
+                <w:bCs w:val="0"/>
+                <w:u w:val="single"/>
+              </w:rPr>
+              <w:t>Dificuldades que prevê</w:t>
+            </w:r>
+            <w:r>
+              <w:rPr>
+                <w:b w:val="0"/>
+                <w:bCs w:val="0"/>
+              </w:rPr>
+              <w:t>:</w:t>
+            </w:r>
+          </w:p>
+          <w:p>
+            <w:pPr>
+              <w:pStyle w:val="PargrafodaLista"/>
+              <w:numPr>
+                <w:ilvl w:val="1"/>
+                <w:numId w:val="9"/>
+              </w:numPr>
+              <w:contextualSpacing w:val="0"/>
+              <w:jc w:val="left"/>
+              <w:rPr>
+                <w:b w:val="0"/>
+                <w:bCs w:val="0"/>
+              </w:rPr>
+            </w:pPr>
+            <w:r>
+              <w:rPr>
+                <w:b w:val="0"/>
+                <w:bCs w:val="0"/>
+                <w:u w:val="single"/>
+              </w:rPr>
+              <w:t>(Nenhuma)</w:t>
+            </w:r>
+          </w:p>
+          <w:p>
+            <w:pPr>
+              <w:jc w:val="left"/>
+              <w:rPr>
+                <w:b w:val="0"/>
+                <w:bCs w:val="0"/>
+              </w:rPr>
+            </w:pPr>
+            <w:r>
+              <w:t>Paulo</w:t>
+            </w:r>
+          </w:p>
+          <w:p>
+            <w:pPr>
+              <w:pStyle w:val="PargrafodaLista"/>
+              <w:numPr>
+                <w:ilvl w:val="0"/>
+                <w:numId w:val="10"/>
+              </w:numPr>
+              <w:contextualSpacing w:val="0"/>
+              <w:jc w:val="left"/>
+              <w:rPr>
+                <w:b w:val="0"/>
+                <w:bCs w:val="0"/>
+              </w:rPr>
+            </w:pPr>
+            <w:r>
+              <w:rPr>
+                <w:b w:val="0"/>
+                <w:bCs w:val="0"/>
+                <w:u w:val="single"/>
+              </w:rPr>
+              <w:t>O que fez na semana anterior</w:t>
+            </w:r>
+            <w:r>
+              <w:rPr>
+                <w:b w:val="0"/>
+                <w:bCs w:val="0"/>
+              </w:rPr>
+              <w:t xml:space="preserve">: </w:t>
+            </w:r>
+          </w:p>
+          <w:p>
+            <w:pPr>
+              <w:pStyle w:val="PargrafodaLista"/>
+              <w:numPr>
+                <w:ilvl w:val="1"/>
+                <w:numId w:val="10"/>
+              </w:numPr>
+              <w:spacing w:line="259" w:lineRule="auto"/>
+              <w:contextualSpacing w:val="0"/>
+              <w:jc w:val="left"/>
+              <w:rPr>
+                <w:b w:val="0"/>
+                <w:bCs w:val="0"/>
+              </w:rPr>
+            </w:pPr>
+            <w:r>
+              <w:rPr>
+                <w:b w:val="0"/>
+                <w:bCs w:val="0"/>
+              </w:rPr>
+              <w:t>Analise concorrencial</w:t>
+            </w:r>
+          </w:p>
+          <w:p>
+            <w:pPr>
+              <w:pStyle w:val="PargrafodaLista"/>
+              <w:numPr>
+                <w:ilvl w:val="1"/>
+                <w:numId w:val="10"/>
+              </w:numPr>
+              <w:spacing w:line="259" w:lineRule="auto"/>
+              <w:contextualSpacing w:val="0"/>
+              <w:jc w:val="left"/>
+              <w:rPr>
+                <w:b w:val="0"/>
+                <w:bCs w:val="0"/>
+              </w:rPr>
+            </w:pPr>
+            <w:r>
+              <w:rPr>
+                <w:b w:val="0"/>
+                <w:bCs w:val="0"/>
+              </w:rPr>
+              <w:t>Ficheiro README.md</w:t>
+            </w:r>
+          </w:p>
+          <w:p>
+            <w:pPr>
+              <w:pStyle w:val="PargrafodaLista"/>
+              <w:numPr>
+                <w:ilvl w:val="1"/>
+                <w:numId w:val="10"/>
+              </w:numPr>
+              <w:spacing w:line="259" w:lineRule="auto"/>
+              <w:contextualSpacing w:val="0"/>
+              <w:rPr>
+                <w:b w:val="0"/>
+                <w:bCs w:val="0"/>
+              </w:rPr>
+            </w:pPr>
+            <w:r>
+              <w:rPr>
+                <w:b w:val="0"/>
+                <w:bCs w:val="0"/>
+              </w:rPr>
+              <w:t>Autenticar na aplicação</w:t>
+            </w:r>
+          </w:p>
+          <w:p>
+            <w:pPr>
+              <w:pStyle w:val="PargrafodaLista"/>
+              <w:numPr>
+                <w:ilvl w:val="1"/>
+                <w:numId w:val="10"/>
+              </w:numPr>
+              <w:spacing w:line="259" w:lineRule="auto"/>
+              <w:contextualSpacing w:val="0"/>
+              <w:jc w:val="left"/>
+              <w:rPr>
+                <w:b w:val="0"/>
+                <w:bCs w:val="0"/>
+              </w:rPr>
+            </w:pPr>
+            <w:r>
+              <w:rPr>
+                <w:b w:val="0"/>
+                <w:bCs w:val="0"/>
+              </w:rPr>
+              <w:t>Gerir Tipos de Artigo</w:t>
+            </w:r>
+          </w:p>
+          <w:p>
+            <w:pPr>
+              <w:pStyle w:val="PargrafodaLista"/>
+              <w:numPr>
+                <w:ilvl w:val="1"/>
+                <w:numId w:val="10"/>
+              </w:numPr>
+              <w:spacing w:line="259" w:lineRule="auto"/>
+              <w:contextualSpacing w:val="0"/>
+              <w:jc w:val="left"/>
+              <w:rPr>
+                <w:b w:val="0"/>
+                <w:bCs w:val="0"/>
+              </w:rPr>
+            </w:pPr>
+            <w:r>
+              <w:rPr>
+                <w:b w:val="0"/>
+                <w:bCs w:val="0"/>
+              </w:rPr>
+              <w:t>Gerir Artigos</w:t>
+            </w:r>
+          </w:p>
+          <w:p>
+            <w:pPr>
+              <w:pStyle w:val="PargrafodaLista"/>
+              <w:numPr>
+                <w:ilvl w:val="0"/>
+                <w:numId w:val="10"/>
+              </w:numPr>
+              <w:contextualSpacing w:val="0"/>
+              <w:jc w:val="left"/>
+              <w:rPr>
+                <w:b w:val="0"/>
+                <w:bCs w:val="0"/>
+              </w:rPr>
+            </w:pPr>
+            <w:r>
+              <w:rPr>
+                <w:b w:val="0"/>
+                <w:bCs w:val="0"/>
+                <w:u w:val="single"/>
+              </w:rPr>
+              <w:t>O que vai fazer esta semana</w:t>
+            </w:r>
+            <w:r>
+              <w:rPr>
+                <w:b w:val="0"/>
+                <w:bCs w:val="0"/>
+              </w:rPr>
+              <w:t>:</w:t>
+            </w:r>
+          </w:p>
+          <w:p>
+            <w:pPr>
+              <w:pStyle w:val="PargrafodaLista"/>
+              <w:numPr>
+                <w:ilvl w:val="1"/>
+                <w:numId w:val="10"/>
+              </w:numPr>
+              <w:contextualSpacing w:val="0"/>
+              <w:jc w:val="left"/>
+              <w:rPr>
+                <w:b w:val="0"/>
+                <w:bCs w:val="0"/>
+              </w:rPr>
+            </w:pPr>
+            <w:r>
+              <w:rPr>
+                <w:b w:val="0"/>
+                <w:bCs w:val="0"/>
+              </w:rPr>
+              <w:t>Editar uma compra planeada</w:t>
+            </w:r>
+          </w:p>
+          <w:p>
+            <w:pPr>
+              <w:pStyle w:val="PargrafodaLista"/>
+              <w:numPr>
+                <w:ilvl w:val="1"/>
+                <w:numId w:val="10"/>
+              </w:numPr>
+              <w:contextualSpacing w:val="0"/>
+              <w:jc w:val="left"/>
+              <w:rPr>
+                <w:b w:val="0"/>
+                <w:bCs w:val="0"/>
+              </w:rPr>
+            </w:pPr>
+            <w:r>
+              <w:rPr>
+                <w:b w:val="0"/>
+                <w:bCs w:val="0"/>
+              </w:rPr>
+              <w:t>Gerir Orçamento mensal</w:t>
+            </w:r>
+          </w:p>
+          <w:p>
+            <w:pPr>
+              <w:pStyle w:val="PargrafodaLista"/>
+              <w:numPr>
+                <w:ilvl w:val="1"/>
+                <w:numId w:val="10"/>
+              </w:numPr>
+              <w:contextualSpacing w:val="0"/>
+              <w:jc w:val="left"/>
+              <w:rPr>
+                <w:b w:val="0"/>
+                <w:bCs w:val="0"/>
+              </w:rPr>
+            </w:pPr>
+            <w:r>
+              <w:rPr>
+                <w:b w:val="0"/>
+                <w:bCs w:val="0"/>
+              </w:rPr>
+              <w:t xml:space="preserve">Aplicação do </w:t>
+            </w:r>
+            <w:proofErr w:type="spellStart"/>
+            <w:r>
+              <w:rPr>
+                <w:b w:val="0"/>
+                <w:bCs w:val="0"/>
+              </w:rPr>
+              <w:t>Scrum</w:t>
+            </w:r>
+            <w:proofErr w:type="spellEnd"/>
+            <w:r>
+              <w:rPr>
+                <w:b w:val="0"/>
+                <w:bCs w:val="0"/>
+              </w:rPr>
+              <w:t xml:space="preserve"> no projeto</w:t>
+            </w:r>
+          </w:p>
+          <w:p>
+            <w:pPr>
+              <w:pStyle w:val="PargrafodaLista"/>
+              <w:numPr>
+                <w:ilvl w:val="1"/>
+                <w:numId w:val="10"/>
+              </w:numPr>
+              <w:contextualSpacing w:val="0"/>
+              <w:jc w:val="left"/>
+              <w:rPr>
+                <w:b w:val="0"/>
+                <w:bCs w:val="0"/>
+              </w:rPr>
+            </w:pPr>
+            <w:r>
+              <w:rPr>
+                <w:b w:val="0"/>
+                <w:bCs w:val="0"/>
+              </w:rPr>
+              <w:t>Registar itens adquiridos durante a compra</w:t>
+            </w:r>
+          </w:p>
+          <w:p>
+            <w:pPr>
+              <w:pStyle w:val="PargrafodaLista"/>
+              <w:numPr>
+                <w:ilvl w:val="1"/>
+                <w:numId w:val="10"/>
+              </w:numPr>
+              <w:contextualSpacing w:val="0"/>
+              <w:jc w:val="left"/>
+              <w:rPr>
+                <w:b w:val="0"/>
+                <w:bCs w:val="0"/>
+              </w:rPr>
+            </w:pPr>
+            <w:r>
+              <w:rPr>
+                <w:b w:val="0"/>
+                <w:bCs w:val="0"/>
+              </w:rPr>
+              <w:t>Adicionar itens não previstos durante a compra</w:t>
+            </w:r>
+          </w:p>
+          <w:p>
+            <w:pPr>
+              <w:pStyle w:val="PargrafodaLista"/>
+              <w:numPr>
+                <w:ilvl w:val="1"/>
+                <w:numId w:val="10"/>
+              </w:numPr>
+              <w:contextualSpacing w:val="0"/>
+              <w:jc w:val="left"/>
+              <w:rPr>
+                <w:b w:val="0"/>
+                <w:bCs w:val="0"/>
+              </w:rPr>
+            </w:pPr>
+            <w:r>
+              <w:rPr>
+                <w:b w:val="0"/>
+                <w:bCs w:val="0"/>
+              </w:rPr>
+              <w:t>Relatório de DA</w:t>
+            </w:r>
+          </w:p>
+          <w:p>
+            <w:pPr>
+              <w:pStyle w:val="PargrafodaLista"/>
+              <w:numPr>
+                <w:ilvl w:val="1"/>
+                <w:numId w:val="10"/>
+              </w:numPr>
+              <w:contextualSpacing w:val="0"/>
+              <w:jc w:val="left"/>
+              <w:rPr>
+                <w:b w:val="0"/>
+                <w:bCs w:val="0"/>
+              </w:rPr>
+            </w:pPr>
+            <w:r>
+              <w:rPr>
+                <w:b w:val="0"/>
+                <w:bCs w:val="0"/>
+              </w:rPr>
+              <w:t>Fechar uma compra</w:t>
+            </w:r>
+          </w:p>
+          <w:p>
+            <w:pPr>
+              <w:pStyle w:val="PargrafodaLista"/>
+              <w:numPr>
+                <w:ilvl w:val="1"/>
+                <w:numId w:val="10"/>
+              </w:numPr>
+              <w:contextualSpacing w:val="0"/>
+              <w:jc w:val="left"/>
+              <w:rPr>
+                <w:b w:val="0"/>
+                <w:bCs w:val="0"/>
+              </w:rPr>
+            </w:pPr>
+            <w:r>
+              <w:rPr>
+                <w:b w:val="0"/>
+                <w:bCs w:val="0"/>
+              </w:rPr>
+              <w:t>Retrospetiva do projeto</w:t>
+            </w:r>
+          </w:p>
+          <w:p>
+            <w:pPr>
+              <w:pStyle w:val="PargrafodaLista"/>
+              <w:numPr>
+                <w:ilvl w:val="0"/>
+                <w:numId w:val="10"/>
+              </w:numPr>
+              <w:contextualSpacing w:val="0"/>
+              <w:jc w:val="left"/>
+              <w:rPr>
+                <w:b w:val="0"/>
+                <w:bCs w:val="0"/>
+              </w:rPr>
+            </w:pPr>
+            <w:r>
+              <w:rPr>
+                <w:b w:val="0"/>
+                <w:bCs w:val="0"/>
+                <w:u w:val="single"/>
+              </w:rPr>
+              <w:t>Dificuldades que prevê</w:t>
+            </w:r>
+            <w:r>
+              <w:rPr>
+                <w:b w:val="0"/>
+                <w:bCs w:val="0"/>
+              </w:rPr>
+              <w:t>:</w:t>
+            </w:r>
+          </w:p>
+          <w:p>
+            <w:pPr>
+              <w:pStyle w:val="PargrafodaLista"/>
+              <w:numPr>
+                <w:ilvl w:val="1"/>
+                <w:numId w:val="10"/>
+              </w:numPr>
+              <w:contextualSpacing w:val="0"/>
+              <w:jc w:val="left"/>
+              <w:rPr>
+                <w:b w:val="0"/>
+                <w:bCs w:val="0"/>
+              </w:rPr>
+            </w:pPr>
+            <w:r>
+              <w:rPr>
+                <w:b w:val="0"/>
+                <w:bCs w:val="0"/>
+              </w:rPr>
+              <w:t>(Nenhuma)</w:t>
+            </w:r>
+          </w:p>
         </w:tc>
       </w:tr>
     </w:tbl>
     <w:p/>
+    <w:p/>
     <w:p>
       <w:pPr>
-        <w:pStyle w:val="Heading4"/>
-      </w:pPr>
-      <w:r>
-        <w:t>Daily Meetings</w:t>
-      </w:r>
-      <w:r>
-        <w:t xml:space="preserve"> (1 por semana)</w:t>
+        <w:pStyle w:val="Ttulo4"/>
+      </w:pPr>
+      <w:r>
+        <w:t>Sprint Retrospective</w:t>
       </w:r>
     </w:p>
     <w:p/>
     <w:tbl>
       <w:tblPr>
-        <w:tblStyle w:val="GridTable2-Accent3"/>
+        <w:tblStyle w:val="TabeladeGrelha2-Destaque3"/>
         <w:tblW w:w="9856" w:type="dxa"/>
         <w:tblLook w:val="04A0" w:firstRow="1" w:lastRow="0" w:firstColumn="1" w:lastColumn="0" w:noHBand="0" w:noVBand="1"/>
       </w:tblPr>
@@ -12918,22 +13725,15 @@
               <w:cnfStyle w:val="000000100000" w:firstRow="0" w:lastRow="0" w:firstColumn="0" w:lastColumn="0" w:oddVBand="0" w:evenVBand="0" w:oddHBand="1" w:evenHBand="0" w:firstRowFirstColumn="0" w:firstRowLastColumn="0" w:lastRowFirstColumn="0" w:lastRowLastColumn="0"/>
             </w:pPr>
             <w:r>
-              <w:rPr>
-                <w:highlight w:val="yellow"/>
-              </w:rPr>
-              <w:t>&lt;</w:t>
-            </w:r>
-            <w:r>
-              <w:rPr>
-                <w:highlight w:val="yellow"/>
-              </w:rPr>
-              <w:t>1 de Maio de 20xx</w:t>
-            </w:r>
-            <w:r>
-              <w:rPr>
-                <w:highlight w:val="yellow"/>
-              </w:rPr>
-              <w:t>&gt;</w:t>
+              <w:t xml:space="preserve">&lt;5 de </w:t>
+            </w:r>
+            <w:proofErr w:type="gramStart"/>
+            <w:r>
+              <w:t>Junho</w:t>
+            </w:r>
+            <w:proofErr w:type="gramEnd"/>
+            <w:r>
+              <w:t xml:space="preserve"> de 2026&gt;</w:t>
             </w:r>
           </w:p>
         </w:tc>
@@ -12946,327 +13746,205 @@
             <w:gridSpan w:val="2"/>
           </w:tcPr>
           <w:p>
-            <w:pPr>
-              <w:jc w:val="left"/>
-              <w:rPr>
-                <w:b w:val="0"/>
-                <w:bCs w:val="0"/>
-              </w:rPr>
-            </w:pPr>
-            <w:r>
-              <w:rPr>
+            <w:r>
+              <w:rPr>
+                <w:i/>
+                <w:iCs/>
+              </w:rPr>
+              <w:t>Conclusões</w:t>
+            </w:r>
+            <w:r>
+              <w:t xml:space="preserve">: </w:t>
+            </w:r>
+            <w:r>
+              <w:rPr>
+                <w:b w:val="0"/>
+                <w:bCs w:val="0"/>
                 <w:highlight w:val="yellow"/>
               </w:rPr>
-              <w:t>&lt;nome do membro 1 da equipa&gt;</w:t>
-            </w:r>
-          </w:p>
-          <w:p>
-            <w:pPr>
-              <w:pStyle w:val="ListParagraph"/>
+              <w:t>&lt;pontos positivos, negativos, identificar melhorias no processo para evitar novos erros</w:t>
+            </w:r>
+            <w:r>
+              <w:rPr>
+                <w:b w:val="0"/>
+                <w:bCs w:val="0"/>
+                <w:highlight w:val="yellow"/>
+              </w:rPr>
+              <w:t xml:space="preserve">, tirar conclusões acerca de 1 dos gráficos de </w:t>
+            </w:r>
+            <w:r>
+              <w:rPr>
+                <w:b w:val="0"/>
+                <w:bCs w:val="0"/>
+                <w:i/>
+                <w:iCs/>
+                <w:highlight w:val="yellow"/>
+              </w:rPr>
+              <w:t>burn down</w:t>
+            </w:r>
+            <w:r>
+              <w:rPr>
+                <w:b w:val="0"/>
+                <w:bCs w:val="0"/>
+                <w:highlight w:val="yellow"/>
+              </w:rPr>
+              <w:t xml:space="preserve"> ou </w:t>
+            </w:r>
+            <w:r>
+              <w:rPr>
+                <w:b w:val="0"/>
+                <w:bCs w:val="0"/>
+                <w:i/>
+                <w:iCs/>
+                <w:highlight w:val="yellow"/>
+              </w:rPr>
+              <w:t>burn up</w:t>
+            </w:r>
+            <w:r>
+              <w:rPr>
+                <w:b w:val="0"/>
+                <w:bCs w:val="0"/>
+                <w:highlight w:val="yellow"/>
+              </w:rPr>
+              <w:t>&gt;</w:t>
+            </w:r>
+          </w:p>
+          <w:p>
+            <w:pPr>
+              <w:pStyle w:val="PargrafodaLista"/>
               <w:numPr>
                 <w:ilvl w:val="0"/>
-                <w:numId w:val="9"/>
+                <w:numId w:val="8"/>
               </w:numPr>
-              <w:contextualSpacing w:val="0"/>
-              <w:jc w:val="left"/>
-              <w:rPr>
-                <w:b w:val="0"/>
-                <w:bCs w:val="0"/>
-              </w:rPr>
-            </w:pPr>
-            <w:r>
-              <w:rPr>
-                <w:b w:val="0"/>
-                <w:bCs w:val="0"/>
-                <w:u w:val="single"/>
-              </w:rPr>
-              <w:t>O que fez na semana anterior</w:t>
-            </w:r>
-            <w:r>
-              <w:rPr>
-                <w:b w:val="0"/>
-                <w:bCs w:val="0"/>
-              </w:rPr>
-              <w:t xml:space="preserve">: </w:t>
-            </w:r>
-          </w:p>
-          <w:p>
-            <w:pPr>
-              <w:pStyle w:val="ListParagraph"/>
+              <w:spacing w:line="259" w:lineRule="auto"/>
+              <w:rPr>
+                <w:b w:val="0"/>
+                <w:bCs w:val="0"/>
+              </w:rPr>
+            </w:pPr>
+            <w:r>
+              <w:rPr>
+                <w:b w:val="0"/>
+                <w:bCs w:val="0"/>
+              </w:rPr>
+              <w:t>Pontos Positivos: Tudo foi concluído no prazo</w:t>
+            </w:r>
+          </w:p>
+          <w:p>
+            <w:pPr>
+              <w:pStyle w:val="PargrafodaLista"/>
               <w:numPr>
                 <w:ilvl w:val="0"/>
-                <w:numId w:val="9"/>
+                <w:numId w:val="8"/>
               </w:numPr>
-              <w:contextualSpacing w:val="0"/>
-              <w:jc w:val="left"/>
-              <w:rPr>
-                <w:b w:val="0"/>
-                <w:bCs w:val="0"/>
-              </w:rPr>
-            </w:pPr>
-            <w:r>
-              <w:rPr>
-                <w:b w:val="0"/>
-                <w:bCs w:val="0"/>
-                <w:u w:val="single"/>
-              </w:rPr>
-              <w:t>O que vai fazer esta semana</w:t>
-            </w:r>
-            <w:r>
-              <w:rPr>
-                <w:b w:val="0"/>
-                <w:bCs w:val="0"/>
-              </w:rPr>
-              <w:t xml:space="preserve">: </w:t>
-            </w:r>
-          </w:p>
-          <w:p>
-            <w:pPr>
-              <w:pStyle w:val="ListParagraph"/>
-              <w:numPr>
-                <w:ilvl w:val="0"/>
-                <w:numId w:val="9"/>
-              </w:numPr>
-              <w:contextualSpacing w:val="0"/>
-              <w:jc w:val="left"/>
-              <w:rPr>
-                <w:b w:val="0"/>
-                <w:bCs w:val="0"/>
-              </w:rPr>
-            </w:pPr>
-            <w:r>
-              <w:rPr>
-                <w:b w:val="0"/>
-                <w:bCs w:val="0"/>
-                <w:u w:val="single"/>
-              </w:rPr>
-              <w:t>Dificuldades que prevê</w:t>
-            </w:r>
-            <w:r>
-              <w:rPr>
-                <w:b w:val="0"/>
-                <w:bCs w:val="0"/>
-              </w:rPr>
-              <w:t>:</w:t>
-            </w:r>
-          </w:p>
-          <w:p>
-            <w:pPr>
-              <w:jc w:val="left"/>
-              <w:rPr>
-                <w:b w:val="0"/>
-                <w:bCs w:val="0"/>
-              </w:rPr>
-            </w:pPr>
-            <w:r>
-              <w:rPr>
-                <w:highlight w:val="yellow"/>
-              </w:rPr>
-              <w:t>&lt;nome do membro 2 da equipa&gt;</w:t>
-            </w:r>
-          </w:p>
-          <w:p>
-            <w:pPr>
-              <w:pStyle w:val="ListParagraph"/>
-              <w:numPr>
-                <w:ilvl w:val="0"/>
-                <w:numId w:val="10"/>
-              </w:numPr>
-              <w:contextualSpacing w:val="0"/>
-              <w:jc w:val="left"/>
-              <w:rPr>
-                <w:b w:val="0"/>
-                <w:bCs w:val="0"/>
-              </w:rPr>
-            </w:pPr>
-            <w:r>
-              <w:rPr>
-                <w:b w:val="0"/>
-                <w:bCs w:val="0"/>
-                <w:u w:val="single"/>
-              </w:rPr>
-              <w:t>O que fez na semana anterior</w:t>
-            </w:r>
-            <w:r>
-              <w:rPr>
-                <w:b w:val="0"/>
-                <w:bCs w:val="0"/>
-              </w:rPr>
-              <w:t xml:space="preserve">: </w:t>
-            </w:r>
-          </w:p>
-          <w:p>
-            <w:pPr>
-              <w:pStyle w:val="ListParagraph"/>
-              <w:numPr>
-                <w:ilvl w:val="0"/>
-                <w:numId w:val="10"/>
-              </w:numPr>
-              <w:contextualSpacing w:val="0"/>
-              <w:jc w:val="left"/>
-              <w:rPr>
-                <w:b w:val="0"/>
-                <w:bCs w:val="0"/>
-              </w:rPr>
-            </w:pPr>
-            <w:r>
-              <w:rPr>
-                <w:b w:val="0"/>
-                <w:bCs w:val="0"/>
-                <w:u w:val="single"/>
-              </w:rPr>
-              <w:t>O que vai fazer esta semana</w:t>
-            </w:r>
-            <w:r>
-              <w:rPr>
-                <w:b w:val="0"/>
-                <w:bCs w:val="0"/>
-              </w:rPr>
-              <w:t>:</w:t>
-            </w:r>
-          </w:p>
-          <w:p>
-            <w:pPr>
-              <w:pStyle w:val="ListParagraph"/>
-              <w:numPr>
-                <w:ilvl w:val="0"/>
-                <w:numId w:val="10"/>
-              </w:numPr>
-              <w:contextualSpacing w:val="0"/>
-              <w:jc w:val="left"/>
-              <w:rPr>
-                <w:b w:val="0"/>
-                <w:bCs w:val="0"/>
-              </w:rPr>
-            </w:pPr>
-            <w:r>
-              <w:rPr>
-                <w:b w:val="0"/>
-                <w:bCs w:val="0"/>
-                <w:u w:val="single"/>
-              </w:rPr>
-              <w:t>Dificuldades que prevê</w:t>
-            </w:r>
-            <w:r>
-              <w:rPr>
-                <w:b w:val="0"/>
-                <w:bCs w:val="0"/>
-              </w:rPr>
-              <w:t>:</w:t>
-            </w:r>
-          </w:p>
-          <w:p>
-            <w:pPr>
-              <w:jc w:val="left"/>
-              <w:rPr>
-                <w:b w:val="0"/>
-                <w:bCs w:val="0"/>
-              </w:rPr>
-            </w:pPr>
-            <w:r>
-              <w:rPr>
-                <w:highlight w:val="yellow"/>
-              </w:rPr>
-              <w:t>&lt;nome do membro 3 da equipa&gt;</w:t>
-            </w:r>
-          </w:p>
-          <w:p>
-            <w:pPr>
-              <w:pStyle w:val="ListParagraph"/>
-              <w:numPr>
-                <w:ilvl w:val="0"/>
-                <w:numId w:val="11"/>
-              </w:numPr>
-              <w:contextualSpacing w:val="0"/>
-              <w:jc w:val="left"/>
-              <w:rPr>
-                <w:b w:val="0"/>
-                <w:bCs w:val="0"/>
-              </w:rPr>
-            </w:pPr>
-            <w:r>
-              <w:rPr>
-                <w:b w:val="0"/>
-                <w:bCs w:val="0"/>
-                <w:u w:val="single"/>
-              </w:rPr>
-              <w:t>O que fez na semana anterior</w:t>
-            </w:r>
-            <w:r>
-              <w:rPr>
-                <w:b w:val="0"/>
-                <w:bCs w:val="0"/>
-              </w:rPr>
-              <w:t xml:space="preserve">: </w:t>
-            </w:r>
-          </w:p>
-          <w:p>
-            <w:pPr>
-              <w:pStyle w:val="ListParagraph"/>
-              <w:numPr>
-                <w:ilvl w:val="0"/>
-                <w:numId w:val="11"/>
-              </w:numPr>
-              <w:contextualSpacing w:val="0"/>
-              <w:jc w:val="left"/>
-              <w:rPr>
-                <w:b w:val="0"/>
-                <w:bCs w:val="0"/>
-              </w:rPr>
-            </w:pPr>
-            <w:r>
-              <w:rPr>
-                <w:b w:val="0"/>
-                <w:bCs w:val="0"/>
-                <w:u w:val="single"/>
-              </w:rPr>
-              <w:t>O que vai fazer esta semana</w:t>
-            </w:r>
-            <w:r>
-              <w:rPr>
-                <w:b w:val="0"/>
-                <w:bCs w:val="0"/>
-              </w:rPr>
-              <w:t>:</w:t>
-            </w:r>
-          </w:p>
-          <w:p>
-            <w:pPr>
-              <w:pStyle w:val="ListParagraph"/>
-              <w:numPr>
-                <w:ilvl w:val="0"/>
-                <w:numId w:val="11"/>
-              </w:numPr>
-              <w:contextualSpacing w:val="0"/>
-              <w:jc w:val="left"/>
-              <w:rPr>
-                <w:b w:val="0"/>
-                <w:bCs w:val="0"/>
-              </w:rPr>
-            </w:pPr>
-            <w:r>
-              <w:rPr>
-                <w:b w:val="0"/>
-                <w:bCs w:val="0"/>
-                <w:u w:val="single"/>
-              </w:rPr>
-              <w:t>Dificuldades que prevê</w:t>
-            </w:r>
-            <w:r>
-              <w:rPr>
-                <w:b w:val="0"/>
-                <w:bCs w:val="0"/>
-              </w:rPr>
-              <w:t>:</w:t>
+              <w:spacing w:line="259" w:lineRule="auto"/>
+              <w:rPr>
+                <w:b w:val="0"/>
+                <w:bCs w:val="0"/>
+              </w:rPr>
+            </w:pPr>
+            <w:r>
+              <w:rPr>
+                <w:b w:val="0"/>
+                <w:bCs w:val="0"/>
+              </w:rPr>
+              <w:t>Pontos Negativos: (Nada)</w:t>
+            </w:r>
+          </w:p>
+          <w:p>
+            <w:r>
+              <w:rPr>
+                <w:noProof/>
+              </w:rPr>
+              <w:lastRenderedPageBreak/>
+              <w:drawing>
+                <wp:inline distT="0" distB="0" distL="0" distR="0" wp14:anchorId="61CDCC7E" wp14:editId="2F2ADEEB">
+                  <wp:extent cx="6120130" cy="2669540"/>
+                  <wp:effectExtent l="0" t="0" r="0" b="0"/>
+                  <wp:docPr id="830808232" name="Imagem 1"/>
+                  <wp:cNvGraphicFramePr>
+                    <a:graphicFrameLocks xmlns:a="http://schemas.openxmlformats.org/drawingml/2006/main" noChangeAspect="1"/>
+                  </wp:cNvGraphicFramePr>
+                  <a:graphic xmlns:a="http://schemas.openxmlformats.org/drawingml/2006/main">
+                    <a:graphicData uri="http://schemas.openxmlformats.org/drawingml/2006/picture">
+                      <pic:pic xmlns:pic="http://schemas.openxmlformats.org/drawingml/2006/picture">
+                        <pic:nvPicPr>
+                          <pic:cNvPr id="830808232" name=""/>
+                          <pic:cNvPicPr/>
+                        </pic:nvPicPr>
+                        <pic:blipFill>
+                          <a:blip r:embed="rId25"/>
+                          <a:stretch>
+                            <a:fillRect/>
+                          </a:stretch>
+                        </pic:blipFill>
+                        <pic:spPr>
+                          <a:xfrm>
+                            <a:off x="0" y="0"/>
+                            <a:ext cx="6120130" cy="2669540"/>
+                          </a:xfrm>
+                          <a:prstGeom prst="rect">
+                            <a:avLst/>
+                          </a:prstGeom>
+                        </pic:spPr>
+                      </pic:pic>
+                    </a:graphicData>
+                  </a:graphic>
+                </wp:inline>
+              </w:drawing>
+            </w:r>
+            <w:r>
+              <w:rPr>
+                <w:b w:val="0"/>
+                <w:bCs w:val="0"/>
+              </w:rPr>
+              <w:t xml:space="preserve"> </w:t>
             </w:r>
           </w:p>
         </w:tc>
       </w:tr>
     </w:tbl>
     <w:p/>
+    <w:p/>
+    <w:p/>
+    <w:p>
+      <w:pPr>
+        <w:pStyle w:val="Ttulo2"/>
+      </w:pPr>
+      <w:bookmarkStart w:id="29" w:name="_Toc231221412"/>
+      <w:proofErr w:type="spellStart"/>
+      <w:r>
+        <w:rPr>
+          <w:i/>
+          <w:iCs/>
+        </w:rPr>
+        <w:t>Retrospective</w:t>
+      </w:r>
+      <w:proofErr w:type="spellEnd"/>
+      <w:r>
+        <w:rPr>
+          <w:i/>
+          <w:iCs/>
+        </w:rPr>
+        <w:t xml:space="preserve"> </w:t>
+      </w:r>
+      <w:proofErr w:type="spellStart"/>
+      <w:r>
+        <w:rPr>
+          <w:i/>
+          <w:iCs/>
+        </w:rPr>
+        <w:t>Summary</w:t>
+      </w:r>
+      <w:proofErr w:type="spellEnd"/>
+      <w:r>
+        <w:t xml:space="preserve"> do Projeto</w:t>
+      </w:r>
+      <w:bookmarkEnd w:id="29"/>
+    </w:p>
     <w:tbl>
       <w:tblPr>
-        <w:tblStyle w:val="GridTable2-Accent3"/>
+        <w:tblStyle w:val="TabeladeGrelha2-Destaque3"/>
         <w:tblW w:w="9856" w:type="dxa"/>
         <w:tblLook w:val="04A0" w:firstRow="1" w:lastRow="0" w:firstColumn="1" w:lastColumn="0" w:noHBand="0" w:noVBand="1"/>
       </w:tblPr>
@@ -13316,45 +13994,16 @@
         <w:tc>
           <w:tcPr>
             <w:cnfStyle w:val="001000000000" w:firstRow="0" w:lastRow="0" w:firstColumn="1" w:lastColumn="0" w:oddVBand="0" w:evenVBand="0" w:oddHBand="0" w:evenHBand="0" w:firstRowFirstColumn="0" w:firstRowLastColumn="0" w:lastRowFirstColumn="0" w:lastRowLastColumn="0"/>
-            <w:tcW w:w="1666" w:type="dxa"/>
-          </w:tcPr>
-          <w:p>
-            <w:pPr>
-              <w:rPr>
-                <w:b w:val="0"/>
-                <w:bCs w:val="0"/>
-              </w:rPr>
-            </w:pPr>
-            <w:r>
-              <w:t>Data:</w:t>
-            </w:r>
-          </w:p>
-        </w:tc>
-        <w:tc>
-          <w:tcPr>
-            <w:tcW w:w="8190" w:type="dxa"/>
-          </w:tcPr>
-          <w:p>
-            <w:pPr>
-              <w:cnfStyle w:val="000000100000" w:firstRow="0" w:lastRow="0" w:firstColumn="0" w:lastColumn="0" w:oddVBand="0" w:evenVBand="0" w:oddHBand="1" w:evenHBand="0" w:firstRowFirstColumn="0" w:firstRowLastColumn="0" w:lastRowFirstColumn="0" w:lastRowLastColumn="0"/>
-            </w:pPr>
-            <w:r>
-              <w:rPr>
-                <w:highlight w:val="yellow"/>
-              </w:rPr>
-              <w:t>&lt;</w:t>
-            </w:r>
-            <w:r>
-              <w:rPr>
-                <w:highlight w:val="yellow"/>
-              </w:rPr>
-              <w:t>1 de Maio de 20xx</w:t>
-            </w:r>
-            <w:r>
-              <w:rPr>
-                <w:highlight w:val="yellow"/>
-              </w:rPr>
-              <w:t>&gt;</w:t>
+            <w:tcW w:w="9856" w:type="dxa"/>
+            <w:gridSpan w:val="2"/>
+          </w:tcPr>
+          <w:p>
+            <w:r>
+              <w:rPr>
+                <w:i/>
+                <w:iCs/>
+              </w:rPr>
+              <w:t>Things that went well</w:t>
             </w:r>
           </w:p>
         </w:tc>
@@ -13368,375 +14017,43 @@
           </w:tcPr>
           <w:p>
             <w:pPr>
-              <w:jc w:val="left"/>
-              <w:rPr>
-                <w:b w:val="0"/>
-                <w:bCs w:val="0"/>
-              </w:rPr>
-            </w:pPr>
-            <w:r>
-              <w:rPr>
-                <w:highlight w:val="yellow"/>
-              </w:rPr>
-              <w:t>&lt;nome do membro 1 da equipa&gt;</w:t>
-            </w:r>
-          </w:p>
-          <w:p>
-            <w:pPr>
-              <w:pStyle w:val="ListParagraph"/>
+              <w:pStyle w:val="PargrafodaLista"/>
               <w:numPr>
                 <w:ilvl w:val="0"/>
-                <w:numId w:val="18"/>
+                <w:numId w:val="8"/>
               </w:numPr>
-              <w:contextualSpacing w:val="0"/>
-              <w:jc w:val="left"/>
-              <w:rPr>
-                <w:b w:val="0"/>
-                <w:bCs w:val="0"/>
-              </w:rPr>
-            </w:pPr>
-            <w:r>
-              <w:rPr>
-                <w:b w:val="0"/>
-                <w:bCs w:val="0"/>
-                <w:u w:val="single"/>
-              </w:rPr>
-              <w:t>O que fez na semana anterior</w:t>
-            </w:r>
-            <w:r>
-              <w:rPr>
-                <w:b w:val="0"/>
-                <w:bCs w:val="0"/>
-              </w:rPr>
-              <w:t xml:space="preserve">: </w:t>
-            </w:r>
-          </w:p>
-          <w:p>
-            <w:pPr>
-              <w:pStyle w:val="ListParagraph"/>
+              <w:rPr>
+                <w:b w:val="0"/>
+                <w:bCs w:val="0"/>
+              </w:rPr>
+            </w:pPr>
+            <w:r>
+              <w:rPr>
+                <w:b w:val="0"/>
+                <w:bCs w:val="0"/>
+              </w:rPr>
+              <w:t>Uso das tecnologias</w:t>
+            </w:r>
+          </w:p>
+          <w:p>
+            <w:pPr>
+              <w:pStyle w:val="PargrafodaLista"/>
               <w:numPr>
                 <w:ilvl w:val="0"/>
-                <w:numId w:val="18"/>
+                <w:numId w:val="8"/>
               </w:numPr>
-              <w:contextualSpacing w:val="0"/>
-              <w:jc w:val="left"/>
-              <w:rPr>
-                <w:b w:val="0"/>
-                <w:bCs w:val="0"/>
-              </w:rPr>
-            </w:pPr>
-            <w:r>
-              <w:rPr>
-                <w:b w:val="0"/>
-                <w:bCs w:val="0"/>
-                <w:u w:val="single"/>
-              </w:rPr>
-              <w:t>O que vai fazer esta semana</w:t>
-            </w:r>
-            <w:r>
-              <w:rPr>
-                <w:b w:val="0"/>
-                <w:bCs w:val="0"/>
-              </w:rPr>
-              <w:t xml:space="preserve">: </w:t>
-            </w:r>
-          </w:p>
-          <w:p>
-            <w:pPr>
-              <w:pStyle w:val="ListParagraph"/>
-              <w:numPr>
-                <w:ilvl w:val="0"/>
-                <w:numId w:val="18"/>
-              </w:numPr>
-              <w:contextualSpacing w:val="0"/>
-              <w:jc w:val="left"/>
-              <w:rPr>
-                <w:b w:val="0"/>
-                <w:bCs w:val="0"/>
-              </w:rPr>
-            </w:pPr>
-            <w:r>
-              <w:rPr>
-                <w:b w:val="0"/>
-                <w:bCs w:val="0"/>
-                <w:u w:val="single"/>
-              </w:rPr>
-              <w:t>Dificuldades que prevê</w:t>
-            </w:r>
-            <w:r>
-              <w:rPr>
-                <w:b w:val="0"/>
-                <w:bCs w:val="0"/>
-              </w:rPr>
-              <w:t>:</w:t>
-            </w:r>
-          </w:p>
-          <w:p>
-            <w:pPr>
-              <w:jc w:val="left"/>
-              <w:rPr>
-                <w:b w:val="0"/>
-                <w:bCs w:val="0"/>
-              </w:rPr>
-            </w:pPr>
-            <w:r>
-              <w:rPr>
-                <w:highlight w:val="yellow"/>
-              </w:rPr>
-              <w:t>&lt;nome do membro 2 da equipa&gt;</w:t>
-            </w:r>
-          </w:p>
-          <w:p>
-            <w:pPr>
-              <w:pStyle w:val="ListParagraph"/>
-              <w:numPr>
-                <w:ilvl w:val="0"/>
-                <w:numId w:val="19"/>
-              </w:numPr>
-              <w:contextualSpacing w:val="0"/>
-              <w:jc w:val="left"/>
-              <w:rPr>
-                <w:b w:val="0"/>
-                <w:bCs w:val="0"/>
-              </w:rPr>
-            </w:pPr>
-            <w:r>
-              <w:rPr>
-                <w:b w:val="0"/>
-                <w:bCs w:val="0"/>
-                <w:u w:val="single"/>
-              </w:rPr>
-              <w:t>O que fez na semana anterior</w:t>
-            </w:r>
-            <w:r>
-              <w:rPr>
-                <w:b w:val="0"/>
-                <w:bCs w:val="0"/>
-              </w:rPr>
-              <w:t xml:space="preserve">: </w:t>
-            </w:r>
-          </w:p>
-          <w:p>
-            <w:pPr>
-              <w:pStyle w:val="ListParagraph"/>
-              <w:numPr>
-                <w:ilvl w:val="0"/>
-                <w:numId w:val="19"/>
-              </w:numPr>
-              <w:contextualSpacing w:val="0"/>
-              <w:jc w:val="left"/>
-              <w:rPr>
-                <w:b w:val="0"/>
-                <w:bCs w:val="0"/>
-              </w:rPr>
-            </w:pPr>
-            <w:r>
-              <w:rPr>
-                <w:b w:val="0"/>
-                <w:bCs w:val="0"/>
-                <w:u w:val="single"/>
-              </w:rPr>
-              <w:lastRenderedPageBreak/>
-              <w:t>O que vai fazer esta semana</w:t>
-            </w:r>
-            <w:r>
-              <w:rPr>
-                <w:b w:val="0"/>
-                <w:bCs w:val="0"/>
-              </w:rPr>
-              <w:t>:</w:t>
-            </w:r>
-          </w:p>
-          <w:p>
-            <w:pPr>
-              <w:pStyle w:val="ListParagraph"/>
-              <w:numPr>
-                <w:ilvl w:val="0"/>
-                <w:numId w:val="19"/>
-              </w:numPr>
-              <w:contextualSpacing w:val="0"/>
-              <w:jc w:val="left"/>
-              <w:rPr>
-                <w:b w:val="0"/>
-                <w:bCs w:val="0"/>
-              </w:rPr>
-            </w:pPr>
-            <w:r>
-              <w:rPr>
-                <w:b w:val="0"/>
-                <w:bCs w:val="0"/>
-                <w:u w:val="single"/>
-              </w:rPr>
-              <w:t>Dificuldades que prevê</w:t>
-            </w:r>
-            <w:r>
-              <w:rPr>
-                <w:b w:val="0"/>
-                <w:bCs w:val="0"/>
-              </w:rPr>
-              <w:t>:</w:t>
-            </w:r>
-          </w:p>
-          <w:p>
-            <w:pPr>
-              <w:jc w:val="left"/>
-              <w:rPr>
-                <w:b w:val="0"/>
-                <w:bCs w:val="0"/>
-              </w:rPr>
-            </w:pPr>
-            <w:r>
-              <w:rPr>
-                <w:highlight w:val="yellow"/>
-              </w:rPr>
-              <w:t>&lt;nome do membro 3 da equipa&gt;</w:t>
-            </w:r>
-          </w:p>
-          <w:p>
-            <w:pPr>
-              <w:pStyle w:val="ListParagraph"/>
-              <w:numPr>
-                <w:ilvl w:val="0"/>
-                <w:numId w:val="20"/>
-              </w:numPr>
-              <w:contextualSpacing w:val="0"/>
-              <w:jc w:val="left"/>
-              <w:rPr>
-                <w:b w:val="0"/>
-                <w:bCs w:val="0"/>
-              </w:rPr>
-            </w:pPr>
-            <w:r>
-              <w:rPr>
-                <w:b w:val="0"/>
-                <w:bCs w:val="0"/>
-                <w:u w:val="single"/>
-              </w:rPr>
-              <w:t>O que fez na semana anterior</w:t>
-            </w:r>
-            <w:r>
-              <w:rPr>
-                <w:b w:val="0"/>
-                <w:bCs w:val="0"/>
-              </w:rPr>
-              <w:t xml:space="preserve">: </w:t>
-            </w:r>
-          </w:p>
-          <w:p>
-            <w:pPr>
-              <w:pStyle w:val="ListParagraph"/>
-              <w:numPr>
-                <w:ilvl w:val="0"/>
-                <w:numId w:val="20"/>
-              </w:numPr>
-              <w:contextualSpacing w:val="0"/>
-              <w:jc w:val="left"/>
-              <w:rPr>
-                <w:b w:val="0"/>
-                <w:bCs w:val="0"/>
-              </w:rPr>
-            </w:pPr>
-            <w:r>
-              <w:rPr>
-                <w:b w:val="0"/>
-                <w:bCs w:val="0"/>
-                <w:u w:val="single"/>
-              </w:rPr>
-              <w:t>O que vai fazer esta semana</w:t>
-            </w:r>
-            <w:r>
-              <w:rPr>
-                <w:b w:val="0"/>
-                <w:bCs w:val="0"/>
-              </w:rPr>
-              <w:t>:</w:t>
-            </w:r>
-          </w:p>
-          <w:p>
-            <w:pPr>
-              <w:pStyle w:val="ListParagraph"/>
-              <w:numPr>
-                <w:ilvl w:val="0"/>
-                <w:numId w:val="20"/>
-              </w:numPr>
-              <w:contextualSpacing w:val="0"/>
-              <w:jc w:val="left"/>
-              <w:rPr>
-                <w:b w:val="0"/>
-                <w:bCs w:val="0"/>
-              </w:rPr>
-            </w:pPr>
-            <w:r>
-              <w:rPr>
-                <w:b w:val="0"/>
-                <w:bCs w:val="0"/>
-                <w:u w:val="single"/>
-              </w:rPr>
-              <w:t>Dificuldades que prevê</w:t>
-            </w:r>
-            <w:r>
-              <w:rPr>
-                <w:b w:val="0"/>
-                <w:bCs w:val="0"/>
-              </w:rPr>
-              <w:t>:</w:t>
-            </w:r>
-          </w:p>
-        </w:tc>
-      </w:tr>
-    </w:tbl>
-    <w:p/>
-    <w:p>
-      <w:pPr>
-        <w:pStyle w:val="Heading4"/>
-      </w:pPr>
-      <w:r>
-        <w:t>Sprint Retrospective</w:t>
-      </w:r>
-    </w:p>
-    <w:p/>
-    <w:tbl>
-      <w:tblPr>
-        <w:tblStyle w:val="GridTable2-Accent3"/>
-        <w:tblW w:w="9856" w:type="dxa"/>
-        <w:tblLook w:val="04A0" w:firstRow="1" w:lastRow="0" w:firstColumn="1" w:lastColumn="0" w:noHBand="0" w:noVBand="1"/>
-      </w:tblPr>
-      <w:tblGrid>
-        <w:gridCol w:w="1666"/>
-        <w:gridCol w:w="8190"/>
-      </w:tblGrid>
-      <w:tr>
-        <w:trPr>
-          <w:cnfStyle w:val="100000000000" w:firstRow="1" w:lastRow="0" w:firstColumn="0" w:lastColumn="0" w:oddVBand="0" w:evenVBand="0" w:oddHBand="0" w:evenHBand="0" w:firstRowFirstColumn="0" w:firstRowLastColumn="0" w:lastRowFirstColumn="0" w:lastRowLastColumn="0"/>
-        </w:trPr>
-        <w:tc>
-          <w:tcPr>
-            <w:cnfStyle w:val="001000000000" w:firstRow="0" w:lastRow="0" w:firstColumn="1" w:lastColumn="0" w:oddVBand="0" w:evenVBand="0" w:oddHBand="0" w:evenHBand="0" w:firstRowFirstColumn="0" w:firstRowLastColumn="0" w:lastRowFirstColumn="0" w:lastRowLastColumn="0"/>
-            <w:tcW w:w="1666" w:type="dxa"/>
-          </w:tcPr>
-          <w:p>
-            <w:pPr>
-              <w:rPr>
-                <w:sz w:val="2"/>
-                <w:szCs w:val="2"/>
-                <w:highlight w:val="yellow"/>
-              </w:rPr>
-            </w:pPr>
-          </w:p>
-        </w:tc>
-        <w:tc>
-          <w:tcPr>
-            <w:tcW w:w="8190" w:type="dxa"/>
-          </w:tcPr>
-          <w:p>
-            <w:pPr>
-              <w:cnfStyle w:val="100000000000" w:firstRow="1" w:lastRow="0" w:firstColumn="0" w:lastColumn="0" w:oddVBand="0" w:evenVBand="0" w:oddHBand="0" w:evenHBand="0" w:firstRowFirstColumn="0" w:firstRowLastColumn="0" w:lastRowFirstColumn="0" w:lastRowLastColumn="0"/>
-              <w:rPr>
-                <w:sz w:val="2"/>
-                <w:szCs w:val="2"/>
-                <w:highlight w:val="yellow"/>
-              </w:rPr>
-            </w:pPr>
+              <w:rPr>
+                <w:b w:val="0"/>
+                <w:bCs w:val="0"/>
+              </w:rPr>
+            </w:pPr>
+            <w:r>
+              <w:rPr>
+                <w:b w:val="0"/>
+                <w:bCs w:val="0"/>
+              </w:rPr>
+              <w:t>Divisão de tarefas</w:t>
+            </w:r>
           </w:p>
         </w:tc>
       </w:tr>
@@ -13747,45 +14064,22 @@
         <w:tc>
           <w:tcPr>
             <w:cnfStyle w:val="001000000000" w:firstRow="0" w:lastRow="0" w:firstColumn="1" w:lastColumn="0" w:oddVBand="0" w:evenVBand="0" w:oddHBand="0" w:evenHBand="0" w:firstRowFirstColumn="0" w:firstRowLastColumn="0" w:lastRowFirstColumn="0" w:lastRowLastColumn="0"/>
-            <w:tcW w:w="1666" w:type="dxa"/>
-          </w:tcPr>
-          <w:p>
-            <w:pPr>
-              <w:rPr>
-                <w:b w:val="0"/>
-                <w:bCs w:val="0"/>
-              </w:rPr>
-            </w:pPr>
-            <w:r>
-              <w:t>Data:</w:t>
-            </w:r>
-          </w:p>
-        </w:tc>
-        <w:tc>
-          <w:tcPr>
-            <w:tcW w:w="8190" w:type="dxa"/>
-          </w:tcPr>
-          <w:p>
-            <w:pPr>
-              <w:cnfStyle w:val="000000100000" w:firstRow="0" w:lastRow="0" w:firstColumn="0" w:lastColumn="0" w:oddVBand="0" w:evenVBand="0" w:oddHBand="1" w:evenHBand="0" w:firstRowFirstColumn="0" w:firstRowLastColumn="0" w:lastRowFirstColumn="0" w:lastRowLastColumn="0"/>
-            </w:pPr>
-            <w:r>
-              <w:rPr>
-                <w:highlight w:val="yellow"/>
-              </w:rPr>
-              <w:t>&lt;</w:t>
-            </w:r>
-            <w:r>
-              <w:rPr>
-                <w:highlight w:val="yellow"/>
-              </w:rPr>
-              <w:t>1 de Maio de 20xx</w:t>
-            </w:r>
-            <w:r>
-              <w:rPr>
-                <w:highlight w:val="yellow"/>
-              </w:rPr>
-              <w:t>&gt;</w:t>
+            <w:tcW w:w="9856" w:type="dxa"/>
+            <w:gridSpan w:val="2"/>
+          </w:tcPr>
+          <w:p>
+            <w:pPr>
+              <w:rPr>
+                <w:lang w:val="en-US"/>
+              </w:rPr>
+            </w:pPr>
+            <w:r>
+              <w:rPr>
+                <w:i/>
+                <w:iCs/>
+                <w:lang w:val="en-US"/>
+              </w:rPr>
+              <w:t>Things that could have gone better</w:t>
             </w:r>
           </w:p>
         </w:tc>
@@ -13798,72 +14092,8 @@
             <w:gridSpan w:val="2"/>
           </w:tcPr>
           <w:p>
-            <w:r>
-              <w:rPr>
-                <w:i/>
-                <w:iCs/>
-              </w:rPr>
-              <w:t>Conclusões</w:t>
-            </w:r>
-            <w:r>
-              <w:t xml:space="preserve">: </w:t>
-            </w:r>
-            <w:r>
-              <w:rPr>
-                <w:b w:val="0"/>
-                <w:bCs w:val="0"/>
-                <w:highlight w:val="yellow"/>
-              </w:rPr>
-              <w:t>&lt;pontos positivos, negativos, identificar melhorias no processo para evitar novos erros</w:t>
-            </w:r>
-            <w:r>
-              <w:rPr>
-                <w:b w:val="0"/>
-                <w:bCs w:val="0"/>
-                <w:highlight w:val="yellow"/>
-              </w:rPr>
-              <w:t xml:space="preserve">, tirar conclusões acerca de 1 dos gráficos de </w:t>
-            </w:r>
-            <w:r>
-              <w:rPr>
-                <w:b w:val="0"/>
-                <w:bCs w:val="0"/>
-                <w:i/>
-                <w:iCs/>
-                <w:highlight w:val="yellow"/>
-              </w:rPr>
-              <w:t>burn down</w:t>
-            </w:r>
-            <w:r>
-              <w:rPr>
-                <w:b w:val="0"/>
-                <w:bCs w:val="0"/>
-                <w:highlight w:val="yellow"/>
-              </w:rPr>
-              <w:t xml:space="preserve"> ou </w:t>
-            </w:r>
-            <w:r>
-              <w:rPr>
-                <w:b w:val="0"/>
-                <w:bCs w:val="0"/>
-                <w:i/>
-                <w:iCs/>
-                <w:highlight w:val="yellow"/>
-              </w:rPr>
-              <w:t>burn up</w:t>
-            </w:r>
-            <w:r>
-              <w:rPr>
-                <w:b w:val="0"/>
-                <w:bCs w:val="0"/>
-                <w:highlight w:val="yellow"/>
-              </w:rPr>
-              <w:t>&gt;</w:t>
-            </w:r>
-          </w:p>
-          <w:p>
-            <w:pPr>
-              <w:pStyle w:val="ListParagraph"/>
+            <w:pPr>
+              <w:pStyle w:val="PargrafodaLista"/>
               <w:numPr>
                 <w:ilvl w:val="0"/>
                 <w:numId w:val="8"/>
@@ -13878,198 +14108,33 @@
                 <w:b w:val="0"/>
                 <w:bCs w:val="0"/>
               </w:rPr>
-              <w:t>...</w:t>
-            </w:r>
-          </w:p>
-          <w:p>
-            <w:pPr>
-              <w:pStyle w:val="ListParagraph"/>
-              <w:numPr>
-                <w:ilvl w:val="0"/>
-                <w:numId w:val="8"/>
-              </w:numPr>
-              <w:rPr>
-                <w:b w:val="0"/>
-                <w:bCs w:val="0"/>
-              </w:rPr>
-            </w:pPr>
-            <w:r>
-              <w:rPr>
-                <w:b w:val="0"/>
-                <w:bCs w:val="0"/>
-              </w:rPr>
-              <w:t>...</w:t>
-            </w:r>
-          </w:p>
-          <w:p>
-            <w:pPr>
-              <w:pStyle w:val="ListParagraph"/>
-              <w:numPr>
-                <w:ilvl w:val="0"/>
-                <w:numId w:val="8"/>
-              </w:numPr>
-              <w:rPr>
-                <w:b w:val="0"/>
-                <w:bCs w:val="0"/>
-              </w:rPr>
-            </w:pPr>
-            <w:r>
-              <w:rPr>
-                <w:b w:val="0"/>
-                <w:bCs w:val="0"/>
-              </w:rPr>
-              <w:t>...</w:t>
-            </w:r>
-          </w:p>
-          <w:p>
-            <w:r>
-              <w:rPr>
-                <w:b w:val="0"/>
-                <w:bCs w:val="0"/>
-                <w:highlight w:val="yellow"/>
-              </w:rPr>
-              <w:t>&lt;</w:t>
-            </w:r>
-            <w:r>
-              <w:rPr>
-                <w:b w:val="0"/>
-                <w:bCs w:val="0"/>
-                <w:highlight w:val="yellow"/>
-              </w:rPr>
-              <w:t xml:space="preserve">retirar do jira </w:t>
-            </w:r>
-            <w:r>
-              <w:rPr>
-                <w:b w:val="0"/>
-                <w:bCs w:val="0"/>
-                <w:highlight w:val="yellow"/>
-              </w:rPr>
-              <w:t xml:space="preserve">o gráfico e tabela de eventos </w:t>
-            </w:r>
-            <w:r>
-              <w:rPr>
-                <w:b w:val="0"/>
-                <w:bCs w:val="0"/>
-                <w:highlight w:val="yellow"/>
-              </w:rPr>
-              <w:t>tal como n</w:t>
-            </w:r>
-            <w:r>
-              <w:rPr>
-                <w:b w:val="0"/>
-                <w:bCs w:val="0"/>
-                <w:highlight w:val="yellow"/>
-              </w:rPr>
-              <w:t>o exemplo da sprint 1</w:t>
-            </w:r>
-            <w:r>
-              <w:rPr>
-                <w:b w:val="0"/>
-                <w:bCs w:val="0"/>
-                <w:highlight w:val="yellow"/>
-              </w:rPr>
-              <w:t>&gt;</w:t>
-            </w:r>
-          </w:p>
-          <w:p/>
-        </w:tc>
-      </w:tr>
-    </w:tbl>
-    <w:p/>
-    <w:p/>
-    <w:p/>
-    <w:p>
-      <w:pPr>
-        <w:pStyle w:val="Heading2"/>
-      </w:pPr>
-      <w:bookmarkStart w:id="29" w:name="_Toc231221412"/>
-      <w:r>
-        <w:rPr>
-          <w:i/>
-          <w:iCs/>
-        </w:rPr>
-        <w:t>Retrospective Summary</w:t>
-      </w:r>
-      <w:r>
-        <w:t xml:space="preserve"> do Projeto</w:t>
-      </w:r>
-      <w:bookmarkEnd w:id="29"/>
-    </w:p>
-    <w:p>
-      <w:r>
-        <w:rPr>
-          <w:highlight w:val="yellow"/>
-        </w:rPr>
-        <w:t>&lt;preencher a informação de acordo com qualquer aspeto que tenha influenciado o projeto</w:t>
-      </w:r>
-      <w:r>
-        <w:rPr>
-          <w:highlight w:val="yellow"/>
-        </w:rPr>
-        <w:t xml:space="preserve">: </w:t>
-      </w:r>
-      <w:r>
-        <w:rPr>
-          <w:highlight w:val="yellow"/>
-        </w:rPr>
-        <w:t xml:space="preserve">problemas de negócio, requisitos mal construídos, processos, </w:t>
-      </w:r>
-      <w:r>
-        <w:rPr>
-          <w:highlight w:val="yellow"/>
-        </w:rPr>
-        <w:t xml:space="preserve">implementação, </w:t>
-      </w:r>
-      <w:r>
-        <w:rPr>
-          <w:highlight w:val="yellow"/>
-        </w:rPr>
-        <w:t>gestão de projeto, tecnologia, entre outros)&gt;</w:t>
-      </w:r>
-    </w:p>
-    <w:p/>
-    <w:tbl>
-      <w:tblPr>
-        <w:tblStyle w:val="GridTable2-Accent3"/>
-        <w:tblW w:w="9856" w:type="dxa"/>
-        <w:tblLook w:val="04A0" w:firstRow="1" w:lastRow="0" w:firstColumn="1" w:lastColumn="0" w:noHBand="0" w:noVBand="1"/>
-      </w:tblPr>
-      <w:tblGrid>
-        <w:gridCol w:w="1666"/>
-        <w:gridCol w:w="8190"/>
-      </w:tblGrid>
-      <w:tr>
-        <w:trPr>
-          <w:cnfStyle w:val="100000000000" w:firstRow="1" w:lastRow="0" w:firstColumn="0" w:lastColumn="0" w:oddVBand="0" w:evenVBand="0" w:oddHBand="0" w:evenHBand="0" w:firstRowFirstColumn="0" w:firstRowLastColumn="0" w:lastRowFirstColumn="0" w:lastRowLastColumn="0"/>
-        </w:trPr>
-        <w:tc>
-          <w:tcPr>
-            <w:cnfStyle w:val="001000000000" w:firstRow="0" w:lastRow="0" w:firstColumn="1" w:lastColumn="0" w:oddVBand="0" w:evenVBand="0" w:oddHBand="0" w:evenHBand="0" w:firstRowFirstColumn="0" w:firstRowLastColumn="0" w:lastRowFirstColumn="0" w:lastRowLastColumn="0"/>
-            <w:tcW w:w="1666" w:type="dxa"/>
-          </w:tcPr>
-          <w:p>
-            <w:pPr>
-              <w:rPr>
-                <w:sz w:val="2"/>
-                <w:szCs w:val="2"/>
-                <w:highlight w:val="yellow"/>
-              </w:rPr>
-            </w:pPr>
-          </w:p>
-        </w:tc>
-        <w:tc>
-          <w:tcPr>
-            <w:tcW w:w="8190" w:type="dxa"/>
-          </w:tcPr>
-          <w:p>
-            <w:pPr>
-              <w:cnfStyle w:val="100000000000" w:firstRow="1" w:lastRow="0" w:firstColumn="0" w:lastColumn="0" w:oddVBand="0" w:evenVBand="0" w:oddHBand="0" w:evenHBand="0" w:firstRowFirstColumn="0" w:firstRowLastColumn="0" w:lastRowFirstColumn="0" w:lastRowLastColumn="0"/>
-              <w:rPr>
-                <w:sz w:val="2"/>
-                <w:szCs w:val="2"/>
-                <w:highlight w:val="yellow"/>
-              </w:rPr>
-            </w:pPr>
+              <w:t xml:space="preserve">Estimativas das </w:t>
+            </w:r>
+            <w:proofErr w:type="spellStart"/>
+            <w:r>
+              <w:rPr>
+                <w:b w:val="0"/>
+                <w:bCs w:val="0"/>
+              </w:rPr>
+              <w:t>User</w:t>
+            </w:r>
+            <w:proofErr w:type="spellEnd"/>
+            <w:r>
+              <w:rPr>
+                <w:b w:val="0"/>
+                <w:bCs w:val="0"/>
+              </w:rPr>
+              <w:t xml:space="preserve"> </w:t>
+            </w:r>
+            <w:proofErr w:type="spellStart"/>
+            <w:r>
+              <w:rPr>
+                <w:b w:val="0"/>
+                <w:bCs w:val="0"/>
+              </w:rPr>
+              <w:t>stories</w:t>
+            </w:r>
+            <w:proofErr w:type="spellEnd"/>
           </w:p>
         </w:tc>
       </w:tr>
@@ -14084,12 +14149,18 @@
             <w:gridSpan w:val="2"/>
           </w:tcPr>
           <w:p>
+            <w:pPr>
+              <w:rPr>
+                <w:lang w:val="en-US"/>
+              </w:rPr>
+            </w:pPr>
             <w:r>
               <w:rPr>
                 <w:i/>
                 <w:iCs/>
-              </w:rPr>
-              <w:t>Things that went well</w:t>
+                <w:lang w:val="en-US"/>
+              </w:rPr>
+              <w:t>Things that surprised us</w:t>
             </w:r>
           </w:p>
         </w:tc>
@@ -14103,7 +14174,7 @@
           </w:tcPr>
           <w:p>
             <w:pPr>
-              <w:pStyle w:val="ListParagraph"/>
+              <w:pStyle w:val="PargrafodaLista"/>
               <w:numPr>
                 <w:ilvl w:val="0"/>
                 <w:numId w:val="8"/>
@@ -14118,47 +14189,7 @@
                 <w:b w:val="0"/>
                 <w:bCs w:val="0"/>
               </w:rPr>
-              <w:t>...</w:t>
-            </w:r>
-          </w:p>
-          <w:p>
-            <w:pPr>
-              <w:pStyle w:val="ListParagraph"/>
-              <w:numPr>
-                <w:ilvl w:val="0"/>
-                <w:numId w:val="8"/>
-              </w:numPr>
-              <w:rPr>
-                <w:b w:val="0"/>
-                <w:bCs w:val="0"/>
-              </w:rPr>
-            </w:pPr>
-            <w:r>
-              <w:rPr>
-                <w:b w:val="0"/>
-                <w:bCs w:val="0"/>
-              </w:rPr>
-              <w:t>...</w:t>
-            </w:r>
-          </w:p>
-          <w:p>
-            <w:pPr>
-              <w:pStyle w:val="ListParagraph"/>
-              <w:numPr>
-                <w:ilvl w:val="0"/>
-                <w:numId w:val="8"/>
-              </w:numPr>
-              <w:rPr>
-                <w:b w:val="0"/>
-                <w:bCs w:val="0"/>
-              </w:rPr>
-            </w:pPr>
-            <w:r>
-              <w:rPr>
-                <w:b w:val="0"/>
-                <w:bCs w:val="0"/>
-              </w:rPr>
-              <w:t>...</w:t>
+              <w:t>Alguns bugs inesperados</w:t>
             </w:r>
           </w:p>
         </w:tc>
@@ -14174,18 +14205,12 @@
             <w:gridSpan w:val="2"/>
           </w:tcPr>
           <w:p>
-            <w:pPr>
-              <w:rPr>
-                <w:lang w:val="en-US"/>
-              </w:rPr>
-            </w:pPr>
             <w:r>
               <w:rPr>
                 <w:i/>
                 <w:iCs/>
-                <w:lang w:val="en-US"/>
-              </w:rPr>
-              <w:t>Things that could have gone better</w:t>
+              </w:rPr>
+              <w:t>Lessons learned</w:t>
             </w:r>
           </w:p>
         </w:tc>
@@ -14199,7 +14224,7 @@
           </w:tcPr>
           <w:p>
             <w:pPr>
-              <w:pStyle w:val="ListParagraph"/>
+              <w:pStyle w:val="PargrafodaLista"/>
               <w:numPr>
                 <w:ilvl w:val="0"/>
                 <w:numId w:val="8"/>
@@ -14219,7 +14244,7 @@
           </w:p>
           <w:p>
             <w:pPr>
-              <w:pStyle w:val="ListParagraph"/>
+              <w:pStyle w:val="PargrafodaLista"/>
               <w:numPr>
                 <w:ilvl w:val="0"/>
                 <w:numId w:val="8"/>
@@ -14239,7 +14264,7 @@
           </w:p>
           <w:p>
             <w:pPr>
-              <w:pStyle w:val="ListParagraph"/>
+              <w:pStyle w:val="PargrafodaLista"/>
               <w:numPr>
                 <w:ilvl w:val="0"/>
                 <w:numId w:val="8"/>
@@ -14281,7 +14306,7 @@
                 <w:iCs/>
                 <w:lang w:val="en-US"/>
               </w:rPr>
-              <w:t>Things that surprised us</w:t>
+              <w:t xml:space="preserve">Final Thoughts </w:t>
             </w:r>
           </w:p>
         </w:tc>
@@ -14294,8 +14319,24 @@
             <w:gridSpan w:val="2"/>
           </w:tcPr>
           <w:p>
-            <w:pPr>
-              <w:pStyle w:val="ListParagraph"/>
+            <w:r>
+              <w:rPr>
+                <w:i/>
+                <w:iCs/>
+                <w:lang w:val="en-US"/>
+              </w:rPr>
+              <w:t>Things to keep</w:t>
+            </w:r>
+            <w:r>
+              <w:rPr>
+                <w:lang w:val="en-US"/>
+              </w:rPr>
+              <w:t>:</w:t>
+            </w:r>
+          </w:p>
+          <w:p>
+            <w:pPr>
+              <w:pStyle w:val="PargrafodaLista"/>
               <w:numPr>
                 <w:ilvl w:val="0"/>
                 <w:numId w:val="8"/>
@@ -14315,7 +14356,7 @@
           </w:p>
           <w:p>
             <w:pPr>
-              <w:pStyle w:val="ListParagraph"/>
+              <w:pStyle w:val="PargrafodaLista"/>
               <w:numPr>
                 <w:ilvl w:val="0"/>
                 <w:numId w:val="8"/>
@@ -14335,7 +14376,7 @@
           </w:p>
           <w:p>
             <w:pPr>
-              <w:pStyle w:val="ListParagraph"/>
+              <w:pStyle w:val="PargrafodaLista"/>
               <w:numPr>
                 <w:ilvl w:val="0"/>
                 <w:numId w:val="8"/>
@@ -14353,40 +14394,33 @@
               <w:t>...</w:t>
             </w:r>
           </w:p>
-        </w:tc>
-      </w:tr>
-      <w:tr>
-        <w:trPr>
-          <w:cnfStyle w:val="000000100000" w:firstRow="0" w:lastRow="0" w:firstColumn="0" w:lastColumn="0" w:oddVBand="0" w:evenVBand="0" w:oddHBand="1" w:evenHBand="0" w:firstRowFirstColumn="0" w:firstRowLastColumn="0" w:lastRowFirstColumn="0" w:lastRowLastColumn="0"/>
-        </w:trPr>
-        <w:tc>
-          <w:tcPr>
-            <w:cnfStyle w:val="001000000000" w:firstRow="0" w:lastRow="0" w:firstColumn="1" w:lastColumn="0" w:oddVBand="0" w:evenVBand="0" w:oddHBand="0" w:evenHBand="0" w:firstRowFirstColumn="0" w:firstRowLastColumn="0" w:lastRowFirstColumn="0" w:lastRowLastColumn="0"/>
-            <w:tcW w:w="9856" w:type="dxa"/>
-            <w:gridSpan w:val="2"/>
-          </w:tcPr>
           <w:p>
             <w:r>
               <w:rPr>
                 <w:i/>
                 <w:iCs/>
-              </w:rPr>
-              <w:lastRenderedPageBreak/>
-              <w:t>Lessons learned</w:t>
-            </w:r>
-          </w:p>
-        </w:tc>
-      </w:tr>
-      <w:tr>
-        <w:tc>
-          <w:tcPr>
-            <w:cnfStyle w:val="001000000000" w:firstRow="0" w:lastRow="0" w:firstColumn="1" w:lastColumn="0" w:oddVBand="0" w:evenVBand="0" w:oddHBand="0" w:evenHBand="0" w:firstRowFirstColumn="0" w:firstRowLastColumn="0" w:lastRowFirstColumn="0" w:lastRowLastColumn="0"/>
-            <w:tcW w:w="9856" w:type="dxa"/>
-            <w:gridSpan w:val="2"/>
-          </w:tcPr>
-          <w:p>
-            <w:pPr>
-              <w:pStyle w:val="ListParagraph"/>
+                <w:lang w:val="en-US"/>
+              </w:rPr>
+              <w:t xml:space="preserve">Things to </w:t>
+            </w:r>
+            <w:r>
+              <w:rPr>
+                <w:i/>
+                <w:iCs/>
+                <w:lang w:val="en-US"/>
+              </w:rPr>
+              <w:t>change</w:t>
+            </w:r>
+            <w:r>
+              <w:rPr>
+                <w:lang w:val="en-US"/>
+              </w:rPr>
+              <w:t>:</w:t>
+            </w:r>
+          </w:p>
+          <w:p>
+            <w:pPr>
+              <w:pStyle w:val="PargrafodaLista"/>
               <w:numPr>
                 <w:ilvl w:val="0"/>
                 <w:numId w:val="8"/>
@@ -14406,7 +14440,7 @@
           </w:p>
           <w:p>
             <w:pPr>
-              <w:pStyle w:val="ListParagraph"/>
+              <w:pStyle w:val="PargrafodaLista"/>
               <w:numPr>
                 <w:ilvl w:val="0"/>
                 <w:numId w:val="8"/>
@@ -14426,7 +14460,7 @@
           </w:p>
           <w:p>
             <w:pPr>
-              <w:pStyle w:val="ListParagraph"/>
+              <w:pStyle w:val="PargrafodaLista"/>
               <w:numPr>
                 <w:ilvl w:val="0"/>
                 <w:numId w:val="8"/>
@@ -14446,207 +14480,11 @@
           </w:p>
         </w:tc>
       </w:tr>
-      <w:tr>
-        <w:trPr>
-          <w:cnfStyle w:val="000000100000" w:firstRow="0" w:lastRow="0" w:firstColumn="0" w:lastColumn="0" w:oddVBand="0" w:evenVBand="0" w:oddHBand="1" w:evenHBand="0" w:firstRowFirstColumn="0" w:firstRowLastColumn="0" w:lastRowFirstColumn="0" w:lastRowLastColumn="0"/>
-        </w:trPr>
-        <w:tc>
-          <w:tcPr>
-            <w:cnfStyle w:val="001000000000" w:firstRow="0" w:lastRow="0" w:firstColumn="1" w:lastColumn="0" w:oddVBand="0" w:evenVBand="0" w:oddHBand="0" w:evenHBand="0" w:firstRowFirstColumn="0" w:firstRowLastColumn="0" w:lastRowFirstColumn="0" w:lastRowLastColumn="0"/>
-            <w:tcW w:w="9856" w:type="dxa"/>
-            <w:gridSpan w:val="2"/>
-          </w:tcPr>
-          <w:p>
-            <w:pPr>
-              <w:rPr>
-                <w:lang w:val="en-US"/>
-              </w:rPr>
-            </w:pPr>
-            <w:r>
-              <w:rPr>
-                <w:i/>
-                <w:iCs/>
-                <w:lang w:val="en-US"/>
-              </w:rPr>
-              <w:t xml:space="preserve">Final Thoughts </w:t>
-            </w:r>
-          </w:p>
-        </w:tc>
-      </w:tr>
-      <w:tr>
-        <w:tc>
-          <w:tcPr>
-            <w:cnfStyle w:val="001000000000" w:firstRow="0" w:lastRow="0" w:firstColumn="1" w:lastColumn="0" w:oddVBand="0" w:evenVBand="0" w:oddHBand="0" w:evenHBand="0" w:firstRowFirstColumn="0" w:firstRowLastColumn="0" w:lastRowFirstColumn="0" w:lastRowLastColumn="0"/>
-            <w:tcW w:w="9856" w:type="dxa"/>
-            <w:gridSpan w:val="2"/>
-          </w:tcPr>
-          <w:p>
-            <w:r>
-              <w:rPr>
-                <w:i/>
-                <w:iCs/>
-                <w:lang w:val="en-US"/>
-              </w:rPr>
-              <w:t>Things to keep</w:t>
-            </w:r>
-            <w:r>
-              <w:rPr>
-                <w:lang w:val="en-US"/>
-              </w:rPr>
-              <w:t>:</w:t>
-            </w:r>
-          </w:p>
-          <w:p>
-            <w:pPr>
-              <w:pStyle w:val="ListParagraph"/>
-              <w:numPr>
-                <w:ilvl w:val="0"/>
-                <w:numId w:val="8"/>
-              </w:numPr>
-              <w:rPr>
-                <w:b w:val="0"/>
-                <w:bCs w:val="0"/>
-              </w:rPr>
-            </w:pPr>
-            <w:r>
-              <w:rPr>
-                <w:b w:val="0"/>
-                <w:bCs w:val="0"/>
-              </w:rPr>
-              <w:t>...</w:t>
-            </w:r>
-          </w:p>
-          <w:p>
-            <w:pPr>
-              <w:pStyle w:val="ListParagraph"/>
-              <w:numPr>
-                <w:ilvl w:val="0"/>
-                <w:numId w:val="8"/>
-              </w:numPr>
-              <w:rPr>
-                <w:b w:val="0"/>
-                <w:bCs w:val="0"/>
-              </w:rPr>
-            </w:pPr>
-            <w:r>
-              <w:rPr>
-                <w:b w:val="0"/>
-                <w:bCs w:val="0"/>
-              </w:rPr>
-              <w:t>...</w:t>
-            </w:r>
-          </w:p>
-          <w:p>
-            <w:pPr>
-              <w:pStyle w:val="ListParagraph"/>
-              <w:numPr>
-                <w:ilvl w:val="0"/>
-                <w:numId w:val="8"/>
-              </w:numPr>
-              <w:rPr>
-                <w:b w:val="0"/>
-                <w:bCs w:val="0"/>
-              </w:rPr>
-            </w:pPr>
-            <w:r>
-              <w:rPr>
-                <w:b w:val="0"/>
-                <w:bCs w:val="0"/>
-              </w:rPr>
-              <w:t>...</w:t>
-            </w:r>
-          </w:p>
-          <w:p>
-            <w:r>
-              <w:rPr>
-                <w:i/>
-                <w:iCs/>
-                <w:lang w:val="en-US"/>
-              </w:rPr>
-              <w:t xml:space="preserve">Things to </w:t>
-            </w:r>
-            <w:r>
-              <w:rPr>
-                <w:i/>
-                <w:iCs/>
-                <w:lang w:val="en-US"/>
-              </w:rPr>
-              <w:t>change</w:t>
-            </w:r>
-            <w:r>
-              <w:rPr>
-                <w:lang w:val="en-US"/>
-              </w:rPr>
-              <w:t>:</w:t>
-            </w:r>
-          </w:p>
-          <w:p>
-            <w:pPr>
-              <w:pStyle w:val="ListParagraph"/>
-              <w:numPr>
-                <w:ilvl w:val="0"/>
-                <w:numId w:val="8"/>
-              </w:numPr>
-              <w:rPr>
-                <w:b w:val="0"/>
-                <w:bCs w:val="0"/>
-              </w:rPr>
-            </w:pPr>
-            <w:r>
-              <w:rPr>
-                <w:b w:val="0"/>
-                <w:bCs w:val="0"/>
-              </w:rPr>
-              <w:t>...</w:t>
-            </w:r>
-          </w:p>
-          <w:p>
-            <w:pPr>
-              <w:pStyle w:val="ListParagraph"/>
-              <w:numPr>
-                <w:ilvl w:val="0"/>
-                <w:numId w:val="8"/>
-              </w:numPr>
-              <w:rPr>
-                <w:b w:val="0"/>
-                <w:bCs w:val="0"/>
-              </w:rPr>
-            </w:pPr>
-            <w:r>
-              <w:rPr>
-                <w:b w:val="0"/>
-                <w:bCs w:val="0"/>
-              </w:rPr>
-              <w:t>...</w:t>
-            </w:r>
-          </w:p>
-          <w:p>
-            <w:pPr>
-              <w:pStyle w:val="ListParagraph"/>
-              <w:numPr>
-                <w:ilvl w:val="0"/>
-                <w:numId w:val="8"/>
-              </w:numPr>
-              <w:rPr>
-                <w:b w:val="0"/>
-                <w:bCs w:val="0"/>
-              </w:rPr>
-            </w:pPr>
-            <w:r>
-              <w:rPr>
-                <w:b w:val="0"/>
-                <w:bCs w:val="0"/>
-              </w:rPr>
-              <w:t>...</w:t>
-            </w:r>
-          </w:p>
-        </w:tc>
-      </w:tr>
     </w:tbl>
     <w:p/>
     <w:p>
       <w:pPr>
-        <w:pStyle w:val="Heading1"/>
+        <w:pStyle w:val="Ttulo1"/>
       </w:pPr>
       <w:bookmarkStart w:id="30" w:name="_Toc231221413"/>
       <w:r>
@@ -14673,7 +14511,7 @@
     </w:p>
     <w:p>
       <w:pPr>
-        <w:pStyle w:val="ListParagraph"/>
+        <w:pStyle w:val="PargrafodaLista"/>
         <w:numPr>
           <w:ilvl w:val="0"/>
           <w:numId w:val="24"/>
@@ -14691,7 +14529,7 @@
     </w:p>
     <w:p>
       <w:pPr>
-        <w:pStyle w:val="ListParagraph"/>
+        <w:pStyle w:val="PargrafodaLista"/>
         <w:numPr>
           <w:ilvl w:val="0"/>
           <w:numId w:val="24"/>
@@ -14709,7 +14547,7 @@
     </w:p>
     <w:p>
       <w:pPr>
-        <w:pStyle w:val="ListParagraph"/>
+        <w:pStyle w:val="PargrafodaLista"/>
         <w:numPr>
           <w:ilvl w:val="0"/>
           <w:numId w:val="24"/>
@@ -14727,7 +14565,7 @@
     </w:p>
     <w:p>
       <w:pPr>
-        <w:pStyle w:val="ListParagraph"/>
+        <w:pStyle w:val="PargrafodaLista"/>
         <w:numPr>
           <w:ilvl w:val="0"/>
           <w:numId w:val="24"/>
@@ -14745,7 +14583,7 @@
     </w:p>
     <w:p>
       <w:pPr>
-        <w:pStyle w:val="ListParagraph"/>
+        <w:pStyle w:val="PargrafodaLista"/>
         <w:numPr>
           <w:ilvl w:val="0"/>
           <w:numId w:val="24"/>
@@ -14763,7 +14601,7 @@
     </w:p>
     <w:p>
       <w:pPr>
-        <w:pStyle w:val="ListParagraph"/>
+        <w:pStyle w:val="PargrafodaLista"/>
         <w:numPr>
           <w:ilvl w:val="0"/>
           <w:numId w:val="24"/>
@@ -14781,7 +14619,7 @@
     </w:p>
     <w:p>
       <w:pPr>
-        <w:pStyle w:val="ListParagraph"/>
+        <w:pStyle w:val="PargrafodaLista"/>
         <w:numPr>
           <w:ilvl w:val="0"/>
           <w:numId w:val="24"/>
@@ -14955,10 +14793,16 @@
         <w:t>&gt;</w:t>
       </w:r>
     </w:p>
-    <w:p/>
+    <w:p>
+      <w:pPr>
+        <w:rPr>
+          <w:u w:val="single"/>
+        </w:rPr>
+      </w:pPr>
+    </w:p>
     <w:sectPr>
-      <w:headerReference w:type="default" r:id="rId22"/>
-      <w:footerReference w:type="default" r:id="rId23"/>
+      <w:headerReference w:type="default" r:id="rId26"/>
+      <w:footerReference w:type="default" r:id="rId27"/>
       <w:pgSz w:w="11906" w:h="16838"/>
       <w:pgMar w:top="1134" w:right="1134" w:bottom="1418" w:left="1134" w:header="709" w:footer="692" w:gutter="0"/>
       <w:cols w:space="708"/>
@@ -14991,7 +14835,7 @@
 <w:ftr xmlns:wpc="http://schemas.microsoft.com/office/word/2010/wordprocessingCanvas" xmlns:cx="http://schemas.microsoft.com/office/drawing/2014/chartex" xmlns:cx1="http://schemas.microsoft.com/office/drawing/2015/9/8/chartex" xmlns:cx2="http://schemas.microsoft.com/office/drawing/2015/10/21/chartex" xmlns:cx3="http://schemas.microsoft.com/office/drawing/2016/5/9/chartex" xmlns:cx4="http://schemas.microsoft.com/office/drawing/2016/5/10/chartex" xmlns:cx5="http://schemas.microsoft.com/office/drawing/2016/5/11/chartex" xmlns:cx6="http://schemas.microsoft.com/office/drawing/2016/5/12/chartex" xmlns:cx7="http://schemas.microsoft.com/office/drawing/2016/5/13/chartex" xmlns:cx8="http://schemas.microsoft.com/office/drawing/2016/5/14/chartex" xmlns:mc="http://schemas.openxmlformats.org/markup-compatibility/2006" xmlns:aink="http://schemas.microsoft.com/office/drawing/2016/ink" xmlns:am3d="http://schemas.microsoft.com/office/drawing/2017/model3d" xmlns:o="urn:schemas-microsoft-com:office:office" xmlns:oel="http://schemas.microsoft.com/office/2019/extlst" xmlns:r="http://schemas.openxmlformats.org/officeDocument/2006/relationships" xmlns:m="http://schemas.openxmlformats.org/officeDocument/2006/math" xmlns:v="urn:schemas-microsoft-com:vml" xmlns:wp14="http://schemas.microsoft.com/office/word/2010/wordprocessingDrawing" xmlns:wp="http://schemas.openxmlformats.org/drawingml/2006/wordprocessingDrawing" xmlns:w10="urn:schemas-microsoft-com:office:word" xmlns:w="http://schemas.openxmlformats.org/wordprocessingml/2006/main" xmlns:w14="http://schemas.microsoft.com/office/word/2010/wordml" xmlns:w15="http://schemas.microsoft.com/office/word/2012/wordml" xmlns:w16cex="http://schemas.microsoft.com/office/word/2018/wordml/cex" xmlns:w16cid="http://schemas.microsoft.com/office/word/2016/wordml/cid" xmlns:w16="http://schemas.microsoft.com/office/word/2018/wordml" xmlns:w16du="http://schemas.microsoft.com/office/word/2023/wordml/word16du" xmlns:w16sdtdh="http://schemas.microsoft.com/office/word/2020/wordml/sdtdatahash" xmlns:w16sdtfl="http://schemas.microsoft.com/office/word/2024/wordml/sdtformatlock" xmlns:w16se="http://schemas.microsoft.com/office/word/2015/wordml/symex" xmlns:wpg="http://schemas.microsoft.com/office/word/2010/wordprocessingGroup" xmlns:wpi="http://schemas.microsoft.com/office/word/2010/wordprocessingInk" xmlns:wne="http://schemas.microsoft.com/office/word/2006/wordml" xmlns:wps="http://schemas.microsoft.com/office/word/2010/wordprocessingShape" mc:Ignorable="w14 w15 w16se w16cid w16 w16cex w16sdtdh w16sdtfl w16du wp14">
   <w:p>
     <w:pPr>
-      <w:pStyle w:val="Footer"/>
+      <w:pStyle w:val="Rodap"/>
     </w:pPr>
     <w:r>
       <w:rPr>
@@ -15064,7 +14908,7 @@
     <w:sdtContent>
       <w:p>
         <w:pPr>
-          <w:pStyle w:val="Footer"/>
+          <w:pStyle w:val="Rodap"/>
         </w:pPr>
         <w:r>
           <w:rPr>
@@ -15140,10 +14984,7 @@
               <w:t xml:space="preserve">                                                            </w:t>
             </w:r>
             <w:r>
-              <w:t xml:space="preserve">              </w:t>
-            </w:r>
-            <w:r>
-              <w:t xml:space="preserve">Página </w:t>
+              <w:t xml:space="preserve">              Página </w:t>
             </w:r>
             <w:r>
               <w:rPr>
@@ -15263,7 +15104,7 @@
 <w:hdr xmlns:wpc="http://schemas.microsoft.com/office/word/2010/wordprocessingCanvas" xmlns:cx="http://schemas.microsoft.com/office/drawing/2014/chartex" xmlns:cx1="http://schemas.microsoft.com/office/drawing/2015/9/8/chartex" xmlns:cx2="http://schemas.microsoft.com/office/drawing/2015/10/21/chartex" xmlns:cx3="http://schemas.microsoft.com/office/drawing/2016/5/9/chartex" xmlns:cx4="http://schemas.microsoft.com/office/drawing/2016/5/10/chartex" xmlns:cx5="http://schemas.microsoft.com/office/drawing/2016/5/11/chartex" xmlns:cx6="http://schemas.microsoft.com/office/drawing/2016/5/12/chartex" xmlns:cx7="http://schemas.microsoft.com/office/drawing/2016/5/13/chartex" xmlns:cx8="http://schemas.microsoft.com/office/drawing/2016/5/14/chartex" xmlns:mc="http://schemas.openxmlformats.org/markup-compatibility/2006" xmlns:aink="http://schemas.microsoft.com/office/drawing/2016/ink" xmlns:am3d="http://schemas.microsoft.com/office/drawing/2017/model3d" xmlns:o="urn:schemas-microsoft-com:office:office" xmlns:oel="http://schemas.microsoft.com/office/2019/extlst" xmlns:r="http://schemas.openxmlformats.org/officeDocument/2006/relationships" xmlns:m="http://schemas.openxmlformats.org/officeDocument/2006/math" xmlns:v="urn:schemas-microsoft-com:vml" xmlns:wp14="http://schemas.microsoft.com/office/word/2010/wordprocessingDrawing" xmlns:wp="http://schemas.openxmlformats.org/drawingml/2006/wordprocessingDrawing" xmlns:w10="urn:schemas-microsoft-com:office:word" xmlns:w="http://schemas.openxmlformats.org/wordprocessingml/2006/main" xmlns:w14="http://schemas.microsoft.com/office/word/2010/wordml" xmlns:w15="http://schemas.microsoft.com/office/word/2012/wordml" xmlns:w16cex="http://schemas.microsoft.com/office/word/2018/wordml/cex" xmlns:w16cid="http://schemas.microsoft.com/office/word/2016/wordml/cid" xmlns:w16="http://schemas.microsoft.com/office/word/2018/wordml" xmlns:w16du="http://schemas.microsoft.com/office/word/2023/wordml/word16du" xmlns:w16sdtdh="http://schemas.microsoft.com/office/word/2020/wordml/sdtdatahash" xmlns:w16sdtfl="http://schemas.microsoft.com/office/word/2024/wordml/sdtformatlock" xmlns:w16se="http://schemas.microsoft.com/office/word/2015/wordml/symex" xmlns:wpg="http://schemas.microsoft.com/office/word/2010/wordprocessingGroup" xmlns:wpi="http://schemas.microsoft.com/office/word/2010/wordprocessingInk" xmlns:wne="http://schemas.microsoft.com/office/word/2006/wordml" xmlns:wps="http://schemas.microsoft.com/office/word/2010/wordprocessingShape" mc:Ignorable="w14 w15 w16se w16cid w16 w16cex w16sdtdh w16sdtfl w16du wp14">
   <w:p>
     <w:pPr>
-      <w:pStyle w:val="Header"/>
+      <w:pStyle w:val="Cabealho"/>
     </w:pPr>
   </w:p>
 </w:hdr>
@@ -15589,8 +15430,8 @@
   <w:abstractNum w:abstractNumId="3" w15:restartNumberingAfterBreak="0">
     <w:nsid w:val="0EB27552"/>
     <w:multiLevelType w:val="hybridMultilevel"/>
-    <w:tmpl w:val="37483E94"/>
-    <w:lvl w:ilvl="0" w:tplc="08090001">
+    <w:tmpl w:val="12EE9A2A"/>
+    <w:lvl w:ilvl="0" w:tplc="08160001">
       <w:start w:val="1"/>
       <w:numFmt w:val="bullet"/>
       <w:lvlText w:val=""/>
@@ -15602,14 +15443,17 @@
         <w:rFonts w:ascii="Symbol" w:hAnsi="Symbol" w:hint="default"/>
       </w:rPr>
     </w:lvl>
-    <w:lvl w:ilvl="1" w:tplc="08090019" w:tentative="1">
-      <w:start w:val="1"/>
-      <w:numFmt w:val="lowerLetter"/>
-      <w:lvlText w:val="%2."/>
+    <w:lvl w:ilvl="1" w:tplc="BB261234">
+      <w:start w:val="1"/>
+      <w:numFmt w:val="bullet"/>
+      <w:lvlText w:val=""/>
       <w:lvlJc w:val="left"/>
       <w:pPr>
         <w:ind w:left="1440" w:hanging="360"/>
       </w:pPr>
+      <w:rPr>
+        <w:rFonts w:ascii="Symbol" w:hAnsi="Symbol" w:hint="default"/>
+      </w:rPr>
     </w:lvl>
     <w:lvl w:ilvl="2" w:tplc="0809001B" w:tentative="1">
       <w:start w:val="1"/>
@@ -16937,9 +16781,9 @@
   </w:abstractNum>
   <w:abstractNum w:abstractNumId="16" w15:restartNumberingAfterBreak="0">
     <w:nsid w:val="3D7F006E"/>
-    <w:multiLevelType w:val="hybridMultilevel"/>
-    <w:tmpl w:val="32DC94D4"/>
-    <w:lvl w:ilvl="0" w:tplc="08090001">
+    <w:multiLevelType w:val="multilevel"/>
+    <w:tmpl w:val="D17C3BD0"/>
+    <w:lvl w:ilvl="0">
       <w:start w:val="1"/>
       <w:numFmt w:val="bullet"/>
       <w:lvlText w:val=""/>
@@ -16951,16 +16795,20 @@
         <w:rFonts w:ascii="Symbol" w:hAnsi="Symbol" w:hint="default"/>
       </w:rPr>
     </w:lvl>
-    <w:lvl w:ilvl="1" w:tplc="08090019" w:tentative="1">
-      <w:start w:val="1"/>
-      <w:numFmt w:val="lowerLetter"/>
-      <w:lvlText w:val="%2."/>
+    <w:lvl w:ilvl="1">
+      <w:start w:val="1"/>
+      <w:numFmt w:val="bullet"/>
+      <w:lvlText w:val=""/>
       <w:lvlJc w:val="left"/>
       <w:pPr>
         <w:ind w:left="1440" w:hanging="360"/>
       </w:pPr>
-    </w:lvl>
-    <w:lvl w:ilvl="2" w:tplc="0809001B" w:tentative="1">
+      <w:rPr>
+        <w:rFonts w:ascii="Symbol" w:hAnsi="Symbol" w:hint="default"/>
+        <w:color w:val="auto"/>
+      </w:rPr>
+    </w:lvl>
+    <w:lvl w:ilvl="2">
       <w:start w:val="1"/>
       <w:numFmt w:val="lowerRoman"/>
       <w:lvlText w:val="%3."/>
@@ -16968,8 +16816,11 @@
       <w:pPr>
         <w:ind w:left="2160" w:hanging="180"/>
       </w:pPr>
-    </w:lvl>
-    <w:lvl w:ilvl="3" w:tplc="0809000F" w:tentative="1">
+      <w:rPr>
+        <w:rFonts w:hint="default"/>
+      </w:rPr>
+    </w:lvl>
+    <w:lvl w:ilvl="3">
       <w:start w:val="1"/>
       <w:numFmt w:val="decimal"/>
       <w:lvlText w:val="%4."/>
@@ -16977,8 +16828,11 @@
       <w:pPr>
         <w:ind w:left="2880" w:hanging="360"/>
       </w:pPr>
-    </w:lvl>
-    <w:lvl w:ilvl="4" w:tplc="08090019" w:tentative="1">
+      <w:rPr>
+        <w:rFonts w:hint="default"/>
+      </w:rPr>
+    </w:lvl>
+    <w:lvl w:ilvl="4">
       <w:start w:val="1"/>
       <w:numFmt w:val="lowerLetter"/>
       <w:lvlText w:val="%5."/>
@@ -16986,8 +16840,11 @@
       <w:pPr>
         <w:ind w:left="3600" w:hanging="360"/>
       </w:pPr>
-    </w:lvl>
-    <w:lvl w:ilvl="5" w:tplc="0809001B" w:tentative="1">
+      <w:rPr>
+        <w:rFonts w:hint="default"/>
+      </w:rPr>
+    </w:lvl>
+    <w:lvl w:ilvl="5">
       <w:start w:val="1"/>
       <w:numFmt w:val="lowerRoman"/>
       <w:lvlText w:val="%6."/>
@@ -16995,8 +16852,11 @@
       <w:pPr>
         <w:ind w:left="4320" w:hanging="180"/>
       </w:pPr>
-    </w:lvl>
-    <w:lvl w:ilvl="6" w:tplc="0809000F" w:tentative="1">
+      <w:rPr>
+        <w:rFonts w:hint="default"/>
+      </w:rPr>
+    </w:lvl>
+    <w:lvl w:ilvl="6">
       <w:start w:val="1"/>
       <w:numFmt w:val="decimal"/>
       <w:lvlText w:val="%7."/>
@@ -17004,8 +16864,11 @@
       <w:pPr>
         <w:ind w:left="5040" w:hanging="360"/>
       </w:pPr>
-    </w:lvl>
-    <w:lvl w:ilvl="7" w:tplc="08090019" w:tentative="1">
+      <w:rPr>
+        <w:rFonts w:hint="default"/>
+      </w:rPr>
+    </w:lvl>
+    <w:lvl w:ilvl="7">
       <w:start w:val="1"/>
       <w:numFmt w:val="lowerLetter"/>
       <w:lvlText w:val="%8."/>
@@ -17013,8 +16876,11 @@
       <w:pPr>
         <w:ind w:left="5760" w:hanging="360"/>
       </w:pPr>
-    </w:lvl>
-    <w:lvl w:ilvl="8" w:tplc="0809001B" w:tentative="1">
+      <w:rPr>
+        <w:rFonts w:hint="default"/>
+      </w:rPr>
+    </w:lvl>
+    <w:lvl w:ilvl="8">
       <w:start w:val="1"/>
       <w:numFmt w:val="lowerRoman"/>
       <w:lvlText w:val="%9."/>
@@ -17022,6 +16888,9 @@
       <w:pPr>
         <w:ind w:left="6480" w:hanging="180"/>
       </w:pPr>
+      <w:rPr>
+        <w:rFonts w:hint="default"/>
+      </w:rPr>
     </w:lvl>
   </w:abstractNum>
   <w:abstractNum w:abstractNumId="17" w15:restartNumberingAfterBreak="0">
@@ -17573,7 +17442,7 @@
     <w:lvl w:ilvl="0">
       <w:start w:val="1"/>
       <w:numFmt w:val="decimal"/>
-      <w:pStyle w:val="Heading1"/>
+      <w:pStyle w:val="Ttulo1"/>
       <w:lvlText w:val="%1"/>
       <w:lvlJc w:val="left"/>
       <w:pPr>
@@ -17583,7 +17452,7 @@
     <w:lvl w:ilvl="1">
       <w:start w:val="1"/>
       <w:numFmt w:val="decimal"/>
-      <w:pStyle w:val="Heading2"/>
+      <w:pStyle w:val="Ttulo2"/>
       <w:lvlText w:val="%1.%2"/>
       <w:lvlJc w:val="left"/>
       <w:pPr>
@@ -17593,7 +17462,7 @@
     <w:lvl w:ilvl="2">
       <w:start w:val="1"/>
       <w:numFmt w:val="decimal"/>
-      <w:pStyle w:val="Heading3"/>
+      <w:pStyle w:val="Ttulo3"/>
       <w:lvlText w:val="%1.%2.%3"/>
       <w:lvlJc w:val="left"/>
       <w:pPr>
@@ -17603,7 +17472,7 @@
     <w:lvl w:ilvl="3">
       <w:start w:val="1"/>
       <w:numFmt w:val="decimal"/>
-      <w:pStyle w:val="Heading4"/>
+      <w:pStyle w:val="Ttulo4"/>
       <w:lvlText w:val="%1.%2.%3.%4"/>
       <w:lvlJc w:val="left"/>
       <w:pPr>
@@ -17613,7 +17482,7 @@
     <w:lvl w:ilvl="4">
       <w:start w:val="1"/>
       <w:numFmt w:val="decimal"/>
-      <w:pStyle w:val="Heading5"/>
+      <w:pStyle w:val="Ttulo5"/>
       <w:lvlText w:val="%1.%2.%3.%4.%5"/>
       <w:lvlJc w:val="left"/>
       <w:pPr>
@@ -17623,7 +17492,7 @@
     <w:lvl w:ilvl="5">
       <w:start w:val="1"/>
       <w:numFmt w:val="decimal"/>
-      <w:pStyle w:val="Heading6"/>
+      <w:pStyle w:val="Ttulo6"/>
       <w:lvlText w:val="%1.%2.%3.%4.%5.%6"/>
       <w:lvlJc w:val="left"/>
       <w:pPr>
@@ -17633,7 +17502,7 @@
     <w:lvl w:ilvl="6">
       <w:start w:val="1"/>
       <w:numFmt w:val="decimal"/>
-      <w:pStyle w:val="Heading7"/>
+      <w:pStyle w:val="Ttulo7"/>
       <w:lvlText w:val="%1.%2.%3.%4.%5.%6.%7"/>
       <w:lvlJc w:val="left"/>
       <w:pPr>
@@ -17643,7 +17512,7 @@
     <w:lvl w:ilvl="7">
       <w:start w:val="1"/>
       <w:numFmt w:val="decimal"/>
-      <w:pStyle w:val="Heading8"/>
+      <w:pStyle w:val="Ttulo8"/>
       <w:lvlText w:val="%1.%2.%3.%4.%5.%6.%7.%8"/>
       <w:lvlJc w:val="left"/>
       <w:pPr>
@@ -17653,7 +17522,7 @@
     <w:lvl w:ilvl="8">
       <w:start w:val="1"/>
       <w:numFmt w:val="decimal"/>
-      <w:pStyle w:val="Heading9"/>
+      <w:pStyle w:val="Ttulo9"/>
       <w:lvlText w:val="%1.%2.%3.%4.%5.%6.%7.%8.%9"/>
       <w:lvlJc w:val="left"/>
       <w:pPr>
@@ -19382,11 +19251,11 @@
       <w:jc w:val="both"/>
     </w:pPr>
   </w:style>
-  <w:style w:type="paragraph" w:styleId="Heading1">
+  <w:style w:type="paragraph" w:styleId="Ttulo1">
     <w:name w:val="heading 1"/>
     <w:basedOn w:val="Normal"/>
     <w:next w:val="Normal"/>
-    <w:link w:val="Heading1Char"/>
+    <w:link w:val="Ttulo1Carter"/>
     <w:uiPriority w:val="9"/>
     <w:qFormat/>
     <w:rsid w:val="00313990"/>
@@ -19410,11 +19279,11 @@
       <w:szCs w:val="32"/>
     </w:rPr>
   </w:style>
-  <w:style w:type="paragraph" w:styleId="Heading2">
+  <w:style w:type="paragraph" w:styleId="Ttulo2">
     <w:name w:val="heading 2"/>
     <w:basedOn w:val="Normal"/>
     <w:next w:val="Normal"/>
-    <w:link w:val="Heading2Char"/>
+    <w:link w:val="Ttulo2Carter"/>
     <w:uiPriority w:val="9"/>
     <w:unhideWhenUsed/>
     <w:qFormat/>
@@ -19437,11 +19306,11 @@
       <w:szCs w:val="26"/>
     </w:rPr>
   </w:style>
-  <w:style w:type="paragraph" w:styleId="Heading3">
+  <w:style w:type="paragraph" w:styleId="Ttulo3">
     <w:name w:val="heading 3"/>
     <w:basedOn w:val="Normal"/>
     <w:next w:val="Normal"/>
-    <w:link w:val="Heading3Char"/>
+    <w:link w:val="Ttulo3Carter"/>
     <w:uiPriority w:val="9"/>
     <w:unhideWhenUsed/>
     <w:qFormat/>
@@ -19463,11 +19332,11 @@
       <w:szCs w:val="24"/>
     </w:rPr>
   </w:style>
-  <w:style w:type="paragraph" w:styleId="Heading4">
+  <w:style w:type="paragraph" w:styleId="Ttulo4">
     <w:name w:val="heading 4"/>
     <w:basedOn w:val="Normal"/>
     <w:next w:val="Normal"/>
-    <w:link w:val="Heading4Char"/>
+    <w:link w:val="Ttulo4Carter"/>
     <w:uiPriority w:val="9"/>
     <w:unhideWhenUsed/>
     <w:qFormat/>
@@ -19489,11 +19358,11 @@
       <w:color w:val="2E74B5" w:themeColor="accent1" w:themeShade="BF"/>
     </w:rPr>
   </w:style>
-  <w:style w:type="paragraph" w:styleId="Heading5">
+  <w:style w:type="paragraph" w:styleId="Ttulo5">
     <w:name w:val="heading 5"/>
     <w:basedOn w:val="Normal"/>
     <w:next w:val="Normal"/>
-    <w:link w:val="Heading5Char"/>
+    <w:link w:val="Ttulo5Carter"/>
     <w:uiPriority w:val="9"/>
     <w:unhideWhenUsed/>
     <w:qFormat/>
@@ -19513,11 +19382,11 @@
       <w:color w:val="2E74B5" w:themeColor="accent1" w:themeShade="BF"/>
     </w:rPr>
   </w:style>
-  <w:style w:type="paragraph" w:styleId="Heading6">
+  <w:style w:type="paragraph" w:styleId="Ttulo6">
     <w:name w:val="heading 6"/>
     <w:basedOn w:val="Normal"/>
     <w:next w:val="Normal"/>
-    <w:link w:val="Heading6Char"/>
+    <w:link w:val="Ttulo6Carter"/>
     <w:uiPriority w:val="9"/>
     <w:semiHidden/>
     <w:unhideWhenUsed/>
@@ -19538,11 +19407,11 @@
       <w:color w:val="1F4D78" w:themeColor="accent1" w:themeShade="7F"/>
     </w:rPr>
   </w:style>
-  <w:style w:type="paragraph" w:styleId="Heading7">
+  <w:style w:type="paragraph" w:styleId="Ttulo7">
     <w:name w:val="heading 7"/>
     <w:basedOn w:val="Normal"/>
     <w:next w:val="Normal"/>
-    <w:link w:val="Heading7Char"/>
+    <w:link w:val="Ttulo7Carter"/>
     <w:uiPriority w:val="9"/>
     <w:semiHidden/>
     <w:unhideWhenUsed/>
@@ -19565,11 +19434,11 @@
       <w:color w:val="1F4D78" w:themeColor="accent1" w:themeShade="7F"/>
     </w:rPr>
   </w:style>
-  <w:style w:type="paragraph" w:styleId="Heading8">
+  <w:style w:type="paragraph" w:styleId="Ttulo8">
     <w:name w:val="heading 8"/>
     <w:basedOn w:val="Normal"/>
     <w:next w:val="Normal"/>
-    <w:link w:val="Heading8Char"/>
+    <w:link w:val="Ttulo8Carter"/>
     <w:uiPriority w:val="9"/>
     <w:semiHidden/>
     <w:unhideWhenUsed/>
@@ -19592,11 +19461,11 @@
       <w:szCs w:val="21"/>
     </w:rPr>
   </w:style>
-  <w:style w:type="paragraph" w:styleId="Heading9">
+  <w:style w:type="paragraph" w:styleId="Ttulo9">
     <w:name w:val="heading 9"/>
     <w:basedOn w:val="Normal"/>
     <w:next w:val="Normal"/>
-    <w:link w:val="Heading9Char"/>
+    <w:link w:val="Ttulo9Carter"/>
     <w:uiPriority w:val="9"/>
     <w:semiHidden/>
     <w:unhideWhenUsed/>
@@ -19621,12 +19490,13 @@
       <w:szCs w:val="21"/>
     </w:rPr>
   </w:style>
-  <w:style w:type="character" w:default="1" w:styleId="DefaultParagraphFont">
+  <w:style w:type="character" w:default="1" w:styleId="Tipodeletrapredefinidodopargrafo">
     <w:name w:val="Default Paragraph Font"/>
     <w:uiPriority w:val="1"/>
+    <w:semiHidden/>
     <w:unhideWhenUsed/>
   </w:style>
-  <w:style w:type="table" w:default="1" w:styleId="TableNormal">
+  <w:style w:type="table" w:default="1" w:styleId="Tabelanormal">
     <w:name w:val="Normal Table"/>
     <w:uiPriority w:val="99"/>
     <w:semiHidden/>
@@ -19641,7 +19511,7 @@
       </w:tblCellMar>
     </w:tblPr>
   </w:style>
-  <w:style w:type="numbering" w:default="1" w:styleId="NoList">
+  <w:style w:type="numbering" w:default="1" w:styleId="Semlista">
     <w:name w:val="No List"/>
     <w:uiPriority w:val="99"/>
     <w:semiHidden/>
@@ -19649,7 +19519,7 @@
   </w:style>
   <w:style w:type="character" w:customStyle="1" w:styleId="Code">
     <w:name w:val="Code"/>
-    <w:basedOn w:val="DefaultParagraphFont"/>
+    <w:basedOn w:val="Tipodeletrapredefinidodopargrafo"/>
     <w:rsid w:val="000118FB"/>
     <w:rPr>
       <w:rFonts w:ascii="Lucida Console" w:eastAsia="Lucida Console" w:hAnsi="Lucida Console" w:cs="Lucida Console"/>
@@ -19728,7 +19598,7 @@
   </w:style>
   <w:style w:type="character" w:customStyle="1" w:styleId="CodeBoxChar">
     <w:name w:val="Code Box Char"/>
-    <w:basedOn w:val="DefaultParagraphFont"/>
+    <w:basedOn w:val="Tipodeletrapredefinidodopargrafo"/>
     <w:link w:val="CodeBox"/>
     <w:rsid w:val="00E706EF"/>
     <w:rPr>
@@ -19742,10 +19612,10 @@
       <w:lang w:val="en-GB" w:eastAsia="pt-PT"/>
     </w:rPr>
   </w:style>
-  <w:style w:type="character" w:customStyle="1" w:styleId="Heading1Char">
-    <w:name w:val="Heading 1 Char"/>
-    <w:basedOn w:val="DefaultParagraphFont"/>
-    <w:link w:val="Heading1"/>
+  <w:style w:type="character" w:customStyle="1" w:styleId="Ttulo1Carter">
+    <w:name w:val="Título 1 Caráter"/>
+    <w:basedOn w:val="Tipodeletrapredefinidodopargrafo"/>
+    <w:link w:val="Ttulo1"/>
     <w:uiPriority w:val="9"/>
     <w:rsid w:val="00313990"/>
     <w:rPr>
@@ -19757,10 +19627,10 @@
       <w:szCs w:val="32"/>
     </w:rPr>
   </w:style>
-  <w:style w:type="character" w:customStyle="1" w:styleId="Heading2Char">
-    <w:name w:val="Heading 2 Char"/>
-    <w:basedOn w:val="DefaultParagraphFont"/>
-    <w:link w:val="Heading2"/>
+  <w:style w:type="character" w:customStyle="1" w:styleId="Ttulo2Carter">
+    <w:name w:val="Título 2 Caráter"/>
+    <w:basedOn w:val="Tipodeletrapredefinidodopargrafo"/>
+    <w:link w:val="Ttulo2"/>
     <w:uiPriority w:val="9"/>
     <w:rsid w:val="00721AAD"/>
     <w:rPr>
@@ -19771,10 +19641,10 @@
       <w:szCs w:val="26"/>
     </w:rPr>
   </w:style>
-  <w:style w:type="paragraph" w:styleId="ListParagraph">
+  <w:style w:type="paragraph" w:styleId="PargrafodaLista">
     <w:name w:val="List Paragraph"/>
     <w:basedOn w:val="Normal"/>
-    <w:link w:val="ListParagraphChar"/>
+    <w:link w:val="PargrafodaListaCarter"/>
     <w:uiPriority w:val="34"/>
     <w:qFormat/>
     <w:rsid w:val="00C34B94"/>
@@ -19783,9 +19653,9 @@
       <w:contextualSpacing/>
     </w:pPr>
   </w:style>
-  <w:style w:type="table" w:styleId="TableGrid">
+  <w:style w:type="table" w:styleId="TabelacomGrelha">
     <w:name w:val="Table Grid"/>
-    <w:basedOn w:val="TableNormal"/>
+    <w:basedOn w:val="Tabelanormal"/>
     <w:uiPriority w:val="39"/>
     <w:rsid w:val="008F6BAB"/>
     <w:pPr>
@@ -19821,10 +19691,10 @@
       <w:lang w:val="en-US" w:bidi="en-US"/>
     </w:rPr>
   </w:style>
-  <w:style w:type="paragraph" w:styleId="BodyText">
+  <w:style w:type="paragraph" w:styleId="Corpodetexto">
     <w:name w:val="Body Text"/>
     <w:basedOn w:val="Normal"/>
-    <w:link w:val="BodyTextChar"/>
+    <w:link w:val="CorpodetextoCarter"/>
     <w:rsid w:val="008F6BAB"/>
     <w:pPr>
       <w:spacing w:line="360" w:lineRule="auto"/>
@@ -19835,10 +19705,10 @@
       <w:szCs w:val="24"/>
     </w:rPr>
   </w:style>
-  <w:style w:type="character" w:customStyle="1" w:styleId="BodyTextChar">
-    <w:name w:val="Body Text Char"/>
-    <w:basedOn w:val="DefaultParagraphFont"/>
-    <w:link w:val="BodyText"/>
+  <w:style w:type="character" w:customStyle="1" w:styleId="CorpodetextoCarter">
+    <w:name w:val="Corpo de texto Caráter"/>
+    <w:basedOn w:val="Tipodeletrapredefinidodopargrafo"/>
+    <w:link w:val="Corpodetexto"/>
     <w:rsid w:val="008F6BAB"/>
     <w:rPr>
       <w:rFonts w:ascii="Verdana" w:eastAsia="Times New Roman" w:hAnsi="Verdana" w:cs="Times New Roman"/>
@@ -19846,7 +19716,7 @@
       <w:szCs w:val="24"/>
     </w:rPr>
   </w:style>
-  <w:style w:type="paragraph" w:styleId="NoSpacing">
+  <w:style w:type="paragraph" w:styleId="SemEspaamento">
     <w:name w:val="No Spacing"/>
     <w:uiPriority w:val="1"/>
     <w:qFormat/>
@@ -19900,7 +19770,7 @@
   </w:style>
   <w:style w:type="paragraph" w:customStyle="1" w:styleId="Pergunta">
     <w:name w:val="Pergunta"/>
-    <w:basedOn w:val="ListParagraph"/>
+    <w:basedOn w:val="PargrafodaLista"/>
     <w:qFormat/>
     <w:rsid w:val="00544475"/>
     <w:pPr>
@@ -19914,7 +19784,7 @@
   </w:style>
   <w:style w:type="paragraph" w:customStyle="1" w:styleId="RespostaMultipla">
     <w:name w:val="Resposta Multipla"/>
-    <w:basedOn w:val="BodyText"/>
+    <w:basedOn w:val="Corpodetexto"/>
     <w:qFormat/>
     <w:rsid w:val="000203B2"/>
     <w:pPr>
@@ -19936,10 +19806,10 @@
       <w:lang w:eastAsia="pt-PT"/>
     </w:rPr>
   </w:style>
-  <w:style w:type="paragraph" w:styleId="Header">
+  <w:style w:type="paragraph" w:styleId="Cabealho">
     <w:name w:val="header"/>
     <w:basedOn w:val="Normal"/>
-    <w:link w:val="HeaderChar"/>
+    <w:link w:val="CabealhoCarter"/>
     <w:uiPriority w:val="99"/>
     <w:unhideWhenUsed/>
     <w:rsid w:val="006C64FC"/>
@@ -19951,17 +19821,17 @@
       <w:spacing w:line="240" w:lineRule="auto"/>
     </w:pPr>
   </w:style>
-  <w:style w:type="character" w:customStyle="1" w:styleId="HeaderChar">
-    <w:name w:val="Header Char"/>
-    <w:basedOn w:val="DefaultParagraphFont"/>
-    <w:link w:val="Header"/>
+  <w:style w:type="character" w:customStyle="1" w:styleId="CabealhoCarter">
+    <w:name w:val="Cabeçalho Caráter"/>
+    <w:basedOn w:val="Tipodeletrapredefinidodopargrafo"/>
+    <w:link w:val="Cabealho"/>
     <w:uiPriority w:val="99"/>
     <w:rsid w:val="006C64FC"/>
   </w:style>
-  <w:style w:type="paragraph" w:styleId="Footer">
+  <w:style w:type="paragraph" w:styleId="Rodap">
     <w:name w:val="footer"/>
     <w:basedOn w:val="Normal"/>
-    <w:link w:val="FooterChar"/>
+    <w:link w:val="RodapCarter"/>
     <w:uiPriority w:val="99"/>
     <w:unhideWhenUsed/>
     <w:rsid w:val="006C64FC"/>
@@ -19973,18 +19843,18 @@
       <w:spacing w:line="240" w:lineRule="auto"/>
     </w:pPr>
   </w:style>
-  <w:style w:type="character" w:customStyle="1" w:styleId="FooterChar">
-    <w:name w:val="Footer Char"/>
-    <w:basedOn w:val="DefaultParagraphFont"/>
-    <w:link w:val="Footer"/>
+  <w:style w:type="character" w:customStyle="1" w:styleId="RodapCarter">
+    <w:name w:val="Rodapé Caráter"/>
+    <w:basedOn w:val="Tipodeletrapredefinidodopargrafo"/>
+    <w:link w:val="Rodap"/>
     <w:uiPriority w:val="99"/>
     <w:qFormat/>
     <w:rsid w:val="006C64FC"/>
   </w:style>
-  <w:style w:type="paragraph" w:styleId="BalloonText">
+  <w:style w:type="paragraph" w:styleId="Textodebalo">
     <w:name w:val="Balloon Text"/>
     <w:basedOn w:val="Normal"/>
-    <w:link w:val="BalloonTextChar"/>
+    <w:link w:val="TextodebaloCarter"/>
     <w:uiPriority w:val="99"/>
     <w:semiHidden/>
     <w:unhideWhenUsed/>
@@ -19998,10 +19868,10 @@
       <w:szCs w:val="18"/>
     </w:rPr>
   </w:style>
-  <w:style w:type="character" w:customStyle="1" w:styleId="BalloonTextChar">
-    <w:name w:val="Balloon Text Char"/>
-    <w:basedOn w:val="DefaultParagraphFont"/>
-    <w:link w:val="BalloonText"/>
+  <w:style w:type="character" w:customStyle="1" w:styleId="TextodebaloCarter">
+    <w:name w:val="Texto de balão Caráter"/>
+    <w:basedOn w:val="Tipodeletrapredefinidodopargrafo"/>
+    <w:link w:val="Textodebalo"/>
     <w:uiPriority w:val="99"/>
     <w:semiHidden/>
     <w:rsid w:val="00C941DE"/>
@@ -20011,10 +19881,10 @@
       <w:szCs w:val="18"/>
     </w:rPr>
   </w:style>
-  <w:style w:type="character" w:customStyle="1" w:styleId="Heading3Char">
-    <w:name w:val="Heading 3 Char"/>
-    <w:basedOn w:val="DefaultParagraphFont"/>
-    <w:link w:val="Heading3"/>
+  <w:style w:type="character" w:customStyle="1" w:styleId="Ttulo3Carter">
+    <w:name w:val="Título 3 Caráter"/>
+    <w:basedOn w:val="Tipodeletrapredefinidodopargrafo"/>
+    <w:link w:val="Ttulo3"/>
     <w:uiPriority w:val="9"/>
     <w:rsid w:val="00AC33A9"/>
     <w:rPr>
@@ -20026,7 +19896,7 @@
   </w:style>
   <w:style w:type="paragraph" w:customStyle="1" w:styleId="item">
     <w:name w:val="item"/>
-    <w:basedOn w:val="ListParagraph"/>
+    <w:basedOn w:val="PargrafodaLista"/>
     <w:link w:val="itemChar"/>
     <w:qFormat/>
     <w:rsid w:val="00521789"/>
@@ -20052,16 +19922,16 @@
       <w:spacing w:after="240"/>
     </w:pPr>
   </w:style>
-  <w:style w:type="character" w:customStyle="1" w:styleId="ListParagraphChar">
-    <w:name w:val="List Paragraph Char"/>
-    <w:basedOn w:val="DefaultParagraphFont"/>
-    <w:link w:val="ListParagraph"/>
+  <w:style w:type="character" w:customStyle="1" w:styleId="PargrafodaListaCarter">
+    <w:name w:val="Parágrafo da Lista Caráter"/>
+    <w:basedOn w:val="Tipodeletrapredefinidodopargrafo"/>
+    <w:link w:val="PargrafodaLista"/>
     <w:uiPriority w:val="34"/>
     <w:rsid w:val="004458C9"/>
   </w:style>
   <w:style w:type="character" w:customStyle="1" w:styleId="itemChar">
     <w:name w:val="item Char"/>
-    <w:basedOn w:val="ListParagraphChar"/>
+    <w:basedOn w:val="PargrafodaListaCarter"/>
     <w:link w:val="item"/>
     <w:rsid w:val="00521789"/>
   </w:style>
@@ -20071,9 +19941,9 @@
     <w:link w:val="ltimoitem"/>
     <w:rsid w:val="00E81AE8"/>
   </w:style>
-  <w:style w:type="character" w:styleId="Hyperlink">
+  <w:style w:type="character" w:styleId="Hiperligao">
     <w:name w:val="Hyperlink"/>
-    <w:basedOn w:val="DefaultParagraphFont"/>
+    <w:basedOn w:val="Tipodeletrapredefinidodopargrafo"/>
     <w:uiPriority w:val="99"/>
     <w:unhideWhenUsed/>
     <w:rsid w:val="00D22378"/>
@@ -20082,9 +19952,9 @@
       <w:u w:val="single"/>
     </w:rPr>
   </w:style>
-  <w:style w:type="character" w:styleId="UnresolvedMention">
+  <w:style w:type="character" w:styleId="MenoNoResolvida">
     <w:name w:val="Unresolved Mention"/>
-    <w:basedOn w:val="DefaultParagraphFont"/>
+    <w:basedOn w:val="Tipodeletrapredefinidodopargrafo"/>
     <w:uiPriority w:val="99"/>
     <w:semiHidden/>
     <w:unhideWhenUsed/>
@@ -20094,7 +19964,7 @@
       <w:shd w:val="clear" w:color="auto" w:fill="E1DFDD"/>
     </w:rPr>
   </w:style>
-  <w:style w:type="paragraph" w:styleId="Caption">
+  <w:style w:type="paragraph" w:styleId="Legenda">
     <w:name w:val="caption"/>
     <w:basedOn w:val="Normal"/>
     <w:next w:val="Normal"/>
@@ -20127,10 +19997,10 @@
       <w:color w:val="auto"/>
     </w:rPr>
   </w:style>
-  <w:style w:type="character" w:customStyle="1" w:styleId="Heading4Char">
-    <w:name w:val="Heading 4 Char"/>
-    <w:basedOn w:val="DefaultParagraphFont"/>
-    <w:link w:val="Heading4"/>
+  <w:style w:type="character" w:customStyle="1" w:styleId="Ttulo4Carter">
+    <w:name w:val="Título 4 Caráter"/>
+    <w:basedOn w:val="Tipodeletrapredefinidodopargrafo"/>
+    <w:link w:val="Ttulo4"/>
     <w:uiPriority w:val="9"/>
     <w:rsid w:val="001013C0"/>
     <w:rPr>
@@ -20140,9 +20010,9 @@
       <w:color w:val="2E74B5" w:themeColor="accent1" w:themeShade="BF"/>
     </w:rPr>
   </w:style>
-  <w:style w:type="table" w:styleId="GridTable1Light-Accent1">
+  <w:style w:type="table" w:styleId="TabeladeGrelha1Clara-Destaque1">
     <w:name w:val="Grid Table 1 Light Accent 1"/>
-    <w:basedOn w:val="TableNormal"/>
+    <w:basedOn w:val="Tabelanormal"/>
     <w:uiPriority w:val="46"/>
     <w:rsid w:val="00F553B8"/>
     <w:pPr>
@@ -20197,10 +20067,10 @@
       </w:rPr>
     </w:tblStylePr>
   </w:style>
-  <w:style w:type="character" w:customStyle="1" w:styleId="Heading5Char">
-    <w:name w:val="Heading 5 Char"/>
-    <w:basedOn w:val="DefaultParagraphFont"/>
-    <w:link w:val="Heading5"/>
+  <w:style w:type="character" w:customStyle="1" w:styleId="Ttulo5Carter">
+    <w:name w:val="Título 5 Caráter"/>
+    <w:basedOn w:val="Tipodeletrapredefinidodopargrafo"/>
+    <w:link w:val="Ttulo5"/>
     <w:uiPriority w:val="9"/>
     <w:rsid w:val="00033870"/>
     <w:rPr>
@@ -20208,10 +20078,10 @@
       <w:color w:val="2E74B5" w:themeColor="accent1" w:themeShade="BF"/>
     </w:rPr>
   </w:style>
-  <w:style w:type="character" w:customStyle="1" w:styleId="Heading6Char">
-    <w:name w:val="Heading 6 Char"/>
-    <w:basedOn w:val="DefaultParagraphFont"/>
-    <w:link w:val="Heading6"/>
+  <w:style w:type="character" w:customStyle="1" w:styleId="Ttulo6Carter">
+    <w:name w:val="Título 6 Caráter"/>
+    <w:basedOn w:val="Tipodeletrapredefinidodopargrafo"/>
+    <w:link w:val="Ttulo6"/>
     <w:uiPriority w:val="9"/>
     <w:semiHidden/>
     <w:rsid w:val="00033870"/>
@@ -20220,10 +20090,10 @@
       <w:color w:val="1F4D78" w:themeColor="accent1" w:themeShade="7F"/>
     </w:rPr>
   </w:style>
-  <w:style w:type="character" w:customStyle="1" w:styleId="Heading7Char">
-    <w:name w:val="Heading 7 Char"/>
-    <w:basedOn w:val="DefaultParagraphFont"/>
-    <w:link w:val="Heading7"/>
+  <w:style w:type="character" w:customStyle="1" w:styleId="Ttulo7Carter">
+    <w:name w:val="Título 7 Caráter"/>
+    <w:basedOn w:val="Tipodeletrapredefinidodopargrafo"/>
+    <w:link w:val="Ttulo7"/>
     <w:uiPriority w:val="9"/>
     <w:semiHidden/>
     <w:rsid w:val="00033870"/>
@@ -20234,10 +20104,10 @@
       <w:color w:val="1F4D78" w:themeColor="accent1" w:themeShade="7F"/>
     </w:rPr>
   </w:style>
-  <w:style w:type="character" w:customStyle="1" w:styleId="Heading8Char">
-    <w:name w:val="Heading 8 Char"/>
-    <w:basedOn w:val="DefaultParagraphFont"/>
-    <w:link w:val="Heading8"/>
+  <w:style w:type="character" w:customStyle="1" w:styleId="Ttulo8Carter">
+    <w:name w:val="Título 8 Caráter"/>
+    <w:basedOn w:val="Tipodeletrapredefinidodopargrafo"/>
+    <w:link w:val="Ttulo8"/>
     <w:uiPriority w:val="9"/>
     <w:semiHidden/>
     <w:rsid w:val="00033870"/>
@@ -20248,10 +20118,10 @@
       <w:szCs w:val="21"/>
     </w:rPr>
   </w:style>
-  <w:style w:type="character" w:customStyle="1" w:styleId="Heading9Char">
-    <w:name w:val="Heading 9 Char"/>
-    <w:basedOn w:val="DefaultParagraphFont"/>
-    <w:link w:val="Heading9"/>
+  <w:style w:type="character" w:customStyle="1" w:styleId="Ttulo9Carter">
+    <w:name w:val="Título 9 Caráter"/>
+    <w:basedOn w:val="Tipodeletrapredefinidodopargrafo"/>
+    <w:link w:val="Ttulo9"/>
     <w:uiPriority w:val="9"/>
     <w:semiHidden/>
     <w:rsid w:val="00033870"/>
@@ -20264,9 +20134,9 @@
       <w:szCs w:val="21"/>
     </w:rPr>
   </w:style>
-  <w:style w:type="table" w:styleId="GridTable1Light-Accent5">
+  <w:style w:type="table" w:styleId="TabeladeGrelha1Clara-Destaque5">
     <w:name w:val="Grid Table 1 Light Accent 5"/>
-    <w:basedOn w:val="TableNormal"/>
+    <w:basedOn w:val="Tabelanormal"/>
     <w:uiPriority w:val="46"/>
     <w:rsid w:val="00F553B8"/>
     <w:pPr>
@@ -20321,9 +20191,9 @@
       </w:rPr>
     </w:tblStylePr>
   </w:style>
-  <w:style w:type="table" w:styleId="ListTable2-Accent1">
+  <w:style w:type="table" w:styleId="TabeladeLista2-Destaque1">
     <w:name w:val="List Table 2 Accent 1"/>
-    <w:basedOn w:val="TableNormal"/>
+    <w:basedOn w:val="Tabelanormal"/>
     <w:uiPriority w:val="47"/>
     <w:rsid w:val="00152273"/>
     <w:pPr>
@@ -20375,9 +20245,9 @@
       </w:tcPr>
     </w:tblStylePr>
   </w:style>
-  <w:style w:type="character" w:styleId="FollowedHyperlink">
+  <w:style w:type="character" w:styleId="Hiperligaovisitada">
     <w:name w:val="FollowedHyperlink"/>
-    <w:basedOn w:val="DefaultParagraphFont"/>
+    <w:basedOn w:val="Tipodeletrapredefinidodopargrafo"/>
     <w:uiPriority w:val="99"/>
     <w:semiHidden/>
     <w:unhideWhenUsed/>
@@ -20387,9 +20257,9 @@
       <w:u w:val="single"/>
     </w:rPr>
   </w:style>
-  <w:style w:type="paragraph" w:styleId="TOCHeading">
+  <w:style w:type="paragraph" w:styleId="Cabealhodondice">
     <w:name w:val="TOC Heading"/>
-    <w:basedOn w:val="Heading1"/>
+    <w:basedOn w:val="Ttulo1"/>
     <w:next w:val="Normal"/>
     <w:uiPriority w:val="39"/>
     <w:unhideWhenUsed/>
@@ -20412,7 +20282,7 @@
       <w:lang w:val="en-US"/>
     </w:rPr>
   </w:style>
-  <w:style w:type="paragraph" w:styleId="TOC1">
+  <w:style w:type="paragraph" w:styleId="ndice1">
     <w:name w:val="toc 1"/>
     <w:basedOn w:val="Normal"/>
     <w:next w:val="Normal"/>
@@ -20431,7 +20301,7 @@
       <w:u w:val="single"/>
     </w:rPr>
   </w:style>
-  <w:style w:type="paragraph" w:styleId="TOC2">
+  <w:style w:type="paragraph" w:styleId="ndice2">
     <w:name w:val="toc 2"/>
     <w:basedOn w:val="Normal"/>
     <w:next w:val="Normal"/>
@@ -20449,7 +20319,7 @@
       <w:smallCaps/>
     </w:rPr>
   </w:style>
-  <w:style w:type="paragraph" w:styleId="TOC3">
+  <w:style w:type="paragraph" w:styleId="ndice3">
     <w:name w:val="toc 3"/>
     <w:basedOn w:val="Normal"/>
     <w:next w:val="Normal"/>
@@ -20465,7 +20335,7 @@
       <w:smallCaps/>
     </w:rPr>
   </w:style>
-  <w:style w:type="paragraph" w:styleId="TOC4">
+  <w:style w:type="paragraph" w:styleId="ndice4">
     <w:name w:val="toc 4"/>
     <w:basedOn w:val="Normal"/>
     <w:next w:val="Normal"/>
@@ -20479,7 +20349,7 @@
       <w:jc w:val="left"/>
     </w:pPr>
   </w:style>
-  <w:style w:type="paragraph" w:styleId="TOC5">
+  <w:style w:type="paragraph" w:styleId="ndice5">
     <w:name w:val="toc 5"/>
     <w:basedOn w:val="Normal"/>
     <w:next w:val="Normal"/>
@@ -20493,7 +20363,7 @@
       <w:jc w:val="left"/>
     </w:pPr>
   </w:style>
-  <w:style w:type="paragraph" w:styleId="TOC6">
+  <w:style w:type="paragraph" w:styleId="ndice6">
     <w:name w:val="toc 6"/>
     <w:basedOn w:val="Normal"/>
     <w:next w:val="Normal"/>
@@ -20507,7 +20377,7 @@
       <w:jc w:val="left"/>
     </w:pPr>
   </w:style>
-  <w:style w:type="paragraph" w:styleId="TOC7">
+  <w:style w:type="paragraph" w:styleId="ndice7">
     <w:name w:val="toc 7"/>
     <w:basedOn w:val="Normal"/>
     <w:next w:val="Normal"/>
@@ -20521,7 +20391,7 @@
       <w:jc w:val="left"/>
     </w:pPr>
   </w:style>
-  <w:style w:type="paragraph" w:styleId="TOC8">
+  <w:style w:type="paragraph" w:styleId="ndice8">
     <w:name w:val="toc 8"/>
     <w:basedOn w:val="Normal"/>
     <w:next w:val="Normal"/>
@@ -20535,7 +20405,7 @@
       <w:jc w:val="left"/>
     </w:pPr>
   </w:style>
-  <w:style w:type="paragraph" w:styleId="TOC9">
+  <w:style w:type="paragraph" w:styleId="ndice9">
     <w:name w:val="toc 9"/>
     <w:basedOn w:val="Normal"/>
     <w:next w:val="Normal"/>
@@ -20549,9 +20419,9 @@
       <w:jc w:val="left"/>
     </w:pPr>
   </w:style>
-  <w:style w:type="table" w:styleId="GridTable7ColourfulAccent3">
+  <w:style w:type="table" w:styleId="TabeladeGrelha7Colorida-Destaque3">
     <w:name w:val="Grid Table 7 Colorful Accent 3"/>
-    <w:basedOn w:val="TableNormal"/>
+    <w:basedOn w:val="Tabelanormal"/>
     <w:uiPriority w:val="52"/>
     <w:rsid w:val="0043019C"/>
     <w:pPr>
@@ -20689,7 +20559,7 @@
       </w:tcPr>
     </w:tblStylePr>
   </w:style>
-  <w:style w:type="paragraph" w:styleId="TableofFigures">
+  <w:style w:type="paragraph" w:styleId="ndicedeilustraes">
     <w:name w:val="table of figures"/>
     <w:basedOn w:val="Normal"/>
     <w:next w:val="Normal"/>
@@ -20700,9 +20570,9 @@
       <w:spacing w:after="0"/>
     </w:pPr>
   </w:style>
-  <w:style w:type="table" w:styleId="GridTable2-Accent3">
+  <w:style w:type="table" w:styleId="TabeladeGrelha2-Destaque3">
     <w:name w:val="Grid Table 2 Accent 3"/>
-    <w:basedOn w:val="TableNormal"/>
+    <w:basedOn w:val="Tabelanormal"/>
     <w:uiPriority w:val="47"/>
     <w:rsid w:val="0095536C"/>
     <w:pPr>
@@ -20778,9 +20648,9 @@
       </w:tcPr>
     </w:tblStylePr>
   </w:style>
-  <w:style w:type="table" w:styleId="GridTable4-Accent3">
+  <w:style w:type="table" w:styleId="TabeladeGrelha4-Destaque3">
     <w:name w:val="Grid Table 4 Accent 3"/>
-    <w:basedOn w:val="TableNormal"/>
+    <w:basedOn w:val="Tabelanormal"/>
     <w:uiPriority w:val="49"/>
     <w:rsid w:val="008F4623"/>
     <w:pPr>

--- a/IPL-TeSP-PSI-MDS-2526-Template_Projeto.docx
+++ b/IPL-TeSP-PSI-MDS-2526-Template_Projeto.docx
@@ -933,7 +933,7 @@
               <w:sz w:val="24"/>
               <w:szCs w:val="24"/>
               <w:u w:val="none"/>
-              <w:lang w:val="en-GB" w:eastAsia="en-GB"/>
+              <w:lang w:eastAsia="pt-PT"/>
               <w14:ligatures w14:val="standardContextual"/>
             </w:rPr>
           </w:pPr>
@@ -954,7 +954,7 @@
             </w:rPr>
             <w:fldChar w:fldCharType="separate"/>
           </w:r>
-          <w:hyperlink w:anchor="_Toc231221391" w:history="1">
+          <w:hyperlink w:anchor="_Toc232726694" w:history="1">
             <w:r>
               <w:rPr>
                 <w:rStyle w:val="Hiperligao"/>
@@ -981,7 +981,7 @@
                 <w:noProof/>
                 <w:webHidden/>
               </w:rPr>
-              <w:instrText xml:space="preserve"> PAGEREF _Toc231221391 \h </w:instrText>
+              <w:instrText xml:space="preserve"> PAGEREF _Toc232726694 \h </w:instrText>
             </w:r>
             <w:r>
               <w:rPr>
@@ -1028,11 +1028,11 @@
               <w:sz w:val="24"/>
               <w:szCs w:val="24"/>
               <w:u w:val="none"/>
-              <w:lang w:val="en-GB" w:eastAsia="en-GB"/>
+              <w:lang w:eastAsia="pt-PT"/>
               <w14:ligatures w14:val="standardContextual"/>
             </w:rPr>
           </w:pPr>
-          <w:hyperlink w:anchor="_Toc231221392" w:history="1">
+          <w:hyperlink w:anchor="_Toc232726695" w:history="1">
             <w:r>
               <w:rPr>
                 <w:rStyle w:val="Hiperligao"/>
@@ -1059,7 +1059,7 @@
                 <w:noProof/>
                 <w:webHidden/>
               </w:rPr>
-              <w:instrText xml:space="preserve"> PAGEREF _Toc231221392 \h </w:instrText>
+              <w:instrText xml:space="preserve"> PAGEREF _Toc232726695 \h </w:instrText>
             </w:r>
             <w:r>
               <w:rPr>
@@ -1107,11 +1107,11 @@
               <w:sz w:val="24"/>
               <w:szCs w:val="24"/>
               <w:u w:val="none"/>
-              <w:lang w:val="en-GB" w:eastAsia="en-GB"/>
+              <w:lang w:eastAsia="pt-PT"/>
               <w14:ligatures w14:val="standardContextual"/>
             </w:rPr>
           </w:pPr>
-          <w:hyperlink w:anchor="_Toc231221393" w:history="1">
+          <w:hyperlink w:anchor="_Toc232726696" w:history="1">
             <w:r>
               <w:rPr>
                 <w:rStyle w:val="Hiperligao"/>
@@ -1130,7 +1130,7 @@
                 <w:sz w:val="24"/>
                 <w:szCs w:val="24"/>
                 <w:u w:val="none"/>
-                <w:lang w:val="en-GB" w:eastAsia="en-GB"/>
+                <w:lang w:eastAsia="pt-PT"/>
                 <w14:ligatures w14:val="standardContextual"/>
               </w:rPr>
               <w:tab/>
@@ -1161,7 +1161,7 @@
                 <w:noProof/>
                 <w:webHidden/>
               </w:rPr>
-              <w:instrText xml:space="preserve"> PAGEREF _Toc231221393 \h </w:instrText>
+              <w:instrText xml:space="preserve"> PAGEREF _Toc232726696 \h </w:instrText>
             </w:r>
             <w:r>
               <w:rPr>
@@ -1208,11 +1208,11 @@
               <w:kern w:val="2"/>
               <w:sz w:val="24"/>
               <w:szCs w:val="24"/>
-              <w:lang w:val="en-GB" w:eastAsia="en-GB"/>
+              <w:lang w:eastAsia="pt-PT"/>
               <w14:ligatures w14:val="standardContextual"/>
             </w:rPr>
           </w:pPr>
-          <w:hyperlink w:anchor="_Toc231221394" w:history="1">
+          <w:hyperlink w:anchor="_Toc232726697" w:history="1">
             <w:r>
               <w:rPr>
                 <w:rStyle w:val="Hiperligao"/>
@@ -1230,7 +1230,7 @@
                 <w:kern w:val="2"/>
                 <w:sz w:val="24"/>
                 <w:szCs w:val="24"/>
-                <w:lang w:val="en-GB" w:eastAsia="en-GB"/>
+                <w:lang w:eastAsia="pt-PT"/>
                 <w14:ligatures w14:val="standardContextual"/>
               </w:rPr>
               <w:tab/>
@@ -1261,7 +1261,7 @@
                 <w:noProof/>
                 <w:webHidden/>
               </w:rPr>
-              <w:instrText xml:space="preserve"> PAGEREF _Toc231221394 \h </w:instrText>
+              <w:instrText xml:space="preserve"> PAGEREF _Toc232726697 \h </w:instrText>
             </w:r>
             <w:r>
               <w:rPr>
@@ -1309,11 +1309,11 @@
               <w:sz w:val="24"/>
               <w:szCs w:val="24"/>
               <w:u w:val="none"/>
-              <w:lang w:val="en-GB" w:eastAsia="en-GB"/>
+              <w:lang w:eastAsia="pt-PT"/>
               <w14:ligatures w14:val="standardContextual"/>
             </w:rPr>
           </w:pPr>
-          <w:hyperlink w:anchor="_Toc231221395" w:history="1">
+          <w:hyperlink w:anchor="_Toc232726698" w:history="1">
             <w:r>
               <w:rPr>
                 <w:rStyle w:val="Hiperligao"/>
@@ -1332,7 +1332,7 @@
                 <w:sz w:val="24"/>
                 <w:szCs w:val="24"/>
                 <w:u w:val="none"/>
-                <w:lang w:val="en-GB" w:eastAsia="en-GB"/>
+                <w:lang w:eastAsia="pt-PT"/>
                 <w14:ligatures w14:val="standardContextual"/>
               </w:rPr>
               <w:tab/>
@@ -1363,7 +1363,7 @@
                 <w:noProof/>
                 <w:webHidden/>
               </w:rPr>
-              <w:instrText xml:space="preserve"> PAGEREF _Toc231221395 \h </w:instrText>
+              <w:instrText xml:space="preserve"> PAGEREF _Toc232726698 \h </w:instrText>
             </w:r>
             <w:r>
               <w:rPr>
@@ -1410,11 +1410,11 @@
               <w:kern w:val="2"/>
               <w:sz w:val="24"/>
               <w:szCs w:val="24"/>
-              <w:lang w:val="en-GB" w:eastAsia="en-GB"/>
+              <w:lang w:eastAsia="pt-PT"/>
               <w14:ligatures w14:val="standardContextual"/>
             </w:rPr>
           </w:pPr>
-          <w:hyperlink w:anchor="_Toc231221396" w:history="1">
+          <w:hyperlink w:anchor="_Toc232726699" w:history="1">
             <w:r>
               <w:rPr>
                 <w:rStyle w:val="Hiperligao"/>
@@ -1432,7 +1432,7 @@
                 <w:kern w:val="2"/>
                 <w:sz w:val="24"/>
                 <w:szCs w:val="24"/>
-                <w:lang w:val="en-GB" w:eastAsia="en-GB"/>
+                <w:lang w:eastAsia="pt-PT"/>
                 <w14:ligatures w14:val="standardContextual"/>
               </w:rPr>
               <w:tab/>
@@ -1463,7 +1463,7 @@
                 <w:noProof/>
                 <w:webHidden/>
               </w:rPr>
-              <w:instrText xml:space="preserve"> PAGEREF _Toc231221396 \h </w:instrText>
+              <w:instrText xml:space="preserve"> PAGEREF _Toc232726699 \h </w:instrText>
             </w:r>
             <w:r>
               <w:rPr>
@@ -1508,11 +1508,11 @@
               <w:kern w:val="2"/>
               <w:sz w:val="24"/>
               <w:szCs w:val="24"/>
-              <w:lang w:val="en-GB" w:eastAsia="en-GB"/>
+              <w:lang w:eastAsia="pt-PT"/>
               <w14:ligatures w14:val="standardContextual"/>
             </w:rPr>
           </w:pPr>
-          <w:hyperlink w:anchor="_Toc231221397" w:history="1">
+          <w:hyperlink w:anchor="_Toc232726700" w:history="1">
             <w:r>
               <w:rPr>
                 <w:rStyle w:val="Hiperligao"/>
@@ -1528,7 +1528,7 @@
                 <w:kern w:val="2"/>
                 <w:sz w:val="24"/>
                 <w:szCs w:val="24"/>
-                <w:lang w:val="en-GB" w:eastAsia="en-GB"/>
+                <w:lang w:eastAsia="pt-PT"/>
                 <w14:ligatures w14:val="standardContextual"/>
               </w:rPr>
               <w:tab/>
@@ -1559,7 +1559,7 @@
                 <w:noProof/>
                 <w:webHidden/>
               </w:rPr>
-              <w:instrText xml:space="preserve"> PAGEREF _Toc231221397 \h </w:instrText>
+              <w:instrText xml:space="preserve"> PAGEREF _Toc232726700 \h </w:instrText>
             </w:r>
             <w:r>
               <w:rPr>
@@ -1604,11 +1604,11 @@
               <w:kern w:val="2"/>
               <w:sz w:val="24"/>
               <w:szCs w:val="24"/>
-              <w:lang w:val="en-GB" w:eastAsia="en-GB"/>
+              <w:lang w:eastAsia="pt-PT"/>
               <w14:ligatures w14:val="standardContextual"/>
             </w:rPr>
           </w:pPr>
-          <w:hyperlink w:anchor="_Toc231221398" w:history="1">
+          <w:hyperlink w:anchor="_Toc232726701" w:history="1">
             <w:r>
               <w:rPr>
                 <w:rStyle w:val="Hiperligao"/>
@@ -1624,7 +1624,7 @@
                 <w:kern w:val="2"/>
                 <w:sz w:val="24"/>
                 <w:szCs w:val="24"/>
-                <w:lang w:val="en-GB" w:eastAsia="en-GB"/>
+                <w:lang w:eastAsia="pt-PT"/>
                 <w14:ligatures w14:val="standardContextual"/>
               </w:rPr>
               <w:tab/>
@@ -1655,7 +1655,7 @@
                 <w:noProof/>
                 <w:webHidden/>
               </w:rPr>
-              <w:instrText xml:space="preserve"> PAGEREF _Toc231221398 \h </w:instrText>
+              <w:instrText xml:space="preserve"> PAGEREF _Toc232726701 \h </w:instrText>
             </w:r>
             <w:r>
               <w:rPr>
@@ -1700,11 +1700,11 @@
               <w:kern w:val="2"/>
               <w:sz w:val="24"/>
               <w:szCs w:val="24"/>
-              <w:lang w:val="en-GB" w:eastAsia="en-GB"/>
+              <w:lang w:eastAsia="pt-PT"/>
               <w14:ligatures w14:val="standardContextual"/>
             </w:rPr>
           </w:pPr>
-          <w:hyperlink w:anchor="_Toc231221399" w:history="1">
+          <w:hyperlink w:anchor="_Toc232726702" w:history="1">
             <w:r>
               <w:rPr>
                 <w:rStyle w:val="Hiperligao"/>
@@ -1721,7 +1721,7 @@
                 <w:kern w:val="2"/>
                 <w:sz w:val="24"/>
                 <w:szCs w:val="24"/>
-                <w:lang w:val="en-GB" w:eastAsia="en-GB"/>
+                <w:lang w:eastAsia="pt-PT"/>
                 <w14:ligatures w14:val="standardContextual"/>
               </w:rPr>
               <w:tab/>
@@ -1753,7 +1753,7 @@
                 <w:noProof/>
                 <w:webHidden/>
               </w:rPr>
-              <w:instrText xml:space="preserve"> PAGEREF _Toc231221399 \h </w:instrText>
+              <w:instrText xml:space="preserve"> PAGEREF _Toc232726702 \h </w:instrText>
             </w:r>
             <w:r>
               <w:rPr>
@@ -1773,7 +1773,7 @@
                 <w:noProof/>
                 <w:webHidden/>
               </w:rPr>
-              <w:t>8</w:t>
+              <w:t>9</w:t>
             </w:r>
             <w:r>
               <w:rPr>
@@ -1798,11 +1798,11 @@
               <w:kern w:val="2"/>
               <w:sz w:val="24"/>
               <w:szCs w:val="24"/>
-              <w:lang w:val="en-GB" w:eastAsia="en-GB"/>
+              <w:lang w:eastAsia="pt-PT"/>
               <w14:ligatures w14:val="standardContextual"/>
             </w:rPr>
           </w:pPr>
-          <w:hyperlink w:anchor="_Toc231221400" w:history="1">
+          <w:hyperlink w:anchor="_Toc232726703" w:history="1">
             <w:r>
               <w:rPr>
                 <w:rStyle w:val="Hiperligao"/>
@@ -1818,7 +1818,7 @@
                 <w:kern w:val="2"/>
                 <w:sz w:val="24"/>
                 <w:szCs w:val="24"/>
-                <w:lang w:val="en-GB" w:eastAsia="en-GB"/>
+                <w:lang w:eastAsia="pt-PT"/>
                 <w14:ligatures w14:val="standardContextual"/>
               </w:rPr>
               <w:tab/>
@@ -1849,7 +1849,7 @@
                 <w:noProof/>
                 <w:webHidden/>
               </w:rPr>
-              <w:instrText xml:space="preserve"> PAGEREF _Toc231221400 \h </w:instrText>
+              <w:instrText xml:space="preserve"> PAGEREF _Toc232726703 \h </w:instrText>
             </w:r>
             <w:r>
               <w:rPr>
@@ -1894,11 +1894,11 @@
               <w:kern w:val="2"/>
               <w:sz w:val="24"/>
               <w:szCs w:val="24"/>
-              <w:lang w:val="en-GB" w:eastAsia="en-GB"/>
+              <w:lang w:eastAsia="pt-PT"/>
               <w14:ligatures w14:val="standardContextual"/>
             </w:rPr>
           </w:pPr>
-          <w:hyperlink w:anchor="_Toc231221401" w:history="1">
+          <w:hyperlink w:anchor="_Toc232726704" w:history="1">
             <w:r>
               <w:rPr>
                 <w:rStyle w:val="Hiperligao"/>
@@ -1914,7 +1914,7 @@
                 <w:kern w:val="2"/>
                 <w:sz w:val="24"/>
                 <w:szCs w:val="24"/>
-                <w:lang w:val="en-GB" w:eastAsia="en-GB"/>
+                <w:lang w:eastAsia="pt-PT"/>
                 <w14:ligatures w14:val="standardContextual"/>
               </w:rPr>
               <w:tab/>
@@ -1945,7 +1945,7 @@
                 <w:noProof/>
                 <w:webHidden/>
               </w:rPr>
-              <w:instrText xml:space="preserve"> PAGEREF _Toc231221401 \h </w:instrText>
+              <w:instrText xml:space="preserve"> PAGEREF _Toc232726704 \h </w:instrText>
             </w:r>
             <w:r>
               <w:rPr>
@@ -1992,11 +1992,11 @@
               <w:kern w:val="2"/>
               <w:sz w:val="24"/>
               <w:szCs w:val="24"/>
-              <w:lang w:val="en-GB" w:eastAsia="en-GB"/>
+              <w:lang w:eastAsia="pt-PT"/>
               <w14:ligatures w14:val="standardContextual"/>
             </w:rPr>
           </w:pPr>
-          <w:hyperlink w:anchor="_Toc231221402" w:history="1">
+          <w:hyperlink w:anchor="_Toc232726705" w:history="1">
             <w:r>
               <w:rPr>
                 <w:rStyle w:val="Hiperligao"/>
@@ -2014,7 +2014,7 @@
                 <w:kern w:val="2"/>
                 <w:sz w:val="24"/>
                 <w:szCs w:val="24"/>
-                <w:lang w:val="en-GB" w:eastAsia="en-GB"/>
+                <w:lang w:eastAsia="pt-PT"/>
                 <w14:ligatures w14:val="standardContextual"/>
               </w:rPr>
               <w:tab/>
@@ -2045,7 +2045,7 @@
                 <w:noProof/>
                 <w:webHidden/>
               </w:rPr>
-              <w:instrText xml:space="preserve"> PAGEREF _Toc231221402 \h </w:instrText>
+              <w:instrText xml:space="preserve"> PAGEREF _Toc232726705 \h </w:instrText>
             </w:r>
             <w:r>
               <w:rPr>
@@ -2065,7 +2065,7 @@
                 <w:noProof/>
                 <w:webHidden/>
               </w:rPr>
-              <w:t>10</w:t>
+              <w:t>11</w:t>
             </w:r>
             <w:r>
               <w:rPr>
@@ -2092,11 +2092,11 @@
               <w:kern w:val="2"/>
               <w:sz w:val="24"/>
               <w:szCs w:val="24"/>
-              <w:lang w:val="en-GB" w:eastAsia="en-GB"/>
+              <w:lang w:eastAsia="pt-PT"/>
               <w14:ligatures w14:val="standardContextual"/>
             </w:rPr>
           </w:pPr>
-          <w:hyperlink w:anchor="_Toc231221403" w:history="1">
+          <w:hyperlink w:anchor="_Toc232726706" w:history="1">
             <w:r>
               <w:rPr>
                 <w:rStyle w:val="Hiperligao"/>
@@ -2114,7 +2114,7 @@
                 <w:kern w:val="2"/>
                 <w:sz w:val="24"/>
                 <w:szCs w:val="24"/>
-                <w:lang w:val="en-GB" w:eastAsia="en-GB"/>
+                <w:lang w:eastAsia="pt-PT"/>
                 <w14:ligatures w14:val="standardContextual"/>
               </w:rPr>
               <w:tab/>
@@ -2145,7 +2145,7 @@
                 <w:noProof/>
                 <w:webHidden/>
               </w:rPr>
-              <w:instrText xml:space="preserve"> PAGEREF _Toc231221403 \h </w:instrText>
+              <w:instrText xml:space="preserve"> PAGEREF _Toc232726706 \h </w:instrText>
             </w:r>
             <w:r>
               <w:rPr>
@@ -2165,7 +2165,7 @@
                 <w:noProof/>
                 <w:webHidden/>
               </w:rPr>
-              <w:t>11</w:t>
+              <w:t>14</w:t>
             </w:r>
             <w:r>
               <w:rPr>
@@ -2193,11 +2193,11 @@
               <w:sz w:val="24"/>
               <w:szCs w:val="24"/>
               <w:u w:val="none"/>
-              <w:lang w:val="en-GB" w:eastAsia="en-GB"/>
+              <w:lang w:eastAsia="pt-PT"/>
               <w14:ligatures w14:val="standardContextual"/>
             </w:rPr>
           </w:pPr>
-          <w:hyperlink w:anchor="_Toc231221404" w:history="1">
+          <w:hyperlink w:anchor="_Toc232726707" w:history="1">
             <w:r>
               <w:rPr>
                 <w:rStyle w:val="Hiperligao"/>
@@ -2216,7 +2216,7 @@
                 <w:sz w:val="24"/>
                 <w:szCs w:val="24"/>
                 <w:u w:val="none"/>
-                <w:lang w:val="en-GB" w:eastAsia="en-GB"/>
+                <w:lang w:eastAsia="pt-PT"/>
                 <w14:ligatures w14:val="standardContextual"/>
               </w:rPr>
               <w:tab/>
@@ -2247,7 +2247,7 @@
                 <w:noProof/>
                 <w:webHidden/>
               </w:rPr>
-              <w:instrText xml:space="preserve"> PAGEREF _Toc231221404 \h </w:instrText>
+              <w:instrText xml:space="preserve"> PAGEREF _Toc232726707 \h </w:instrText>
             </w:r>
             <w:r>
               <w:rPr>
@@ -2267,7 +2267,7 @@
                 <w:noProof/>
                 <w:webHidden/>
               </w:rPr>
-              <w:t>13</w:t>
+              <w:t>15</w:t>
             </w:r>
             <w:r>
               <w:rPr>
@@ -2294,11 +2294,11 @@
               <w:kern w:val="2"/>
               <w:sz w:val="24"/>
               <w:szCs w:val="24"/>
-              <w:lang w:val="en-GB" w:eastAsia="en-GB"/>
+              <w:lang w:eastAsia="pt-PT"/>
               <w14:ligatures w14:val="standardContextual"/>
             </w:rPr>
           </w:pPr>
-          <w:hyperlink w:anchor="_Toc231221405" w:history="1">
+          <w:hyperlink w:anchor="_Toc232726708" w:history="1">
             <w:r>
               <w:rPr>
                 <w:rStyle w:val="Hiperligao"/>
@@ -2316,7 +2316,7 @@
                 <w:kern w:val="2"/>
                 <w:sz w:val="24"/>
                 <w:szCs w:val="24"/>
-                <w:lang w:val="en-GB" w:eastAsia="en-GB"/>
+                <w:lang w:eastAsia="pt-PT"/>
                 <w14:ligatures w14:val="standardContextual"/>
               </w:rPr>
               <w:tab/>
@@ -2347,7 +2347,7 @@
                 <w:noProof/>
                 <w:webHidden/>
               </w:rPr>
-              <w:instrText xml:space="preserve"> PAGEREF _Toc231221405 \h </w:instrText>
+              <w:instrText xml:space="preserve"> PAGEREF _Toc232726708 \h </w:instrText>
             </w:r>
             <w:r>
               <w:rPr>
@@ -2367,7 +2367,7 @@
                 <w:noProof/>
                 <w:webHidden/>
               </w:rPr>
-              <w:t>13</w:t>
+              <w:t>15</w:t>
             </w:r>
             <w:r>
               <w:rPr>
@@ -2394,11 +2394,11 @@
               <w:kern w:val="2"/>
               <w:sz w:val="24"/>
               <w:szCs w:val="24"/>
-              <w:lang w:val="en-GB" w:eastAsia="en-GB"/>
+              <w:lang w:eastAsia="pt-PT"/>
               <w14:ligatures w14:val="standardContextual"/>
             </w:rPr>
           </w:pPr>
-          <w:hyperlink w:anchor="_Toc231221406" w:history="1">
+          <w:hyperlink w:anchor="_Toc232726709" w:history="1">
             <w:r>
               <w:rPr>
                 <w:rStyle w:val="Hiperligao"/>
@@ -2416,7 +2416,7 @@
                 <w:kern w:val="2"/>
                 <w:sz w:val="24"/>
                 <w:szCs w:val="24"/>
-                <w:lang w:val="en-GB" w:eastAsia="en-GB"/>
+                <w:lang w:eastAsia="pt-PT"/>
                 <w14:ligatures w14:val="standardContextual"/>
               </w:rPr>
               <w:tab/>
@@ -2447,7 +2447,7 @@
                 <w:noProof/>
                 <w:webHidden/>
               </w:rPr>
-              <w:instrText xml:space="preserve"> PAGEREF _Toc231221406 \h </w:instrText>
+              <w:instrText xml:space="preserve"> PAGEREF _Toc232726709 \h </w:instrText>
             </w:r>
             <w:r>
               <w:rPr>
@@ -2467,7 +2467,7 @@
                 <w:noProof/>
                 <w:webHidden/>
               </w:rPr>
-              <w:t>13</w:t>
+              <w:t>15</w:t>
             </w:r>
             <w:r>
               <w:rPr>
@@ -2494,11 +2494,11 @@
               <w:kern w:val="2"/>
               <w:sz w:val="24"/>
               <w:szCs w:val="24"/>
-              <w:lang w:val="en-GB" w:eastAsia="en-GB"/>
+              <w:lang w:eastAsia="pt-PT"/>
               <w14:ligatures w14:val="standardContextual"/>
             </w:rPr>
           </w:pPr>
-          <w:hyperlink w:anchor="_Toc231221407" w:history="1">
+          <w:hyperlink w:anchor="_Toc232726710" w:history="1">
             <w:r>
               <w:rPr>
                 <w:rStyle w:val="Hiperligao"/>
@@ -2516,7 +2516,7 @@
                 <w:kern w:val="2"/>
                 <w:sz w:val="24"/>
                 <w:szCs w:val="24"/>
-                <w:lang w:val="en-GB" w:eastAsia="en-GB"/>
+                <w:lang w:eastAsia="pt-PT"/>
                 <w14:ligatures w14:val="standardContextual"/>
               </w:rPr>
               <w:tab/>
@@ -2547,7 +2547,7 @@
                 <w:noProof/>
                 <w:webHidden/>
               </w:rPr>
-              <w:instrText xml:space="preserve"> PAGEREF _Toc231221407 \h </w:instrText>
+              <w:instrText xml:space="preserve"> PAGEREF _Toc232726710 \h </w:instrText>
             </w:r>
             <w:r>
               <w:rPr>
@@ -2567,7 +2567,7 @@
                 <w:noProof/>
                 <w:webHidden/>
               </w:rPr>
-              <w:t>13</w:t>
+              <w:t>16</w:t>
             </w:r>
             <w:r>
               <w:rPr>
@@ -2594,11 +2594,11 @@
               <w:kern w:val="2"/>
               <w:sz w:val="24"/>
               <w:szCs w:val="24"/>
-              <w:lang w:val="en-GB" w:eastAsia="en-GB"/>
+              <w:lang w:eastAsia="pt-PT"/>
               <w14:ligatures w14:val="standardContextual"/>
             </w:rPr>
           </w:pPr>
-          <w:hyperlink w:anchor="_Toc231221408" w:history="1">
+          <w:hyperlink w:anchor="_Toc232726711" w:history="1">
             <w:r>
               <w:rPr>
                 <w:rStyle w:val="Hiperligao"/>
@@ -2616,7 +2616,7 @@
                 <w:kern w:val="2"/>
                 <w:sz w:val="24"/>
                 <w:szCs w:val="24"/>
-                <w:lang w:val="en-GB" w:eastAsia="en-GB"/>
+                <w:lang w:eastAsia="pt-PT"/>
                 <w14:ligatures w14:val="standardContextual"/>
               </w:rPr>
               <w:tab/>
@@ -2647,7 +2647,7 @@
                 <w:noProof/>
                 <w:webHidden/>
               </w:rPr>
-              <w:instrText xml:space="preserve"> PAGEREF _Toc231221408 \h </w:instrText>
+              <w:instrText xml:space="preserve"> PAGEREF _Toc232726711 \h </w:instrText>
             </w:r>
             <w:r>
               <w:rPr>
@@ -2667,7 +2667,7 @@
                 <w:noProof/>
                 <w:webHidden/>
               </w:rPr>
-              <w:t>17</w:t>
+              <w:t>19</w:t>
             </w:r>
             <w:r>
               <w:rPr>
@@ -2692,11 +2692,11 @@
               <w:kern w:val="2"/>
               <w:sz w:val="24"/>
               <w:szCs w:val="24"/>
-              <w:lang w:val="en-GB" w:eastAsia="en-GB"/>
+              <w:lang w:eastAsia="pt-PT"/>
               <w14:ligatures w14:val="standardContextual"/>
             </w:rPr>
           </w:pPr>
-          <w:hyperlink w:anchor="_Toc231221409" w:history="1">
+          <w:hyperlink w:anchor="_Toc232726712" w:history="1">
             <w:r>
               <w:rPr>
                 <w:rStyle w:val="Hiperligao"/>
@@ -2712,7 +2712,7 @@
                 <w:kern w:val="2"/>
                 <w:sz w:val="24"/>
                 <w:szCs w:val="24"/>
-                <w:lang w:val="en-GB" w:eastAsia="en-GB"/>
+                <w:lang w:eastAsia="pt-PT"/>
                 <w14:ligatures w14:val="standardContextual"/>
               </w:rPr>
               <w:tab/>
@@ -2722,22 +2722,7 @@
                 <w:rStyle w:val="Hiperligao"/>
                 <w:noProof/>
               </w:rPr>
-              <w:t>Sprint 1 (</w:t>
-            </w:r>
-            <w:r>
-              <w:rPr>
-                <w:rStyle w:val="Hiperligao"/>
-                <w:noProof/>
-                <w:highlight w:val="yellow"/>
-              </w:rPr>
-              <w:t>Dia de Mês de Ano a Dia de Mês de Ano</w:t>
-            </w:r>
-            <w:r>
-              <w:rPr>
-                <w:rStyle w:val="Hiperligao"/>
-                <w:noProof/>
-              </w:rPr>
-              <w:t>)</w:t>
+              <w:t>Sprint 1 (6 de Maio de 2026)</w:t>
             </w:r>
             <w:r>
               <w:rPr>
@@ -2758,7 +2743,7 @@
                 <w:noProof/>
                 <w:webHidden/>
               </w:rPr>
-              <w:instrText xml:space="preserve"> PAGEREF _Toc231221409 \h </w:instrText>
+              <w:instrText xml:space="preserve"> PAGEREF _Toc232726712 \h </w:instrText>
             </w:r>
             <w:r>
               <w:rPr>
@@ -2778,7 +2763,7 @@
                 <w:noProof/>
                 <w:webHidden/>
               </w:rPr>
-              <w:t>17</w:t>
+              <w:t>19</w:t>
             </w:r>
             <w:r>
               <w:rPr>
@@ -2803,11 +2788,11 @@
               <w:kern w:val="2"/>
               <w:sz w:val="24"/>
               <w:szCs w:val="24"/>
-              <w:lang w:val="en-GB" w:eastAsia="en-GB"/>
+              <w:lang w:eastAsia="pt-PT"/>
               <w14:ligatures w14:val="standardContextual"/>
             </w:rPr>
           </w:pPr>
-          <w:hyperlink w:anchor="_Toc231221410" w:history="1">
+          <w:hyperlink w:anchor="_Toc232726713" w:history="1">
             <w:r>
               <w:rPr>
                 <w:rStyle w:val="Hiperligao"/>
@@ -2823,7 +2808,7 @@
                 <w:kern w:val="2"/>
                 <w:sz w:val="24"/>
                 <w:szCs w:val="24"/>
-                <w:lang w:val="en-GB" w:eastAsia="en-GB"/>
+                <w:lang w:eastAsia="pt-PT"/>
                 <w14:ligatures w14:val="standardContextual"/>
               </w:rPr>
               <w:tab/>
@@ -2833,22 +2818,7 @@
                 <w:rStyle w:val="Hiperligao"/>
                 <w:noProof/>
               </w:rPr>
-              <w:t>Sprint 2 (</w:t>
-            </w:r>
-            <w:r>
-              <w:rPr>
-                <w:rStyle w:val="Hiperligao"/>
-                <w:noProof/>
-                <w:highlight w:val="yellow"/>
-              </w:rPr>
-              <w:t>Dia de Mês de Ano a Dia de Mês de Ano</w:t>
-            </w:r>
-            <w:r>
-              <w:rPr>
-                <w:rStyle w:val="Hiperligao"/>
-                <w:noProof/>
-              </w:rPr>
-              <w:t>)</w:t>
+              <w:t>Sprint 2 (20 de Maio de 2026)</w:t>
             </w:r>
             <w:r>
               <w:rPr>
@@ -2869,7 +2839,7 @@
                 <w:noProof/>
                 <w:webHidden/>
               </w:rPr>
-              <w:instrText xml:space="preserve"> PAGEREF _Toc231221410 \h </w:instrText>
+              <w:instrText xml:space="preserve"> PAGEREF _Toc232726713 \h </w:instrText>
             </w:r>
             <w:r>
               <w:rPr>
@@ -2889,7 +2859,7 @@
                 <w:noProof/>
                 <w:webHidden/>
               </w:rPr>
-              <w:t>19</w:t>
+              <w:t>20</w:t>
             </w:r>
             <w:r>
               <w:rPr>
@@ -2914,11 +2884,11 @@
               <w:kern w:val="2"/>
               <w:sz w:val="24"/>
               <w:szCs w:val="24"/>
-              <w:lang w:val="en-GB" w:eastAsia="en-GB"/>
+              <w:lang w:eastAsia="pt-PT"/>
               <w14:ligatures w14:val="standardContextual"/>
             </w:rPr>
           </w:pPr>
-          <w:hyperlink w:anchor="_Toc231221411" w:history="1">
+          <w:hyperlink w:anchor="_Toc232726714" w:history="1">
             <w:r>
               <w:rPr>
                 <w:rStyle w:val="Hiperligao"/>
@@ -2934,7 +2904,7 @@
                 <w:kern w:val="2"/>
                 <w:sz w:val="24"/>
                 <w:szCs w:val="24"/>
-                <w:lang w:val="en-GB" w:eastAsia="en-GB"/>
+                <w:lang w:eastAsia="pt-PT"/>
                 <w14:ligatures w14:val="standardContextual"/>
               </w:rPr>
               <w:tab/>
@@ -2944,22 +2914,7 @@
                 <w:rStyle w:val="Hiperligao"/>
                 <w:noProof/>
               </w:rPr>
-              <w:t>Sprint 3 (</w:t>
-            </w:r>
-            <w:r>
-              <w:rPr>
-                <w:rStyle w:val="Hiperligao"/>
-                <w:noProof/>
-                <w:highlight w:val="yellow"/>
-              </w:rPr>
-              <w:t>Dia de Mês de Ano a Dia de Mês de Ano</w:t>
-            </w:r>
-            <w:r>
-              <w:rPr>
-                <w:rStyle w:val="Hiperligao"/>
-                <w:noProof/>
-              </w:rPr>
-              <w:t>)</w:t>
+              <w:t>Sprint 3 (5 de Junho de 2026)</w:t>
             </w:r>
             <w:r>
               <w:rPr>
@@ -2980,7 +2935,7 @@
                 <w:noProof/>
                 <w:webHidden/>
               </w:rPr>
-              <w:instrText xml:space="preserve"> PAGEREF _Toc231221411 \h </w:instrText>
+              <w:instrText xml:space="preserve"> PAGEREF _Toc232726714 \h </w:instrText>
             </w:r>
             <w:r>
               <w:rPr>
@@ -3000,7 +2955,7 @@
                 <w:noProof/>
                 <w:webHidden/>
               </w:rPr>
-              <w:t>21</w:t>
+              <w:t>22</w:t>
             </w:r>
             <w:r>
               <w:rPr>
@@ -3027,11 +2982,11 @@
               <w:kern w:val="2"/>
               <w:sz w:val="24"/>
               <w:szCs w:val="24"/>
-              <w:lang w:val="en-GB" w:eastAsia="en-GB"/>
+              <w:lang w:eastAsia="pt-PT"/>
               <w14:ligatures w14:val="standardContextual"/>
             </w:rPr>
           </w:pPr>
-          <w:hyperlink w:anchor="_Toc231221412" w:history="1">
+          <w:hyperlink w:anchor="_Toc232726715" w:history="1">
             <w:r>
               <w:rPr>
                 <w:rStyle w:val="Hiperligao"/>
@@ -3049,7 +3004,7 @@
                 <w:kern w:val="2"/>
                 <w:sz w:val="24"/>
                 <w:szCs w:val="24"/>
-                <w:lang w:val="en-GB" w:eastAsia="en-GB"/>
+                <w:lang w:eastAsia="pt-PT"/>
                 <w14:ligatures w14:val="standardContextual"/>
               </w:rPr>
               <w:tab/>
@@ -3089,7 +3044,7 @@
                 <w:noProof/>
                 <w:webHidden/>
               </w:rPr>
-              <w:instrText xml:space="preserve"> PAGEREF _Toc231221412 \h </w:instrText>
+              <w:instrText xml:space="preserve"> PAGEREF _Toc232726715 \h </w:instrText>
             </w:r>
             <w:r>
               <w:rPr>
@@ -3109,7 +3064,7 @@
                 <w:noProof/>
                 <w:webHidden/>
               </w:rPr>
-              <w:t>22</w:t>
+              <w:t>25</w:t>
             </w:r>
             <w:r>
               <w:rPr>
@@ -3137,11 +3092,11 @@
               <w:sz w:val="24"/>
               <w:szCs w:val="24"/>
               <w:u w:val="none"/>
-              <w:lang w:val="en-GB" w:eastAsia="en-GB"/>
+              <w:lang w:eastAsia="pt-PT"/>
               <w14:ligatures w14:val="standardContextual"/>
             </w:rPr>
           </w:pPr>
-          <w:hyperlink w:anchor="_Toc231221413" w:history="1">
+          <w:hyperlink w:anchor="_Toc232726716" w:history="1">
             <w:r>
               <w:rPr>
                 <w:rStyle w:val="Hiperligao"/>
@@ -3160,7 +3115,7 @@
                 <w:sz w:val="24"/>
                 <w:szCs w:val="24"/>
                 <w:u w:val="none"/>
-                <w:lang w:val="en-GB" w:eastAsia="en-GB"/>
+                <w:lang w:eastAsia="pt-PT"/>
                 <w14:ligatures w14:val="standardContextual"/>
               </w:rPr>
               <w:tab/>
@@ -3191,7 +3146,7 @@
                 <w:noProof/>
                 <w:webHidden/>
               </w:rPr>
-              <w:instrText xml:space="preserve"> PAGEREF _Toc231221413 \h </w:instrText>
+              <w:instrText xml:space="preserve"> PAGEREF _Toc232726716 \h </w:instrText>
             </w:r>
             <w:r>
               <w:rPr>
@@ -3211,7 +3166,7 @@
                 <w:noProof/>
                 <w:webHidden/>
               </w:rPr>
-              <w:t>24</w:t>
+              <w:t>26</w:t>
             </w:r>
             <w:r>
               <w:rPr>
@@ -3266,7 +3221,7 @@
           <w:noProof/>
         </w:rPr>
       </w:pPr>
-      <w:bookmarkStart w:id="0" w:name="_Toc231221391"/>
+      <w:bookmarkStart w:id="0" w:name="_Toc232726694"/>
       <w:r>
         <w:rPr>
           <w:noProof/>
@@ -3470,7 +3425,7 @@
         </w:numPr>
         <w:ind w:left="432" w:hanging="432"/>
       </w:pPr>
-      <w:bookmarkStart w:id="1" w:name="_Toc231221392"/>
+      <w:bookmarkStart w:id="1" w:name="_Toc232726695"/>
       <w:r>
         <w:lastRenderedPageBreak/>
         <w:t>Índice de Tabelas</w:t>
@@ -3871,7 +3826,7 @@
       <w:pPr>
         <w:pStyle w:val="Ttulo1"/>
       </w:pPr>
-      <w:bookmarkStart w:id="2" w:name="_Toc231221393"/>
+      <w:bookmarkStart w:id="2" w:name="_Toc232726696"/>
       <w:r>
         <w:lastRenderedPageBreak/>
         <w:t>Introdução</w:t>
@@ -4020,7 +3975,7 @@
           <w:noProof/>
         </w:rPr>
       </w:pPr>
-      <w:bookmarkStart w:id="3" w:name="_Toc231221394"/>
+      <w:bookmarkStart w:id="3" w:name="_Toc232726697"/>
       <w:r>
         <w:rPr>
           <w:noProof/>
@@ -4135,7 +4090,7 @@
       <w:pPr>
         <w:pStyle w:val="Ttulo1"/>
       </w:pPr>
-      <w:bookmarkStart w:id="4" w:name="_Toc231221395"/>
+      <w:bookmarkStart w:id="4" w:name="_Toc232726698"/>
       <w:r>
         <w:lastRenderedPageBreak/>
         <w:t>Especificação do Sistema</w:t>
@@ -4162,7 +4117,7 @@
       <w:pPr>
         <w:pStyle w:val="Ttulo2"/>
       </w:pPr>
-      <w:bookmarkStart w:id="5" w:name="_Toc231221396"/>
+      <w:bookmarkStart w:id="5" w:name="_Toc232726699"/>
       <w:r>
         <w:t>Análise Concorrencial</w:t>
       </w:r>
@@ -4178,7 +4133,7 @@
       <w:pPr>
         <w:pStyle w:val="Ttulo3"/>
       </w:pPr>
-      <w:bookmarkStart w:id="6" w:name="_Toc231221397"/>
+      <w:bookmarkStart w:id="6" w:name="_Toc232726700"/>
       <w:r>
         <w:t>AnyList</w:t>
       </w:r>
@@ -4254,7 +4209,7 @@
                 <w:noProof/>
               </w:rPr>
               <w:drawing>
-                <wp:inline distT="0" distB="0" distL="0" distR="0" wp14:anchorId="15730833" wp14:editId="482D4EEE">
+                <wp:inline distT="0" distB="0" distL="0" distR="0" wp14:anchorId="15730833" wp14:editId="1BBA17AE">
                   <wp:extent cx="3440951" cy="2821880"/>
                   <wp:effectExtent l="0" t="0" r="7620" b="0"/>
                   <wp:docPr id="128556463" name="Picture 2" descr="AnyList - About AnyList for the Web"/>
@@ -4585,7 +4540,7 @@
       <w:pPr>
         <w:pStyle w:val="Ttulo3"/>
       </w:pPr>
-      <w:bookmarkStart w:id="8" w:name="_Toc231221398"/>
+      <w:bookmarkStart w:id="8" w:name="_Toc232726701"/>
       <w:r>
         <w:t>Bring!</w:t>
       </w:r>
@@ -4987,27 +4942,13 @@
           <w:lang w:val="en-GB"/>
         </w:rPr>
       </w:pPr>
-      <w:bookmarkStart w:id="10" w:name="_Toc231221399"/>
+      <w:bookmarkStart w:id="10" w:name="_Toc232726702"/>
       <w:r>
         <w:rPr>
           <w:lang w:val="en-GB"/>
         </w:rPr>
         <w:lastRenderedPageBreak/>
-        <w:t xml:space="preserve">YNAB (You Need </w:t>
-      </w:r>
-      <w:proofErr w:type="gramStart"/>
-      <w:r>
-        <w:rPr>
-          <w:lang w:val="en-GB"/>
-        </w:rPr>
-        <w:t>A</w:t>
-      </w:r>
-      <w:proofErr w:type="gramEnd"/>
-      <w:r>
-        <w:rPr>
-          <w:lang w:val="en-GB"/>
-        </w:rPr>
-        <w:t xml:space="preserve"> B</w:t>
+        <w:t>YNAB (You Need A B</w:t>
       </w:r>
       <w:r>
         <w:rPr>
@@ -5185,21 +5126,7 @@
               <w:rPr>
                 <w:lang w:val="en-GB"/>
               </w:rPr>
-              <w:t xml:space="preserve">YNAB – You Need </w:t>
-            </w:r>
-            <w:proofErr w:type="gramStart"/>
-            <w:r>
-              <w:rPr>
-                <w:lang w:val="en-GB"/>
-              </w:rPr>
-              <w:t>A</w:t>
-            </w:r>
-            <w:proofErr w:type="gramEnd"/>
-            <w:r>
-              <w:rPr>
-                <w:lang w:val="en-GB"/>
-              </w:rPr>
-              <w:t xml:space="preserve"> Budget</w:t>
+              <w:t>YNAB – You Need A Budget</w:t>
             </w:r>
           </w:p>
         </w:tc>
@@ -5426,7 +5353,7 @@
       <w:pPr>
         <w:pStyle w:val="Ttulo3"/>
       </w:pPr>
-      <w:bookmarkStart w:id="12" w:name="_Toc231221400"/>
+      <w:bookmarkStart w:id="12" w:name="_Toc232726703"/>
       <w:r>
         <w:t>Comparação dos Sistemas</w:t>
       </w:r>
@@ -6262,7 +6189,7 @@
       <w:pPr>
         <w:pStyle w:val="Ttulo3"/>
       </w:pPr>
-      <w:bookmarkStart w:id="14" w:name="_Toc231221401"/>
+      <w:bookmarkStart w:id="14" w:name="_Toc232726704"/>
       <w:r>
         <w:t>Enquadramento da análise concorrencial no SI</w:t>
       </w:r>
@@ -6303,7 +6230,7 @@
       <w:pPr>
         <w:pStyle w:val="Ttulo2"/>
       </w:pPr>
-      <w:bookmarkStart w:id="15" w:name="_Toc231221402"/>
+      <w:bookmarkStart w:id="15" w:name="_Toc232726705"/>
       <w:r>
         <w:lastRenderedPageBreak/>
         <w:t>Wireframes/Mockups</w:t>
@@ -6592,7 +6519,7 @@
         <w:pStyle w:val="Ttulo2"/>
       </w:pPr>
       <w:bookmarkStart w:id="16" w:name="_Toc102664379"/>
-      <w:bookmarkStart w:id="17" w:name="_Toc231221403"/>
+      <w:bookmarkStart w:id="17" w:name="_Toc232726706"/>
       <w:r>
         <w:t>Diagrama de Classes</w:t>
       </w:r>
@@ -6703,7 +6630,7 @@
       <w:pPr>
         <w:pStyle w:val="Ttulo1"/>
       </w:pPr>
-      <w:bookmarkStart w:id="20" w:name="_Toc231221404"/>
+      <w:bookmarkStart w:id="20" w:name="_Toc232726707"/>
       <w:r>
         <w:lastRenderedPageBreak/>
         <w:t>Scrum</w:t>
@@ -6726,7 +6653,7 @@
       <w:pPr>
         <w:pStyle w:val="Ttulo2"/>
       </w:pPr>
-      <w:bookmarkStart w:id="21" w:name="_Toc231221405"/>
+      <w:bookmarkStart w:id="21" w:name="_Toc232726708"/>
       <w:r>
         <w:t>Aplicação do Scrum ao Projeto</w:t>
       </w:r>
@@ -6788,7 +6715,7 @@
       <w:pPr>
         <w:pStyle w:val="Ttulo2"/>
       </w:pPr>
-      <w:bookmarkStart w:id="22" w:name="_Toc231221406"/>
+      <w:bookmarkStart w:id="22" w:name="_Toc232726709"/>
       <w:r>
         <w:t>Stakeholders e Scrum Team</w:t>
       </w:r>
@@ -7216,7 +7143,7 @@
       <w:pPr>
         <w:pStyle w:val="Ttulo2"/>
       </w:pPr>
-      <w:bookmarkStart w:id="24" w:name="_Toc231221407"/>
+      <w:bookmarkStart w:id="24" w:name="_Toc232726710"/>
       <w:r>
         <w:lastRenderedPageBreak/>
         <w:t>User Stories</w:t>
@@ -10261,7 +10188,7 @@
       <w:pPr>
         <w:pStyle w:val="Ttulo2"/>
       </w:pPr>
-      <w:bookmarkStart w:id="25" w:name="_Toc231221408"/>
+      <w:bookmarkStart w:id="25" w:name="_Toc232726711"/>
       <w:r>
         <w:lastRenderedPageBreak/>
         <w:t>Execução do projeto</w:t>
@@ -10272,7 +10199,7 @@
       <w:pPr>
         <w:pStyle w:val="Ttulo3"/>
       </w:pPr>
-      <w:bookmarkStart w:id="26" w:name="_Toc231221409"/>
+      <w:bookmarkStart w:id="26" w:name="_Toc232726712"/>
       <w:r>
         <w:t>Sprint 1 (</w:t>
       </w:r>
@@ -11111,14 +11038,7 @@
                 <w:b w:val="0"/>
                 <w:bCs w:val="0"/>
               </w:rPr>
-              <w:t xml:space="preserve">Pontos </w:t>
-            </w:r>
-            <w:r>
-              <w:rPr>
-                <w:b w:val="0"/>
-                <w:bCs w:val="0"/>
-              </w:rPr>
-              <w:t>Negativos: (Nada)</w:t>
+              <w:t>Pontos Negativos: (Nada)</w:t>
             </w:r>
           </w:p>
           <w:p>
@@ -11190,20 +11110,12 @@
       <w:pPr>
         <w:pStyle w:val="Ttulo3"/>
       </w:pPr>
-      <w:bookmarkStart w:id="27" w:name="_Toc231221410"/>
+      <w:bookmarkStart w:id="27" w:name="_Toc232726713"/>
       <w:r>
         <w:t>Sprint 2 (</w:t>
       </w:r>
       <w:r>
-        <w:t xml:space="preserve">20 de </w:t>
-      </w:r>
-      <w:proofErr w:type="gramStart"/>
-      <w:r>
-        <w:t>Maio</w:t>
-      </w:r>
-      <w:proofErr w:type="gramEnd"/>
-      <w:r>
-        <w:t xml:space="preserve"> de 2026</w:t>
+        <w:t>20 de Maio de 2026</w:t>
       </w:r>
       <w:r>
         <w:t>)</w:t>
@@ -11330,15 +11242,7 @@
               <w:t>20</w:t>
             </w:r>
             <w:r>
-              <w:t xml:space="preserve"> de </w:t>
-            </w:r>
-            <w:proofErr w:type="gramStart"/>
-            <w:r>
-              <w:t>Maio</w:t>
-            </w:r>
-            <w:proofErr w:type="gramEnd"/>
-            <w:r>
-              <w:t xml:space="preserve"> de 20</w:t>
+              <w:t xml:space="preserve"> de Maio de 20</w:t>
             </w:r>
             <w:r>
               <w:t>26</w:t>
@@ -11512,15 +11416,7 @@
               <w:t>&lt;</w:t>
             </w:r>
             <w:r>
-              <w:t xml:space="preserve">20 de </w:t>
-            </w:r>
-            <w:proofErr w:type="gramStart"/>
-            <w:r>
-              <w:t>Maio</w:t>
-            </w:r>
-            <w:proofErr w:type="gramEnd"/>
-            <w:r>
-              <w:t xml:space="preserve"> de 2026</w:t>
+              <w:t>20 de Maio de 2026</w:t>
             </w:r>
             <w:r>
               <w:t>&gt;</w:t>
@@ -12277,15 +12173,7 @@
               <w:cnfStyle w:val="000000100000" w:firstRow="0" w:lastRow="0" w:firstColumn="0" w:lastColumn="0" w:oddVBand="0" w:evenVBand="0" w:oddHBand="1" w:evenHBand="0" w:firstRowFirstColumn="0" w:firstRowLastColumn="0" w:lastRowFirstColumn="0" w:lastRowLastColumn="0"/>
             </w:pPr>
             <w:r>
-              <w:t xml:space="preserve">&lt;20 de </w:t>
-            </w:r>
-            <w:proofErr w:type="gramStart"/>
-            <w:r>
-              <w:t>Maio</w:t>
-            </w:r>
-            <w:proofErr w:type="gramEnd"/>
-            <w:r>
-              <w:t xml:space="preserve"> de 2026&gt;</w:t>
+              <w:t>&lt;20 de Maio de 2026&gt;</w:t>
             </w:r>
           </w:p>
         </w:tc>
@@ -12461,20 +12349,12 @@
       <w:pPr>
         <w:pStyle w:val="Ttulo3"/>
       </w:pPr>
-      <w:bookmarkStart w:id="28" w:name="_Toc231221411"/>
+      <w:bookmarkStart w:id="28" w:name="_Toc232726714"/>
       <w:r>
         <w:t>Sprint 3 (</w:t>
       </w:r>
       <w:r>
-        <w:t xml:space="preserve">5 de </w:t>
-      </w:r>
-      <w:proofErr w:type="gramStart"/>
-      <w:r>
-        <w:t>Junho</w:t>
-      </w:r>
-      <w:proofErr w:type="gramEnd"/>
-      <w:r>
-        <w:t xml:space="preserve"> de 2026</w:t>
+        <w:t>5 de Junho de 2026</w:t>
       </w:r>
       <w:r>
         <w:t>)</w:t>
@@ -12580,15 +12460,7 @@
               <w:t>&lt;</w:t>
             </w:r>
             <w:r>
-              <w:t xml:space="preserve">5 de </w:t>
-            </w:r>
-            <w:proofErr w:type="gramStart"/>
-            <w:r>
-              <w:t>Junho</w:t>
-            </w:r>
-            <w:proofErr w:type="gramEnd"/>
-            <w:r>
-              <w:t xml:space="preserve"> de 2026</w:t>
+              <w:t>5 de Junho de 2026</w:t>
             </w:r>
             <w:r>
               <w:t>&gt;</w:t>
@@ -12748,15 +12620,7 @@
               <w:cnfStyle w:val="000000100000" w:firstRow="0" w:lastRow="0" w:firstColumn="0" w:lastColumn="0" w:oddVBand="0" w:evenVBand="0" w:oddHBand="1" w:evenHBand="0" w:firstRowFirstColumn="0" w:firstRowLastColumn="0" w:lastRowFirstColumn="0" w:lastRowLastColumn="0"/>
             </w:pPr>
             <w:r>
-              <w:t xml:space="preserve">&lt;5 de </w:t>
-            </w:r>
-            <w:proofErr w:type="gramStart"/>
-            <w:r>
-              <w:t>Junho</w:t>
-            </w:r>
-            <w:proofErr w:type="gramEnd"/>
-            <w:r>
-              <w:t xml:space="preserve"> de 2026&gt;</w:t>
+              <w:t>&lt;5 de Junho de 2026&gt;</w:t>
             </w:r>
           </w:p>
         </w:tc>
@@ -13725,15 +13589,7 @@
               <w:cnfStyle w:val="000000100000" w:firstRow="0" w:lastRow="0" w:firstColumn="0" w:lastColumn="0" w:oddVBand="0" w:evenVBand="0" w:oddHBand="1" w:evenHBand="0" w:firstRowFirstColumn="0" w:firstRowLastColumn="0" w:lastRowFirstColumn="0" w:lastRowLastColumn="0"/>
             </w:pPr>
             <w:r>
-              <w:t xml:space="preserve">&lt;5 de </w:t>
-            </w:r>
-            <w:proofErr w:type="gramStart"/>
-            <w:r>
-              <w:t>Junho</w:t>
-            </w:r>
-            <w:proofErr w:type="gramEnd"/>
-            <w:r>
-              <w:t xml:space="preserve"> de 2026&gt;</w:t>
+              <w:t>&lt;5 de Junho de 2026&gt;</w:t>
             </w:r>
           </w:p>
         </w:tc>
@@ -13911,7 +13767,7 @@
       <w:pPr>
         <w:pStyle w:val="Ttulo2"/>
       </w:pPr>
-      <w:bookmarkStart w:id="29" w:name="_Toc231221412"/>
+      <w:bookmarkStart w:id="29" w:name="_Toc232726715"/>
       <w:proofErr w:type="spellStart"/>
       <w:r>
         <w:rPr>
@@ -14486,7 +14342,7 @@
       <w:pPr>
         <w:pStyle w:val="Ttulo1"/>
       </w:pPr>
-      <w:bookmarkStart w:id="30" w:name="_Toc231221413"/>
+      <w:bookmarkStart w:id="30" w:name="_Toc232726716"/>
       <w:r>
         <w:lastRenderedPageBreak/>
         <w:t>Conclus</w:t>
@@ -14500,13 +14356,61 @@
       <w:pPr>
         <w:rPr>
           <w:highlight w:val="yellow"/>
+          <w:u w:val="single"/>
         </w:rPr>
       </w:pPr>
       <w:r>
         <w:rPr>
           <w:highlight w:val="yellow"/>
         </w:rPr>
-        <w:t>&lt;Conclusões acerca do projeto:</w:t>
+        <w:t xml:space="preserve">Ao longo das 3 sprint o projeto </w:t>
+      </w:r>
+      <w:proofErr w:type="spellStart"/>
+      <w:r>
+        <w:rPr>
+          <w:highlight w:val="yellow"/>
+        </w:rPr>
+        <w:t>iShopping</w:t>
+      </w:r>
+      <w:proofErr w:type="spellEnd"/>
+      <w:r>
+        <w:rPr>
+          <w:highlight w:val="yellow"/>
+        </w:rPr>
+        <w:t xml:space="preserve"> foi concluído com sucesso, com as implementações e funcionalidades planeadas, principalmente a gestão das compras e dos orçamentos e também </w:t>
+      </w:r>
+      <w:r>
+        <w:rPr>
+          <w:highlight w:val="yellow"/>
+          <w:u w:val="single"/>
+        </w:rPr>
+        <w:t>conseguir</w:t>
+      </w:r>
+      <w:r>
+        <w:rPr>
+          <w:highlight w:val="yellow"/>
+        </w:rPr>
+        <w:t xml:space="preserve"> fazer um recibo no final. Durante o desenvolvimento da aplicação alguns problemas foram surgindo como erro na execução do programa, lógica do código não funcional e etc. Para a correção do problema de execução foi utilizado o GitHub Desktop para verificar qual a linha adicionada que o erro apareceu e nos problemas de lógica foi utilizado a inteligência artificial e alguns site</w:t>
+      </w:r>
+      <w:r>
+        <w:rPr>
+          <w:highlight w:val="yellow"/>
+        </w:rPr>
+        <w:t>/</w:t>
+      </w:r>
+      <w:proofErr w:type="spellStart"/>
+      <w:r>
+        <w:rPr>
+          <w:highlight w:val="yellow"/>
+        </w:rPr>
+        <w:t>forums</w:t>
+      </w:r>
+      <w:proofErr w:type="spellEnd"/>
+      <w:r>
+        <w:rPr>
+          <w:highlight w:val="yellow"/>
+        </w:rPr>
+        <w:t xml:space="preserve"> sobre o programação.</w:t>
       </w:r>
     </w:p>
     <w:p>
@@ -14748,7 +14652,25 @@
         <w:rPr>
           <w:highlight w:val="yellow"/>
         </w:rPr>
-        <w:t xml:space="preserve">a finalidade do uso; </w:t>
+        <w:t>Ajuda no relatório</w:t>
+      </w:r>
+      <w:r>
+        <w:rPr>
+          <w:highlight w:val="yellow"/>
+        </w:rPr>
+        <w:t>/</w:t>
+      </w:r>
+      <w:r>
+        <w:rPr>
+          <w:highlight w:val="yellow"/>
+        </w:rPr>
+        <w:t>código e revisão do mesmo</w:t>
+      </w:r>
+      <w:r>
+        <w:rPr>
+          <w:highlight w:val="yellow"/>
+        </w:rPr>
+        <w:t xml:space="preserve">; </w:t>
       </w:r>
     </w:p>
     <w:p>

--- a/IPL-TeSP-PSI-MDS-2526-Template_Projeto.docx
+++ b/IPL-TeSP-PSI-MDS-2526-Template_Projeto.docx
@@ -3995,10 +3995,18 @@
         <w:t xml:space="preserve"> é feita </w:t>
       </w:r>
       <w:r>
-        <w:t xml:space="preserve">a introdução do </w:t>
-      </w:r>
-      <w:r>
-        <w:t>, descrevendo os seus objetivos, a equipa envolvida e a metodologia de desenvolvimento adotada.</w:t>
+        <w:t xml:space="preserve">a introdução </w:t>
+      </w:r>
+      <w:proofErr w:type="gramStart"/>
+      <w:r>
+        <w:t xml:space="preserve">do </w:t>
+      </w:r>
+      <w:r>
+        <w:t>,</w:t>
+      </w:r>
+      <w:proofErr w:type="gramEnd"/>
+      <w:r>
+        <w:t xml:space="preserve"> descrevendo os seus objetivos, a equipa envolvida e a metodologia de desenvolvimento adotada.</w:t>
       </w:r>
     </w:p>
     <w:p>
@@ -4209,7 +4217,7 @@
                 <w:noProof/>
               </w:rPr>
               <w:drawing>
-                <wp:inline distT="0" distB="0" distL="0" distR="0" wp14:anchorId="15730833" wp14:editId="1BBA17AE">
+                <wp:inline distT="0" distB="0" distL="0" distR="0" wp14:anchorId="15730833" wp14:editId="6935C0EA">
                   <wp:extent cx="3440951" cy="2821880"/>
                   <wp:effectExtent l="0" t="0" r="7620" b="0"/>
                   <wp:docPr id="128556463" name="Picture 2" descr="AnyList - About AnyList for the Web"/>
@@ -4948,7 +4956,21 @@
           <w:lang w:val="en-GB"/>
         </w:rPr>
         <w:lastRenderedPageBreak/>
-        <w:t>YNAB (You Need A B</w:t>
+        <w:t xml:space="preserve">YNAB (You Need </w:t>
+      </w:r>
+      <w:proofErr w:type="gramStart"/>
+      <w:r>
+        <w:rPr>
+          <w:lang w:val="en-GB"/>
+        </w:rPr>
+        <w:t>A</w:t>
+      </w:r>
+      <w:proofErr w:type="gramEnd"/>
+      <w:r>
+        <w:rPr>
+          <w:lang w:val="en-GB"/>
+        </w:rPr>
+        <w:t xml:space="preserve"> B</w:t>
       </w:r>
       <w:r>
         <w:rPr>
@@ -5126,7 +5148,21 @@
               <w:rPr>
                 <w:lang w:val="en-GB"/>
               </w:rPr>
-              <w:t>YNAB – You Need A Budget</w:t>
+              <w:t xml:space="preserve">YNAB – You Need </w:t>
+            </w:r>
+            <w:proofErr w:type="gramStart"/>
+            <w:r>
+              <w:rPr>
+                <w:lang w:val="en-GB"/>
+              </w:rPr>
+              <w:t>A</w:t>
+            </w:r>
+            <w:proofErr w:type="gramEnd"/>
+            <w:r>
+              <w:rPr>
+                <w:lang w:val="en-GB"/>
+              </w:rPr>
+              <w:t xml:space="preserve"> Budget</w:t>
             </w:r>
           </w:p>
         </w:tc>
@@ -10204,7 +10240,15 @@
         <w:t>Sprint 1 (</w:t>
       </w:r>
       <w:r>
-        <w:t>6 de Maio de 2026</w:t>
+        <w:t xml:space="preserve">6 de </w:t>
+      </w:r>
+      <w:proofErr w:type="gramStart"/>
+      <w:r>
+        <w:t>Maio</w:t>
+      </w:r>
+      <w:proofErr w:type="gramEnd"/>
+      <w:r>
+        <w:t xml:space="preserve"> de 2026</w:t>
       </w:r>
       <w:r>
         <w:t>)</w:t>
@@ -10311,7 +10355,15 @@
               <w:t>6</w:t>
             </w:r>
             <w:r>
-              <w:t xml:space="preserve"> de Maio de 20</w:t>
+              <w:t xml:space="preserve"> de </w:t>
+            </w:r>
+            <w:proofErr w:type="gramStart"/>
+            <w:r>
+              <w:t>Maio</w:t>
+            </w:r>
+            <w:proofErr w:type="gramEnd"/>
+            <w:r>
+              <w:t xml:space="preserve"> de 20</w:t>
             </w:r>
             <w:r>
               <w:t>26</w:t>
@@ -10477,7 +10529,15 @@
               <w:t>6</w:t>
             </w:r>
             <w:r>
-              <w:t xml:space="preserve"> de Maio de 20</w:t>
+              <w:t xml:space="preserve"> de </w:t>
+            </w:r>
+            <w:proofErr w:type="gramStart"/>
+            <w:r>
+              <w:t>Maio</w:t>
+            </w:r>
+            <w:proofErr w:type="gramEnd"/>
+            <w:r>
+              <w:t xml:space="preserve"> de 20</w:t>
             </w:r>
             <w:r>
               <w:t>26</w:t>
@@ -10919,7 +10979,15 @@
               <w:t>6</w:t>
             </w:r>
             <w:r>
-              <w:t xml:space="preserve"> de Maio de 20</w:t>
+              <w:t xml:space="preserve"> de </w:t>
+            </w:r>
+            <w:proofErr w:type="gramStart"/>
+            <w:r>
+              <w:t>Maio</w:t>
+            </w:r>
+            <w:proofErr w:type="gramEnd"/>
+            <w:r>
+              <w:t xml:space="preserve"> de 20</w:t>
             </w:r>
             <w:r>
               <w:t>26</w:t>
@@ -10947,58 +11015,6 @@
             </w:r>
             <w:r>
               <w:t xml:space="preserve">: </w:t>
-            </w:r>
-            <w:r>
-              <w:rPr>
-                <w:b w:val="0"/>
-                <w:bCs w:val="0"/>
-                <w:highlight w:val="yellow"/>
-              </w:rPr>
-              <w:t>&lt;pontos positivos, negativos, identificar melhorias no processo para evitar novos erros</w:t>
-            </w:r>
-            <w:r>
-              <w:rPr>
-                <w:b w:val="0"/>
-                <w:bCs w:val="0"/>
-                <w:highlight w:val="yellow"/>
-              </w:rPr>
-              <w:t xml:space="preserve">, tirar conclusões acerca de 1 dos gráficos de </w:t>
-            </w:r>
-            <w:r>
-              <w:rPr>
-                <w:b w:val="0"/>
-                <w:bCs w:val="0"/>
-                <w:i/>
-                <w:iCs/>
-                <w:highlight w:val="yellow"/>
-              </w:rPr>
-              <w:t>burn down</w:t>
-            </w:r>
-            <w:r>
-              <w:rPr>
-                <w:b w:val="0"/>
-                <w:bCs w:val="0"/>
-                <w:highlight w:val="yellow"/>
-              </w:rPr>
-              <w:t xml:space="preserve"> ou </w:t>
-            </w:r>
-            <w:r>
-              <w:rPr>
-                <w:b w:val="0"/>
-                <w:bCs w:val="0"/>
-                <w:i/>
-                <w:iCs/>
-                <w:highlight w:val="yellow"/>
-              </w:rPr>
-              <w:t>burn up</w:t>
-            </w:r>
-            <w:r>
-              <w:rPr>
-                <w:b w:val="0"/>
-                <w:bCs w:val="0"/>
-                <w:highlight w:val="yellow"/>
-              </w:rPr>
-              <w:t>&gt;</w:t>
             </w:r>
           </w:p>
           <w:p>
@@ -11115,7 +11131,15 @@
         <w:t>Sprint 2 (</w:t>
       </w:r>
       <w:r>
-        <w:t>20 de Maio de 2026</w:t>
+        <w:t xml:space="preserve">20 de </w:t>
+      </w:r>
+      <w:proofErr w:type="gramStart"/>
+      <w:r>
+        <w:t>Maio</w:t>
+      </w:r>
+      <w:proofErr w:type="gramEnd"/>
+      <w:r>
+        <w:t xml:space="preserve"> de 2026</w:t>
       </w:r>
       <w:r>
         <w:t>)</w:t>
@@ -11223,6 +11247,7 @@
               </w:rPr>
             </w:pPr>
             <w:r>
+              <w:lastRenderedPageBreak/>
               <w:t>Data:</w:t>
             </w:r>
           </w:p>
@@ -11242,7 +11267,15 @@
               <w:t>20</w:t>
             </w:r>
             <w:r>
-              <w:t xml:space="preserve"> de Maio de 20</w:t>
+              <w:t xml:space="preserve"> de </w:t>
+            </w:r>
+            <w:proofErr w:type="gramStart"/>
+            <w:r>
+              <w:t>Maio</w:t>
+            </w:r>
+            <w:proofErr w:type="gramEnd"/>
+            <w:r>
+              <w:t xml:space="preserve"> de 20</w:t>
             </w:r>
             <w:r>
               <w:t>26</w:t>
@@ -11416,7 +11449,15 @@
               <w:t>&lt;</w:t>
             </w:r>
             <w:r>
-              <w:t>20 de Maio de 2026</w:t>
+              <w:t xml:space="preserve">20 de </w:t>
+            </w:r>
+            <w:proofErr w:type="gramStart"/>
+            <w:r>
+              <w:t>Maio</w:t>
+            </w:r>
+            <w:proofErr w:type="gramEnd"/>
+            <w:r>
+              <w:t xml:space="preserve"> de 2026</w:t>
             </w:r>
             <w:r>
               <w:t>&gt;</w:t>
@@ -11870,7 +11911,6 @@
                 <w:b w:val="0"/>
                 <w:bCs w:val="0"/>
               </w:rPr>
-              <w:lastRenderedPageBreak/>
               <w:t>Desenvolvimento da estrutura base do projeto</w:t>
             </w:r>
           </w:p>
@@ -11894,6 +11934,7 @@
                 <w:bCs w:val="0"/>
                 <w:u w:val="single"/>
               </w:rPr>
+              <w:lastRenderedPageBreak/>
               <w:t>O que vai fazer esta semana</w:t>
             </w:r>
             <w:r>
@@ -12173,7 +12214,15 @@
               <w:cnfStyle w:val="000000100000" w:firstRow="0" w:lastRow="0" w:firstColumn="0" w:lastColumn="0" w:oddVBand="0" w:evenVBand="0" w:oddHBand="1" w:evenHBand="0" w:firstRowFirstColumn="0" w:firstRowLastColumn="0" w:lastRowFirstColumn="0" w:lastRowLastColumn="0"/>
             </w:pPr>
             <w:r>
-              <w:t>&lt;20 de Maio de 2026&gt;</w:t>
+              <w:t xml:space="preserve">&lt;20 de </w:t>
+            </w:r>
+            <w:proofErr w:type="gramStart"/>
+            <w:r>
+              <w:t>Maio</w:t>
+            </w:r>
+            <w:proofErr w:type="gramEnd"/>
+            <w:r>
+              <w:t xml:space="preserve"> de 2026&gt;</w:t>
             </w:r>
           </w:p>
         </w:tc>
@@ -12195,58 +12244,6 @@
             </w:r>
             <w:r>
               <w:t xml:space="preserve">: </w:t>
-            </w:r>
-            <w:r>
-              <w:rPr>
-                <w:b w:val="0"/>
-                <w:bCs w:val="0"/>
-                <w:highlight w:val="yellow"/>
-              </w:rPr>
-              <w:t>&lt;pontos positivos, negativos, identificar melhorias no processo para evitar novos erros</w:t>
-            </w:r>
-            <w:r>
-              <w:rPr>
-                <w:b w:val="0"/>
-                <w:bCs w:val="0"/>
-                <w:highlight w:val="yellow"/>
-              </w:rPr>
-              <w:t xml:space="preserve">, tirar conclusões acerca de 1 dos gráficos de </w:t>
-            </w:r>
-            <w:r>
-              <w:rPr>
-                <w:b w:val="0"/>
-                <w:bCs w:val="0"/>
-                <w:i/>
-                <w:iCs/>
-                <w:highlight w:val="yellow"/>
-              </w:rPr>
-              <w:t>burn down</w:t>
-            </w:r>
-            <w:r>
-              <w:rPr>
-                <w:b w:val="0"/>
-                <w:bCs w:val="0"/>
-                <w:highlight w:val="yellow"/>
-              </w:rPr>
-              <w:t xml:space="preserve"> ou </w:t>
-            </w:r>
-            <w:r>
-              <w:rPr>
-                <w:b w:val="0"/>
-                <w:bCs w:val="0"/>
-                <w:i/>
-                <w:iCs/>
-                <w:highlight w:val="yellow"/>
-              </w:rPr>
-              <w:t>burn up</w:t>
-            </w:r>
-            <w:r>
-              <w:rPr>
-                <w:b w:val="0"/>
-                <w:bCs w:val="0"/>
-                <w:highlight w:val="yellow"/>
-              </w:rPr>
-              <w:t>&gt;</w:t>
             </w:r>
           </w:p>
           <w:p>
@@ -12354,7 +12351,15 @@
         <w:t>Sprint 3 (</w:t>
       </w:r>
       <w:r>
-        <w:t>5 de Junho de 2026</w:t>
+        <w:t xml:space="preserve">5 de </w:t>
+      </w:r>
+      <w:proofErr w:type="gramStart"/>
+      <w:r>
+        <w:t>Junho</w:t>
+      </w:r>
+      <w:proofErr w:type="gramEnd"/>
+      <w:r>
+        <w:t xml:space="preserve"> de 2026</w:t>
       </w:r>
       <w:r>
         <w:t>)</w:t>
@@ -12443,7 +12448,6 @@
               </w:rPr>
             </w:pPr>
             <w:r>
-              <w:lastRenderedPageBreak/>
               <w:t>Data:</w:t>
             </w:r>
           </w:p>
@@ -12460,7 +12464,15 @@
               <w:t>&lt;</w:t>
             </w:r>
             <w:r>
-              <w:t>5 de Junho de 2026</w:t>
+              <w:t xml:space="preserve">5 de </w:t>
+            </w:r>
+            <w:proofErr w:type="gramStart"/>
+            <w:r>
+              <w:t>Junho</w:t>
+            </w:r>
+            <w:proofErr w:type="gramEnd"/>
+            <w:r>
+              <w:t xml:space="preserve"> de 2026</w:t>
             </w:r>
             <w:r>
               <w:t>&gt;</w:t>
@@ -12481,6 +12493,7 @@
                 <w:i/>
                 <w:iCs/>
               </w:rPr>
+              <w:lastRenderedPageBreak/>
               <w:t>Sprint Backlog</w:t>
             </w:r>
             <w:r>
@@ -12620,7 +12633,15 @@
               <w:cnfStyle w:val="000000100000" w:firstRow="0" w:lastRow="0" w:firstColumn="0" w:lastColumn="0" w:oddVBand="0" w:evenVBand="0" w:oddHBand="1" w:evenHBand="0" w:firstRowFirstColumn="0" w:firstRowLastColumn="0" w:lastRowFirstColumn="0" w:lastRowLastColumn="0"/>
             </w:pPr>
             <w:r>
-              <w:t>&lt;5 de Junho de 2026&gt;</w:t>
+              <w:t xml:space="preserve">&lt;5 de </w:t>
+            </w:r>
+            <w:proofErr w:type="gramStart"/>
+            <w:r>
+              <w:t>Junho</w:t>
+            </w:r>
+            <w:proofErr w:type="gramEnd"/>
+            <w:r>
+              <w:t xml:space="preserve"> de 2026&gt;</w:t>
             </w:r>
           </w:p>
         </w:tc>
@@ -12969,7 +12990,6 @@
                 <w:b w:val="0"/>
                 <w:bCs w:val="0"/>
               </w:rPr>
-              <w:lastRenderedPageBreak/>
               <w:t>Obter sugestão de orçamento para o próximo mês</w:t>
             </w:r>
           </w:p>
@@ -12992,6 +13012,7 @@
                 <w:b w:val="0"/>
                 <w:bCs w:val="0"/>
               </w:rPr>
+              <w:lastRenderedPageBreak/>
               <w:t>Consultar estatísticas de orçamento</w:t>
             </w:r>
           </w:p>
@@ -13589,7 +13610,15 @@
               <w:cnfStyle w:val="000000100000" w:firstRow="0" w:lastRow="0" w:firstColumn="0" w:lastColumn="0" w:oddVBand="0" w:evenVBand="0" w:oddHBand="1" w:evenHBand="0" w:firstRowFirstColumn="0" w:firstRowLastColumn="0" w:lastRowFirstColumn="0" w:lastRowLastColumn="0"/>
             </w:pPr>
             <w:r>
-              <w:t>&lt;5 de Junho de 2026&gt;</w:t>
+              <w:t xml:space="preserve">&lt;5 de </w:t>
+            </w:r>
+            <w:proofErr w:type="gramStart"/>
+            <w:r>
+              <w:t>Junho</w:t>
+            </w:r>
+            <w:proofErr w:type="gramEnd"/>
+            <w:r>
+              <w:t xml:space="preserve"> de 2026&gt;</w:t>
             </w:r>
           </w:p>
         </w:tc>
@@ -13611,58 +13640,6 @@
             </w:r>
             <w:r>
               <w:t xml:space="preserve">: </w:t>
-            </w:r>
-            <w:r>
-              <w:rPr>
-                <w:b w:val="0"/>
-                <w:bCs w:val="0"/>
-                <w:highlight w:val="yellow"/>
-              </w:rPr>
-              <w:t>&lt;pontos positivos, negativos, identificar melhorias no processo para evitar novos erros</w:t>
-            </w:r>
-            <w:r>
-              <w:rPr>
-                <w:b w:val="0"/>
-                <w:bCs w:val="0"/>
-                <w:highlight w:val="yellow"/>
-              </w:rPr>
-              <w:t xml:space="preserve">, tirar conclusões acerca de 1 dos gráficos de </w:t>
-            </w:r>
-            <w:r>
-              <w:rPr>
-                <w:b w:val="0"/>
-                <w:bCs w:val="0"/>
-                <w:i/>
-                <w:iCs/>
-                <w:highlight w:val="yellow"/>
-              </w:rPr>
-              <w:t>burn down</w:t>
-            </w:r>
-            <w:r>
-              <w:rPr>
-                <w:b w:val="0"/>
-                <w:bCs w:val="0"/>
-                <w:highlight w:val="yellow"/>
-              </w:rPr>
-              <w:t xml:space="preserve"> ou </w:t>
-            </w:r>
-            <w:r>
-              <w:rPr>
-                <w:b w:val="0"/>
-                <w:bCs w:val="0"/>
-                <w:i/>
-                <w:iCs/>
-                <w:highlight w:val="yellow"/>
-              </w:rPr>
-              <w:t>burn up</w:t>
-            </w:r>
-            <w:r>
-              <w:rPr>
-                <w:b w:val="0"/>
-                <w:bCs w:val="0"/>
-                <w:highlight w:val="yellow"/>
-              </w:rPr>
-              <w:t>&gt;</w:t>
             </w:r>
           </w:p>
           <w:p>
@@ -14095,7 +14072,7 @@
                 <w:b w:val="0"/>
                 <w:bCs w:val="0"/>
               </w:rPr>
-              <w:t>...</w:t>
+              <w:t>A importância das divisões de tarefas</w:t>
             </w:r>
           </w:p>
           <w:p>
@@ -14115,7 +14092,59 @@
                 <w:b w:val="0"/>
                 <w:bCs w:val="0"/>
               </w:rPr>
-              <w:t>...</w:t>
+              <w:t>Importância dos critérios de aceitação bem escritos</w:t>
+            </w:r>
+          </w:p>
+        </w:tc>
+      </w:tr>
+      <w:tr>
+        <w:trPr>
+          <w:cnfStyle w:val="000000100000" w:firstRow="0" w:lastRow="0" w:firstColumn="0" w:lastColumn="0" w:oddVBand="0" w:evenVBand="0" w:oddHBand="1" w:evenHBand="0" w:firstRowFirstColumn="0" w:firstRowLastColumn="0" w:lastRowFirstColumn="0" w:lastRowLastColumn="0"/>
+        </w:trPr>
+        <w:tc>
+          <w:tcPr>
+            <w:cnfStyle w:val="001000000000" w:firstRow="0" w:lastRow="0" w:firstColumn="1" w:lastColumn="0" w:oddVBand="0" w:evenVBand="0" w:oddHBand="0" w:evenHBand="0" w:firstRowFirstColumn="0" w:firstRowLastColumn="0" w:lastRowFirstColumn="0" w:lastRowLastColumn="0"/>
+            <w:tcW w:w="9856" w:type="dxa"/>
+            <w:gridSpan w:val="2"/>
+          </w:tcPr>
+          <w:p>
+            <w:pPr>
+              <w:rPr>
+                <w:lang w:val="en-US"/>
+              </w:rPr>
+            </w:pPr>
+            <w:r>
+              <w:rPr>
+                <w:i/>
+                <w:iCs/>
+                <w:lang w:val="en-US"/>
+              </w:rPr>
+              <w:t xml:space="preserve">Final Thoughts </w:t>
+            </w:r>
+          </w:p>
+        </w:tc>
+      </w:tr>
+      <w:tr>
+        <w:tc>
+          <w:tcPr>
+            <w:cnfStyle w:val="001000000000" w:firstRow="0" w:lastRow="0" w:firstColumn="1" w:lastColumn="0" w:oddVBand="0" w:evenVBand="0" w:oddHBand="0" w:evenHBand="0" w:firstRowFirstColumn="0" w:firstRowLastColumn="0" w:lastRowFirstColumn="0" w:lastRowLastColumn="0"/>
+            <w:tcW w:w="9856" w:type="dxa"/>
+            <w:gridSpan w:val="2"/>
+          </w:tcPr>
+          <w:p>
+            <w:r>
+              <w:rPr>
+                <w:i/>
+                <w:iCs/>
+                <w:lang w:val="en-US"/>
+              </w:rPr>
+              <w:t>Things to keep</w:t>
+            </w:r>
+            <w:r>
+              <w:rPr>
+                <w:lang w:val="en-US"/>
+              </w:rPr>
+              <w:t>:</w:t>
             </w:r>
           </w:p>
           <w:p>
@@ -14138,58 +14167,6 @@
               <w:t>...</w:t>
             </w:r>
           </w:p>
-        </w:tc>
-      </w:tr>
-      <w:tr>
-        <w:trPr>
-          <w:cnfStyle w:val="000000100000" w:firstRow="0" w:lastRow="0" w:firstColumn="0" w:lastColumn="0" w:oddVBand="0" w:evenVBand="0" w:oddHBand="1" w:evenHBand="0" w:firstRowFirstColumn="0" w:firstRowLastColumn="0" w:lastRowFirstColumn="0" w:lastRowLastColumn="0"/>
-        </w:trPr>
-        <w:tc>
-          <w:tcPr>
-            <w:cnfStyle w:val="001000000000" w:firstRow="0" w:lastRow="0" w:firstColumn="1" w:lastColumn="0" w:oddVBand="0" w:evenVBand="0" w:oddHBand="0" w:evenHBand="0" w:firstRowFirstColumn="0" w:firstRowLastColumn="0" w:lastRowFirstColumn="0" w:lastRowLastColumn="0"/>
-            <w:tcW w:w="9856" w:type="dxa"/>
-            <w:gridSpan w:val="2"/>
-          </w:tcPr>
-          <w:p>
-            <w:pPr>
-              <w:rPr>
-                <w:lang w:val="en-US"/>
-              </w:rPr>
-            </w:pPr>
-            <w:r>
-              <w:rPr>
-                <w:i/>
-                <w:iCs/>
-                <w:lang w:val="en-US"/>
-              </w:rPr>
-              <w:t xml:space="preserve">Final Thoughts </w:t>
-            </w:r>
-          </w:p>
-        </w:tc>
-      </w:tr>
-      <w:tr>
-        <w:tc>
-          <w:tcPr>
-            <w:cnfStyle w:val="001000000000" w:firstRow="0" w:lastRow="0" w:firstColumn="1" w:lastColumn="0" w:oddVBand="0" w:evenVBand="0" w:oddHBand="0" w:evenHBand="0" w:firstRowFirstColumn="0" w:firstRowLastColumn="0" w:lastRowFirstColumn="0" w:lastRowLastColumn="0"/>
-            <w:tcW w:w="9856" w:type="dxa"/>
-            <w:gridSpan w:val="2"/>
-          </w:tcPr>
-          <w:p>
-            <w:r>
-              <w:rPr>
-                <w:i/>
-                <w:iCs/>
-                <w:lang w:val="en-US"/>
-              </w:rPr>
-              <w:t>Things to keep</w:t>
-            </w:r>
-            <w:r>
-              <w:rPr>
-                <w:lang w:val="en-US"/>
-              </w:rPr>
-              <w:t>:</w:t>
-            </w:r>
-          </w:p>
           <w:p>
             <w:pPr>
               <w:pStyle w:val="PargrafodaLista"/>
@@ -14231,6 +14208,30 @@
             </w:r>
           </w:p>
           <w:p>
+            <w:r>
+              <w:rPr>
+                <w:i/>
+                <w:iCs/>
+                <w:lang w:val="en-US"/>
+              </w:rPr>
+              <w:t xml:space="preserve">Things to </w:t>
+            </w:r>
+            <w:r>
+              <w:rPr>
+                <w:i/>
+                <w:iCs/>
+                <w:lang w:val="en-US"/>
+              </w:rPr>
+              <w:t>change</w:t>
+            </w:r>
+            <w:r>
+              <w:rPr>
+                <w:lang w:val="en-US"/>
+              </w:rPr>
+              <w:t>:</w:t>
+            </w:r>
+          </w:p>
+          <w:p>
             <w:pPr>
               <w:pStyle w:val="PargrafodaLista"/>
               <w:numPr>
@@ -14251,30 +14252,6 @@
             </w:r>
           </w:p>
           <w:p>
-            <w:r>
-              <w:rPr>
-                <w:i/>
-                <w:iCs/>
-                <w:lang w:val="en-US"/>
-              </w:rPr>
-              <w:t xml:space="preserve">Things to </w:t>
-            </w:r>
-            <w:r>
-              <w:rPr>
-                <w:i/>
-                <w:iCs/>
-                <w:lang w:val="en-US"/>
-              </w:rPr>
-              <w:t>change</w:t>
-            </w:r>
-            <w:r>
-              <w:rPr>
-                <w:lang w:val="en-US"/>
-              </w:rPr>
-              <w:t>:</w:t>
-            </w:r>
-          </w:p>
-          <w:p>
             <w:pPr>
               <w:pStyle w:val="PargrafodaLista"/>
               <w:numPr>
@@ -14314,26 +14291,6 @@
               <w:t>...</w:t>
             </w:r>
           </w:p>
-          <w:p>
-            <w:pPr>
-              <w:pStyle w:val="PargrafodaLista"/>
-              <w:numPr>
-                <w:ilvl w:val="0"/>
-                <w:numId w:val="8"/>
-              </w:numPr>
-              <w:rPr>
-                <w:b w:val="0"/>
-                <w:bCs w:val="0"/>
-              </w:rPr>
-            </w:pPr>
-            <w:r>
-              <w:rPr>
-                <w:b w:val="0"/>
-                <w:bCs w:val="0"/>
-              </w:rPr>
-              <w:t>...</w:t>
-            </w:r>
-          </w:p>
         </w:tc>
       </w:tr>
     </w:tbl>
@@ -14355,364 +14312,67 @@
     <w:p>
       <w:pPr>
         <w:rPr>
-          <w:highlight w:val="yellow"/>
           <w:u w:val="single"/>
         </w:rPr>
       </w:pPr>
       <w:r>
+        <w:t xml:space="preserve">Ao longo das 3 sprint o projeto </w:t>
+      </w:r>
+      <w:proofErr w:type="spellStart"/>
+      <w:r>
+        <w:t>iShopping</w:t>
+      </w:r>
+      <w:proofErr w:type="spellEnd"/>
+      <w:r>
+        <w:t xml:space="preserve"> foi concluído com sucesso, com as implementações e funcionalidades planeadas, principalmente a gestão das compras e dos orçamentos e também </w:t>
+      </w:r>
+      <w:r>
         <w:rPr>
-          <w:highlight w:val="yellow"/>
-        </w:rPr>
-        <w:t xml:space="preserve">Ao longo das 3 sprint o projeto </w:t>
-      </w:r>
-      <w:proofErr w:type="spellStart"/>
-      <w:r>
-        <w:rPr>
-          <w:highlight w:val="yellow"/>
-        </w:rPr>
-        <w:t>iShopping</w:t>
-      </w:r>
-      <w:proofErr w:type="spellEnd"/>
-      <w:r>
-        <w:rPr>
-          <w:highlight w:val="yellow"/>
-        </w:rPr>
-        <w:t xml:space="preserve"> foi concluído com sucesso, com as implementações e funcionalidades planeadas, principalmente a gestão das compras e dos orçamentos e também </w:t>
-      </w:r>
-      <w:r>
-        <w:rPr>
-          <w:highlight w:val="yellow"/>
           <w:u w:val="single"/>
         </w:rPr>
         <w:t>conseguir</w:t>
       </w:r>
       <w:r>
-        <w:rPr>
-          <w:highlight w:val="yellow"/>
-        </w:rPr>
-        <w:t xml:space="preserve"> fazer um recibo no final. Durante o desenvolvimento da aplicação alguns problemas foram surgindo como erro na execução do programa, lógica do código não funcional e etc. Para a correção do problema de execução foi utilizado o GitHub Desktop para verificar qual a linha adicionada que o erro apareceu e nos problemas de lógica foi utilizado a inteligência artificial e alguns site</w:t>
-      </w:r>
-      <w:r>
-        <w:rPr>
-          <w:highlight w:val="yellow"/>
-        </w:rPr>
-        <w:t>/</w:t>
+        <w:t xml:space="preserve"> fazer um recibo no final. Durante o desenvolvimento da aplicação alguns problemas foram surgindo como erro na execução do programa, lógica do código não funcional e etc. Para a correção do problema de execução foi utilizado o GitHub Desktop para verificar qual a linha adicionada que o erro apareceu e nos problemas de lógica foi utilizado a inteligência artificial e alguns site/</w:t>
       </w:r>
       <w:proofErr w:type="spellStart"/>
       <w:r>
-        <w:rPr>
-          <w:highlight w:val="yellow"/>
-        </w:rPr>
         <w:t>forums</w:t>
       </w:r>
       <w:proofErr w:type="spellEnd"/>
       <w:r>
-        <w:rPr>
-          <w:highlight w:val="yellow"/>
-        </w:rPr>
-        <w:t xml:space="preserve"> sobre o programação.</w:t>
+        <w:t xml:space="preserve"> sobre </w:t>
+      </w:r>
+      <w:r>
+        <w:t>a programação</w:t>
+      </w:r>
+      <w:r>
+        <w:t>.</w:t>
       </w:r>
     </w:p>
     <w:p>
-      <w:pPr>
-        <w:pStyle w:val="PargrafodaLista"/>
-        <w:numPr>
-          <w:ilvl w:val="0"/>
-          <w:numId w:val="24"/>
-        </w:numPr>
-        <w:rPr>
-          <w:highlight w:val="yellow"/>
-        </w:rPr>
-      </w:pPr>
-      <w:r>
-        <w:rPr>
-          <w:highlight w:val="yellow"/>
-        </w:rPr>
-        <w:t>Resumo do estado final do software</w:t>
-      </w:r>
-    </w:p>
-    <w:p>
-      <w:pPr>
-        <w:pStyle w:val="PargrafodaLista"/>
-        <w:numPr>
-          <w:ilvl w:val="0"/>
-          <w:numId w:val="24"/>
-        </w:numPr>
-        <w:rPr>
-          <w:highlight w:val="yellow"/>
-        </w:rPr>
-      </w:pPr>
-      <w:r>
-        <w:rPr>
-          <w:highlight w:val="yellow"/>
-        </w:rPr>
-        <w:t>Conformidade com os requisitos definidos</w:t>
-      </w:r>
-    </w:p>
-    <w:p>
-      <w:pPr>
-        <w:pStyle w:val="PargrafodaLista"/>
-        <w:numPr>
-          <w:ilvl w:val="0"/>
-          <w:numId w:val="24"/>
-        </w:numPr>
-        <w:rPr>
-          <w:highlight w:val="yellow"/>
-        </w:rPr>
-      </w:pPr>
-      <w:r>
-        <w:rPr>
-          <w:highlight w:val="yellow"/>
-        </w:rPr>
-        <w:t>Estado do backlog (funcionalidades pendentes ou descartadas)</w:t>
-      </w:r>
-    </w:p>
-    <w:p>
-      <w:pPr>
-        <w:pStyle w:val="PargrafodaLista"/>
-        <w:numPr>
-          <w:ilvl w:val="0"/>
-          <w:numId w:val="24"/>
-        </w:numPr>
-        <w:rPr>
-          <w:highlight w:val="yellow"/>
-        </w:rPr>
-      </w:pPr>
-      <w:r>
-        <w:rPr>
-          <w:highlight w:val="yellow"/>
-        </w:rPr>
-        <w:t>Riscos identificados durante o desenvolvimento</w:t>
-      </w:r>
-    </w:p>
-    <w:p>
-      <w:pPr>
-        <w:pStyle w:val="PargrafodaLista"/>
-        <w:numPr>
-          <w:ilvl w:val="0"/>
-          <w:numId w:val="24"/>
-        </w:numPr>
-        <w:rPr>
-          <w:highlight w:val="yellow"/>
-        </w:rPr>
-      </w:pPr>
-      <w:r>
-        <w:rPr>
-          <w:highlight w:val="yellow"/>
-        </w:rPr>
-        <w:t>Medidas de mitigação</w:t>
-      </w:r>
-    </w:p>
-    <w:p>
-      <w:pPr>
-        <w:pStyle w:val="PargrafodaLista"/>
-        <w:numPr>
-          <w:ilvl w:val="0"/>
-          <w:numId w:val="24"/>
-        </w:numPr>
-        <w:rPr>
-          <w:highlight w:val="yellow"/>
-        </w:rPr>
-      </w:pPr>
-      <w:r>
-        <w:rPr>
-          <w:highlight w:val="yellow"/>
-        </w:rPr>
-        <w:t>Problemas ocorridos e resolução</w:t>
-      </w:r>
-    </w:p>
-    <w:p>
-      <w:pPr>
-        <w:pStyle w:val="PargrafodaLista"/>
-        <w:numPr>
-          <w:ilvl w:val="0"/>
-          <w:numId w:val="24"/>
-        </w:numPr>
-        <w:rPr>
-          <w:highlight w:val="yellow"/>
-        </w:rPr>
-      </w:pPr>
-      <w:r>
-        <w:rPr>
-          <w:highlight w:val="yellow"/>
-        </w:rPr>
-        <w:t>Propostas para continuidade ou manutenção do projeto</w:t>
-      </w:r>
-    </w:p>
-    <w:p>
-      <w:pPr>
-        <w:rPr>
-          <w:highlight w:val="yellow"/>
-        </w:rPr>
-      </w:pPr>
-      <w:r>
-        <w:rPr>
-          <w:highlight w:val="yellow"/>
-        </w:rPr>
-        <w:t xml:space="preserve">Acrescentar conclusões gerais e que não se enquadrem no </w:t>
-      </w:r>
-      <w:r>
-        <w:rPr>
-          <w:i/>
-          <w:iCs/>
-          <w:highlight w:val="yellow"/>
-        </w:rPr>
-        <w:t>retrospective summary</w:t>
-      </w:r>
-      <w:r>
-        <w:rPr>
-          <w:highlight w:val="yellow"/>
-        </w:rPr>
+      <w:r>
+        <w:t xml:space="preserve">Foram utilizadas algumas </w:t>
+      </w:r>
+      <w:proofErr w:type="spellStart"/>
+      <w:r>
+        <w:t>IA’s</w:t>
+      </w:r>
+      <w:proofErr w:type="spellEnd"/>
+      <w:r>
+        <w:t xml:space="preserve"> para a ajuda neste projeto para a</w:t>
+      </w:r>
+      <w:r>
+        <w:t>juda</w:t>
+      </w:r>
+      <w:r>
+        <w:t>r</w:t>
+      </w:r>
+      <w:r>
+        <w:t xml:space="preserve"> no relatório/código e revisão do mesmo</w:t>
+      </w:r>
+      <w:r>
         <w:t>.</w:t>
-      </w:r>
-    </w:p>
-    <w:p>
-      <w:pPr>
-        <w:rPr>
-          <w:highlight w:val="yellow"/>
-        </w:rPr>
-      </w:pPr>
-      <w:r>
-        <w:rPr>
-          <w:highlight w:val="yellow"/>
-        </w:rPr>
-        <w:t xml:space="preserve">Caso haja recurso neste relatório ao </w:t>
-      </w:r>
-      <w:r>
-        <w:rPr>
-          <w:highlight w:val="yellow"/>
-        </w:rPr>
-        <w:t xml:space="preserve">uso </w:t>
-      </w:r>
-      <w:r>
-        <w:rPr>
-          <w:highlight w:val="yellow"/>
-        </w:rPr>
-        <w:t>de ferramentas de inteligência artificial</w:t>
-      </w:r>
-      <w:r>
-        <w:rPr>
-          <w:highlight w:val="yellow"/>
-        </w:rPr>
-        <w:t xml:space="preserve">, </w:t>
-      </w:r>
-      <w:r>
-        <w:rPr>
-          <w:highlight w:val="yellow"/>
-        </w:rPr>
-        <w:t>é</w:t>
-      </w:r>
-      <w:r>
-        <w:rPr>
-          <w:highlight w:val="yellow"/>
-        </w:rPr>
-        <w:t xml:space="preserve"> obrigatória a </w:t>
-      </w:r>
-      <w:r>
-        <w:rPr>
-          <w:highlight w:val="yellow"/>
-        </w:rPr>
-        <w:t xml:space="preserve">sua </w:t>
-      </w:r>
-      <w:r>
-        <w:rPr>
-          <w:highlight w:val="yellow"/>
-        </w:rPr>
-        <w:t xml:space="preserve">declaração com informação sobre: </w:t>
-      </w:r>
-    </w:p>
-    <w:p>
-      <w:pPr>
-        <w:numPr>
-          <w:ilvl w:val="1"/>
-          <w:numId w:val="25"/>
-        </w:numPr>
-        <w:rPr>
-          <w:highlight w:val="yellow"/>
-        </w:rPr>
-      </w:pPr>
-      <w:r>
-        <w:rPr>
-          <w:highlight w:val="yellow"/>
-        </w:rPr>
-        <w:t xml:space="preserve">a(s) ferramenta(s) utilizada(s); </w:t>
-      </w:r>
-    </w:p>
-    <w:p>
-      <w:pPr>
-        <w:numPr>
-          <w:ilvl w:val="1"/>
-          <w:numId w:val="25"/>
-        </w:numPr>
-        <w:rPr>
-          <w:highlight w:val="yellow"/>
-        </w:rPr>
-      </w:pPr>
-      <w:r>
-        <w:rPr>
-          <w:highlight w:val="yellow"/>
-        </w:rPr>
-        <w:t>Ajuda no relatório</w:t>
-      </w:r>
-      <w:r>
-        <w:rPr>
-          <w:highlight w:val="yellow"/>
-        </w:rPr>
-        <w:t>/</w:t>
-      </w:r>
-      <w:r>
-        <w:rPr>
-          <w:highlight w:val="yellow"/>
-        </w:rPr>
-        <w:t>código e revisão do mesmo</w:t>
-      </w:r>
-      <w:r>
-        <w:rPr>
-          <w:highlight w:val="yellow"/>
-        </w:rPr>
-        <w:t xml:space="preserve">; </w:t>
-      </w:r>
-    </w:p>
-    <w:p>
-      <w:pPr>
-        <w:numPr>
-          <w:ilvl w:val="1"/>
-          <w:numId w:val="25"/>
-        </w:numPr>
-        <w:rPr>
-          <w:highlight w:val="yellow"/>
-        </w:rPr>
-      </w:pPr>
-      <w:r>
-        <w:rPr>
-          <w:highlight w:val="yellow"/>
-        </w:rPr>
-        <w:t>o grau de intervenção no trabalho final</w:t>
-      </w:r>
-      <w:r>
-        <w:rPr>
-          <w:highlight w:val="yellow"/>
-        </w:rPr>
-        <w:t xml:space="preserve"> (com indicação dos capítulos onde foram usadas)</w:t>
-      </w:r>
-      <w:r>
-        <w:rPr>
-          <w:highlight w:val="yellow"/>
-        </w:rPr>
-        <w:t>.</w:t>
-      </w:r>
-    </w:p>
-    <w:p>
-      <w:pPr>
-        <w:rPr>
-          <w:highlight w:val="yellow"/>
-        </w:rPr>
-      </w:pPr>
-      <w:r>
-        <w:rPr>
-          <w:highlight w:val="yellow"/>
-        </w:rPr>
-        <w:t>&gt;</w:t>
       </w:r>
     </w:p>
     <w:p>
